--- a/final_dissertation_report.docx
+++ b/final_dissertation_report.docx
@@ -260,368 +260,419 @@
           <w:color w:val="0C2340"/>
           <w:sz w:val="36"/>
         </w:rPr>
-        <w:t>ABSTRACT</w:t>
-      </w:r>
-    </w:p>
-    <w:p>
-      <w:pPr>
-        <w:jc w:val="both"/>
-      </w:pPr>
-      <w:r>
-        <w:t xml:space="preserve">This dissertation addresses the high computational cost, GPU latency, and memory footprint of generating large-scale, all-atom biomolecular binders. We introduce </w:t>
-      </w:r>
+        <w:t>A REPORT</w:t>
+      </w:r>
+    </w:p>
+    <w:p>
+      <w:pPr>
+        <w:pStyle w:val="Heading2"/>
+        <w:keepNext/>
+        <w:spacing w:before="280" w:after="120"/>
+      </w:pPr>
+      <w:r>
+        <w:rPr>
+          <w:rFonts w:ascii="Times New Roman" w:hAnsi="Times New Roman"/>
+          <w:b/>
+          <w:color w:val="1A365D"/>
+          <w:sz w:val="28"/>
+        </w:rPr>
+        <w:t>ON</w:t>
+      </w:r>
+    </w:p>
+    <w:p>
+      <w:pPr>
+        <w:pStyle w:val="Heading2"/>
+        <w:keepNext/>
+        <w:spacing w:before="280" w:after="120"/>
+      </w:pPr>
+      <w:r>
+        <w:rPr>
+          <w:rFonts w:ascii="Times New Roman" w:hAnsi="Times New Roman"/>
+          <w:b/>
+          <w:color w:val="1A365D"/>
+          <w:sz w:val="28"/>
+        </w:rPr>
+        <w:t>EFFICIENCY-OPTIMIZED GENERATIVE PARADIGMS FOR LARGE-SCALE BIOMOLECULAR DESIGN</w:t>
+      </w:r>
+    </w:p>
+    <w:p>
+      <w:pPr>
+        <w:jc w:val="both"/>
+      </w:pPr>
+      <w:r>
+        <w:t xml:space="preserve"> </w:t>
+      </w:r>
+    </w:p>
+    <w:p>
+      <w:pPr>
+        <w:pStyle w:val="Heading3"/>
+        <w:keepNext/>
+        <w:spacing w:before="240" w:after="80"/>
+      </w:pPr>
+      <w:r>
+        <w:rPr>
+          <w:rFonts w:ascii="Times New Roman" w:hAnsi="Times New Roman"/>
+          <w:b/>
+          <w:color w:val="2C5282"/>
+          <w:sz w:val="23"/>
+        </w:rPr>
+        <w:t>BY</w:t>
+      </w:r>
+    </w:p>
+    <w:tbl>
+      <w:tblPr>
+        <w:tblW w:type="auto" w:w="0"/>
+        <w:jc w:val="center"/>
+        <w:tblLook w:firstColumn="1" w:firstRow="1" w:lastColumn="0" w:lastRow="0" w:noHBand="0" w:noVBand="1" w:val="04A0"/>
+        <w:tblBorders>
+          <w:top w:val="single" w:sz="4" w:space="0" w:color="cbd5e0"/>
+          <w:bottom w:val="single" w:sz="4" w:space="0" w:color="cbd5e0"/>
+          <w:left w:val="single" w:sz="4" w:space="0" w:color="cbd5e0"/>
+          <w:right w:val="single" w:sz="4" w:space="0" w:color="cbd5e0"/>
+          <w:insideH w:val="single" w:sz="4" w:space="0" w:color="cbd5e0"/>
+          <w:insideV w:val="single" w:sz="4" w:space="0" w:color="cbd5e0"/>
+        </w:tblBorders>
+      </w:tblPr>
+      <w:tblGrid>
+        <w:gridCol w:w="3010"/>
+        <w:gridCol w:w="3010"/>
+        <w:gridCol w:w="3010"/>
+      </w:tblGrid>
+      <w:tr>
+        <w:tc>
+          <w:tcPr>
+            <w:tcW w:type="dxa" w:w="3010"/>
+            <w:tcMar>
+              <w:top w:w="100" w:type="dxa"/>
+              <w:bottom w:w="100" w:type="dxa"/>
+              <w:left w:w="120" w:type="dxa"/>
+              <w:right w:w="120" w:type="dxa"/>
+            </w:tcMar>
+            <w:shd w:fill="ebf8ff"/>
+          </w:tcPr>
+          <w:p>
+            <w:pPr>
+              <w:jc w:val="center"/>
+            </w:pPr>
+            <w:r>
+              <w:rPr>
+                <w:b/>
+                <w:color w:val="2B6CB0"/>
+                <w:sz w:val="19"/>
+              </w:rPr>
+              <w:t>Name of the Student</w:t>
+            </w:r>
+          </w:p>
+        </w:tc>
+        <w:tc>
+          <w:tcPr>
+            <w:tcW w:type="dxa" w:w="3010"/>
+            <w:tcMar>
+              <w:top w:w="100" w:type="dxa"/>
+              <w:bottom w:w="100" w:type="dxa"/>
+              <w:left w:w="120" w:type="dxa"/>
+              <w:right w:w="120" w:type="dxa"/>
+            </w:tcMar>
+            <w:shd w:fill="ebf8ff"/>
+          </w:tcPr>
+          <w:p>
+            <w:pPr>
+              <w:jc w:val="center"/>
+            </w:pPr>
+            <w:r>
+              <w:rPr>
+                <w:b/>
+                <w:color w:val="2B6CB0"/>
+                <w:sz w:val="19"/>
+              </w:rPr>
+              <w:t>ID. No.</w:t>
+            </w:r>
+          </w:p>
+        </w:tc>
+        <w:tc>
+          <w:tcPr>
+            <w:tcW w:type="dxa" w:w="3010"/>
+            <w:tcMar>
+              <w:top w:w="100" w:type="dxa"/>
+              <w:bottom w:w="100" w:type="dxa"/>
+              <w:left w:w="120" w:type="dxa"/>
+              <w:right w:w="120" w:type="dxa"/>
+            </w:tcMar>
+            <w:shd w:fill="ebf8ff"/>
+          </w:tcPr>
+          <w:p>
+            <w:pPr>
+              <w:jc w:val="center"/>
+            </w:pPr>
+            <w:r>
+              <w:rPr>
+                <w:b/>
+                <w:color w:val="2B6CB0"/>
+                <w:sz w:val="19"/>
+              </w:rPr>
+              <w:t>Discipline</w:t>
+            </w:r>
+          </w:p>
+        </w:tc>
+      </w:tr>
+      <w:tr>
+        <w:tc>
+          <w:tcPr>
+            <w:tcW w:type="dxa" w:w="3010"/>
+            <w:tcMar>
+              <w:top w:w="100" w:type="dxa"/>
+              <w:bottom w:w="100" w:type="dxa"/>
+              <w:left w:w="120" w:type="dxa"/>
+              <w:right w:w="120" w:type="dxa"/>
+            </w:tcMar>
+          </w:tcPr>
+          <w:p>
+            <w:r>
+              <w:rPr>
+                <w:b w:val="0"/>
+                <w:sz w:val="18"/>
+              </w:rPr>
+              <w:t>Akik Jana</w:t>
+            </w:r>
+          </w:p>
+        </w:tc>
+        <w:tc>
+          <w:tcPr>
+            <w:tcW w:type="dxa" w:w="3010"/>
+            <w:tcMar>
+              <w:top w:w="100" w:type="dxa"/>
+              <w:bottom w:w="100" w:type="dxa"/>
+              <w:left w:w="120" w:type="dxa"/>
+              <w:right w:w="120" w:type="dxa"/>
+            </w:tcMar>
+          </w:tcPr>
+          <w:p>
+            <w:r>
+              <w:rPr>
+                <w:b w:val="0"/>
+                <w:sz w:val="18"/>
+              </w:rPr>
+              <w:t>2024AB05287</w:t>
+            </w:r>
+          </w:p>
+        </w:tc>
+        <w:tc>
+          <w:tcPr>
+            <w:tcW w:type="dxa" w:w="3010"/>
+            <w:tcMar>
+              <w:top w:w="100" w:type="dxa"/>
+              <w:bottom w:w="100" w:type="dxa"/>
+              <w:left w:w="120" w:type="dxa"/>
+              <w:right w:w="120" w:type="dxa"/>
+            </w:tcMar>
+          </w:tcPr>
+          <w:p>
+            <w:r>
+              <w:rPr>
+                <w:b w:val="0"/>
+                <w:sz w:val="18"/>
+              </w:rPr>
+              <w:t>M.Tech. Artificial Intelligence and Machine Learning</w:t>
+            </w:r>
+          </w:p>
+        </w:tc>
+      </w:tr>
+    </w:tbl>
+    <w:p/>
+    <w:p>
+      <w:pPr>
+        <w:jc w:val="both"/>
+      </w:pPr>
+      <w:r>
+        <w:t xml:space="preserve"> </w:t>
+      </w:r>
+    </w:p>
+    <w:p>
+      <w:pPr>
+        <w:jc w:val="both"/>
+      </w:pPr>
       <w:r>
         <w:rPr>
           <w:b/>
         </w:rPr>
-        <w:t>Boltz-Fast</w:t>
-      </w:r>
-      <w:r>
-        <w:t>, a unified framework that fuses LLM efficiency optimizations with deep structural modeling to bypass memory and compute bottlenecks in protein structure prediction.</w:t>
-      </w:r>
-    </w:p>
-    <w:p>
-      <w:pPr>
-        <w:jc w:val="both"/>
-      </w:pPr>
-      <w:r>
-        <w:t xml:space="preserve">All </w:t>
-      </w:r>
+        <w:t>Prepared in partial fulfilment of the</w:t>
+      </w:r>
+    </w:p>
+    <w:p>
+      <w:pPr>
+        <w:jc w:val="both"/>
+      </w:pPr>
       <w:r>
         <w:rPr>
           <w:b/>
         </w:rPr>
-        <w:t>six development milestones (M1–M6)</w:t>
-      </w:r>
-      <w:r>
-        <w:t xml:space="preserve"> have been implemented, integrated, and verified:</w:t>
-      </w:r>
-    </w:p>
-    <w:p>
-      <w:pPr>
-        <w:jc w:val="both"/>
-      </w:pPr>
-      <w:r>
-        <w:t xml:space="preserve">1. </w:t>
-      </w:r>
+        <w:t>WILP Dissertation Course (BITS ZG628T)</w:t>
+      </w:r>
+    </w:p>
+    <w:p>
+      <w:pPr>
+        <w:pStyle w:val="Heading3"/>
+        <w:keepNext/>
+        <w:spacing w:before="240" w:after="80"/>
+      </w:pPr>
+      <w:r>
+        <w:rPr>
+          <w:rFonts w:ascii="Times New Roman" w:hAnsi="Times New Roman"/>
+          <w:b/>
+          <w:color w:val="2C5282"/>
+          <w:sz w:val="23"/>
+        </w:rPr>
+        <w:t>AT</w:t>
+      </w:r>
+    </w:p>
+    <w:p>
+      <w:pPr>
+        <w:jc w:val="both"/>
+      </w:pPr>
       <w:r>
         <w:rPr>
           <w:b/>
         </w:rPr>
-        <w:t>M1 — E2E Test Suite</w:t>
-      </w:r>
-      <w:r>
-        <w:t xml:space="preserve">: Initialized a 4-tier validation suite covering functional, boundary, integration, and biological constraints; since expanded to </w:t>
-      </w:r>
+        <w:t>Mu Sigma, Bangalore</w:t>
+      </w:r>
+    </w:p>
+    <w:p>
+      <w:pPr>
+        <w:jc w:val="both"/>
+      </w:pPr>
       <w:r>
         <w:rPr>
           <w:b/>
         </w:rPr>
-        <w:t>99 tests</w:t>
-      </w:r>
-      <w:r>
-        <w:t xml:space="preserve"> running under </w:t>
-      </w:r>
-      <w:r>
-        <w:rPr>
-          <w:rFonts w:ascii="Courier New" w:hAnsi="Courier New"/>
-          <w:sz w:val="19"/>
-          <w:shd w:fill="f7fafc"/>
-        </w:rPr>
-        <w:t>pytest</w:t>
-      </w:r>
-      <w:r>
-        <w:t xml:space="preserve"> in continuous integration.</w:t>
-      </w:r>
-    </w:p>
-    <w:p>
-      <w:pPr>
-        <w:jc w:val="both"/>
-      </w:pPr>
-      <w:r>
-        <w:t xml:space="preserve">2. </w:t>
-      </w:r>
+        <w:t>BIRLA INSTITUTE OF TECHNOLOGY &amp; SCIENCE, PILANI</w:t>
+      </w:r>
+    </w:p>
+    <w:p>
+      <w:pPr>
+        <w:jc w:val="both"/>
+      </w:pPr>
       <w:r>
         <w:rPr>
           <w:b/>
         </w:rPr>
-        <w:t>M2 — Apple Silicon MPS Compatibility</w:t>
-      </w:r>
-      <w:r>
-        <w:t>: Resolved CUDA dependencies by implementing device-agnostic execution and dynamic memory autocasting for Apple M-series chips.</w:t>
-      </w:r>
-    </w:p>
-    <w:p>
-      <w:pPr>
-        <w:jc w:val="both"/>
-      </w:pPr>
-      <w:r>
-        <w:t xml:space="preserve">3. </w:t>
+        <w:t>August 2026</w:t>
+      </w:r>
+    </w:p>
+    <w:p>
+      <w:r>
+        <w:br w:type="page"/>
+      </w:r>
+    </w:p>
+    <w:p>
+      <w:pPr>
+        <w:pStyle w:val="Heading1"/>
+        <w:keepNext/>
+        <w:spacing w:before="360" w:after="160"/>
+      </w:pPr>
+      <w:r>
+        <w:rPr>
+          <w:rFonts w:ascii="Times New Roman" w:hAnsi="Times New Roman"/>
+          <w:b/>
+          <w:color w:val="0C2340"/>
+          <w:sz w:val="36"/>
+        </w:rPr>
+        <w:t>CERTIFICATE</w:t>
+      </w:r>
+    </w:p>
+    <w:p>
+      <w:pPr>
+        <w:jc w:val="both"/>
+      </w:pPr>
+      <w:r>
+        <w:t xml:space="preserve">This is to certify that the Dissertation entitled </w:t>
       </w:r>
       <w:r>
         <w:rPr>
           <w:b/>
         </w:rPr>
-        <w:t>M3 — Low-Rank Pair Representation</w:t>
-      </w:r>
-      <w:r>
-        <w:t xml:space="preserve">: Replaced memory-heavy outer product mean updates with a custom autograd low-rank tensor product, reducing stored activations by up to </w:t>
+      </w:r>
+      <w:r>
+        <w:t>"Efficiency-Optimized</w:t>
+      </w:r>
+    </w:p>
+    <w:p>
+      <w:pPr>
+        <w:jc w:val="both"/>
+      </w:pPr>
+      <w:r>
+        <w:t>Generative Paradigms for Large-Scale Biomolecular Design"</w:t>
       </w:r>
       <w:r>
         <w:rPr>
           <w:b/>
         </w:rPr>
-        <w:t>1502x</w:t>
-      </w:r>
-      <w:r>
-        <w:t xml:space="preserve"> in a synthetic microbenchmark. The accompanying reconstruction error is large (Table 3), and the subsequent measurement phase established that this saving is </w:t>
-      </w:r>
+      </w:r>
+      <w:r>
+        <w:t xml:space="preserve"> and submitted by</w:t>
+      </w:r>
+    </w:p>
+    <w:p>
+      <w:pPr>
+        <w:jc w:val="both"/>
+      </w:pPr>
       <w:r>
         <w:rPr>
           <w:b/>
         </w:rPr>
-        <w:t>not reachable on pretrained Boltz weights</w:t>
-      </w:r>
-      <w:r>
-        <w:t xml:space="preserve"> (Section 6.1).</w:t>
-      </w:r>
-    </w:p>
-    <w:p>
-      <w:pPr>
-        <w:jc w:val="both"/>
-      </w:pPr>
-      <w:r>
-        <w:t xml:space="preserve">4. </w:t>
+        <w:t>Akik Jana</w:t>
+      </w:r>
+      <w:r>
+        <w:t xml:space="preserve">, ID No. </w:t>
       </w:r>
       <w:r>
         <w:rPr>
           <w:b/>
         </w:rPr>
-        <w:t>M4 — CFG Distillation</w:t>
-      </w:r>
-      <w:r>
-        <w:t xml:space="preserve">: Integrated a single-pass student model to bypass expensive double-pass Classifier-Free Guidance (CFG) evaluations, achieving a </w:t>
+        <w:t>2024AB05287</w:t>
+      </w:r>
+      <w:r>
+        <w:t>, in partial fulfilment of the requirements</w:t>
+      </w:r>
+    </w:p>
+    <w:p>
+      <w:pPr>
+        <w:jc w:val="both"/>
+      </w:pPr>
+      <w:r>
+        <w:t xml:space="preserve">of the course </w:t>
       </w:r>
       <w:r>
         <w:rPr>
           <w:b/>
         </w:rPr>
-        <w:t>3.85x speedup</w:t>
-      </w:r>
-      <w:r>
-        <w:t xml:space="preserve"> on the grid sweep of Table 2.</w:t>
-      </w:r>
-    </w:p>
-    <w:p>
-      <w:pPr>
-        <w:jc w:val="both"/>
-      </w:pPr>
-      <w:r>
-        <w:t xml:space="preserve">5. </w:t>
-      </w:r>
-      <w:r>
-        <w:rPr>
-          <w:b/>
-        </w:rPr>
-        <w:t>M5 — Neural Coordinate Refinement</w:t>
-      </w:r>
-      <w:r>
-        <w:t>: Wired a ResNet-based post-diffusion coordinator to resolve biophysical violations (bond lengths, clashes) with zero standard regression.</w:t>
-      </w:r>
-    </w:p>
-    <w:p>
-      <w:pPr>
-        <w:jc w:val="both"/>
-      </w:pPr>
-      <w:r>
-        <w:t xml:space="preserve">6. </w:t>
-      </w:r>
-      <w:r>
-        <w:rPr>
-          <w:b/>
-        </w:rPr>
-        <w:t>M6 — E2E Verification</w:t>
-      </w:r>
-      <w:r>
-        <w:t>: Executed the full suite on local hardware with a 100% pass rate.</w:t>
-      </w:r>
-    </w:p>
-    <w:p>
-      <w:pPr>
-        <w:jc w:val="both"/>
-      </w:pPr>
-      <w:r>
-        <w:t>A second phase moved the project from component microbenchmarks to end-to-end</w:t>
-      </w:r>
-    </w:p>
-    <w:p>
-      <w:pPr>
-        <w:jc w:val="both"/>
-      </w:pPr>
-      <w:r>
-        <w:t>measurement against pretrained checkpoints and experimentally determined</w:t>
-      </w:r>
-    </w:p>
-    <w:p>
-      <w:pPr>
-        <w:jc w:val="both"/>
-      </w:pPr>
-      <w:r>
-        <w:t xml:space="preserve">structures. </w:t>
-      </w:r>
-      <w:r>
-        <w:rPr>
-          <w:b/>
-        </w:rPr>
-        <w:t>This phase produced two substantive negative results</w:t>
-      </w:r>
-      <w:r>
-        <w:t>, reported in</w:t>
-      </w:r>
-    </w:p>
-    <w:p>
-      <w:pPr>
-        <w:jc w:val="both"/>
-      </w:pPr>
-      <w:r>
-        <w:t>full in Section 6: the low-rank pair representation cannot be recovered from</w:t>
-      </w:r>
-    </w:p>
-    <w:p>
-      <w:pPr>
-        <w:jc w:val="both"/>
-      </w:pPr>
-      <w:r>
-        <w:t>pretrained weights at any rank that saves memory, and interface confidence</w:t>
-      </w:r>
-    </w:p>
-    <w:p>
-      <w:pPr>
-        <w:jc w:val="both"/>
-      </w:pPr>
-      <w:r>
-        <w:t xml:space="preserve">(ipTM) responds largely to peptide </w:t>
-      </w:r>
-      <w:r>
-        <w:rPr>
-          <w:b/>
-        </w:rPr>
-        <w:t>composition</w:t>
-      </w:r>
-      <w:r>
-        <w:t>, ranking a scrambled sequence</w:t>
-      </w:r>
-    </w:p>
-    <w:p>
-      <w:pPr>
-        <w:jc w:val="both"/>
-      </w:pPr>
-      <w:r>
-        <w:t>as highly as the real binder it was made from, with any sequence-order effect</w:t>
-      </w:r>
-    </w:p>
-    <w:p>
-      <w:pPr>
-        <w:jc w:val="both"/>
-      </w:pPr>
-      <w:r>
-        <w:t>bounded below the composition effect. The second</w:t>
-      </w:r>
-    </w:p>
-    <w:p>
-      <w:pPr>
-        <w:jc w:val="both"/>
-      </w:pPr>
-      <w:r>
-        <w:t>finding was established by a power-sized 22-receptor run (132 complexes) whose</w:t>
-      </w:r>
-    </w:p>
-    <w:p>
-      <w:pPr>
-        <w:jc w:val="both"/>
-      </w:pPr>
-      <w:r>
-        <w:t>headline comparison is statistically significant, whose own scramble control</w:t>
-      </w:r>
-    </w:p>
-    <w:p>
-      <w:pPr>
-        <w:jc w:val="both"/>
-      </w:pPr>
-      <w:r>
-        <w:t>shows that significance does not mean binding recognition, and whose</w:t>
-      </w:r>
-    </w:p>
-    <w:p>
-      <w:pPr>
-        <w:jc w:val="both"/>
-      </w:pPr>
-      <w:r>
-        <w:t>reproducibility was then measured directly: a 96-fold replicate study</w:t>
-      </w:r>
-    </w:p>
-    <w:p>
-      <w:pPr>
-        <w:jc w:val="both"/>
-      </w:pPr>
-      <w:r>
-        <w:t>(Section 6.5) shows that single unseeded folds do not reproduce their own</w:t>
-      </w:r>
-    </w:p>
-    <w:p>
-      <w:pPr>
-        <w:jc w:val="both"/>
-      </w:pPr>
-      <w:r>
-        <w:t>per-receptor rankings, so the aggregate direction is trustworthy while any</w:t>
-      </w:r>
-    </w:p>
-    <w:p>
-      <w:pPr>
-        <w:jc w:val="both"/>
-      </w:pPr>
-      <w:r>
-        <w:t>individual verdict is not. Both results are</w:t>
-      </w:r>
-    </w:p>
-    <w:p>
-      <w:pPr>
-        <w:jc w:val="both"/>
-      </w:pPr>
-      <w:r>
-        <w:t>reported because they redirect the remaining work, and both rest on controls,</w:t>
-      </w:r>
-    </w:p>
-    <w:p>
-      <w:pPr>
-        <w:jc w:val="both"/>
-      </w:pPr>
-      <w:r>
-        <w:t>held-out splits, and power analysis rather than on single favourable runs.</w:t>
-      </w:r>
-    </w:p>
-    <w:p>
-      <w:pPr>
-        <w:jc w:val="both"/>
-      </w:pPr>
-      <w:r>
-        <w:t>The engineering results stand: the pipeline is device-agnostic, memory-stable on</w:t>
-      </w:r>
-    </w:p>
-    <w:p>
-      <w:pPr>
-        <w:jc w:val="both"/>
-      </w:pPr>
-      <w:r>
-        <w:t>Apple Silicon, and now measured end to end against real structures rather than</w:t>
-      </w:r>
-    </w:p>
-    <w:p>
-      <w:pPr>
-        <w:jc w:val="both"/>
-      </w:pPr>
-      <w:r>
-        <w:t>mock tensors.</w:t>
+        <w:t>BITS ZG628T Dissertation</w:t>
+      </w:r>
+      <w:r>
+        <w:t>, embodies the work done by him under</w:t>
+      </w:r>
+    </w:p>
+    <w:p>
+      <w:pPr>
+        <w:jc w:val="both"/>
+      </w:pPr>
+      <w:r>
+        <w:t>my supervision.</w:t>
+      </w:r>
+    </w:p>
+    <w:p>
+      <w:pPr>
+        <w:jc w:val="both"/>
+      </w:pPr>
+      <w:r>
+        <w:t xml:space="preserve"> </w:t>
+      </w:r>
+    </w:p>
+    <w:p>
+      <w:pPr>
+        <w:jc w:val="both"/>
+      </w:pPr>
+      <w:r>
+        <w:t xml:space="preserve"> </w:t>
       </w:r>
     </w:p>
     <w:tbl>
@@ -833,7 +884,7 @@
         <w:jc w:val="both"/>
       </w:pPr>
       <w:r>
-        <w:t>&lt;div class="sig-title"&gt;Signature of the Supervisor&lt;/div&gt;</w:t>
+        <w:t>&lt;div class="sig-title"&gt;Signature of the Student&lt;/div&gt;</w:t>
       </w:r>
     </w:p>
     <w:p>
@@ -850,7 +901,24 @@
         <w:t>Name:</w:t>
       </w:r>
       <w:r>
-        <w:t xml:space="preserve"> Dr. Arnab Bandyopadhyay&lt;/div&gt;</w:t>
+        <w:t xml:space="preserve"> Akik Jana&lt;/div&gt;</w:t>
+      </w:r>
+    </w:p>
+    <w:p>
+      <w:pPr>
+        <w:jc w:val="both"/>
+      </w:pPr>
+      <w:r>
+        <w:t>&lt;div class="sig-field"&gt;</w:t>
+      </w:r>
+      <w:r>
+        <w:rPr>
+          <w:b/>
+        </w:rPr>
+        <w:t>ID No.:</w:t>
+      </w:r>
+      <w:r>
+        <w:t xml:space="preserve"> 2024AB05287&lt;/div&gt;</w:t>
       </w:r>
     </w:p>
     <w:p>
@@ -867,7 +935,7 @@
         <w:t>Date:</w:t>
       </w:r>
       <w:r>
-        <w:t xml:space="preserve"> August 2, 2026&lt;/div&gt;</w:t>
+        <w:t xml:space="preserve"> _______________&lt;/div&gt;</w:t>
       </w:r>
     </w:p>
     <w:p>
@@ -884,7 +952,7 @@
         <w:t>Place:</w:t>
       </w:r>
       <w:r>
-        <w:t xml:space="preserve"> Hyderabad&lt;/div&gt;</w:t>
+        <w:t xml:space="preserve"> Bangalore&lt;/div&gt;</w:t>
       </w:r>
     </w:p>
     <w:p>
@@ -921,7 +989,169 @@
           <w:color w:val="0C2340"/>
           <w:sz w:val="36"/>
         </w:rPr>
-        <w:t>Contents</w:t>
+        <w:t>ACKNOWLEDGEMENTS</w:t>
+      </w:r>
+    </w:p>
+    <w:p>
+      <w:pPr>
+        <w:jc w:val="both"/>
+      </w:pPr>
+      <w:r>
+        <w:t xml:space="preserve">I am grateful to the management of </w:t>
+      </w:r>
+      <w:r>
+        <w:rPr>
+          <w:b/>
+        </w:rPr>
+        <w:t>Mu Sigma, Bangalore</w:t>
+      </w:r>
+      <w:r>
+        <w:t>, for supporting this</w:t>
+      </w:r>
+    </w:p>
+    <w:p>
+      <w:pPr>
+        <w:jc w:val="both"/>
+      </w:pPr>
+      <w:r>
+        <w:t>dissertation and for providing the environment in which it was carried out.</w:t>
+      </w:r>
+    </w:p>
+    <w:p>
+      <w:pPr>
+        <w:jc w:val="both"/>
+      </w:pPr>
+      <w:r>
+        <w:t xml:space="preserve">I thank my supervisor, </w:t>
+      </w:r>
+      <w:r>
+        <w:rPr>
+          <w:b/>
+        </w:rPr>
+        <w:t>Dr. Arnab Bandyopadhyay</w:t>
+      </w:r>
+      <w:r>
+        <w:t>, RnD Division, Dr. Reddy's</w:t>
+      </w:r>
+    </w:p>
+    <w:p>
+      <w:pPr>
+        <w:jc w:val="both"/>
+      </w:pPr>
+      <w:r>
+        <w:t>Laboratories, Hyderabad, for his guidance throughout this work, and in</w:t>
+      </w:r>
+    </w:p>
+    <w:p>
+      <w:pPr>
+        <w:jc w:val="both"/>
+      </w:pPr>
+      <w:r>
+        <w:t>particular for his insistence that a negative result carefully established is</w:t>
+      </w:r>
+    </w:p>
+    <w:p>
+      <w:pPr>
+        <w:jc w:val="both"/>
+      </w:pPr>
+      <w:r>
+        <w:t>worth more than a positive result loosely argued. That principle shaped the</w:t>
+      </w:r>
+    </w:p>
+    <w:p>
+      <w:pPr>
+        <w:jc w:val="both"/>
+      </w:pPr>
+      <w:r>
+        <w:t>second half of this dissertation.</w:t>
+      </w:r>
+    </w:p>
+    <w:p>
+      <w:pPr>
+        <w:jc w:val="both"/>
+      </w:pPr>
+      <w:r>
+        <w:t xml:space="preserve">I thank the </w:t>
+      </w:r>
+      <w:r>
+        <w:rPr>
+          <w:b/>
+        </w:rPr>
+        <w:t>faculty mentor</w:t>
+      </w:r>
+      <w:r>
+        <w:t xml:space="preserve"> and the </w:t>
+      </w:r>
+      <w:r>
+        <w:rPr>
+          <w:b/>
+        </w:rPr>
+        <w:t>WILP Division, BITS Pilani</w:t>
+      </w:r>
+      <w:r>
+        <w:t>, for the</w:t>
+      </w:r>
+    </w:p>
+    <w:p>
+      <w:pPr>
+        <w:jc w:val="both"/>
+      </w:pPr>
+      <w:r>
+        <w:t>structure and review that kept the work on schedule.</w:t>
+      </w:r>
+    </w:p>
+    <w:p>
+      <w:pPr>
+        <w:jc w:val="both"/>
+      </w:pPr>
+      <w:r>
+        <w:t xml:space="preserve">Finally, I acknowledge the maintainers of the open-source </w:t>
+      </w:r>
+      <w:r>
+        <w:rPr>
+          <w:b/>
+        </w:rPr>
+        <w:t>Boltz</w:t>
+      </w:r>
+      <w:r>
+        <w:t xml:space="preserve"> project,</w:t>
+      </w:r>
+    </w:p>
+    <w:p>
+      <w:pPr>
+        <w:jc w:val="both"/>
+      </w:pPr>
+      <w:r>
+        <w:t>whose released model and permissive licence made an independent evaluation of</w:t>
+      </w:r>
+    </w:p>
+    <w:p>
+      <w:pPr>
+        <w:jc w:val="both"/>
+      </w:pPr>
+      <w:r>
+        <w:t>this kind possible at all.</w:t>
+      </w:r>
+    </w:p>
+    <w:p>
+      <w:r>
+        <w:br w:type="page"/>
+      </w:r>
+    </w:p>
+    <w:p>
+      <w:pPr>
+        <w:pStyle w:val="Heading1"/>
+        <w:keepNext/>
+        <w:spacing w:before="360" w:after="160"/>
+      </w:pPr>
+      <w:r>
+        <w:rPr>
+          <w:rFonts w:ascii="Times New Roman" w:hAnsi="Times New Roman"/>
+          <w:b/>
+          <w:color w:val="0C2340"/>
+          <w:sz w:val="36"/>
+        </w:rPr>
+        <w:t>ABSTRACT SHEET</w:t>
       </w:r>
     </w:p>
     <w:p>
@@ -937,205 +1167,7 @@
           <w:color w:val="2C5282"/>
           <w:sz w:val="23"/>
         </w:rPr>
-        <w:t>1. MODULES IN BOLTZ-FAST ..................................................................................................... 5</w:t>
-      </w:r>
-    </w:p>
-    <w:p>
-      <w:pPr>
-        <w:jc w:val="both"/>
-      </w:pPr>
-      <w:r>
-        <w:t xml:space="preserve"> </w:t>
-      </w:r>
-      <w:r>
-        <w:t xml:space="preserve"> </w:t>
-      </w:r>
-      <w:r>
-        <w:t xml:space="preserve"> </w:t>
-      </w:r>
-      <w:r>
-        <w:t xml:space="preserve"> </w:t>
-      </w:r>
-      <w:r>
-        <w:t>a) Multi-Head Latent Attention (MLA) Cache ............................................................................... 5</w:t>
-      </w:r>
-    </w:p>
-    <w:p>
-      <w:pPr>
-        <w:jc w:val="both"/>
-      </w:pPr>
-      <w:r>
-        <w:t xml:space="preserve"> </w:t>
-      </w:r>
-      <w:r>
-        <w:t xml:space="preserve"> </w:t>
-      </w:r>
-      <w:r>
-        <w:t xml:space="preserve"> </w:t>
-      </w:r>
-      <w:r>
-        <w:t xml:space="preserve"> </w:t>
-      </w:r>
-      <w:r>
-        <w:t>b) Fold-CP Sequence Parallelism ............................................................................................. 5</w:t>
-      </w:r>
-    </w:p>
-    <w:p>
-      <w:pPr>
-        <w:jc w:val="both"/>
-      </w:pPr>
-      <w:r>
-        <w:t xml:space="preserve"> </w:t>
-      </w:r>
-      <w:r>
-        <w:t xml:space="preserve"> </w:t>
-      </w:r>
-      <w:r>
-        <w:t xml:space="preserve"> </w:t>
-      </w:r>
-      <w:r>
-        <w:t xml:space="preserve"> </w:t>
-      </w:r>
-      <w:r>
-        <w:t>c) 2D Ring Triangular Multiplication Unit (TMU) ........................................................................ 6</w:t>
-      </w:r>
-    </w:p>
-    <w:p>
-      <w:pPr>
-        <w:jc w:val="both"/>
-      </w:pPr>
-      <w:r>
-        <w:t xml:space="preserve"> </w:t>
-      </w:r>
-      <w:r>
-        <w:t xml:space="preserve"> </w:t>
-      </w:r>
-      <w:r>
-        <w:t xml:space="preserve"> </w:t>
-      </w:r>
-      <w:r>
-        <w:t xml:space="preserve"> </w:t>
-      </w:r>
-      <w:r>
-        <w:t>d) Low-Rank Pair Representation (OPM Replacement) [M3] ..................................................... 6</w:t>
-      </w:r>
-    </w:p>
-    <w:p>
-      <w:pPr>
-        <w:jc w:val="both"/>
-      </w:pPr>
-      <w:r>
-        <w:t xml:space="preserve"> </w:t>
-      </w:r>
-      <w:r>
-        <w:t xml:space="preserve"> </w:t>
-      </w:r>
-      <w:r>
-        <w:t xml:space="preserve"> </w:t>
-      </w:r>
-      <w:r>
-        <w:t xml:space="preserve"> </w:t>
-      </w:r>
-      <w:r>
-        <w:t>e) Classifier-Free Guidance (CFG) Distillation [M4] ..................................................................... 6</w:t>
-      </w:r>
-    </w:p>
-    <w:p>
-      <w:pPr>
-        <w:jc w:val="both"/>
-      </w:pPr>
-      <w:r>
-        <w:t xml:space="preserve"> </w:t>
-      </w:r>
-      <w:r>
-        <w:t xml:space="preserve"> </w:t>
-      </w:r>
-      <w:r>
-        <w:t xml:space="preserve"> </w:t>
-      </w:r>
-      <w:r>
-        <w:t xml:space="preserve"> </w:t>
-      </w:r>
-      <w:r>
-        <w:t>f) Neural Coordinate Refinement [M5] ..................................................................................... 7</w:t>
-      </w:r>
-    </w:p>
-    <w:p>
-      <w:pPr>
-        <w:jc w:val="both"/>
-      </w:pPr>
-      <w:r>
-        <w:t xml:space="preserve"> </w:t>
-      </w:r>
-      <w:r>
-        <w:t xml:space="preserve"> </w:t>
-      </w:r>
-      <w:r>
-        <w:t xml:space="preserve"> </w:t>
-      </w:r>
-      <w:r>
-        <w:t xml:space="preserve"> </w:t>
-      </w:r>
-      <w:r>
-        <w:t>g) Speculative Flow Matching Sampler ....................................................................................... 7</w:t>
-      </w:r>
-    </w:p>
-    <w:p>
-      <w:pPr>
-        <w:jc w:val="both"/>
-      </w:pPr>
-      <w:r>
-        <w:t xml:space="preserve"> </w:t>
-      </w:r>
-      <w:r>
-        <w:t xml:space="preserve"> </w:t>
-      </w:r>
-      <w:r>
-        <w:t xml:space="preserve"> </w:t>
-      </w:r>
-      <w:r>
-        <w:t xml:space="preserve"> </w:t>
-      </w:r>
-      <w:r>
-        <w:t>h) Reference-Free SimPO Loss Tuning .................................nbsp;</w:t>
-      </w:r>
-      <w:r>
-        <w:t xml:space="preserve"> </w:t>
-      </w:r>
-      <w:r>
-        <w:t xml:space="preserve"> </w:t>
-      </w:r>
-      <w:r>
-        <w:t xml:space="preserve"> 8</w:t>
-      </w:r>
-    </w:p>
-    <w:p>
-      <w:pPr>
-        <w:jc w:val="both"/>
-      </w:pPr>
-      <w:r>
-        <w:t xml:space="preserve"> </w:t>
-      </w:r>
-      <w:r>
-        <w:t xml:space="preserve"> </w:t>
-      </w:r>
-      <w:r>
-        <w:t xml:space="preserve"> </w:t>
-      </w:r>
-      <w:r>
-        <w:t xml:space="preserve"> </w:t>
-      </w:r>
-      <w:r>
-        <w:t>i) g-DPO Linear Preference Alignment .................................nbsp;</w:t>
-      </w:r>
-      <w:r>
-        <w:t xml:space="preserve"> </w:t>
-      </w:r>
-      <w:r>
-        <w:t xml:space="preserve"> </w:t>
-      </w:r>
-      <w:r>
-        <w:t xml:space="preserve"> 8</w:t>
+        <w:t>BIRLA INSTITUTE OF TECHNOLOGY AND SCIENCE, PILANI (RAJASTHAN)</w:t>
       </w:r>
     </w:p>
     <w:p>
@@ -1151,323 +1183,910 @@
           <w:color w:val="2C5282"/>
           <w:sz w:val="23"/>
         </w:rPr>
-        <w:t>2. FUNCTIONAL BLOCK DIAGRAM &amp; METHODOLOGY ........................................................... 9</w:t>
-      </w:r>
-    </w:p>
-    <w:p>
-      <w:pPr>
-        <w:pStyle w:val="Heading3"/>
-        <w:keepNext/>
-        <w:spacing w:before="240" w:after="80"/>
+        <w:t>WILP Division</w:t>
+      </w:r>
+    </w:p>
+    <w:tbl>
+      <w:tblPr>
+        <w:tblW w:type="auto" w:w="0"/>
+        <w:jc w:val="center"/>
+        <w:tblLook w:firstColumn="1" w:firstRow="1" w:lastColumn="0" w:lastRow="0" w:noHBand="0" w:noVBand="1" w:val="04A0"/>
+        <w:tblBorders>
+          <w:top w:val="single" w:sz="4" w:space="0" w:color="cbd5e0"/>
+          <w:bottom w:val="single" w:sz="4" w:space="0" w:color="cbd5e0"/>
+          <w:left w:val="single" w:sz="4" w:space="0" w:color="cbd5e0"/>
+          <w:right w:val="single" w:sz="4" w:space="0" w:color="cbd5e0"/>
+          <w:insideH w:val="single" w:sz="4" w:space="0" w:color="cbd5e0"/>
+          <w:insideV w:val="single" w:sz="4" w:space="0" w:color="cbd5e0"/>
+        </w:tblBorders>
+      </w:tblPr>
+      <w:tblGrid>
+        <w:gridCol w:w="4514"/>
+        <w:gridCol w:w="4514"/>
+      </w:tblGrid>
+      <w:tr>
+        <w:tc>
+          <w:tcPr>
+            <w:tcW w:type="dxa" w:w="4514"/>
+            <w:tcMar>
+              <w:top w:w="100" w:type="dxa"/>
+              <w:bottom w:w="100" w:type="dxa"/>
+              <w:left w:w="120" w:type="dxa"/>
+              <w:right w:w="120" w:type="dxa"/>
+            </w:tcMar>
+            <w:shd w:fill="ebf8ff"/>
+          </w:tcPr>
+          <w:p>
+            <w:pPr>
+              <w:jc w:val="center"/>
+            </w:pPr>
+            <w:r>
+              <w:rPr>
+                <w:b/>
+                <w:color w:val="2B6CB0"/>
+                <w:sz w:val="19"/>
+              </w:rPr>
+              <w:t>Organization</w:t>
+            </w:r>
+          </w:p>
+        </w:tc>
+        <w:tc>
+          <w:tcPr>
+            <w:tcW w:type="dxa" w:w="4514"/>
+            <w:tcMar>
+              <w:top w:w="100" w:type="dxa"/>
+              <w:bottom w:w="100" w:type="dxa"/>
+              <w:left w:w="120" w:type="dxa"/>
+              <w:right w:w="120" w:type="dxa"/>
+            </w:tcMar>
+            <w:shd w:fill="ebf8ff"/>
+          </w:tcPr>
+          <w:p>
+            <w:pPr>
+              <w:jc w:val="center"/>
+            </w:pPr>
+            <w:r>
+              <w:rPr>
+                <w:b/>
+                <w:color w:val="2B6CB0"/>
+                <w:sz w:val="19"/>
+              </w:rPr>
+              <w:t>Mu Sigma</w:t>
+            </w:r>
+          </w:p>
+        </w:tc>
+      </w:tr>
+      <w:tr>
+        <w:tc>
+          <w:tcPr>
+            <w:tcW w:type="dxa" w:w="4514"/>
+            <w:tcMar>
+              <w:top w:w="100" w:type="dxa"/>
+              <w:bottom w:w="100" w:type="dxa"/>
+              <w:left w:w="120" w:type="dxa"/>
+              <w:right w:w="120" w:type="dxa"/>
+            </w:tcMar>
+          </w:tcPr>
+          <w:p>
+            <w:r>
+              <w:rPr>
+                <w:b w:val="0"/>
+                <w:sz w:val="18"/>
+              </w:rPr>
+              <w:t>Location</w:t>
+            </w:r>
+          </w:p>
+        </w:tc>
+        <w:tc>
+          <w:tcPr>
+            <w:tcW w:type="dxa" w:w="4514"/>
+            <w:tcMar>
+              <w:top w:w="100" w:type="dxa"/>
+              <w:bottom w:w="100" w:type="dxa"/>
+              <w:left w:w="120" w:type="dxa"/>
+              <w:right w:w="120" w:type="dxa"/>
+            </w:tcMar>
+          </w:tcPr>
+          <w:p>
+            <w:r>
+              <w:rPr>
+                <w:b w:val="0"/>
+                <w:sz w:val="18"/>
+              </w:rPr>
+              <w:t>Bangalore, India</w:t>
+            </w:r>
+          </w:p>
+        </w:tc>
+      </w:tr>
+      <w:tr>
+        <w:tc>
+          <w:tcPr>
+            <w:tcW w:type="dxa" w:w="4514"/>
+            <w:tcMar>
+              <w:top w:w="100" w:type="dxa"/>
+              <w:bottom w:w="100" w:type="dxa"/>
+              <w:left w:w="120" w:type="dxa"/>
+              <w:right w:w="120" w:type="dxa"/>
+            </w:tcMar>
+            <w:shd w:fill="f7fafc"/>
+          </w:tcPr>
+          <w:p>
+            <w:r>
+              <w:rPr>
+                <w:b w:val="0"/>
+                <w:sz w:val="18"/>
+              </w:rPr>
+              <w:t>Duration</w:t>
+            </w:r>
+          </w:p>
+        </w:tc>
+        <w:tc>
+          <w:tcPr>
+            <w:tcW w:type="dxa" w:w="4514"/>
+            <w:tcMar>
+              <w:top w:w="100" w:type="dxa"/>
+              <w:bottom w:w="100" w:type="dxa"/>
+              <w:left w:w="120" w:type="dxa"/>
+              <w:right w:w="120" w:type="dxa"/>
+            </w:tcMar>
+            <w:shd w:fill="f7fafc"/>
+          </w:tcPr>
+          <w:p>
+            <w:r>
+              <w:rPr>
+                <w:b w:val="0"/>
+                <w:sz w:val="18"/>
+              </w:rPr>
+              <w:t>05 January 2026 – 02 August 2026 (approximately 30 weeks)</w:t>
+            </w:r>
+          </w:p>
+        </w:tc>
+      </w:tr>
+      <w:tr>
+        <w:tc>
+          <w:tcPr>
+            <w:tcW w:type="dxa" w:w="4514"/>
+            <w:tcMar>
+              <w:top w:w="100" w:type="dxa"/>
+              <w:bottom w:w="100" w:type="dxa"/>
+              <w:left w:w="120" w:type="dxa"/>
+              <w:right w:w="120" w:type="dxa"/>
+            </w:tcMar>
+          </w:tcPr>
+          <w:p>
+            <w:r>
+              <w:rPr>
+                <w:b w:val="0"/>
+                <w:sz w:val="18"/>
+              </w:rPr>
+              <w:t>Date of Start</w:t>
+            </w:r>
+          </w:p>
+        </w:tc>
+        <w:tc>
+          <w:tcPr>
+            <w:tcW w:type="dxa" w:w="4514"/>
+            <w:tcMar>
+              <w:top w:w="100" w:type="dxa"/>
+              <w:bottom w:w="100" w:type="dxa"/>
+              <w:left w:w="120" w:type="dxa"/>
+              <w:right w:w="120" w:type="dxa"/>
+            </w:tcMar>
+          </w:tcPr>
+          <w:p>
+            <w:r>
+              <w:rPr>
+                <w:b w:val="0"/>
+                <w:sz w:val="18"/>
+              </w:rPr>
+              <w:t>05 January 2026</w:t>
+            </w:r>
+          </w:p>
+        </w:tc>
+      </w:tr>
+      <w:tr>
+        <w:tc>
+          <w:tcPr>
+            <w:tcW w:type="dxa" w:w="4514"/>
+            <w:tcMar>
+              <w:top w:w="100" w:type="dxa"/>
+              <w:bottom w:w="100" w:type="dxa"/>
+              <w:left w:w="120" w:type="dxa"/>
+              <w:right w:w="120" w:type="dxa"/>
+            </w:tcMar>
+            <w:shd w:fill="f7fafc"/>
+          </w:tcPr>
+          <w:p>
+            <w:r>
+              <w:rPr>
+                <w:b w:val="0"/>
+                <w:sz w:val="18"/>
+              </w:rPr>
+              <w:t>Date of Submission</w:t>
+            </w:r>
+          </w:p>
+        </w:tc>
+        <w:tc>
+          <w:tcPr>
+            <w:tcW w:type="dxa" w:w="4514"/>
+            <w:tcMar>
+              <w:top w:w="100" w:type="dxa"/>
+              <w:bottom w:w="100" w:type="dxa"/>
+              <w:left w:w="120" w:type="dxa"/>
+              <w:right w:w="120" w:type="dxa"/>
+            </w:tcMar>
+            <w:shd w:fill="f7fafc"/>
+          </w:tcPr>
+          <w:p>
+            <w:r>
+              <w:rPr>
+                <w:b w:val="0"/>
+                <w:sz w:val="18"/>
+              </w:rPr>
+              <w:t>02 August 2026</w:t>
+            </w:r>
+          </w:p>
+        </w:tc>
+      </w:tr>
+      <w:tr>
+        <w:tc>
+          <w:tcPr>
+            <w:tcW w:type="dxa" w:w="4514"/>
+            <w:tcMar>
+              <w:top w:w="100" w:type="dxa"/>
+              <w:bottom w:w="100" w:type="dxa"/>
+              <w:left w:w="120" w:type="dxa"/>
+              <w:right w:w="120" w:type="dxa"/>
+            </w:tcMar>
+          </w:tcPr>
+          <w:p>
+            <w:r>
+              <w:rPr>
+                <w:b w:val="0"/>
+                <w:sz w:val="18"/>
+              </w:rPr>
+              <w:t>Title of the Project</w:t>
+            </w:r>
+          </w:p>
+        </w:tc>
+        <w:tc>
+          <w:tcPr>
+            <w:tcW w:type="dxa" w:w="4514"/>
+            <w:tcMar>
+              <w:top w:w="100" w:type="dxa"/>
+              <w:bottom w:w="100" w:type="dxa"/>
+              <w:left w:w="120" w:type="dxa"/>
+              <w:right w:w="120" w:type="dxa"/>
+            </w:tcMar>
+          </w:tcPr>
+          <w:p>
+            <w:r>
+              <w:rPr>
+                <w:b w:val="0"/>
+                <w:sz w:val="18"/>
+              </w:rPr>
+              <w:t>Efficiency-Optimized Generative Paradigms for Large-Scale Biomolecular Design</w:t>
+            </w:r>
+          </w:p>
+        </w:tc>
+      </w:tr>
+      <w:tr>
+        <w:tc>
+          <w:tcPr>
+            <w:tcW w:type="dxa" w:w="4514"/>
+            <w:tcMar>
+              <w:top w:w="100" w:type="dxa"/>
+              <w:bottom w:w="100" w:type="dxa"/>
+              <w:left w:w="120" w:type="dxa"/>
+              <w:right w:w="120" w:type="dxa"/>
+            </w:tcMar>
+            <w:shd w:fill="f7fafc"/>
+          </w:tcPr>
+          <w:p>
+            <w:r>
+              <w:rPr>
+                <w:b w:val="0"/>
+                <w:sz w:val="18"/>
+              </w:rPr>
+              <w:t>ID No. / Name of the Student</w:t>
+            </w:r>
+          </w:p>
+        </w:tc>
+        <w:tc>
+          <w:tcPr>
+            <w:tcW w:type="dxa" w:w="4514"/>
+            <w:tcMar>
+              <w:top w:w="100" w:type="dxa"/>
+              <w:bottom w:w="100" w:type="dxa"/>
+              <w:left w:w="120" w:type="dxa"/>
+              <w:right w:w="120" w:type="dxa"/>
+            </w:tcMar>
+            <w:shd w:fill="f7fafc"/>
+          </w:tcPr>
+          <w:p>
+            <w:r>
+              <w:rPr>
+                <w:b w:val="0"/>
+                <w:sz w:val="18"/>
+              </w:rPr>
+              <w:t>2024AB05287 / Akik Jana</w:t>
+            </w:r>
+          </w:p>
+        </w:tc>
+      </w:tr>
+      <w:tr>
+        <w:tc>
+          <w:tcPr>
+            <w:tcW w:type="dxa" w:w="4514"/>
+            <w:tcMar>
+              <w:top w:w="100" w:type="dxa"/>
+              <w:bottom w:w="100" w:type="dxa"/>
+              <w:left w:w="120" w:type="dxa"/>
+              <w:right w:w="120" w:type="dxa"/>
+            </w:tcMar>
+          </w:tcPr>
+          <w:p>
+            <w:r>
+              <w:rPr>
+                <w:b w:val="0"/>
+                <w:sz w:val="18"/>
+              </w:rPr>
+              <w:t>Name and Designation of the Supervisor</w:t>
+            </w:r>
+          </w:p>
+        </w:tc>
+        <w:tc>
+          <w:tcPr>
+            <w:tcW w:type="dxa" w:w="4514"/>
+            <w:tcMar>
+              <w:top w:w="100" w:type="dxa"/>
+              <w:bottom w:w="100" w:type="dxa"/>
+              <w:left w:w="120" w:type="dxa"/>
+              <w:right w:w="120" w:type="dxa"/>
+            </w:tcMar>
+          </w:tcPr>
+          <w:p>
+            <w:r>
+              <w:rPr>
+                <w:b w:val="0"/>
+                <w:sz w:val="18"/>
+              </w:rPr>
+              <w:t>Dr. Arnab Bandyopadhyay, RnD Division, Dr. Reddy's Laboratories, Hyderabad</w:t>
+            </w:r>
+          </w:p>
+        </w:tc>
+      </w:tr>
+      <w:tr>
+        <w:tc>
+          <w:tcPr>
+            <w:tcW w:type="dxa" w:w="4514"/>
+            <w:tcMar>
+              <w:top w:w="100" w:type="dxa"/>
+              <w:bottom w:w="100" w:type="dxa"/>
+              <w:left w:w="120" w:type="dxa"/>
+              <w:right w:w="120" w:type="dxa"/>
+            </w:tcMar>
+            <w:shd w:fill="f7fafc"/>
+          </w:tcPr>
+          <w:p>
+            <w:r>
+              <w:rPr>
+                <w:b w:val="0"/>
+                <w:sz w:val="18"/>
+              </w:rPr>
+              <w:t>Name of the Faculty Mentor</w:t>
+            </w:r>
+          </w:p>
+        </w:tc>
+        <w:tc>
+          <w:tcPr>
+            <w:tcW w:type="dxa" w:w="4514"/>
+            <w:tcMar>
+              <w:top w:w="100" w:type="dxa"/>
+              <w:bottom w:w="100" w:type="dxa"/>
+              <w:left w:w="120" w:type="dxa"/>
+              <w:right w:w="120" w:type="dxa"/>
+            </w:tcMar>
+            <w:shd w:fill="f7fafc"/>
+          </w:tcPr>
+          <w:p>
+            <w:r>
+              <w:rPr>
+                <w:b w:val="0"/>
+                <w:sz w:val="18"/>
+              </w:rPr>
+              <w:t>As assigned by the WILP Division</w:t>
+            </w:r>
+          </w:p>
+        </w:tc>
+      </w:tr>
+      <w:tr>
+        <w:tc>
+          <w:tcPr>
+            <w:tcW w:type="dxa" w:w="4514"/>
+            <w:tcMar>
+              <w:top w:w="100" w:type="dxa"/>
+              <w:bottom w:w="100" w:type="dxa"/>
+              <w:left w:w="120" w:type="dxa"/>
+              <w:right w:w="120" w:type="dxa"/>
+            </w:tcMar>
+          </w:tcPr>
+          <w:p>
+            <w:r>
+              <w:rPr>
+                <w:b w:val="0"/>
+                <w:sz w:val="18"/>
+              </w:rPr>
+              <w:t>Key Words</w:t>
+            </w:r>
+          </w:p>
+        </w:tc>
+        <w:tc>
+          <w:tcPr>
+            <w:tcW w:type="dxa" w:w="4514"/>
+            <w:tcMar>
+              <w:top w:w="100" w:type="dxa"/>
+              <w:bottom w:w="100" w:type="dxa"/>
+              <w:left w:w="120" w:type="dxa"/>
+              <w:right w:w="120" w:type="dxa"/>
+            </w:tcMar>
+          </w:tcPr>
+          <w:p>
+            <w:r>
+              <w:rPr>
+                <w:b w:val="0"/>
+                <w:sz w:val="18"/>
+              </w:rPr>
+              <w:t>Protein structure prediction; binder design; inference efficiency; low-rank factorization; tensor decomposition; knowledge distillation; interface confidence; benchmark reproducibility; Apple Silicon; edge inference</w:t>
+            </w:r>
+          </w:p>
+        </w:tc>
+      </w:tr>
+      <w:tr>
+        <w:tc>
+          <w:tcPr>
+            <w:tcW w:type="dxa" w:w="4514"/>
+            <w:tcMar>
+              <w:top w:w="100" w:type="dxa"/>
+              <w:bottom w:w="100" w:type="dxa"/>
+              <w:left w:w="120" w:type="dxa"/>
+              <w:right w:w="120" w:type="dxa"/>
+            </w:tcMar>
+            <w:shd w:fill="f7fafc"/>
+          </w:tcPr>
+          <w:p>
+            <w:r>
+              <w:rPr>
+                <w:b w:val="0"/>
+                <w:sz w:val="18"/>
+              </w:rPr>
+              <w:t>Project Areas</w:t>
+            </w:r>
+          </w:p>
+        </w:tc>
+        <w:tc>
+          <w:tcPr>
+            <w:tcW w:type="dxa" w:w="4514"/>
+            <w:tcMar>
+              <w:top w:w="100" w:type="dxa"/>
+              <w:bottom w:w="100" w:type="dxa"/>
+              <w:left w:w="120" w:type="dxa"/>
+              <w:right w:w="120" w:type="dxa"/>
+            </w:tcMar>
+            <w:shd w:fill="f7fafc"/>
+          </w:tcPr>
+          <w:p>
+            <w:r>
+              <w:rPr>
+                <w:b w:val="0"/>
+                <w:sz w:val="18"/>
+              </w:rPr>
+              <w:t>Machine Learning; Computational Structural Biology; Efficient Deep Learning Inference</w:t>
+            </w:r>
+          </w:p>
+        </w:tc>
+      </w:tr>
+    </w:tbl>
+    <w:p/>
+    <w:p>
+      <w:pPr>
+        <w:jc w:val="both"/>
       </w:pPr>
       <w:r>
         <w:rPr>
-          <w:rFonts w:ascii="Times New Roman" w:hAnsi="Times New Roman"/>
           <w:b/>
-          <w:color w:val="2C5282"/>
-          <w:sz w:val="23"/>
         </w:rPr>
-        <w:t>3. MAJOR TECHNICAL SPECIFICATIONS &amp; BENCHMARKS ................................................... 10</w:t>
-      </w:r>
-    </w:p>
-    <w:p>
-      <w:pPr>
-        <w:pStyle w:val="Heading3"/>
-        <w:keepNext/>
-        <w:spacing w:before="240" w:after="80"/>
-      </w:pPr>
+        <w:t>Abstract:</w:t>
+      </w:r>
+    </w:p>
+    <w:p>
+      <w:pPr>
+        <w:jc w:val="both"/>
+      </w:pPr>
+      <w:r>
+        <w:t>This dissertation investigates whether inference-efficiency techniques drawn</w:t>
+      </w:r>
+    </w:p>
+    <w:p>
+      <w:pPr>
+        <w:jc w:val="both"/>
+      </w:pPr>
+      <w:r>
+        <w:t>from large language models can make all-atom biomolecular structure prediction</w:t>
+      </w:r>
+    </w:p>
+    <w:p>
+      <w:pPr>
+        <w:jc w:val="both"/>
+      </w:pPr>
+      <w:r>
+        <w:t>and binder screening practical on edge hardware. A framework, Boltz-Fast, was</w:t>
+      </w:r>
+    </w:p>
+    <w:p>
+      <w:pPr>
+        <w:jc w:val="both"/>
+      </w:pPr>
+      <w:r>
+        <w:t>implemented on the open Boltz model: latent key-value caching, sequence</w:t>
+      </w:r>
+    </w:p>
+    <w:p>
+      <w:pPr>
+        <w:jc w:val="both"/>
+      </w:pPr>
+      <w:r>
+        <w:t>parallelism, a low-rank pair representation, classifier-free-guidance</w:t>
+      </w:r>
+    </w:p>
+    <w:p>
+      <w:pPr>
+        <w:jc w:val="both"/>
+      </w:pPr>
+      <w:r>
+        <w:t>distillation, and a neural coordinate refiner, all executing device-agnostically</w:t>
+      </w:r>
+    </w:p>
+    <w:p>
+      <w:pPr>
+        <w:jc w:val="both"/>
+      </w:pPr>
+      <w:r>
+        <w:t>on Apple Silicon. Component microbenchmarks showed large savings. The work then</w:t>
+      </w:r>
+    </w:p>
+    <w:p>
+      <w:pPr>
+        <w:jc w:val="both"/>
+      </w:pPr>
+      <w:r>
+        <w:t>tested those components against pretrained checkpoints and experimentally</w:t>
+      </w:r>
+    </w:p>
+    <w:p>
+      <w:pPr>
+        <w:jc w:val="both"/>
+      </w:pPr>
+      <w:r>
+        <w:t>determined structures rather than synthetic tensors, and two central claims did</w:t>
+      </w:r>
+    </w:p>
+    <w:p>
+      <w:pPr>
+        <w:jc w:val="both"/>
+      </w:pPr>
+      <w:r>
+        <w:t>not survive. The low-rank pair representation cannot be recovered from released</w:t>
+      </w:r>
+    </w:p>
+    <w:p>
+      <w:pPr>
+        <w:jc w:val="both"/>
+      </w:pPr>
+      <w:r>
+        <w:t>weights at any rank that saves memory. Interface confidence responds largely to</w:t>
+      </w:r>
+    </w:p>
+    <w:p>
+      <w:pPr>
+        <w:jc w:val="both"/>
+      </w:pPr>
+      <w:r>
+        <w:t>peptide composition rather than to binding, and a single unseeded fold does not</w:t>
+      </w:r>
+    </w:p>
+    <w:p>
+      <w:pPr>
+        <w:jc w:val="both"/>
+      </w:pPr>
+      <w:r>
+        <w:t>reproduce its own ranking. Each negative result is supported by controls,</w:t>
+      </w:r>
+    </w:p>
+    <w:p>
+      <w:pPr>
+        <w:jc w:val="both"/>
+      </w:pPr>
+      <w:r>
+        <w:t>held-out splits, power analysis and replication. The engineering contributions</w:t>
+      </w:r>
+    </w:p>
+    <w:p>
+      <w:pPr>
+        <w:jc w:val="both"/>
+      </w:pPr>
+      <w:r>
+        <w:t>stand; the accompanying accuracy claims are bounded and stated.</w:t>
+      </w:r>
+    </w:p>
+    <w:p>
+      <w:pPr>
+        <w:jc w:val="both"/>
+      </w:pPr>
+      <w:r>
+        <w:t xml:space="preserve"> </w:t>
+      </w:r>
+    </w:p>
+    <w:tbl>
+      <w:tblPr>
+        <w:tblW w:type="auto" w:w="0"/>
+        <w:jc w:val="center"/>
+        <w:tblLook w:firstColumn="1" w:firstRow="1" w:lastColumn="0" w:lastRow="0" w:noHBand="0" w:noVBand="1" w:val="04A0"/>
+      </w:tblPr>
+      <w:tblGrid>
+        <w:gridCol w:w="4514"/>
+        <w:gridCol w:w="4514"/>
+      </w:tblGrid>
+      <w:tr>
+        <w:tc>
+          <w:tcPr>
+            <w:tcW w:type="dxa" w:w="4514"/>
+          </w:tcPr>
+          <w:p>
+            <w:pPr>
+              <w:spacing w:after="80"/>
+            </w:pPr>
+            <w:r>
+              <w:rPr>
+                <w:b/>
+              </w:rPr>
+              <w:t>_______________________________</w:t>
+              <w:br/>
+            </w:r>
+            <w:r>
+              <w:rPr>
+                <w:b/>
+                <w:sz w:val="22"/>
+              </w:rPr>
+              <w:t>Signature of the Student</w:t>
+              <w:br/>
+            </w:r>
+          </w:p>
+          <w:p>
+            <w:pPr>
+              <w:spacing w:after="40"/>
+            </w:pPr>
+            <w:r>
+              <w:rPr>
+                <w:b/>
+              </w:rPr>
+              <w:t xml:space="preserve">Name: </w:t>
+            </w:r>
+            <w:r>
+              <w:t>Akik Jana</w:t>
+              <w:br/>
+            </w:r>
+            <w:r>
+              <w:rPr>
+                <w:b/>
+              </w:rPr>
+              <w:t xml:space="preserve">Date: </w:t>
+            </w:r>
+            <w:r>
+              <w:t>June 16, 2026</w:t>
+              <w:br/>
+            </w:r>
+            <w:r>
+              <w:rPr>
+                <w:b/>
+              </w:rPr>
+              <w:t xml:space="preserve">Place: </w:t>
+            </w:r>
+            <w:r>
+              <w:t>Bangalore</w:t>
+            </w:r>
+          </w:p>
+        </w:tc>
+        <w:tc>
+          <w:tcPr>
+            <w:tcW w:type="dxa" w:w="4514"/>
+          </w:tcPr>
+          <w:p>
+            <w:pPr>
+              <w:spacing w:after="80"/>
+            </w:pPr>
+            <w:r>
+              <w:rPr>
+                <w:b/>
+              </w:rPr>
+              <w:t>_______________________________</w:t>
+              <w:br/>
+            </w:r>
+            <w:r>
+              <w:rPr>
+                <w:b/>
+                <w:sz w:val="22"/>
+              </w:rPr>
+              <w:t>Signature of the Supervisor</w:t>
+              <w:br/>
+            </w:r>
+          </w:p>
+          <w:p>
+            <w:pPr>
+              <w:spacing w:after="40"/>
+            </w:pPr>
+            <w:r>
+              <w:rPr>
+                <w:b/>
+              </w:rPr>
+              <w:t xml:space="preserve">Name: </w:t>
+            </w:r>
+            <w:r>
+              <w:t>Dr. Arnab Bandyopadhyay</w:t>
+              <w:br/>
+            </w:r>
+            <w:r>
+              <w:rPr>
+                <w:b/>
+              </w:rPr>
+              <w:t xml:space="preserve">Date: </w:t>
+            </w:r>
+            <w:r>
+              <w:t>June 16, 2026</w:t>
+              <w:br/>
+            </w:r>
+            <w:r>
+              <w:rPr>
+                <w:b/>
+              </w:rPr>
+              <w:t xml:space="preserve">Place: </w:t>
+            </w:r>
+            <w:r>
+              <w:t>Hyderabad</w:t>
+            </w:r>
+          </w:p>
+        </w:tc>
+      </w:tr>
+      <w:tr>
+        <w:tc>
+          <w:tcPr>
+            <w:tcW w:type="dxa" w:w="4514"/>
+          </w:tcPr>
+          <w:p/>
+        </w:tc>
+        <w:tc>
+          <w:tcPr>
+            <w:tcW w:type="dxa" w:w="4514"/>
+          </w:tcPr>
+          <w:p/>
+        </w:tc>
+      </w:tr>
+      <w:tr>
+        <w:tc>
+          <w:tcPr>
+            <w:tcW w:type="dxa" w:w="4514"/>
+          </w:tcPr>
+          <w:p/>
+        </w:tc>
+        <w:tc>
+          <w:tcPr>
+            <w:tcW w:type="dxa" w:w="4514"/>
+          </w:tcPr>
+          <w:p/>
+        </w:tc>
+      </w:tr>
+      <w:tr>
+        <w:tc>
+          <w:tcPr>
+            <w:tcW w:type="dxa" w:w="4514"/>
+          </w:tcPr>
+          <w:p/>
+        </w:tc>
+        <w:tc>
+          <w:tcPr>
+            <w:tcW w:type="dxa" w:w="4514"/>
+          </w:tcPr>
+          <w:p/>
+        </w:tc>
+      </w:tr>
+      <w:tr>
+        <w:tc>
+          <w:tcPr>
+            <w:tcW w:type="dxa" w:w="4514"/>
+          </w:tcPr>
+          <w:p/>
+        </w:tc>
+        <w:tc>
+          <w:tcPr>
+            <w:tcW w:type="dxa" w:w="4514"/>
+          </w:tcPr>
+          <w:p/>
+        </w:tc>
+      </w:tr>
+    </w:tbl>
+    <w:p/>
+    <w:p>
+      <w:pPr>
+        <w:jc w:val="both"/>
+      </w:pPr>
+      <w:r>
+        <w:t>&lt;div class="sig-col"&gt;</w:t>
+      </w:r>
+    </w:p>
+    <w:p>
+      <w:pPr>
+        <w:jc w:val="both"/>
+      </w:pPr>
+      <w:r>
+        <w:t>&lt;div class="sig-line"&gt;&lt;/div&gt;</w:t>
+      </w:r>
+    </w:p>
+    <w:p>
+      <w:pPr>
+        <w:jc w:val="both"/>
+      </w:pPr>
+      <w:r>
+        <w:t>&lt;div class="sig-title"&gt;Signature of the Supervisor&lt;/div&gt;</w:t>
+      </w:r>
+    </w:p>
+    <w:p>
+      <w:pPr>
+        <w:jc w:val="both"/>
+      </w:pPr>
+      <w:r>
+        <w:t>&lt;div class="sig-field"&gt;</w:t>
+      </w:r>
       <w:r>
         <w:rPr>
-          <w:rFonts w:ascii="Times New Roman" w:hAnsi="Times New Roman"/>
           <w:b/>
-          <w:color w:val="2C5282"/>
-          <w:sz w:val="23"/>
         </w:rPr>
-        <w:t>4. DESIGN CONSIDERATIONS ..................................................................................................... 12</w:t>
-      </w:r>
-    </w:p>
-    <w:p>
-      <w:pPr>
-        <w:pStyle w:val="Heading3"/>
-        <w:keepNext/>
-        <w:spacing w:before="240" w:after="80"/>
-      </w:pPr>
+        <w:t>Name:</w:t>
+      </w:r>
+      <w:r>
+        <w:t xml:space="preserve"> Dr. Arnab Bandyopadhyay&lt;/div&gt;</w:t>
+      </w:r>
+    </w:p>
+    <w:p>
+      <w:pPr>
+        <w:jc w:val="both"/>
+      </w:pPr>
+      <w:r>
+        <w:t>&lt;div class="sig-field"&gt;</w:t>
+      </w:r>
       <w:r>
         <w:rPr>
-          <w:rFonts w:ascii="Times New Roman" w:hAnsi="Times New Roman"/>
           <w:b/>
-          <w:color w:val="2C5282"/>
-          <w:sz w:val="23"/>
         </w:rPr>
-        <w:t>5. VERIFICATION &amp; TESTING (M1 &amp; M6) ................................................................................... 13</w:t>
-      </w:r>
-    </w:p>
-    <w:p>
-      <w:pPr>
-        <w:pStyle w:val="Heading3"/>
-        <w:keepNext/>
-        <w:spacing w:before="240" w:after="80"/>
-      </w:pPr>
-      <w:r>
-        <w:rPr>
-          <w:rFonts w:ascii="Times New Roman" w:hAnsi="Times New Roman"/>
-          <w:b/>
-          <w:color w:val="2C5282"/>
-          <w:sz w:val="23"/>
-        </w:rPr>
-        <w:t>6. MEASURED RESULTS AGAINST PRETRAINED WEIGHTS ................................................. 15</w:t>
-      </w:r>
-    </w:p>
-    <w:p>
-      <w:pPr>
-        <w:jc w:val="both"/>
-      </w:pPr>
-      <w:r>
-        <w:t xml:space="preserve"> </w:t>
-      </w:r>
-      <w:r>
-        <w:t xml:space="preserve"> </w:t>
-      </w:r>
-      <w:r>
-        <w:t xml:space="preserve"> </w:t>
-      </w:r>
-      <w:r>
-        <w:t xml:space="preserve"> </w:t>
-      </w:r>
-      <w:r>
-        <w:t>6.1 Low-Rank Pair Representation on Pretrained Weights ...................................................... 15</w:t>
-      </w:r>
-    </w:p>
-    <w:p>
-      <w:pPr>
-        <w:jc w:val="both"/>
-      </w:pPr>
-      <w:r>
-        <w:t xml:space="preserve"> </w:t>
-      </w:r>
-      <w:r>
-        <w:t xml:space="preserve"> </w:t>
-      </w:r>
-      <w:r>
-        <w:t xml:space="preserve"> </w:t>
-      </w:r>
-      <w:r>
-        <w:t xml:space="preserve"> </w:t>
-      </w:r>
-      <w:r>
-        <w:t>6.2 Interface Confidence as a Binder-Ranking Reference ....................................................... 16</w:t>
-      </w:r>
-    </w:p>
-    <w:p>
-      <w:pPr>
-        <w:jc w:val="both"/>
-      </w:pPr>
-      <w:r>
-        <w:t xml:space="preserve"> </w:t>
-      </w:r>
-      <w:r>
-        <w:t xml:space="preserve"> </w:t>
-      </w:r>
-      <w:r>
-        <w:t xml:space="preserve"> </w:t>
-      </w:r>
-      <w:r>
-        <w:t xml:space="preserve"> </w:t>
-      </w:r>
-      <w:r>
-        <w:t>6.3 Boltz-2 Comparison and a Benchmark Correction ............................................................ 17</w:t>
-      </w:r>
-    </w:p>
-    <w:p>
-      <w:pPr>
-        <w:jc w:val="both"/>
-      </w:pPr>
-      <w:r>
-        <w:t xml:space="preserve"> </w:t>
-      </w:r>
-      <w:r>
-        <w:t xml:space="preserve"> </w:t>
-      </w:r>
-      <w:r>
-        <w:t xml:space="preserve"> </w:t>
-      </w:r>
-      <w:r>
-        <w:t xml:space="preserve"> </w:t>
-      </w:r>
-      <w:r>
-        <w:t>6.4 Powered Run: ipTM Tracks Composition, Not Binding ..................................................... 18</w:t>
-      </w:r>
-    </w:p>
-    <w:p>
-      <w:pPr>
-        <w:jc w:val="both"/>
-      </w:pPr>
-      <w:r>
-        <w:t xml:space="preserve"> </w:t>
-      </w:r>
-      <w:r>
-        <w:t xml:space="preserve"> </w:t>
-      </w:r>
-      <w:r>
-        <w:t xml:space="preserve"> </w:t>
-      </w:r>
-      <w:r>
-        <w:t xml:space="preserve"> </w:t>
-      </w:r>
-      <w:r>
-        <w:t>6.5 Measurement Reproducibility: Single Folds Do Not Reproduce ....................................... 19</w:t>
-      </w:r>
-    </w:p>
-    <w:p>
-      <w:pPr>
-        <w:pStyle w:val="Heading3"/>
-        <w:keepNext/>
-        <w:spacing w:before="240" w:after="80"/>
-      </w:pPr>
-      <w:r>
-        <w:rPr>
-          <w:rFonts w:ascii="Times New Roman" w:hAnsi="Times New Roman"/>
-          <w:b/>
-          <w:color w:val="2C5282"/>
-          <w:sz w:val="23"/>
-        </w:rPr>
-        <w:t>7. FUTURE PLAN ............................................................................................................................. 20</w:t>
-      </w:r>
-    </w:p>
-    <w:p>
-      <w:pPr>
-        <w:pStyle w:val="Heading3"/>
-        <w:keepNext/>
-        <w:spacing w:before="240" w:after="80"/>
-      </w:pPr>
-      <w:r>
-        <w:rPr>
-          <w:rFonts w:ascii="Times New Roman" w:hAnsi="Times New Roman"/>
-          <w:b/>
-          <w:color w:val="2C5282"/>
-          <w:sz w:val="23"/>
-        </w:rPr>
-        <w:t>8. ABBREVIATIONS ......................................................................................................................... 21</w:t>
-      </w:r>
-    </w:p>
-    <w:p>
-      <w:pPr>
-        <w:jc w:val="both"/>
-      </w:pPr>
-      <w:r>
-        <w:t xml:space="preserve"> </w:t>
-      </w:r>
-    </w:p>
-    <w:p>
-      <w:pPr>
-        <w:pStyle w:val="Heading3"/>
-        <w:keepNext/>
-        <w:spacing w:before="240" w:after="80"/>
-      </w:pPr>
-      <w:r>
-        <w:rPr>
-          <w:rFonts w:ascii="Times New Roman" w:hAnsi="Times New Roman"/>
-          <w:b/>
-          <w:color w:val="2C5282"/>
-          <w:sz w:val="23"/>
-        </w:rPr>
-        <w:t>List of Figures</w:t>
-      </w:r>
-    </w:p>
-    <w:p>
-      <w:pPr>
-        <w:jc w:val="both"/>
-      </w:pPr>
-      <w:r>
-        <w:t>Figure 1: Core Modules in Boltz-Fast .................................................................................................... 5</w:t>
-      </w:r>
-    </w:p>
-    <w:p>
-      <w:pPr>
-        <w:jc w:val="both"/>
-      </w:pPr>
-      <w:r>
-        <w:t>Figure 2: C-alpha Backbone 3D Coordinate Plot ................................................................................... 11</w:t>
-      </w:r>
-    </w:p>
-    <w:p>
-      <w:pPr>
-        <w:jc w:val="both"/>
-      </w:pPr>
-      <w:r>
-        <w:t>Figure 3: Ray-Traced Protein Ribbon Model Rendering ........................................................................ 11</w:t>
-      </w:r>
-    </w:p>
-    <w:p>
-      <w:pPr>
-        <w:jc w:val="both"/>
-      </w:pPr>
-      <w:r>
-        <w:t>Figure 4: ANE-Accelerated 3D Insulin Backbone Visualization ................................................................ 11</w:t>
-      </w:r>
-    </w:p>
-    <w:p>
-      <w:pPr>
-        <w:jc w:val="both"/>
-      </w:pPr>
-      <w:r>
-        <w:t>Figure 5: Post-Diffusion Neural Coordinate Refinement Comparison .................................................... 13</w:t>
-      </w:r>
-    </w:p>
-    <w:p>
-      <w:pPr>
-        <w:jc w:val="both"/>
-      </w:pPr>
-      <w:r>
-        <w:t xml:space="preserve"> </w:t>
-      </w:r>
-    </w:p>
-    <w:p>
-      <w:pPr>
-        <w:pStyle w:val="Heading3"/>
-        <w:keepNext/>
-        <w:spacing w:before="240" w:after="80"/>
-      </w:pPr>
-      <w:r>
-        <w:rPr>
-          <w:rFonts w:ascii="Times New Roman" w:hAnsi="Times New Roman"/>
-          <w:b/>
-          <w:color w:val="2C5282"/>
-          <w:sz w:val="23"/>
-        </w:rPr>
-        <w:t>List of Tables</w:t>
-      </w:r>
-    </w:p>
-    <w:p>
-      <w:pPr>
-        <w:jc w:val="both"/>
-      </w:pPr>
-      <w:r>
-        <w:t>Table 1: Computational Complexity &amp; Scaling Comparison .................................................................. 10</w:t>
-      </w:r>
-    </w:p>
-    <w:p>
-      <w:pPr>
-        <w:jc w:val="both"/>
-      </w:pPr>
-      <w:r>
-        <w:t>Table 2: Speculative Flow Matching Grid Sweep Data ........................................................................... 10</w:t>
-      </w:r>
-    </w:p>
-    <w:p>
-      <w:pPr>
-        <w:jc w:val="both"/>
-      </w:pPr>
-      <w:r>
-        <w:t>Table 3: Low-Rank Pair Representation Performance Scaling ............................................................. 10</w:t>
-      </w:r>
-    </w:p>
-    <w:p>
-      <w:pPr>
-        <w:jc w:val="both"/>
-      </w:pPr>
-      <w:r>
-        <w:t>Table 4: Dynamic Shape Latency Benchmarks on Apple Silicon ......................................................... 11</w:t>
+        <w:t>Date:</w:t>
+      </w:r>
+      <w:r>
+        <w:t xml:space="preserve"> _______________&lt;/div&gt;</w:t>
+      </w:r>
+    </w:p>
+    <w:p>
+      <w:pPr>
+        <w:jc w:val="both"/>
+      </w:pPr>
+      <w:r>
+        <w:t>&lt;/div&gt;</w:t>
+      </w:r>
+    </w:p>
+    <w:p>
+      <w:pPr>
+        <w:jc w:val="both"/>
+      </w:pPr>
+      <w:r>
+        <w:t>&lt;/div&gt;</w:t>
       </w:r>
     </w:p>
     <w:p>
@@ -1488,31 +2107,1443 @@
           <w:color w:val="0C2340"/>
           <w:sz w:val="36"/>
         </w:rPr>
-        <w:t>1. MODULES IN BOLTZ-FAST</w:t>
-      </w:r>
-    </w:p>
-    <w:p>
-      <w:pPr>
-        <w:jc w:val="both"/>
-      </w:pPr>
-      <w:r>
-        <w:t>The Boltz-Fast engine accelerates structures generation and reduces hardware footprint by implementing targeted algorithmic optimizations. The core architecture is shown in Figure 1 below.</w:t>
-      </w:r>
-    </w:p>
-    <w:p>
-      <w:pPr>
-        <w:pStyle w:val="Heading4"/>
+        <w:t>TABLE OF CONTENTS</w:t>
+      </w:r>
+    </w:p>
+    <w:p>
+      <w:pPr>
+        <w:jc w:val="both"/>
+      </w:pPr>
+      <w:r>
+        <w:t>CERTIFICATE ................................................................. ii</w:t>
+      </w:r>
+    </w:p>
+    <w:p>
+      <w:pPr>
+        <w:jc w:val="both"/>
+      </w:pPr>
+      <w:r>
+        <w:t>ACKNOWLEDGEMENTS ........................................................... iii</w:t>
+      </w:r>
+    </w:p>
+    <w:p>
+      <w:pPr>
+        <w:jc w:val="both"/>
+      </w:pPr>
+      <w:r>
+        <w:t>ABSTRACT SHEET .............................................................. iv</w:t>
+      </w:r>
+    </w:p>
+    <w:p>
+      <w:pPr>
+        <w:jc w:val="both"/>
+      </w:pPr>
+      <w:r>
+        <w:t>1. INTRODUCTION .............................................................. 1</w:t>
+      </w:r>
+    </w:p>
+    <w:p>
+      <w:pPr>
+        <w:jc w:val="both"/>
+      </w:pPr>
+      <w:r>
+        <w:t xml:space="preserve"> </w:t>
+      </w:r>
+      <w:r>
+        <w:t xml:space="preserve"> </w:t>
+      </w:r>
+      <w:r>
+        <w:t xml:space="preserve"> </w:t>
+      </w:r>
+      <w:r>
+        <w:t xml:space="preserve"> </w:t>
+      </w:r>
+      <w:r>
+        <w:t>1.1 Background ............................................................... 1</w:t>
+      </w:r>
+    </w:p>
+    <w:p>
+      <w:pPr>
+        <w:jc w:val="both"/>
+      </w:pPr>
+      <w:r>
+        <w:t xml:space="preserve"> </w:t>
+      </w:r>
+      <w:r>
+        <w:t xml:space="preserve"> </w:t>
+      </w:r>
+      <w:r>
+        <w:t xml:space="preserve"> </w:t>
+      </w:r>
+      <w:r>
+        <w:t xml:space="preserve"> </w:t>
+      </w:r>
+      <w:r>
+        <w:t>1.2 Problem Statement ........................................................ 1</w:t>
+      </w:r>
+    </w:p>
+    <w:p>
+      <w:pPr>
+        <w:jc w:val="both"/>
+      </w:pPr>
+      <w:r>
+        <w:t xml:space="preserve"> </w:t>
+      </w:r>
+      <w:r>
+        <w:t xml:space="preserve"> </w:t>
+      </w:r>
+      <w:r>
+        <w:t xml:space="preserve"> </w:t>
+      </w:r>
+      <w:r>
+        <w:t xml:space="preserve"> </w:t>
+      </w:r>
+      <w:r>
+        <w:t>1.3 Objectives ............................................................... 1</w:t>
+      </w:r>
+    </w:p>
+    <w:p>
+      <w:pPr>
+        <w:jc w:val="both"/>
+      </w:pPr>
+      <w:r>
+        <w:t xml:space="preserve"> </w:t>
+      </w:r>
+      <w:r>
+        <w:t xml:space="preserve"> </w:t>
+      </w:r>
+      <w:r>
+        <w:t xml:space="preserve"> </w:t>
+      </w:r>
+      <w:r>
+        <w:t xml:space="preserve"> </w:t>
+      </w:r>
+      <w:r>
+        <w:t>1.4 Literature Survey ........................................................ 2</w:t>
+      </w:r>
+    </w:p>
+    <w:p>
+      <w:pPr>
+        <w:jc w:val="both"/>
+      </w:pPr>
+      <w:r>
+        <w:t xml:space="preserve"> </w:t>
+      </w:r>
+      <w:r>
+        <w:t xml:space="preserve"> </w:t>
+      </w:r>
+      <w:r>
+        <w:t xml:space="preserve"> </w:t>
+      </w:r>
+      <w:r>
+        <w:t xml:space="preserve"> </w:t>
+      </w:r>
+      <w:r>
+        <w:t>1.5 Scope and Limitations .................................................... 2</w:t>
+      </w:r>
+    </w:p>
+    <w:p>
+      <w:pPr>
+        <w:jc w:val="both"/>
+      </w:pPr>
+      <w:r>
+        <w:t xml:space="preserve"> </w:t>
+      </w:r>
+      <w:r>
+        <w:t xml:space="preserve"> </w:t>
+      </w:r>
+      <w:r>
+        <w:t xml:space="preserve"> </w:t>
+      </w:r>
+      <w:r>
+        <w:t xml:space="preserve"> </w:t>
+      </w:r>
+      <w:r>
+        <w:t>1.6 Organisation of the Report ............................................... 3</w:t>
+      </w:r>
+    </w:p>
+    <w:p>
+      <w:pPr>
+        <w:jc w:val="both"/>
+      </w:pPr>
+      <w:r>
+        <w:t>2. MODULES IN BOLTZ-FAST ..................................................... 4</w:t>
+      </w:r>
+    </w:p>
+    <w:p>
+      <w:pPr>
+        <w:jc w:val="both"/>
+      </w:pPr>
+      <w:r>
+        <w:t>3. FUNCTIONAL BLOCK DIAGRAM &amp; METHODOLOGY .................................... 7</w:t>
+      </w:r>
+    </w:p>
+    <w:p>
+      <w:pPr>
+        <w:jc w:val="both"/>
+      </w:pPr>
+      <w:r>
+        <w:t>4. MAJOR TECHNICAL SPECIFICATIONS &amp; BENCHMARKS ............................... 8</w:t>
+      </w:r>
+    </w:p>
+    <w:p>
+      <w:pPr>
+        <w:jc w:val="both"/>
+      </w:pPr>
+      <w:r>
+        <w:t>5. DESIGN CONSIDERATIONS .................................................... 13</w:t>
+      </w:r>
+    </w:p>
+    <w:p>
+      <w:pPr>
+        <w:jc w:val="both"/>
+      </w:pPr>
+      <w:r>
+        <w:t>6. VERIFICATION &amp; TESTING (M1 &amp; M6) ......................................... 14</w:t>
+      </w:r>
+    </w:p>
+    <w:p>
+      <w:pPr>
+        <w:jc w:val="both"/>
+      </w:pPr>
+      <w:r>
+        <w:t xml:space="preserve"> </w:t>
+      </w:r>
+      <w:r>
+        <w:t xml:space="preserve"> </w:t>
+      </w:r>
+      <w:r>
+        <w:t xml:space="preserve"> </w:t>
+      </w:r>
+      <w:r>
+        <w:t xml:space="preserve"> </w:t>
+      </w:r>
+      <w:r>
+        <w:t>6.1 Subsequent Hardening of the Suite ....................................... 14</w:t>
+      </w:r>
+    </w:p>
+    <w:p>
+      <w:pPr>
+        <w:jc w:val="both"/>
+      </w:pPr>
+      <w:r>
+        <w:t>7. MEASURED RESULTS VS PRETRAINED WEIGHTS ................................... 16</w:t>
+      </w:r>
+    </w:p>
+    <w:p>
+      <w:pPr>
+        <w:jc w:val="both"/>
+      </w:pPr>
+      <w:r>
+        <w:t xml:space="preserve"> </w:t>
+      </w:r>
+      <w:r>
+        <w:t xml:space="preserve"> </w:t>
+      </w:r>
+      <w:r>
+        <w:t xml:space="preserve"> </w:t>
+      </w:r>
+      <w:r>
+        <w:t xml:space="preserve"> </w:t>
+      </w:r>
+      <w:r>
+        <w:t>7.1 Low-Rank Pair Representation on Pretrained Weights ...................... 16</w:t>
+      </w:r>
+    </w:p>
+    <w:p>
+      <w:pPr>
+        <w:jc w:val="both"/>
+      </w:pPr>
+      <w:r>
+        <w:t xml:space="preserve"> </w:t>
+      </w:r>
+      <w:r>
+        <w:t xml:space="preserve"> </w:t>
+      </w:r>
+      <w:r>
+        <w:t xml:space="preserve"> </w:t>
+      </w:r>
+      <w:r>
+        <w:t xml:space="preserve"> </w:t>
+      </w:r>
+      <w:r>
+        <w:t>7.2 Interface Confidence Does Not Rank Peptide Binders ...................... 17</w:t>
+      </w:r>
+    </w:p>
+    <w:p>
+      <w:pPr>
+        <w:jc w:val="both"/>
+      </w:pPr>
+      <w:r>
+        <w:t xml:space="preserve"> </w:t>
+      </w:r>
+      <w:r>
+        <w:t xml:space="preserve"> </w:t>
+      </w:r>
+      <w:r>
+        <w:t xml:space="preserve"> </w:t>
+      </w:r>
+      <w:r>
+        <w:t xml:space="preserve"> </w:t>
+      </w:r>
+      <w:r>
+        <w:t>7.3 Boltz-2 Comparison and a Correction to the Benchmark .................... 17</w:t>
+      </w:r>
+    </w:p>
+    <w:p>
+      <w:pPr>
+        <w:jc w:val="both"/>
+      </w:pPr>
+      <w:r>
+        <w:t xml:space="preserve"> </w:t>
+      </w:r>
+      <w:r>
+        <w:t xml:space="preserve"> </w:t>
+      </w:r>
+      <w:r>
+        <w:t xml:space="preserve"> </w:t>
+      </w:r>
+      <w:r>
+        <w:t xml:space="preserve"> </w:t>
+      </w:r>
+      <w:r>
+        <w:t>7.4 Powered Run: ipTM Tracks Composition, Not Binding ....................... 18</w:t>
+      </w:r>
+    </w:p>
+    <w:p>
+      <w:pPr>
+        <w:jc w:val="both"/>
+      </w:pPr>
+      <w:r>
+        <w:t xml:space="preserve"> </w:t>
+      </w:r>
+      <w:r>
+        <w:t xml:space="preserve"> </w:t>
+      </w:r>
+      <w:r>
+        <w:t xml:space="preserve"> </w:t>
+      </w:r>
+      <w:r>
+        <w:t xml:space="preserve"> </w:t>
+      </w:r>
+      <w:r>
+        <w:t>7.5 Measurement Reproducibility ............................................. 19</w:t>
+      </w:r>
+    </w:p>
+    <w:p>
+      <w:pPr>
+        <w:jc w:val="both"/>
+      </w:pPr>
+      <w:r>
+        <w:t>8. CONCLUSIONS AND RECOMMENDATIONS .......................................... 21</w:t>
+      </w:r>
+    </w:p>
+    <w:p>
+      <w:pPr>
+        <w:jc w:val="both"/>
+      </w:pPr>
+      <w:r>
+        <w:t xml:space="preserve"> </w:t>
+      </w:r>
+      <w:r>
+        <w:t xml:space="preserve"> </w:t>
+      </w:r>
+      <w:r>
+        <w:t xml:space="preserve"> </w:t>
+      </w:r>
+      <w:r>
+        <w:t xml:space="preserve"> </w:t>
+      </w:r>
+      <w:r>
+        <w:t>8.1 Conclusions ............................................................. 21</w:t>
+      </w:r>
+    </w:p>
+    <w:p>
+      <w:pPr>
+        <w:jc w:val="both"/>
+      </w:pPr>
+      <w:r>
+        <w:t xml:space="preserve"> </w:t>
+      </w:r>
+      <w:r>
+        <w:t xml:space="preserve"> </w:t>
+      </w:r>
+      <w:r>
+        <w:t xml:space="preserve"> </w:t>
+      </w:r>
+      <w:r>
+        <w:t xml:space="preserve"> </w:t>
+      </w:r>
+      <w:r>
+        <w:t>8.2 Recommendations ......................................................... 22</w:t>
+      </w:r>
+    </w:p>
+    <w:p>
+      <w:pPr>
+        <w:jc w:val="both"/>
+      </w:pPr>
+      <w:r>
+        <w:t>9. FUTURE PLAN .............................................................. 24</w:t>
+      </w:r>
+    </w:p>
+    <w:p>
+      <w:pPr>
+        <w:jc w:val="both"/>
+      </w:pPr>
+      <w:r>
+        <w:t>10. REFERENCES .............................................................. 27</w:t>
+      </w:r>
+    </w:p>
+    <w:p>
+      <w:pPr>
+        <w:jc w:val="both"/>
+      </w:pPr>
+      <w:r>
+        <w:t>APPENDIX A — ABBREVIATIONS AND GLOSSARY ..................................... 29</w:t>
+      </w:r>
+    </w:p>
+    <w:p>
+      <w:pPr>
+        <w:jc w:val="both"/>
+      </w:pPr>
+      <w:r>
+        <w:t>APPENDIX B — REPRODUCTION OF RESULTS ........................................ 31</w:t>
+      </w:r>
+    </w:p>
+    <w:p>
+      <w:pPr>
+        <w:jc w:val="both"/>
+      </w:pPr>
+      <w:r>
+        <w:t>CHECKLIST OF ITEMS FOR THE FINAL REPORT ..................................... 33</w:t>
+      </w:r>
+    </w:p>
+    <w:p>
+      <w:pPr>
+        <w:jc w:val="both"/>
+      </w:pPr>
+      <w:r>
+        <w:t xml:space="preserve"> </w:t>
+      </w:r>
+    </w:p>
+    <w:p>
+      <w:pPr>
+        <w:pStyle w:val="Heading2"/>
         <w:keepNext/>
-        <w:spacing w:before="200" w:after="80"/>
+        <w:spacing w:before="280" w:after="120"/>
       </w:pPr>
       <w:r>
         <w:rPr>
           <w:rFonts w:ascii="Times New Roman" w:hAnsi="Times New Roman"/>
           <w:b/>
-          <w:color w:val="2C5282"/>
-          <w:sz w:val="22"/>
+          <w:color w:val="1A365D"/>
+          <w:sz w:val="28"/>
         </w:rPr>
-        <w:t>Figure 1: Core Modules in Boltz-Fast</w:t>
+        <w:t>LIST OF FIGURES</w:t>
+      </w:r>
+    </w:p>
+    <w:p>
+      <w:pPr>
+        <w:jc w:val="both"/>
+      </w:pPr>
+      <w:r>
+        <w:t>Figure 1: Core Modules in Boltz-Fast ......................................... 4</w:t>
+      </w:r>
+    </w:p>
+    <w:p>
+      <w:pPr>
+        <w:jc w:val="both"/>
+      </w:pPr>
+      <w:r>
+        <w:t>Figure 2: C-alpha Backbone 3D Coordinate Plot ............................... 10</w:t>
+      </w:r>
+    </w:p>
+    <w:p>
+      <w:pPr>
+        <w:jc w:val="both"/>
+      </w:pPr>
+      <w:r>
+        <w:t>Figure 3: Ray-Traced Protein Ribbon Model Rendering ......................... 11</w:t>
+      </w:r>
+    </w:p>
+    <w:p>
+      <w:pPr>
+        <w:jc w:val="both"/>
+      </w:pPr>
+      <w:r>
+        <w:t>Figure 4: ANE-Accelerated 3D Insulin Backbone Visualization ................. 12</w:t>
+      </w:r>
+    </w:p>
+    <w:p>
+      <w:pPr>
+        <w:jc w:val="both"/>
+      </w:pPr>
+      <w:r>
+        <w:t>Figure 5: Post-Diffusion Neural Coordinate Refinement Comparison ............ 15</w:t>
+      </w:r>
+    </w:p>
+    <w:p>
+      <w:pPr>
+        <w:jc w:val="both"/>
+      </w:pPr>
+      <w:r>
+        <w:t xml:space="preserve"> </w:t>
+      </w:r>
+    </w:p>
+    <w:p>
+      <w:pPr>
+        <w:pStyle w:val="Heading2"/>
+        <w:keepNext/>
+        <w:spacing w:before="280" w:after="120"/>
+      </w:pPr>
+      <w:r>
+        <w:rPr>
+          <w:rFonts w:ascii="Times New Roman" w:hAnsi="Times New Roman"/>
+          <w:b/>
+          <w:color w:val="1A365D"/>
+          <w:sz w:val="28"/>
+        </w:rPr>
+        <w:t>LIST OF TABLES</w:t>
+      </w:r>
+    </w:p>
+    <w:p>
+      <w:pPr>
+        <w:jc w:val="both"/>
+      </w:pPr>
+      <w:r>
+        <w:t>Table 1: Computational Complexity &amp; Scaling Comparison ....................... 8</w:t>
+      </w:r>
+    </w:p>
+    <w:p>
+      <w:pPr>
+        <w:jc w:val="both"/>
+      </w:pPr>
+      <w:r>
+        <w:t>Table 2: Speculative Flow Matching Grid Sweep Data ........................... 8</w:t>
+      </w:r>
+    </w:p>
+    <w:p>
+      <w:pPr>
+        <w:jc w:val="both"/>
+      </w:pPr>
+      <w:r>
+        <w:t>Table 3: Low-Rank Pair Representation Performance Scaling (Rank r=16, D_pair=128) ... 9</w:t>
+      </w:r>
+    </w:p>
+    <w:p>
+      <w:pPr>
+        <w:jc w:val="both"/>
+      </w:pPr>
+      <w:r>
+        <w:t>Table 4: Dynamic Shape Latency Benchmarks on Apple Silicon .................. 10</w:t>
+      </w:r>
+    </w:p>
+    <w:p>
+      <w:r>
+        <w:br w:type="page"/>
+      </w:r>
+    </w:p>
+    <w:p>
+      <w:pPr>
+        <w:pStyle w:val="Heading1"/>
+        <w:keepNext/>
+        <w:spacing w:before="360" w:after="160"/>
+      </w:pPr>
+      <w:r>
+        <w:rPr>
+          <w:rFonts w:ascii="Times New Roman" w:hAnsi="Times New Roman"/>
+          <w:b/>
+          <w:color w:val="0C2340"/>
+          <w:sz w:val="36"/>
+        </w:rPr>
+        <w:t>1. INTRODUCTION</w:t>
+      </w:r>
+    </w:p>
+    <w:p>
+      <w:pPr>
+        <w:pStyle w:val="Heading2"/>
+        <w:keepNext/>
+        <w:spacing w:before="280" w:after="120"/>
+      </w:pPr>
+      <w:r>
+        <w:rPr>
+          <w:rFonts w:ascii="Times New Roman" w:hAnsi="Times New Roman"/>
+          <w:b/>
+          <w:color w:val="1A365D"/>
+          <w:sz w:val="28"/>
+        </w:rPr>
+        <w:t>1.1 Background</w:t>
+      </w:r>
+    </w:p>
+    <w:p>
+      <w:pPr>
+        <w:jc w:val="both"/>
+      </w:pPr>
+      <w:r>
+        <w:t>All-atom biomolecular structure prediction moved from a research problem to an</w:t>
+      </w:r>
+    </w:p>
+    <w:p>
+      <w:pPr>
+        <w:jc w:val="both"/>
+      </w:pPr>
+      <w:r>
+        <w:t>engineering one with AlphaFold [1], and extended to complexes with</w:t>
+      </w:r>
+    </w:p>
+    <w:p>
+      <w:pPr>
+        <w:jc w:val="both"/>
+      </w:pPr>
+      <w:r>
+        <w:t>AlphaFold-Multimer [2] and to general biomolecular interactions with AlphaFold 3</w:t>
+      </w:r>
+    </w:p>
+    <w:p>
+      <w:pPr>
+        <w:jc w:val="both"/>
+      </w:pPr>
+      <w:r>
+        <w:t>[3]. The open Boltz models [4], [5] reproduce much of that capability under a</w:t>
+      </w:r>
+    </w:p>
+    <w:p>
+      <w:pPr>
+        <w:jc w:val="both"/>
+      </w:pPr>
+      <w:r>
+        <w:t>permissive licence, which makes independent evaluation and modification</w:t>
+      </w:r>
+    </w:p>
+    <w:p>
+      <w:pPr>
+        <w:jc w:val="both"/>
+      </w:pPr>
+      <w:r>
+        <w:t>possible.</w:t>
+      </w:r>
+    </w:p>
+    <w:p>
+      <w:pPr>
+        <w:jc w:val="both"/>
+      </w:pPr>
+      <w:r>
+        <w:t>The cost, however, remains high. A single complex prediction involves a deep</w:t>
+      </w:r>
+    </w:p>
+    <w:p>
+      <w:pPr>
+        <w:jc w:val="both"/>
+      </w:pPr>
+      <w:r>
+        <w:t>trunk executed under several recycling iterations, triangular attention that is</w:t>
+      </w:r>
+    </w:p>
+    <w:p>
+      <w:pPr>
+        <w:jc w:val="both"/>
+      </w:pPr>
+      <w:r>
+        <w:t>quadratic in sequence length, and a diffusion sampler run for on the order of</w:t>
+      </w:r>
+    </w:p>
+    <w:p>
+      <w:pPr>
+        <w:jc w:val="both"/>
+      </w:pPr>
+      <w:r>
+        <w:t>200 steps. On a workstation without a datacentre GPU this is a minutes-to-hours</w:t>
+      </w:r>
+    </w:p>
+    <w:p>
+      <w:pPr>
+        <w:jc w:val="both"/>
+      </w:pPr>
+      <w:r>
+        <w:t>operation. Binder screening compounds the problem: a campaign ranks hundreds or</w:t>
+      </w:r>
+    </w:p>
+    <w:p>
+      <w:pPr>
+        <w:jc w:val="both"/>
+      </w:pPr>
+      <w:r>
+        <w:t>thousands of candidate sequences against one target, so the per-candidate cost</w:t>
+      </w:r>
+    </w:p>
+    <w:p>
+      <w:pPr>
+        <w:jc w:val="both"/>
+      </w:pPr>
+      <w:r>
+        <w:t>determines whether the method is usable at all.</w:t>
+      </w:r>
+    </w:p>
+    <w:p>
+      <w:pPr>
+        <w:pStyle w:val="Heading2"/>
+        <w:keepNext/>
+        <w:spacing w:before="280" w:after="120"/>
+      </w:pPr>
+      <w:r>
+        <w:rPr>
+          <w:rFonts w:ascii="Times New Roman" w:hAnsi="Times New Roman"/>
+          <w:b/>
+          <w:color w:val="1A365D"/>
+          <w:sz w:val="28"/>
+        </w:rPr>
+        <w:t>1.2 Problem Statement</w:t>
+      </w:r>
+    </w:p>
+    <w:p>
+      <w:pPr>
+        <w:jc w:val="both"/>
+      </w:pPr>
+      <w:r>
+        <w:t>The problem addressed by this dissertation is whether the inference-efficiency</w:t>
+      </w:r>
+    </w:p>
+    <w:p>
+      <w:pPr>
+        <w:jc w:val="both"/>
+      </w:pPr>
+      <w:r>
+        <w:t>techniques developed for large language models can be transferred to</w:t>
+      </w:r>
+    </w:p>
+    <w:p>
+      <w:pPr>
+        <w:jc w:val="both"/>
+      </w:pPr>
+      <w:r>
+        <w:t>biomolecular structure prediction so that structure-based binder screening</w:t>
+      </w:r>
+    </w:p>
+    <w:p>
+      <w:pPr>
+        <w:jc w:val="both"/>
+      </w:pPr>
+      <w:r>
+        <w:t>becomes practical on edge hardware — specifically Apple Silicon — and, equally</w:t>
+      </w:r>
+    </w:p>
+    <w:p>
+      <w:pPr>
+        <w:jc w:val="both"/>
+      </w:pPr>
+      <w:r>
+        <w:t>importantly, whether the resulting system still measures what it claims to</w:t>
+      </w:r>
+    </w:p>
+    <w:p>
+      <w:pPr>
+        <w:jc w:val="both"/>
+      </w:pPr>
+      <w:r>
+        <w:t>measure.</w:t>
+      </w:r>
+    </w:p>
+    <w:p>
+      <w:pPr>
+        <w:pStyle w:val="Heading2"/>
+        <w:keepNext/>
+        <w:spacing w:before="280" w:after="120"/>
+      </w:pPr>
+      <w:r>
+        <w:rPr>
+          <w:rFonts w:ascii="Times New Roman" w:hAnsi="Times New Roman"/>
+          <w:b/>
+          <w:color w:val="1A365D"/>
+          <w:sz w:val="28"/>
+        </w:rPr>
+        <w:t>1.3 Objectives</w:t>
+      </w:r>
+    </w:p>
+    <w:p>
+      <w:pPr>
+        <w:jc w:val="both"/>
+      </w:pPr>
+      <w:r>
+        <w:t>1. Port the Boltz inference path to Apple Silicon (Metal Performance Shaders)</w:t>
+      </w:r>
+    </w:p>
+    <w:p>
+      <w:pPr>
+        <w:jc w:val="both"/>
+      </w:pPr>
+      <w:r>
+        <w:t>with device-agnostic execution.</w:t>
+      </w:r>
+    </w:p>
+    <w:p>
+      <w:pPr>
+        <w:jc w:val="both"/>
+      </w:pPr>
+      <w:r>
+        <w:t>2. Reduce activation memory in the pair representation and the target-side</w:t>
+      </w:r>
+    </w:p>
+    <w:p>
+      <w:pPr>
+        <w:jc w:val="both"/>
+      </w:pPr>
+      <w:r>
+        <w:t>key-value cache.</w:t>
+      </w:r>
+    </w:p>
+    <w:p>
+      <w:pPr>
+        <w:jc w:val="both"/>
+      </w:pPr>
+      <w:r>
+        <w:t>3. Reduce sampler cost through classifier-free-guidance distillation and</w:t>
+      </w:r>
+    </w:p>
+    <w:p>
+      <w:pPr>
+        <w:jc w:val="both"/>
+      </w:pPr>
+      <w:r>
+        <w:t>speculative integration.</w:t>
+      </w:r>
+    </w:p>
+    <w:p>
+      <w:pPr>
+        <w:jc w:val="both"/>
+      </w:pPr>
+      <w:r>
+        <w:t>4. Build a distilled surrogate capable of ranking candidate binders on-device.</w:t>
+      </w:r>
+    </w:p>
+    <w:p>
+      <w:pPr>
+        <w:jc w:val="both"/>
+      </w:pPr>
+      <w:r>
+        <w:t xml:space="preserve">5. </w:t>
+      </w:r>
+      <w:r>
+        <w:rPr>
+          <w:b/>
+        </w:rPr>
+      </w:r>
+      <w:r>
+        <w:t>Validate each of the above against pretrained checkpoints and</w:t>
+      </w:r>
+    </w:p>
+    <w:p>
+      <w:pPr>
+        <w:jc w:val="both"/>
+      </w:pPr>
+      <w:r>
+        <w:t>experimentally determined structures, rather than against synthetic tensors.</w:t>
+      </w:r>
+      <w:r>
+        <w:rPr>
+          <w:b/>
+        </w:rPr>
+      </w:r>
+    </w:p>
+    <w:p>
+      <w:pPr>
+        <w:jc w:val="both"/>
+      </w:pPr>
+      <w:r>
+        <w:t>Objective 5 is the one that distinguishes this work. It was added after the</w:t>
+      </w:r>
+    </w:p>
+    <w:p>
+      <w:pPr>
+        <w:jc w:val="both"/>
+      </w:pPr>
+      <w:r>
+        <w:t>component-level results proved far stronger than the end-to-end behaviour they</w:t>
+      </w:r>
+    </w:p>
+    <w:p>
+      <w:pPr>
+        <w:jc w:val="both"/>
+      </w:pPr>
+      <w:r>
+        <w:t>implied.</w:t>
+      </w:r>
+    </w:p>
+    <w:p>
+      <w:pPr>
+        <w:pStyle w:val="Heading2"/>
+        <w:keepNext/>
+        <w:spacing w:before="280" w:after="120"/>
+      </w:pPr>
+      <w:r>
+        <w:rPr>
+          <w:rFonts w:ascii="Times New Roman" w:hAnsi="Times New Roman"/>
+          <w:b/>
+          <w:color w:val="1A365D"/>
+          <w:sz w:val="28"/>
+        </w:rPr>
+        <w:t>1.4 Literature Survey</w:t>
+      </w:r>
+    </w:p>
+    <w:p>
+      <w:pPr>
+        <w:jc w:val="both"/>
+      </w:pPr>
+      <w:r>
+        <w:rPr>
+          <w:b/>
+        </w:rPr>
+        <w:t>Structure prediction.</w:t>
+      </w:r>
+      <w:r>
+        <w:t xml:space="preserve"> AlphaFold [1] established the evolutionary-coupling</w:t>
+      </w:r>
+    </w:p>
+    <w:p>
+      <w:pPr>
+        <w:jc w:val="both"/>
+      </w:pPr>
+      <w:r>
+        <w:t>plus structure-module architecture that later systems refine. AlphaFold-Multimer</w:t>
+      </w:r>
+    </w:p>
+    <w:p>
+      <w:pPr>
+        <w:jc w:val="both"/>
+      </w:pPr>
+      <w:r>
+        <w:t>[2] extended it to complexes and introduced the interface predicted TM-score</w:t>
+      </w:r>
+    </w:p>
+    <w:p>
+      <w:pPr>
+        <w:jc w:val="both"/>
+      </w:pPr>
+      <w:r>
+        <w:t>(ipTM), a confidence measure derived from the TM-score formalism [18]. AlphaFold</w:t>
+      </w:r>
+    </w:p>
+    <w:p>
+      <w:pPr>
+        <w:jc w:val="both"/>
+      </w:pPr>
+      <w:r>
+        <w:t>3 [3] generalised to nucleic acids and ligands using a diffusion decoder. Boltz-1</w:t>
+      </w:r>
+    </w:p>
+    <w:p>
+      <w:pPr>
+        <w:jc w:val="both"/>
+      </w:pPr>
+      <w:r>
+        <w:t>[4] is an open reimplementation of that class of model, and Boltz-2 [5] adds an</w:t>
+      </w:r>
+    </w:p>
+    <w:p>
+      <w:pPr>
+        <w:jc w:val="both"/>
+      </w:pPr>
+      <w:r>
+        <w:t>affinity head aimed at protein–ligand binding. Multiple sequence alignments,</w:t>
+      </w:r>
+    </w:p>
+    <w:p>
+      <w:pPr>
+        <w:jc w:val="both"/>
+      </w:pPr>
+      <w:r>
+        <w:t>which dominate input preparation cost, are generated in practice by MMseqs2-based</w:t>
+      </w:r>
+    </w:p>
+    <w:p>
+      <w:pPr>
+        <w:jc w:val="both"/>
+      </w:pPr>
+      <w:r>
+        <w:t>pipelines [17] as popularised by ColabFold [16].</w:t>
+      </w:r>
+    </w:p>
+    <w:p>
+      <w:pPr>
+        <w:jc w:val="both"/>
+      </w:pPr>
+      <w:r>
+        <w:rPr>
+          <w:b/>
+        </w:rPr>
+        <w:t>Binder design.</w:t>
+      </w:r>
+      <w:r>
+        <w:t xml:space="preserve"> Generative approaches such as RFdiffusion [21] and</w:t>
+      </w:r>
+    </w:p>
+    <w:p>
+      <w:pPr>
+        <w:jc w:val="both"/>
+      </w:pPr>
+      <w:r>
+        <w:t>sequence-design methods such as ProteinMPNN [22] produce candidate binders in</w:t>
+      </w:r>
+    </w:p>
+    <w:p>
+      <w:pPr>
+        <w:jc w:val="both"/>
+      </w:pPr>
+      <w:r>
+        <w:t xml:space="preserve">volume. The bottleneck then becomes </w:t>
+      </w:r>
+      <w:r>
+        <w:rPr>
+          <w:i/>
+        </w:rPr>
+        <w:t>ranking</w:t>
+      </w:r>
+      <w:r>
+        <w:t>: deciding which candidates merit</w:t>
+      </w:r>
+    </w:p>
+    <w:p>
+      <w:pPr>
+        <w:jc w:val="both"/>
+      </w:pPr>
+      <w:r>
+        <w:t>experimental follow-up. In practice this ranking is frequently performed with</w:t>
+      </w:r>
+    </w:p>
+    <w:p>
+      <w:pPr>
+        <w:jc w:val="both"/>
+      </w:pPr>
+      <w:r>
+        <w:t>folding-model confidence, most often ipTM. Section 7 of this report examines</w:t>
+      </w:r>
+    </w:p>
+    <w:p>
+      <w:pPr>
+        <w:jc w:val="both"/>
+      </w:pPr>
+      <w:r>
+        <w:t>that practice directly.</w:t>
+      </w:r>
+    </w:p>
+    <w:p>
+      <w:pPr>
+        <w:jc w:val="both"/>
+      </w:pPr>
+      <w:r>
+        <w:rPr>
+          <w:b/>
+        </w:rPr>
+        <w:t>Efficiency techniques.</w:t>
+      </w:r>
+      <w:r>
+        <w:t xml:space="preserve"> Low-rank factorisation of weight matrices, introduced</w:t>
+      </w:r>
+    </w:p>
+    <w:p>
+      <w:pPr>
+        <w:jc w:val="both"/>
+      </w:pPr>
+      <w:r>
+        <w:t>for adaptation as LoRA [6], underlies the low-rank pair representation used</w:t>
+      </w:r>
+    </w:p>
+    <w:p>
+      <w:pPr>
+        <w:jc w:val="both"/>
+      </w:pPr>
+      <w:r>
+        <w:t>here; the tensor-decomposition machinery for projecting an existing dense</w:t>
+      </w:r>
+    </w:p>
+    <w:p>
+      <w:pPr>
+        <w:jc w:val="both"/>
+      </w:pPr>
+      <w:r>
+        <w:t>operator onto a low-rank form is the CANDECOMP/PARAFAC family surveyed by Kolda</w:t>
+      </w:r>
+    </w:p>
+    <w:p>
+      <w:pPr>
+        <w:jc w:val="both"/>
+      </w:pPr>
+      <w:r>
+        <w:t>and Bader [14]. Latent key-value caching follows the multi-head latent attention</w:t>
+      </w:r>
+    </w:p>
+    <w:p>
+      <w:pPr>
+        <w:jc w:val="both"/>
+      </w:pPr>
+      <w:r>
+        <w:t>of DeepSeek-V2 [10]. Sequence-parallel attention with exact numerics follows the</w:t>
+      </w:r>
+    </w:p>
+    <w:p>
+      <w:pPr>
+        <w:jc w:val="both"/>
+      </w:pPr>
+      <w:r>
+        <w:t>ring-attention construction [11]. On the sampler side, classifier-free guidance</w:t>
+      </w:r>
+    </w:p>
+    <w:p>
+      <w:pPr>
+        <w:jc w:val="both"/>
+      </w:pPr>
+      <w:r>
+        <w:t>[8] costs two network evaluations per step, which distillation [19] can collapse</w:t>
+      </w:r>
+    </w:p>
+    <w:p>
+      <w:pPr>
+        <w:jc w:val="both"/>
+      </w:pPr>
+      <w:r>
+        <w:t>to one; speculative decoding [7] and consistency models [9] attack the number of</w:t>
+      </w:r>
+    </w:p>
+    <w:p>
+      <w:pPr>
+        <w:jc w:val="both"/>
+      </w:pPr>
+      <w:r>
+        <w:t>steps itself. Preference alignment for sequence policies follows DPO [13] and its</w:t>
+      </w:r>
+    </w:p>
+    <w:p>
+      <w:pPr>
+        <w:jc w:val="both"/>
+      </w:pPr>
+      <w:r>
+        <w:t>reference-free variant SimPO [12].</w:t>
+      </w:r>
+    </w:p>
+    <w:p>
+      <w:pPr>
+        <w:jc w:val="both"/>
+      </w:pPr>
+      <w:r>
+        <w:rPr>
+          <w:b/>
+        </w:rPr>
+        <w:t>Gap addressed.</w:t>
+      </w:r>
+      <w:r>
+        <w:t xml:space="preserve"> The efficiency literature reports savings on the operator or</w:t>
+      </w:r>
+    </w:p>
+    <w:p>
+      <w:pPr>
+        <w:jc w:val="both"/>
+      </w:pPr>
+      <w:r>
+        <w:t>the microbenchmark. What is comparatively rarely reported is whether a</w:t>
+      </w:r>
+    </w:p>
+    <w:p>
+      <w:pPr>
+        <w:jc w:val="both"/>
+      </w:pPr>
+      <w:r>
+        <w:t xml:space="preserve">substituted operator remains faithful </w:t>
+      </w:r>
+      <w:r>
+        <w:rPr>
+          <w:i/>
+        </w:rPr>
+        <w:t>on pretrained weights</w:t>
+      </w:r>
+      <w:r>
+        <w:t>, and whether the</w:t>
+      </w:r>
+    </w:p>
+    <w:p>
+      <w:pPr>
+        <w:jc w:val="both"/>
+      </w:pPr>
+      <w:r>
+        <w:t>downstream scoring signal is stable enough to support the decisions it is used</w:t>
+      </w:r>
+    </w:p>
+    <w:p>
+      <w:pPr>
+        <w:jc w:val="both"/>
+      </w:pPr>
+      <w:r>
+        <w:t>for. This dissertation measures both, using the PDB [15] as the source of</w:t>
+      </w:r>
+    </w:p>
+    <w:p>
+      <w:pPr>
+        <w:jc w:val="both"/>
+      </w:pPr>
+      <w:r>
+        <w:t>experimentally determined positives — including the MDM2–p53 complex [20] among</w:t>
+      </w:r>
+    </w:p>
+    <w:p>
+      <w:pPr>
+        <w:jc w:val="both"/>
+      </w:pPr>
+      <w:r>
+        <w:t>others.</w:t>
+      </w:r>
+    </w:p>
+    <w:p>
+      <w:pPr>
+        <w:pStyle w:val="Heading2"/>
+        <w:keepNext/>
+        <w:spacing w:before="280" w:after="120"/>
+      </w:pPr>
+      <w:r>
+        <w:rPr>
+          <w:rFonts w:ascii="Times New Roman" w:hAnsi="Times New Roman"/>
+          <w:b/>
+          <w:color w:val="1A365D"/>
+          <w:sz w:val="28"/>
+        </w:rPr>
+        <w:t>1.5 Scope and Limitations</w:t>
+      </w:r>
+    </w:p>
+    <w:p>
+      <w:pPr>
+        <w:jc w:val="both"/>
+      </w:pPr>
+      <w:r>
+        <w:t>The scope is inference, not training: no frontier-scale training run was</w:t>
+      </w:r>
+    </w:p>
+    <w:p>
+      <w:pPr>
+        <w:jc w:val="both"/>
+      </w:pPr>
+      <w:r>
+        <w:t>performed, and the low-rank layer is therefore evaluated as a substitution onto</w:t>
+      </w:r>
+    </w:p>
+    <w:p>
+      <w:pPr>
+        <w:jc w:val="both"/>
+      </w:pPr>
+      <w:r>
+        <w:t>released weights rather than as a component of a model trained around it.</w:t>
+      </w:r>
+    </w:p>
+    <w:p>
+      <w:pPr>
+        <w:jc w:val="both"/>
+      </w:pPr>
+      <w:r>
+        <w:t>Three limitations are stated at the outset because they bound every number in</w:t>
+      </w:r>
+    </w:p>
+    <w:p>
+      <w:pPr>
+        <w:jc w:val="both"/>
+      </w:pPr>
+      <w:r>
+        <w:t>this report:</w:t>
+      </w:r>
+    </w:p>
+    <w:p>
+      <w:pPr>
+        <w:jc w:val="both"/>
+      </w:pPr>
+      <w:r>
+        <w:t xml:space="preserve">1. </w:t>
+      </w:r>
+      <w:r>
+        <w:rPr>
+          <w:b/>
+        </w:rPr>
+        <w:t>Reduced inference settings.</w:t>
+      </w:r>
+      <w:r>
+        <w:t xml:space="preserve"> Folding throughout uses 10 sampling steps</w:t>
+      </w:r>
+    </w:p>
+    <w:p>
+      <w:pPr>
+        <w:jc w:val="both"/>
+      </w:pPr>
+      <w:r>
+        <w:t>(Boltz default 200), 1 recycling iteration (default 3) and MSA depth 32</w:t>
+      </w:r>
+    </w:p>
+    <w:p>
+      <w:pPr>
+        <w:jc w:val="both"/>
+      </w:pPr>
+      <w:r>
+        <w:t>(default 8192). These were forced by CPU-only execution on a laptop. The</w:t>
+      </w:r>
+    </w:p>
+    <w:p>
+      <w:pPr>
+        <w:jc w:val="both"/>
+      </w:pPr>
+      <w:r>
+        <w:t>settings confound is stated, not resolved.</w:t>
+      </w:r>
+    </w:p>
+    <w:p>
+      <w:pPr>
+        <w:jc w:val="both"/>
+      </w:pPr>
+      <w:r>
+        <w:t xml:space="preserve">2. </w:t>
+      </w:r>
+      <w:r>
+        <w:rPr>
+          <w:b/>
+        </w:rPr>
+        <w:t>Panel size.</w:t>
+      </w:r>
+      <w:r>
+        <w:t xml:space="preserve"> The binder benchmark uses 22 receptors. This was sized by a</w:t>
+      </w:r>
+    </w:p>
+    <w:p>
+      <w:pPr>
+        <w:jc w:val="both"/>
+      </w:pPr>
+      <w:r>
+        <w:t>power analysis, but it remains small relative to the generality of the claim.</w:t>
+      </w:r>
+    </w:p>
+    <w:p>
+      <w:pPr>
+        <w:jc w:val="both"/>
+      </w:pPr>
+      <w:r>
+        <w:t xml:space="preserve">3. </w:t>
+      </w:r>
+      <w:r>
+        <w:rPr>
+          <w:b/>
+        </w:rPr>
+        <w:t>Measurement noise.</w:t>
+      </w:r>
+      <w:r>
+        <w:t xml:space="preserve"> Folds are unseeded, and Section 7.5 quantifies what</w:t>
+      </w:r>
+    </w:p>
+    <w:p>
+      <w:pPr>
+        <w:jc w:val="both"/>
+      </w:pPr>
+      <w:r>
+        <w:t>that costs. Per-complex results are not reproducible at these settings.</w:t>
+      </w:r>
+    </w:p>
+    <w:p>
+      <w:pPr>
+        <w:pStyle w:val="Heading2"/>
+        <w:keepNext/>
+        <w:spacing w:before="280" w:after="120"/>
+      </w:pPr>
+      <w:r>
+        <w:rPr>
+          <w:rFonts w:ascii="Times New Roman" w:hAnsi="Times New Roman"/>
+          <w:b/>
+          <w:color w:val="1A365D"/>
+          <w:sz w:val="28"/>
+        </w:rPr>
+        <w:t>1.6 Organisation of the Report</w:t>
+      </w:r>
+    </w:p>
+    <w:p>
+      <w:pPr>
+        <w:jc w:val="both"/>
+      </w:pPr>
+      <w:r>
+        <w:t>Section 2 describes the modules implemented. Section 3 gives the pipeline and</w:t>
+      </w:r>
+    </w:p>
+    <w:p>
+      <w:pPr>
+        <w:jc w:val="both"/>
+      </w:pPr>
+      <w:r>
+        <w:t>methodology. Section 4 reports component-level specifications and benchmarks.</w:t>
+      </w:r>
+    </w:p>
+    <w:p>
+      <w:pPr>
+        <w:jc w:val="both"/>
+      </w:pPr>
+      <w:r>
+        <w:t>Section 5 covers design considerations arising from the Apple Silicon port.</w:t>
+      </w:r>
+    </w:p>
+    <w:p>
+      <w:pPr>
+        <w:jc w:val="both"/>
+      </w:pPr>
+      <w:r>
+        <w:t>Section 6 covers verification and testing, including two defects found in the</w:t>
+      </w:r>
+    </w:p>
+    <w:p>
+      <w:pPr>
+        <w:jc w:val="both"/>
+      </w:pPr>
+      <w:r>
+        <w:t>test infrastructure itself. Section 7 reports the end-to-end measurements</w:t>
+      </w:r>
+    </w:p>
+    <w:p>
+      <w:pPr>
+        <w:jc w:val="both"/>
+      </w:pPr>
+      <w:r>
+        <w:t>against pretrained weights, which contains the substantive findings of this</w:t>
+      </w:r>
+    </w:p>
+    <w:p>
+      <w:pPr>
+        <w:jc w:val="both"/>
+      </w:pPr>
+      <w:r>
+        <w:t>work. Section 8 draws conclusions and recommendations, and Section 9 sets out</w:t>
+      </w:r>
+    </w:p>
+    <w:p>
+      <w:pPr>
+        <w:jc w:val="both"/>
+      </w:pPr>
+      <w:r>
+        <w:t>the remaining plan.</w:t>
+      </w:r>
+    </w:p>
+    <w:p>
+      <w:r>
+        <w:br w:type="page"/>
+      </w:r>
+    </w:p>
+    <w:p>
+      <w:pPr>
+        <w:pStyle w:val="Heading1"/>
+        <w:keepNext/>
+        <w:spacing w:before="360" w:after="160"/>
+      </w:pPr>
+      <w:r>
+        <w:rPr>
+          <w:rFonts w:ascii="Times New Roman" w:hAnsi="Times New Roman"/>
+          <w:b/>
+          <w:color w:val="0C2340"/>
+          <w:sz w:val="36"/>
+        </w:rPr>
+        <w:t>2. MODULES IN BOLTZ-FAST</w:t>
+      </w:r>
+    </w:p>
+    <w:p>
+      <w:pPr>
+        <w:jc w:val="both"/>
+      </w:pPr>
+      <w:r>
+        <w:t>The Boltz-Fast engine accelerates structures generation and reduces hardware footprint by implementing targeted algorithmic optimizations. The core architecture is shown in Figure 1 below.</w:t>
       </w:r>
     </w:p>
     <w:tbl>
@@ -1680,6 +3711,22 @@
     <w:p/>
     <w:p>
       <w:pPr>
+        <w:pStyle w:val="Heading4"/>
+        <w:keepNext/>
+        <w:spacing w:before="200" w:after="80"/>
+      </w:pPr>
+      <w:r>
+        <w:rPr>
+          <w:rFonts w:ascii="Times New Roman" w:hAnsi="Times New Roman"/>
+          <w:b/>
+          <w:color w:val="2C5282"/>
+          <w:sz w:val="22"/>
+        </w:rPr>
+        <w:t>Figure 1: Core Modules in Boltz-Fast</w:t>
+      </w:r>
+    </w:p>
+    <w:p>
+      <w:pPr>
         <w:pStyle w:val="Heading3"/>
         <w:keepNext/>
         <w:spacing w:before="240" w:after="80"/>
@@ -2978,7 +5025,7 @@
         <w:jc w:val="both"/>
       </w:pPr>
       <w:r>
-        <w:t>variable, defaulting to the stock implementation. Section 6.1 reports the</w:t>
+        <w:t>variable, defaulting to the stock implementation. Section 7.1 reports the</w:t>
       </w:r>
     </w:p>
     <w:p>
@@ -3846,7 +5893,7 @@
           <w:color w:val="0C2340"/>
           <w:sz w:val="36"/>
         </w:rPr>
-        <w:t>2. FUNCTIONAL BLOCK DIAGRAM &amp; METHODOLOGY</w:t>
+        <w:t>3. FUNCTIONAL BLOCK DIAGRAM &amp; METHODOLOGY</w:t>
       </w:r>
     </w:p>
     <w:p>
@@ -3984,7 +6031,7 @@
           <w:color w:val="0C2340"/>
           <w:sz w:val="36"/>
         </w:rPr>
-        <w:t>3. MAJOR TECHNICAL SPECIFICATIONS &amp; BENCHMARKS</w:t>
+        <w:t>4. MAJOR TECHNICAL SPECIFICATIONS &amp; BENCHMARKS</w:t>
       </w:r>
     </w:p>
     <w:p>
@@ -6329,7 +8376,7 @@
         <w:jc w:val="both"/>
       </w:pPr>
       <w:r>
-        <w:t>as a drop-in substitution result. Section 6.1 measures what happens when the</w:t>
+        <w:t>as a drop-in substitution result. Section 7.1 measures what happens when the</w:t>
       </w:r>
     </w:p>
     <w:p>
@@ -7437,22 +9484,6 @@
     <w:p/>
     <w:p>
       <w:pPr>
-        <w:pStyle w:val="Heading4"/>
-        <w:keepNext/>
-        <w:spacing w:before="200" w:after="80"/>
-      </w:pPr>
-      <w:r>
-        <w:rPr>
-          <w:rFonts w:ascii="Times New Roman" w:hAnsi="Times New Roman"/>
-          <w:b/>
-          <w:color w:val="2C5282"/>
-          <w:sz w:val="22"/>
-        </w:rPr>
-        <w:t>Figure 2: C-alpha Backbone 3D Coordinate Plot</w:t>
-      </w:r>
-    </w:p>
-    <w:p>
-      <w:pPr>
         <w:spacing w:before="240" w:after="80"/>
         <w:jc w:val="center"/>
       </w:pPr>
@@ -7518,7 +9549,7 @@
           <w:color w:val="2C5282"/>
           <w:sz w:val="22"/>
         </w:rPr>
-        <w:t>Figure 3: Ray-Traced Protein Ribbon Model Rendering</w:t>
+        <w:t>Figure 2: C-alpha Backbone 3D Coordinate Plot</w:t>
       </w:r>
     </w:p>
     <w:p>
@@ -7588,7 +9619,7 @@
           <w:color w:val="2C5282"/>
           <w:sz w:val="22"/>
         </w:rPr>
-        <w:t>Figure 4: ANE-Accelerated 3D Insulin Backbone Visualization</w:t>
+        <w:t>Figure 3: Ray-Traced Protein Ribbon Model Rendering</w:t>
       </w:r>
     </w:p>
     <w:p>
@@ -7646,6 +9677,22 @@
       </w:r>
     </w:p>
     <w:p>
+      <w:pPr>
+        <w:pStyle w:val="Heading4"/>
+        <w:keepNext/>
+        <w:spacing w:before="200" w:after="80"/>
+      </w:pPr>
+      <w:r>
+        <w:rPr>
+          <w:rFonts w:ascii="Times New Roman" w:hAnsi="Times New Roman"/>
+          <w:b/>
+          <w:color w:val="2C5282"/>
+          <w:sz w:val="22"/>
+        </w:rPr>
+        <w:t>Figure 4: ANE-Accelerated 3D Insulin Backbone Visualization</w:t>
+      </w:r>
+    </w:p>
+    <w:p>
       <w:r>
         <w:br w:type="page"/>
       </w:r>
@@ -7663,7 +9710,7 @@
           <w:color w:val="0C2340"/>
           <w:sz w:val="36"/>
         </w:rPr>
-        <w:t>4. DESIGN CONSIDERATIONS</w:t>
+        <w:t>5. DESIGN CONSIDERATIONS</w:t>
       </w:r>
     </w:p>
     <w:p>
@@ -7890,7 +9937,7 @@
           <w:color w:val="0C2340"/>
           <w:sz w:val="36"/>
         </w:rPr>
-        <w:t>5. VERIFICATION &amp; TESTING (M1 &amp; M6)</w:t>
+        <w:t>6. VERIFICATION &amp; TESTING (M1 &amp; M6)</w:t>
       </w:r>
     </w:p>
     <w:p>
@@ -8101,7 +10148,7 @@
           <w:color w:val="2C5282"/>
           <w:sz w:val="23"/>
         </w:rPr>
-        <w:t>5.1 Subsequent Hardening of the Suite</w:t>
+        <w:t>6.1 Subsequent Hardening of the Suite</w:t>
       </w:r>
     </w:p>
     <w:p>
@@ -8347,22 +10394,6 @@
       </w:pPr>
       <w:r>
         <w:t>the audited suite, and the latter is what the current 99 tests provide.</w:t>
-      </w:r>
-    </w:p>
-    <w:p>
-      <w:pPr>
-        <w:pStyle w:val="Heading4"/>
-        <w:keepNext/>
-        <w:spacing w:before="200" w:after="80"/>
-      </w:pPr>
-      <w:r>
-        <w:rPr>
-          <w:rFonts w:ascii="Times New Roman" w:hAnsi="Times New Roman"/>
-          <w:b/>
-          <w:color w:val="2C5282"/>
-          <w:sz w:val="22"/>
-        </w:rPr>
-        <w:t>Figure 5: Post-Diffusion Neural Coordinate Refinement Comparison</w:t>
       </w:r>
     </w:p>
     <w:p>
@@ -8421,6 +10452,22 @@
     </w:p>
     <w:p>
       <w:pPr>
+        <w:pStyle w:val="Heading4"/>
+        <w:keepNext/>
+        <w:spacing w:before="200" w:after="80"/>
+      </w:pPr>
+      <w:r>
+        <w:rPr>
+          <w:rFonts w:ascii="Times New Roman" w:hAnsi="Times New Roman"/>
+          <w:b/>
+          <w:color w:val="2C5282"/>
+          <w:sz w:val="22"/>
+        </w:rPr>
+        <w:t>Figure 5: Post-Diffusion Neural Coordinate Refinement Comparison</w:t>
+      </w:r>
+    </w:p>
+    <w:p>
+      <w:pPr>
         <w:jc w:val="both"/>
       </w:pPr>
       <w:r>
@@ -8459,7 +10506,7 @@
           <w:color w:val="0C2340"/>
           <w:sz w:val="36"/>
         </w:rPr>
-        <w:t>6. MEASURED RESULTS AGAINST PRETRAINED WEIGHTS</w:t>
+        <w:t>7. MEASURED RESULTS AGAINST PRETRAINED WEIGHTS</w:t>
       </w:r>
     </w:p>
     <w:p>
@@ -8507,7 +10554,7 @@
           <w:color w:val="2C5282"/>
           <w:sz w:val="23"/>
         </w:rPr>
-        <w:t>6.1 The Low-Rank Pair Representation Is Not Reachable on Pretrained Weights</w:t>
+        <w:t>7.1 The Low-Rank Pair Representation Is Not Reachable on Pretrained Weights</w:t>
       </w:r>
     </w:p>
     <w:p>
@@ -9247,7 +11294,7 @@
           <w:color w:val="2C5282"/>
           <w:sz w:val="23"/>
         </w:rPr>
-        <w:t>6.2 Interface Confidence Does Not Rank Peptide Binders</w:t>
+        <w:t>7.2 Interface Confidence Does Not Rank Peptide Binders</w:t>
       </w:r>
     </w:p>
     <w:p>
@@ -9527,15 +11574,15 @@
           <w:color w:val="2C5282"/>
           <w:sz w:val="23"/>
         </w:rPr>
-        <w:t>6.3 Boltz-2 Comparison and a Correction to the Benchmark</w:t>
-      </w:r>
-    </w:p>
-    <w:p>
-      <w:pPr>
-        <w:jc w:val="both"/>
-      </w:pPr>
-      <w:r>
-        <w:t>The natural objection is that Section 6.2 indicts Boltz-1 rather than ipTM. The</w:t>
+        <w:t>7.3 Boltz-2 Comparison and a Correction to the Benchmark</w:t>
+      </w:r>
+    </w:p>
+    <w:p>
+      <w:pPr>
+        <w:jc w:val="both"/>
+      </w:pPr>
+      <w:r>
+        <w:t>The natural objection is that Section 7.2 indicts Boltz-1 rather than ipTM. The</w:t>
       </w:r>
     </w:p>
     <w:p>
@@ -10121,7 +12168,7 @@
           <w:color w:val="2C5282"/>
           <w:sz w:val="23"/>
         </w:rPr>
-        <w:t>6.4 Powered Run: ipTM Tracks Composition, Not Binding</w:t>
+        <w:t>7.4 Powered Run: ipTM Tracks Composition, Not Binding</w:t>
       </w:r>
     </w:p>
     <w:p>
@@ -10685,7 +12732,7 @@
         <w:jc w:val="both"/>
       </w:pPr>
       <w:r>
-        <w:t>own scramble, and this one does not. The finding converges with Section 6.2 from</w:t>
+        <w:t>own scramble, and this one does not. The finding converges with Section 7.2 from</w:t>
       </w:r>
     </w:p>
     <w:p>
@@ -10741,15 +12788,15 @@
           <w:color w:val="2C5282"/>
           <w:sz w:val="23"/>
         </w:rPr>
-        <w:t>6.5 Measurement Reproducibility: Single Folds Do Not Reproduce</w:t>
-      </w:r>
-    </w:p>
-    <w:p>
-      <w:pPr>
-        <w:jc w:val="both"/>
-      </w:pPr>
-      <w:r>
-        <w:t xml:space="preserve">Every fold in Sections 6.2–6.4 was unseeded. Boltz's </w:t>
+        <w:t>7.5 Measurement Reproducibility: Single Folds Do Not Reproduce</w:t>
+      </w:r>
+    </w:p>
+    <w:p>
+      <w:pPr>
+        <w:jc w:val="both"/>
+      </w:pPr>
+      <w:r>
+        <w:t xml:space="preserve">Every fold in Sections 7.2–7.4 was unseeded. Boltz's </w:t>
       </w:r>
       <w:r>
         <w:rPr>
@@ -11023,7 +13070,7 @@
         <w:jc w:val="both"/>
       </w:pPr>
       <w:r>
-        <w:t>precision of its own verdict, and Section 6.4's p = 0.034 should be read that way.</w:t>
+        <w:t>precision of its own verdict, and Section 7.4's p = 0.034 should be read that way.</w:t>
       </w:r>
     </w:p>
     <w:p>
@@ -11120,7 +13167,690 @@
           <w:color w:val="0C2340"/>
           <w:sz w:val="36"/>
         </w:rPr>
-        <w:t>7. FUTURE PLAN</w:t>
+        <w:t>8. CONCLUSIONS AND RECOMMENDATIONS</w:t>
+      </w:r>
+    </w:p>
+    <w:p>
+      <w:pPr>
+        <w:pStyle w:val="Heading2"/>
+        <w:keepNext/>
+        <w:spacing w:before="280" w:after="120"/>
+      </w:pPr>
+      <w:r>
+        <w:rPr>
+          <w:rFonts w:ascii="Times New Roman" w:hAnsi="Times New Roman"/>
+          <w:b/>
+          <w:color w:val="1A365D"/>
+          <w:sz w:val="28"/>
+        </w:rPr>
+        <w:t>8.1 Conclusions</w:t>
+      </w:r>
+    </w:p>
+    <w:p>
+      <w:pPr>
+        <w:jc w:val="both"/>
+      </w:pPr>
+      <w:r>
+        <w:rPr>
+          <w:b/>
+        </w:rPr>
+        <w:t>On the engineering objectives.</w:t>
+      </w:r>
+      <w:r>
+        <w:t xml:space="preserve"> Objectives 1 to 4 of Section 1.3 were met.</w:t>
+      </w:r>
+    </w:p>
+    <w:p>
+      <w:pPr>
+        <w:jc w:val="both"/>
+      </w:pPr>
+      <w:r>
+        <w:t>The Boltz inference path executes device-agnostically on Apple Silicon, with 16</w:t>
+      </w:r>
+    </w:p>
+    <w:p>
+      <w:pPr>
+        <w:jc w:val="both"/>
+      </w:pPr>
+      <w:r>
+        <w:t>CUDA dependencies removed and autocast and cache eviction dispatched by device.</w:t>
+      </w:r>
+    </w:p>
+    <w:p>
+      <w:pPr>
+        <w:jc w:val="both"/>
+      </w:pPr>
+      <w:r>
+        <w:t xml:space="preserve">Target-side latent key-value caching reduces cached state from </w:t>
+      </w:r>
+      <w:r>
+        <w:rPr>
+          <w:rFonts w:ascii="Courier New" w:hAnsi="Courier New"/>
+          <w:sz w:val="19"/>
+          <w:shd w:fill="f7fafc"/>
+        </w:rPr>
+        <w:t>2 × N × D</w:t>
+      </w:r>
+      <w:r>
+        <w:t xml:space="preserve"> to</w:t>
+      </w:r>
+    </w:p>
+    <w:p>
+      <w:pPr>
+        <w:jc w:val="both"/>
+      </w:pPr>
+      <w:r>
+        <w:rPr>
+          <w:rFonts w:ascii="Courier New" w:hAnsi="Courier New"/>
+          <w:sz w:val="19"/>
+          <w:shd w:fill="f7fafc"/>
+        </w:rPr>
+        <w:t>N × D_latent</w:t>
+      </w:r>
+      <w:r>
+        <w:t>, an 87.5% reduction at the operating point used here. The</w:t>
+      </w:r>
+    </w:p>
+    <w:p>
+      <w:pPr>
+        <w:jc w:val="both"/>
+      </w:pPr>
+      <w:r>
+        <w:t>low-rank pair representation, the classifier-free-guidance student and the</w:t>
+      </w:r>
+    </w:p>
+    <w:p>
+      <w:pPr>
+        <w:jc w:val="both"/>
+      </w:pPr>
+      <w:r>
+        <w:t>neural coordinate refiner are integrated and verified numerically against their</w:t>
+      </w:r>
+    </w:p>
+    <w:p>
+      <w:pPr>
+        <w:jc w:val="both"/>
+      </w:pPr>
+      <w:r>
+        <w:t>dense references. A 99-test suite runs under continuous integration.</w:t>
+      </w:r>
+    </w:p>
+    <w:p>
+      <w:pPr>
+        <w:jc w:val="both"/>
+      </w:pPr>
+      <w:r>
+        <w:rPr>
+          <w:b/>
+        </w:rPr>
+        <w:t>On the validation objective.</w:t>
+      </w:r>
+      <w:r>
+        <w:t xml:space="preserve"> Objective 5 produced results that qualify two</w:t>
+      </w:r>
+    </w:p>
+    <w:p>
+      <w:pPr>
+        <w:jc w:val="both"/>
+      </w:pPr>
+      <w:r>
+        <w:t>of the four engineering claims, and both qualifications are properties of the</w:t>
+      </w:r>
+    </w:p>
+    <w:p>
+      <w:pPr>
+        <w:jc w:val="both"/>
+      </w:pPr>
+      <w:r>
+        <w:t>problem rather than of the implementation.</w:t>
+      </w:r>
+    </w:p>
+    <w:p>
+      <w:pPr>
+        <w:jc w:val="both"/>
+      </w:pPr>
+      <w:r>
+        <w:t xml:space="preserve">First, </w:t>
+      </w:r>
+      <w:r>
+        <w:rPr>
+          <w:b/>
+        </w:rPr>
+      </w:r>
+      <w:r>
+        <w:t>the low-rank pair representation is not reachable on pretrained</w:t>
+      </w:r>
+    </w:p>
+    <w:p>
+      <w:pPr>
+        <w:jc w:val="both"/>
+      </w:pPr>
+      <w:r>
+        <w:t>weights</w:t>
+      </w:r>
+      <w:r>
+        <w:rPr>
+          <w:b/>
+        </w:rPr>
+      </w:r>
+      <w:r>
+        <w:t xml:space="preserve"> (Section 7.1). Three progressively stricter experiments converge on a</w:t>
+      </w:r>
+    </w:p>
+    <w:p>
+      <w:pPr>
+        <w:jc w:val="both"/>
+      </w:pPr>
+      <w:r>
+        <w:t>held-out error of 0.378 at rank 32, where training and held-out error coincide —</w:t>
+      </w:r>
+    </w:p>
+    <w:p>
+      <w:pPr>
+        <w:jc w:val="both"/>
+      </w:pPr>
+      <w:r>
+        <w:t>the signature of a model at capacity rather than one starved of data. The fitted</w:t>
+      </w:r>
+    </w:p>
+    <w:p>
+      <w:pPr>
+        <w:jc w:val="both"/>
+      </w:pPr>
+      <w:r>
+        <w:t xml:space="preserve">scaling law places 10% error at rank ≈1,414, against the </w:t>
+      </w:r>
+      <w:r>
+        <w:rPr>
+          <w:rFonts w:ascii="Courier New" w:hAnsi="Courier New"/>
+          <w:sz w:val="19"/>
+          <w:shd w:fill="f7fafc"/>
+        </w:rPr>
+        <w:t>c_hidden² = 1024</w:t>
+      </w:r>
+    </w:p>
+    <w:p>
+      <w:pPr>
+        <w:jc w:val="both"/>
+      </w:pPr>
+      <w:r>
+        <w:t>width that the stock implementation actually materialises. The low-rank form</w:t>
+      </w:r>
+    </w:p>
+    <w:p>
+      <w:pPr>
+        <w:jc w:val="both"/>
+      </w:pPr>
+      <w:r>
+        <w:t>therefore costs more activation memory than the operator it replaces before it</w:t>
+      </w:r>
+    </w:p>
+    <w:p>
+      <w:pPr>
+        <w:jc w:val="both"/>
+      </w:pPr>
+      <w:r>
+        <w:t>becomes accurate enough to substitute for it. The 1502× figure in Table 3</w:t>
+      </w:r>
+    </w:p>
+    <w:p>
+      <w:pPr>
+        <w:jc w:val="both"/>
+      </w:pPr>
+      <w:r>
+        <w:t xml:space="preserve">remains valid as a scaling measurement for a network </w:t>
+      </w:r>
+      <w:r>
+        <w:rPr>
+          <w:i/>
+        </w:rPr>
+        <w:t>trained</w:t>
+      </w:r>
+      <w:r>
+        <w:t xml:space="preserve"> around the layer;</w:t>
+      </w:r>
+    </w:p>
+    <w:p>
+      <w:pPr>
+        <w:jc w:val="both"/>
+      </w:pPr>
+      <w:r>
+        <w:t>it is not a drop-in saving.</w:t>
+      </w:r>
+    </w:p>
+    <w:p>
+      <w:pPr>
+        <w:jc w:val="both"/>
+      </w:pPr>
+      <w:r>
+        <w:t xml:space="preserve">Second, </w:t>
+      </w:r>
+      <w:r>
+        <w:rPr>
+          <w:b/>
+        </w:rPr>
+        <w:t>interface confidence does not rank peptide binders reliably</w:t>
+      </w:r>
+    </w:p>
+    <w:p>
+      <w:pPr>
+        <w:jc w:val="both"/>
+      </w:pPr>
+      <w:r>
+        <w:t>(Sections 7.2 to 7.5). On a PTM-clean panel of 22 receptors and 132 complexes,</w:t>
+      </w:r>
+    </w:p>
+    <w:p>
+      <w:pPr>
+        <w:jc w:val="both"/>
+      </w:pPr>
+      <w:r>
+        <w:t>scrambled peptides score indistinguishably from cognates and significantly above</w:t>
+      </w:r>
+    </w:p>
+    <w:p>
+      <w:pPr>
+        <w:jc w:val="both"/>
+      </w:pPr>
+      <w:r>
+        <w:t>genuine binders of other receptors (AUC 0.632, p = 0.0096). Since a scramble</w:t>
+      </w:r>
+    </w:p>
+    <w:p>
+      <w:pPr>
+        <w:jc w:val="both"/>
+      </w:pPr>
+      <w:r>
+        <w:t>preserves composition and length and destroys only order, the discriminating</w:t>
+      </w:r>
+    </w:p>
+    <w:p>
+      <w:pPr>
+        <w:jc w:val="both"/>
+      </w:pPr>
+      <w:r>
+        <w:t>variable is composition. Any order effect is bounded at 63% of the composition</w:t>
+      </w:r>
+    </w:p>
+    <w:p>
+      <w:pPr>
+        <w:jc w:val="both"/>
+      </w:pPr>
+      <w:r>
+        <w:t>effect. A ridge regression on additive amino-acid composition independently</w:t>
+      </w:r>
+    </w:p>
+    <w:p>
+      <w:pPr>
+        <w:jc w:val="both"/>
+      </w:pPr>
+      <w:r>
+        <w:t>outperformed the distilled neural surrogate (+0.103 against −0.034, z = 3.44),</w:t>
+      </w:r>
+    </w:p>
+    <w:p>
+      <w:pPr>
+        <w:jc w:val="both"/>
+      </w:pPr>
+      <w:r>
+        <w:t>reaching the same conclusion from an unrelated direction.</w:t>
+      </w:r>
+    </w:p>
+    <w:p>
+      <w:pPr>
+        <w:jc w:val="both"/>
+      </w:pPr>
+      <w:r>
+        <w:t xml:space="preserve">Third, and generalising beyond this project, </w:t>
+      </w:r>
+      <w:r>
+        <w:rPr>
+          <w:b/>
+        </w:rPr>
+      </w:r>
+      <w:r>
+        <w:t>a single unseeded fold does not</w:t>
+      </w:r>
+    </w:p>
+    <w:p>
+      <w:pPr>
+        <w:jc w:val="both"/>
+      </w:pPr>
+      <w:r>
+        <w:t>reproduce its own ranking</w:t>
+      </w:r>
+      <w:r>
+        <w:rPr>
+          <w:b/>
+        </w:rPr>
+      </w:r>
+      <w:r>
+        <w:t xml:space="preserve"> (Section 7.5). Pooled within-complex ipTM standard</w:t>
+      </w:r>
+    </w:p>
+    <w:p>
+      <w:pPr>
+        <w:jc w:val="both"/>
+      </w:pPr>
+      <w:r>
+        <w:t>deviation is 0.0628. Across four identical re-runs, all four receptors tested</w:t>
+      </w:r>
+    </w:p>
+    <w:p>
+      <w:pPr>
+        <w:jc w:val="both"/>
+      </w:pPr>
+      <w:r>
+        <w:t>changed the rank of their cognate, one moving from best to worst. Re-simulating</w:t>
+      </w:r>
+    </w:p>
+    <w:p>
+      <w:pPr>
+        <w:jc w:val="both"/>
+      </w:pPr>
+      <w:r>
+        <w:t>the benchmark under that noise leaves the aggregate effect intact but reduces</w:t>
+      </w:r>
+    </w:p>
+    <w:p>
+      <w:pPr>
+        <w:jc w:val="both"/>
+      </w:pPr>
+      <w:r>
+        <w:t>the headline significance verdict to a coin flip: p &lt; 0.05 in 49% of re-runs.</w:t>
+      </w:r>
+    </w:p>
+    <w:p>
+      <w:pPr>
+        <w:jc w:val="both"/>
+      </w:pPr>
+      <w:r>
+        <w:t>Ranking candidate binders from a single folding run is common practice, and at</w:t>
+      </w:r>
+    </w:p>
+    <w:p>
+      <w:pPr>
+        <w:jc w:val="both"/>
+      </w:pPr>
+      <w:r>
+        <w:t>reduced sampling settings it is not reproducible.</w:t>
+      </w:r>
+    </w:p>
+    <w:p>
+      <w:pPr>
+        <w:jc w:val="both"/>
+      </w:pPr>
+      <w:r>
+        <w:rPr>
+          <w:b/>
+        </w:rPr>
+        <w:t>Overall.</w:t>
+      </w:r>
+      <w:r>
+        <w:t xml:space="preserve"> The efficiency techniques transfer as engineering. The accuracy</w:t>
+      </w:r>
+    </w:p>
+    <w:p>
+      <w:pPr>
+        <w:jc w:val="both"/>
+      </w:pPr>
+      <w:r>
+        <w:t>claims that would have made them useful for screening do not survive</w:t>
+      </w:r>
+    </w:p>
+    <w:p>
+      <w:pPr>
+        <w:jc w:val="both"/>
+      </w:pPr>
+      <w:r>
+        <w:t>measurement. Reporting this is the substantive contribution: each negative</w:t>
+      </w:r>
+    </w:p>
+    <w:p>
+      <w:pPr>
+        <w:jc w:val="both"/>
+      </w:pPr>
+      <w:r>
+        <w:t>result is established with controls, held-out splits, power analysis and</w:t>
+      </w:r>
+    </w:p>
+    <w:p>
+      <w:pPr>
+        <w:jc w:val="both"/>
+      </w:pPr>
+      <w:r>
+        <w:t>replication, and each redirects effort away from a direction that would not have</w:t>
+      </w:r>
+    </w:p>
+    <w:p>
+      <w:pPr>
+        <w:jc w:val="both"/>
+      </w:pPr>
+      <w:r>
+        <w:t>worked.</w:t>
+      </w:r>
+    </w:p>
+    <w:p>
+      <w:pPr>
+        <w:pStyle w:val="Heading2"/>
+        <w:keepNext/>
+        <w:spacing w:before="280" w:after="120"/>
+      </w:pPr>
+      <w:r>
+        <w:rPr>
+          <w:rFonts w:ascii="Times New Roman" w:hAnsi="Times New Roman"/>
+          <w:b/>
+          <w:color w:val="1A365D"/>
+          <w:sz w:val="28"/>
+        </w:rPr>
+        <w:t>8.2 Recommendations</w:t>
+      </w:r>
+    </w:p>
+    <w:p>
+      <w:pPr>
+        <w:jc w:val="both"/>
+      </w:pPr>
+      <w:r>
+        <w:t xml:space="preserve">1. </w:t>
+      </w:r>
+      <w:r>
+        <w:rPr>
+          <w:b/>
+        </w:rPr>
+        <w:t>Report replicate-averaged confidence, never a single fold.</w:t>
+      </w:r>
+      <w:r>
+        <w:t xml:space="preserve"> On this</w:t>
+      </w:r>
+    </w:p>
+    <w:p>
+      <w:pPr>
+        <w:jc w:val="both"/>
+      </w:pPr>
+      <w:r>
+        <w:t>evidence, 9 to 16 replicate folds per complex are required before a</w:t>
+      </w:r>
+    </w:p>
+    <w:p>
+      <w:pPr>
+        <w:jc w:val="both"/>
+      </w:pPr>
+      <w:r>
+        <w:t>per-receptor ranking is meaningful. Practitioners ranking binders on a single</w:t>
+      </w:r>
+    </w:p>
+    <w:p>
+      <w:pPr>
+        <w:jc w:val="both"/>
+      </w:pPr>
+      <w:r>
+        <w:t>AlphaFold or Boltz run should treat those rankings as provisional.</w:t>
+      </w:r>
+    </w:p>
+    <w:p>
+      <w:pPr>
+        <w:jc w:val="both"/>
+      </w:pPr>
+      <w:r>
+        <w:t xml:space="preserve">2. </w:t>
+      </w:r>
+      <w:r>
+        <w:rPr>
+          <w:b/>
+        </w:rPr>
+        <w:t>Always include a scramble control.</w:t>
+      </w:r>
+      <w:r>
+        <w:t xml:space="preserve"> Composition and length alone reproduce</w:t>
+      </w:r>
+    </w:p>
+    <w:p>
+      <w:pPr>
+        <w:jc w:val="both"/>
+      </w:pPr>
+      <w:r>
+        <w:t>most of the apparent discrimination between a cognate and a decoy. Without a</w:t>
+      </w:r>
+    </w:p>
+    <w:p>
+      <w:pPr>
+        <w:jc w:val="both"/>
+      </w:pPr>
+      <w:r>
+        <w:t>composition-matched control, a benchmark cannot distinguish binder</w:t>
+      </w:r>
+    </w:p>
+    <w:p>
+      <w:pPr>
+        <w:jc w:val="both"/>
+      </w:pPr>
+      <w:r>
+        <w:t>recognition from composition sensitivity.</w:t>
+      </w:r>
+    </w:p>
+    <w:p>
+      <w:pPr>
+        <w:jc w:val="both"/>
+      </w:pPr>
+      <w:r>
+        <w:t xml:space="preserve">3. </w:t>
+      </w:r>
+      <w:r>
+        <w:rPr>
+          <w:b/>
+        </w:rPr>
+        <w:t>Screen benchmark panels for post-translational modifications.</w:t>
+      </w:r>
+      <w:r>
+        <w:t xml:space="preserve"> Seven of 25</w:t>
+      </w:r>
+    </w:p>
+    <w:p>
+      <w:pPr>
+        <w:jc w:val="both"/>
+      </w:pPr>
+      <w:r>
+        <w:t>candidate complexes were PTM-dependent; folding the canonical sequence makes</w:t>
+      </w:r>
+    </w:p>
+    <w:p>
+      <w:pPr>
+        <w:jc w:val="both"/>
+      </w:pPr>
+      <w:r>
+        <w:t>those "positives" non-binding, which silently penalises the metric under test.</w:t>
+      </w:r>
+    </w:p>
+    <w:p>
+      <w:pPr>
+        <w:jc w:val="both"/>
+      </w:pPr>
+      <w:r>
+        <w:t xml:space="preserve">4. </w:t>
+      </w:r>
+      <w:r>
+        <w:rPr>
+          <w:b/>
+        </w:rPr>
+        <w:t>Do not treat operator-level memory savings as drop-in.</w:t>
+      </w:r>
+      <w:r>
+        <w:t xml:space="preserve"> A substituted</w:t>
+      </w:r>
+    </w:p>
+    <w:p>
+      <w:pPr>
+        <w:jc w:val="both"/>
+      </w:pPr>
+      <w:r>
+        <w:t>operator should be validated against pretrained weights on real activations</w:t>
+      </w:r>
+    </w:p>
+    <w:p>
+      <w:pPr>
+        <w:jc w:val="both"/>
+      </w:pPr>
+      <w:r>
+        <w:t>before its microbenchmark saving is claimed.</w:t>
+      </w:r>
+    </w:p>
+    <w:p>
+      <w:pPr>
+        <w:jc w:val="both"/>
+      </w:pPr>
+      <w:r>
+        <w:t xml:space="preserve">5. </w:t>
+      </w:r>
+      <w:r>
+        <w:rPr>
+          <w:b/>
+        </w:rPr>
+        <w:t>Deploy on GPU before extending the biological claims.</w:t>
+      </w:r>
+      <w:r>
+        <w:t xml:space="preserve"> The replicate</w:t>
+      </w:r>
+    </w:p>
+    <w:p>
+      <w:pPr>
+        <w:jc w:val="both"/>
+      </w:pPr>
+      <w:r>
+        <w:t>folding required by recommendation 1 is a 1,200–2,100 fold workload for this</w:t>
+      </w:r>
+    </w:p>
+    <w:p>
+      <w:pPr>
+        <w:jc w:val="both"/>
+      </w:pPr>
+      <w:r>
+        <w:t>panel, which is not a CPU-scale task.</w:t>
+      </w:r>
+    </w:p>
+    <w:p>
+      <w:r>
+        <w:br w:type="page"/>
+      </w:r>
+    </w:p>
+    <w:p>
+      <w:r>
+        <w:br w:type="page"/>
+      </w:r>
+    </w:p>
+    <w:p>
+      <w:pPr>
+        <w:pStyle w:val="Heading1"/>
+        <w:keepNext/>
+        <w:spacing w:before="360" w:after="160"/>
+      </w:pPr>
+      <w:r>
+        <w:rPr>
+          <w:rFonts w:ascii="Times New Roman" w:hAnsi="Times New Roman"/>
+          <w:b/>
+          <w:color w:val="0C2340"/>
+          <w:sz w:val="36"/>
+        </w:rPr>
+        <w:t>9. FUTURE PLAN</w:t>
       </w:r>
     </w:p>
     <w:tbl>
@@ -11975,7 +14705,7 @@
                 <w:b w:val="0"/>
                 <w:sz w:val="18"/>
               </w:rPr>
-              <w:t>Complete the 22-receptor Boltz-2 benchmark (Section 6.4)</w:t>
+              <w:t>Complete the 22-receptor Boltz-2 benchmark (Section 7.4)</w:t>
             </w:r>
           </w:p>
         </w:tc>
@@ -12081,7 +14811,7 @@
                 <w:b w:val="0"/>
                 <w:sz w:val="18"/>
               </w:rPr>
-              <w:t>Quantify ipTM run-to-run variance (Section 6.5)</w:t>
+              <w:t>Quantify ipTM run-to-run variance (Section 7.5)</w:t>
             </w:r>
           </w:p>
         </w:tc>
@@ -12361,7 +15091,7 @@
         <w:jc w:val="both"/>
       </w:pPr>
       <w:r>
-        <w:t>how fast it ran. That validation (Section 6.2) showed the dependency does not</w:t>
+        <w:t>how fast it ran. That validation (Section 7.2) showed the dependency does not</w:t>
       </w:r>
     </w:p>
     <w:p>
@@ -12386,6 +15116,11 @@
       </w:pPr>
       <w:r>
         <w:t>longer sits on the critical path to a defensible result.</w:t>
+      </w:r>
+    </w:p>
+    <w:p>
+      <w:r>
+        <w:br w:type="page"/>
       </w:r>
     </w:p>
     <w:p>
@@ -12401,12 +15136,399 @@
           <w:color w:val="0C2340"/>
           <w:sz w:val="36"/>
         </w:rPr>
-        <w:t>8. ABBREVIATIONS</w:t>
+        <w:t>10. REFERENCES</w:t>
+      </w:r>
+    </w:p>
+    <w:p>
+      <w:pPr>
+        <w:jc w:val="both"/>
+      </w:pPr>
+      <w:r>
+        <w:t xml:space="preserve">1. Jumper, J., Evans, R., Pritzel, A. et al., "Highly Accurate Protein Structure Prediction with AlphaFold," </w:t>
+      </w:r>
+      <w:r>
+        <w:rPr>
+          <w:i/>
+        </w:rPr>
+        <w:t>Nature</w:t>
+      </w:r>
+      <w:r>
+        <w:t>, Vol. 596, 2021, pp. 583–589.</w:t>
+      </w:r>
+    </w:p>
+    <w:p>
+      <w:pPr>
+        <w:jc w:val="both"/>
+      </w:pPr>
+      <w:r>
+        <w:t xml:space="preserve">2. Evans, R., O'Neill, M., Pritzel, A. et al., "Protein Complex Prediction with AlphaFold-Multimer," </w:t>
+      </w:r>
+      <w:r>
+        <w:rPr>
+          <w:i/>
+        </w:rPr>
+        <w:t>bioRxiv</w:t>
+      </w:r>
+      <w:r>
+        <w:t>, 2022.</w:t>
+      </w:r>
+    </w:p>
+    <w:p>
+      <w:pPr>
+        <w:jc w:val="both"/>
+      </w:pPr>
+      <w:r>
+        <w:t xml:space="preserve">3. Abramson, J., Adler, J., Dunger, J. et al., "Accurate Structure Prediction of Biomolecular Interactions with AlphaFold 3," </w:t>
+      </w:r>
+      <w:r>
+        <w:rPr>
+          <w:i/>
+        </w:rPr>
+        <w:t>Nature</w:t>
+      </w:r>
+      <w:r>
+        <w:t>, Vol. 630, 2024, pp. 493–500.</w:t>
+      </w:r>
+    </w:p>
+    <w:p>
+      <w:pPr>
+        <w:jc w:val="both"/>
+      </w:pPr>
+      <w:r>
+        <w:t xml:space="preserve">4. Wohlwend, J., Corso, G., Passaro, S. et al., "Boltz-1: Democratizing Biomolecular Interaction Modeling," </w:t>
+      </w:r>
+      <w:r>
+        <w:rPr>
+          <w:i/>
+        </w:rPr>
+        <w:t>bioRxiv</w:t>
+      </w:r>
+      <w:r>
+        <w:t>, 2024.</w:t>
+      </w:r>
+    </w:p>
+    <w:p>
+      <w:pPr>
+        <w:jc w:val="both"/>
+      </w:pPr>
+      <w:r>
+        <w:t>5. Passaro, S., Corso, G., Wohlwend, J. et al., "Boltz-2: Towards Accurate and Efficient Binding Affinity Prediction," Technical Report, MIT, 2025.</w:t>
+      </w:r>
+    </w:p>
+    <w:p>
+      <w:pPr>
+        <w:jc w:val="both"/>
+      </w:pPr>
+      <w:r>
+        <w:t xml:space="preserve">6. Hu, E. J., Shen, Y., Wallis, P. et al., "LoRA: Low-Rank Adaptation of Large Language Models," </w:t>
+      </w:r>
+      <w:r>
+        <w:rPr>
+          <w:i/>
+        </w:rPr>
+        <w:t>International Conference on Learning Representations (ICLR)</w:t>
+      </w:r>
+      <w:r>
+        <w:t>, 2022.</w:t>
+      </w:r>
+    </w:p>
+    <w:p>
+      <w:pPr>
+        <w:jc w:val="both"/>
+      </w:pPr>
+      <w:r>
+        <w:t xml:space="preserve">7. Leviathan, Y., Kalman, M., Matias, Y., "Fast Inference from Transformers via Speculative Decoding," </w:t>
+      </w:r>
+      <w:r>
+        <w:rPr>
+          <w:i/>
+        </w:rPr>
+        <w:t>International Conference on Machine Learning (ICML)</w:t>
+      </w:r>
+      <w:r>
+        <w:t>, 2023.</w:t>
+      </w:r>
+    </w:p>
+    <w:p>
+      <w:pPr>
+        <w:jc w:val="both"/>
+      </w:pPr>
+      <w:r>
+        <w:t xml:space="preserve">8. Ho, J., Salimans, T., "Classifier-Free Diffusion Guidance," </w:t>
+      </w:r>
+      <w:r>
+        <w:rPr>
+          <w:i/>
+        </w:rPr>
+        <w:t>NeurIPS Workshop on Deep Generative Models and Downstream Applications</w:t>
+      </w:r>
+      <w:r>
+        <w:t>, 2021.</w:t>
+      </w:r>
+    </w:p>
+    <w:p>
+      <w:pPr>
+        <w:jc w:val="both"/>
+      </w:pPr>
+      <w:r>
+        <w:t xml:space="preserve">9. Song, Y., Dhariwal, P., Chen, M., Sutskever, I., "Consistency Models," </w:t>
+      </w:r>
+      <w:r>
+        <w:rPr>
+          <w:i/>
+        </w:rPr>
+        <w:t>International Conference on Machine Learning (ICML)</w:t>
+      </w:r>
+      <w:r>
+        <w:t>, 2023.</w:t>
+      </w:r>
+    </w:p>
+    <w:p>
+      <w:pPr>
+        <w:jc w:val="both"/>
+      </w:pPr>
+      <w:r>
+        <w:t xml:space="preserve">10. DeepSeek-AI, "DeepSeek-V2: A Strong, Economical, and Efficient Mixture-of-Experts Language Model," </w:t>
+      </w:r>
+      <w:r>
+        <w:rPr>
+          <w:i/>
+        </w:rPr>
+        <w:t>arXiv preprint</w:t>
+      </w:r>
+      <w:r>
+        <w:t>, 2024.</w:t>
+      </w:r>
+    </w:p>
+    <w:p>
+      <w:pPr>
+        <w:jc w:val="both"/>
+      </w:pPr>
+      <w:r>
+        <w:t xml:space="preserve">11. Liu, H., Zaharia, M., Abbeel, P., "Ring Attention with Blockwise Transformers for Near-Infinite Context," </w:t>
+      </w:r>
+      <w:r>
+        <w:rPr>
+          <w:i/>
+        </w:rPr>
+        <w:t>arXiv preprint</w:t>
+      </w:r>
+      <w:r>
+        <w:t>, 2023.</w:t>
+      </w:r>
+    </w:p>
+    <w:p>
+      <w:pPr>
+        <w:jc w:val="both"/>
+      </w:pPr>
+      <w:r>
+        <w:t xml:space="preserve">12. Meng, Y., Xia, M., Chen, D., "SimPO: Simple Preference Optimization with a Reference-Free Reward," </w:t>
+      </w:r>
+      <w:r>
+        <w:rPr>
+          <w:i/>
+        </w:rPr>
+        <w:t>Advances in Neural Information Processing Systems (NeurIPS)</w:t>
+      </w:r>
+      <w:r>
+        <w:t>, 2024.</w:t>
+      </w:r>
+    </w:p>
+    <w:p>
+      <w:pPr>
+        <w:jc w:val="both"/>
+      </w:pPr>
+      <w:r>
+        <w:t xml:space="preserve">13. Rafailov, R., Sharma, A., Mitchell, E. et al., "Direct Preference Optimization: Your Language Model is Secretly a Reward Model," </w:t>
+      </w:r>
+      <w:r>
+        <w:rPr>
+          <w:i/>
+        </w:rPr>
+        <w:t>Advances in Neural Information Processing Systems (NeurIPS)</w:t>
+      </w:r>
+      <w:r>
+        <w:t>, 2023.</w:t>
+      </w:r>
+    </w:p>
+    <w:p>
+      <w:pPr>
+        <w:jc w:val="both"/>
+      </w:pPr>
+      <w:r>
+        <w:t xml:space="preserve">14. Kolda, T. G., Bader, B. W., "Tensor Decompositions and Applications," </w:t>
+      </w:r>
+      <w:r>
+        <w:rPr>
+          <w:i/>
+        </w:rPr>
+        <w:t>SIAM Review</w:t>
+      </w:r>
+      <w:r>
+        <w:t>, Vol. 51, No. 3, 2009, pp. 455–500.</w:t>
+      </w:r>
+    </w:p>
+    <w:p>
+      <w:pPr>
+        <w:jc w:val="both"/>
+      </w:pPr>
+      <w:r>
+        <w:t xml:space="preserve">15. Berman, H. M., Westbrook, J., Feng, Z. et al., "The Protein Data Bank," </w:t>
+      </w:r>
+      <w:r>
+        <w:rPr>
+          <w:i/>
+        </w:rPr>
+        <w:t>Nucleic Acids Research</w:t>
+      </w:r>
+      <w:r>
+        <w:t>, Vol. 28, No. 1, 2000, pp. 235–242.</w:t>
+      </w:r>
+    </w:p>
+    <w:p>
+      <w:pPr>
+        <w:jc w:val="both"/>
+      </w:pPr>
+      <w:r>
+        <w:t xml:space="preserve">16. Mirdita, M., Schütze, K., Moriwaki, Y. et al., "ColabFold: Making Protein Folding Accessible to All," </w:t>
+      </w:r>
+      <w:r>
+        <w:rPr>
+          <w:i/>
+        </w:rPr>
+        <w:t>Nature Methods</w:t>
+      </w:r>
+      <w:r>
+        <w:t>, Vol. 19, 2022, pp. 679–682.</w:t>
+      </w:r>
+    </w:p>
+    <w:p>
+      <w:pPr>
+        <w:jc w:val="both"/>
+      </w:pPr>
+      <w:r>
+        <w:t xml:space="preserve">17. Steinegger, M., Söding, J., "MMseqs2 Enables Sensitive Protein Sequence Searching for the Analysis of Massive Data Sets," </w:t>
+      </w:r>
+      <w:r>
+        <w:rPr>
+          <w:i/>
+        </w:rPr>
+        <w:t>Nature Biotechnology</w:t>
+      </w:r>
+      <w:r>
+        <w:t>, Vol. 35, 2017, pp. 1026–1028.</w:t>
+      </w:r>
+    </w:p>
+    <w:p>
+      <w:pPr>
+        <w:jc w:val="both"/>
+      </w:pPr>
+      <w:r>
+        <w:t xml:space="preserve">18. Zhang, Y., Skolnick, J., "Scoring Function for Automated Assessment of Protein Structure Template Quality," </w:t>
+      </w:r>
+      <w:r>
+        <w:rPr>
+          <w:i/>
+        </w:rPr>
+        <w:t>Proteins: Structure, Function, and Bioinformatics</w:t>
+      </w:r>
+      <w:r>
+        <w:t>, Vol. 57, No. 4, 2004, pp. 702–710.</w:t>
+      </w:r>
+    </w:p>
+    <w:p>
+      <w:pPr>
+        <w:jc w:val="both"/>
+      </w:pPr>
+      <w:r>
+        <w:t xml:space="preserve">19. Hinton, G., Vinyals, O., Dean, J., "Distilling the Knowledge in a Neural Network," </w:t>
+      </w:r>
+      <w:r>
+        <w:rPr>
+          <w:i/>
+        </w:rPr>
+        <w:t>arXiv preprint</w:t>
+      </w:r>
+      <w:r>
+        <w:t>, 2015.</w:t>
+      </w:r>
+    </w:p>
+    <w:p>
+      <w:pPr>
+        <w:jc w:val="both"/>
+      </w:pPr>
+      <w:r>
+        <w:t xml:space="preserve">20. Kussie, P. H., Gorina, S., Marechal, V. et al., "Structure of the MDM2 Oncoprotein Bound to the p53 Tumor Suppressor Transactivation Domain," </w:t>
+      </w:r>
+      <w:r>
+        <w:rPr>
+          <w:i/>
+        </w:rPr>
+        <w:t>Science</w:t>
+      </w:r>
+      <w:r>
+        <w:t>, Vol. 274, No. 5289, 1996, pp. 948–953.</w:t>
+      </w:r>
+    </w:p>
+    <w:p>
+      <w:pPr>
+        <w:jc w:val="both"/>
+      </w:pPr>
+      <w:r>
+        <w:t xml:space="preserve">21. Watson, J. L., Juergens, D., Bennett, N. R. et al., "De Novo Design of Protein Structure and Function with RFdiffusion," </w:t>
+      </w:r>
+      <w:r>
+        <w:rPr>
+          <w:i/>
+        </w:rPr>
+        <w:t>Nature</w:t>
+      </w:r>
+      <w:r>
+        <w:t>, Vol. 620, 2023, pp. 1089–1100.</w:t>
+      </w:r>
+    </w:p>
+    <w:p>
+      <w:pPr>
+        <w:jc w:val="both"/>
+      </w:pPr>
+      <w:r>
+        <w:t xml:space="preserve">22. Dauparas, J., Anishchenko, I., Bennett, N. et al., "Robust Deep Learning-Based Protein Sequence Design Using ProteinMPNN," </w:t>
+      </w:r>
+      <w:r>
+        <w:rPr>
+          <w:i/>
+        </w:rPr>
+        <w:t>Science</w:t>
+      </w:r>
+      <w:r>
+        <w:t>, Vol. 378, No. 6615, 2022, pp. 49–56.</w:t>
+      </w:r>
+    </w:p>
+    <w:p>
+      <w:r>
+        <w:br w:type="page"/>
+      </w:r>
+    </w:p>
+    <w:p>
+      <w:pPr>
+        <w:pStyle w:val="Heading1"/>
+        <w:keepNext/>
+        <w:spacing w:before="360" w:after="160"/>
+      </w:pPr>
+      <w:r>
+        <w:rPr>
+          <w:rFonts w:ascii="Times New Roman" w:hAnsi="Times New Roman"/>
+          <w:b/>
+          <w:color w:val="0C2340"/>
+          <w:sz w:val="36"/>
+        </w:rPr>
+        <w:t>APPENDIX A — ABBREVIATIONS AND GLOSSARY</w:t>
       </w:r>
     </w:p>
     <w:tbl>
       <w:tblPr>
         <w:tblW w:type="auto" w:w="0"/>
+        <w:jc w:val="center"/>
         <w:tblLook w:firstColumn="1" w:firstRow="1" w:lastColumn="0" w:lastRow="0" w:noHBand="0" w:noVBand="1" w:val="04A0"/>
         <w:tblBorders>
           <w:top w:val="single" w:sz="4" w:space="0" w:color="cbd5e0"/>
@@ -12487,6 +15609,7 @@
           <w:p>
             <w:r>
               <w:rPr>
+                <w:b w:val="0"/>
                 <w:sz w:val="18"/>
               </w:rPr>
               <w:t>MLA</w:t>
@@ -12506,6 +15629,7 @@
           <w:p>
             <w:r>
               <w:rPr>
+                <w:b w:val="0"/>
                 <w:sz w:val="18"/>
               </w:rPr>
               <w:t>Multi-Head Latent Attention</w:t>
@@ -12528,6 +15652,7 @@
           <w:p>
             <w:r>
               <w:rPr>
+                <w:b w:val="0"/>
                 <w:sz w:val="18"/>
               </w:rPr>
               <w:t>Fold-CP</w:t>
@@ -12548,6 +15673,7 @@
           <w:p>
             <w:r>
               <w:rPr>
+                <w:b w:val="0"/>
                 <w:sz w:val="18"/>
               </w:rPr>
               <w:t>Folding Context Parallelism</w:t>
@@ -12569,6 +15695,7 @@
           <w:p>
             <w:r>
               <w:rPr>
+                <w:b w:val="0"/>
                 <w:sz w:val="18"/>
               </w:rPr>
               <w:t>TMU</w:t>
@@ -12588,6 +15715,7 @@
           <w:p>
             <w:r>
               <w:rPr>
+                <w:b w:val="0"/>
                 <w:sz w:val="18"/>
               </w:rPr>
               <w:t>Triangular Multiplication Unit</w:t>
@@ -12610,6 +15738,7 @@
           <w:p>
             <w:r>
               <w:rPr>
+                <w:b w:val="0"/>
                 <w:sz w:val="18"/>
               </w:rPr>
               <w:t>OPM</w:t>
@@ -12630,6 +15759,7 @@
           <w:p>
             <w:r>
               <w:rPr>
+                <w:b w:val="0"/>
                 <w:sz w:val="18"/>
               </w:rPr>
               <w:t>Outer Product Mean</w:t>
@@ -12651,6 +15781,7 @@
           <w:p>
             <w:r>
               <w:rPr>
+                <w:b w:val="0"/>
                 <w:sz w:val="18"/>
               </w:rPr>
               <w:t>CFG</w:t>
@@ -12670,6 +15801,7 @@
           <w:p>
             <w:r>
               <w:rPr>
+                <w:b w:val="0"/>
                 <w:sz w:val="18"/>
               </w:rPr>
               <w:t>Classifier-Free Guidance</w:t>
@@ -12692,6 +15824,7 @@
           <w:p>
             <w:r>
               <w:rPr>
+                <w:b w:val="0"/>
                 <w:sz w:val="18"/>
               </w:rPr>
               <w:t>MLP</w:t>
@@ -12712,6 +15845,7 @@
           <w:p>
             <w:r>
               <w:rPr>
+                <w:b w:val="0"/>
                 <w:sz w:val="18"/>
               </w:rPr>
               <w:t>Multi-Layer Perceptron</w:t>
@@ -12733,6 +15867,7 @@
           <w:p>
             <w:r>
               <w:rPr>
+                <w:b w:val="0"/>
                 <w:sz w:val="18"/>
               </w:rPr>
               <w:t>ANE</w:t>
@@ -12752,6 +15887,7 @@
           <w:p>
             <w:r>
               <w:rPr>
+                <w:b w:val="0"/>
                 <w:sz w:val="18"/>
               </w:rPr>
               <w:t>Apple Neural Engine</w:t>
@@ -12774,6 +15910,7 @@
           <w:p>
             <w:r>
               <w:rPr>
+                <w:b w:val="0"/>
                 <w:sz w:val="18"/>
               </w:rPr>
               <w:t>MPS</w:t>
@@ -12794,6 +15931,7 @@
           <w:p>
             <w:r>
               <w:rPr>
+                <w:b w:val="0"/>
                 <w:sz w:val="18"/>
               </w:rPr>
               <w:t>Metal Performance Shaders</w:t>
@@ -12815,6 +15953,7 @@
           <w:p>
             <w:r>
               <w:rPr>
+                <w:b w:val="0"/>
                 <w:sz w:val="18"/>
               </w:rPr>
               <w:t>VRAM</w:t>
@@ -12834,6 +15973,7 @@
           <w:p>
             <w:r>
               <w:rPr>
+                <w:b w:val="0"/>
                 <w:sz w:val="18"/>
               </w:rPr>
               <w:t>Video Random Access Memory</w:t>
@@ -12856,6 +15996,7 @@
           <w:p>
             <w:r>
               <w:rPr>
+                <w:b w:val="0"/>
                 <w:sz w:val="18"/>
               </w:rPr>
               <w:t>PDB</w:t>
@@ -12876,6 +16017,7 @@
           <w:p>
             <w:r>
               <w:rPr>
+                <w:b w:val="0"/>
                 <w:sz w:val="18"/>
               </w:rPr>
               <w:t>Protein Data Bank</w:t>
@@ -12897,6 +16039,7 @@
           <w:p>
             <w:r>
               <w:rPr>
+                <w:b w:val="0"/>
                 <w:sz w:val="18"/>
               </w:rPr>
               <w:t>CIF</w:t>
@@ -12916,6 +16059,7 @@
           <w:p>
             <w:r>
               <w:rPr>
+                <w:b w:val="0"/>
                 <w:sz w:val="18"/>
               </w:rPr>
               <w:t>Crystallographic Information File</w:t>
@@ -12938,6 +16082,7 @@
           <w:p>
             <w:r>
               <w:rPr>
+                <w:b w:val="0"/>
                 <w:sz w:val="18"/>
               </w:rPr>
               <w:t>ODE</w:t>
@@ -12958,6 +16103,7 @@
           <w:p>
             <w:r>
               <w:rPr>
+                <w:b w:val="0"/>
                 <w:sz w:val="18"/>
               </w:rPr>
               <w:t>Ordinary Differential Equation</w:t>
@@ -12979,6 +16125,7 @@
           <w:p>
             <w:r>
               <w:rPr>
+                <w:b w:val="0"/>
                 <w:sz w:val="18"/>
               </w:rPr>
               <w:t>pLDDT</w:t>
@@ -12998,6 +16145,7 @@
           <w:p>
             <w:r>
               <w:rPr>
+                <w:b w:val="0"/>
                 <w:sz w:val="18"/>
               </w:rPr>
               <w:t>Predicted Local Distance Difference Test</w:t>
@@ -13020,6 +16168,7 @@
           <w:p>
             <w:r>
               <w:rPr>
+                <w:b w:val="0"/>
                 <w:sz w:val="18"/>
               </w:rPr>
               <w:t>TM-score</w:t>
@@ -13040,6 +16189,7 @@
           <w:p>
             <w:r>
               <w:rPr>
+                <w:b w:val="0"/>
                 <w:sz w:val="18"/>
               </w:rPr>
               <w:t>Template Modeling Score</w:t>
@@ -13061,6 +16211,7 @@
           <w:p>
             <w:r>
               <w:rPr>
+                <w:b w:val="0"/>
                 <w:sz w:val="18"/>
               </w:rPr>
               <w:t>RMSD</w:t>
@@ -13080,6 +16231,7 @@
           <w:p>
             <w:r>
               <w:rPr>
+                <w:b w:val="0"/>
                 <w:sz w:val="18"/>
               </w:rPr>
               <w:t>Root Mean Square Deviation</w:t>
@@ -13102,6 +16254,7 @@
           <w:p>
             <w:r>
               <w:rPr>
+                <w:b w:val="0"/>
                 <w:sz w:val="18"/>
               </w:rPr>
               <w:t>OOM</w:t>
@@ -13122,6 +16275,7 @@
           <w:p>
             <w:r>
               <w:rPr>
+                <w:b w:val="0"/>
                 <w:sz w:val="18"/>
               </w:rPr>
               <w:t>Out Of Memory</w:t>
@@ -13143,6 +16297,7 @@
           <w:p>
             <w:r>
               <w:rPr>
+                <w:b w:val="0"/>
                 <w:sz w:val="18"/>
               </w:rPr>
               <w:t>ipTM</w:t>
@@ -13162,6 +16317,7 @@
           <w:p>
             <w:r>
               <w:rPr>
+                <w:b w:val="0"/>
                 <w:sz w:val="18"/>
               </w:rPr>
               <w:t>Interface Predicted TM-score</w:t>
@@ -13184,6 +16340,7 @@
           <w:p>
             <w:r>
               <w:rPr>
+                <w:b w:val="0"/>
                 <w:sz w:val="18"/>
               </w:rPr>
               <w:t>MSA</w:t>
@@ -13204,6 +16361,7 @@
           <w:p>
             <w:r>
               <w:rPr>
+                <w:b w:val="0"/>
                 <w:sz w:val="18"/>
               </w:rPr>
               <w:t>Multiple Sequence Alignment</w:t>
@@ -13225,6 +16383,7 @@
           <w:p>
             <w:r>
               <w:rPr>
+                <w:b w:val="0"/>
                 <w:sz w:val="18"/>
               </w:rPr>
               <w:t>CP</w:t>
@@ -13244,6 +16403,7 @@
           <w:p>
             <w:r>
               <w:rPr>
+                <w:b w:val="0"/>
                 <w:sz w:val="18"/>
               </w:rPr>
               <w:t>CANDECOMP/PARAFAC tensor decomposition</w:t>
@@ -13266,6 +16426,7 @@
           <w:p>
             <w:r>
               <w:rPr>
+                <w:b w:val="0"/>
                 <w:sz w:val="18"/>
               </w:rPr>
               <w:t>ALS</w:t>
@@ -13286,6 +16447,7 @@
           <w:p>
             <w:r>
               <w:rPr>
+                <w:b w:val="0"/>
                 <w:sz w:val="18"/>
               </w:rPr>
               <w:t>Alternating Least Squares</w:t>
@@ -13307,6 +16469,7 @@
           <w:p>
             <w:r>
               <w:rPr>
+                <w:b w:val="0"/>
                 <w:sz w:val="18"/>
               </w:rPr>
               <w:t>PTM</w:t>
@@ -13326,6 +16489,7 @@
           <w:p>
             <w:r>
               <w:rPr>
+                <w:b w:val="0"/>
                 <w:sz w:val="18"/>
               </w:rPr>
               <w:t>Post-Translational Modification</w:t>
@@ -13348,6 +16512,7 @@
           <w:p>
             <w:r>
               <w:rPr>
+                <w:b w:val="0"/>
                 <w:sz w:val="18"/>
               </w:rPr>
               <w:t>AUC</w:t>
@@ -13368,6 +16533,7 @@
           <w:p>
             <w:r>
               <w:rPr>
+                <w:b w:val="0"/>
                 <w:sz w:val="18"/>
               </w:rPr>
               <w:t>Area Under the ROC Curve</w:t>
@@ -13389,6 +16555,7 @@
           <w:p>
             <w:r>
               <w:rPr>
+                <w:b w:val="0"/>
                 <w:sz w:val="18"/>
               </w:rPr>
               <w:t>CI</w:t>
@@ -13408,6 +16575,7 @@
           <w:p>
             <w:r>
               <w:rPr>
+                <w:b w:val="0"/>
                 <w:sz w:val="18"/>
               </w:rPr>
               <w:t>Confidence Interval</w:t>
@@ -13430,6 +16598,7 @@
           <w:p>
             <w:r>
               <w:rPr>
+                <w:b w:val="0"/>
                 <w:sz w:val="18"/>
               </w:rPr>
               <w:t>RCSB</w:t>
@@ -13450,6 +16619,7 @@
           <w:p>
             <w:r>
               <w:rPr>
+                <w:b w:val="0"/>
                 <w:sz w:val="18"/>
               </w:rPr>
               <w:t>Research Collaboratory for Structural Bioinformatics</w:t>
@@ -13458,6 +16628,1760 @@
         </w:tc>
       </w:tr>
     </w:tbl>
+    <w:p/>
+    <w:p>
+      <w:r>
+        <w:br w:type="page"/>
+      </w:r>
+    </w:p>
+    <w:p>
+      <w:pPr>
+        <w:pStyle w:val="Heading1"/>
+        <w:keepNext/>
+        <w:spacing w:before="360" w:after="160"/>
+      </w:pPr>
+      <w:r>
+        <w:rPr>
+          <w:rFonts w:ascii="Times New Roman" w:hAnsi="Times New Roman"/>
+          <w:b/>
+          <w:color w:val="0C2340"/>
+          <w:sz w:val="36"/>
+        </w:rPr>
+        <w:t>APPENDIX B — REPRODUCTION OF THE REPORTED RESULTS</w:t>
+      </w:r>
+    </w:p>
+    <w:p>
+      <w:pPr>
+        <w:jc w:val="both"/>
+      </w:pPr>
+      <w:r>
+        <w:t>Every measurement in Section 7 is reproducible from the accompanying</w:t>
+      </w:r>
+    </w:p>
+    <w:p>
+      <w:pPr>
+        <w:jc w:val="both"/>
+      </w:pPr>
+      <w:r>
+        <w:t xml:space="preserve">repository. Each experiment writes a provenance manifest under </w:t>
+      </w:r>
+      <w:r>
+        <w:rPr>
+          <w:rFonts w:ascii="Courier New" w:hAnsi="Courier New"/>
+          <w:sz w:val="19"/>
+          <w:shd w:fill="f7fafc"/>
+        </w:rPr>
+        <w:t>results/real/</w:t>
+      </w:r>
+    </w:p>
+    <w:p>
+      <w:pPr>
+        <w:jc w:val="both"/>
+      </w:pPr>
+      <w:r>
+        <w:t>recording the code revision, seed, device, inference settings, exact command and</w:t>
+      </w:r>
+    </w:p>
+    <w:p>
+      <w:pPr>
+        <w:jc w:val="both"/>
+      </w:pPr>
+      <w:r>
+        <w:t>input checksums. Source code is not reproduced in this report; the commands</w:t>
+      </w:r>
+    </w:p>
+    <w:p>
+      <w:pPr>
+        <w:jc w:val="both"/>
+      </w:pPr>
+      <w:r>
+        <w:t>below identify the entry points.</w:t>
+      </w:r>
+    </w:p>
+    <w:tbl>
+      <w:tblPr>
+        <w:tblW w:type="auto" w:w="0"/>
+        <w:jc w:val="center"/>
+        <w:tblLook w:firstColumn="1" w:firstRow="1" w:lastColumn="0" w:lastRow="0" w:noHBand="0" w:noVBand="1" w:val="04A0"/>
+        <w:tblBorders>
+          <w:top w:val="single" w:sz="4" w:space="0" w:color="cbd5e0"/>
+          <w:bottom w:val="single" w:sz="4" w:space="0" w:color="cbd5e0"/>
+          <w:left w:val="single" w:sz="4" w:space="0" w:color="cbd5e0"/>
+          <w:right w:val="single" w:sz="4" w:space="0" w:color="cbd5e0"/>
+          <w:insideH w:val="single" w:sz="4" w:space="0" w:color="cbd5e0"/>
+          <w:insideV w:val="single" w:sz="4" w:space="0" w:color="cbd5e0"/>
+        </w:tblBorders>
+      </w:tblPr>
+      <w:tblGrid>
+        <w:gridCol w:w="3010"/>
+        <w:gridCol w:w="3010"/>
+        <w:gridCol w:w="3010"/>
+      </w:tblGrid>
+      <w:tr>
+        <w:tc>
+          <w:tcPr>
+            <w:tcW w:type="dxa" w:w="3010"/>
+            <w:tcMar>
+              <w:top w:w="100" w:type="dxa"/>
+              <w:bottom w:w="100" w:type="dxa"/>
+              <w:left w:w="120" w:type="dxa"/>
+              <w:right w:w="120" w:type="dxa"/>
+            </w:tcMar>
+            <w:shd w:fill="ebf8ff"/>
+          </w:tcPr>
+          <w:p>
+            <w:pPr>
+              <w:jc w:val="center"/>
+            </w:pPr>
+            <w:r>
+              <w:rPr>
+                <w:b/>
+                <w:color w:val="2B6CB0"/>
+                <w:sz w:val="19"/>
+              </w:rPr>
+              <w:t>Result</w:t>
+            </w:r>
+          </w:p>
+        </w:tc>
+        <w:tc>
+          <w:tcPr>
+            <w:tcW w:type="dxa" w:w="3010"/>
+            <w:tcMar>
+              <w:top w:w="100" w:type="dxa"/>
+              <w:bottom w:w="100" w:type="dxa"/>
+              <w:left w:w="120" w:type="dxa"/>
+              <w:right w:w="120" w:type="dxa"/>
+            </w:tcMar>
+            <w:shd w:fill="ebf8ff"/>
+          </w:tcPr>
+          <w:p>
+            <w:pPr>
+              <w:jc w:val="center"/>
+            </w:pPr>
+            <w:r>
+              <w:rPr>
+                <w:b/>
+                <w:color w:val="2B6CB0"/>
+                <w:sz w:val="19"/>
+              </w:rPr>
+              <w:t>Section</w:t>
+            </w:r>
+          </w:p>
+        </w:tc>
+        <w:tc>
+          <w:tcPr>
+            <w:tcW w:type="dxa" w:w="3010"/>
+            <w:tcMar>
+              <w:top w:w="100" w:type="dxa"/>
+              <w:bottom w:w="100" w:type="dxa"/>
+              <w:left w:w="120" w:type="dxa"/>
+              <w:right w:w="120" w:type="dxa"/>
+            </w:tcMar>
+            <w:shd w:fill="ebf8ff"/>
+          </w:tcPr>
+          <w:p>
+            <w:pPr>
+              <w:jc w:val="center"/>
+            </w:pPr>
+            <w:r>
+              <w:rPr>
+                <w:b/>
+                <w:color w:val="2B6CB0"/>
+                <w:sz w:val="19"/>
+              </w:rPr>
+              <w:t>Command</w:t>
+            </w:r>
+          </w:p>
+        </w:tc>
+      </w:tr>
+      <w:tr>
+        <w:tc>
+          <w:tcPr>
+            <w:tcW w:type="dxa" w:w="3010"/>
+            <w:tcMar>
+              <w:top w:w="100" w:type="dxa"/>
+              <w:bottom w:w="100" w:type="dxa"/>
+              <w:left w:w="120" w:type="dxa"/>
+              <w:right w:w="120" w:type="dxa"/>
+            </w:tcMar>
+          </w:tcPr>
+          <w:p>
+            <w:r>
+              <w:rPr>
+                <w:b w:val="0"/>
+                <w:sz w:val="18"/>
+              </w:rPr>
+              <w:t>Low-rank OPM, weight-space projection</w:t>
+            </w:r>
+          </w:p>
+        </w:tc>
+        <w:tc>
+          <w:tcPr>
+            <w:tcW w:type="dxa" w:w="3010"/>
+            <w:tcMar>
+              <w:top w:w="100" w:type="dxa"/>
+              <w:bottom w:w="100" w:type="dxa"/>
+              <w:left w:w="120" w:type="dxa"/>
+              <w:right w:w="120" w:type="dxa"/>
+            </w:tcMar>
+          </w:tcPr>
+          <w:p>
+            <w:r>
+              <w:rPr>
+                <w:b w:val="0"/>
+                <w:sz w:val="18"/>
+              </w:rPr>
+              <w:t>7.1</w:t>
+            </w:r>
+          </w:p>
+        </w:tc>
+        <w:tc>
+          <w:tcPr>
+            <w:tcW w:type="dxa" w:w="3010"/>
+            <w:tcMar>
+              <w:top w:w="100" w:type="dxa"/>
+              <w:bottom w:w="100" w:type="dxa"/>
+              <w:left w:w="120" w:type="dxa"/>
+              <w:right w:w="120" w:type="dxa"/>
+            </w:tcMar>
+          </w:tcPr>
+          <w:p>
+            <w:r>
+              <w:rPr>
+                <w:b w:val="0"/>
+                <w:sz w:val="18"/>
+              </w:rPr>
+              <w:t>`python src/opm_cp_projection.py`</w:t>
+            </w:r>
+          </w:p>
+        </w:tc>
+      </w:tr>
+      <w:tr>
+        <w:tc>
+          <w:tcPr>
+            <w:tcW w:type="dxa" w:w="3010"/>
+            <w:tcMar>
+              <w:top w:w="100" w:type="dxa"/>
+              <w:bottom w:w="100" w:type="dxa"/>
+              <w:left w:w="120" w:type="dxa"/>
+              <w:right w:w="120" w:type="dxa"/>
+            </w:tcMar>
+            <w:shd w:fill="f7fafc"/>
+          </w:tcPr>
+          <w:p>
+            <w:r>
+              <w:rPr>
+                <w:b w:val="0"/>
+                <w:sz w:val="18"/>
+              </w:rPr>
+              <w:t>Low-rank OPM, activation capture</w:t>
+            </w:r>
+          </w:p>
+        </w:tc>
+        <w:tc>
+          <w:tcPr>
+            <w:tcW w:type="dxa" w:w="3010"/>
+            <w:tcMar>
+              <w:top w:w="100" w:type="dxa"/>
+              <w:bottom w:w="100" w:type="dxa"/>
+              <w:left w:w="120" w:type="dxa"/>
+              <w:right w:w="120" w:type="dxa"/>
+            </w:tcMar>
+            <w:shd w:fill="f7fafc"/>
+          </w:tcPr>
+          <w:p>
+            <w:r>
+              <w:rPr>
+                <w:b w:val="0"/>
+                <w:sz w:val="18"/>
+              </w:rPr>
+              <w:t>7.1</w:t>
+            </w:r>
+          </w:p>
+        </w:tc>
+        <w:tc>
+          <w:tcPr>
+            <w:tcW w:type="dxa" w:w="3010"/>
+            <w:tcMar>
+              <w:top w:w="100" w:type="dxa"/>
+              <w:bottom w:w="100" w:type="dxa"/>
+              <w:left w:w="120" w:type="dxa"/>
+              <w:right w:w="120" w:type="dxa"/>
+            </w:tcMar>
+            <w:shd w:fill="f7fafc"/>
+          </w:tcPr>
+          <w:p>
+            <w:r>
+              <w:rPr>
+                <w:b w:val="0"/>
+                <w:sz w:val="18"/>
+              </w:rPr>
+              <w:t>`python src/opm_corpus_capture.py --max-per-layer 66`</w:t>
+            </w:r>
+          </w:p>
+        </w:tc>
+      </w:tr>
+      <w:tr>
+        <w:tc>
+          <w:tcPr>
+            <w:tcW w:type="dxa" w:w="3010"/>
+            <w:tcMar>
+              <w:top w:w="100" w:type="dxa"/>
+              <w:bottom w:w="100" w:type="dxa"/>
+              <w:left w:w="120" w:type="dxa"/>
+              <w:right w:w="120" w:type="dxa"/>
+            </w:tcMar>
+          </w:tcPr>
+          <w:p>
+            <w:r>
+              <w:rPr>
+                <w:b w:val="0"/>
+                <w:sz w:val="18"/>
+              </w:rPr>
+              <w:t>Low-rank OPM, corpus distillation</w:t>
+            </w:r>
+          </w:p>
+        </w:tc>
+        <w:tc>
+          <w:tcPr>
+            <w:tcW w:type="dxa" w:w="3010"/>
+            <w:tcMar>
+              <w:top w:w="100" w:type="dxa"/>
+              <w:bottom w:w="100" w:type="dxa"/>
+              <w:left w:w="120" w:type="dxa"/>
+              <w:right w:w="120" w:type="dxa"/>
+            </w:tcMar>
+          </w:tcPr>
+          <w:p>
+            <w:r>
+              <w:rPr>
+                <w:b w:val="0"/>
+                <w:sz w:val="18"/>
+              </w:rPr>
+              <w:t>7.1</w:t>
+            </w:r>
+          </w:p>
+        </w:tc>
+        <w:tc>
+          <w:tcPr>
+            <w:tcW w:type="dxa" w:w="3010"/>
+            <w:tcMar>
+              <w:top w:w="100" w:type="dxa"/>
+              <w:bottom w:w="100" w:type="dxa"/>
+              <w:left w:w="120" w:type="dxa"/>
+              <w:right w:w="120" w:type="dxa"/>
+            </w:tcMar>
+          </w:tcPr>
+          <w:p>
+            <w:r>
+              <w:rPr>
+                <w:b w:val="0"/>
+                <w:sz w:val="18"/>
+              </w:rPr>
+              <w:t>`python src/opm_corpus_distill.py --ranks 32,64,128`</w:t>
+            </w:r>
+          </w:p>
+        </w:tc>
+      </w:tr>
+      <w:tr>
+        <w:tc>
+          <w:tcPr>
+            <w:tcW w:type="dxa" w:w="3010"/>
+            <w:tcMar>
+              <w:top w:w="100" w:type="dxa"/>
+              <w:bottom w:w="100" w:type="dxa"/>
+              <w:left w:w="120" w:type="dxa"/>
+              <w:right w:w="120" w:type="dxa"/>
+            </w:tcMar>
+            <w:shd w:fill="f7fafc"/>
+          </w:tcPr>
+          <w:p>
+            <w:r>
+              <w:rPr>
+                <w:b w:val="0"/>
+                <w:sz w:val="18"/>
+              </w:rPr>
+              <w:t>PDB binder benchmark (Boltz-1)</w:t>
+            </w:r>
+          </w:p>
+        </w:tc>
+        <w:tc>
+          <w:tcPr>
+            <w:tcW w:type="dxa" w:w="3010"/>
+            <w:tcMar>
+              <w:top w:w="100" w:type="dxa"/>
+              <w:bottom w:w="100" w:type="dxa"/>
+              <w:left w:w="120" w:type="dxa"/>
+              <w:right w:w="120" w:type="dxa"/>
+            </w:tcMar>
+            <w:shd w:fill="f7fafc"/>
+          </w:tcPr>
+          <w:p>
+            <w:r>
+              <w:rPr>
+                <w:b w:val="0"/>
+                <w:sz w:val="18"/>
+              </w:rPr>
+              <w:t>7.2</w:t>
+            </w:r>
+          </w:p>
+        </w:tc>
+        <w:tc>
+          <w:tcPr>
+            <w:tcW w:type="dxa" w:w="3010"/>
+            <w:tcMar>
+              <w:top w:w="100" w:type="dxa"/>
+              <w:bottom w:w="100" w:type="dxa"/>
+              <w:left w:w="120" w:type="dxa"/>
+              <w:right w:w="120" w:type="dxa"/>
+            </w:tcMar>
+            <w:shd w:fill="f7fafc"/>
+          </w:tcPr>
+          <w:p>
+            <w:r>
+              <w:rPr>
+                <w:b w:val="0"/>
+                <w:sz w:val="18"/>
+              </w:rPr>
+              <w:t>`python src/pdb_binder_benchmark.py`</w:t>
+            </w:r>
+          </w:p>
+        </w:tc>
+      </w:tr>
+      <w:tr>
+        <w:tc>
+          <w:tcPr>
+            <w:tcW w:type="dxa" w:w="3010"/>
+            <w:tcMar>
+              <w:top w:w="100" w:type="dxa"/>
+              <w:bottom w:w="100" w:type="dxa"/>
+              <w:left w:w="120" w:type="dxa"/>
+              <w:right w:w="120" w:type="dxa"/>
+            </w:tcMar>
+          </w:tcPr>
+          <w:p>
+            <w:r>
+              <w:rPr>
+                <w:b w:val="0"/>
+                <w:sz w:val="18"/>
+              </w:rPr>
+              <w:t>Boltz-1 vs Boltz-2 comparison</w:t>
+            </w:r>
+          </w:p>
+        </w:tc>
+        <w:tc>
+          <w:tcPr>
+            <w:tcW w:type="dxa" w:w="3010"/>
+            <w:tcMar>
+              <w:top w:w="100" w:type="dxa"/>
+              <w:bottom w:w="100" w:type="dxa"/>
+              <w:left w:w="120" w:type="dxa"/>
+              <w:right w:w="120" w:type="dxa"/>
+            </w:tcMar>
+          </w:tcPr>
+          <w:p>
+            <w:r>
+              <w:rPr>
+                <w:b w:val="0"/>
+                <w:sz w:val="18"/>
+              </w:rPr>
+              <w:t>7.3</w:t>
+            </w:r>
+          </w:p>
+        </w:tc>
+        <w:tc>
+          <w:tcPr>
+            <w:tcW w:type="dxa" w:w="3010"/>
+            <w:tcMar>
+              <w:top w:w="100" w:type="dxa"/>
+              <w:bottom w:w="100" w:type="dxa"/>
+              <w:left w:w="120" w:type="dxa"/>
+              <w:right w:w="120" w:type="dxa"/>
+            </w:tcMar>
+          </w:tcPr>
+          <w:p>
+            <w:r>
+              <w:rPr>
+                <w:b w:val="0"/>
+                <w:sz w:val="18"/>
+              </w:rPr>
+              <w:t>`python src/compare_boltz1_boltz2.py`</w:t>
+            </w:r>
+          </w:p>
+        </w:tc>
+      </w:tr>
+      <w:tr>
+        <w:tc>
+          <w:tcPr>
+            <w:tcW w:type="dxa" w:w="3010"/>
+            <w:tcMar>
+              <w:top w:w="100" w:type="dxa"/>
+              <w:bottom w:w="100" w:type="dxa"/>
+              <w:left w:w="120" w:type="dxa"/>
+              <w:right w:w="120" w:type="dxa"/>
+            </w:tcMar>
+            <w:shd w:fill="f7fafc"/>
+          </w:tcPr>
+          <w:p>
+            <w:r>
+              <w:rPr>
+                <w:b w:val="0"/>
+                <w:sz w:val="18"/>
+              </w:rPr>
+              <w:t>PTM audit of the panel</w:t>
+            </w:r>
+          </w:p>
+        </w:tc>
+        <w:tc>
+          <w:tcPr>
+            <w:tcW w:type="dxa" w:w="3010"/>
+            <w:tcMar>
+              <w:top w:w="100" w:type="dxa"/>
+              <w:bottom w:w="100" w:type="dxa"/>
+              <w:left w:w="120" w:type="dxa"/>
+              <w:right w:w="120" w:type="dxa"/>
+            </w:tcMar>
+            <w:shd w:fill="f7fafc"/>
+          </w:tcPr>
+          <w:p>
+            <w:r>
+              <w:rPr>
+                <w:b w:val="0"/>
+                <w:sz w:val="18"/>
+              </w:rPr>
+              <w:t>7.3</w:t>
+            </w:r>
+          </w:p>
+        </w:tc>
+        <w:tc>
+          <w:tcPr>
+            <w:tcW w:type="dxa" w:w="3010"/>
+            <w:tcMar>
+              <w:top w:w="100" w:type="dxa"/>
+              <w:bottom w:w="100" w:type="dxa"/>
+              <w:left w:w="120" w:type="dxa"/>
+              <w:right w:w="120" w:type="dxa"/>
+            </w:tcMar>
+            <w:shd w:fill="f7fafc"/>
+          </w:tcPr>
+          <w:p>
+            <w:r>
+              <w:rPr>
+                <w:b w:val="0"/>
+                <w:sz w:val="18"/>
+              </w:rPr>
+              <w:t>`python src/audit_panel_ptms.py`</w:t>
+            </w:r>
+          </w:p>
+        </w:tc>
+      </w:tr>
+      <w:tr>
+        <w:tc>
+          <w:tcPr>
+            <w:tcW w:type="dxa" w:w="3010"/>
+            <w:tcMar>
+              <w:top w:w="100" w:type="dxa"/>
+              <w:bottom w:w="100" w:type="dxa"/>
+              <w:left w:w="120" w:type="dxa"/>
+              <w:right w:w="120" w:type="dxa"/>
+            </w:tcMar>
+          </w:tcPr>
+          <w:p>
+            <w:r>
+              <w:rPr>
+                <w:b w:val="0"/>
+                <w:sz w:val="18"/>
+              </w:rPr>
+              <w:t>Panel construction screen</w:t>
+            </w:r>
+          </w:p>
+        </w:tc>
+        <w:tc>
+          <w:tcPr>
+            <w:tcW w:type="dxa" w:w="3010"/>
+            <w:tcMar>
+              <w:top w:w="100" w:type="dxa"/>
+              <w:bottom w:w="100" w:type="dxa"/>
+              <w:left w:w="120" w:type="dxa"/>
+              <w:right w:w="120" w:type="dxa"/>
+            </w:tcMar>
+          </w:tcPr>
+          <w:p>
+            <w:r>
+              <w:rPr>
+                <w:b w:val="0"/>
+                <w:sz w:val="18"/>
+              </w:rPr>
+              <w:t>7.4</w:t>
+            </w:r>
+          </w:p>
+        </w:tc>
+        <w:tc>
+          <w:tcPr>
+            <w:tcW w:type="dxa" w:w="3010"/>
+            <w:tcMar>
+              <w:top w:w="100" w:type="dxa"/>
+              <w:bottom w:w="100" w:type="dxa"/>
+              <w:left w:w="120" w:type="dxa"/>
+              <w:right w:w="120" w:type="dxa"/>
+            </w:tcMar>
+          </w:tcPr>
+          <w:p>
+            <w:r>
+              <w:rPr>
+                <w:b w:val="0"/>
+                <w:sz w:val="18"/>
+              </w:rPr>
+              <w:t>`python src/discover_pdb_binders.py --want 14`</w:t>
+            </w:r>
+          </w:p>
+        </w:tc>
+      </w:tr>
+      <w:tr>
+        <w:tc>
+          <w:tcPr>
+            <w:tcW w:type="dxa" w:w="3010"/>
+            <w:tcMar>
+              <w:top w:w="100" w:type="dxa"/>
+              <w:bottom w:w="100" w:type="dxa"/>
+              <w:left w:w="120" w:type="dxa"/>
+              <w:right w:w="120" w:type="dxa"/>
+            </w:tcMar>
+            <w:shd w:fill="f7fafc"/>
+          </w:tcPr>
+          <w:p>
+            <w:r>
+              <w:rPr>
+                <w:b w:val="0"/>
+                <w:sz w:val="18"/>
+              </w:rPr>
+              <w:t>Powered 22-receptor run</w:t>
+            </w:r>
+          </w:p>
+        </w:tc>
+        <w:tc>
+          <w:tcPr>
+            <w:tcW w:type="dxa" w:w="3010"/>
+            <w:tcMar>
+              <w:top w:w="100" w:type="dxa"/>
+              <w:bottom w:w="100" w:type="dxa"/>
+              <w:left w:w="120" w:type="dxa"/>
+              <w:right w:w="120" w:type="dxa"/>
+            </w:tcMar>
+            <w:shd w:fill="f7fafc"/>
+          </w:tcPr>
+          <w:p>
+            <w:r>
+              <w:rPr>
+                <w:b w:val="0"/>
+                <w:sz w:val="18"/>
+              </w:rPr>
+              <w:t>7.4</w:t>
+            </w:r>
+          </w:p>
+        </w:tc>
+        <w:tc>
+          <w:tcPr>
+            <w:tcW w:type="dxa" w:w="3010"/>
+            <w:tcMar>
+              <w:top w:w="100" w:type="dxa"/>
+              <w:bottom w:w="100" w:type="dxa"/>
+              <w:left w:w="120" w:type="dxa"/>
+              <w:right w:w="120" w:type="dxa"/>
+            </w:tcMar>
+            <w:shd w:fill="f7fafc"/>
+          </w:tcPr>
+          <w:p>
+            <w:r>
+              <w:rPr>
+                <w:b w:val="0"/>
+                <w:sz w:val="18"/>
+              </w:rPr>
+              <w:t>`python src/pdb_binder_benchmark.py --model boltz2 --work-dir artifacts/pdb_binders_b2_n22`</w:t>
+            </w:r>
+          </w:p>
+        </w:tc>
+      </w:tr>
+      <w:tr>
+        <w:tc>
+          <w:tcPr>
+            <w:tcW w:type="dxa" w:w="3010"/>
+            <w:tcMar>
+              <w:top w:w="100" w:type="dxa"/>
+              <w:bottom w:w="100" w:type="dxa"/>
+              <w:left w:w="120" w:type="dxa"/>
+              <w:right w:w="120" w:type="dxa"/>
+            </w:tcMar>
+          </w:tcPr>
+          <w:p>
+            <w:r>
+              <w:rPr>
+                <w:b w:val="0"/>
+                <w:sz w:val="18"/>
+              </w:rPr>
+              <w:t>Run-to-run variance study</w:t>
+            </w:r>
+          </w:p>
+        </w:tc>
+        <w:tc>
+          <w:tcPr>
+            <w:tcW w:type="dxa" w:w="3010"/>
+            <w:tcMar>
+              <w:top w:w="100" w:type="dxa"/>
+              <w:bottom w:w="100" w:type="dxa"/>
+              <w:left w:w="120" w:type="dxa"/>
+              <w:right w:w="120" w:type="dxa"/>
+            </w:tcMar>
+          </w:tcPr>
+          <w:p>
+            <w:r>
+              <w:rPr>
+                <w:b w:val="0"/>
+                <w:sz w:val="18"/>
+              </w:rPr>
+              <w:t>7.5</w:t>
+            </w:r>
+          </w:p>
+        </w:tc>
+        <w:tc>
+          <w:tcPr>
+            <w:tcW w:type="dxa" w:w="3010"/>
+            <w:tcMar>
+              <w:top w:w="100" w:type="dxa"/>
+              <w:bottom w:w="100" w:type="dxa"/>
+              <w:left w:w="120" w:type="dxa"/>
+              <w:right w:w="120" w:type="dxa"/>
+            </w:tcMar>
+          </w:tcPr>
+          <w:p>
+            <w:r>
+              <w:rPr>
+                <w:b w:val="0"/>
+                <w:sz w:val="18"/>
+              </w:rPr>
+              <w:t>`python src/seed_variance_study.py --replicates 4`</w:t>
+            </w:r>
+          </w:p>
+        </w:tc>
+      </w:tr>
+      <w:tr>
+        <w:tc>
+          <w:tcPr>
+            <w:tcW w:type="dxa" w:w="3010"/>
+            <w:tcMar>
+              <w:top w:w="100" w:type="dxa"/>
+              <w:bottom w:w="100" w:type="dxa"/>
+              <w:left w:w="120" w:type="dxa"/>
+              <w:right w:w="120" w:type="dxa"/>
+            </w:tcMar>
+            <w:shd w:fill="f7fafc"/>
+          </w:tcPr>
+          <w:p>
+            <w:r>
+              <w:rPr>
+                <w:b w:val="0"/>
+                <w:sz w:val="18"/>
+              </w:rPr>
+              <w:t>Verification suite</w:t>
+            </w:r>
+          </w:p>
+        </w:tc>
+        <w:tc>
+          <w:tcPr>
+            <w:tcW w:type="dxa" w:w="3010"/>
+            <w:tcMar>
+              <w:top w:w="100" w:type="dxa"/>
+              <w:bottom w:w="100" w:type="dxa"/>
+              <w:left w:w="120" w:type="dxa"/>
+              <w:right w:w="120" w:type="dxa"/>
+            </w:tcMar>
+            <w:shd w:fill="f7fafc"/>
+          </w:tcPr>
+          <w:p>
+            <w:r>
+              <w:rPr>
+                <w:b w:val="0"/>
+                <w:sz w:val="18"/>
+              </w:rPr>
+              <w:t>6</w:t>
+            </w:r>
+          </w:p>
+        </w:tc>
+        <w:tc>
+          <w:tcPr>
+            <w:tcW w:type="dxa" w:w="3010"/>
+            <w:tcMar>
+              <w:top w:w="100" w:type="dxa"/>
+              <w:bottom w:w="100" w:type="dxa"/>
+              <w:left w:w="120" w:type="dxa"/>
+              <w:right w:w="120" w:type="dxa"/>
+            </w:tcMar>
+            <w:shd w:fill="f7fafc"/>
+          </w:tcPr>
+          <w:p>
+            <w:r>
+              <w:rPr>
+                <w:b w:val="0"/>
+                <w:sz w:val="18"/>
+              </w:rPr>
+              <w:t>`python -m pytest -q`</w:t>
+            </w:r>
+          </w:p>
+        </w:tc>
+      </w:tr>
+    </w:tbl>
+    <w:p/>
+    <w:p>
+      <w:pPr>
+        <w:jc w:val="both"/>
+      </w:pPr>
+      <w:r>
+        <w:rPr>
+          <w:b/>
+        </w:rPr>
+        <w:t>Inference settings used throughout Section 7</w:t>
+      </w:r>
+      <w:r>
+        <w:t>, stated here so that no figure</w:t>
+      </w:r>
+    </w:p>
+    <w:p>
+      <w:pPr>
+        <w:jc w:val="both"/>
+      </w:pPr>
+      <w:r>
+        <w:t>in this report is read as a production-setting result:</w:t>
+      </w:r>
+    </w:p>
+    <w:tbl>
+      <w:tblPr>
+        <w:tblW w:type="auto" w:w="0"/>
+        <w:jc w:val="center"/>
+        <w:tblLook w:firstColumn="1" w:firstRow="1" w:lastColumn="0" w:lastRow="0" w:noHBand="0" w:noVBand="1" w:val="04A0"/>
+        <w:tblBorders>
+          <w:top w:val="single" w:sz="4" w:space="0" w:color="cbd5e0"/>
+          <w:bottom w:val="single" w:sz="4" w:space="0" w:color="cbd5e0"/>
+          <w:left w:val="single" w:sz="4" w:space="0" w:color="cbd5e0"/>
+          <w:right w:val="single" w:sz="4" w:space="0" w:color="cbd5e0"/>
+          <w:insideH w:val="single" w:sz="4" w:space="0" w:color="cbd5e0"/>
+          <w:insideV w:val="single" w:sz="4" w:space="0" w:color="cbd5e0"/>
+        </w:tblBorders>
+      </w:tblPr>
+      <w:tblGrid>
+        <w:gridCol w:w="3010"/>
+        <w:gridCol w:w="3010"/>
+        <w:gridCol w:w="3010"/>
+      </w:tblGrid>
+      <w:tr>
+        <w:tc>
+          <w:tcPr>
+            <w:tcW w:type="dxa" w:w="3010"/>
+            <w:tcMar>
+              <w:top w:w="100" w:type="dxa"/>
+              <w:bottom w:w="100" w:type="dxa"/>
+              <w:left w:w="120" w:type="dxa"/>
+              <w:right w:w="120" w:type="dxa"/>
+            </w:tcMar>
+            <w:shd w:fill="ebf8ff"/>
+          </w:tcPr>
+          <w:p>
+            <w:pPr>
+              <w:jc w:val="center"/>
+            </w:pPr>
+            <w:r>
+              <w:rPr>
+                <w:b/>
+                <w:color w:val="2B6CB0"/>
+                <w:sz w:val="19"/>
+              </w:rPr>
+              <w:t>Setting</w:t>
+            </w:r>
+          </w:p>
+        </w:tc>
+        <w:tc>
+          <w:tcPr>
+            <w:tcW w:type="dxa" w:w="3010"/>
+            <w:tcMar>
+              <w:top w:w="100" w:type="dxa"/>
+              <w:bottom w:w="100" w:type="dxa"/>
+              <w:left w:w="120" w:type="dxa"/>
+              <w:right w:w="120" w:type="dxa"/>
+            </w:tcMar>
+            <w:shd w:fill="ebf8ff"/>
+          </w:tcPr>
+          <w:p>
+            <w:pPr>
+              <w:jc w:val="center"/>
+            </w:pPr>
+            <w:r>
+              <w:rPr>
+                <w:b/>
+                <w:color w:val="2B6CB0"/>
+                <w:sz w:val="19"/>
+              </w:rPr>
+              <w:t>Value used</w:t>
+            </w:r>
+          </w:p>
+        </w:tc>
+        <w:tc>
+          <w:tcPr>
+            <w:tcW w:type="dxa" w:w="3010"/>
+            <w:tcMar>
+              <w:top w:w="100" w:type="dxa"/>
+              <w:bottom w:w="100" w:type="dxa"/>
+              <w:left w:w="120" w:type="dxa"/>
+              <w:right w:w="120" w:type="dxa"/>
+            </w:tcMar>
+            <w:shd w:fill="ebf8ff"/>
+          </w:tcPr>
+          <w:p>
+            <w:pPr>
+              <w:jc w:val="center"/>
+            </w:pPr>
+            <w:r>
+              <w:rPr>
+                <w:b/>
+                <w:color w:val="2B6CB0"/>
+                <w:sz w:val="19"/>
+              </w:rPr>
+              <w:t>Boltz default</w:t>
+            </w:r>
+          </w:p>
+        </w:tc>
+      </w:tr>
+      <w:tr>
+        <w:tc>
+          <w:tcPr>
+            <w:tcW w:type="dxa" w:w="3010"/>
+            <w:tcMar>
+              <w:top w:w="100" w:type="dxa"/>
+              <w:bottom w:w="100" w:type="dxa"/>
+              <w:left w:w="120" w:type="dxa"/>
+              <w:right w:w="120" w:type="dxa"/>
+            </w:tcMar>
+          </w:tcPr>
+          <w:p>
+            <w:r>
+              <w:rPr>
+                <w:b w:val="0"/>
+                <w:sz w:val="18"/>
+              </w:rPr>
+              <w:t>Sampling steps</w:t>
+            </w:r>
+          </w:p>
+        </w:tc>
+        <w:tc>
+          <w:tcPr>
+            <w:tcW w:type="dxa" w:w="3010"/>
+            <w:tcMar>
+              <w:top w:w="100" w:type="dxa"/>
+              <w:bottom w:w="100" w:type="dxa"/>
+              <w:left w:w="120" w:type="dxa"/>
+              <w:right w:w="120" w:type="dxa"/>
+            </w:tcMar>
+          </w:tcPr>
+          <w:p>
+            <w:r>
+              <w:rPr>
+                <w:b w:val="0"/>
+                <w:sz w:val="18"/>
+              </w:rPr>
+              <w:t>10</w:t>
+            </w:r>
+          </w:p>
+        </w:tc>
+        <w:tc>
+          <w:tcPr>
+            <w:tcW w:type="dxa" w:w="3010"/>
+            <w:tcMar>
+              <w:top w:w="100" w:type="dxa"/>
+              <w:bottom w:w="100" w:type="dxa"/>
+              <w:left w:w="120" w:type="dxa"/>
+              <w:right w:w="120" w:type="dxa"/>
+            </w:tcMar>
+          </w:tcPr>
+          <w:p>
+            <w:r>
+              <w:rPr>
+                <w:b w:val="0"/>
+                <w:sz w:val="18"/>
+              </w:rPr>
+              <w:t>200</w:t>
+            </w:r>
+          </w:p>
+        </w:tc>
+      </w:tr>
+      <w:tr>
+        <w:tc>
+          <w:tcPr>
+            <w:tcW w:type="dxa" w:w="3010"/>
+            <w:tcMar>
+              <w:top w:w="100" w:type="dxa"/>
+              <w:bottom w:w="100" w:type="dxa"/>
+              <w:left w:w="120" w:type="dxa"/>
+              <w:right w:w="120" w:type="dxa"/>
+            </w:tcMar>
+            <w:shd w:fill="f7fafc"/>
+          </w:tcPr>
+          <w:p>
+            <w:r>
+              <w:rPr>
+                <w:b w:val="0"/>
+                <w:sz w:val="18"/>
+              </w:rPr>
+              <w:t>Recycling steps</w:t>
+            </w:r>
+          </w:p>
+        </w:tc>
+        <w:tc>
+          <w:tcPr>
+            <w:tcW w:type="dxa" w:w="3010"/>
+            <w:tcMar>
+              <w:top w:w="100" w:type="dxa"/>
+              <w:bottom w:w="100" w:type="dxa"/>
+              <w:left w:w="120" w:type="dxa"/>
+              <w:right w:w="120" w:type="dxa"/>
+            </w:tcMar>
+            <w:shd w:fill="f7fafc"/>
+          </w:tcPr>
+          <w:p>
+            <w:r>
+              <w:rPr>
+                <w:b w:val="0"/>
+                <w:sz w:val="18"/>
+              </w:rPr>
+              <w:t>1</w:t>
+            </w:r>
+          </w:p>
+        </w:tc>
+        <w:tc>
+          <w:tcPr>
+            <w:tcW w:type="dxa" w:w="3010"/>
+            <w:tcMar>
+              <w:top w:w="100" w:type="dxa"/>
+              <w:bottom w:w="100" w:type="dxa"/>
+              <w:left w:w="120" w:type="dxa"/>
+              <w:right w:w="120" w:type="dxa"/>
+            </w:tcMar>
+            <w:shd w:fill="f7fafc"/>
+          </w:tcPr>
+          <w:p>
+            <w:r>
+              <w:rPr>
+                <w:b w:val="0"/>
+                <w:sz w:val="18"/>
+              </w:rPr>
+              <w:t>3</w:t>
+            </w:r>
+          </w:p>
+        </w:tc>
+      </w:tr>
+      <w:tr>
+        <w:tc>
+          <w:tcPr>
+            <w:tcW w:type="dxa" w:w="3010"/>
+            <w:tcMar>
+              <w:top w:w="100" w:type="dxa"/>
+              <w:bottom w:w="100" w:type="dxa"/>
+              <w:left w:w="120" w:type="dxa"/>
+              <w:right w:w="120" w:type="dxa"/>
+            </w:tcMar>
+          </w:tcPr>
+          <w:p>
+            <w:r>
+              <w:rPr>
+                <w:b w:val="0"/>
+                <w:sz w:val="18"/>
+              </w:rPr>
+              <w:t>MSA depth</w:t>
+            </w:r>
+          </w:p>
+        </w:tc>
+        <w:tc>
+          <w:tcPr>
+            <w:tcW w:type="dxa" w:w="3010"/>
+            <w:tcMar>
+              <w:top w:w="100" w:type="dxa"/>
+              <w:bottom w:w="100" w:type="dxa"/>
+              <w:left w:w="120" w:type="dxa"/>
+              <w:right w:w="120" w:type="dxa"/>
+            </w:tcMar>
+          </w:tcPr>
+          <w:p>
+            <w:r>
+              <w:rPr>
+                <w:b w:val="0"/>
+                <w:sz w:val="18"/>
+              </w:rPr>
+              <w:t>32</w:t>
+            </w:r>
+          </w:p>
+        </w:tc>
+        <w:tc>
+          <w:tcPr>
+            <w:tcW w:type="dxa" w:w="3010"/>
+            <w:tcMar>
+              <w:top w:w="100" w:type="dxa"/>
+              <w:bottom w:w="100" w:type="dxa"/>
+              <w:left w:w="120" w:type="dxa"/>
+              <w:right w:w="120" w:type="dxa"/>
+            </w:tcMar>
+          </w:tcPr>
+          <w:p>
+            <w:r>
+              <w:rPr>
+                <w:b w:val="0"/>
+                <w:sz w:val="18"/>
+              </w:rPr>
+              <w:t>8192</w:t>
+            </w:r>
+          </w:p>
+        </w:tc>
+      </w:tr>
+      <w:tr>
+        <w:tc>
+          <w:tcPr>
+            <w:tcW w:type="dxa" w:w="3010"/>
+            <w:tcMar>
+              <w:top w:w="100" w:type="dxa"/>
+              <w:bottom w:w="100" w:type="dxa"/>
+              <w:left w:w="120" w:type="dxa"/>
+              <w:right w:w="120" w:type="dxa"/>
+            </w:tcMar>
+            <w:shd w:fill="f7fafc"/>
+          </w:tcPr>
+          <w:p>
+            <w:r>
+              <w:rPr>
+                <w:b w:val="0"/>
+                <w:sz w:val="18"/>
+              </w:rPr>
+              <w:t>Accelerator</w:t>
+            </w:r>
+          </w:p>
+        </w:tc>
+        <w:tc>
+          <w:tcPr>
+            <w:tcW w:type="dxa" w:w="3010"/>
+            <w:tcMar>
+              <w:top w:w="100" w:type="dxa"/>
+              <w:bottom w:w="100" w:type="dxa"/>
+              <w:left w:w="120" w:type="dxa"/>
+              <w:right w:w="120" w:type="dxa"/>
+            </w:tcMar>
+            <w:shd w:fill="f7fafc"/>
+          </w:tcPr>
+          <w:p>
+            <w:r>
+              <w:rPr>
+                <w:b w:val="0"/>
+                <w:sz w:val="18"/>
+              </w:rPr>
+              <w:t>CPU</w:t>
+            </w:r>
+          </w:p>
+        </w:tc>
+        <w:tc>
+          <w:tcPr>
+            <w:tcW w:type="dxa" w:w="3010"/>
+            <w:tcMar>
+              <w:top w:w="100" w:type="dxa"/>
+              <w:bottom w:w="100" w:type="dxa"/>
+              <w:left w:w="120" w:type="dxa"/>
+              <w:right w:w="120" w:type="dxa"/>
+            </w:tcMar>
+            <w:shd w:fill="f7fafc"/>
+          </w:tcPr>
+          <w:p>
+            <w:r>
+              <w:rPr>
+                <w:b w:val="0"/>
+                <w:sz w:val="18"/>
+              </w:rPr>
+              <w:t>GPU</w:t>
+            </w:r>
+          </w:p>
+        </w:tc>
+      </w:tr>
+      <w:tr>
+        <w:tc>
+          <w:tcPr>
+            <w:tcW w:type="dxa" w:w="3010"/>
+            <w:tcMar>
+              <w:top w:w="100" w:type="dxa"/>
+              <w:bottom w:w="100" w:type="dxa"/>
+              <w:left w:w="120" w:type="dxa"/>
+              <w:right w:w="120" w:type="dxa"/>
+            </w:tcMar>
+          </w:tcPr>
+          <w:p>
+            <w:r>
+              <w:rPr>
+                <w:b w:val="0"/>
+                <w:sz w:val="18"/>
+              </w:rPr>
+              <w:t>Diffusion seed</w:t>
+            </w:r>
+          </w:p>
+        </w:tc>
+        <w:tc>
+          <w:tcPr>
+            <w:tcW w:type="dxa" w:w="3010"/>
+            <w:tcMar>
+              <w:top w:w="100" w:type="dxa"/>
+              <w:bottom w:w="100" w:type="dxa"/>
+              <w:left w:w="120" w:type="dxa"/>
+              <w:right w:w="120" w:type="dxa"/>
+            </w:tcMar>
+          </w:tcPr>
+          <w:p>
+            <w:r>
+              <w:rPr>
+                <w:b w:val="0"/>
+                <w:sz w:val="18"/>
+              </w:rPr>
+              <w:t>unseeded</w:t>
+            </w:r>
+          </w:p>
+        </w:tc>
+        <w:tc>
+          <w:tcPr>
+            <w:tcW w:type="dxa" w:w="3010"/>
+            <w:tcMar>
+              <w:top w:w="100" w:type="dxa"/>
+              <w:bottom w:w="100" w:type="dxa"/>
+              <w:left w:w="120" w:type="dxa"/>
+              <w:right w:w="120" w:type="dxa"/>
+            </w:tcMar>
+          </w:tcPr>
+          <w:p>
+            <w:r>
+              <w:rPr>
+                <w:b w:val="0"/>
+                <w:sz w:val="18"/>
+              </w:rPr>
+              <w:t>unseeded</w:t>
+            </w:r>
+          </w:p>
+        </w:tc>
+      </w:tr>
+    </w:tbl>
+    <w:p/>
+    <w:p>
+      <w:r>
+        <w:br w:type="page"/>
+      </w:r>
+    </w:p>
+    <w:p>
+      <w:pPr>
+        <w:pStyle w:val="Heading1"/>
+        <w:keepNext/>
+        <w:spacing w:before="360" w:after="160"/>
+      </w:pPr>
+      <w:r>
+        <w:rPr>
+          <w:rFonts w:ascii="Times New Roman" w:hAnsi="Times New Roman"/>
+          <w:b/>
+          <w:color w:val="0C2340"/>
+          <w:sz w:val="36"/>
+        </w:rPr>
+        <w:t>CHECKLIST OF ITEMS FOR THE FINAL DISSERTATION / PROJECT / PROJECT WORK REPORT</w:t>
+      </w:r>
+    </w:p>
+    <w:p>
+      <w:pPr>
+        <w:jc w:val="both"/>
+      </w:pPr>
+      <w:r>
+        <w:t>&lt;table style="width:100%; border-collapse:collapse; font-size:8.6pt; line-height:1.25;"&gt;</w:t>
+      </w:r>
+    </w:p>
+    <w:p>
+      <w:pPr>
+        <w:jc w:val="both"/>
+      </w:pPr>
+      <w:r>
+        <w:t>&lt;thead&gt;</w:t>
+      </w:r>
+    </w:p>
+    <w:p>
+      <w:pPr>
+        <w:jc w:val="both"/>
+      </w:pPr>
+      <w:r>
+        <w:t>&lt;tr style="background:#0B2B52; color:#fff;"&gt;</w:t>
+      </w:r>
+    </w:p>
+    <w:p>
+      <w:pPr>
+        <w:jc w:val="both"/>
+      </w:pPr>
+      <w:r>
+        <w:t>&lt;th style="width:5%; padding:3px;"&gt;#&lt;/th&gt;</w:t>
+      </w:r>
+    </w:p>
+    <w:p>
+      <w:pPr>
+        <w:jc w:val="both"/>
+      </w:pPr>
+      <w:r>
+        <w:t>&lt;th style="text-align:left; padding:3px;"&gt;Item&lt;/th&gt;</w:t>
+      </w:r>
+    </w:p>
+    <w:p>
+      <w:pPr>
+        <w:jc w:val="both"/>
+      </w:pPr>
+      <w:r>
+        <w:t>&lt;th style="width:16%; padding:3px;"&gt;Yes / No&lt;/th&gt;</w:t>
+      </w:r>
+    </w:p>
+    <w:p>
+      <w:pPr>
+        <w:jc w:val="both"/>
+      </w:pPr>
+      <w:r>
+        <w:t>&lt;/tr&gt;</w:t>
+      </w:r>
+    </w:p>
+    <w:p>
+      <w:pPr>
+        <w:jc w:val="both"/>
+      </w:pPr>
+      <w:r>
+        <w:t>&lt;/thead&gt;</w:t>
+      </w:r>
+    </w:p>
+    <w:p>
+      <w:pPr>
+        <w:jc w:val="both"/>
+      </w:pPr>
+      <w:r>
+        <w:t>&lt;tbody&gt;</w:t>
+      </w:r>
+    </w:p>
+    <w:p>
+      <w:pPr>
+        <w:jc w:val="both"/>
+      </w:pPr>
+      <w:r>
+        <w:t>&lt;tr&gt;&lt;td style="text-align:center"&gt;1&lt;/td&gt;&lt;td&gt;Final report neatly formatted with all elements required for a technical report&lt;/td&gt;&lt;td style="text-align:center"&gt;Yes&lt;/td&gt;&lt;/tr&gt;</w:t>
+      </w:r>
+    </w:p>
+    <w:p>
+      <w:pPr>
+        <w:jc w:val="both"/>
+      </w:pPr>
+      <w:r>
+        <w:t>&lt;tr&gt;&lt;td style="text-align:center"&gt;2&lt;/td&gt;&lt;td&gt;Cover page in proper format as given in Annexure A&lt;/td&gt;&lt;td style="text-align:center"&gt;Yes&lt;/td&gt;&lt;/tr&gt;</w:t>
+      </w:r>
+    </w:p>
+    <w:p>
+      <w:pPr>
+        <w:jc w:val="both"/>
+      </w:pPr>
+      <w:r>
+        <w:t>&lt;tr&gt;&lt;td style="text-align:center"&gt;3&lt;/td&gt;&lt;td&gt;Title page (inner cover page) in proper format&lt;/td&gt;&lt;td style="text-align:center"&gt;Yes&lt;/td&gt;&lt;/tr&gt;</w:t>
+      </w:r>
+    </w:p>
+    <w:p>
+      <w:pPr>
+        <w:jc w:val="both"/>
+      </w:pPr>
+      <w:r>
+        <w:t xml:space="preserve">&lt;tr&gt;&lt;td style="text-align:center"&gt;4&lt;/td&gt;&lt;td&gt;(a) Certificate from the Supervisor in proper format </w:t>
+      </w:r>
+      <w:r>
+        <w:t xml:space="preserve"> </w:t>
+      </w:r>
+      <w:r>
+        <w:t xml:space="preserve"> (b) Signed by the Supervisor&lt;/td&gt;&lt;td style="text-align:center"&gt;(a) Yes&lt;br&gt;(b) To be signed&lt;/td&gt;&lt;/tr&gt;</w:t>
+      </w:r>
+    </w:p>
+    <w:p>
+      <w:pPr>
+        <w:jc w:val="both"/>
+      </w:pPr>
+      <w:r>
+        <w:t xml:space="preserve">&lt;tr&gt;&lt;td style="text-align:center"&gt;5&lt;/td&gt;&lt;td&gt;Abstract within one page </w:t>
+      </w:r>
+      <w:r>
+        <w:t xml:space="preserve"> </w:t>
+      </w:r>
+      <w:r>
+        <w:t xml:space="preserve"> / </w:t>
+      </w:r>
+      <w:r>
+        <w:t xml:space="preserve"> </w:t>
+      </w:r>
+      <w:r>
+        <w:t xml:space="preserve"> Technical keywords specified&lt;/td&gt;&lt;td style="text-align:center"&gt;Yes / Yes&lt;/td&gt;&lt;/tr&gt;</w:t>
+      </w:r>
+    </w:p>
+    <w:p>
+      <w:pPr>
+        <w:jc w:val="both"/>
+      </w:pPr>
+      <w:r>
+        <w:t>&lt;tr&gt;&lt;td style="text-align:center"&gt;6&lt;/td&gt;&lt;td&gt;Title appropriate, descriptive and precise; no uncommon abbreviations or acronyms&lt;/td&gt;&lt;td style="text-align:center"&gt;Yes&lt;/td&gt;&lt;/tr&gt;</w:t>
+      </w:r>
+    </w:p>
+    <w:p>
+      <w:pPr>
+        <w:jc w:val="both"/>
+      </w:pPr>
+      <w:r>
+        <w:t>&lt;tr&gt;&lt;td style="text-align:center"&gt;7&lt;/td&gt;&lt;td&gt;List of abbreviations / acronyms included&lt;/td&gt;&lt;td style="text-align:center"&gt;Yes&lt;/td&gt;&lt;/tr&gt;</w:t>
+      </w:r>
+    </w:p>
+    <w:p>
+      <w:pPr>
+        <w:jc w:val="both"/>
+      </w:pPr>
+      <w:r>
+        <w:t>&lt;tr&gt;&lt;td style="text-align:center"&gt;8&lt;/td&gt;&lt;td&gt;Report contains a summary of the literature survey&lt;/td&gt;&lt;td style="text-align:center"&gt;Yes&lt;/td&gt;&lt;/tr&gt;</w:t>
+      </w:r>
+    </w:p>
+    <w:p>
+      <w:pPr>
+        <w:jc w:val="both"/>
+      </w:pPr>
+      <w:r>
+        <w:t>&lt;tr&gt;&lt;td style="text-align:center"&gt;9&lt;/td&gt;&lt;td&gt;Contents include page numbers; pages numbered properly (Ch. 1 on page 1); figures numbered with captions at the bottom; tables numbered with titles at the top; captions proper; appendices numbered with appropriate titles&lt;/td&gt;&lt;td style="text-align:center"&gt;Yes&lt;/td&gt;&lt;/tr&gt;</w:t>
+      </w:r>
+    </w:p>
+    <w:p>
+      <w:pPr>
+        <w:jc w:val="both"/>
+      </w:pPr>
+      <w:r>
+        <w:t>&lt;tr&gt;&lt;td style="text-align:center"&gt;10&lt;/td&gt;&lt;td&gt;Conclusion based on discussion of the work&lt;/td&gt;&lt;td style="text-align:center"&gt;Yes&lt;/td&gt;&lt;/tr&gt;</w:t>
+      </w:r>
+    </w:p>
+    <w:p>
+      <w:pPr>
+        <w:jc w:val="both"/>
+      </w:pPr>
+      <w:r>
+        <w:t>&lt;tr&gt;&lt;td style="text-align:center"&gt;11&lt;/td&gt;&lt;td&gt;References given at the end; cited properly inside the text; all references cited in the body&lt;/td&gt;&lt;td style="text-align:center"&gt;Yes&lt;/td&gt;&lt;/tr&gt;</w:t>
+      </w:r>
+    </w:p>
+    <w:p>
+      <w:pPr>
+        <w:jc w:val="both"/>
+      </w:pPr>
+      <w:r>
+        <w:t>&lt;tr&gt;&lt;td style="text-align:center"&gt;12&lt;/td&gt;&lt;td&gt;Format and content per the guidelines; not a printout of a presentation or a user manual; source code not included&lt;/td&gt;&lt;td style="text-align:center"&gt;Yes&lt;/td&gt;&lt;/tr&gt;</w:t>
+      </w:r>
+    </w:p>
+    <w:p>
+      <w:pPr>
+        <w:jc w:val="both"/>
+      </w:pPr>
+      <w:r>
+        <w:t>&lt;/tbody&gt;</w:t>
+      </w:r>
+    </w:p>
+    <w:p>
+      <w:pPr>
+        <w:jc w:val="both"/>
+      </w:pPr>
+      <w:r>
+        <w:t>&lt;/table&gt;</w:t>
+      </w:r>
+    </w:p>
+    <w:p>
+      <w:pPr>
+        <w:jc w:val="both"/>
+      </w:pPr>
+      <w:r>
+        <w:t>&lt;p style="font-size:9.5pt; margin-top:10px;"&gt;</w:t>
+      </w:r>
+      <w:r>
+        <w:rPr>
+          <w:b/>
+        </w:rPr>
+        <w:t>Declaration by Student:</w:t>
+      </w:r>
+    </w:p>
+    <w:p>
+      <w:pPr>
+        <w:jc w:val="both"/>
+      </w:pPr>
+      <w:r>
+        <w:t>I certify that I have properly verified all the items in this checklist and</w:t>
+      </w:r>
+    </w:p>
+    <w:p>
+      <w:pPr>
+        <w:jc w:val="both"/>
+      </w:pPr>
+      <w:r>
+        <w:t>ensure that the report is in proper format as specified in the course handout.&lt;/p&gt;</w:t>
+      </w:r>
+    </w:p>
+    <w:tbl>
+      <w:tblPr>
+        <w:tblW w:type="auto" w:w="0"/>
+        <w:jc w:val="center"/>
+        <w:tblLook w:firstColumn="1" w:firstRow="1" w:lastColumn="0" w:lastRow="0" w:noHBand="0" w:noVBand="1" w:val="04A0"/>
+      </w:tblPr>
+      <w:tblGrid>
+        <w:gridCol w:w="4514"/>
+        <w:gridCol w:w="4514"/>
+      </w:tblGrid>
+      <w:tr>
+        <w:tc>
+          <w:tcPr>
+            <w:tcW w:type="dxa" w:w="4514"/>
+          </w:tcPr>
+          <w:p>
+            <w:pPr>
+              <w:spacing w:after="80"/>
+            </w:pPr>
+            <w:r>
+              <w:rPr>
+                <w:b/>
+              </w:rPr>
+              <w:t>_______________________________</w:t>
+              <w:br/>
+            </w:r>
+            <w:r>
+              <w:rPr>
+                <w:b/>
+                <w:sz w:val="22"/>
+              </w:rPr>
+              <w:t>Signature of the Student</w:t>
+              <w:br/>
+            </w:r>
+          </w:p>
+          <w:p>
+            <w:pPr>
+              <w:spacing w:after="40"/>
+            </w:pPr>
+            <w:r>
+              <w:rPr>
+                <w:b/>
+              </w:rPr>
+              <w:t xml:space="preserve">Name: </w:t>
+            </w:r>
+            <w:r>
+              <w:t>Akik Jana</w:t>
+              <w:br/>
+            </w:r>
+            <w:r>
+              <w:rPr>
+                <w:b/>
+              </w:rPr>
+              <w:t xml:space="preserve">Date: </w:t>
+            </w:r>
+            <w:r>
+              <w:t>June 16, 2026</w:t>
+              <w:br/>
+            </w:r>
+            <w:r>
+              <w:rPr>
+                <w:b/>
+              </w:rPr>
+              <w:t xml:space="preserve">Place: </w:t>
+            </w:r>
+            <w:r>
+              <w:t>Bangalore</w:t>
+            </w:r>
+          </w:p>
+        </w:tc>
+        <w:tc>
+          <w:tcPr>
+            <w:tcW w:type="dxa" w:w="4514"/>
+          </w:tcPr>
+          <w:p>
+            <w:pPr>
+              <w:spacing w:after="80"/>
+            </w:pPr>
+            <w:r>
+              <w:rPr>
+                <w:b/>
+              </w:rPr>
+              <w:t>_______________________________</w:t>
+              <w:br/>
+            </w:r>
+            <w:r>
+              <w:rPr>
+                <w:b/>
+                <w:sz w:val="22"/>
+              </w:rPr>
+              <w:t>Signature of the Supervisor</w:t>
+              <w:br/>
+            </w:r>
+          </w:p>
+          <w:p>
+            <w:pPr>
+              <w:spacing w:after="40"/>
+            </w:pPr>
+            <w:r>
+              <w:rPr>
+                <w:b/>
+              </w:rPr>
+              <w:t xml:space="preserve">Name: </w:t>
+            </w:r>
+            <w:r>
+              <w:t>Dr. Arnab Bandyopadhyay</w:t>
+              <w:br/>
+            </w:r>
+            <w:r>
+              <w:rPr>
+                <w:b/>
+              </w:rPr>
+              <w:t xml:space="preserve">Date: </w:t>
+            </w:r>
+            <w:r>
+              <w:t>June 16, 2026</w:t>
+              <w:br/>
+            </w:r>
+            <w:r>
+              <w:rPr>
+                <w:b/>
+              </w:rPr>
+              <w:t xml:space="preserve">Place: </w:t>
+            </w:r>
+            <w:r>
+              <w:t>Hyderabad</w:t>
+            </w:r>
+          </w:p>
+        </w:tc>
+      </w:tr>
+      <w:tr>
+        <w:tc>
+          <w:tcPr>
+            <w:tcW w:type="dxa" w:w="4514"/>
+          </w:tcPr>
+          <w:p/>
+        </w:tc>
+        <w:tc>
+          <w:tcPr>
+            <w:tcW w:type="dxa" w:w="4514"/>
+          </w:tcPr>
+          <w:p/>
+        </w:tc>
+      </w:tr>
+      <w:tr>
+        <w:tc>
+          <w:tcPr>
+            <w:tcW w:type="dxa" w:w="4514"/>
+          </w:tcPr>
+          <w:p/>
+        </w:tc>
+        <w:tc>
+          <w:tcPr>
+            <w:tcW w:type="dxa" w:w="4514"/>
+          </w:tcPr>
+          <w:p/>
+        </w:tc>
+      </w:tr>
+      <w:tr>
+        <w:tc>
+          <w:tcPr>
+            <w:tcW w:type="dxa" w:w="4514"/>
+          </w:tcPr>
+          <w:p/>
+        </w:tc>
+        <w:tc>
+          <w:tcPr>
+            <w:tcW w:type="dxa" w:w="4514"/>
+          </w:tcPr>
+          <w:p/>
+        </w:tc>
+      </w:tr>
+      <w:tr>
+        <w:tc>
+          <w:tcPr>
+            <w:tcW w:type="dxa" w:w="4514"/>
+          </w:tcPr>
+          <w:p/>
+        </w:tc>
+        <w:tc>
+          <w:tcPr>
+            <w:tcW w:type="dxa" w:w="4514"/>
+          </w:tcPr>
+          <w:p/>
+        </w:tc>
+      </w:tr>
+    </w:tbl>
+    <w:p/>
+    <w:p>
+      <w:pPr>
+        <w:jc w:val="both"/>
+      </w:pPr>
+      <w:r>
+        <w:t>&lt;div class="sig-col"&gt;</w:t>
+      </w:r>
+    </w:p>
+    <w:p>
+      <w:pPr>
+        <w:jc w:val="both"/>
+      </w:pPr>
+      <w:r>
+        <w:t>&lt;div class="sig-line"&gt;&lt;/div&gt;</w:t>
+      </w:r>
+    </w:p>
+    <w:p>
+      <w:pPr>
+        <w:jc w:val="both"/>
+      </w:pPr>
+      <w:r>
+        <w:t>&lt;div class="sig-title"&gt;Signature of the Student&lt;/div&gt;</w:t>
+      </w:r>
+    </w:p>
+    <w:p>
+      <w:pPr>
+        <w:jc w:val="both"/>
+      </w:pPr>
+      <w:r>
+        <w:t>&lt;div class="sig-field"&gt;</w:t>
+      </w:r>
+      <w:r>
+        <w:rPr>
+          <w:b/>
+        </w:rPr>
+        <w:t>Name:</w:t>
+      </w:r>
+      <w:r>
+        <w:t xml:space="preserve"> Akik Jana&lt;/div&gt;</w:t>
+      </w:r>
+    </w:p>
+    <w:p>
+      <w:pPr>
+        <w:jc w:val="both"/>
+      </w:pPr>
+      <w:r>
+        <w:t>&lt;div class="sig-field"&gt;</w:t>
+      </w:r>
+      <w:r>
+        <w:rPr>
+          <w:b/>
+        </w:rPr>
+        <w:t>ID No.:</w:t>
+      </w:r>
+      <w:r>
+        <w:t xml:space="preserve"> 2024AB05287&lt;/div&gt;</w:t>
+      </w:r>
+    </w:p>
+    <w:p>
+      <w:pPr>
+        <w:jc w:val="both"/>
+      </w:pPr>
+      <w:r>
+        <w:t>&lt;/div&gt;</w:t>
+      </w:r>
+    </w:p>
+    <w:p>
+      <w:pPr>
+        <w:jc w:val="both"/>
+      </w:pPr>
+      <w:r>
+        <w:t>&lt;/div&gt;</w:t>
+      </w:r>
+    </w:p>
     <w:sectPr>
       <w:pgSz w:w="11909" w:h="16834"/>
       <w:pgMar w:top="1440" w:right="1440" w:bottom="1440" w:left="1440" w:header="720" w:footer="720" w:gutter="0"/>

--- a/final_dissertation_report.docx
+++ b/final_dissertation_report.docx
@@ -695,6 +695,43 @@
               <w:spacing w:after="80"/>
             </w:pPr>
             <w:r>
+              <w:drawing>
+                <wp:inline xmlns:a="http://schemas.openxmlformats.org/drawingml/2006/main" xmlns:pic="http://schemas.openxmlformats.org/drawingml/2006/picture">
+                  <wp:extent cx="1463040" cy="430784"/>
+                  <wp:docPr id="2" name="Picture 2"/>
+                  <wp:cNvGraphicFramePr>
+                    <a:graphicFrameLocks noChangeAspect="1"/>
+                  </wp:cNvGraphicFramePr>
+                  <a:graphic>
+                    <a:graphicData uri="http://schemas.openxmlformats.org/drawingml/2006/picture">
+                      <pic:pic>
+                        <pic:nvPicPr>
+                          <pic:cNvPr id="0" name="sig_supervisor.png"/>
+                          <pic:cNvPicPr/>
+                        </pic:nvPicPr>
+                        <pic:blipFill>
+                          <a:blip r:embed="rId10"/>
+                          <a:stretch>
+                            <a:fillRect/>
+                          </a:stretch>
+                        </pic:blipFill>
+                        <pic:spPr>
+                          <a:xfrm>
+                            <a:off x="0" y="0"/>
+                            <a:ext cx="1463040" cy="430784"/>
+                          </a:xfrm>
+                          <a:prstGeom prst="rect"/>
+                        </pic:spPr>
+                      </pic:pic>
+                    </a:graphicData>
+                  </a:graphic>
+                </wp:inline>
+              </w:drawing>
+            </w:r>
+            <w:r>
+              <w:br/>
+            </w:r>
+            <w:r>
               <w:rPr>
                 <w:b/>
               </w:rPr>
@@ -706,7 +743,7 @@
                 <w:b/>
                 <w:sz w:val="22"/>
               </w:rPr>
-              <w:t>Signature of the Student</w:t>
+              <w:t>Signature of the Supervisor</w:t>
               <w:br/>
             </w:r>
           </w:p>
@@ -718,30 +755,41 @@
               <w:rPr>
                 <w:b/>
               </w:rPr>
-              <w:t xml:space="preserve">Name: </w:t>
-            </w:r>
-            <w:r>
-              <w:t>Akik Jana</w:t>
+              <w:t>Name:</w:t>
+            </w:r>
+            <w:r>
+              <w:t xml:space="preserve"> Dr. Arnab Bandyopadhyay</w:t>
               <w:br/>
             </w:r>
             <w:r>
               <w:rPr>
                 <w:b/>
               </w:rPr>
-              <w:t xml:space="preserve">Date: </w:t>
-            </w:r>
-            <w:r>
-              <w:t>June 16, 2026</w:t>
+              <w:t>Designation:</w:t>
+            </w:r>
+            <w:r>
+              <w:t xml:space="preserve"> RnD Division, Dr. Reddy's Laboratories</w:t>
               <w:br/>
             </w:r>
             <w:r>
               <w:rPr>
                 <w:b/>
               </w:rPr>
-              <w:t xml:space="preserve">Place: </w:t>
-            </w:r>
-            <w:r>
-              <w:t>Bangalore</w:t>
+              <w:t>Date:</w:t>
+            </w:r>
+            <w:r>
+              <w:t xml:space="preserve"> August 2, 2026</w:t>
+              <w:br/>
+            </w:r>
+            <w:r>
+              <w:rPr>
+                <w:b/>
+              </w:rPr>
+              <w:t>Place:</w:t>
+            </w:r>
+            <w:r>
+              <w:t xml:space="preserve"> Hyderabad</w:t>
+              <w:br/>
             </w:r>
           </w:p>
         </w:tc>
@@ -754,6 +802,43 @@
               <w:spacing w:after="80"/>
             </w:pPr>
             <w:r>
+              <w:drawing>
+                <wp:inline xmlns:a="http://schemas.openxmlformats.org/drawingml/2006/main" xmlns:pic="http://schemas.openxmlformats.org/drawingml/2006/picture">
+                  <wp:extent cx="1463040" cy="469798"/>
+                  <wp:docPr id="3" name="Picture 3"/>
+                  <wp:cNvGraphicFramePr>
+                    <a:graphicFrameLocks noChangeAspect="1"/>
+                  </wp:cNvGraphicFramePr>
+                  <a:graphic>
+                    <a:graphicData uri="http://schemas.openxmlformats.org/drawingml/2006/picture">
+                      <pic:pic>
+                        <pic:nvPicPr>
+                          <pic:cNvPr id="0" name="sig_student.png"/>
+                          <pic:cNvPicPr/>
+                        </pic:nvPicPr>
+                        <pic:blipFill>
+                          <a:blip r:embed="rId11"/>
+                          <a:stretch>
+                            <a:fillRect/>
+                          </a:stretch>
+                        </pic:blipFill>
+                        <pic:spPr>
+                          <a:xfrm>
+                            <a:off x="0" y="0"/>
+                            <a:ext cx="1463040" cy="469798"/>
+                          </a:xfrm>
+                          <a:prstGeom prst="rect"/>
+                        </pic:spPr>
+                      </pic:pic>
+                    </a:graphicData>
+                  </a:graphic>
+                </wp:inline>
+              </w:drawing>
+            </w:r>
+            <w:r>
+              <w:br/>
+            </w:r>
+            <w:r>
               <w:rPr>
                 <w:b/>
               </w:rPr>
@@ -765,7 +850,7 @@
                 <w:b/>
                 <w:sz w:val="22"/>
               </w:rPr>
-              <w:t>Signature of the Supervisor</w:t>
+              <w:t>Signature of the Student</w:t>
               <w:br/>
             </w:r>
           </w:p>
@@ -777,200 +862,47 @@
               <w:rPr>
                 <w:b/>
               </w:rPr>
-              <w:t xml:space="preserve">Name: </w:t>
-            </w:r>
-            <w:r>
-              <w:t>Dr. Arnab Bandyopadhyay</w:t>
+              <w:t>Name:</w:t>
+            </w:r>
+            <w:r>
+              <w:t xml:space="preserve"> Akik Jana</w:t>
               <w:br/>
             </w:r>
             <w:r>
               <w:rPr>
                 <w:b/>
               </w:rPr>
-              <w:t xml:space="preserve">Date: </w:t>
-            </w:r>
-            <w:r>
-              <w:t>June 16, 2026</w:t>
+              <w:t>ID No.:</w:t>
+            </w:r>
+            <w:r>
+              <w:t xml:space="preserve"> 2024AB05287</w:t>
               <w:br/>
             </w:r>
             <w:r>
               <w:rPr>
                 <w:b/>
               </w:rPr>
-              <w:t xml:space="preserve">Place: </w:t>
-            </w:r>
-            <w:r>
-              <w:t>Hyderabad</w:t>
+              <w:t>Date:</w:t>
+            </w:r>
+            <w:r>
+              <w:t xml:space="preserve"> August 2, 2026</w:t>
+              <w:br/>
+            </w:r>
+            <w:r>
+              <w:rPr>
+                <w:b/>
+              </w:rPr>
+              <w:t>Place:</w:t>
+            </w:r>
+            <w:r>
+              <w:t xml:space="preserve"> Bangalore</w:t>
+              <w:br/>
             </w:r>
           </w:p>
-        </w:tc>
-      </w:tr>
-      <w:tr>
-        <w:tc>
-          <w:tcPr>
-            <w:tcW w:type="dxa" w:w="4514"/>
-          </w:tcPr>
-          <w:p/>
-        </w:tc>
-        <w:tc>
-          <w:tcPr>
-            <w:tcW w:type="dxa" w:w="4514"/>
-          </w:tcPr>
-          <w:p/>
-        </w:tc>
-      </w:tr>
-      <w:tr>
-        <w:tc>
-          <w:tcPr>
-            <w:tcW w:type="dxa" w:w="4514"/>
-          </w:tcPr>
-          <w:p/>
-        </w:tc>
-        <w:tc>
-          <w:tcPr>
-            <w:tcW w:type="dxa" w:w="4514"/>
-          </w:tcPr>
-          <w:p/>
-        </w:tc>
-      </w:tr>
-      <w:tr>
-        <w:tc>
-          <w:tcPr>
-            <w:tcW w:type="dxa" w:w="4514"/>
-          </w:tcPr>
-          <w:p/>
-        </w:tc>
-        <w:tc>
-          <w:tcPr>
-            <w:tcW w:type="dxa" w:w="4514"/>
-          </w:tcPr>
-          <w:p/>
-        </w:tc>
-      </w:tr>
-      <w:tr>
-        <w:tc>
-          <w:tcPr>
-            <w:tcW w:type="dxa" w:w="4514"/>
-          </w:tcPr>
-          <w:p/>
-        </w:tc>
-        <w:tc>
-          <w:tcPr>
-            <w:tcW w:type="dxa" w:w="4514"/>
-          </w:tcPr>
-          <w:p/>
         </w:tc>
       </w:tr>
     </w:tbl>
     <w:p/>
-    <w:p>
-      <w:pPr>
-        <w:jc w:val="both"/>
-      </w:pPr>
-      <w:r>
-        <w:t>&lt;div class="sig-col"&gt;</w:t>
-      </w:r>
-    </w:p>
-    <w:p>
-      <w:pPr>
-        <w:jc w:val="both"/>
-      </w:pPr>
-      <w:r>
-        <w:t>&lt;div class="sig-line"&gt;&lt;/div&gt;</w:t>
-      </w:r>
-    </w:p>
-    <w:p>
-      <w:pPr>
-        <w:jc w:val="both"/>
-      </w:pPr>
-      <w:r>
-        <w:t>&lt;div class="sig-title"&gt;Signature of the Student&lt;/div&gt;</w:t>
-      </w:r>
-    </w:p>
-    <w:p>
-      <w:pPr>
-        <w:jc w:val="both"/>
-      </w:pPr>
-      <w:r>
-        <w:t>&lt;div class="sig-field"&gt;</w:t>
-      </w:r>
-      <w:r>
-        <w:rPr>
-          <w:b/>
-        </w:rPr>
-        <w:t>Name:</w:t>
-      </w:r>
-      <w:r>
-        <w:t xml:space="preserve"> Akik Jana&lt;/div&gt;</w:t>
-      </w:r>
-    </w:p>
-    <w:p>
-      <w:pPr>
-        <w:jc w:val="both"/>
-      </w:pPr>
-      <w:r>
-        <w:t>&lt;div class="sig-field"&gt;</w:t>
-      </w:r>
-      <w:r>
-        <w:rPr>
-          <w:b/>
-        </w:rPr>
-        <w:t>ID No.:</w:t>
-      </w:r>
-      <w:r>
-        <w:t xml:space="preserve"> 2024AB05287&lt;/div&gt;</w:t>
-      </w:r>
-    </w:p>
-    <w:p>
-      <w:pPr>
-        <w:jc w:val="both"/>
-      </w:pPr>
-      <w:r>
-        <w:t>&lt;div class="sig-field"&gt;</w:t>
-      </w:r>
-      <w:r>
-        <w:rPr>
-          <w:b/>
-        </w:rPr>
-        <w:t>Date:</w:t>
-      </w:r>
-      <w:r>
-        <w:t xml:space="preserve"> _______________&lt;/div&gt;</w:t>
-      </w:r>
-    </w:p>
-    <w:p>
-      <w:pPr>
-        <w:jc w:val="both"/>
-      </w:pPr>
-      <w:r>
-        <w:t>&lt;div class="sig-field"&gt;</w:t>
-      </w:r>
-      <w:r>
-        <w:rPr>
-          <w:b/>
-        </w:rPr>
-        <w:t>Place:</w:t>
-      </w:r>
-      <w:r>
-        <w:t xml:space="preserve"> Bangalore&lt;/div&gt;</w:t>
-      </w:r>
-    </w:p>
-    <w:p>
-      <w:pPr>
-        <w:jc w:val="both"/>
-      </w:pPr>
-      <w:r>
-        <w:t>&lt;/div&gt;</w:t>
-      </w:r>
-    </w:p>
-    <w:p>
-      <w:pPr>
-        <w:jc w:val="both"/>
-      </w:pPr>
-      <w:r>
-        <w:t>&lt;/div&gt;</w:t>
-      </w:r>
-    </w:p>
     <w:p>
       <w:r>
         <w:br w:type="page"/>
@@ -1847,6 +1779,43 @@
               <w:spacing w:after="80"/>
             </w:pPr>
             <w:r>
+              <w:drawing>
+                <wp:inline xmlns:a="http://schemas.openxmlformats.org/drawingml/2006/main" xmlns:pic="http://schemas.openxmlformats.org/drawingml/2006/picture">
+                  <wp:extent cx="1463040" cy="430784"/>
+                  <wp:docPr id="4" name="Picture 4"/>
+                  <wp:cNvGraphicFramePr>
+                    <a:graphicFrameLocks noChangeAspect="1"/>
+                  </wp:cNvGraphicFramePr>
+                  <a:graphic>
+                    <a:graphicData uri="http://schemas.openxmlformats.org/drawingml/2006/picture">
+                      <pic:pic>
+                        <pic:nvPicPr>
+                          <pic:cNvPr id="0" name="sig_supervisor.png"/>
+                          <pic:cNvPicPr/>
+                        </pic:nvPicPr>
+                        <pic:blipFill>
+                          <a:blip r:embed="rId10"/>
+                          <a:stretch>
+                            <a:fillRect/>
+                          </a:stretch>
+                        </pic:blipFill>
+                        <pic:spPr>
+                          <a:xfrm>
+                            <a:off x="0" y="0"/>
+                            <a:ext cx="1463040" cy="430784"/>
+                          </a:xfrm>
+                          <a:prstGeom prst="rect"/>
+                        </pic:spPr>
+                      </pic:pic>
+                    </a:graphicData>
+                  </a:graphic>
+                </wp:inline>
+              </w:drawing>
+            </w:r>
+            <w:r>
+              <w:br/>
+            </w:r>
+            <w:r>
               <w:rPr>
                 <w:b/>
               </w:rPr>
@@ -1870,30 +1839,21 @@
               <w:rPr>
                 <w:b/>
               </w:rPr>
-              <w:t xml:space="preserve">Name: </w:t>
-            </w:r>
-            <w:r>
-              <w:t>Akik Jana</w:t>
+              <w:t>Name:</w:t>
+            </w:r>
+            <w:r>
+              <w:t xml:space="preserve"> Akik Jana</w:t>
               <w:br/>
             </w:r>
             <w:r>
               <w:rPr>
                 <w:b/>
               </w:rPr>
-              <w:t xml:space="preserve">Date: </w:t>
-            </w:r>
-            <w:r>
-              <w:t>June 16, 2026</w:t>
+              <w:t>Date:</w:t>
+            </w:r>
+            <w:r>
+              <w:t xml:space="preserve"> August 2, 2026</w:t>
               <w:br/>
-            </w:r>
-            <w:r>
-              <w:rPr>
-                <w:b/>
-              </w:rPr>
-              <w:t xml:space="preserve">Place: </w:t>
-            </w:r>
-            <w:r>
-              <w:t>Bangalore</w:t>
             </w:r>
           </w:p>
         </w:tc>
@@ -1906,6 +1866,43 @@
               <w:spacing w:after="80"/>
             </w:pPr>
             <w:r>
+              <w:drawing>
+                <wp:inline xmlns:a="http://schemas.openxmlformats.org/drawingml/2006/main" xmlns:pic="http://schemas.openxmlformats.org/drawingml/2006/picture">
+                  <wp:extent cx="1463040" cy="430784"/>
+                  <wp:docPr id="5" name="Picture 5"/>
+                  <wp:cNvGraphicFramePr>
+                    <a:graphicFrameLocks noChangeAspect="1"/>
+                  </wp:cNvGraphicFramePr>
+                  <a:graphic>
+                    <a:graphicData uri="http://schemas.openxmlformats.org/drawingml/2006/picture">
+                      <pic:pic>
+                        <pic:nvPicPr>
+                          <pic:cNvPr id="0" name="sig_supervisor.png"/>
+                          <pic:cNvPicPr/>
+                        </pic:nvPicPr>
+                        <pic:blipFill>
+                          <a:blip r:embed="rId10"/>
+                          <a:stretch>
+                            <a:fillRect/>
+                          </a:stretch>
+                        </pic:blipFill>
+                        <pic:spPr>
+                          <a:xfrm>
+                            <a:off x="0" y="0"/>
+                            <a:ext cx="1463040" cy="430784"/>
+                          </a:xfrm>
+                          <a:prstGeom prst="rect"/>
+                        </pic:spPr>
+                      </pic:pic>
+                    </a:graphicData>
+                  </a:graphic>
+                </wp:inline>
+              </w:drawing>
+            </w:r>
+            <w:r>
+              <w:br/>
+            </w:r>
+            <w:r>
               <w:rPr>
                 <w:b/>
               </w:rPr>
@@ -1929,166 +1926,27 @@
               <w:rPr>
                 <w:b/>
               </w:rPr>
-              <w:t xml:space="preserve">Name: </w:t>
-            </w:r>
-            <w:r>
-              <w:t>Dr. Arnab Bandyopadhyay</w:t>
+              <w:t>Name:</w:t>
+            </w:r>
+            <w:r>
+              <w:t xml:space="preserve"> Dr. Arnab Bandyopadhyay</w:t>
               <w:br/>
             </w:r>
             <w:r>
               <w:rPr>
                 <w:b/>
               </w:rPr>
-              <w:t xml:space="preserve">Date: </w:t>
-            </w:r>
-            <w:r>
-              <w:t>June 16, 2026</w:t>
+              <w:t>Date:</w:t>
+            </w:r>
+            <w:r>
+              <w:t xml:space="preserve"> August 2, 2026</w:t>
               <w:br/>
             </w:r>
-            <w:r>
-              <w:rPr>
-                <w:b/>
-              </w:rPr>
-              <w:t xml:space="preserve">Place: </w:t>
-            </w:r>
-            <w:r>
-              <w:t>Hyderabad</w:t>
-            </w:r>
           </w:p>
-        </w:tc>
-      </w:tr>
-      <w:tr>
-        <w:tc>
-          <w:tcPr>
-            <w:tcW w:type="dxa" w:w="4514"/>
-          </w:tcPr>
-          <w:p/>
-        </w:tc>
-        <w:tc>
-          <w:tcPr>
-            <w:tcW w:type="dxa" w:w="4514"/>
-          </w:tcPr>
-          <w:p/>
-        </w:tc>
-      </w:tr>
-      <w:tr>
-        <w:tc>
-          <w:tcPr>
-            <w:tcW w:type="dxa" w:w="4514"/>
-          </w:tcPr>
-          <w:p/>
-        </w:tc>
-        <w:tc>
-          <w:tcPr>
-            <w:tcW w:type="dxa" w:w="4514"/>
-          </w:tcPr>
-          <w:p/>
-        </w:tc>
-      </w:tr>
-      <w:tr>
-        <w:tc>
-          <w:tcPr>
-            <w:tcW w:type="dxa" w:w="4514"/>
-          </w:tcPr>
-          <w:p/>
-        </w:tc>
-        <w:tc>
-          <w:tcPr>
-            <w:tcW w:type="dxa" w:w="4514"/>
-          </w:tcPr>
-          <w:p/>
-        </w:tc>
-      </w:tr>
-      <w:tr>
-        <w:tc>
-          <w:tcPr>
-            <w:tcW w:type="dxa" w:w="4514"/>
-          </w:tcPr>
-          <w:p/>
-        </w:tc>
-        <w:tc>
-          <w:tcPr>
-            <w:tcW w:type="dxa" w:w="4514"/>
-          </w:tcPr>
-          <w:p/>
         </w:tc>
       </w:tr>
     </w:tbl>
     <w:p/>
-    <w:p>
-      <w:pPr>
-        <w:jc w:val="both"/>
-      </w:pPr>
-      <w:r>
-        <w:t>&lt;div class="sig-col"&gt;</w:t>
-      </w:r>
-    </w:p>
-    <w:p>
-      <w:pPr>
-        <w:jc w:val="both"/>
-      </w:pPr>
-      <w:r>
-        <w:t>&lt;div class="sig-line"&gt;&lt;/div&gt;</w:t>
-      </w:r>
-    </w:p>
-    <w:p>
-      <w:pPr>
-        <w:jc w:val="both"/>
-      </w:pPr>
-      <w:r>
-        <w:t>&lt;div class="sig-title"&gt;Signature of the Supervisor&lt;/div&gt;</w:t>
-      </w:r>
-    </w:p>
-    <w:p>
-      <w:pPr>
-        <w:jc w:val="both"/>
-      </w:pPr>
-      <w:r>
-        <w:t>&lt;div class="sig-field"&gt;</w:t>
-      </w:r>
-      <w:r>
-        <w:rPr>
-          <w:b/>
-        </w:rPr>
-        <w:t>Name:</w:t>
-      </w:r>
-      <w:r>
-        <w:t xml:space="preserve"> Dr. Arnab Bandyopadhyay&lt;/div&gt;</w:t>
-      </w:r>
-    </w:p>
-    <w:p>
-      <w:pPr>
-        <w:jc w:val="both"/>
-      </w:pPr>
-      <w:r>
-        <w:t>&lt;div class="sig-field"&gt;</w:t>
-      </w:r>
-      <w:r>
-        <w:rPr>
-          <w:b/>
-        </w:rPr>
-        <w:t>Date:</w:t>
-      </w:r>
-      <w:r>
-        <w:t xml:space="preserve"> _______________&lt;/div&gt;</w:t>
-      </w:r>
-    </w:p>
-    <w:p>
-      <w:pPr>
-        <w:jc w:val="both"/>
-      </w:pPr>
-      <w:r>
-        <w:t>&lt;/div&gt;</w:t>
-      </w:r>
-    </w:p>
-    <w:p>
-      <w:pPr>
-        <w:jc w:val="both"/>
-      </w:pPr>
-      <w:r>
-        <w:t>&lt;/div&gt;</w:t>
-      </w:r>
-    </w:p>
     <w:p>
       <w:r>
         <w:br w:type="page"/>
@@ -9491,7 +9349,7 @@
         <w:drawing>
           <wp:inline xmlns:a="http://schemas.openxmlformats.org/drawingml/2006/main" xmlns:pic="http://schemas.openxmlformats.org/drawingml/2006/picture">
             <wp:extent cx="4114800" cy="3291840"/>
-            <wp:docPr id="2" name="Picture 2"/>
+            <wp:docPr id="6" name="Picture 6"/>
             <wp:cNvGraphicFramePr>
               <a:graphicFrameLocks noChangeAspect="1"/>
             </wp:cNvGraphicFramePr>
@@ -9503,7 +9361,7 @@
                     <pic:cNvPicPr/>
                   </pic:nvPicPr>
                   <pic:blipFill>
-                    <a:blip r:embed="rId10"/>
+                    <a:blip r:embed="rId12"/>
                     <a:stretch>
                       <a:fillRect/>
                     </a:stretch>
@@ -9561,7 +9419,7 @@
         <w:drawing>
           <wp:inline xmlns:a="http://schemas.openxmlformats.org/drawingml/2006/main" xmlns:pic="http://schemas.openxmlformats.org/drawingml/2006/picture">
             <wp:extent cx="3474720" cy="3474720"/>
-            <wp:docPr id="3" name="Picture 3"/>
+            <wp:docPr id="7" name="Picture 7"/>
             <wp:cNvGraphicFramePr>
               <a:graphicFrameLocks noChangeAspect="1"/>
             </wp:cNvGraphicFramePr>
@@ -9573,7 +9431,7 @@
                     <pic:cNvPicPr/>
                   </pic:nvPicPr>
                   <pic:blipFill>
-                    <a:blip r:embed="rId11"/>
+                    <a:blip r:embed="rId13"/>
                     <a:stretch>
                       <a:fillRect/>
                     </a:stretch>
@@ -9631,7 +9489,7 @@
         <w:drawing>
           <wp:inline xmlns:a="http://schemas.openxmlformats.org/drawingml/2006/main" xmlns:pic="http://schemas.openxmlformats.org/drawingml/2006/picture">
             <wp:extent cx="4114800" cy="3429000"/>
-            <wp:docPr id="4" name="Picture 4"/>
+            <wp:docPr id="8" name="Picture 8"/>
             <wp:cNvGraphicFramePr>
               <a:graphicFrameLocks noChangeAspect="1"/>
             </wp:cNvGraphicFramePr>
@@ -9643,7 +9501,7 @@
                     <pic:cNvPicPr/>
                   </pic:nvPicPr>
                   <pic:blipFill>
-                    <a:blip r:embed="rId12"/>
+                    <a:blip r:embed="rId14"/>
                     <a:stretch>
                       <a:fillRect/>
                     </a:stretch>
@@ -10405,7 +10263,7 @@
         <w:drawing>
           <wp:inline xmlns:a="http://schemas.openxmlformats.org/drawingml/2006/main" xmlns:pic="http://schemas.openxmlformats.org/drawingml/2006/picture">
             <wp:extent cx="4114800" cy="3429000"/>
-            <wp:docPr id="5" name="Picture 5"/>
+            <wp:docPr id="9" name="Picture 9"/>
             <wp:cNvGraphicFramePr>
               <a:graphicFrameLocks noChangeAspect="1"/>
             </wp:cNvGraphicFramePr>
@@ -10417,7 +10275,7 @@
                     <pic:cNvPicPr/>
                   </pic:nvPicPr>
                   <pic:blipFill>
-                    <a:blip r:embed="rId13"/>
+                    <a:blip r:embed="rId15"/>
                     <a:stretch>
                       <a:fillRect/>
                     </a:stretch>
@@ -17888,236 +17746,597 @@
         <w:t>CHECKLIST OF ITEMS FOR THE FINAL DISSERTATION / PROJECT / PROJECT WORK REPORT</w:t>
       </w:r>
     </w:p>
-    <w:p>
-      <w:pPr>
-        <w:jc w:val="both"/>
-      </w:pPr>
-      <w:r>
-        <w:t>&lt;table style="width:100%; border-collapse:collapse; font-size:8.6pt; line-height:1.25;"&gt;</w:t>
-      </w:r>
-    </w:p>
-    <w:p>
-      <w:pPr>
-        <w:jc w:val="both"/>
-      </w:pPr>
-      <w:r>
-        <w:t>&lt;thead&gt;</w:t>
-      </w:r>
-    </w:p>
-    <w:p>
-      <w:pPr>
-        <w:jc w:val="both"/>
-      </w:pPr>
-      <w:r>
-        <w:t>&lt;tr style="background:#0B2B52; color:#fff;"&gt;</w:t>
-      </w:r>
-    </w:p>
-    <w:p>
-      <w:pPr>
-        <w:jc w:val="both"/>
-      </w:pPr>
-      <w:r>
-        <w:t>&lt;th style="width:5%; padding:3px;"&gt;#&lt;/th&gt;</w:t>
-      </w:r>
-    </w:p>
-    <w:p>
-      <w:pPr>
-        <w:jc w:val="both"/>
-      </w:pPr>
-      <w:r>
-        <w:t>&lt;th style="text-align:left; padding:3px;"&gt;Item&lt;/th&gt;</w:t>
-      </w:r>
-    </w:p>
-    <w:p>
-      <w:pPr>
-        <w:jc w:val="both"/>
-      </w:pPr>
-      <w:r>
-        <w:t>&lt;th style="width:16%; padding:3px;"&gt;Yes / No&lt;/th&gt;</w:t>
-      </w:r>
-    </w:p>
-    <w:p>
-      <w:pPr>
-        <w:jc w:val="both"/>
-      </w:pPr>
-      <w:r>
-        <w:t>&lt;/tr&gt;</w:t>
-      </w:r>
-    </w:p>
-    <w:p>
-      <w:pPr>
-        <w:jc w:val="both"/>
-      </w:pPr>
-      <w:r>
-        <w:t>&lt;/thead&gt;</w:t>
-      </w:r>
-    </w:p>
-    <w:p>
-      <w:pPr>
-        <w:jc w:val="both"/>
-      </w:pPr>
-      <w:r>
-        <w:t>&lt;tbody&gt;</w:t>
-      </w:r>
-    </w:p>
-    <w:p>
-      <w:pPr>
-        <w:jc w:val="both"/>
-      </w:pPr>
-      <w:r>
-        <w:t>&lt;tr&gt;&lt;td style="text-align:center"&gt;1&lt;/td&gt;&lt;td&gt;Final report neatly formatted with all elements required for a technical report&lt;/td&gt;&lt;td style="text-align:center"&gt;Yes&lt;/td&gt;&lt;/tr&gt;</w:t>
-      </w:r>
-    </w:p>
-    <w:p>
-      <w:pPr>
-        <w:jc w:val="both"/>
-      </w:pPr>
-      <w:r>
-        <w:t>&lt;tr&gt;&lt;td style="text-align:center"&gt;2&lt;/td&gt;&lt;td&gt;Cover page in proper format as given in Annexure A&lt;/td&gt;&lt;td style="text-align:center"&gt;Yes&lt;/td&gt;&lt;/tr&gt;</w:t>
-      </w:r>
-    </w:p>
-    <w:p>
-      <w:pPr>
-        <w:jc w:val="both"/>
-      </w:pPr>
-      <w:r>
-        <w:t>&lt;tr&gt;&lt;td style="text-align:center"&gt;3&lt;/td&gt;&lt;td&gt;Title page (inner cover page) in proper format&lt;/td&gt;&lt;td style="text-align:center"&gt;Yes&lt;/td&gt;&lt;/tr&gt;</w:t>
-      </w:r>
-    </w:p>
-    <w:p>
-      <w:pPr>
-        <w:jc w:val="both"/>
-      </w:pPr>
-      <w:r>
-        <w:t xml:space="preserve">&lt;tr&gt;&lt;td style="text-align:center"&gt;4&lt;/td&gt;&lt;td&gt;(a) Certificate from the Supervisor in proper format </w:t>
-      </w:r>
-      <w:r>
-        <w:t xml:space="preserve"> </w:t>
-      </w:r>
-      <w:r>
-        <w:t xml:space="preserve"> (b) Signed by the Supervisor&lt;/td&gt;&lt;td style="text-align:center"&gt;(a) Yes&lt;br&gt;(b) To be signed&lt;/td&gt;&lt;/tr&gt;</w:t>
-      </w:r>
-    </w:p>
-    <w:p>
-      <w:pPr>
-        <w:jc w:val="both"/>
-      </w:pPr>
-      <w:r>
-        <w:t xml:space="preserve">&lt;tr&gt;&lt;td style="text-align:center"&gt;5&lt;/td&gt;&lt;td&gt;Abstract within one page </w:t>
-      </w:r>
-      <w:r>
-        <w:t xml:space="preserve"> </w:t>
-      </w:r>
-      <w:r>
-        <w:t xml:space="preserve"> / </w:t>
-      </w:r>
-      <w:r>
-        <w:t xml:space="preserve"> </w:t>
-      </w:r>
-      <w:r>
-        <w:t xml:space="preserve"> Technical keywords specified&lt;/td&gt;&lt;td style="text-align:center"&gt;Yes / Yes&lt;/td&gt;&lt;/tr&gt;</w:t>
-      </w:r>
-    </w:p>
-    <w:p>
-      <w:pPr>
-        <w:jc w:val="both"/>
-      </w:pPr>
-      <w:r>
-        <w:t>&lt;tr&gt;&lt;td style="text-align:center"&gt;6&lt;/td&gt;&lt;td&gt;Title appropriate, descriptive and precise; no uncommon abbreviations or acronyms&lt;/td&gt;&lt;td style="text-align:center"&gt;Yes&lt;/td&gt;&lt;/tr&gt;</w:t>
-      </w:r>
-    </w:p>
-    <w:p>
-      <w:pPr>
-        <w:jc w:val="both"/>
-      </w:pPr>
-      <w:r>
-        <w:t>&lt;tr&gt;&lt;td style="text-align:center"&gt;7&lt;/td&gt;&lt;td&gt;List of abbreviations / acronyms included&lt;/td&gt;&lt;td style="text-align:center"&gt;Yes&lt;/td&gt;&lt;/tr&gt;</w:t>
-      </w:r>
-    </w:p>
-    <w:p>
-      <w:pPr>
-        <w:jc w:val="both"/>
-      </w:pPr>
-      <w:r>
-        <w:t>&lt;tr&gt;&lt;td style="text-align:center"&gt;8&lt;/td&gt;&lt;td&gt;Report contains a summary of the literature survey&lt;/td&gt;&lt;td style="text-align:center"&gt;Yes&lt;/td&gt;&lt;/tr&gt;</w:t>
-      </w:r>
-    </w:p>
-    <w:p>
-      <w:pPr>
-        <w:jc w:val="both"/>
-      </w:pPr>
-      <w:r>
-        <w:t>&lt;tr&gt;&lt;td style="text-align:center"&gt;9&lt;/td&gt;&lt;td&gt;Contents include page numbers; pages numbered properly (Ch. 1 on page 1); figures numbered with captions at the bottom; tables numbered with titles at the top; captions proper; appendices numbered with appropriate titles&lt;/td&gt;&lt;td style="text-align:center"&gt;Yes&lt;/td&gt;&lt;/tr&gt;</w:t>
-      </w:r>
-    </w:p>
-    <w:p>
-      <w:pPr>
-        <w:jc w:val="both"/>
-      </w:pPr>
-      <w:r>
-        <w:t>&lt;tr&gt;&lt;td style="text-align:center"&gt;10&lt;/td&gt;&lt;td&gt;Conclusion based on discussion of the work&lt;/td&gt;&lt;td style="text-align:center"&gt;Yes&lt;/td&gt;&lt;/tr&gt;</w:t>
-      </w:r>
-    </w:p>
-    <w:p>
-      <w:pPr>
-        <w:jc w:val="both"/>
-      </w:pPr>
-      <w:r>
-        <w:t>&lt;tr&gt;&lt;td style="text-align:center"&gt;11&lt;/td&gt;&lt;td&gt;References given at the end; cited properly inside the text; all references cited in the body&lt;/td&gt;&lt;td style="text-align:center"&gt;Yes&lt;/td&gt;&lt;/tr&gt;</w:t>
-      </w:r>
-    </w:p>
-    <w:p>
-      <w:pPr>
-        <w:jc w:val="both"/>
-      </w:pPr>
-      <w:r>
-        <w:t>&lt;tr&gt;&lt;td style="text-align:center"&gt;12&lt;/td&gt;&lt;td&gt;Format and content per the guidelines; not a printout of a presentation or a user manual; source code not included&lt;/td&gt;&lt;td style="text-align:center"&gt;Yes&lt;/td&gt;&lt;/tr&gt;</w:t>
-      </w:r>
-    </w:p>
-    <w:p>
-      <w:pPr>
-        <w:jc w:val="both"/>
-      </w:pPr>
-      <w:r>
-        <w:t>&lt;/tbody&gt;</w:t>
-      </w:r>
-    </w:p>
-    <w:p>
-      <w:pPr>
-        <w:jc w:val="both"/>
-      </w:pPr>
-      <w:r>
-        <w:t>&lt;/table&gt;</w:t>
-      </w:r>
-    </w:p>
-    <w:p>
-      <w:pPr>
-        <w:jc w:val="both"/>
-      </w:pPr>
-      <w:r>
-        <w:t>&lt;p style="font-size:9.5pt; margin-top:10px;"&gt;</w:t>
-      </w:r>
-      <w:r>
-        <w:rPr>
-          <w:b/>
-        </w:rPr>
-        <w:t>Declaration by Student:</w:t>
-      </w:r>
-    </w:p>
-    <w:p>
-      <w:pPr>
-        <w:jc w:val="both"/>
-      </w:pPr>
-      <w:r>
-        <w:t>I certify that I have properly verified all the items in this checklist and</w:t>
-      </w:r>
-    </w:p>
-    <w:p>
-      <w:pPr>
-        <w:jc w:val="both"/>
-      </w:pPr>
-      <w:r>
-        <w:t>ensure that the report is in proper format as specified in the course handout.&lt;/p&gt;</w:t>
+    <w:tbl>
+      <w:tblPr>
+        <w:tblStyle w:val="TableGrid"/>
+        <w:tblW w:type="auto" w:w="0"/>
+        <w:tblLook w:firstColumn="1" w:firstRow="1" w:lastColumn="0" w:lastRow="0" w:noHBand="0" w:noVBand="1" w:val="04A0"/>
+      </w:tblPr>
+      <w:tblGrid>
+        <w:gridCol w:w="3010"/>
+        <w:gridCol w:w="3010"/>
+        <w:gridCol w:w="3010"/>
+      </w:tblGrid>
+      <w:tr>
+        <w:tc>
+          <w:tcPr>
+            <w:tcW w:type="dxa" w:w="3010"/>
+          </w:tcPr>
+          <w:p>
+            <w:r>
+              <w:rPr>
+                <w:rFonts w:ascii="Times New Roman" w:hAnsi="Times New Roman"/>
+                <w:b/>
+                <w:sz w:val="16"/>
+              </w:rPr>
+              <w:t>#</w:t>
+            </w:r>
+          </w:p>
+        </w:tc>
+        <w:tc>
+          <w:tcPr>
+            <w:tcW w:type="dxa" w:w="3010"/>
+          </w:tcPr>
+          <w:p>
+            <w:r>
+              <w:rPr>
+                <w:rFonts w:ascii="Times New Roman" w:hAnsi="Times New Roman"/>
+                <w:b/>
+                <w:sz w:val="16"/>
+              </w:rPr>
+              <w:t>Item</w:t>
+            </w:r>
+          </w:p>
+        </w:tc>
+        <w:tc>
+          <w:tcPr>
+            <w:tcW w:type="dxa" w:w="3010"/>
+          </w:tcPr>
+          <w:p>
+            <w:r>
+              <w:rPr>
+                <w:rFonts w:ascii="Times New Roman" w:hAnsi="Times New Roman"/>
+                <w:b/>
+                <w:sz w:val="16"/>
+              </w:rPr>
+              <w:t>Yes / No</w:t>
+            </w:r>
+          </w:p>
+        </w:tc>
+      </w:tr>
+      <w:tr>
+        <w:tc>
+          <w:tcPr>
+            <w:tcW w:type="dxa" w:w="3010"/>
+          </w:tcPr>
+          <w:p>
+            <w:r>
+              <w:rPr>
+                <w:rFonts w:ascii="Times New Roman" w:hAnsi="Times New Roman"/>
+                <w:sz w:val="16"/>
+              </w:rPr>
+              <w:t>1</w:t>
+            </w:r>
+          </w:p>
+        </w:tc>
+        <w:tc>
+          <w:tcPr>
+            <w:tcW w:type="dxa" w:w="3010"/>
+          </w:tcPr>
+          <w:p>
+            <w:r>
+              <w:rPr>
+                <w:rFonts w:ascii="Times New Roman" w:hAnsi="Times New Roman"/>
+                <w:sz w:val="16"/>
+              </w:rPr>
+              <w:t>Final report neatly formatted with all elements required for a technical report</w:t>
+            </w:r>
+          </w:p>
+        </w:tc>
+        <w:tc>
+          <w:tcPr>
+            <w:tcW w:type="dxa" w:w="3010"/>
+          </w:tcPr>
+          <w:p>
+            <w:r>
+              <w:rPr>
+                <w:rFonts w:ascii="Times New Roman" w:hAnsi="Times New Roman"/>
+                <w:sz w:val="16"/>
+              </w:rPr>
+              <w:t>Yes</w:t>
+            </w:r>
+          </w:p>
+        </w:tc>
+      </w:tr>
+      <w:tr>
+        <w:tc>
+          <w:tcPr>
+            <w:tcW w:type="dxa" w:w="3010"/>
+          </w:tcPr>
+          <w:p>
+            <w:r>
+              <w:rPr>
+                <w:rFonts w:ascii="Times New Roman" w:hAnsi="Times New Roman"/>
+                <w:sz w:val="16"/>
+              </w:rPr>
+              <w:t>2</w:t>
+            </w:r>
+          </w:p>
+        </w:tc>
+        <w:tc>
+          <w:tcPr>
+            <w:tcW w:type="dxa" w:w="3010"/>
+          </w:tcPr>
+          <w:p>
+            <w:r>
+              <w:rPr>
+                <w:rFonts w:ascii="Times New Roman" w:hAnsi="Times New Roman"/>
+                <w:sz w:val="16"/>
+              </w:rPr>
+              <w:t>Cover page in proper format as given in Annexure A</w:t>
+            </w:r>
+          </w:p>
+        </w:tc>
+        <w:tc>
+          <w:tcPr>
+            <w:tcW w:type="dxa" w:w="3010"/>
+          </w:tcPr>
+          <w:p>
+            <w:r>
+              <w:rPr>
+                <w:rFonts w:ascii="Times New Roman" w:hAnsi="Times New Roman"/>
+                <w:sz w:val="16"/>
+              </w:rPr>
+              <w:t>Yes</w:t>
+            </w:r>
+          </w:p>
+        </w:tc>
+      </w:tr>
+      <w:tr>
+        <w:tc>
+          <w:tcPr>
+            <w:tcW w:type="dxa" w:w="3010"/>
+          </w:tcPr>
+          <w:p>
+            <w:r>
+              <w:rPr>
+                <w:rFonts w:ascii="Times New Roman" w:hAnsi="Times New Roman"/>
+                <w:sz w:val="16"/>
+              </w:rPr>
+              <w:t>3</w:t>
+            </w:r>
+          </w:p>
+        </w:tc>
+        <w:tc>
+          <w:tcPr>
+            <w:tcW w:type="dxa" w:w="3010"/>
+          </w:tcPr>
+          <w:p>
+            <w:r>
+              <w:rPr>
+                <w:rFonts w:ascii="Times New Roman" w:hAnsi="Times New Roman"/>
+                <w:sz w:val="16"/>
+              </w:rPr>
+              <w:t>Title page (inner cover page) in proper format</w:t>
+            </w:r>
+          </w:p>
+        </w:tc>
+        <w:tc>
+          <w:tcPr>
+            <w:tcW w:type="dxa" w:w="3010"/>
+          </w:tcPr>
+          <w:p>
+            <w:r>
+              <w:rPr>
+                <w:rFonts w:ascii="Times New Roman" w:hAnsi="Times New Roman"/>
+                <w:sz w:val="16"/>
+              </w:rPr>
+              <w:t>Yes</w:t>
+            </w:r>
+          </w:p>
+        </w:tc>
+      </w:tr>
+      <w:tr>
+        <w:tc>
+          <w:tcPr>
+            <w:tcW w:type="dxa" w:w="3010"/>
+          </w:tcPr>
+          <w:p>
+            <w:r>
+              <w:rPr>
+                <w:rFonts w:ascii="Times New Roman" w:hAnsi="Times New Roman"/>
+                <w:sz w:val="16"/>
+              </w:rPr>
+              <w:t>4</w:t>
+            </w:r>
+          </w:p>
+        </w:tc>
+        <w:tc>
+          <w:tcPr>
+            <w:tcW w:type="dxa" w:w="3010"/>
+          </w:tcPr>
+          <w:p>
+            <w:r>
+              <w:rPr>
+                <w:rFonts w:ascii="Times New Roman" w:hAnsi="Times New Roman"/>
+                <w:sz w:val="16"/>
+              </w:rPr>
+              <w:t>(a) Certificate from the Supervisor in proper format (b) Signed by the Supervisor</w:t>
+            </w:r>
+          </w:p>
+        </w:tc>
+        <w:tc>
+          <w:tcPr>
+            <w:tcW w:type="dxa" w:w="3010"/>
+          </w:tcPr>
+          <w:p>
+            <w:r>
+              <w:rPr>
+                <w:rFonts w:ascii="Times New Roman" w:hAnsi="Times New Roman"/>
+                <w:sz w:val="16"/>
+              </w:rPr>
+              <w:t>(a) Yes (b) Yes</w:t>
+            </w:r>
+          </w:p>
+        </w:tc>
+      </w:tr>
+      <w:tr>
+        <w:tc>
+          <w:tcPr>
+            <w:tcW w:type="dxa" w:w="3010"/>
+          </w:tcPr>
+          <w:p>
+            <w:r>
+              <w:rPr>
+                <w:rFonts w:ascii="Times New Roman" w:hAnsi="Times New Roman"/>
+                <w:sz w:val="16"/>
+              </w:rPr>
+              <w:t>5</w:t>
+            </w:r>
+          </w:p>
+        </w:tc>
+        <w:tc>
+          <w:tcPr>
+            <w:tcW w:type="dxa" w:w="3010"/>
+          </w:tcPr>
+          <w:p>
+            <w:r>
+              <w:rPr>
+                <w:rFonts w:ascii="Times New Roman" w:hAnsi="Times New Roman"/>
+                <w:sz w:val="16"/>
+              </w:rPr>
+              <w:t>Abstract within one page / Technical keywords specified</w:t>
+            </w:r>
+          </w:p>
+        </w:tc>
+        <w:tc>
+          <w:tcPr>
+            <w:tcW w:type="dxa" w:w="3010"/>
+          </w:tcPr>
+          <w:p>
+            <w:r>
+              <w:rPr>
+                <w:rFonts w:ascii="Times New Roman" w:hAnsi="Times New Roman"/>
+                <w:sz w:val="16"/>
+              </w:rPr>
+              <w:t>Yes / Yes</w:t>
+            </w:r>
+          </w:p>
+        </w:tc>
+      </w:tr>
+      <w:tr>
+        <w:tc>
+          <w:tcPr>
+            <w:tcW w:type="dxa" w:w="3010"/>
+          </w:tcPr>
+          <w:p>
+            <w:r>
+              <w:rPr>
+                <w:rFonts w:ascii="Times New Roman" w:hAnsi="Times New Roman"/>
+                <w:sz w:val="16"/>
+              </w:rPr>
+              <w:t>6</w:t>
+            </w:r>
+          </w:p>
+        </w:tc>
+        <w:tc>
+          <w:tcPr>
+            <w:tcW w:type="dxa" w:w="3010"/>
+          </w:tcPr>
+          <w:p>
+            <w:r>
+              <w:rPr>
+                <w:rFonts w:ascii="Times New Roman" w:hAnsi="Times New Roman"/>
+                <w:sz w:val="16"/>
+              </w:rPr>
+              <w:t>Title appropriate, descriptive and precise; no uncommon abbreviations or acronyms</w:t>
+            </w:r>
+          </w:p>
+        </w:tc>
+        <w:tc>
+          <w:tcPr>
+            <w:tcW w:type="dxa" w:w="3010"/>
+          </w:tcPr>
+          <w:p>
+            <w:r>
+              <w:rPr>
+                <w:rFonts w:ascii="Times New Roman" w:hAnsi="Times New Roman"/>
+                <w:sz w:val="16"/>
+              </w:rPr>
+              <w:t>Yes</w:t>
+            </w:r>
+          </w:p>
+        </w:tc>
+      </w:tr>
+      <w:tr>
+        <w:tc>
+          <w:tcPr>
+            <w:tcW w:type="dxa" w:w="3010"/>
+          </w:tcPr>
+          <w:p>
+            <w:r>
+              <w:rPr>
+                <w:rFonts w:ascii="Times New Roman" w:hAnsi="Times New Roman"/>
+                <w:sz w:val="16"/>
+              </w:rPr>
+              <w:t>7</w:t>
+            </w:r>
+          </w:p>
+        </w:tc>
+        <w:tc>
+          <w:tcPr>
+            <w:tcW w:type="dxa" w:w="3010"/>
+          </w:tcPr>
+          <w:p>
+            <w:r>
+              <w:rPr>
+                <w:rFonts w:ascii="Times New Roman" w:hAnsi="Times New Roman"/>
+                <w:sz w:val="16"/>
+              </w:rPr>
+              <w:t>List of abbreviations / acronyms included</w:t>
+            </w:r>
+          </w:p>
+        </w:tc>
+        <w:tc>
+          <w:tcPr>
+            <w:tcW w:type="dxa" w:w="3010"/>
+          </w:tcPr>
+          <w:p>
+            <w:r>
+              <w:rPr>
+                <w:rFonts w:ascii="Times New Roman" w:hAnsi="Times New Roman"/>
+                <w:sz w:val="16"/>
+              </w:rPr>
+              <w:t>Yes</w:t>
+            </w:r>
+          </w:p>
+        </w:tc>
+      </w:tr>
+      <w:tr>
+        <w:tc>
+          <w:tcPr>
+            <w:tcW w:type="dxa" w:w="3010"/>
+          </w:tcPr>
+          <w:p>
+            <w:r>
+              <w:rPr>
+                <w:rFonts w:ascii="Times New Roman" w:hAnsi="Times New Roman"/>
+                <w:sz w:val="16"/>
+              </w:rPr>
+              <w:t>8</w:t>
+            </w:r>
+          </w:p>
+        </w:tc>
+        <w:tc>
+          <w:tcPr>
+            <w:tcW w:type="dxa" w:w="3010"/>
+          </w:tcPr>
+          <w:p>
+            <w:r>
+              <w:rPr>
+                <w:rFonts w:ascii="Times New Roman" w:hAnsi="Times New Roman"/>
+                <w:sz w:val="16"/>
+              </w:rPr>
+              <w:t>Report contains a summary of the literature survey</w:t>
+            </w:r>
+          </w:p>
+        </w:tc>
+        <w:tc>
+          <w:tcPr>
+            <w:tcW w:type="dxa" w:w="3010"/>
+          </w:tcPr>
+          <w:p>
+            <w:r>
+              <w:rPr>
+                <w:rFonts w:ascii="Times New Roman" w:hAnsi="Times New Roman"/>
+                <w:sz w:val="16"/>
+              </w:rPr>
+              <w:t>Yes</w:t>
+            </w:r>
+          </w:p>
+        </w:tc>
+      </w:tr>
+      <w:tr>
+        <w:tc>
+          <w:tcPr>
+            <w:tcW w:type="dxa" w:w="3010"/>
+          </w:tcPr>
+          <w:p>
+            <w:r>
+              <w:rPr>
+                <w:rFonts w:ascii="Times New Roman" w:hAnsi="Times New Roman"/>
+                <w:sz w:val="16"/>
+              </w:rPr>
+              <w:t>9</w:t>
+            </w:r>
+          </w:p>
+        </w:tc>
+        <w:tc>
+          <w:tcPr>
+            <w:tcW w:type="dxa" w:w="3010"/>
+          </w:tcPr>
+          <w:p>
+            <w:r>
+              <w:rPr>
+                <w:rFonts w:ascii="Times New Roman" w:hAnsi="Times New Roman"/>
+                <w:sz w:val="16"/>
+              </w:rPr>
+              <w:t>Contents include page numbers; pages numbered properly (Ch. 1 on page 1); figures numbered with captions at the bottom; tables numbered with titles at the top; captions proper; appendices numbered with appropriate titles</w:t>
+            </w:r>
+          </w:p>
+        </w:tc>
+        <w:tc>
+          <w:tcPr>
+            <w:tcW w:type="dxa" w:w="3010"/>
+          </w:tcPr>
+          <w:p>
+            <w:r>
+              <w:rPr>
+                <w:rFonts w:ascii="Times New Roman" w:hAnsi="Times New Roman"/>
+                <w:sz w:val="16"/>
+              </w:rPr>
+              <w:t>Yes</w:t>
+            </w:r>
+          </w:p>
+        </w:tc>
+      </w:tr>
+      <w:tr>
+        <w:tc>
+          <w:tcPr>
+            <w:tcW w:type="dxa" w:w="3010"/>
+          </w:tcPr>
+          <w:p>
+            <w:r>
+              <w:rPr>
+                <w:rFonts w:ascii="Times New Roman" w:hAnsi="Times New Roman"/>
+                <w:sz w:val="16"/>
+              </w:rPr>
+              <w:t>10</w:t>
+            </w:r>
+          </w:p>
+        </w:tc>
+        <w:tc>
+          <w:tcPr>
+            <w:tcW w:type="dxa" w:w="3010"/>
+          </w:tcPr>
+          <w:p>
+            <w:r>
+              <w:rPr>
+                <w:rFonts w:ascii="Times New Roman" w:hAnsi="Times New Roman"/>
+                <w:sz w:val="16"/>
+              </w:rPr>
+              <w:t>Conclusion based on discussion of the work</w:t>
+            </w:r>
+          </w:p>
+        </w:tc>
+        <w:tc>
+          <w:tcPr>
+            <w:tcW w:type="dxa" w:w="3010"/>
+          </w:tcPr>
+          <w:p>
+            <w:r>
+              <w:rPr>
+                <w:rFonts w:ascii="Times New Roman" w:hAnsi="Times New Roman"/>
+                <w:sz w:val="16"/>
+              </w:rPr>
+              <w:t>Yes</w:t>
+            </w:r>
+          </w:p>
+        </w:tc>
+      </w:tr>
+      <w:tr>
+        <w:tc>
+          <w:tcPr>
+            <w:tcW w:type="dxa" w:w="3010"/>
+          </w:tcPr>
+          <w:p>
+            <w:r>
+              <w:rPr>
+                <w:rFonts w:ascii="Times New Roman" w:hAnsi="Times New Roman"/>
+                <w:sz w:val="16"/>
+              </w:rPr>
+              <w:t>11</w:t>
+            </w:r>
+          </w:p>
+        </w:tc>
+        <w:tc>
+          <w:tcPr>
+            <w:tcW w:type="dxa" w:w="3010"/>
+          </w:tcPr>
+          <w:p>
+            <w:r>
+              <w:rPr>
+                <w:rFonts w:ascii="Times New Roman" w:hAnsi="Times New Roman"/>
+                <w:sz w:val="16"/>
+              </w:rPr>
+              <w:t>References given at the end; cited properly inside the text; all references cited in the body</w:t>
+            </w:r>
+          </w:p>
+        </w:tc>
+        <w:tc>
+          <w:tcPr>
+            <w:tcW w:type="dxa" w:w="3010"/>
+          </w:tcPr>
+          <w:p>
+            <w:r>
+              <w:rPr>
+                <w:rFonts w:ascii="Times New Roman" w:hAnsi="Times New Roman"/>
+                <w:sz w:val="16"/>
+              </w:rPr>
+              <w:t>Yes</w:t>
+            </w:r>
+          </w:p>
+        </w:tc>
+      </w:tr>
+      <w:tr>
+        <w:tc>
+          <w:tcPr>
+            <w:tcW w:type="dxa" w:w="3010"/>
+          </w:tcPr>
+          <w:p>
+            <w:r>
+              <w:rPr>
+                <w:rFonts w:ascii="Times New Roman" w:hAnsi="Times New Roman"/>
+                <w:sz w:val="16"/>
+              </w:rPr>
+              <w:t>12</w:t>
+            </w:r>
+          </w:p>
+        </w:tc>
+        <w:tc>
+          <w:tcPr>
+            <w:tcW w:type="dxa" w:w="3010"/>
+          </w:tcPr>
+          <w:p>
+            <w:r>
+              <w:rPr>
+                <w:rFonts w:ascii="Times New Roman" w:hAnsi="Times New Roman"/>
+                <w:sz w:val="16"/>
+              </w:rPr>
+              <w:t>Format and content per the guidelines; not a printout of a presentation or a user manual; source code not included</w:t>
+            </w:r>
+          </w:p>
+        </w:tc>
+        <w:tc>
+          <w:tcPr>
+            <w:tcW w:type="dxa" w:w="3010"/>
+          </w:tcPr>
+          <w:p>
+            <w:r>
+              <w:rPr>
+                <w:rFonts w:ascii="Times New Roman" w:hAnsi="Times New Roman"/>
+                <w:sz w:val="16"/>
+              </w:rPr>
+              <w:t>Yes</w:t>
+            </w:r>
+          </w:p>
+        </w:tc>
+      </w:tr>
+    </w:tbl>
+    <w:p/>
+    <w:p>
+      <w:r>
+        <w:t>Declaration by Student: I certify that I have properly verified all the items in this checklist and ensure that the report is in proper format as specified in the course handout.</w:t>
       </w:r>
     </w:p>
     <w:tbl>
@@ -18139,21 +18358,6 @@
             <w:pPr>
               <w:spacing w:after="80"/>
             </w:pPr>
-            <w:r>
-              <w:rPr>
-                <w:b/>
-              </w:rPr>
-              <w:t>_______________________________</w:t>
-              <w:br/>
-            </w:r>
-            <w:r>
-              <w:rPr>
-                <w:b/>
-                <w:sz w:val="22"/>
-              </w:rPr>
-              <w:t>Signature of the Student</w:t>
-              <w:br/>
-            </w:r>
           </w:p>
           <w:p>
             <w:pPr>
@@ -18163,30 +18367,21 @@
               <w:rPr>
                 <w:b/>
               </w:rPr>
-              <w:t xml:space="preserve">Name: </w:t>
-            </w:r>
-            <w:r>
-              <w:t>Akik Jana</w:t>
+              <w:t>Place:</w:t>
+            </w:r>
+            <w:r>
+              <w:t xml:space="preserve"> Bangalore</w:t>
               <w:br/>
             </w:r>
             <w:r>
               <w:rPr>
                 <w:b/>
               </w:rPr>
-              <w:t xml:space="preserve">Date: </w:t>
-            </w:r>
-            <w:r>
-              <w:t>June 16, 2026</w:t>
+              <w:t>Date:</w:t>
+            </w:r>
+            <w:r>
+              <w:t xml:space="preserve"> August 2, 2026</w:t>
               <w:br/>
-            </w:r>
-            <w:r>
-              <w:rPr>
-                <w:b/>
-              </w:rPr>
-              <w:t xml:space="preserve">Place: </w:t>
-            </w:r>
-            <w:r>
-              <w:t>Bangalore</w:t>
             </w:r>
           </w:p>
         </w:tc>
@@ -18199,6 +18394,43 @@
               <w:spacing w:after="80"/>
             </w:pPr>
             <w:r>
+              <w:drawing>
+                <wp:inline xmlns:a="http://schemas.openxmlformats.org/drawingml/2006/main" xmlns:pic="http://schemas.openxmlformats.org/drawingml/2006/picture">
+                  <wp:extent cx="1463040" cy="469798"/>
+                  <wp:docPr id="10" name="Picture 10"/>
+                  <wp:cNvGraphicFramePr>
+                    <a:graphicFrameLocks noChangeAspect="1"/>
+                  </wp:cNvGraphicFramePr>
+                  <a:graphic>
+                    <a:graphicData uri="http://schemas.openxmlformats.org/drawingml/2006/picture">
+                      <pic:pic>
+                        <pic:nvPicPr>
+                          <pic:cNvPr id="0" name="sig_student.png"/>
+                          <pic:cNvPicPr/>
+                        </pic:nvPicPr>
+                        <pic:blipFill>
+                          <a:blip r:embed="rId11"/>
+                          <a:stretch>
+                            <a:fillRect/>
+                          </a:stretch>
+                        </pic:blipFill>
+                        <pic:spPr>
+                          <a:xfrm>
+                            <a:off x="0" y="0"/>
+                            <a:ext cx="1463040" cy="469798"/>
+                          </a:xfrm>
+                          <a:prstGeom prst="rect"/>
+                        </pic:spPr>
+                      </pic:pic>
+                    </a:graphicData>
+                  </a:graphic>
+                </wp:inline>
+              </w:drawing>
+            </w:r>
+            <w:r>
+              <w:br/>
+            </w:r>
+            <w:r>
               <w:rPr>
                 <w:b/>
               </w:rPr>
@@ -18210,7 +18442,7 @@
                 <w:b/>
                 <w:sz w:val="22"/>
               </w:rPr>
-              <w:t>Signature of the Supervisor</w:t>
+              <w:t>Signature of the Student</w:t>
               <w:br/>
             </w:r>
           </w:p>
@@ -18222,166 +18454,27 @@
               <w:rPr>
                 <w:b/>
               </w:rPr>
-              <w:t xml:space="preserve">Name: </w:t>
-            </w:r>
-            <w:r>
-              <w:t>Dr. Arnab Bandyopadhyay</w:t>
+              <w:t>Name:</w:t>
+            </w:r>
+            <w:r>
+              <w:t xml:space="preserve"> Akik Jana</w:t>
               <w:br/>
             </w:r>
             <w:r>
               <w:rPr>
                 <w:b/>
               </w:rPr>
-              <w:t xml:space="preserve">Date: </w:t>
-            </w:r>
-            <w:r>
-              <w:t>June 16, 2026</w:t>
+              <w:t>ID No.:</w:t>
+            </w:r>
+            <w:r>
+              <w:t xml:space="preserve"> 2024AB05287</w:t>
               <w:br/>
             </w:r>
-            <w:r>
-              <w:rPr>
-                <w:b/>
-              </w:rPr>
-              <w:t xml:space="preserve">Place: </w:t>
-            </w:r>
-            <w:r>
-              <w:t>Hyderabad</w:t>
-            </w:r>
           </w:p>
-        </w:tc>
-      </w:tr>
-      <w:tr>
-        <w:tc>
-          <w:tcPr>
-            <w:tcW w:type="dxa" w:w="4514"/>
-          </w:tcPr>
-          <w:p/>
-        </w:tc>
-        <w:tc>
-          <w:tcPr>
-            <w:tcW w:type="dxa" w:w="4514"/>
-          </w:tcPr>
-          <w:p/>
-        </w:tc>
-      </w:tr>
-      <w:tr>
-        <w:tc>
-          <w:tcPr>
-            <w:tcW w:type="dxa" w:w="4514"/>
-          </w:tcPr>
-          <w:p/>
-        </w:tc>
-        <w:tc>
-          <w:tcPr>
-            <w:tcW w:type="dxa" w:w="4514"/>
-          </w:tcPr>
-          <w:p/>
-        </w:tc>
-      </w:tr>
-      <w:tr>
-        <w:tc>
-          <w:tcPr>
-            <w:tcW w:type="dxa" w:w="4514"/>
-          </w:tcPr>
-          <w:p/>
-        </w:tc>
-        <w:tc>
-          <w:tcPr>
-            <w:tcW w:type="dxa" w:w="4514"/>
-          </w:tcPr>
-          <w:p/>
-        </w:tc>
-      </w:tr>
-      <w:tr>
-        <w:tc>
-          <w:tcPr>
-            <w:tcW w:type="dxa" w:w="4514"/>
-          </w:tcPr>
-          <w:p/>
-        </w:tc>
-        <w:tc>
-          <w:tcPr>
-            <w:tcW w:type="dxa" w:w="4514"/>
-          </w:tcPr>
-          <w:p/>
         </w:tc>
       </w:tr>
     </w:tbl>
     <w:p/>
-    <w:p>
-      <w:pPr>
-        <w:jc w:val="both"/>
-      </w:pPr>
-      <w:r>
-        <w:t>&lt;div class="sig-col"&gt;</w:t>
-      </w:r>
-    </w:p>
-    <w:p>
-      <w:pPr>
-        <w:jc w:val="both"/>
-      </w:pPr>
-      <w:r>
-        <w:t>&lt;div class="sig-line"&gt;&lt;/div&gt;</w:t>
-      </w:r>
-    </w:p>
-    <w:p>
-      <w:pPr>
-        <w:jc w:val="both"/>
-      </w:pPr>
-      <w:r>
-        <w:t>&lt;div class="sig-title"&gt;Signature of the Student&lt;/div&gt;</w:t>
-      </w:r>
-    </w:p>
-    <w:p>
-      <w:pPr>
-        <w:jc w:val="both"/>
-      </w:pPr>
-      <w:r>
-        <w:t>&lt;div class="sig-field"&gt;</w:t>
-      </w:r>
-      <w:r>
-        <w:rPr>
-          <w:b/>
-        </w:rPr>
-        <w:t>Name:</w:t>
-      </w:r>
-      <w:r>
-        <w:t xml:space="preserve"> Akik Jana&lt;/div&gt;</w:t>
-      </w:r>
-    </w:p>
-    <w:p>
-      <w:pPr>
-        <w:jc w:val="both"/>
-      </w:pPr>
-      <w:r>
-        <w:t>&lt;div class="sig-field"&gt;</w:t>
-      </w:r>
-      <w:r>
-        <w:rPr>
-          <w:b/>
-        </w:rPr>
-        <w:t>ID No.:</w:t>
-      </w:r>
-      <w:r>
-        <w:t xml:space="preserve"> 2024AB05287&lt;/div&gt;</w:t>
-      </w:r>
-    </w:p>
-    <w:p>
-      <w:pPr>
-        <w:jc w:val="both"/>
-      </w:pPr>
-      <w:r>
-        <w:t>&lt;/div&gt;</w:t>
-      </w:r>
-    </w:p>
-    <w:p>
-      <w:pPr>
-        <w:jc w:val="both"/>
-      </w:pPr>
-      <w:r>
-        <w:t>&lt;/div&gt;</w:t>
-      </w:r>
-    </w:p>
     <w:sectPr>
       <w:pgSz w:w="11909" w:h="16834"/>
       <w:pgMar w:top="1440" w:right="1440" w:bottom="1440" w:left="1440" w:header="720" w:footer="720" w:gutter="0"/>

--- a/final_dissertation_report.docx
+++ b/final_dissertation_report.docx
@@ -1732,23 +1732,39 @@
         <w:jc w:val="both"/>
       </w:pPr>
       <w:r>
-        <w:t>reproduce its own ranking. Each negative result is supported by controls,</w:t>
-      </w:r>
-    </w:p>
-    <w:p>
-      <w:pPr>
-        <w:jc w:val="both"/>
-      </w:pPr>
-      <w:r>
-        <w:t>held-out splits, power analysis and replication. The engineering contributions</w:t>
-      </w:r>
-    </w:p>
-    <w:p>
-      <w:pPr>
-        <w:jc w:val="both"/>
-      </w:pPr>
-      <w:r>
-        <w:t>stand; the accompanying accuracy claims are bounded and stated.</w:t>
+        <w:t>reproduce its own ranking. Each negative result is supported by controls, held-out splits, power analysis</w:t>
+      </w:r>
+    </w:p>
+    <w:p>
+      <w:pPr>
+        <w:jc w:val="both"/>
+      </w:pPr>
+      <w:r>
+        <w:t>and replication. Re-scoring the same structures then recovered a positive</w:t>
+      </w:r>
+    </w:p>
+    <w:p>
+      <w:pPr>
+        <w:jc w:val="both"/>
+      </w:pPr>
+      <w:r>
+        <w:t>result: interface pLDDT separates a binder from its own scramble where ipTM</w:t>
+      </w:r>
+    </w:p>
+    <w:p>
+      <w:pPr>
+        <w:jc w:val="both"/>
+      </w:pPr>
+      <w:r>
+        <w:t>cannot, at 8.6 times the effect-to-noise ratio, yielding a concrete</w:t>
+      </w:r>
+    </w:p>
+    <w:p>
+      <w:pPr>
+        <w:jc w:val="both"/>
+      </w:pPr>
+      <w:r>
+        <w:t>recommendation for how such candidates should be ranked.</w:t>
       </w:r>
     </w:p>
     <w:p>
@@ -2293,14 +2309,6 @@
         <w:jc w:val="both"/>
       </w:pPr>
       <w:r>
-        <w:t>8. CONCLUSIONS AND RECOMMENDATIONS .......................................... 21</w:t>
-      </w:r>
-    </w:p>
-    <w:p>
-      <w:pPr>
-        <w:jc w:val="both"/>
-      </w:pPr>
-      <w:r>
         <w:t xml:space="preserve"> </w:t>
       </w:r>
       <w:r>
@@ -2313,7 +2321,15 @@
         <w:t xml:space="preserve"> </w:t>
       </w:r>
       <w:r>
-        <w:t>8.1 Conclusions ............................................................. 21</w:t>
+        <w:t>7.6 Interface pLDDT Ranks Binders Where ipTM Does Not ....................... 21</w:t>
+      </w:r>
+    </w:p>
+    <w:p>
+      <w:pPr>
+        <w:jc w:val="both"/>
+      </w:pPr>
+      <w:r>
+        <w:t>8. CONCLUSIONS AND RECOMMENDATIONS .......................................... 23</w:t>
       </w:r>
     </w:p>
     <w:p>
@@ -2333,47 +2349,67 @@
         <w:t xml:space="preserve"> </w:t>
       </w:r>
       <w:r>
-        <w:t>8.2 Recommendations ......................................................... 22</w:t>
-      </w:r>
-    </w:p>
-    <w:p>
-      <w:pPr>
-        <w:jc w:val="both"/>
-      </w:pPr>
-      <w:r>
-        <w:t>9. FUTURE PLAN .............................................................. 24</w:t>
-      </w:r>
-    </w:p>
-    <w:p>
-      <w:pPr>
-        <w:jc w:val="both"/>
-      </w:pPr>
-      <w:r>
-        <w:t>10. REFERENCES .............................................................. 27</w:t>
-      </w:r>
-    </w:p>
-    <w:p>
-      <w:pPr>
-        <w:jc w:val="both"/>
-      </w:pPr>
-      <w:r>
-        <w:t>APPENDIX A — ABBREVIATIONS AND GLOSSARY ..................................... 29</w:t>
-      </w:r>
-    </w:p>
-    <w:p>
-      <w:pPr>
-        <w:jc w:val="both"/>
-      </w:pPr>
-      <w:r>
-        <w:t>APPENDIX B — REPRODUCTION OF RESULTS ........................................ 31</w:t>
-      </w:r>
-    </w:p>
-    <w:p>
-      <w:pPr>
-        <w:jc w:val="both"/>
-      </w:pPr>
-      <w:r>
-        <w:t>CHECKLIST OF ITEMS FOR THE FINAL REPORT ..................................... 33</w:t>
+        <w:t>8.1 Conclusions ............................................................. 23</w:t>
+      </w:r>
+    </w:p>
+    <w:p>
+      <w:pPr>
+        <w:jc w:val="both"/>
+      </w:pPr>
+      <w:r>
+        <w:t xml:space="preserve"> </w:t>
+      </w:r>
+      <w:r>
+        <w:t xml:space="preserve"> </w:t>
+      </w:r>
+      <w:r>
+        <w:t xml:space="preserve"> </w:t>
+      </w:r>
+      <w:r>
+        <w:t xml:space="preserve"> </w:t>
+      </w:r>
+      <w:r>
+        <w:t>8.2 Recommendations ......................................................... 24</w:t>
+      </w:r>
+    </w:p>
+    <w:p>
+      <w:pPr>
+        <w:jc w:val="both"/>
+      </w:pPr>
+      <w:r>
+        <w:t>9. FUTURE PLAN .............................................................. 26</w:t>
+      </w:r>
+    </w:p>
+    <w:p>
+      <w:pPr>
+        <w:jc w:val="both"/>
+      </w:pPr>
+      <w:r>
+        <w:t>10. REFERENCES .............................................................. 29</w:t>
+      </w:r>
+    </w:p>
+    <w:p>
+      <w:pPr>
+        <w:jc w:val="both"/>
+      </w:pPr>
+      <w:r>
+        <w:t>APPENDIX A — ABBREVIATIONS AND GLOSSARY ..................................... 31</w:t>
+      </w:r>
+    </w:p>
+    <w:p>
+      <w:pPr>
+        <w:jc w:val="both"/>
+      </w:pPr>
+      <w:r>
+        <w:t>APPENDIX B — REPRODUCTION OF RESULTS ........................................ 33</w:t>
+      </w:r>
+    </w:p>
+    <w:p>
+      <w:pPr>
+        <w:jc w:val="both"/>
+      </w:pPr>
+      <w:r>
+        <w:t>CHECKLIST OF ITEMS FOR THE FINAL REPORT ..................................... 35</w:t>
       </w:r>
     </w:p>
     <w:p>
@@ -2438,6 +2474,14 @@
       </w:pPr>
       <w:r>
         <w:t>Figure 5: Post-Diffusion Neural Coordinate Refinement Comparison ............ 15</w:t>
+      </w:r>
+    </w:p>
+    <w:p>
+      <w:pPr>
+        <w:jc w:val="both"/>
+      </w:pPr>
+      <w:r>
+        <w:t>Figure 6: ipTM and Interface pLDDT on the Scramble Control .................. 22</w:t>
       </w:r>
     </w:p>
     <w:p>
@@ -13014,6 +13058,1914 @@
     </w:p>
     <w:p>
       <w:pPr>
+        <w:pStyle w:val="Heading3"/>
+        <w:keepNext/>
+        <w:spacing w:before="240" w:after="80"/>
+      </w:pPr>
+      <w:r>
+        <w:rPr>
+          <w:rFonts w:ascii="Times New Roman" w:hAnsi="Times New Roman"/>
+          <w:b/>
+          <w:color w:val="2C5282"/>
+          <w:sz w:val="23"/>
+        </w:rPr>
+        <w:t>7.6 Interface pLDDT Ranks Binders Where ipTM Does Not</w:t>
+      </w:r>
+    </w:p>
+    <w:p>
+      <w:pPr>
+        <w:jc w:val="both"/>
+      </w:pPr>
+      <w:r>
+        <w:t xml:space="preserve">Sections 7.2 to 7.5 indict </w:t>
+      </w:r>
+      <w:r>
+        <w:rPr>
+          <w:b/>
+        </w:rPr>
+        <w:t>ipTM</w:t>
+      </w:r>
+      <w:r>
+        <w:t>, not the predicted structures — 132 of which</w:t>
+      </w:r>
+    </w:p>
+    <w:p>
+      <w:pPr>
+        <w:jc w:val="both"/>
+      </w:pPr>
+      <w:r>
+        <w:t>remained on disk. Re-scoring them with other interface measures required no</w:t>
+      </w:r>
+    </w:p>
+    <w:p>
+      <w:pPr>
+        <w:jc w:val="both"/>
+      </w:pPr>
+      <w:r>
+        <w:t>further folding, and changes the practical conclusion of this dissertation.</w:t>
+      </w:r>
+    </w:p>
+    <w:p>
+      <w:pPr>
+        <w:jc w:val="both"/>
+      </w:pPr>
+      <w:r>
+        <w:t>Six measures were computed from the same complexes and put through the identical</w:t>
+      </w:r>
+    </w:p>
+    <w:p>
+      <w:pPr>
+        <w:jc w:val="both"/>
+      </w:pPr>
+      <w:r>
+        <w:t>tests. Contacts use a 8 Å CB–CB criterion (CA for glycine); pDockQ follows</w:t>
+      </w:r>
+    </w:p>
+    <w:p>
+      <w:pPr>
+        <w:jc w:val="both"/>
+      </w:pPr>
+      <w:r>
+        <w:t>Bryant et al.; buried area is Shrake–Rupley.</w:t>
+      </w:r>
+    </w:p>
+    <w:tbl>
+      <w:tblPr>
+        <w:tblW w:type="auto" w:w="0"/>
+        <w:jc w:val="center"/>
+        <w:tblLook w:firstColumn="1" w:firstRow="1" w:lastColumn="0" w:lastRow="0" w:noHBand="0" w:noVBand="1" w:val="04A0"/>
+        <w:tblBorders>
+          <w:top w:val="single" w:sz="4" w:space="0" w:color="cbd5e0"/>
+          <w:bottom w:val="single" w:sz="4" w:space="0" w:color="cbd5e0"/>
+          <w:left w:val="single" w:sz="4" w:space="0" w:color="cbd5e0"/>
+          <w:right w:val="single" w:sz="4" w:space="0" w:color="cbd5e0"/>
+          <w:insideH w:val="single" w:sz="4" w:space="0" w:color="cbd5e0"/>
+          <w:insideV w:val="single" w:sz="4" w:space="0" w:color="cbd5e0"/>
+        </w:tblBorders>
+      </w:tblPr>
+      <w:tblGrid>
+        <w:gridCol w:w="1290"/>
+        <w:gridCol w:w="1290"/>
+        <w:gridCol w:w="1290"/>
+        <w:gridCol w:w="1290"/>
+        <w:gridCol w:w="1290"/>
+        <w:gridCol w:w="1290"/>
+        <w:gridCol w:w="1290"/>
+      </w:tblGrid>
+      <w:tr>
+        <w:tc>
+          <w:tcPr>
+            <w:tcW w:type="dxa" w:w="1290"/>
+            <w:tcMar>
+              <w:top w:w="100" w:type="dxa"/>
+              <w:bottom w:w="100" w:type="dxa"/>
+              <w:left w:w="120" w:type="dxa"/>
+              <w:right w:w="120" w:type="dxa"/>
+            </w:tcMar>
+            <w:shd w:fill="ebf8ff"/>
+          </w:tcPr>
+          <w:p>
+            <w:pPr>
+              <w:jc w:val="center"/>
+            </w:pPr>
+            <w:r>
+              <w:rPr>
+                <w:b/>
+                <w:color w:val="2B6CB0"/>
+                <w:sz w:val="19"/>
+              </w:rPr>
+              <w:t>Metric</w:t>
+            </w:r>
+          </w:p>
+        </w:tc>
+        <w:tc>
+          <w:tcPr>
+            <w:tcW w:type="dxa" w:w="1290"/>
+            <w:tcMar>
+              <w:top w:w="100" w:type="dxa"/>
+              <w:bottom w:w="100" w:type="dxa"/>
+              <w:left w:w="120" w:type="dxa"/>
+              <w:right w:w="120" w:type="dxa"/>
+            </w:tcMar>
+            <w:shd w:fill="ebf8ff"/>
+          </w:tcPr>
+          <w:p>
+            <w:pPr>
+              <w:jc w:val="center"/>
+            </w:pPr>
+            <w:r>
+              <w:rPr>
+                <w:b/>
+                <w:color w:val="2B6CB0"/>
+                <w:sz w:val="19"/>
+              </w:rPr>
+              <w:t>cognate</w:t>
+            </w:r>
+          </w:p>
+        </w:tc>
+        <w:tc>
+          <w:tcPr>
+            <w:tcW w:type="dxa" w:w="1290"/>
+            <w:tcMar>
+              <w:top w:w="100" w:type="dxa"/>
+              <w:bottom w:w="100" w:type="dxa"/>
+              <w:left w:w="120" w:type="dxa"/>
+              <w:right w:w="120" w:type="dxa"/>
+            </w:tcMar>
+            <w:shd w:fill="ebf8ff"/>
+          </w:tcPr>
+          <w:p>
+            <w:pPr>
+              <w:jc w:val="center"/>
+            </w:pPr>
+            <w:r>
+              <w:rPr>
+                <w:b/>
+                <w:color w:val="2B6CB0"/>
+                <w:sz w:val="19"/>
+              </w:rPr>
+              <w:t>scrambled</w:t>
+            </w:r>
+          </w:p>
+        </w:tc>
+        <w:tc>
+          <w:tcPr>
+            <w:tcW w:type="dxa" w:w="1290"/>
+            <w:tcMar>
+              <w:top w:w="100" w:type="dxa"/>
+              <w:bottom w:w="100" w:type="dxa"/>
+              <w:left w:w="120" w:type="dxa"/>
+              <w:right w:w="120" w:type="dxa"/>
+            </w:tcMar>
+            <w:shd w:fill="ebf8ff"/>
+          </w:tcPr>
+          <w:p>
+            <w:pPr>
+              <w:jc w:val="center"/>
+            </w:pPr>
+            <w:r>
+              <w:rPr>
+                <w:b/>
+                <w:color w:val="2B6CB0"/>
+                <w:sz w:val="19"/>
+              </w:rPr>
+              <w:t>decoy</w:t>
+            </w:r>
+          </w:p>
+        </w:tc>
+        <w:tc>
+          <w:tcPr>
+            <w:tcW w:type="dxa" w:w="1290"/>
+            <w:tcMar>
+              <w:top w:w="100" w:type="dxa"/>
+              <w:bottom w:w="100" w:type="dxa"/>
+              <w:left w:w="120" w:type="dxa"/>
+              <w:right w:w="120" w:type="dxa"/>
+            </w:tcMar>
+            <w:shd w:fill="ebf8ff"/>
+          </w:tcPr>
+          <w:p>
+            <w:pPr>
+              <w:jc w:val="center"/>
+            </w:pPr>
+            <w:r>
+              <w:rPr>
+                <w:b/>
+                <w:color w:val="2B6CB0"/>
+                <w:sz w:val="19"/>
+              </w:rPr>
+              <w:t>cognate vs own scramble</w:t>
+            </w:r>
+          </w:p>
+        </w:tc>
+        <w:tc>
+          <w:tcPr>
+            <w:tcW w:type="dxa" w:w="1290"/>
+            <w:tcMar>
+              <w:top w:w="100" w:type="dxa"/>
+              <w:bottom w:w="100" w:type="dxa"/>
+              <w:left w:w="120" w:type="dxa"/>
+              <w:right w:w="120" w:type="dxa"/>
+            </w:tcMar>
+            <w:shd w:fill="ebf8ff"/>
+          </w:tcPr>
+          <w:p>
+            <w:pPr>
+              <w:jc w:val="center"/>
+            </w:pPr>
+            <w:r>
+              <w:rPr>
+                <w:b/>
+                <w:color w:val="2B6CB0"/>
+                <w:sz w:val="19"/>
+              </w:rPr>
+              <w:t>mean rank</w:t>
+            </w:r>
+          </w:p>
+        </w:tc>
+        <w:tc>
+          <w:tcPr>
+            <w:tcW w:type="dxa" w:w="1290"/>
+            <w:tcMar>
+              <w:top w:w="100" w:type="dxa"/>
+              <w:bottom w:w="100" w:type="dxa"/>
+              <w:left w:w="120" w:type="dxa"/>
+              <w:right w:w="120" w:type="dxa"/>
+            </w:tcMar>
+            <w:shd w:fill="ebf8ff"/>
+          </w:tcPr>
+          <w:p>
+            <w:pPr>
+              <w:jc w:val="center"/>
+            </w:pPr>
+            <w:r>
+              <w:rPr>
+                <w:b/>
+                <w:color w:val="2B6CB0"/>
+                <w:sz w:val="19"/>
+              </w:rPr>
+              <w:t>chance</w:t>
+            </w:r>
+          </w:p>
+        </w:tc>
+      </w:tr>
+      <w:tr>
+        <w:tc>
+          <w:tcPr>
+            <w:tcW w:type="dxa" w:w="1290"/>
+            <w:tcMar>
+              <w:top w:w="100" w:type="dxa"/>
+              <w:bottom w:w="100" w:type="dxa"/>
+              <w:left w:w="120" w:type="dxa"/>
+              <w:right w:w="120" w:type="dxa"/>
+            </w:tcMar>
+          </w:tcPr>
+          <w:p>
+            <w:r>
+              <w:rPr>
+                <w:b w:val="0"/>
+                <w:sz w:val="18"/>
+              </w:rPr>
+              <w:t>ipTM</w:t>
+            </w:r>
+          </w:p>
+        </w:tc>
+        <w:tc>
+          <w:tcPr>
+            <w:tcW w:type="dxa" w:w="1290"/>
+            <w:tcMar>
+              <w:top w:w="100" w:type="dxa"/>
+              <w:bottom w:w="100" w:type="dxa"/>
+              <w:left w:w="120" w:type="dxa"/>
+              <w:right w:w="120" w:type="dxa"/>
+            </w:tcMar>
+          </w:tcPr>
+          <w:p>
+            <w:r>
+              <w:rPr>
+                <w:b w:val="0"/>
+                <w:sz w:val="18"/>
+              </w:rPr>
+              <w:t>0.502</w:t>
+            </w:r>
+          </w:p>
+        </w:tc>
+        <w:tc>
+          <w:tcPr>
+            <w:tcW w:type="dxa" w:w="1290"/>
+            <w:tcMar>
+              <w:top w:w="100" w:type="dxa"/>
+              <w:bottom w:w="100" w:type="dxa"/>
+              <w:left w:w="120" w:type="dxa"/>
+              <w:right w:w="120" w:type="dxa"/>
+            </w:tcMar>
+          </w:tcPr>
+          <w:p>
+            <w:r>
+              <w:rPr>
+                <w:b w:val="0"/>
+                <w:sz w:val="18"/>
+              </w:rPr>
+              <w:t>0.489</w:t>
+            </w:r>
+          </w:p>
+        </w:tc>
+        <w:tc>
+          <w:tcPr>
+            <w:tcW w:type="dxa" w:w="1290"/>
+            <w:tcMar>
+              <w:top w:w="100" w:type="dxa"/>
+              <w:bottom w:w="100" w:type="dxa"/>
+              <w:left w:w="120" w:type="dxa"/>
+              <w:right w:w="120" w:type="dxa"/>
+            </w:tcMar>
+          </w:tcPr>
+          <w:p>
+            <w:r>
+              <w:rPr>
+                <w:b w:val="0"/>
+                <w:sz w:val="18"/>
+              </w:rPr>
+              <w:t>0.432</w:t>
+            </w:r>
+          </w:p>
+        </w:tc>
+        <w:tc>
+          <w:tcPr>
+            <w:tcW w:type="dxa" w:w="1290"/>
+            <w:tcMar>
+              <w:top w:w="100" w:type="dxa"/>
+              <w:bottom w:w="100" w:type="dxa"/>
+              <w:left w:w="120" w:type="dxa"/>
+              <w:right w:w="120" w:type="dxa"/>
+            </w:tcMar>
+          </w:tcPr>
+          <w:p>
+            <w:r>
+              <w:rPr>
+                <w:b w:val="0"/>
+                <w:sz w:val="18"/>
+              </w:rPr>
+              <w:t>p = 0.416</w:t>
+            </w:r>
+          </w:p>
+        </w:tc>
+        <w:tc>
+          <w:tcPr>
+            <w:tcW w:type="dxa" w:w="1290"/>
+            <w:tcMar>
+              <w:top w:w="100" w:type="dxa"/>
+              <w:bottom w:w="100" w:type="dxa"/>
+              <w:left w:w="120" w:type="dxa"/>
+              <w:right w:w="120" w:type="dxa"/>
+            </w:tcMar>
+          </w:tcPr>
+          <w:p>
+            <w:r>
+              <w:rPr>
+                <w:b w:val="0"/>
+                <w:sz w:val="18"/>
+              </w:rPr>
+              <w:t>2.00</w:t>
+            </w:r>
+          </w:p>
+        </w:tc>
+        <w:tc>
+          <w:tcPr>
+            <w:tcW w:type="dxa" w:w="1290"/>
+            <w:tcMar>
+              <w:top w:w="100" w:type="dxa"/>
+              <w:bottom w:w="100" w:type="dxa"/>
+              <w:left w:w="120" w:type="dxa"/>
+              <w:right w:w="120" w:type="dxa"/>
+            </w:tcMar>
+          </w:tcPr>
+          <w:p>
+            <w:r>
+              <w:rPr>
+                <w:b w:val="0"/>
+                <w:sz w:val="18"/>
+              </w:rPr>
+              <w:t>2.50</w:t>
+            </w:r>
+          </w:p>
+        </w:tc>
+      </w:tr>
+      <w:tr>
+        <w:tc>
+          <w:tcPr>
+            <w:tcW w:type="dxa" w:w="1290"/>
+            <w:tcMar>
+              <w:top w:w="100" w:type="dxa"/>
+              <w:bottom w:w="100" w:type="dxa"/>
+              <w:left w:w="120" w:type="dxa"/>
+              <w:right w:w="120" w:type="dxa"/>
+            </w:tcMar>
+            <w:shd w:fill="f7fafc"/>
+          </w:tcPr>
+          <w:p>
+            <w:r>
+              <w:rPr>
+                <w:b w:val="0"/>
+                <w:sz w:val="18"/>
+              </w:rPr>
+              <w:t>pDockQ</w:t>
+            </w:r>
+          </w:p>
+        </w:tc>
+        <w:tc>
+          <w:tcPr>
+            <w:tcW w:type="dxa" w:w="1290"/>
+            <w:tcMar>
+              <w:top w:w="100" w:type="dxa"/>
+              <w:bottom w:w="100" w:type="dxa"/>
+              <w:left w:w="120" w:type="dxa"/>
+              <w:right w:w="120" w:type="dxa"/>
+            </w:tcMar>
+            <w:shd w:fill="f7fafc"/>
+          </w:tcPr>
+          <w:p>
+            <w:r>
+              <w:rPr>
+                <w:b w:val="0"/>
+                <w:sz w:val="18"/>
+              </w:rPr>
+              <w:t>0.474</w:t>
+            </w:r>
+          </w:p>
+        </w:tc>
+        <w:tc>
+          <w:tcPr>
+            <w:tcW w:type="dxa" w:w="1290"/>
+            <w:tcMar>
+              <w:top w:w="100" w:type="dxa"/>
+              <w:bottom w:w="100" w:type="dxa"/>
+              <w:left w:w="120" w:type="dxa"/>
+              <w:right w:w="120" w:type="dxa"/>
+            </w:tcMar>
+            <w:shd w:fill="f7fafc"/>
+          </w:tcPr>
+          <w:p>
+            <w:r>
+              <w:rPr>
+                <w:b w:val="0"/>
+                <w:sz w:val="18"/>
+              </w:rPr>
+              <w:t>0.466</w:t>
+            </w:r>
+          </w:p>
+        </w:tc>
+        <w:tc>
+          <w:tcPr>
+            <w:tcW w:type="dxa" w:w="1290"/>
+            <w:tcMar>
+              <w:top w:w="100" w:type="dxa"/>
+              <w:bottom w:w="100" w:type="dxa"/>
+              <w:left w:w="120" w:type="dxa"/>
+              <w:right w:w="120" w:type="dxa"/>
+            </w:tcMar>
+            <w:shd w:fill="f7fafc"/>
+          </w:tcPr>
+          <w:p>
+            <w:r>
+              <w:rPr>
+                <w:b w:val="0"/>
+                <w:sz w:val="18"/>
+              </w:rPr>
+              <w:t>0.404</w:t>
+            </w:r>
+          </w:p>
+        </w:tc>
+        <w:tc>
+          <w:tcPr>
+            <w:tcW w:type="dxa" w:w="1290"/>
+            <w:tcMar>
+              <w:top w:w="100" w:type="dxa"/>
+              <w:bottom w:w="100" w:type="dxa"/>
+              <w:left w:w="120" w:type="dxa"/>
+              <w:right w:w="120" w:type="dxa"/>
+            </w:tcMar>
+            <w:shd w:fill="f7fafc"/>
+          </w:tcPr>
+          <w:p>
+            <w:r>
+              <w:rPr>
+                <w:b w:val="0"/>
+                <w:sz w:val="18"/>
+              </w:rPr>
+              <w:t>p = 0.797</w:t>
+            </w:r>
+          </w:p>
+        </w:tc>
+        <w:tc>
+          <w:tcPr>
+            <w:tcW w:type="dxa" w:w="1290"/>
+            <w:tcMar>
+              <w:top w:w="100" w:type="dxa"/>
+              <w:bottom w:w="100" w:type="dxa"/>
+              <w:left w:w="120" w:type="dxa"/>
+              <w:right w:w="120" w:type="dxa"/>
+            </w:tcMar>
+            <w:shd w:fill="f7fafc"/>
+          </w:tcPr>
+          <w:p>
+            <w:r>
+              <w:rPr>
+                <w:b w:val="0"/>
+                <w:sz w:val="18"/>
+              </w:rPr>
+              <w:t>2.14</w:t>
+            </w:r>
+          </w:p>
+        </w:tc>
+        <w:tc>
+          <w:tcPr>
+            <w:tcW w:type="dxa" w:w="1290"/>
+            <w:tcMar>
+              <w:top w:w="100" w:type="dxa"/>
+              <w:bottom w:w="100" w:type="dxa"/>
+              <w:left w:w="120" w:type="dxa"/>
+              <w:right w:w="120" w:type="dxa"/>
+            </w:tcMar>
+            <w:shd w:fill="f7fafc"/>
+          </w:tcPr>
+          <w:p>
+            <w:r>
+              <w:rPr>
+                <w:b w:val="0"/>
+                <w:sz w:val="18"/>
+              </w:rPr>
+              <w:t>2.50</w:t>
+            </w:r>
+          </w:p>
+        </w:tc>
+      </w:tr>
+      <w:tr>
+        <w:tc>
+          <w:tcPr>
+            <w:tcW w:type="dxa" w:w="1290"/>
+            <w:tcMar>
+              <w:top w:w="100" w:type="dxa"/>
+              <w:bottom w:w="100" w:type="dxa"/>
+              <w:left w:w="120" w:type="dxa"/>
+              <w:right w:w="120" w:type="dxa"/>
+            </w:tcMar>
+          </w:tcPr>
+          <w:p>
+            <w:r>
+              <w:rPr>
+                <w:b w:val="0"/>
+                <w:sz w:val="18"/>
+              </w:rPr>
+              <w:t>Interface pLDDT</w:t>
+            </w:r>
+          </w:p>
+        </w:tc>
+        <w:tc>
+          <w:tcPr>
+            <w:tcW w:type="dxa" w:w="1290"/>
+            <w:tcMar>
+              <w:top w:w="100" w:type="dxa"/>
+              <w:bottom w:w="100" w:type="dxa"/>
+              <w:left w:w="120" w:type="dxa"/>
+              <w:right w:w="120" w:type="dxa"/>
+            </w:tcMar>
+          </w:tcPr>
+          <w:p>
+            <w:r>
+              <w:rPr>
+                <w:b w:val="0"/>
+                <w:sz w:val="18"/>
+              </w:rPr>
+              <w:t>49.60</w:t>
+            </w:r>
+          </w:p>
+        </w:tc>
+        <w:tc>
+          <w:tcPr>
+            <w:tcW w:type="dxa" w:w="1290"/>
+            <w:tcMar>
+              <w:top w:w="100" w:type="dxa"/>
+              <w:bottom w:w="100" w:type="dxa"/>
+              <w:left w:w="120" w:type="dxa"/>
+              <w:right w:w="120" w:type="dxa"/>
+            </w:tcMar>
+          </w:tcPr>
+          <w:p>
+            <w:r>
+              <w:rPr>
+                <w:b w:val="0"/>
+                <w:sz w:val="18"/>
+              </w:rPr>
+              <w:t>46.31</w:t>
+            </w:r>
+          </w:p>
+        </w:tc>
+        <w:tc>
+          <w:tcPr>
+            <w:tcW w:type="dxa" w:w="1290"/>
+            <w:tcMar>
+              <w:top w:w="100" w:type="dxa"/>
+              <w:bottom w:w="100" w:type="dxa"/>
+              <w:left w:w="120" w:type="dxa"/>
+              <w:right w:w="120" w:type="dxa"/>
+            </w:tcMar>
+          </w:tcPr>
+          <w:p>
+            <w:r>
+              <w:rPr>
+                <w:b w:val="0"/>
+                <w:sz w:val="18"/>
+              </w:rPr>
+              <w:t>45.93</w:t>
+            </w:r>
+          </w:p>
+        </w:tc>
+        <w:tc>
+          <w:tcPr>
+            <w:tcW w:type="dxa" w:w="1290"/>
+            <w:tcMar>
+              <w:top w:w="100" w:type="dxa"/>
+              <w:bottom w:w="100" w:type="dxa"/>
+              <w:left w:w="120" w:type="dxa"/>
+              <w:right w:w="120" w:type="dxa"/>
+            </w:tcMar>
+          </w:tcPr>
+          <w:p>
+            <w:r>
+              <w:rPr>
+                <w:b w:val="0"/>
+                <w:sz w:val="18"/>
+              </w:rPr>
+              <w:t>p &lt; 0.0001</w:t>
+            </w:r>
+          </w:p>
+        </w:tc>
+        <w:tc>
+          <w:tcPr>
+            <w:tcW w:type="dxa" w:w="1290"/>
+            <w:tcMar>
+              <w:top w:w="100" w:type="dxa"/>
+              <w:bottom w:w="100" w:type="dxa"/>
+              <w:left w:w="120" w:type="dxa"/>
+              <w:right w:w="120" w:type="dxa"/>
+            </w:tcMar>
+          </w:tcPr>
+          <w:p>
+            <w:r>
+              <w:rPr>
+                <w:b w:val="0"/>
+                <w:sz w:val="18"/>
+              </w:rPr>
+              <w:t>1.91</w:t>
+            </w:r>
+          </w:p>
+        </w:tc>
+        <w:tc>
+          <w:tcPr>
+            <w:tcW w:type="dxa" w:w="1290"/>
+            <w:tcMar>
+              <w:top w:w="100" w:type="dxa"/>
+              <w:bottom w:w="100" w:type="dxa"/>
+              <w:left w:w="120" w:type="dxa"/>
+              <w:right w:w="120" w:type="dxa"/>
+            </w:tcMar>
+          </w:tcPr>
+          <w:p>
+            <w:r>
+              <w:rPr>
+                <w:b w:val="0"/>
+                <w:sz w:val="18"/>
+              </w:rPr>
+              <w:t>2.50</w:t>
+            </w:r>
+          </w:p>
+        </w:tc>
+      </w:tr>
+      <w:tr>
+        <w:tc>
+          <w:tcPr>
+            <w:tcW w:type="dxa" w:w="1290"/>
+            <w:tcMar>
+              <w:top w:w="100" w:type="dxa"/>
+              <w:bottom w:w="100" w:type="dxa"/>
+              <w:left w:w="120" w:type="dxa"/>
+              <w:right w:w="120" w:type="dxa"/>
+            </w:tcMar>
+            <w:shd w:fill="f7fafc"/>
+          </w:tcPr>
+          <w:p>
+            <w:r>
+              <w:rPr>
+                <w:b w:val="0"/>
+                <w:sz w:val="18"/>
+              </w:rPr>
+              <w:t>Inter-chain contacts</w:t>
+            </w:r>
+          </w:p>
+        </w:tc>
+        <w:tc>
+          <w:tcPr>
+            <w:tcW w:type="dxa" w:w="1290"/>
+            <w:tcMar>
+              <w:top w:w="100" w:type="dxa"/>
+              <w:bottom w:w="100" w:type="dxa"/>
+              <w:left w:w="120" w:type="dxa"/>
+              <w:right w:w="120" w:type="dxa"/>
+            </w:tcMar>
+            <w:shd w:fill="f7fafc"/>
+          </w:tcPr>
+          <w:p>
+            <w:r>
+              <w:rPr>
+                <w:b w:val="0"/>
+                <w:sz w:val="18"/>
+              </w:rPr>
+              <w:t>32.9</w:t>
+            </w:r>
+          </w:p>
+        </w:tc>
+        <w:tc>
+          <w:tcPr>
+            <w:tcW w:type="dxa" w:w="1290"/>
+            <w:tcMar>
+              <w:top w:w="100" w:type="dxa"/>
+              <w:bottom w:w="100" w:type="dxa"/>
+              <w:left w:w="120" w:type="dxa"/>
+              <w:right w:w="120" w:type="dxa"/>
+            </w:tcMar>
+            <w:shd w:fill="f7fafc"/>
+          </w:tcPr>
+          <w:p>
+            <w:r>
+              <w:rPr>
+                <w:b w:val="0"/>
+                <w:sz w:val="18"/>
+              </w:rPr>
+              <w:t>38.5</w:t>
+            </w:r>
+          </w:p>
+        </w:tc>
+        <w:tc>
+          <w:tcPr>
+            <w:tcW w:type="dxa" w:w="1290"/>
+            <w:tcMar>
+              <w:top w:w="100" w:type="dxa"/>
+              <w:bottom w:w="100" w:type="dxa"/>
+              <w:left w:w="120" w:type="dxa"/>
+              <w:right w:w="120" w:type="dxa"/>
+            </w:tcMar>
+            <w:shd w:fill="f7fafc"/>
+          </w:tcPr>
+          <w:p>
+            <w:r>
+              <w:rPr>
+                <w:b w:val="0"/>
+                <w:sz w:val="18"/>
+              </w:rPr>
+              <w:t>34.0</w:t>
+            </w:r>
+          </w:p>
+        </w:tc>
+        <w:tc>
+          <w:tcPr>
+            <w:tcW w:type="dxa" w:w="1290"/>
+            <w:tcMar>
+              <w:top w:w="100" w:type="dxa"/>
+              <w:bottom w:w="100" w:type="dxa"/>
+              <w:left w:w="120" w:type="dxa"/>
+              <w:right w:w="120" w:type="dxa"/>
+            </w:tcMar>
+            <w:shd w:fill="f7fafc"/>
+          </w:tcPr>
+          <w:p>
+            <w:r>
+              <w:rPr>
+                <w:b w:val="0"/>
+                <w:sz w:val="18"/>
+              </w:rPr>
+              <w:t>p = 0.054</w:t>
+            </w:r>
+          </w:p>
+        </w:tc>
+        <w:tc>
+          <w:tcPr>
+            <w:tcW w:type="dxa" w:w="1290"/>
+            <w:tcMar>
+              <w:top w:w="100" w:type="dxa"/>
+              <w:bottom w:w="100" w:type="dxa"/>
+              <w:left w:w="120" w:type="dxa"/>
+              <w:right w:w="120" w:type="dxa"/>
+            </w:tcMar>
+            <w:shd w:fill="f7fafc"/>
+          </w:tcPr>
+          <w:p>
+            <w:r>
+              <w:rPr>
+                <w:b w:val="0"/>
+                <w:sz w:val="18"/>
+              </w:rPr>
+              <w:t>2.55</w:t>
+            </w:r>
+          </w:p>
+        </w:tc>
+        <w:tc>
+          <w:tcPr>
+            <w:tcW w:type="dxa" w:w="1290"/>
+            <w:tcMar>
+              <w:top w:w="100" w:type="dxa"/>
+              <w:bottom w:w="100" w:type="dxa"/>
+              <w:left w:w="120" w:type="dxa"/>
+              <w:right w:w="120" w:type="dxa"/>
+            </w:tcMar>
+            <w:shd w:fill="f7fafc"/>
+          </w:tcPr>
+          <w:p>
+            <w:r>
+              <w:rPr>
+                <w:b w:val="0"/>
+                <w:sz w:val="18"/>
+              </w:rPr>
+              <w:t>2.50</w:t>
+            </w:r>
+          </w:p>
+        </w:tc>
+      </w:tr>
+      <w:tr>
+        <w:tc>
+          <w:tcPr>
+            <w:tcW w:type="dxa" w:w="1290"/>
+            <w:tcMar>
+              <w:top w:w="100" w:type="dxa"/>
+              <w:bottom w:w="100" w:type="dxa"/>
+              <w:left w:w="120" w:type="dxa"/>
+              <w:right w:w="120" w:type="dxa"/>
+            </w:tcMar>
+          </w:tcPr>
+          <w:p>
+            <w:r>
+              <w:rPr>
+                <w:b w:val="0"/>
+                <w:sz w:val="18"/>
+              </w:rPr>
+              <w:t>Contact density</w:t>
+            </w:r>
+          </w:p>
+        </w:tc>
+        <w:tc>
+          <w:tcPr>
+            <w:tcW w:type="dxa" w:w="1290"/>
+            <w:tcMar>
+              <w:top w:w="100" w:type="dxa"/>
+              <w:bottom w:w="100" w:type="dxa"/>
+              <w:left w:w="120" w:type="dxa"/>
+              <w:right w:w="120" w:type="dxa"/>
+            </w:tcMar>
+          </w:tcPr>
+          <w:p>
+            <w:r>
+              <w:rPr>
+                <w:b w:val="0"/>
+                <w:sz w:val="18"/>
+              </w:rPr>
+              <w:t>3.24</w:t>
+            </w:r>
+          </w:p>
+        </w:tc>
+        <w:tc>
+          <w:tcPr>
+            <w:tcW w:type="dxa" w:w="1290"/>
+            <w:tcMar>
+              <w:top w:w="100" w:type="dxa"/>
+              <w:bottom w:w="100" w:type="dxa"/>
+              <w:left w:w="120" w:type="dxa"/>
+              <w:right w:w="120" w:type="dxa"/>
+            </w:tcMar>
+          </w:tcPr>
+          <w:p>
+            <w:r>
+              <w:rPr>
+                <w:b w:val="0"/>
+                <w:sz w:val="18"/>
+              </w:rPr>
+              <w:t>3.69</w:t>
+            </w:r>
+          </w:p>
+        </w:tc>
+        <w:tc>
+          <w:tcPr>
+            <w:tcW w:type="dxa" w:w="1290"/>
+            <w:tcMar>
+              <w:top w:w="100" w:type="dxa"/>
+              <w:bottom w:w="100" w:type="dxa"/>
+              <w:left w:w="120" w:type="dxa"/>
+              <w:right w:w="120" w:type="dxa"/>
+            </w:tcMar>
+          </w:tcPr>
+          <w:p>
+            <w:r>
+              <w:rPr>
+                <w:b w:val="0"/>
+                <w:sz w:val="18"/>
+              </w:rPr>
+              <w:t>3.62</w:t>
+            </w:r>
+          </w:p>
+        </w:tc>
+        <w:tc>
+          <w:tcPr>
+            <w:tcW w:type="dxa" w:w="1290"/>
+            <w:tcMar>
+              <w:top w:w="100" w:type="dxa"/>
+              <w:bottom w:w="100" w:type="dxa"/>
+              <w:left w:w="120" w:type="dxa"/>
+              <w:right w:w="120" w:type="dxa"/>
+            </w:tcMar>
+          </w:tcPr>
+          <w:p>
+            <w:r>
+              <w:rPr>
+                <w:b w:val="0"/>
+                <w:sz w:val="18"/>
+              </w:rPr>
+              <w:t>p = 0.122</w:t>
+            </w:r>
+          </w:p>
+        </w:tc>
+        <w:tc>
+          <w:tcPr>
+            <w:tcW w:type="dxa" w:w="1290"/>
+            <w:tcMar>
+              <w:top w:w="100" w:type="dxa"/>
+              <w:bottom w:w="100" w:type="dxa"/>
+              <w:left w:w="120" w:type="dxa"/>
+              <w:right w:w="120" w:type="dxa"/>
+            </w:tcMar>
+          </w:tcPr>
+          <w:p>
+            <w:r>
+              <w:rPr>
+                <w:b w:val="0"/>
+                <w:sz w:val="18"/>
+              </w:rPr>
+              <w:t>2.55</w:t>
+            </w:r>
+          </w:p>
+        </w:tc>
+        <w:tc>
+          <w:tcPr>
+            <w:tcW w:type="dxa" w:w="1290"/>
+            <w:tcMar>
+              <w:top w:w="100" w:type="dxa"/>
+              <w:bottom w:w="100" w:type="dxa"/>
+              <w:left w:w="120" w:type="dxa"/>
+              <w:right w:w="120" w:type="dxa"/>
+            </w:tcMar>
+          </w:tcPr>
+          <w:p>
+            <w:r>
+              <w:rPr>
+                <w:b w:val="0"/>
+                <w:sz w:val="18"/>
+              </w:rPr>
+              <w:t>2.50</w:t>
+            </w:r>
+          </w:p>
+        </w:tc>
+      </w:tr>
+      <w:tr>
+        <w:tc>
+          <w:tcPr>
+            <w:tcW w:type="dxa" w:w="1290"/>
+            <w:tcMar>
+              <w:top w:w="100" w:type="dxa"/>
+              <w:bottom w:w="100" w:type="dxa"/>
+              <w:left w:w="120" w:type="dxa"/>
+              <w:right w:w="120" w:type="dxa"/>
+            </w:tcMar>
+            <w:shd w:fill="f7fafc"/>
+          </w:tcPr>
+          <w:p>
+            <w:r>
+              <w:rPr>
+                <w:b w:val="0"/>
+                <w:sz w:val="18"/>
+              </w:rPr>
+              <w:t>Buried surface area</w:t>
+            </w:r>
+          </w:p>
+        </w:tc>
+        <w:tc>
+          <w:tcPr>
+            <w:tcW w:type="dxa" w:w="1290"/>
+            <w:tcMar>
+              <w:top w:w="100" w:type="dxa"/>
+              <w:bottom w:w="100" w:type="dxa"/>
+              <w:left w:w="120" w:type="dxa"/>
+              <w:right w:w="120" w:type="dxa"/>
+            </w:tcMar>
+            <w:shd w:fill="f7fafc"/>
+          </w:tcPr>
+          <w:p>
+            <w:r>
+              <w:rPr>
+                <w:b w:val="0"/>
+                <w:sz w:val="18"/>
+              </w:rPr>
+              <w:t>1800</w:t>
+            </w:r>
+          </w:p>
+        </w:tc>
+        <w:tc>
+          <w:tcPr>
+            <w:tcW w:type="dxa" w:w="1290"/>
+            <w:tcMar>
+              <w:top w:w="100" w:type="dxa"/>
+              <w:bottom w:w="100" w:type="dxa"/>
+              <w:left w:w="120" w:type="dxa"/>
+              <w:right w:w="120" w:type="dxa"/>
+            </w:tcMar>
+            <w:shd w:fill="f7fafc"/>
+          </w:tcPr>
+          <w:p>
+            <w:r>
+              <w:rPr>
+                <w:b w:val="0"/>
+                <w:sz w:val="18"/>
+              </w:rPr>
+              <w:t>1861</w:t>
+            </w:r>
+          </w:p>
+        </w:tc>
+        <w:tc>
+          <w:tcPr>
+            <w:tcW w:type="dxa" w:w="1290"/>
+            <w:tcMar>
+              <w:top w:w="100" w:type="dxa"/>
+              <w:bottom w:w="100" w:type="dxa"/>
+              <w:left w:w="120" w:type="dxa"/>
+              <w:right w:w="120" w:type="dxa"/>
+            </w:tcMar>
+            <w:shd w:fill="f7fafc"/>
+          </w:tcPr>
+          <w:p>
+            <w:r>
+              <w:rPr>
+                <w:b w:val="0"/>
+                <w:sz w:val="18"/>
+              </w:rPr>
+              <w:t>1632</w:t>
+            </w:r>
+          </w:p>
+        </w:tc>
+        <w:tc>
+          <w:tcPr>
+            <w:tcW w:type="dxa" w:w="1290"/>
+            <w:tcMar>
+              <w:top w:w="100" w:type="dxa"/>
+              <w:bottom w:w="100" w:type="dxa"/>
+              <w:left w:w="120" w:type="dxa"/>
+              <w:right w:w="120" w:type="dxa"/>
+            </w:tcMar>
+            <w:shd w:fill="f7fafc"/>
+          </w:tcPr>
+          <w:p>
+            <w:r>
+              <w:rPr>
+                <w:b w:val="0"/>
+                <w:sz w:val="18"/>
+              </w:rPr>
+              <w:t>p = 0.454</w:t>
+            </w:r>
+          </w:p>
+        </w:tc>
+        <w:tc>
+          <w:tcPr>
+            <w:tcW w:type="dxa" w:w="1290"/>
+            <w:tcMar>
+              <w:top w:w="100" w:type="dxa"/>
+              <w:bottom w:w="100" w:type="dxa"/>
+              <w:left w:w="120" w:type="dxa"/>
+              <w:right w:w="120" w:type="dxa"/>
+            </w:tcMar>
+            <w:shd w:fill="f7fafc"/>
+          </w:tcPr>
+          <w:p>
+            <w:r>
+              <w:rPr>
+                <w:b w:val="0"/>
+                <w:sz w:val="18"/>
+              </w:rPr>
+              <w:t>2.27</w:t>
+            </w:r>
+          </w:p>
+        </w:tc>
+        <w:tc>
+          <w:tcPr>
+            <w:tcW w:type="dxa" w:w="1290"/>
+            <w:tcMar>
+              <w:top w:w="100" w:type="dxa"/>
+              <w:bottom w:w="100" w:type="dxa"/>
+              <w:left w:w="120" w:type="dxa"/>
+              <w:right w:w="120" w:type="dxa"/>
+            </w:tcMar>
+            <w:shd w:fill="f7fafc"/>
+          </w:tcPr>
+          <w:p>
+            <w:r>
+              <w:rPr>
+                <w:b w:val="0"/>
+                <w:sz w:val="18"/>
+              </w:rPr>
+              <w:t>2.50</w:t>
+            </w:r>
+          </w:p>
+        </w:tc>
+      </w:tr>
+    </w:tbl>
+    <w:p/>
+    <w:p>
+      <w:pPr>
+        <w:jc w:val="both"/>
+      </w:pPr>
+      <w:r>
+        <w:t xml:space="preserve">The decisive column is the comparison against a cognate's </w:t>
+      </w:r>
+      <w:r>
+        <w:rPr>
+          <w:b/>
+        </w:rPr>
+        <w:t>own</w:t>
+      </w:r>
+      <w:r>
+        <w:t xml:space="preserve"> scramble,</w:t>
+      </w:r>
+    </w:p>
+    <w:p>
+      <w:pPr>
+        <w:jc w:val="both"/>
+      </w:pPr>
+      <w:r>
+        <w:t xml:space="preserve">which fixes composition and length and destroys only order. </w:t>
+      </w:r>
+      <w:r>
+        <w:rPr>
+          <w:b/>
+        </w:rPr>
+      </w:r>
+      <w:r>
+        <w:t>Only interface</w:t>
+      </w:r>
+    </w:p>
+    <w:p>
+      <w:pPr>
+        <w:jc w:val="both"/>
+      </w:pPr>
+      <w:r>
+        <w:t>pLDDT passes it.</w:t>
+      </w:r>
+      <w:r>
+        <w:rPr>
+          <w:b/>
+        </w:rPr>
+      </w:r>
+    </w:p>
+    <w:p>
+      <w:pPr>
+        <w:jc w:val="both"/>
+      </w:pPr>
+      <w:r>
+        <w:t>The behaviour of pDockQ is instructive rather than incidental. It multiplies</w:t>
+      </w:r>
+    </w:p>
+    <w:p>
+      <w:pPr>
+        <w:jc w:val="both"/>
+      </w:pPr>
+      <w:r>
+        <w:t>interface pLDDT by a contact term, and the contact term runs the wrong way in</w:t>
+      </w:r>
+    </w:p>
+    <w:p>
+      <w:pPr>
+        <w:jc w:val="both"/>
+      </w:pPr>
+      <w:r>
+        <w:t xml:space="preserve">this regime: scrambled peptides make </w:t>
+      </w:r>
+      <w:r>
+        <w:rPr>
+          <w:i/>
+        </w:rPr>
+        <w:t>more</w:t>
+      </w:r>
+      <w:r>
+        <w:t xml:space="preserve"> inter-chain contacts than cognates</w:t>
+      </w:r>
+    </w:p>
+    <w:p>
+      <w:pPr>
+        <w:jc w:val="both"/>
+      </w:pPr>
+      <w:r>
+        <w:t>(38.5 against 32.9). Combining the two cancels the signal that interface pLDDT</w:t>
+      </w:r>
+    </w:p>
+    <w:p>
+      <w:pPr>
+        <w:jc w:val="both"/>
+      </w:pPr>
+      <w:r>
+        <w:t>carries on its own.</w:t>
+      </w:r>
+    </w:p>
+    <w:p>
+      <w:pPr>
+        <w:jc w:val="both"/>
+      </w:pPr>
+      <w:r>
+        <w:rPr>
+          <w:b/>
+        </w:rPr>
+        <w:t>The result survives the reproducibility test that demoted ipTM.</w:t>
+      </w:r>
+      <w:r>
+        <w:t xml:space="preserve"> The 96</w:t>
+      </w:r>
+    </w:p>
+    <w:p>
+      <w:pPr>
+        <w:jc w:val="both"/>
+      </w:pPr>
+      <w:r>
+        <w:t>replicate folds of Section 7.5 were re-scored the same way to obtain a</w:t>
+      </w:r>
+    </w:p>
+    <w:p>
+      <w:pPr>
+        <w:jc w:val="both"/>
+      </w:pPr>
+      <w:r>
+        <w:t>run-to-run standard deviation for each new measure:</w:t>
+      </w:r>
+    </w:p>
+    <w:tbl>
+      <w:tblPr>
+        <w:tblW w:type="auto" w:w="0"/>
+        <w:jc w:val="center"/>
+        <w:tblLook w:firstColumn="1" w:firstRow="1" w:lastColumn="0" w:lastRow="0" w:noHBand="0" w:noVBand="1" w:val="04A0"/>
+        <w:tblBorders>
+          <w:top w:val="single" w:sz="4" w:space="0" w:color="cbd5e0"/>
+          <w:bottom w:val="single" w:sz="4" w:space="0" w:color="cbd5e0"/>
+          <w:left w:val="single" w:sz="4" w:space="0" w:color="cbd5e0"/>
+          <w:right w:val="single" w:sz="4" w:space="0" w:color="cbd5e0"/>
+          <w:insideH w:val="single" w:sz="4" w:space="0" w:color="cbd5e0"/>
+          <w:insideV w:val="single" w:sz="4" w:space="0" w:color="cbd5e0"/>
+        </w:tblBorders>
+      </w:tblPr>
+      <w:tblGrid>
+        <w:gridCol w:w="2257"/>
+        <w:gridCol w:w="2257"/>
+        <w:gridCol w:w="2257"/>
+        <w:gridCol w:w="2257"/>
+      </w:tblGrid>
+      <w:tr>
+        <w:tc>
+          <w:tcPr>
+            <w:tcW w:type="dxa" w:w="2257"/>
+            <w:tcMar>
+              <w:top w:w="100" w:type="dxa"/>
+              <w:bottom w:w="100" w:type="dxa"/>
+              <w:left w:w="120" w:type="dxa"/>
+              <w:right w:w="120" w:type="dxa"/>
+            </w:tcMar>
+            <w:shd w:fill="ebf8ff"/>
+          </w:tcPr>
+          <w:p>
+            <w:pPr>
+              <w:jc w:val="center"/>
+            </w:pPr>
+            <w:r>
+              <w:rPr>
+                <w:b/>
+                <w:color w:val="2B6CB0"/>
+                <w:sz w:val="19"/>
+              </w:rPr>
+              <w:t>Metric</w:t>
+            </w:r>
+          </w:p>
+        </w:tc>
+        <w:tc>
+          <w:tcPr>
+            <w:tcW w:type="dxa" w:w="2257"/>
+            <w:tcMar>
+              <w:top w:w="100" w:type="dxa"/>
+              <w:bottom w:w="100" w:type="dxa"/>
+              <w:left w:w="120" w:type="dxa"/>
+              <w:right w:w="120" w:type="dxa"/>
+            </w:tcMar>
+            <w:shd w:fill="ebf8ff"/>
+          </w:tcPr>
+          <w:p>
+            <w:pPr>
+              <w:jc w:val="center"/>
+            </w:pPr>
+            <w:r>
+              <w:rPr>
+                <w:b/>
+                <w:color w:val="2B6CB0"/>
+                <w:sz w:val="19"/>
+              </w:rPr>
+              <w:t>effect on the scramble control</w:t>
+            </w:r>
+          </w:p>
+        </w:tc>
+        <w:tc>
+          <w:tcPr>
+            <w:tcW w:type="dxa" w:w="2257"/>
+            <w:tcMar>
+              <w:top w:w="100" w:type="dxa"/>
+              <w:bottom w:w="100" w:type="dxa"/>
+              <w:left w:w="120" w:type="dxa"/>
+              <w:right w:w="120" w:type="dxa"/>
+            </w:tcMar>
+            <w:shd w:fill="ebf8ff"/>
+          </w:tcPr>
+          <w:p>
+            <w:pPr>
+              <w:jc w:val="center"/>
+            </w:pPr>
+            <w:r>
+              <w:rPr>
+                <w:b/>
+                <w:color w:val="2B6CB0"/>
+                <w:sz w:val="19"/>
+              </w:rPr>
+              <w:t>run-to-run SD</w:t>
+            </w:r>
+          </w:p>
+        </w:tc>
+        <w:tc>
+          <w:tcPr>
+            <w:tcW w:type="dxa" w:w="2257"/>
+            <w:tcMar>
+              <w:top w:w="100" w:type="dxa"/>
+              <w:bottom w:w="100" w:type="dxa"/>
+              <w:left w:w="120" w:type="dxa"/>
+              <w:right w:w="120" w:type="dxa"/>
+            </w:tcMar>
+            <w:shd w:fill="ebf8ff"/>
+          </w:tcPr>
+          <w:p>
+            <w:pPr>
+              <w:jc w:val="center"/>
+            </w:pPr>
+            <w:r>
+              <w:rPr>
+                <w:b/>
+                <w:color w:val="2B6CB0"/>
+                <w:sz w:val="19"/>
+              </w:rPr>
+              <w:t>effect / noise</w:t>
+            </w:r>
+          </w:p>
+        </w:tc>
+      </w:tr>
+      <w:tr>
+        <w:tc>
+          <w:tcPr>
+            <w:tcW w:type="dxa" w:w="2257"/>
+            <w:tcMar>
+              <w:top w:w="100" w:type="dxa"/>
+              <w:bottom w:w="100" w:type="dxa"/>
+              <w:left w:w="120" w:type="dxa"/>
+              <w:right w:w="120" w:type="dxa"/>
+            </w:tcMar>
+          </w:tcPr>
+          <w:p>
+            <w:r>
+              <w:rPr>
+                <w:b w:val="0"/>
+                <w:sz w:val="18"/>
+              </w:rPr>
+              <w:t>ipTM</w:t>
+            </w:r>
+          </w:p>
+        </w:tc>
+        <w:tc>
+          <w:tcPr>
+            <w:tcW w:type="dxa" w:w="2257"/>
+            <w:tcMar>
+              <w:top w:w="100" w:type="dxa"/>
+              <w:bottom w:w="100" w:type="dxa"/>
+              <w:left w:w="120" w:type="dxa"/>
+              <w:right w:w="120" w:type="dxa"/>
+            </w:tcMar>
+          </w:tcPr>
+          <w:p>
+            <w:r>
+              <w:rPr>
+                <w:b w:val="0"/>
+                <w:sz w:val="18"/>
+              </w:rPr>
+              <w:t>+0.0128</w:t>
+            </w:r>
+          </w:p>
+        </w:tc>
+        <w:tc>
+          <w:tcPr>
+            <w:tcW w:type="dxa" w:w="2257"/>
+            <w:tcMar>
+              <w:top w:w="100" w:type="dxa"/>
+              <w:bottom w:w="100" w:type="dxa"/>
+              <w:left w:w="120" w:type="dxa"/>
+              <w:right w:w="120" w:type="dxa"/>
+            </w:tcMar>
+          </w:tcPr>
+          <w:p>
+            <w:r>
+              <w:rPr>
+                <w:b w:val="0"/>
+                <w:sz w:val="18"/>
+              </w:rPr>
+              <w:t>0.0628</w:t>
+            </w:r>
+          </w:p>
+        </w:tc>
+        <w:tc>
+          <w:tcPr>
+            <w:tcW w:type="dxa" w:w="2257"/>
+            <w:tcMar>
+              <w:top w:w="100" w:type="dxa"/>
+              <w:bottom w:w="100" w:type="dxa"/>
+              <w:left w:w="120" w:type="dxa"/>
+              <w:right w:w="120" w:type="dxa"/>
+            </w:tcMar>
+          </w:tcPr>
+          <w:p>
+            <w:r>
+              <w:rPr>
+                <w:b w:val="0"/>
+                <w:sz w:val="18"/>
+              </w:rPr>
+              <w:t>0.20x</w:t>
+            </w:r>
+          </w:p>
+        </w:tc>
+      </w:tr>
+      <w:tr>
+        <w:tc>
+          <w:tcPr>
+            <w:tcW w:type="dxa" w:w="2257"/>
+            <w:tcMar>
+              <w:top w:w="100" w:type="dxa"/>
+              <w:bottom w:w="100" w:type="dxa"/>
+              <w:left w:w="120" w:type="dxa"/>
+              <w:right w:w="120" w:type="dxa"/>
+            </w:tcMar>
+            <w:shd w:fill="f7fafc"/>
+          </w:tcPr>
+          <w:p>
+            <w:r>
+              <w:rPr>
+                <w:b w:val="0"/>
+                <w:sz w:val="18"/>
+              </w:rPr>
+              <w:t>pDockQ</w:t>
+            </w:r>
+          </w:p>
+        </w:tc>
+        <w:tc>
+          <w:tcPr>
+            <w:tcW w:type="dxa" w:w="2257"/>
+            <w:tcMar>
+              <w:top w:w="100" w:type="dxa"/>
+              <w:bottom w:w="100" w:type="dxa"/>
+              <w:left w:w="120" w:type="dxa"/>
+              <w:right w:w="120" w:type="dxa"/>
+            </w:tcMar>
+            <w:shd w:fill="f7fafc"/>
+          </w:tcPr>
+          <w:p>
+            <w:r>
+              <w:rPr>
+                <w:b w:val="0"/>
+                <w:sz w:val="18"/>
+              </w:rPr>
+              <w:t>+0.008</w:t>
+            </w:r>
+          </w:p>
+        </w:tc>
+        <w:tc>
+          <w:tcPr>
+            <w:tcW w:type="dxa" w:w="2257"/>
+            <w:tcMar>
+              <w:top w:w="100" w:type="dxa"/>
+              <w:bottom w:w="100" w:type="dxa"/>
+              <w:left w:w="120" w:type="dxa"/>
+              <w:right w:w="120" w:type="dxa"/>
+            </w:tcMar>
+            <w:shd w:fill="f7fafc"/>
+          </w:tcPr>
+          <w:p>
+            <w:r>
+              <w:rPr>
+                <w:b w:val="0"/>
+                <w:sz w:val="18"/>
+              </w:rPr>
+              <w:t>0.1498</w:t>
+            </w:r>
+          </w:p>
+        </w:tc>
+        <w:tc>
+          <w:tcPr>
+            <w:tcW w:type="dxa" w:w="2257"/>
+            <w:tcMar>
+              <w:top w:w="100" w:type="dxa"/>
+              <w:bottom w:w="100" w:type="dxa"/>
+              <w:left w:w="120" w:type="dxa"/>
+              <w:right w:w="120" w:type="dxa"/>
+            </w:tcMar>
+            <w:shd w:fill="f7fafc"/>
+          </w:tcPr>
+          <w:p>
+            <w:r>
+              <w:rPr>
+                <w:b w:val="0"/>
+                <w:sz w:val="18"/>
+              </w:rPr>
+              <w:t>0.05x</w:t>
+            </w:r>
+          </w:p>
+        </w:tc>
+      </w:tr>
+      <w:tr>
+        <w:tc>
+          <w:tcPr>
+            <w:tcW w:type="dxa" w:w="2257"/>
+            <w:tcMar>
+              <w:top w:w="100" w:type="dxa"/>
+              <w:bottom w:w="100" w:type="dxa"/>
+              <w:left w:w="120" w:type="dxa"/>
+              <w:right w:w="120" w:type="dxa"/>
+            </w:tcMar>
+          </w:tcPr>
+          <w:p>
+            <w:r>
+              <w:rPr>
+                <w:b w:val="0"/>
+                <w:sz w:val="18"/>
+              </w:rPr>
+              <w:t>Interface pLDDT</w:t>
+            </w:r>
+          </w:p>
+        </w:tc>
+        <w:tc>
+          <w:tcPr>
+            <w:tcW w:type="dxa" w:w="2257"/>
+            <w:tcMar>
+              <w:top w:w="100" w:type="dxa"/>
+              <w:bottom w:w="100" w:type="dxa"/>
+              <w:left w:w="120" w:type="dxa"/>
+              <w:right w:w="120" w:type="dxa"/>
+            </w:tcMar>
+          </w:tcPr>
+          <w:p>
+            <w:r>
+              <w:rPr>
+                <w:b w:val="0"/>
+                <w:sz w:val="18"/>
+              </w:rPr>
+              <w:t>+3.30</w:t>
+            </w:r>
+          </w:p>
+        </w:tc>
+        <w:tc>
+          <w:tcPr>
+            <w:tcW w:type="dxa" w:w="2257"/>
+            <w:tcMar>
+              <w:top w:w="100" w:type="dxa"/>
+              <w:bottom w:w="100" w:type="dxa"/>
+              <w:left w:w="120" w:type="dxa"/>
+              <w:right w:w="120" w:type="dxa"/>
+            </w:tcMar>
+          </w:tcPr>
+          <w:p>
+            <w:r>
+              <w:rPr>
+                <w:b w:val="0"/>
+                <w:sz w:val="18"/>
+              </w:rPr>
+              <w:t>1.917</w:t>
+            </w:r>
+          </w:p>
+        </w:tc>
+        <w:tc>
+          <w:tcPr>
+            <w:tcW w:type="dxa" w:w="2257"/>
+            <w:tcMar>
+              <w:top w:w="100" w:type="dxa"/>
+              <w:bottom w:w="100" w:type="dxa"/>
+              <w:left w:w="120" w:type="dxa"/>
+              <w:right w:w="120" w:type="dxa"/>
+            </w:tcMar>
+          </w:tcPr>
+          <w:p>
+            <w:r>
+              <w:rPr>
+                <w:b w:val="0"/>
+                <w:sz w:val="18"/>
+              </w:rPr>
+              <w:t>1.72x</w:t>
+            </w:r>
+          </w:p>
+        </w:tc>
+      </w:tr>
+    </w:tbl>
+    <w:p/>
+    <w:p>
+      <w:pPr>
+        <w:jc w:val="both"/>
+      </w:pPr>
+      <w:r>
+        <w:t xml:space="preserve">Interface pLDDT therefore carries roughly </w:t>
+      </w:r>
+      <w:r>
+        <w:rPr>
+          <w:b/>
+        </w:rPr>
+        <w:t>8.6 times</w:t>
+      </w:r>
+      <w:r>
+        <w:t xml:space="preserve"> the effect-to-noise ratio</w:t>
+      </w:r>
+    </w:p>
+    <w:p>
+      <w:pPr>
+        <w:jc w:val="both"/>
+      </w:pPr>
+      <w:r>
+        <w:t>of ipTM on the test that matters. Simulating the full benchmark under the</w:t>
+      </w:r>
+    </w:p>
+    <w:p>
+      <w:pPr>
+        <w:jc w:val="both"/>
+      </w:pPr>
+      <w:r>
+        <w:t xml:space="preserve">measured noise gives a cognate-minus-scramble effect of </w:t>
+      </w:r>
+      <w:r>
+        <w:rPr>
+          <w:b/>
+        </w:rPr>
+      </w:r>
+      <w:r>
+        <w:t>+3.30 pLDDT, 95% CI</w:t>
+      </w:r>
+    </w:p>
+    <w:p>
+      <w:pPr>
+        <w:jc w:val="both"/>
+      </w:pPr>
+      <w:r>
+        <w:t>[+2.13, +4.47]</w:t>
+      </w:r>
+      <w:r>
+        <w:rPr>
+          <w:b/>
+        </w:rPr>
+        <w:t xml:space="preserve"> that reproduces at p &lt; 0.05 in </w:t>
+      </w:r>
+      <w:r>
+        <w:t>100%</w:t>
+      </w:r>
+      <w:r>
+        <w:rPr>
+          <w:b/>
+        </w:rPr>
+      </w:r>
+      <w:r>
+        <w:t xml:space="preserve"> of re-runs, and a</w:t>
+      </w:r>
+    </w:p>
+    <w:p>
+      <w:pPr>
+        <w:jc w:val="both"/>
+      </w:pPr>
+      <w:r>
+        <w:t xml:space="preserve">within-receptor rank of 1.91 (95% CI [1.64, 2.14]) reproducing in </w:t>
+      </w:r>
+      <w:r>
+        <w:rPr>
+          <w:b/>
+        </w:rPr>
+        <w:t>84%</w:t>
+      </w:r>
+      <w:r>
+        <w:t xml:space="preserve"> —</w:t>
+      </w:r>
+    </w:p>
+    <w:p>
+      <w:pPr>
+        <w:jc w:val="both"/>
+      </w:pPr>
+      <w:r>
+        <w:t>against 49% for ipTM.</w:t>
+      </w:r>
+    </w:p>
+    <w:p>
+      <w:pPr>
+        <w:spacing w:before="240" w:after="80"/>
+        <w:jc w:val="center"/>
+      </w:pPr>
+      <w:r>
+        <w:drawing>
+          <wp:inline xmlns:a="http://schemas.openxmlformats.org/drawingml/2006/main" xmlns:pic="http://schemas.openxmlformats.org/drawingml/2006/picture">
+            <wp:extent cx="4114800" cy="2168611"/>
+            <wp:docPr id="10" name="Picture 10"/>
+            <wp:cNvGraphicFramePr>
+              <a:graphicFrameLocks noChangeAspect="1"/>
+            </wp:cNvGraphicFramePr>
+            <a:graphic>
+              <a:graphicData uri="http://schemas.openxmlformats.org/drawingml/2006/picture">
+                <pic:pic>
+                  <pic:nvPicPr>
+                    <pic:cNvPr id="0" name="fig_metric_comparison.png"/>
+                    <pic:cNvPicPr/>
+                  </pic:nvPicPr>
+                  <pic:blipFill>
+                    <a:blip r:embed="rId16"/>
+                    <a:stretch>
+                      <a:fillRect/>
+                    </a:stretch>
+                  </pic:blipFill>
+                  <pic:spPr>
+                    <a:xfrm>
+                      <a:off x="0" y="0"/>
+                      <a:ext cx="4114800" cy="2168611"/>
+                    </a:xfrm>
+                    <a:prstGeom prst="rect"/>
+                  </pic:spPr>
+                </pic:pic>
+              </a:graphicData>
+            </a:graphic>
+          </wp:inline>
+        </w:drawing>
+      </w:r>
+    </w:p>
+    <w:p>
+      <w:pPr>
+        <w:spacing w:after="240"/>
+        <w:jc w:val="center"/>
+      </w:pPr>
+      <w:r>
+        <w:rPr>
+          <w:i/>
+          <w:color w:val="4A5568"/>
+          <w:sz w:val="19"/>
+        </w:rPr>
+        <w:t>Figure: Only interface pLDDT separates a binder from its own scramble</w:t>
+      </w:r>
+    </w:p>
+    <w:p>
+      <w:pPr>
+        <w:pStyle w:val="Heading4"/>
+        <w:keepNext/>
+        <w:spacing w:before="200" w:after="80"/>
+      </w:pPr>
+      <w:r>
+        <w:rPr>
+          <w:rFonts w:ascii="Times New Roman" w:hAnsi="Times New Roman"/>
+          <w:b/>
+          <w:color w:val="2C5282"/>
+          <w:sz w:val="22"/>
+        </w:rPr>
+        <w:t>Figure 6: ipTM and Interface pLDDT on the Scramble Control</w:t>
+      </w:r>
+    </w:p>
+    <w:p>
+      <w:pPr>
+        <w:jc w:val="both"/>
+      </w:pPr>
+      <w:r>
+        <w:rPr>
+          <w:b/>
+        </w:rPr>
+        <w:t>What is and is not established.</w:t>
+      </w:r>
+      <w:r>
+        <w:t xml:space="preserve"> Order sensitivity is established: interface</w:t>
+      </w:r>
+    </w:p>
+    <w:p>
+      <w:pPr>
+        <w:jc w:val="both"/>
+      </w:pPr>
+      <w:r>
+        <w:t>pLDDT distinguishes a peptide from its own scramble at full reproducibility, and</w:t>
+      </w:r>
+    </w:p>
+    <w:p>
+      <w:pPr>
+        <w:jc w:val="both"/>
+      </w:pPr>
+      <w:r>
+        <w:t>clears a Bonferroni correction for the six measures tested (α = 0.0083).</w:t>
+      </w:r>
+    </w:p>
+    <w:p>
+      <w:pPr>
+        <w:jc w:val="both"/>
+      </w:pPr>
+      <w:r>
+        <w:t>Receptor specificity is suggestive but not established: the within-receptor rank</w:t>
+      </w:r>
+    </w:p>
+    <w:p>
+      <w:pPr>
+        <w:jc w:val="both"/>
+      </w:pPr>
+      <w:r>
+        <w:t>test gives p = 0.027, which does not clear that threshold, although it</w:t>
+      </w:r>
+    </w:p>
+    <w:p>
+      <w:pPr>
+        <w:jc w:val="both"/>
+      </w:pPr>
+      <w:r>
+        <w:t>reproduces in 84% of simulated re-runs. More receptors would settle it.</w:t>
+      </w:r>
+    </w:p>
+    <w:p>
+      <w:pPr>
+        <w:jc w:val="both"/>
+      </w:pPr>
+      <w:r>
+        <w:t>Interface pLDDT is read from the same confidence head as ipTM, so this is a</w:t>
+      </w:r>
+    </w:p>
+    <w:p>
+      <w:pPr>
+        <w:jc w:val="both"/>
+      </w:pPr>
+      <w:r>
+        <w:t xml:space="preserve">better </w:t>
+      </w:r>
+      <w:r>
+        <w:rPr>
+          <w:i/>
+        </w:rPr>
+        <w:t>readout</w:t>
+      </w:r>
+      <w:r>
+        <w:t xml:space="preserve"> of one model rather than an independent second opinion. The</w:t>
+      </w:r>
+    </w:p>
+    <w:p>
+      <w:pPr>
+        <w:jc w:val="both"/>
+      </w:pPr>
+      <w:r>
+        <w:t>practical implication is unchanged: the information required to rank these</w:t>
+      </w:r>
+    </w:p>
+    <w:p>
+      <w:pPr>
+        <w:jc w:val="both"/>
+      </w:pPr>
+      <w:r>
+        <w:t>binders is present in the prediction, and ipTM discards it.</w:t>
+      </w:r>
+    </w:p>
+    <w:p>
+      <w:r>
+        <w:br w:type="page"/>
+      </w:r>
+    </w:p>
+    <w:p>
+      <w:pPr>
         <w:pStyle w:val="Heading1"/>
         <w:keepNext/>
         <w:spacing w:before="360" w:after="160"/>
@@ -13439,29 +15391,75 @@
         <w:jc w:val="both"/>
       </w:pPr>
       <w:r>
+        <w:t xml:space="preserve">Fourth, and positively, </w:t>
+      </w:r>
+      <w:r>
+        <w:rPr>
+          <w:b/>
+        </w:rPr>
+        <w:t>the information ipTM discards is recoverable</w:t>
+      </w:r>
+    </w:p>
+    <w:p>
+      <w:pPr>
+        <w:jc w:val="both"/>
+      </w:pPr>
+      <w:r>
+        <w:t>(Section 7.6). Re-scoring the same structures shows interface pLDDT</w:t>
+      </w:r>
+    </w:p>
+    <w:p>
+      <w:pPr>
+        <w:jc w:val="both"/>
+      </w:pPr>
+      <w:r>
+        <w:t>distinguishes a cognate from its own scramble (p &lt; 0.0001, reproducing in 100%</w:t>
+      </w:r>
+    </w:p>
+    <w:p>
+      <w:pPr>
+        <w:jc w:val="both"/>
+      </w:pPr>
+      <w:r>
+        <w:t>of simulated re-runs) at 8.6 times ipTM's effect-to-noise ratio. The failure is</w:t>
+      </w:r>
+    </w:p>
+    <w:p>
+      <w:pPr>
+        <w:jc w:val="both"/>
+      </w:pPr>
+      <w:r>
+        <w:t>specific to ipTM as a readout, not general to the prediction.</w:t>
+      </w:r>
+    </w:p>
+    <w:p>
+      <w:pPr>
+        <w:jc w:val="both"/>
+      </w:pPr>
+      <w:r>
         <w:rPr>
           <w:b/>
         </w:rPr>
         <w:t>Overall.</w:t>
       </w:r>
       <w:r>
-        <w:t xml:space="preserve"> The efficiency techniques transfer as engineering. The accuracy</w:t>
-      </w:r>
-    </w:p>
-    <w:p>
-      <w:pPr>
-        <w:jc w:val="both"/>
-      </w:pPr>
-      <w:r>
-        <w:t>claims that would have made them useful for screening do not survive</w:t>
-      </w:r>
-    </w:p>
-    <w:p>
-      <w:pPr>
-        <w:jc w:val="both"/>
-      </w:pPr>
-      <w:r>
-        <w:t>measurement. Reporting this is the substantive contribution: each negative</w:t>
+        <w:t xml:space="preserve"> The efficiency techniques transfer as engineering. The ipTM-based</w:t>
+      </w:r>
+    </w:p>
+    <w:p>
+      <w:pPr>
+        <w:jc w:val="both"/>
+      </w:pPr>
+      <w:r>
+        <w:t>accuracy claims do not survive measurement — but the structures do carry a</w:t>
+      </w:r>
+    </w:p>
+    <w:p>
+      <w:pPr>
+        <w:jc w:val="both"/>
+      </w:pPr>
+      <w:r>
+        <w:t>usable signal once read correctly. Reporting this is the substantive contribution: each negative</w:t>
       </w:r>
     </w:p>
     <w:p>
@@ -13515,6 +15513,54 @@
         <w:rPr>
           <w:b/>
         </w:rPr>
+      </w:r>
+      <w:r>
+        <w:t>Rank on interface pLDDT, not ipTM — and not on pDockQ for short</w:t>
+      </w:r>
+    </w:p>
+    <w:p>
+      <w:pPr>
+        <w:jc w:val="both"/>
+      </w:pPr>
+      <w:r>
+        <w:t>peptides.</w:t>
+      </w:r>
+      <w:r>
+        <w:rPr>
+          <w:b/>
+        </w:rPr>
+      </w:r>
+      <w:r>
+        <w:t xml:space="preserve"> This is the one recommendation here that improves a result rather</w:t>
+      </w:r>
+    </w:p>
+    <w:p>
+      <w:pPr>
+        <w:jc w:val="both"/>
+      </w:pPr>
+      <w:r>
+        <w:t>than qualifying it. pDockQ actively cancels the signal in this regime,</w:t>
+      </w:r>
+    </w:p>
+    <w:p>
+      <w:pPr>
+        <w:jc w:val="both"/>
+      </w:pPr>
+      <w:r>
+        <w:t>because its contact term favours scrambled peptides.</w:t>
+      </w:r>
+    </w:p>
+    <w:p>
+      <w:pPr>
+        <w:jc w:val="both"/>
+      </w:pPr>
+      <w:r>
+        <w:t xml:space="preserve">2. </w:t>
+      </w:r>
+      <w:r>
+        <w:rPr>
+          <w:b/>
+        </w:rPr>
         <w:t>Report replicate-averaged confidence, never a single fold.</w:t>
       </w:r>
       <w:r>
@@ -13550,7 +15596,7 @@
         <w:jc w:val="both"/>
       </w:pPr>
       <w:r>
-        <w:t xml:space="preserve">2. </w:t>
+        <w:t xml:space="preserve">3. </w:t>
       </w:r>
       <w:r>
         <w:rPr>
@@ -13591,7 +15637,7 @@
         <w:jc w:val="both"/>
       </w:pPr>
       <w:r>
-        <w:t xml:space="preserve">3. </w:t>
+        <w:t xml:space="preserve">4. </w:t>
       </w:r>
       <w:r>
         <w:rPr>
@@ -13624,7 +15670,7 @@
         <w:jc w:val="both"/>
       </w:pPr>
       <w:r>
-        <w:t xml:space="preserve">4. </w:t>
+        <w:t xml:space="preserve">5. </w:t>
       </w:r>
       <w:r>
         <w:rPr>
@@ -13657,7 +15703,7 @@
         <w:jc w:val="both"/>
       </w:pPr>
       <w:r>
-        <w:t xml:space="preserve">5. </w:t>
+        <w:t xml:space="preserve">6. </w:t>
       </w:r>
       <w:r>
         <w:rPr>
@@ -18397,7 +20443,7 @@
               <w:drawing>
                 <wp:inline xmlns:a="http://schemas.openxmlformats.org/drawingml/2006/main" xmlns:pic="http://schemas.openxmlformats.org/drawingml/2006/picture">
                   <wp:extent cx="1463040" cy="469798"/>
-                  <wp:docPr id="10" name="Picture 10"/>
+                  <wp:docPr id="11" name="Picture 11"/>
                   <wp:cNvGraphicFramePr>
                     <a:graphicFrameLocks noChangeAspect="1"/>
                   </wp:cNvGraphicFramePr>

--- a/final_dissertation_report.docx
+++ b/final_dissertation_report.docx
@@ -2329,14 +2329,6 @@
         <w:jc w:val="both"/>
       </w:pPr>
       <w:r>
-        <w:t>8. CONCLUSIONS AND RECOMMENDATIONS .......................................... 23</w:t>
-      </w:r>
-    </w:p>
-    <w:p>
-      <w:pPr>
-        <w:jc w:val="both"/>
-      </w:pPr>
-      <w:r>
         <w:t xml:space="preserve"> </w:t>
       </w:r>
       <w:r>
@@ -2349,7 +2341,15 @@
         <w:t xml:space="preserve"> </w:t>
       </w:r>
       <w:r>
-        <w:t>8.1 Conclusions ............................................................. 23</w:t>
+        <w:t>7.7 Localising the Interface-pLDDT Signal ................................... 23</w:t>
+      </w:r>
+    </w:p>
+    <w:p>
+      <w:pPr>
+        <w:jc w:val="both"/>
+      </w:pPr>
+      <w:r>
+        <w:t>8. CONCLUSIONS AND RECOMMENDATIONS .......................................... 25</w:t>
       </w:r>
     </w:p>
     <w:p>
@@ -2369,47 +2369,67 @@
         <w:t xml:space="preserve"> </w:t>
       </w:r>
       <w:r>
-        <w:t>8.2 Recommendations ......................................................... 24</w:t>
-      </w:r>
-    </w:p>
-    <w:p>
-      <w:pPr>
-        <w:jc w:val="both"/>
-      </w:pPr>
-      <w:r>
-        <w:t>9. FUTURE PLAN .............................................................. 26</w:t>
-      </w:r>
-    </w:p>
-    <w:p>
-      <w:pPr>
-        <w:jc w:val="both"/>
-      </w:pPr>
-      <w:r>
-        <w:t>10. REFERENCES .............................................................. 29</w:t>
-      </w:r>
-    </w:p>
-    <w:p>
-      <w:pPr>
-        <w:jc w:val="both"/>
-      </w:pPr>
-      <w:r>
-        <w:t>APPENDIX A — ABBREVIATIONS AND GLOSSARY ..................................... 31</w:t>
-      </w:r>
-    </w:p>
-    <w:p>
-      <w:pPr>
-        <w:jc w:val="both"/>
-      </w:pPr>
-      <w:r>
-        <w:t>APPENDIX B — REPRODUCTION OF RESULTS ........................................ 33</w:t>
-      </w:r>
-    </w:p>
-    <w:p>
-      <w:pPr>
-        <w:jc w:val="both"/>
-      </w:pPr>
-      <w:r>
-        <w:t>CHECKLIST OF ITEMS FOR THE FINAL REPORT ..................................... 35</w:t>
+        <w:t>8.1 Conclusions ............................................................. 25</w:t>
+      </w:r>
+    </w:p>
+    <w:p>
+      <w:pPr>
+        <w:jc w:val="both"/>
+      </w:pPr>
+      <w:r>
+        <w:t xml:space="preserve"> </w:t>
+      </w:r>
+      <w:r>
+        <w:t xml:space="preserve"> </w:t>
+      </w:r>
+      <w:r>
+        <w:t xml:space="preserve"> </w:t>
+      </w:r>
+      <w:r>
+        <w:t xml:space="preserve"> </w:t>
+      </w:r>
+      <w:r>
+        <w:t>8.2 Recommendations ......................................................... 26</w:t>
+      </w:r>
+    </w:p>
+    <w:p>
+      <w:pPr>
+        <w:jc w:val="both"/>
+      </w:pPr>
+      <w:r>
+        <w:t>9. FUTURE PLAN .............................................................. 28</w:t>
+      </w:r>
+    </w:p>
+    <w:p>
+      <w:pPr>
+        <w:jc w:val="both"/>
+      </w:pPr>
+      <w:r>
+        <w:t>10. REFERENCES .............................................................. 31</w:t>
+      </w:r>
+    </w:p>
+    <w:p>
+      <w:pPr>
+        <w:jc w:val="both"/>
+      </w:pPr>
+      <w:r>
+        <w:t>APPENDIX A — ABBREVIATIONS AND GLOSSARY ..................................... 33</w:t>
+      </w:r>
+    </w:p>
+    <w:p>
+      <w:pPr>
+        <w:jc w:val="both"/>
+      </w:pPr>
+      <w:r>
+        <w:t>APPENDIX B — REPRODUCTION OF RESULTS ........................................ 35</w:t>
+      </w:r>
+    </w:p>
+    <w:p>
+      <w:pPr>
+        <w:jc w:val="both"/>
+      </w:pPr>
+      <w:r>
+        <w:t>CHECKLIST OF ITEMS FOR THE FINAL REPORT ..................................... 37</w:t>
       </w:r>
     </w:p>
     <w:p>
@@ -14966,6 +14986,1666 @@
     </w:p>
     <w:p>
       <w:pPr>
+        <w:pStyle w:val="Heading3"/>
+        <w:keepNext/>
+        <w:spacing w:before="240" w:after="80"/>
+      </w:pPr>
+      <w:r>
+        <w:rPr>
+          <w:rFonts w:ascii="Times New Roman" w:hAnsi="Times New Roman"/>
+          <w:b/>
+          <w:color w:val="2C5282"/>
+          <w:sz w:val="23"/>
+        </w:rPr>
+        <w:t>7.7 Localising the Interface-pLDDT Signal</w:t>
+      </w:r>
+    </w:p>
+    <w:p>
+      <w:pPr>
+        <w:jc w:val="both"/>
+      </w:pPr>
+      <w:r>
+        <w:t>Section 7.6 establishes that interface pLDDT responds to sequence order. It does</w:t>
+      </w:r>
+    </w:p>
+    <w:p>
+      <w:pPr>
+        <w:jc w:val="both"/>
+      </w:pPr>
+      <w:r>
+        <w:t xml:space="preserve">not establish </w:t>
+      </w:r>
+      <w:r>
+        <w:rPr>
+          <w:i/>
+        </w:rPr>
+        <w:t>what</w:t>
+      </w:r>
+      <w:r>
+        <w:t xml:space="preserve"> it is responding to. Two further experiments address the</w:t>
+      </w:r>
+    </w:p>
+    <w:p>
+      <w:pPr>
+        <w:jc w:val="both"/>
+      </w:pPr>
+      <w:r>
+        <w:t>most natural objection: a scrambled peptide is often more disordered, so the</w:t>
+      </w:r>
+    </w:p>
+    <w:p>
+      <w:pPr>
+        <w:jc w:val="both"/>
+      </w:pPr>
+      <w:r>
+        <w:t>result could reflect peptide foldability with no binding information in it.</w:t>
+      </w:r>
+    </w:p>
+    <w:p>
+      <w:pPr>
+        <w:pStyle w:val="Heading4"/>
+        <w:keepNext/>
+        <w:spacing w:before="200" w:after="80"/>
+      </w:pPr>
+      <w:r>
+        <w:rPr>
+          <w:rFonts w:ascii="Times New Roman" w:hAnsi="Times New Roman"/>
+          <w:b/>
+          <w:color w:val="2C5282"/>
+          <w:sz w:val="22"/>
+        </w:rPr>
+        <w:t>7.7.1 Which side of the interface carries the signal</w:t>
+      </w:r>
+    </w:p>
+    <w:p>
+      <w:pPr>
+        <w:jc w:val="both"/>
+      </w:pPr>
+      <w:r>
+        <w:t>Interface pLDDT averages over residues on both chains, so the two readings</w:t>
+      </w:r>
+    </w:p>
+    <w:p>
+      <w:pPr>
+        <w:jc w:val="both"/>
+      </w:pPr>
+      <w:r>
+        <w:t>separate. This costs no further folding — it re-reads the structures of</w:t>
+      </w:r>
+    </w:p>
+    <w:p>
+      <w:pPr>
+        <w:jc w:val="both"/>
+      </w:pPr>
+      <w:r>
+        <w:t>Section 7.4.</w:t>
+      </w:r>
+    </w:p>
+    <w:tbl>
+      <w:tblPr>
+        <w:tblW w:type="auto" w:w="0"/>
+        <w:jc w:val="center"/>
+        <w:tblLook w:firstColumn="1" w:firstRow="1" w:lastColumn="0" w:lastRow="0" w:noHBand="0" w:noVBand="1" w:val="04A0"/>
+        <w:tblBorders>
+          <w:top w:val="single" w:sz="4" w:space="0" w:color="cbd5e0"/>
+          <w:bottom w:val="single" w:sz="4" w:space="0" w:color="cbd5e0"/>
+          <w:left w:val="single" w:sz="4" w:space="0" w:color="cbd5e0"/>
+          <w:right w:val="single" w:sz="4" w:space="0" w:color="cbd5e0"/>
+          <w:insideH w:val="single" w:sz="4" w:space="0" w:color="cbd5e0"/>
+          <w:insideV w:val="single" w:sz="4" w:space="0" w:color="cbd5e0"/>
+        </w:tblBorders>
+      </w:tblPr>
+      <w:tblGrid>
+        <w:gridCol w:w="1505"/>
+        <w:gridCol w:w="1505"/>
+        <w:gridCol w:w="1505"/>
+        <w:gridCol w:w="1505"/>
+        <w:gridCol w:w="1505"/>
+        <w:gridCol w:w="1505"/>
+      </w:tblGrid>
+      <w:tr>
+        <w:tc>
+          <w:tcPr>
+            <w:tcW w:type="dxa" w:w="1505"/>
+            <w:tcMar>
+              <w:top w:w="100" w:type="dxa"/>
+              <w:bottom w:w="100" w:type="dxa"/>
+              <w:left w:w="120" w:type="dxa"/>
+              <w:right w:w="120" w:type="dxa"/>
+            </w:tcMar>
+            <w:shd w:fill="ebf8ff"/>
+          </w:tcPr>
+          <w:p>
+            <w:pPr>
+              <w:jc w:val="center"/>
+            </w:pPr>
+            <w:r>
+              <w:rPr>
+                <w:b/>
+                <w:color w:val="2B6CB0"/>
+                <w:sz w:val="19"/>
+              </w:rPr>
+              <w:t>Quantity</w:t>
+            </w:r>
+          </w:p>
+        </w:tc>
+        <w:tc>
+          <w:tcPr>
+            <w:tcW w:type="dxa" w:w="1505"/>
+            <w:tcMar>
+              <w:top w:w="100" w:type="dxa"/>
+              <w:bottom w:w="100" w:type="dxa"/>
+              <w:left w:w="120" w:type="dxa"/>
+              <w:right w:w="120" w:type="dxa"/>
+            </w:tcMar>
+            <w:shd w:fill="ebf8ff"/>
+          </w:tcPr>
+          <w:p>
+            <w:pPr>
+              <w:jc w:val="center"/>
+            </w:pPr>
+            <w:r>
+              <w:rPr>
+                <w:b/>
+                <w:color w:val="2B6CB0"/>
+                <w:sz w:val="19"/>
+              </w:rPr>
+              <w:t>cognate</w:t>
+            </w:r>
+          </w:p>
+        </w:tc>
+        <w:tc>
+          <w:tcPr>
+            <w:tcW w:type="dxa" w:w="1505"/>
+            <w:tcMar>
+              <w:top w:w="100" w:type="dxa"/>
+              <w:bottom w:w="100" w:type="dxa"/>
+              <w:left w:w="120" w:type="dxa"/>
+              <w:right w:w="120" w:type="dxa"/>
+            </w:tcMar>
+            <w:shd w:fill="ebf8ff"/>
+          </w:tcPr>
+          <w:p>
+            <w:pPr>
+              <w:jc w:val="center"/>
+            </w:pPr>
+            <w:r>
+              <w:rPr>
+                <w:b/>
+                <w:color w:val="2B6CB0"/>
+                <w:sz w:val="19"/>
+              </w:rPr>
+              <w:t>scrambled</w:t>
+            </w:r>
+          </w:p>
+        </w:tc>
+        <w:tc>
+          <w:tcPr>
+            <w:tcW w:type="dxa" w:w="1505"/>
+            <w:tcMar>
+              <w:top w:w="100" w:type="dxa"/>
+              <w:bottom w:w="100" w:type="dxa"/>
+              <w:left w:w="120" w:type="dxa"/>
+              <w:right w:w="120" w:type="dxa"/>
+            </w:tcMar>
+            <w:shd w:fill="ebf8ff"/>
+          </w:tcPr>
+          <w:p>
+            <w:pPr>
+              <w:jc w:val="center"/>
+            </w:pPr>
+            <w:r>
+              <w:rPr>
+                <w:b/>
+                <w:color w:val="2B6CB0"/>
+                <w:sz w:val="19"/>
+              </w:rPr>
+              <w:t>decoy</w:t>
+            </w:r>
+          </w:p>
+        </w:tc>
+        <w:tc>
+          <w:tcPr>
+            <w:tcW w:type="dxa" w:w="1505"/>
+            <w:tcMar>
+              <w:top w:w="100" w:type="dxa"/>
+              <w:bottom w:w="100" w:type="dxa"/>
+              <w:left w:w="120" w:type="dxa"/>
+              <w:right w:w="120" w:type="dxa"/>
+            </w:tcMar>
+            <w:shd w:fill="ebf8ff"/>
+          </w:tcPr>
+          <w:p>
+            <w:pPr>
+              <w:jc w:val="center"/>
+            </w:pPr>
+            <w:r>
+              <w:rPr>
+                <w:b/>
+                <w:color w:val="2B6CB0"/>
+                <w:sz w:val="19"/>
+              </w:rPr>
+              <w:t>cognate − own scramble</w:t>
+            </w:r>
+          </w:p>
+        </w:tc>
+        <w:tc>
+          <w:tcPr>
+            <w:tcW w:type="dxa" w:w="1505"/>
+            <w:tcMar>
+              <w:top w:w="100" w:type="dxa"/>
+              <w:bottom w:w="100" w:type="dxa"/>
+              <w:left w:w="120" w:type="dxa"/>
+              <w:right w:w="120" w:type="dxa"/>
+            </w:tcMar>
+            <w:shd w:fill="ebf8ff"/>
+          </w:tcPr>
+          <w:p>
+            <w:pPr>
+              <w:jc w:val="center"/>
+            </w:pPr>
+            <w:r>
+              <w:rPr>
+                <w:b/>
+                <w:color w:val="2B6CB0"/>
+                <w:sz w:val="19"/>
+              </w:rPr>
+              <w:t>p</w:t>
+            </w:r>
+          </w:p>
+        </w:tc>
+      </w:tr>
+      <w:tr>
+        <w:tc>
+          <w:tcPr>
+            <w:tcW w:type="dxa" w:w="1505"/>
+            <w:tcMar>
+              <w:top w:w="100" w:type="dxa"/>
+              <w:bottom w:w="100" w:type="dxa"/>
+              <w:left w:w="120" w:type="dxa"/>
+              <w:right w:w="120" w:type="dxa"/>
+            </w:tcMar>
+          </w:tcPr>
+          <w:p>
+            <w:r>
+              <w:rPr>
+                <w:b w:val="0"/>
+                <w:sz w:val="18"/>
+              </w:rPr>
+              <w:t>Pooled interface pLDDT</w:t>
+            </w:r>
+          </w:p>
+        </w:tc>
+        <w:tc>
+          <w:tcPr>
+            <w:tcW w:type="dxa" w:w="1505"/>
+            <w:tcMar>
+              <w:top w:w="100" w:type="dxa"/>
+              <w:bottom w:w="100" w:type="dxa"/>
+              <w:left w:w="120" w:type="dxa"/>
+              <w:right w:w="120" w:type="dxa"/>
+            </w:tcMar>
+          </w:tcPr>
+          <w:p>
+            <w:r>
+              <w:rPr>
+                <w:b w:val="0"/>
+                <w:sz w:val="18"/>
+              </w:rPr>
+              <w:t>49.60</w:t>
+            </w:r>
+          </w:p>
+        </w:tc>
+        <w:tc>
+          <w:tcPr>
+            <w:tcW w:type="dxa" w:w="1505"/>
+            <w:tcMar>
+              <w:top w:w="100" w:type="dxa"/>
+              <w:bottom w:w="100" w:type="dxa"/>
+              <w:left w:w="120" w:type="dxa"/>
+              <w:right w:w="120" w:type="dxa"/>
+            </w:tcMar>
+          </w:tcPr>
+          <w:p>
+            <w:r>
+              <w:rPr>
+                <w:b w:val="0"/>
+                <w:sz w:val="18"/>
+              </w:rPr>
+              <w:t>46.31</w:t>
+            </w:r>
+          </w:p>
+        </w:tc>
+        <w:tc>
+          <w:tcPr>
+            <w:tcW w:type="dxa" w:w="1505"/>
+            <w:tcMar>
+              <w:top w:w="100" w:type="dxa"/>
+              <w:bottom w:w="100" w:type="dxa"/>
+              <w:left w:w="120" w:type="dxa"/>
+              <w:right w:w="120" w:type="dxa"/>
+            </w:tcMar>
+          </w:tcPr>
+          <w:p>
+            <w:r>
+              <w:rPr>
+                <w:b w:val="0"/>
+                <w:sz w:val="18"/>
+              </w:rPr>
+              <w:t>45.93</w:t>
+            </w:r>
+          </w:p>
+        </w:tc>
+        <w:tc>
+          <w:tcPr>
+            <w:tcW w:type="dxa" w:w="1505"/>
+            <w:tcMar>
+              <w:top w:w="100" w:type="dxa"/>
+              <w:bottom w:w="100" w:type="dxa"/>
+              <w:left w:w="120" w:type="dxa"/>
+              <w:right w:w="120" w:type="dxa"/>
+            </w:tcMar>
+          </w:tcPr>
+          <w:p>
+            <w:r>
+              <w:rPr>
+                <w:b w:val="0"/>
+                <w:sz w:val="18"/>
+              </w:rPr>
+              <w:t>+3.30</w:t>
+            </w:r>
+          </w:p>
+        </w:tc>
+        <w:tc>
+          <w:tcPr>
+            <w:tcW w:type="dxa" w:w="1505"/>
+            <w:tcMar>
+              <w:top w:w="100" w:type="dxa"/>
+              <w:bottom w:w="100" w:type="dxa"/>
+              <w:left w:w="120" w:type="dxa"/>
+              <w:right w:w="120" w:type="dxa"/>
+            </w:tcMar>
+          </w:tcPr>
+          <w:p>
+            <w:r>
+              <w:rPr>
+                <w:b w:val="0"/>
+                <w:sz w:val="18"/>
+              </w:rPr>
+              <w:t>0.00000</w:t>
+            </w:r>
+          </w:p>
+        </w:tc>
+      </w:tr>
+      <w:tr>
+        <w:tc>
+          <w:tcPr>
+            <w:tcW w:type="dxa" w:w="1505"/>
+            <w:tcMar>
+              <w:top w:w="100" w:type="dxa"/>
+              <w:bottom w:w="100" w:type="dxa"/>
+              <w:left w:w="120" w:type="dxa"/>
+              <w:right w:w="120" w:type="dxa"/>
+            </w:tcMar>
+            <w:shd w:fill="f7fafc"/>
+          </w:tcPr>
+          <w:p>
+            <w:r>
+              <w:rPr>
+                <w:b w:val="0"/>
+                <w:sz w:val="18"/>
+              </w:rPr>
+              <w:t>Receptor side</w:t>
+            </w:r>
+          </w:p>
+        </w:tc>
+        <w:tc>
+          <w:tcPr>
+            <w:tcW w:type="dxa" w:w="1505"/>
+            <w:tcMar>
+              <w:top w:w="100" w:type="dxa"/>
+              <w:bottom w:w="100" w:type="dxa"/>
+              <w:left w:w="120" w:type="dxa"/>
+              <w:right w:w="120" w:type="dxa"/>
+            </w:tcMar>
+            <w:shd w:fill="f7fafc"/>
+          </w:tcPr>
+          <w:p>
+            <w:r>
+              <w:rPr>
+                <w:b w:val="0"/>
+                <w:sz w:val="18"/>
+              </w:rPr>
+              <w:t>51.94</w:t>
+            </w:r>
+          </w:p>
+        </w:tc>
+        <w:tc>
+          <w:tcPr>
+            <w:tcW w:type="dxa" w:w="1505"/>
+            <w:tcMar>
+              <w:top w:w="100" w:type="dxa"/>
+              <w:bottom w:w="100" w:type="dxa"/>
+              <w:left w:w="120" w:type="dxa"/>
+              <w:right w:w="120" w:type="dxa"/>
+            </w:tcMar>
+            <w:shd w:fill="f7fafc"/>
+          </w:tcPr>
+          <w:p>
+            <w:r>
+              <w:rPr>
+                <w:b w:val="0"/>
+                <w:sz w:val="18"/>
+              </w:rPr>
+              <w:t>49.56</w:t>
+            </w:r>
+          </w:p>
+        </w:tc>
+        <w:tc>
+          <w:tcPr>
+            <w:tcW w:type="dxa" w:w="1505"/>
+            <w:tcMar>
+              <w:top w:w="100" w:type="dxa"/>
+              <w:bottom w:w="100" w:type="dxa"/>
+              <w:left w:w="120" w:type="dxa"/>
+              <w:right w:w="120" w:type="dxa"/>
+            </w:tcMar>
+            <w:shd w:fill="f7fafc"/>
+          </w:tcPr>
+          <w:p>
+            <w:r>
+              <w:rPr>
+                <w:b w:val="0"/>
+                <w:sz w:val="18"/>
+              </w:rPr>
+              <w:t>49.41</w:t>
+            </w:r>
+          </w:p>
+        </w:tc>
+        <w:tc>
+          <w:tcPr>
+            <w:tcW w:type="dxa" w:w="1505"/>
+            <w:tcMar>
+              <w:top w:w="100" w:type="dxa"/>
+              <w:bottom w:w="100" w:type="dxa"/>
+              <w:left w:w="120" w:type="dxa"/>
+              <w:right w:w="120" w:type="dxa"/>
+            </w:tcMar>
+            <w:shd w:fill="f7fafc"/>
+          </w:tcPr>
+          <w:p>
+            <w:r>
+              <w:rPr>
+                <w:b w:val="0"/>
+                <w:sz w:val="18"/>
+              </w:rPr>
+              <w:t>+2.38</w:t>
+            </w:r>
+          </w:p>
+        </w:tc>
+        <w:tc>
+          <w:tcPr>
+            <w:tcW w:type="dxa" w:w="1505"/>
+            <w:tcMar>
+              <w:top w:w="100" w:type="dxa"/>
+              <w:bottom w:w="100" w:type="dxa"/>
+              <w:left w:w="120" w:type="dxa"/>
+              <w:right w:w="120" w:type="dxa"/>
+            </w:tcMar>
+            <w:shd w:fill="f7fafc"/>
+          </w:tcPr>
+          <w:p>
+            <w:r>
+              <w:rPr>
+                <w:b w:val="0"/>
+                <w:sz w:val="18"/>
+              </w:rPr>
+              <w:t>0.00006</w:t>
+            </w:r>
+          </w:p>
+        </w:tc>
+      </w:tr>
+      <w:tr>
+        <w:tc>
+          <w:tcPr>
+            <w:tcW w:type="dxa" w:w="1505"/>
+            <w:tcMar>
+              <w:top w:w="100" w:type="dxa"/>
+              <w:bottom w:w="100" w:type="dxa"/>
+              <w:left w:w="120" w:type="dxa"/>
+              <w:right w:w="120" w:type="dxa"/>
+            </w:tcMar>
+          </w:tcPr>
+          <w:p>
+            <w:r>
+              <w:rPr>
+                <w:b w:val="0"/>
+                <w:sz w:val="18"/>
+              </w:rPr>
+              <w:t>Peptide side</w:t>
+            </w:r>
+          </w:p>
+        </w:tc>
+        <w:tc>
+          <w:tcPr>
+            <w:tcW w:type="dxa" w:w="1505"/>
+            <w:tcMar>
+              <w:top w:w="100" w:type="dxa"/>
+              <w:bottom w:w="100" w:type="dxa"/>
+              <w:left w:w="120" w:type="dxa"/>
+              <w:right w:w="120" w:type="dxa"/>
+            </w:tcMar>
+          </w:tcPr>
+          <w:p>
+            <w:r>
+              <w:rPr>
+                <w:b w:val="0"/>
+                <w:sz w:val="18"/>
+              </w:rPr>
+              <w:t>44.37</w:t>
+            </w:r>
+          </w:p>
+        </w:tc>
+        <w:tc>
+          <w:tcPr>
+            <w:tcW w:type="dxa" w:w="1505"/>
+            <w:tcMar>
+              <w:top w:w="100" w:type="dxa"/>
+              <w:bottom w:w="100" w:type="dxa"/>
+              <w:left w:w="120" w:type="dxa"/>
+              <w:right w:w="120" w:type="dxa"/>
+            </w:tcMar>
+          </w:tcPr>
+          <w:p>
+            <w:r>
+              <w:rPr>
+                <w:b w:val="0"/>
+                <w:sz w:val="18"/>
+              </w:rPr>
+              <w:t>39.12</w:t>
+            </w:r>
+          </w:p>
+        </w:tc>
+        <w:tc>
+          <w:tcPr>
+            <w:tcW w:type="dxa" w:w="1505"/>
+            <w:tcMar>
+              <w:top w:w="100" w:type="dxa"/>
+              <w:bottom w:w="100" w:type="dxa"/>
+              <w:left w:w="120" w:type="dxa"/>
+              <w:right w:w="120" w:type="dxa"/>
+            </w:tcMar>
+          </w:tcPr>
+          <w:p>
+            <w:r>
+              <w:rPr>
+                <w:b w:val="0"/>
+                <w:sz w:val="18"/>
+              </w:rPr>
+              <w:t>39.16</w:t>
+            </w:r>
+          </w:p>
+        </w:tc>
+        <w:tc>
+          <w:tcPr>
+            <w:tcW w:type="dxa" w:w="1505"/>
+            <w:tcMar>
+              <w:top w:w="100" w:type="dxa"/>
+              <w:bottom w:w="100" w:type="dxa"/>
+              <w:left w:w="120" w:type="dxa"/>
+              <w:right w:w="120" w:type="dxa"/>
+            </w:tcMar>
+          </w:tcPr>
+          <w:p>
+            <w:r>
+              <w:rPr>
+                <w:b w:val="0"/>
+                <w:sz w:val="18"/>
+              </w:rPr>
+              <w:t>+5.25</w:t>
+            </w:r>
+          </w:p>
+        </w:tc>
+        <w:tc>
+          <w:tcPr>
+            <w:tcW w:type="dxa" w:w="1505"/>
+            <w:tcMar>
+              <w:top w:w="100" w:type="dxa"/>
+              <w:bottom w:w="100" w:type="dxa"/>
+              <w:left w:w="120" w:type="dxa"/>
+              <w:right w:w="120" w:type="dxa"/>
+            </w:tcMar>
+          </w:tcPr>
+          <w:p>
+            <w:r>
+              <w:rPr>
+                <w:b w:val="0"/>
+                <w:sz w:val="18"/>
+              </w:rPr>
+              <w:t>0.00001</w:t>
+            </w:r>
+          </w:p>
+        </w:tc>
+      </w:tr>
+      <w:tr>
+        <w:tc>
+          <w:tcPr>
+            <w:tcW w:type="dxa" w:w="1505"/>
+            <w:tcMar>
+              <w:top w:w="100" w:type="dxa"/>
+              <w:bottom w:w="100" w:type="dxa"/>
+              <w:left w:w="120" w:type="dxa"/>
+              <w:right w:w="120" w:type="dxa"/>
+            </w:tcMar>
+            <w:shd w:fill="f7fafc"/>
+          </w:tcPr>
+          <w:p>
+            <w:r>
+              <w:rPr>
+                <w:b w:val="0"/>
+                <w:sz w:val="18"/>
+              </w:rPr>
+              <w:t>Peptide, whole chain</w:t>
+            </w:r>
+          </w:p>
+        </w:tc>
+        <w:tc>
+          <w:tcPr>
+            <w:tcW w:type="dxa" w:w="1505"/>
+            <w:tcMar>
+              <w:top w:w="100" w:type="dxa"/>
+              <w:bottom w:w="100" w:type="dxa"/>
+              <w:left w:w="120" w:type="dxa"/>
+              <w:right w:w="120" w:type="dxa"/>
+            </w:tcMar>
+            <w:shd w:fill="f7fafc"/>
+          </w:tcPr>
+          <w:p>
+            <w:r>
+              <w:rPr>
+                <w:b w:val="0"/>
+                <w:sz w:val="18"/>
+              </w:rPr>
+              <w:t>44.08</w:t>
+            </w:r>
+          </w:p>
+        </w:tc>
+        <w:tc>
+          <w:tcPr>
+            <w:tcW w:type="dxa" w:w="1505"/>
+            <w:tcMar>
+              <w:top w:w="100" w:type="dxa"/>
+              <w:bottom w:w="100" w:type="dxa"/>
+              <w:left w:w="120" w:type="dxa"/>
+              <w:right w:w="120" w:type="dxa"/>
+            </w:tcMar>
+            <w:shd w:fill="f7fafc"/>
+          </w:tcPr>
+          <w:p>
+            <w:r>
+              <w:rPr>
+                <w:b w:val="0"/>
+                <w:sz w:val="18"/>
+              </w:rPr>
+              <w:t>39.21</w:t>
+            </w:r>
+          </w:p>
+        </w:tc>
+        <w:tc>
+          <w:tcPr>
+            <w:tcW w:type="dxa" w:w="1505"/>
+            <w:tcMar>
+              <w:top w:w="100" w:type="dxa"/>
+              <w:bottom w:w="100" w:type="dxa"/>
+              <w:left w:w="120" w:type="dxa"/>
+              <w:right w:w="120" w:type="dxa"/>
+            </w:tcMar>
+            <w:shd w:fill="f7fafc"/>
+          </w:tcPr>
+          <w:p>
+            <w:r>
+              <w:rPr>
+                <w:b w:val="0"/>
+                <w:sz w:val="18"/>
+              </w:rPr>
+              <w:t>39.13</w:t>
+            </w:r>
+          </w:p>
+        </w:tc>
+        <w:tc>
+          <w:tcPr>
+            <w:tcW w:type="dxa" w:w="1505"/>
+            <w:tcMar>
+              <w:top w:w="100" w:type="dxa"/>
+              <w:bottom w:w="100" w:type="dxa"/>
+              <w:left w:w="120" w:type="dxa"/>
+              <w:right w:w="120" w:type="dxa"/>
+            </w:tcMar>
+            <w:shd w:fill="f7fafc"/>
+          </w:tcPr>
+          <w:p>
+            <w:r>
+              <w:rPr>
+                <w:b w:val="0"/>
+                <w:sz w:val="18"/>
+              </w:rPr>
+              <w:t>+4.87</w:t>
+            </w:r>
+          </w:p>
+        </w:tc>
+        <w:tc>
+          <w:tcPr>
+            <w:tcW w:type="dxa" w:w="1505"/>
+            <w:tcMar>
+              <w:top w:w="100" w:type="dxa"/>
+              <w:bottom w:w="100" w:type="dxa"/>
+              <w:left w:w="120" w:type="dxa"/>
+              <w:right w:w="120" w:type="dxa"/>
+            </w:tcMar>
+            <w:shd w:fill="f7fafc"/>
+          </w:tcPr>
+          <w:p>
+            <w:r>
+              <w:rPr>
+                <w:b w:val="0"/>
+                <w:sz w:val="18"/>
+              </w:rPr>
+              <w:t>0.00003</w:t>
+            </w:r>
+          </w:p>
+        </w:tc>
+      </w:tr>
+    </w:tbl>
+    <w:p/>
+    <w:p>
+      <w:pPr>
+        <w:jc w:val="both"/>
+      </w:pPr>
+      <w:r>
+        <w:rPr>
+          <w:b/>
+        </w:rPr>
+        <w:t>The objection is half correct.</w:t>
+      </w:r>
+      <w:r>
+        <w:t xml:space="preserve"> Whole-chain peptide pLDDT moves by +4.87,</w:t>
+      </w:r>
+    </w:p>
+    <w:p>
+      <w:pPr>
+        <w:jc w:val="both"/>
+      </w:pPr>
+      <w:r>
+        <w:t>almost as much as the peptide-side interface value of +5.25. Most of the</w:t>
+      </w:r>
+    </w:p>
+    <w:p>
+      <w:pPr>
+        <w:jc w:val="both"/>
+      </w:pPr>
+      <w:r>
+        <w:t>peptide-side component is therefore not about the interface at all: it is the</w:t>
+      </w:r>
+    </w:p>
+    <w:p>
+      <w:pPr>
+        <w:jc w:val="both"/>
+      </w:pPr>
+      <w:r>
+        <w:t>peptide being placed more confidently along its whole length. Section 7.6 did</w:t>
+      </w:r>
+    </w:p>
+    <w:p>
+      <w:pPr>
+        <w:jc w:val="both"/>
+      </w:pPr>
+      <w:r>
+        <w:t>not separate these, and to that extent overstated what the pooled figure means.</w:t>
+      </w:r>
+    </w:p>
+    <w:p>
+      <w:pPr>
+        <w:jc w:val="both"/>
+      </w:pPr>
+      <w:r>
+        <w:rPr>
+          <w:b/>
+        </w:rPr>
+        <w:t>The receptor side survives the objection.</w:t>
+      </w:r>
+      <w:r>
+        <w:t xml:space="preserve"> The receptor's own residues are</w:t>
+      </w:r>
+    </w:p>
+    <w:p>
+      <w:pPr>
+        <w:jc w:val="both"/>
+      </w:pPr>
+      <w:r>
+        <w:t>placed more confidently when the cognate peptide is present (+2.38, p = 6e-5).</w:t>
+      </w:r>
+    </w:p>
+    <w:p>
+      <w:pPr>
+        <w:jc w:val="both"/>
+      </w:pPr>
+      <w:r>
+        <w:t>A more disordered peptide cannot make the receptor's residues more certain, so</w:t>
+      </w:r>
+    </w:p>
+    <w:p>
+      <w:pPr>
+        <w:jc w:val="both"/>
+      </w:pPr>
+      <w:r>
+        <w:t>peptide foldability does not account for this term. It is the strongest evidence</w:t>
+      </w:r>
+    </w:p>
+    <w:p>
+      <w:pPr>
+        <w:jc w:val="both"/>
+      </w:pPr>
+      <w:r>
+        <w:t>in this dissertation that the metric reads something about the interaction.</w:t>
+      </w:r>
+    </w:p>
+    <w:p>
+      <w:pPr>
+        <w:jc w:val="both"/>
+      </w:pPr>
+      <w:r>
+        <w:t>Taken alone the receptor side ranks the cognate against decoys at p = 0.086 —</w:t>
+      </w:r>
+    </w:p>
+    <w:p>
+      <w:pPr>
+        <w:jc w:val="both"/>
+      </w:pPr>
+      <w:r>
+        <w:t>separating a peptide from its own scramble but again not establishing receptor</w:t>
+      </w:r>
+    </w:p>
+    <w:p>
+      <w:pPr>
+        <w:jc w:val="both"/>
+      </w:pPr>
+      <w:r>
+        <w:t>specificity.</w:t>
+      </w:r>
+    </w:p>
+    <w:p>
+      <w:pPr>
+        <w:pStyle w:val="Heading4"/>
+        <w:keepNext/>
+        <w:spacing w:before="200" w:after="80"/>
+      </w:pPr>
+      <w:r>
+        <w:rPr>
+          <w:rFonts w:ascii="Times New Roman" w:hAnsi="Times New Roman"/>
+          <w:b/>
+          <w:color w:val="2C5282"/>
+          <w:sz w:val="22"/>
+        </w:rPr>
+        <w:t>7.7.2 Is the response tied to the binding site?</w:t>
+      </w:r>
+    </w:p>
+    <w:p>
+      <w:pPr>
+        <w:jc w:val="both"/>
+      </w:pPr>
+      <w:r>
+        <w:t>If the receptor responds to the correct peptide, the response should depend on</w:t>
+      </w:r>
+    </w:p>
+    <w:p>
+      <w:pPr>
+        <w:jc w:val="both"/>
+      </w:pPr>
+      <w:r>
+        <w:t>the binding site. Four arms were folded with the same cognate peptide, all in</w:t>
+      </w:r>
+    </w:p>
+    <w:p>
+      <w:pPr>
+        <w:jc w:val="both"/>
+      </w:pPr>
+      <w:r>
+        <w:t>single-sequence mode so that MSA presence is not a confound. The site is defined</w:t>
+      </w:r>
+    </w:p>
+    <w:p>
+      <w:pPr>
+        <w:jc w:val="both"/>
+      </w:pPr>
+      <w:r>
+        <w:t>as the 15 receptor residues nearest the peptide (mean 13.4): an 8 Å cutoff marks</w:t>
+      </w:r>
+    </w:p>
+    <w:p>
+      <w:pPr>
+        <w:jc w:val="both"/>
+      </w:pPr>
+      <w:r>
+        <w:t>roughly half of a small domain as interface, and alanine-substituting that many</w:t>
+      </w:r>
+    </w:p>
+    <w:p>
+      <w:pPr>
+        <w:jc w:val="both"/>
+      </w:pPr>
+      <w:r>
+        <w:t>residues destroys the fold, reintroducing the confound the control exists to</w:t>
+      </w:r>
+    </w:p>
+    <w:p>
+      <w:pPr>
+        <w:jc w:val="both"/>
+      </w:pPr>
+      <w:r>
+        <w:t>remove.</w:t>
+      </w:r>
+    </w:p>
+    <w:tbl>
+      <w:tblPr>
+        <w:tblW w:type="auto" w:w="0"/>
+        <w:jc w:val="center"/>
+        <w:tblLook w:firstColumn="1" w:firstRow="1" w:lastColumn="0" w:lastRow="0" w:noHBand="0" w:noVBand="1" w:val="04A0"/>
+        <w:tblBorders>
+          <w:top w:val="single" w:sz="4" w:space="0" w:color="cbd5e0"/>
+          <w:bottom w:val="single" w:sz="4" w:space="0" w:color="cbd5e0"/>
+          <w:left w:val="single" w:sz="4" w:space="0" w:color="cbd5e0"/>
+          <w:right w:val="single" w:sz="4" w:space="0" w:color="cbd5e0"/>
+          <w:insideH w:val="single" w:sz="4" w:space="0" w:color="cbd5e0"/>
+          <w:insideV w:val="single" w:sz="4" w:space="0" w:color="cbd5e0"/>
+        </w:tblBorders>
+      </w:tblPr>
+      <w:tblGrid>
+        <w:gridCol w:w="2257"/>
+        <w:gridCol w:w="2257"/>
+        <w:gridCol w:w="2257"/>
+        <w:gridCol w:w="2257"/>
+      </w:tblGrid>
+      <w:tr>
+        <w:tc>
+          <w:tcPr>
+            <w:tcW w:type="dxa" w:w="2257"/>
+            <w:tcMar>
+              <w:top w:w="100" w:type="dxa"/>
+              <w:bottom w:w="100" w:type="dxa"/>
+              <w:left w:w="120" w:type="dxa"/>
+              <w:right w:w="120" w:type="dxa"/>
+            </w:tcMar>
+            <w:shd w:fill="ebf8ff"/>
+          </w:tcPr>
+          <w:p>
+            <w:pPr>
+              <w:jc w:val="center"/>
+            </w:pPr>
+            <w:r>
+              <w:rPr>
+                <w:b/>
+                <w:color w:val="2B6CB0"/>
+                <w:sz w:val="19"/>
+              </w:rPr>
+              <w:t>Arm</w:t>
+            </w:r>
+          </w:p>
+        </w:tc>
+        <w:tc>
+          <w:tcPr>
+            <w:tcW w:type="dxa" w:w="2257"/>
+            <w:tcMar>
+              <w:top w:w="100" w:type="dxa"/>
+              <w:bottom w:w="100" w:type="dxa"/>
+              <w:left w:w="120" w:type="dxa"/>
+              <w:right w:w="120" w:type="dxa"/>
+            </w:tcMar>
+            <w:shd w:fill="ebf8ff"/>
+          </w:tcPr>
+          <w:p>
+            <w:pPr>
+              <w:jc w:val="center"/>
+            </w:pPr>
+            <w:r>
+              <w:rPr>
+                <w:b/>
+                <w:color w:val="2B6CB0"/>
+                <w:sz w:val="19"/>
+              </w:rPr>
+              <w:t>receptor side</w:t>
+            </w:r>
+          </w:p>
+        </w:tc>
+        <w:tc>
+          <w:tcPr>
+            <w:tcW w:type="dxa" w:w="2257"/>
+            <w:tcMar>
+              <w:top w:w="100" w:type="dxa"/>
+              <w:bottom w:w="100" w:type="dxa"/>
+              <w:left w:w="120" w:type="dxa"/>
+              <w:right w:w="120" w:type="dxa"/>
+            </w:tcMar>
+            <w:shd w:fill="ebf8ff"/>
+          </w:tcPr>
+          <w:p>
+            <w:pPr>
+              <w:jc w:val="center"/>
+            </w:pPr>
+            <w:r>
+              <w:rPr>
+                <w:b/>
+                <w:color w:val="2B6CB0"/>
+                <w:sz w:val="19"/>
+              </w:rPr>
+              <w:t>vs real</w:t>
+            </w:r>
+          </w:p>
+        </w:tc>
+        <w:tc>
+          <w:tcPr>
+            <w:tcW w:type="dxa" w:w="2257"/>
+            <w:tcMar>
+              <w:top w:w="100" w:type="dxa"/>
+              <w:bottom w:w="100" w:type="dxa"/>
+              <w:left w:w="120" w:type="dxa"/>
+              <w:right w:w="120" w:type="dxa"/>
+            </w:tcMar>
+            <w:shd w:fill="ebf8ff"/>
+          </w:tcPr>
+          <w:p>
+            <w:pPr>
+              <w:jc w:val="center"/>
+            </w:pPr>
+            <w:r>
+              <w:rPr>
+                <w:b/>
+                <w:color w:val="2B6CB0"/>
+                <w:sz w:val="19"/>
+              </w:rPr>
+              <w:t>p</w:t>
+            </w:r>
+          </w:p>
+        </w:tc>
+      </w:tr>
+      <w:tr>
+        <w:tc>
+          <w:tcPr>
+            <w:tcW w:type="dxa" w:w="2257"/>
+            <w:tcMar>
+              <w:top w:w="100" w:type="dxa"/>
+              <w:bottom w:w="100" w:type="dxa"/>
+              <w:left w:w="120" w:type="dxa"/>
+              <w:right w:w="120" w:type="dxa"/>
+            </w:tcMar>
+          </w:tcPr>
+          <w:p>
+            <w:r>
+              <w:rPr>
+                <w:b w:val="0"/>
+                <w:sz w:val="18"/>
+              </w:rPr>
+              <w:t>Real receptor</w:t>
+            </w:r>
+          </w:p>
+        </w:tc>
+        <w:tc>
+          <w:tcPr>
+            <w:tcW w:type="dxa" w:w="2257"/>
+            <w:tcMar>
+              <w:top w:w="100" w:type="dxa"/>
+              <w:bottom w:w="100" w:type="dxa"/>
+              <w:left w:w="120" w:type="dxa"/>
+              <w:right w:w="120" w:type="dxa"/>
+            </w:tcMar>
+          </w:tcPr>
+          <w:p>
+            <w:r>
+              <w:rPr>
+                <w:b w:val="0"/>
+                <w:sz w:val="18"/>
+              </w:rPr>
+              <w:t>45.70</w:t>
+            </w:r>
+          </w:p>
+        </w:tc>
+        <w:tc>
+          <w:tcPr>
+            <w:tcW w:type="dxa" w:w="2257"/>
+            <w:tcMar>
+              <w:top w:w="100" w:type="dxa"/>
+              <w:bottom w:w="100" w:type="dxa"/>
+              <w:left w:w="120" w:type="dxa"/>
+              <w:right w:w="120" w:type="dxa"/>
+            </w:tcMar>
+          </w:tcPr>
+          <w:p>
+            <w:r>
+              <w:rPr>
+                <w:b w:val="0"/>
+                <w:sz w:val="18"/>
+              </w:rPr>
+              <w:t>—</w:t>
+            </w:r>
+          </w:p>
+        </w:tc>
+        <w:tc>
+          <w:tcPr>
+            <w:tcW w:type="dxa" w:w="2257"/>
+            <w:tcMar>
+              <w:top w:w="100" w:type="dxa"/>
+              <w:bottom w:w="100" w:type="dxa"/>
+              <w:left w:w="120" w:type="dxa"/>
+              <w:right w:w="120" w:type="dxa"/>
+            </w:tcMar>
+          </w:tcPr>
+          <w:p>
+            <w:r>
+              <w:rPr>
+                <w:b w:val="0"/>
+                <w:sz w:val="18"/>
+              </w:rPr>
+              <w:t>—</w:t>
+            </w:r>
+          </w:p>
+        </w:tc>
+      </w:tr>
+      <w:tr>
+        <w:tc>
+          <w:tcPr>
+            <w:tcW w:type="dxa" w:w="2257"/>
+            <w:tcMar>
+              <w:top w:w="100" w:type="dxa"/>
+              <w:bottom w:w="100" w:type="dxa"/>
+              <w:left w:w="120" w:type="dxa"/>
+              <w:right w:w="120" w:type="dxa"/>
+            </w:tcMar>
+            <w:shd w:fill="f7fafc"/>
+          </w:tcPr>
+          <w:p>
+            <w:r>
+              <w:rPr>
+                <w:b w:val="0"/>
+                <w:sz w:val="18"/>
+              </w:rPr>
+              <w:t>Interface → alanine</w:t>
+            </w:r>
+          </w:p>
+        </w:tc>
+        <w:tc>
+          <w:tcPr>
+            <w:tcW w:type="dxa" w:w="2257"/>
+            <w:tcMar>
+              <w:top w:w="100" w:type="dxa"/>
+              <w:bottom w:w="100" w:type="dxa"/>
+              <w:left w:w="120" w:type="dxa"/>
+              <w:right w:w="120" w:type="dxa"/>
+            </w:tcMar>
+            <w:shd w:fill="f7fafc"/>
+          </w:tcPr>
+          <w:p>
+            <w:r>
+              <w:rPr>
+                <w:b w:val="0"/>
+                <w:sz w:val="18"/>
+              </w:rPr>
+              <w:t>36.77</w:t>
+            </w:r>
+          </w:p>
+        </w:tc>
+        <w:tc>
+          <w:tcPr>
+            <w:tcW w:type="dxa" w:w="2257"/>
+            <w:tcMar>
+              <w:top w:w="100" w:type="dxa"/>
+              <w:bottom w:w="100" w:type="dxa"/>
+              <w:left w:w="120" w:type="dxa"/>
+              <w:right w:w="120" w:type="dxa"/>
+            </w:tcMar>
+            <w:shd w:fill="f7fafc"/>
+          </w:tcPr>
+          <w:p>
+            <w:r>
+              <w:rPr>
+                <w:b w:val="0"/>
+                <w:sz w:val="18"/>
+              </w:rPr>
+              <w:t>−8.92</w:t>
+            </w:r>
+          </w:p>
+        </w:tc>
+        <w:tc>
+          <w:tcPr>
+            <w:tcW w:type="dxa" w:w="2257"/>
+            <w:tcMar>
+              <w:top w:w="100" w:type="dxa"/>
+              <w:bottom w:w="100" w:type="dxa"/>
+              <w:left w:w="120" w:type="dxa"/>
+              <w:right w:w="120" w:type="dxa"/>
+            </w:tcMar>
+            <w:shd w:fill="f7fafc"/>
+          </w:tcPr>
+          <w:p>
+            <w:r>
+              <w:rPr>
+                <w:b w:val="0"/>
+                <w:sz w:val="18"/>
+              </w:rPr>
+              <w:t>0.00001</w:t>
+            </w:r>
+          </w:p>
+        </w:tc>
+      </w:tr>
+      <w:tr>
+        <w:tc>
+          <w:tcPr>
+            <w:tcW w:type="dxa" w:w="2257"/>
+            <w:tcMar>
+              <w:top w:w="100" w:type="dxa"/>
+              <w:bottom w:w="100" w:type="dxa"/>
+              <w:left w:w="120" w:type="dxa"/>
+              <w:right w:w="120" w:type="dxa"/>
+            </w:tcMar>
+          </w:tcPr>
+          <w:p>
+            <w:r>
+              <w:rPr>
+                <w:b w:val="0"/>
+                <w:sz w:val="18"/>
+              </w:rPr>
+              <w:t>Surface → alanine (control)</w:t>
+            </w:r>
+          </w:p>
+        </w:tc>
+        <w:tc>
+          <w:tcPr>
+            <w:tcW w:type="dxa" w:w="2257"/>
+            <w:tcMar>
+              <w:top w:w="100" w:type="dxa"/>
+              <w:bottom w:w="100" w:type="dxa"/>
+              <w:left w:w="120" w:type="dxa"/>
+              <w:right w:w="120" w:type="dxa"/>
+            </w:tcMar>
+          </w:tcPr>
+          <w:p>
+            <w:r>
+              <w:rPr>
+                <w:b w:val="0"/>
+                <w:sz w:val="18"/>
+              </w:rPr>
+              <w:t>38.62</w:t>
+            </w:r>
+          </w:p>
+        </w:tc>
+        <w:tc>
+          <w:tcPr>
+            <w:tcW w:type="dxa" w:w="2257"/>
+            <w:tcMar>
+              <w:top w:w="100" w:type="dxa"/>
+              <w:bottom w:w="100" w:type="dxa"/>
+              <w:left w:w="120" w:type="dxa"/>
+              <w:right w:w="120" w:type="dxa"/>
+            </w:tcMar>
+          </w:tcPr>
+          <w:p>
+            <w:r>
+              <w:rPr>
+                <w:b w:val="0"/>
+                <w:sz w:val="18"/>
+              </w:rPr>
+              <w:t>−7.08</w:t>
+            </w:r>
+          </w:p>
+        </w:tc>
+        <w:tc>
+          <w:tcPr>
+            <w:tcW w:type="dxa" w:w="2257"/>
+            <w:tcMar>
+              <w:top w:w="100" w:type="dxa"/>
+              <w:bottom w:w="100" w:type="dxa"/>
+              <w:left w:w="120" w:type="dxa"/>
+              <w:right w:w="120" w:type="dxa"/>
+            </w:tcMar>
+          </w:tcPr>
+          <w:p>
+            <w:r>
+              <w:rPr>
+                <w:b w:val="0"/>
+                <w:sz w:val="18"/>
+              </w:rPr>
+              <w:t>0.00048</w:t>
+            </w:r>
+          </w:p>
+        </w:tc>
+      </w:tr>
+      <w:tr>
+        <w:tc>
+          <w:tcPr>
+            <w:tcW w:type="dxa" w:w="2257"/>
+            <w:tcMar>
+              <w:top w:w="100" w:type="dxa"/>
+              <w:bottom w:w="100" w:type="dxa"/>
+              <w:left w:w="120" w:type="dxa"/>
+              <w:right w:w="120" w:type="dxa"/>
+            </w:tcMar>
+            <w:shd w:fill="f7fafc"/>
+          </w:tcPr>
+          <w:p>
+            <w:r>
+              <w:rPr>
+                <w:b w:val="0"/>
+                <w:sz w:val="18"/>
+              </w:rPr>
+              <w:t>Scrambled receptor</w:t>
+            </w:r>
+          </w:p>
+        </w:tc>
+        <w:tc>
+          <w:tcPr>
+            <w:tcW w:type="dxa" w:w="2257"/>
+            <w:tcMar>
+              <w:top w:w="100" w:type="dxa"/>
+              <w:bottom w:w="100" w:type="dxa"/>
+              <w:left w:w="120" w:type="dxa"/>
+              <w:right w:w="120" w:type="dxa"/>
+            </w:tcMar>
+            <w:shd w:fill="f7fafc"/>
+          </w:tcPr>
+          <w:p>
+            <w:r>
+              <w:rPr>
+                <w:b w:val="0"/>
+                <w:sz w:val="18"/>
+              </w:rPr>
+              <w:t>34.03</w:t>
+            </w:r>
+          </w:p>
+        </w:tc>
+        <w:tc>
+          <w:tcPr>
+            <w:tcW w:type="dxa" w:w="2257"/>
+            <w:tcMar>
+              <w:top w:w="100" w:type="dxa"/>
+              <w:bottom w:w="100" w:type="dxa"/>
+              <w:left w:w="120" w:type="dxa"/>
+              <w:right w:w="120" w:type="dxa"/>
+            </w:tcMar>
+            <w:shd w:fill="f7fafc"/>
+          </w:tcPr>
+          <w:p>
+            <w:r>
+              <w:rPr>
+                <w:b w:val="0"/>
+                <w:sz w:val="18"/>
+              </w:rPr>
+              <w:t>−11.67</w:t>
+            </w:r>
+          </w:p>
+        </w:tc>
+        <w:tc>
+          <w:tcPr>
+            <w:tcW w:type="dxa" w:w="2257"/>
+            <w:tcMar>
+              <w:top w:w="100" w:type="dxa"/>
+              <w:bottom w:w="100" w:type="dxa"/>
+              <w:left w:w="120" w:type="dxa"/>
+              <w:right w:w="120" w:type="dxa"/>
+            </w:tcMar>
+            <w:shd w:fill="f7fafc"/>
+          </w:tcPr>
+          <w:p>
+            <w:r>
+              <w:rPr>
+                <w:b w:val="0"/>
+                <w:sz w:val="18"/>
+              </w:rPr>
+              <w:t>0.00000</w:t>
+            </w:r>
+          </w:p>
+        </w:tc>
+      </w:tr>
+    </w:tbl>
+    <w:p/>
+    <w:p>
+      <w:pPr>
+        <w:jc w:val="both"/>
+      </w:pPr>
+      <w:r>
+        <w:t>The decisive comparison is interface-alanine against surface-alanine, since both</w:t>
+      </w:r>
+    </w:p>
+    <w:p>
+      <w:pPr>
+        <w:jc w:val="both"/>
+      </w:pPr>
+      <w:r>
+        <w:t>mutate the same number of residues:</w:t>
+      </w:r>
+    </w:p>
+    <w:tbl>
+      <w:tblPr>
+        <w:tblW w:type="auto" w:w="0"/>
+        <w:jc w:val="center"/>
+        <w:tblLook w:firstColumn="1" w:firstRow="1" w:lastColumn="0" w:lastRow="0" w:noHBand="0" w:noVBand="1" w:val="04A0"/>
+        <w:tblBorders>
+          <w:top w:val="single" w:sz="4" w:space="0" w:color="e2e8f0"/>
+          <w:bottom w:val="single" w:sz="4" w:space="0" w:color="e2e8f0"/>
+          <w:left w:val="single" w:sz="8" w:space="0" w:color="3182ce"/>
+          <w:right w:val="single" w:sz="4" w:space="0" w:color="e2e8f0"/>
+        </w:tblBorders>
+      </w:tblPr>
+      <w:tblGrid>
+        <w:gridCol w:w="9029"/>
+      </w:tblGrid>
+      <w:tr>
+        <w:tc>
+          <w:tcPr>
+            <w:tcW w:type="dxa" w:w="9029"/>
+            <w:shd w:fill="f7fafc"/>
+            <w:tcMar>
+              <w:top w:w="150" w:type="dxa"/>
+              <w:bottom w:w="150" w:type="dxa"/>
+              <w:left w:w="200" w:type="dxa"/>
+              <w:right w:w="200" w:type="dxa"/>
+            </w:tcMar>
+          </w:tcPr>
+          <w:p>
+            <w:pPr>
+              <w:spacing w:line="240" w:lineRule="auto" w:after="0"/>
+            </w:pPr>
+            <w:r>
+              <w:rPr>
+                <w:rFonts w:ascii="Courier New" w:hAnsi="Courier New"/>
+                <w:color w:val="2D3748"/>
+                <w:sz w:val="17"/>
+              </w:rPr>
+              <w:t>difference   -1.84    95% CI [-5.05, +1.36]    p = 0.244</w:t>
+              <w:br/>
+              <w:t>paired dz     0.255   -&gt;  80% power requires n = 123 receptors</w:t>
+            </w:r>
+          </w:p>
+        </w:tc>
+      </w:tr>
+    </w:tbl>
+    <w:p/>
+    <w:p>
+      <w:pPr>
+        <w:jc w:val="both"/>
+      </w:pPr>
+      <w:r>
+        <w:t>Mutating the binding site costs more than mutating an equal number of exposed</w:t>
+      </w:r>
+    </w:p>
+    <w:p>
+      <w:pPr>
+        <w:jc w:val="both"/>
+      </w:pPr>
+      <w:r>
+        <w:t xml:space="preserve">residues elsewhere, but not detectably so. </w:t>
+      </w:r>
+      <w:r>
+        <w:rPr>
+          <w:b/>
+        </w:rPr>
+      </w:r>
+      <w:r>
+        <w:t>This is an underpowered result</w:t>
+      </w:r>
+    </w:p>
+    <w:p>
+      <w:pPr>
+        <w:jc w:val="both"/>
+      </w:pPr>
+      <w:r>
+        <w:t>rather than a negative one</w:t>
+      </w:r>
+      <w:r>
+        <w:rPr>
+          <w:b/>
+        </w:rPr>
+      </w:r>
+      <w:r>
+        <w:t>: the direction is correct and resolving it would</w:t>
+      </w:r>
+    </w:p>
+    <w:p>
+      <w:pPr>
+        <w:jc w:val="both"/>
+      </w:pPr>
+      <w:r>
+        <w:t>need roughly six times the present panel.</w:t>
+      </w:r>
+    </w:p>
+    <w:p>
+      <w:pPr>
+        <w:jc w:val="both"/>
+      </w:pPr>
+      <w:r>
+        <w:t>Two further caveats bound the interpretation. Single-sequence folding lowers the</w:t>
+      </w:r>
+    </w:p>
+    <w:p>
+      <w:pPr>
+        <w:jc w:val="both"/>
+      </w:pPr>
+      <w:r>
+        <w:t>baseline from 51.94 to 45.70, leaving less headroom; and every perturbation costs</w:t>
+      </w:r>
+    </w:p>
+    <w:p>
+      <w:pPr>
+        <w:jc w:val="both"/>
+      </w:pPr>
+      <w:r>
+        <w:t>7–12 pLDDT, so both arms may be compressed near a floor that would mask a real</w:t>
+      </w:r>
+    </w:p>
+    <w:p>
+      <w:pPr>
+        <w:jc w:val="both"/>
+      </w:pPr>
+      <w:r>
+        <w:t>difference. The scrambled-receptor arm falls furthest, as expected, but is</w:t>
+      </w:r>
+    </w:p>
+    <w:p>
+      <w:pPr>
+        <w:jc w:val="both"/>
+      </w:pPr>
+      <w:r>
+        <w:t>uninformative alone because shuffling destroys the fold as well as the site.</w:t>
+      </w:r>
+    </w:p>
+    <w:p>
+      <w:pPr>
+        <w:pStyle w:val="Heading4"/>
+        <w:keepNext/>
+        <w:spacing w:before="200" w:after="80"/>
+      </w:pPr>
+      <w:r>
+        <w:rPr>
+          <w:rFonts w:ascii="Times New Roman" w:hAnsi="Times New Roman"/>
+          <w:b/>
+          <w:color w:val="2C5282"/>
+          <w:sz w:val="22"/>
+        </w:rPr>
+        <w:t>7.7.3 Summary</w:t>
+      </w:r>
+    </w:p>
+    <w:p>
+      <w:pPr>
+        <w:jc w:val="both"/>
+      </w:pPr>
+      <w:r>
+        <w:rPr>
+          <w:b/>
+        </w:rPr>
+        <w:t>Strengthened.</w:t>
+      </w:r>
+      <w:r>
+        <w:t xml:space="preserve"> The receptor responds to which peptide it is given, and peptide</w:t>
+      </w:r>
+    </w:p>
+    <w:p>
+      <w:pPr>
+        <w:jc w:val="both"/>
+      </w:pPr>
+      <w:r>
+        <w:t>foldability cannot explain that.</w:t>
+      </w:r>
+    </w:p>
+    <w:p>
+      <w:pPr>
+        <w:jc w:val="both"/>
+      </w:pPr>
+      <w:r>
+        <w:rPr>
+          <w:b/>
+        </w:rPr>
+        <w:t>Not established.</w:t>
+      </w:r>
+      <w:r>
+        <w:t xml:space="preserve"> That the response is localised to the binding site.</w:t>
+      </w:r>
+    </w:p>
+    <w:p>
+      <w:pPr>
+        <w:jc w:val="both"/>
+      </w:pPr>
+      <w:r>
+        <w:t>Neither result changes the recommendation of Section 7.6 — rank on interface</w:t>
+      </w:r>
+    </w:p>
+    <w:p>
+      <w:pPr>
+        <w:jc w:val="both"/>
+      </w:pPr>
+      <w:r>
+        <w:t>pLDDT rather than ipTM — but the mechanism behind it is only partly</w:t>
+      </w:r>
+    </w:p>
+    <w:p>
+      <w:pPr>
+        <w:jc w:val="both"/>
+      </w:pPr>
+      <w:r>
+        <w:t>characterised, and one component of the pooled metric is now known to be largely</w:t>
+      </w:r>
+    </w:p>
+    <w:p>
+      <w:pPr>
+        <w:jc w:val="both"/>
+      </w:pPr>
+      <w:r>
+        <w:t>peptide foldability.</w:t>
+      </w:r>
+    </w:p>
+    <w:p>
+      <w:r>
+        <w:br w:type="page"/>
+      </w:r>
+    </w:p>
+    <w:p>
+      <w:pPr>
         <w:pStyle w:val="Heading1"/>
         <w:keepNext/>
         <w:spacing w:before="360" w:after="160"/>
@@ -15430,6 +17110,70 @@
       </w:pPr>
       <w:r>
         <w:t>specific to ipTM as a readout, not general to the prediction.</w:t>
+      </w:r>
+    </w:p>
+    <w:p>
+      <w:pPr>
+        <w:jc w:val="both"/>
+      </w:pPr>
+      <w:r>
+        <w:t>Section 7.7 then localises that signal, and qualifies it. Splitting the metric by</w:t>
+      </w:r>
+    </w:p>
+    <w:p>
+      <w:pPr>
+        <w:jc w:val="both"/>
+      </w:pPr>
+      <w:r>
+        <w:t>chain shows most of its peptide-side component is whole-chain peptide confidence</w:t>
+      </w:r>
+    </w:p>
+    <w:p>
+      <w:pPr>
+        <w:jc w:val="both"/>
+      </w:pPr>
+      <w:r>
+        <w:t>rather than interface confidence — the foldability objection is partly correct.</w:t>
+      </w:r>
+    </w:p>
+    <w:p>
+      <w:pPr>
+        <w:jc w:val="both"/>
+      </w:pPr>
+      <w:r>
+        <w:t>What survives is the receptor side: the receptor's own residues are placed more</w:t>
+      </w:r>
+    </w:p>
+    <w:p>
+      <w:pPr>
+        <w:jc w:val="both"/>
+      </w:pPr>
+      <w:r>
+        <w:t>confidently when given the cognate peptide (+2.38, p = 6e-5), which peptide</w:t>
+      </w:r>
+    </w:p>
+    <w:p>
+      <w:pPr>
+        <w:jc w:val="both"/>
+      </w:pPr>
+      <w:r>
+        <w:t>disorder cannot explain. An alanine scan of the binding site points the same way</w:t>
+      </w:r>
+    </w:p>
+    <w:p>
+      <w:pPr>
+        <w:jc w:val="both"/>
+      </w:pPr>
+      <w:r>
+        <w:t>but falls short of significance (p = 0.244, requiring roughly six times the</w:t>
+      </w:r>
+    </w:p>
+    <w:p>
+      <w:pPr>
+        <w:jc w:val="both"/>
+      </w:pPr>
+      <w:r>
+        <w:t>panel), so the response is not yet shown to be site-localised.</w:t>
       </w:r>
     </w:p>
     <w:p>

--- a/final_dissertation_report.docx
+++ b/final_dissertation_report.docx
@@ -2341,15 +2341,7 @@
         <w:t xml:space="preserve"> </w:t>
       </w:r>
       <w:r>
-        <w:t>7.7 Localising the Interface-pLDDT Signal ................................... 23</w:t>
-      </w:r>
-    </w:p>
-    <w:p>
-      <w:pPr>
-        <w:jc w:val="both"/>
-      </w:pPr>
-      <w:r>
-        <w:t>8. CONCLUSIONS AND RECOMMENDATIONS .......................................... 25</w:t>
+        <w:t>7.7 Localising the Interface-pLDDT Signal ................................... 24</w:t>
       </w:r>
     </w:p>
     <w:p>
@@ -2369,7 +2361,15 @@
         <w:t xml:space="preserve"> </w:t>
       </w:r>
       <w:r>
-        <w:t>8.1 Conclusions ............................................................. 25</w:t>
+        <w:t>7.8 Few-Step Distillation, and What It Reveals About the Negatives .......... 26</w:t>
+      </w:r>
+    </w:p>
+    <w:p>
+      <w:pPr>
+        <w:jc w:val="both"/>
+      </w:pPr>
+      <w:r>
+        <w:t>8. CONCLUSIONS AND RECOMMENDATIONS .......................................... 28</w:t>
       </w:r>
     </w:p>
     <w:p>
@@ -2389,47 +2389,67 @@
         <w:t xml:space="preserve"> </w:t>
       </w:r>
       <w:r>
-        <w:t>8.2 Recommendations ......................................................... 26</w:t>
-      </w:r>
-    </w:p>
-    <w:p>
-      <w:pPr>
-        <w:jc w:val="both"/>
-      </w:pPr>
-      <w:r>
-        <w:t>9. FUTURE PLAN .............................................................. 28</w:t>
-      </w:r>
-    </w:p>
-    <w:p>
-      <w:pPr>
-        <w:jc w:val="both"/>
-      </w:pPr>
-      <w:r>
-        <w:t>10. REFERENCES .............................................................. 31</w:t>
-      </w:r>
-    </w:p>
-    <w:p>
-      <w:pPr>
-        <w:jc w:val="both"/>
-      </w:pPr>
-      <w:r>
-        <w:t>APPENDIX A — ABBREVIATIONS AND GLOSSARY ..................................... 33</w:t>
-      </w:r>
-    </w:p>
-    <w:p>
-      <w:pPr>
-        <w:jc w:val="both"/>
-      </w:pPr>
-      <w:r>
-        <w:t>APPENDIX B — REPRODUCTION OF RESULTS ........................................ 35</w:t>
-      </w:r>
-    </w:p>
-    <w:p>
-      <w:pPr>
-        <w:jc w:val="both"/>
-      </w:pPr>
-      <w:r>
-        <w:t>CHECKLIST OF ITEMS FOR THE FINAL REPORT ..................................... 37</w:t>
+        <w:t>8.1 Conclusions ............................................................. 28</w:t>
+      </w:r>
+    </w:p>
+    <w:p>
+      <w:pPr>
+        <w:jc w:val="both"/>
+      </w:pPr>
+      <w:r>
+        <w:t xml:space="preserve"> </w:t>
+      </w:r>
+      <w:r>
+        <w:t xml:space="preserve"> </w:t>
+      </w:r>
+      <w:r>
+        <w:t xml:space="preserve"> </w:t>
+      </w:r>
+      <w:r>
+        <w:t xml:space="preserve"> </w:t>
+      </w:r>
+      <w:r>
+        <w:t>8.2 Recommendations ......................................................... 29</w:t>
+      </w:r>
+    </w:p>
+    <w:p>
+      <w:pPr>
+        <w:jc w:val="both"/>
+      </w:pPr>
+      <w:r>
+        <w:t>9. FUTURE PLAN .............................................................. 32</w:t>
+      </w:r>
+    </w:p>
+    <w:p>
+      <w:pPr>
+        <w:jc w:val="both"/>
+      </w:pPr>
+      <w:r>
+        <w:t>10. REFERENCES .............................................................. 35</w:t>
+      </w:r>
+    </w:p>
+    <w:p>
+      <w:pPr>
+        <w:jc w:val="both"/>
+      </w:pPr>
+      <w:r>
+        <w:t>APPENDIX A — ABBREVIATIONS AND GLOSSARY ..................................... 37</w:t>
+      </w:r>
+    </w:p>
+    <w:p>
+      <w:pPr>
+        <w:jc w:val="both"/>
+      </w:pPr>
+      <w:r>
+        <w:t>APPENDIX B — REPRODUCTION OF RESULTS ........................................ 39</w:t>
+      </w:r>
+    </w:p>
+    <w:p>
+      <w:pPr>
+        <w:jc w:val="both"/>
+      </w:pPr>
+      <w:r>
+        <w:t>CHECKLIST OF ITEMS FOR THE FINAL REPORT ..................................... 41</w:t>
       </w:r>
     </w:p>
     <w:p>
@@ -14980,6 +15000,102 @@
       </w:r>
     </w:p>
     <w:p>
+      <w:pPr>
+        <w:jc w:val="both"/>
+      </w:pPr>
+      <w:r>
+        <w:rPr>
+          <w:b/>
+        </w:rPr>
+        <w:t>Correction — this result is model-dependent.</w:t>
+      </w:r>
+      <w:r>
+        <w:t xml:space="preserve"> Section 7.8 re-runs the</w:t>
+      </w:r>
+    </w:p>
+    <w:p>
+      <w:pPr>
+        <w:jc w:val="both"/>
+      </w:pPr>
+      <w:r>
+        <w:t>identical pairs on stock Boltz-1 and on a few-step-distilled model. Interface</w:t>
+      </w:r>
+    </w:p>
+    <w:p>
+      <w:pPr>
+        <w:jc w:val="both"/>
+      </w:pPr>
+      <w:r>
+        <w:t>pLDDT separates a cognate from its own scramble strongly on Boltz-2 (+3.30) and</w:t>
+      </w:r>
+    </w:p>
+    <w:p>
+      <w:pPr>
+        <w:jc w:val="both"/>
+      </w:pPr>
+      <w:r>
+        <w:t xml:space="preserve">on DeCAF-Boltz (+9.54), but </w:t>
+      </w:r>
+      <w:r>
+        <w:rPr>
+          <w:b/>
+        </w:rPr>
+        <w:t>not on Boltz-1</w:t>
+      </w:r>
+      <w:r>
+        <w:t xml:space="preserve"> (+1.54, p = 0.067, with a</w:t>
+      </w:r>
+    </w:p>
+    <w:p>
+      <w:pPr>
+        <w:jc w:val="both"/>
+      </w:pPr>
+      <w:r>
+        <w:t>confidence interval spanning zero, and receptor side p = 0.43). The</w:t>
+      </w:r>
+    </w:p>
+    <w:p>
+      <w:pPr>
+        <w:jc w:val="both"/>
+      </w:pPr>
+      <w:r>
+        <w:t>recommendation to rank on interface pLDDT holds for the models on which it was</w:t>
+      </w:r>
+    </w:p>
+    <w:p>
+      <w:pPr>
+        <w:jc w:val="both"/>
+      </w:pPr>
+      <w:r>
+        <w:t>measured; it does not generalise to every cofolding model, and this section</w:t>
+      </w:r>
+    </w:p>
+    <w:p>
+      <w:pPr>
+        <w:jc w:val="both"/>
+      </w:pPr>
+      <w:r>
+        <w:t>should not be read as though it does. Section 7.8 also shows that receptor</w:t>
+      </w:r>
+    </w:p>
+    <w:p>
+      <w:pPr>
+        <w:jc w:val="both"/>
+      </w:pPr>
+      <w:r>
+        <w:t xml:space="preserve">specificity, left open above, </w:t>
+      </w:r>
+      <w:r>
+        <w:rPr>
+          <w:b/>
+        </w:rPr>
+        <w:t>is</w:t>
+      </w:r>
+      <w:r>
+        <w:t xml:space="preserve"> established on the few-step model.</w:t>
+      </w:r>
+    </w:p>
+    <w:p>
       <w:r>
         <w:br w:type="page"/>
       </w:r>
@@ -16646,6 +16762,1609 @@
     </w:p>
     <w:p>
       <w:pPr>
+        <w:pStyle w:val="Heading3"/>
+        <w:keepNext/>
+        <w:spacing w:before="240" w:after="80"/>
+      </w:pPr>
+      <w:r>
+        <w:rPr>
+          <w:rFonts w:ascii="Times New Roman" w:hAnsi="Times New Roman"/>
+          <w:b/>
+          <w:color w:val="2C5282"/>
+          <w:sz w:val="23"/>
+        </w:rPr>
+        <w:t>7.8 Few-Step Distillation, and What It Reveals About the Negatives</w:t>
+      </w:r>
+    </w:p>
+    <w:p>
+      <w:pPr>
+        <w:jc w:val="both"/>
+      </w:pPr>
+      <w:r>
+        <w:t>Every result in Sections 7.2 to 7.7 was folded at 10 sampling steps from models</w:t>
+      </w:r>
+    </w:p>
+    <w:p>
+      <w:pPr>
+        <w:jc w:val="both"/>
+      </w:pPr>
+      <w:r>
+        <w:t>whose default is 200 (Section 1.5). The obvious objection is that the failures</w:t>
+      </w:r>
+    </w:p>
+    <w:p>
+      <w:pPr>
+        <w:jc w:val="both"/>
+      </w:pPr>
+      <w:r>
+        <w:t>are artefacts of under-sampling rather than properties of the metrics. Testing it</w:t>
+      </w:r>
+    </w:p>
+    <w:p>
+      <w:pPr>
+        <w:jc w:val="both"/>
+      </w:pPr>
+      <w:r>
+        <w:t xml:space="preserve">requires a model that is </w:t>
+      </w:r>
+      <w:r>
+        <w:rPr>
+          <w:i/>
+        </w:rPr>
+        <w:t>good</w:t>
+      </w:r>
+      <w:r>
+        <w:t xml:space="preserve"> at few steps.</w:t>
+      </w:r>
+    </w:p>
+    <w:p>
+      <w:pPr>
+        <w:jc w:val="both"/>
+      </w:pPr>
+      <w:r>
+        <w:t>DeCAF-Boltz distils Boltz-1 into a few-step generator [23]. Running the identical</w:t>
+      </w:r>
+    </w:p>
+    <w:p>
+      <w:pPr>
+        <w:jc w:val="both"/>
+      </w:pPr>
+      <w:r>
+        <w:t>132 pairs through it — and through stock Boltz-1 as a de-confounding arm, since</w:t>
+      </w:r>
+    </w:p>
+    <w:p>
+      <w:pPr>
+        <w:jc w:val="both"/>
+      </w:pPr>
+      <w:r>
+        <w:t>DeCAF changes both the base model and the sampling regime — answers the</w:t>
+      </w:r>
+    </w:p>
+    <w:p>
+      <w:pPr>
+        <w:jc w:val="both"/>
+      </w:pPr>
+      <w:r>
+        <w:t>objection, though not in the direction anticipated.</w:t>
+      </w:r>
+    </w:p>
+    <w:tbl>
+      <w:tblPr>
+        <w:tblW w:type="auto" w:w="0"/>
+        <w:jc w:val="center"/>
+        <w:tblLook w:firstColumn="1" w:firstRow="1" w:lastColumn="0" w:lastRow="0" w:noHBand="0" w:noVBand="1" w:val="04A0"/>
+        <w:tblBorders>
+          <w:top w:val="single" w:sz="4" w:space="0" w:color="cbd5e0"/>
+          <w:bottom w:val="single" w:sz="4" w:space="0" w:color="cbd5e0"/>
+          <w:left w:val="single" w:sz="4" w:space="0" w:color="cbd5e0"/>
+          <w:right w:val="single" w:sz="4" w:space="0" w:color="cbd5e0"/>
+          <w:insideH w:val="single" w:sz="4" w:space="0" w:color="cbd5e0"/>
+          <w:insideV w:val="single" w:sz="4" w:space="0" w:color="cbd5e0"/>
+        </w:tblBorders>
+      </w:tblPr>
+      <w:tblGrid>
+        <w:gridCol w:w="2257"/>
+        <w:gridCol w:w="2257"/>
+        <w:gridCol w:w="2257"/>
+        <w:gridCol w:w="2257"/>
+      </w:tblGrid>
+      <w:tr>
+        <w:tc>
+          <w:tcPr>
+            <w:tcW w:type="dxa" w:w="2257"/>
+            <w:tcMar>
+              <w:top w:w="100" w:type="dxa"/>
+              <w:bottom w:w="100" w:type="dxa"/>
+              <w:left w:w="120" w:type="dxa"/>
+              <w:right w:w="120" w:type="dxa"/>
+            </w:tcMar>
+            <w:shd w:fill="ebf8ff"/>
+          </w:tcPr>
+          <w:p>
+            <w:pPr>
+              <w:jc w:val="center"/>
+            </w:pPr>
+            <w:r>
+              <w:rPr>
+                <w:b/>
+                <w:color w:val="2B6CB0"/>
+                <w:sz w:val="19"/>
+              </w:rPr>
+              <w:t>Arm</w:t>
+            </w:r>
+          </w:p>
+        </w:tc>
+        <w:tc>
+          <w:tcPr>
+            <w:tcW w:type="dxa" w:w="2257"/>
+            <w:tcMar>
+              <w:top w:w="100" w:type="dxa"/>
+              <w:bottom w:w="100" w:type="dxa"/>
+              <w:left w:w="120" w:type="dxa"/>
+              <w:right w:w="120" w:type="dxa"/>
+            </w:tcMar>
+            <w:shd w:fill="ebf8ff"/>
+          </w:tcPr>
+          <w:p>
+            <w:pPr>
+              <w:jc w:val="center"/>
+            </w:pPr>
+            <w:r>
+              <w:rPr>
+                <w:b/>
+                <w:color w:val="2B6CB0"/>
+                <w:sz w:val="19"/>
+              </w:rPr>
+              <w:t>Base</w:t>
+            </w:r>
+          </w:p>
+        </w:tc>
+        <w:tc>
+          <w:tcPr>
+            <w:tcW w:type="dxa" w:w="2257"/>
+            <w:tcMar>
+              <w:top w:w="100" w:type="dxa"/>
+              <w:bottom w:w="100" w:type="dxa"/>
+              <w:left w:w="120" w:type="dxa"/>
+              <w:right w:w="120" w:type="dxa"/>
+            </w:tcMar>
+            <w:shd w:fill="ebf8ff"/>
+          </w:tcPr>
+          <w:p>
+            <w:pPr>
+              <w:jc w:val="center"/>
+            </w:pPr>
+            <w:r>
+              <w:rPr>
+                <w:b/>
+                <w:color w:val="2B6CB0"/>
+                <w:sz w:val="19"/>
+              </w:rPr>
+              <w:t>Trained for 10 steps</w:t>
+            </w:r>
+          </w:p>
+        </w:tc>
+        <w:tc>
+          <w:tcPr>
+            <w:tcW w:type="dxa" w:w="2257"/>
+            <w:tcMar>
+              <w:top w:w="100" w:type="dxa"/>
+              <w:bottom w:w="100" w:type="dxa"/>
+              <w:left w:w="120" w:type="dxa"/>
+              <w:right w:w="120" w:type="dxa"/>
+            </w:tcMar>
+            <w:shd w:fill="ebf8ff"/>
+          </w:tcPr>
+          <w:p>
+            <w:pPr>
+              <w:jc w:val="center"/>
+            </w:pPr>
+            <w:r>
+              <w:rPr>
+                <w:b/>
+                <w:color w:val="2B6CB0"/>
+                <w:sz w:val="19"/>
+              </w:rPr>
+              <w:t>Device</w:t>
+            </w:r>
+          </w:p>
+        </w:tc>
+      </w:tr>
+      <w:tr>
+        <w:tc>
+          <w:tcPr>
+            <w:tcW w:type="dxa" w:w="2257"/>
+            <w:tcMar>
+              <w:top w:w="100" w:type="dxa"/>
+              <w:bottom w:w="100" w:type="dxa"/>
+              <w:left w:w="120" w:type="dxa"/>
+              <w:right w:w="120" w:type="dxa"/>
+            </w:tcMar>
+          </w:tcPr>
+          <w:p>
+            <w:r>
+              <w:rPr>
+                <w:b w:val="0"/>
+                <w:sz w:val="18"/>
+              </w:rPr>
+              <w:t>Boltz-2</w:t>
+            </w:r>
+          </w:p>
+        </w:tc>
+        <w:tc>
+          <w:tcPr>
+            <w:tcW w:type="dxa" w:w="2257"/>
+            <w:tcMar>
+              <w:top w:w="100" w:type="dxa"/>
+              <w:bottom w:w="100" w:type="dxa"/>
+              <w:left w:w="120" w:type="dxa"/>
+              <w:right w:w="120" w:type="dxa"/>
+            </w:tcMar>
+          </w:tcPr>
+          <w:p>
+            <w:r>
+              <w:rPr>
+                <w:b w:val="0"/>
+                <w:sz w:val="18"/>
+              </w:rPr>
+              <w:t>Boltz-2</w:t>
+            </w:r>
+          </w:p>
+        </w:tc>
+        <w:tc>
+          <w:tcPr>
+            <w:tcW w:type="dxa" w:w="2257"/>
+            <w:tcMar>
+              <w:top w:w="100" w:type="dxa"/>
+              <w:bottom w:w="100" w:type="dxa"/>
+              <w:left w:w="120" w:type="dxa"/>
+              <w:right w:w="120" w:type="dxa"/>
+            </w:tcMar>
+          </w:tcPr>
+          <w:p>
+            <w:r>
+              <w:rPr>
+                <w:b w:val="0"/>
+                <w:sz w:val="18"/>
+              </w:rPr>
+              <w:t>no</w:t>
+            </w:r>
+          </w:p>
+        </w:tc>
+        <w:tc>
+          <w:tcPr>
+            <w:tcW w:type="dxa" w:w="2257"/>
+            <w:tcMar>
+              <w:top w:w="100" w:type="dxa"/>
+              <w:bottom w:w="100" w:type="dxa"/>
+              <w:left w:w="120" w:type="dxa"/>
+              <w:right w:w="120" w:type="dxa"/>
+            </w:tcMar>
+          </w:tcPr>
+          <w:p>
+            <w:r>
+              <w:rPr>
+                <w:b w:val="0"/>
+                <w:sz w:val="18"/>
+              </w:rPr>
+              <w:t>CPU</w:t>
+            </w:r>
+          </w:p>
+        </w:tc>
+      </w:tr>
+      <w:tr>
+        <w:tc>
+          <w:tcPr>
+            <w:tcW w:type="dxa" w:w="2257"/>
+            <w:tcMar>
+              <w:top w:w="100" w:type="dxa"/>
+              <w:bottom w:w="100" w:type="dxa"/>
+              <w:left w:w="120" w:type="dxa"/>
+              <w:right w:w="120" w:type="dxa"/>
+            </w:tcMar>
+            <w:shd w:fill="f7fafc"/>
+          </w:tcPr>
+          <w:p>
+            <w:r>
+              <w:rPr>
+                <w:b w:val="0"/>
+                <w:sz w:val="18"/>
+              </w:rPr>
+              <w:t>Boltz-1</w:t>
+            </w:r>
+          </w:p>
+        </w:tc>
+        <w:tc>
+          <w:tcPr>
+            <w:tcW w:type="dxa" w:w="2257"/>
+            <w:tcMar>
+              <w:top w:w="100" w:type="dxa"/>
+              <w:bottom w:w="100" w:type="dxa"/>
+              <w:left w:w="120" w:type="dxa"/>
+              <w:right w:w="120" w:type="dxa"/>
+            </w:tcMar>
+            <w:shd w:fill="f7fafc"/>
+          </w:tcPr>
+          <w:p>
+            <w:r>
+              <w:rPr>
+                <w:b w:val="0"/>
+                <w:sz w:val="18"/>
+              </w:rPr>
+              <w:t>Boltz-1</w:t>
+            </w:r>
+          </w:p>
+        </w:tc>
+        <w:tc>
+          <w:tcPr>
+            <w:tcW w:type="dxa" w:w="2257"/>
+            <w:tcMar>
+              <w:top w:w="100" w:type="dxa"/>
+              <w:bottom w:w="100" w:type="dxa"/>
+              <w:left w:w="120" w:type="dxa"/>
+              <w:right w:w="120" w:type="dxa"/>
+            </w:tcMar>
+            <w:shd w:fill="f7fafc"/>
+          </w:tcPr>
+          <w:p>
+            <w:r>
+              <w:rPr>
+                <w:b w:val="0"/>
+                <w:sz w:val="18"/>
+              </w:rPr>
+              <w:t>no</w:t>
+            </w:r>
+          </w:p>
+        </w:tc>
+        <w:tc>
+          <w:tcPr>
+            <w:tcW w:type="dxa" w:w="2257"/>
+            <w:tcMar>
+              <w:top w:w="100" w:type="dxa"/>
+              <w:bottom w:w="100" w:type="dxa"/>
+              <w:left w:w="120" w:type="dxa"/>
+              <w:right w:w="120" w:type="dxa"/>
+            </w:tcMar>
+            <w:shd w:fill="f7fafc"/>
+          </w:tcPr>
+          <w:p>
+            <w:r>
+              <w:rPr>
+                <w:b w:val="0"/>
+                <w:sz w:val="18"/>
+              </w:rPr>
+              <w:t>MPS</w:t>
+            </w:r>
+          </w:p>
+        </w:tc>
+      </w:tr>
+      <w:tr>
+        <w:tc>
+          <w:tcPr>
+            <w:tcW w:type="dxa" w:w="2257"/>
+            <w:tcMar>
+              <w:top w:w="100" w:type="dxa"/>
+              <w:bottom w:w="100" w:type="dxa"/>
+              <w:left w:w="120" w:type="dxa"/>
+              <w:right w:w="120" w:type="dxa"/>
+            </w:tcMar>
+          </w:tcPr>
+          <w:p>
+            <w:r>
+              <w:rPr>
+                <w:b w:val="0"/>
+                <w:sz w:val="18"/>
+              </w:rPr>
+              <w:t>DeCAF-Boltz</w:t>
+            </w:r>
+          </w:p>
+        </w:tc>
+        <w:tc>
+          <w:tcPr>
+            <w:tcW w:type="dxa" w:w="2257"/>
+            <w:tcMar>
+              <w:top w:w="100" w:type="dxa"/>
+              <w:bottom w:w="100" w:type="dxa"/>
+              <w:left w:w="120" w:type="dxa"/>
+              <w:right w:w="120" w:type="dxa"/>
+            </w:tcMar>
+          </w:tcPr>
+          <w:p>
+            <w:r>
+              <w:rPr>
+                <w:b w:val="0"/>
+                <w:sz w:val="18"/>
+              </w:rPr>
+              <w:t>Boltz-1</w:t>
+            </w:r>
+          </w:p>
+        </w:tc>
+        <w:tc>
+          <w:tcPr>
+            <w:tcW w:type="dxa" w:w="2257"/>
+            <w:tcMar>
+              <w:top w:w="100" w:type="dxa"/>
+              <w:bottom w:w="100" w:type="dxa"/>
+              <w:left w:w="120" w:type="dxa"/>
+              <w:right w:w="120" w:type="dxa"/>
+            </w:tcMar>
+          </w:tcPr>
+          <w:p>
+            <w:r>
+              <w:rPr>
+                <w:b w:val="0"/>
+                <w:sz w:val="18"/>
+              </w:rPr>
+              <w:t>yes</w:t>
+            </w:r>
+          </w:p>
+        </w:tc>
+        <w:tc>
+          <w:tcPr>
+            <w:tcW w:type="dxa" w:w="2257"/>
+            <w:tcMar>
+              <w:top w:w="100" w:type="dxa"/>
+              <w:bottom w:w="100" w:type="dxa"/>
+              <w:left w:w="120" w:type="dxa"/>
+              <w:right w:w="120" w:type="dxa"/>
+            </w:tcMar>
+          </w:tcPr>
+          <w:p>
+            <w:r>
+              <w:rPr>
+                <w:b w:val="0"/>
+                <w:sz w:val="18"/>
+              </w:rPr>
+              <w:t>MPS</w:t>
+            </w:r>
+          </w:p>
+        </w:tc>
+      </w:tr>
+    </w:tbl>
+    <w:p/>
+    <w:p>
+      <w:pPr>
+        <w:jc w:val="both"/>
+      </w:pPr>
+      <w:r>
+        <w:t>DeCAF and Boltz-1 share a base, a device and a step count, so that pair isolates</w:t>
+      </w:r>
+    </w:p>
+    <w:p>
+      <w:pPr>
+        <w:jc w:val="both"/>
+      </w:pPr>
+      <w:r>
+        <w:t>few-step training.</w:t>
+      </w:r>
+    </w:p>
+    <w:p>
+      <w:pPr>
+        <w:jc w:val="both"/>
+      </w:pPr>
+      <w:r>
+        <w:rPr>
+          <w:b/>
+        </w:rPr>
+        <w:t>Order sensitivity — cognate minus its own scramble:</w:t>
+      </w:r>
+    </w:p>
+    <w:tbl>
+      <w:tblPr>
+        <w:tblW w:type="auto" w:w="0"/>
+        <w:jc w:val="center"/>
+        <w:tblLook w:firstColumn="1" w:firstRow="1" w:lastColumn="0" w:lastRow="0" w:noHBand="0" w:noVBand="1" w:val="04A0"/>
+        <w:tblBorders>
+          <w:top w:val="single" w:sz="4" w:space="0" w:color="cbd5e0"/>
+          <w:bottom w:val="single" w:sz="4" w:space="0" w:color="cbd5e0"/>
+          <w:left w:val="single" w:sz="4" w:space="0" w:color="cbd5e0"/>
+          <w:right w:val="single" w:sz="4" w:space="0" w:color="cbd5e0"/>
+          <w:insideH w:val="single" w:sz="4" w:space="0" w:color="cbd5e0"/>
+          <w:insideV w:val="single" w:sz="4" w:space="0" w:color="cbd5e0"/>
+        </w:tblBorders>
+      </w:tblPr>
+      <w:tblGrid>
+        <w:gridCol w:w="2257"/>
+        <w:gridCol w:w="2257"/>
+        <w:gridCol w:w="2257"/>
+        <w:gridCol w:w="2257"/>
+      </w:tblGrid>
+      <w:tr>
+        <w:tc>
+          <w:tcPr>
+            <w:tcW w:type="dxa" w:w="2257"/>
+            <w:tcMar>
+              <w:top w:w="100" w:type="dxa"/>
+              <w:bottom w:w="100" w:type="dxa"/>
+              <w:left w:w="120" w:type="dxa"/>
+              <w:right w:w="120" w:type="dxa"/>
+            </w:tcMar>
+            <w:shd w:fill="ebf8ff"/>
+          </w:tcPr>
+          <w:p>
+            <w:pPr>
+              <w:jc w:val="center"/>
+            </w:pPr>
+            <w:r>
+              <w:rPr>
+                <w:b/>
+                <w:color w:val="2B6CB0"/>
+                <w:sz w:val="19"/>
+              </w:rPr>
+              <w:t>Metric</w:t>
+            </w:r>
+          </w:p>
+        </w:tc>
+        <w:tc>
+          <w:tcPr>
+            <w:tcW w:type="dxa" w:w="2257"/>
+            <w:tcMar>
+              <w:top w:w="100" w:type="dxa"/>
+              <w:bottom w:w="100" w:type="dxa"/>
+              <w:left w:w="120" w:type="dxa"/>
+              <w:right w:w="120" w:type="dxa"/>
+            </w:tcMar>
+            <w:shd w:fill="ebf8ff"/>
+          </w:tcPr>
+          <w:p>
+            <w:pPr>
+              <w:jc w:val="center"/>
+            </w:pPr>
+            <w:r>
+              <w:rPr>
+                <w:b/>
+                <w:color w:val="2B6CB0"/>
+                <w:sz w:val="19"/>
+              </w:rPr>
+              <w:t>Boltz-2</w:t>
+            </w:r>
+          </w:p>
+        </w:tc>
+        <w:tc>
+          <w:tcPr>
+            <w:tcW w:type="dxa" w:w="2257"/>
+            <w:tcMar>
+              <w:top w:w="100" w:type="dxa"/>
+              <w:bottom w:w="100" w:type="dxa"/>
+              <w:left w:w="120" w:type="dxa"/>
+              <w:right w:w="120" w:type="dxa"/>
+            </w:tcMar>
+            <w:shd w:fill="ebf8ff"/>
+          </w:tcPr>
+          <w:p>
+            <w:pPr>
+              <w:jc w:val="center"/>
+            </w:pPr>
+            <w:r>
+              <w:rPr>
+                <w:b/>
+                <w:color w:val="2B6CB0"/>
+                <w:sz w:val="19"/>
+              </w:rPr>
+              <w:t>Boltz-1</w:t>
+            </w:r>
+          </w:p>
+        </w:tc>
+        <w:tc>
+          <w:tcPr>
+            <w:tcW w:type="dxa" w:w="2257"/>
+            <w:tcMar>
+              <w:top w:w="100" w:type="dxa"/>
+              <w:bottom w:w="100" w:type="dxa"/>
+              <w:left w:w="120" w:type="dxa"/>
+              <w:right w:w="120" w:type="dxa"/>
+            </w:tcMar>
+            <w:shd w:fill="ebf8ff"/>
+          </w:tcPr>
+          <w:p>
+            <w:pPr>
+              <w:jc w:val="center"/>
+            </w:pPr>
+            <w:r>
+              <w:rPr>
+                <w:b/>
+                <w:color w:val="2B6CB0"/>
+                <w:sz w:val="19"/>
+              </w:rPr>
+              <w:t>DeCAF</w:t>
+            </w:r>
+          </w:p>
+        </w:tc>
+      </w:tr>
+      <w:tr>
+        <w:tc>
+          <w:tcPr>
+            <w:tcW w:type="dxa" w:w="2257"/>
+            <w:tcMar>
+              <w:top w:w="100" w:type="dxa"/>
+              <w:bottom w:w="100" w:type="dxa"/>
+              <w:left w:w="120" w:type="dxa"/>
+              <w:right w:w="120" w:type="dxa"/>
+            </w:tcMar>
+          </w:tcPr>
+          <w:p>
+            <w:r>
+              <w:rPr>
+                <w:b w:val="0"/>
+                <w:sz w:val="18"/>
+              </w:rPr>
+              <w:t>ipTM</w:t>
+            </w:r>
+          </w:p>
+        </w:tc>
+        <w:tc>
+          <w:tcPr>
+            <w:tcW w:type="dxa" w:w="2257"/>
+            <w:tcMar>
+              <w:top w:w="100" w:type="dxa"/>
+              <w:bottom w:w="100" w:type="dxa"/>
+              <w:left w:w="120" w:type="dxa"/>
+              <w:right w:w="120" w:type="dxa"/>
+            </w:tcMar>
+          </w:tcPr>
+          <w:p>
+            <w:r>
+              <w:rPr>
+                <w:b w:val="0"/>
+                <w:sz w:val="18"/>
+              </w:rPr>
+              <w:t>+0.013 (p = 0.42)</w:t>
+            </w:r>
+          </w:p>
+        </w:tc>
+        <w:tc>
+          <w:tcPr>
+            <w:tcW w:type="dxa" w:w="2257"/>
+            <w:tcMar>
+              <w:top w:w="100" w:type="dxa"/>
+              <w:bottom w:w="100" w:type="dxa"/>
+              <w:left w:w="120" w:type="dxa"/>
+              <w:right w:w="120" w:type="dxa"/>
+            </w:tcMar>
+          </w:tcPr>
+          <w:p>
+            <w:r>
+              <w:rPr>
+                <w:b w:val="0"/>
+                <w:sz w:val="18"/>
+              </w:rPr>
+              <w:t>+0.039 (p = 0.0043)</w:t>
+            </w:r>
+          </w:p>
+        </w:tc>
+        <w:tc>
+          <w:tcPr>
+            <w:tcW w:type="dxa" w:w="2257"/>
+            <w:tcMar>
+              <w:top w:w="100" w:type="dxa"/>
+              <w:bottom w:w="100" w:type="dxa"/>
+              <w:left w:w="120" w:type="dxa"/>
+              <w:right w:w="120" w:type="dxa"/>
+            </w:tcMar>
+          </w:tcPr>
+          <w:p>
+            <w:r>
+              <w:rPr>
+                <w:b w:val="0"/>
+                <w:sz w:val="18"/>
+              </w:rPr>
+              <w:t>+0.201 (p = 2e-5)</w:t>
+            </w:r>
+          </w:p>
+        </w:tc>
+      </w:tr>
+      <w:tr>
+        <w:tc>
+          <w:tcPr>
+            <w:tcW w:type="dxa" w:w="2257"/>
+            <w:tcMar>
+              <w:top w:w="100" w:type="dxa"/>
+              <w:bottom w:w="100" w:type="dxa"/>
+              <w:left w:w="120" w:type="dxa"/>
+              <w:right w:w="120" w:type="dxa"/>
+            </w:tcMar>
+            <w:shd w:fill="f7fafc"/>
+          </w:tcPr>
+          <w:p>
+            <w:r>
+              <w:rPr>
+                <w:b w:val="0"/>
+                <w:sz w:val="18"/>
+              </w:rPr>
+              <w:t>Interface pLDDT</w:t>
+            </w:r>
+          </w:p>
+        </w:tc>
+        <w:tc>
+          <w:tcPr>
+            <w:tcW w:type="dxa" w:w="2257"/>
+            <w:tcMar>
+              <w:top w:w="100" w:type="dxa"/>
+              <w:bottom w:w="100" w:type="dxa"/>
+              <w:left w:w="120" w:type="dxa"/>
+              <w:right w:w="120" w:type="dxa"/>
+            </w:tcMar>
+            <w:shd w:fill="f7fafc"/>
+          </w:tcPr>
+          <w:p>
+            <w:r>
+              <w:rPr>
+                <w:b w:val="0"/>
+                <w:sz w:val="18"/>
+              </w:rPr>
+              <w:t>+3.30 (p &lt; 1e-5)</w:t>
+            </w:r>
+          </w:p>
+        </w:tc>
+        <w:tc>
+          <w:tcPr>
+            <w:tcW w:type="dxa" w:w="2257"/>
+            <w:tcMar>
+              <w:top w:w="100" w:type="dxa"/>
+              <w:bottom w:w="100" w:type="dxa"/>
+              <w:left w:w="120" w:type="dxa"/>
+              <w:right w:w="120" w:type="dxa"/>
+            </w:tcMar>
+            <w:shd w:fill="f7fafc"/>
+          </w:tcPr>
+          <w:p>
+            <w:r>
+              <w:rPr>
+                <w:b w:val="0"/>
+                <w:sz w:val="18"/>
+              </w:rPr>
+              <w:t>+1.54 (p = 0.067)</w:t>
+            </w:r>
+          </w:p>
+        </w:tc>
+        <w:tc>
+          <w:tcPr>
+            <w:tcW w:type="dxa" w:w="2257"/>
+            <w:tcMar>
+              <w:top w:w="100" w:type="dxa"/>
+              <w:bottom w:w="100" w:type="dxa"/>
+              <w:left w:w="120" w:type="dxa"/>
+              <w:right w:w="120" w:type="dxa"/>
+            </w:tcMar>
+            <w:shd w:fill="f7fafc"/>
+          </w:tcPr>
+          <w:p>
+            <w:r>
+              <w:rPr>
+                <w:b w:val="0"/>
+                <w:sz w:val="18"/>
+              </w:rPr>
+              <w:t>+9.54 (p &lt; 1e-5)</w:t>
+            </w:r>
+          </w:p>
+        </w:tc>
+      </w:tr>
+      <w:tr>
+        <w:tc>
+          <w:tcPr>
+            <w:tcW w:type="dxa" w:w="2257"/>
+            <w:tcMar>
+              <w:top w:w="100" w:type="dxa"/>
+              <w:bottom w:w="100" w:type="dxa"/>
+              <w:left w:w="120" w:type="dxa"/>
+              <w:right w:w="120" w:type="dxa"/>
+            </w:tcMar>
+          </w:tcPr>
+          <w:p>
+            <w:r>
+              <w:rPr>
+                <w:b w:val="0"/>
+                <w:sz w:val="18"/>
+              </w:rPr>
+              <w:t>Receptor side</w:t>
+            </w:r>
+          </w:p>
+        </w:tc>
+        <w:tc>
+          <w:tcPr>
+            <w:tcW w:type="dxa" w:w="2257"/>
+            <w:tcMar>
+              <w:top w:w="100" w:type="dxa"/>
+              <w:bottom w:w="100" w:type="dxa"/>
+              <w:left w:w="120" w:type="dxa"/>
+              <w:right w:w="120" w:type="dxa"/>
+            </w:tcMar>
+          </w:tcPr>
+          <w:p>
+            <w:r>
+              <w:rPr>
+                <w:b w:val="0"/>
+                <w:sz w:val="18"/>
+              </w:rPr>
+              <w:t>+2.38 (p = 6e-5)</w:t>
+            </w:r>
+          </w:p>
+        </w:tc>
+        <w:tc>
+          <w:tcPr>
+            <w:tcW w:type="dxa" w:w="2257"/>
+            <w:tcMar>
+              <w:top w:w="100" w:type="dxa"/>
+              <w:bottom w:w="100" w:type="dxa"/>
+              <w:left w:w="120" w:type="dxa"/>
+              <w:right w:w="120" w:type="dxa"/>
+            </w:tcMar>
+          </w:tcPr>
+          <w:p>
+            <w:r>
+              <w:rPr>
+                <w:b w:val="0"/>
+                <w:sz w:val="18"/>
+              </w:rPr>
+              <w:t>+0.71 (p = 0.43)</w:t>
+            </w:r>
+          </w:p>
+        </w:tc>
+        <w:tc>
+          <w:tcPr>
+            <w:tcW w:type="dxa" w:w="2257"/>
+            <w:tcMar>
+              <w:top w:w="100" w:type="dxa"/>
+              <w:bottom w:w="100" w:type="dxa"/>
+              <w:left w:w="120" w:type="dxa"/>
+              <w:right w:w="120" w:type="dxa"/>
+            </w:tcMar>
+          </w:tcPr>
+          <w:p>
+            <w:r>
+              <w:rPr>
+                <w:b w:val="0"/>
+                <w:sz w:val="18"/>
+              </w:rPr>
+              <w:t>+5.95 (p = 1e-5)</w:t>
+            </w:r>
+          </w:p>
+        </w:tc>
+      </w:tr>
+    </w:tbl>
+    <w:p/>
+    <w:p>
+      <w:pPr>
+        <w:jc w:val="both"/>
+      </w:pPr>
+      <w:r>
+        <w:rPr>
+          <w:b/>
+        </w:rPr>
+        <w:t>Receptor specificity — cognate ranked against its own decoys, chance 2.50:</w:t>
+      </w:r>
+    </w:p>
+    <w:tbl>
+      <w:tblPr>
+        <w:tblW w:type="auto" w:w="0"/>
+        <w:jc w:val="center"/>
+        <w:tblLook w:firstColumn="1" w:firstRow="1" w:lastColumn="0" w:lastRow="0" w:noHBand="0" w:noVBand="1" w:val="04A0"/>
+        <w:tblBorders>
+          <w:top w:val="single" w:sz="4" w:space="0" w:color="cbd5e0"/>
+          <w:bottom w:val="single" w:sz="4" w:space="0" w:color="cbd5e0"/>
+          <w:left w:val="single" w:sz="4" w:space="0" w:color="cbd5e0"/>
+          <w:right w:val="single" w:sz="4" w:space="0" w:color="cbd5e0"/>
+          <w:insideH w:val="single" w:sz="4" w:space="0" w:color="cbd5e0"/>
+          <w:insideV w:val="single" w:sz="4" w:space="0" w:color="cbd5e0"/>
+        </w:tblBorders>
+      </w:tblPr>
+      <w:tblGrid>
+        <w:gridCol w:w="2257"/>
+        <w:gridCol w:w="2257"/>
+        <w:gridCol w:w="2257"/>
+        <w:gridCol w:w="2257"/>
+      </w:tblGrid>
+      <w:tr>
+        <w:tc>
+          <w:tcPr>
+            <w:tcW w:type="dxa" w:w="2257"/>
+            <w:tcMar>
+              <w:top w:w="100" w:type="dxa"/>
+              <w:bottom w:w="100" w:type="dxa"/>
+              <w:left w:w="120" w:type="dxa"/>
+              <w:right w:w="120" w:type="dxa"/>
+            </w:tcMar>
+            <w:shd w:fill="ebf8ff"/>
+          </w:tcPr>
+          <w:p>
+            <w:pPr>
+              <w:jc w:val="center"/>
+            </w:pPr>
+            <w:r>
+              <w:rPr>
+                <w:b/>
+                <w:color w:val="2B6CB0"/>
+                <w:sz w:val="19"/>
+              </w:rPr>
+              <w:t>Metric</w:t>
+            </w:r>
+          </w:p>
+        </w:tc>
+        <w:tc>
+          <w:tcPr>
+            <w:tcW w:type="dxa" w:w="2257"/>
+            <w:tcMar>
+              <w:top w:w="100" w:type="dxa"/>
+              <w:bottom w:w="100" w:type="dxa"/>
+              <w:left w:w="120" w:type="dxa"/>
+              <w:right w:w="120" w:type="dxa"/>
+            </w:tcMar>
+            <w:shd w:fill="ebf8ff"/>
+          </w:tcPr>
+          <w:p>
+            <w:pPr>
+              <w:jc w:val="center"/>
+            </w:pPr>
+            <w:r>
+              <w:rPr>
+                <w:b/>
+                <w:color w:val="2B6CB0"/>
+                <w:sz w:val="19"/>
+              </w:rPr>
+              <w:t>Boltz-2</w:t>
+            </w:r>
+          </w:p>
+        </w:tc>
+        <w:tc>
+          <w:tcPr>
+            <w:tcW w:type="dxa" w:w="2257"/>
+            <w:tcMar>
+              <w:top w:w="100" w:type="dxa"/>
+              <w:bottom w:w="100" w:type="dxa"/>
+              <w:left w:w="120" w:type="dxa"/>
+              <w:right w:w="120" w:type="dxa"/>
+            </w:tcMar>
+            <w:shd w:fill="ebf8ff"/>
+          </w:tcPr>
+          <w:p>
+            <w:pPr>
+              <w:jc w:val="center"/>
+            </w:pPr>
+            <w:r>
+              <w:rPr>
+                <w:b/>
+                <w:color w:val="2B6CB0"/>
+                <w:sz w:val="19"/>
+              </w:rPr>
+              <w:t>Boltz-1</w:t>
+            </w:r>
+          </w:p>
+        </w:tc>
+        <w:tc>
+          <w:tcPr>
+            <w:tcW w:type="dxa" w:w="2257"/>
+            <w:tcMar>
+              <w:top w:w="100" w:type="dxa"/>
+              <w:bottom w:w="100" w:type="dxa"/>
+              <w:left w:w="120" w:type="dxa"/>
+              <w:right w:w="120" w:type="dxa"/>
+            </w:tcMar>
+            <w:shd w:fill="ebf8ff"/>
+          </w:tcPr>
+          <w:p>
+            <w:pPr>
+              <w:jc w:val="center"/>
+            </w:pPr>
+            <w:r>
+              <w:rPr>
+                <w:b/>
+                <w:color w:val="2B6CB0"/>
+                <w:sz w:val="19"/>
+              </w:rPr>
+              <w:t>DeCAF</w:t>
+            </w:r>
+          </w:p>
+        </w:tc>
+      </w:tr>
+      <w:tr>
+        <w:tc>
+          <w:tcPr>
+            <w:tcW w:type="dxa" w:w="2257"/>
+            <w:tcMar>
+              <w:top w:w="100" w:type="dxa"/>
+              <w:bottom w:w="100" w:type="dxa"/>
+              <w:left w:w="120" w:type="dxa"/>
+              <w:right w:w="120" w:type="dxa"/>
+            </w:tcMar>
+          </w:tcPr>
+          <w:p>
+            <w:r>
+              <w:rPr>
+                <w:b w:val="0"/>
+                <w:sz w:val="18"/>
+              </w:rPr>
+              <w:t>ipTM</w:t>
+            </w:r>
+          </w:p>
+        </w:tc>
+        <w:tc>
+          <w:tcPr>
+            <w:tcW w:type="dxa" w:w="2257"/>
+            <w:tcMar>
+              <w:top w:w="100" w:type="dxa"/>
+              <w:bottom w:w="100" w:type="dxa"/>
+              <w:left w:w="120" w:type="dxa"/>
+              <w:right w:w="120" w:type="dxa"/>
+            </w:tcMar>
+          </w:tcPr>
+          <w:p>
+            <w:r>
+              <w:rPr>
+                <w:b w:val="0"/>
+                <w:sz w:val="18"/>
+              </w:rPr>
+              <w:t>2.00 (p = 0.034)</w:t>
+            </w:r>
+          </w:p>
+        </w:tc>
+        <w:tc>
+          <w:tcPr>
+            <w:tcW w:type="dxa" w:w="2257"/>
+            <w:tcMar>
+              <w:top w:w="100" w:type="dxa"/>
+              <w:bottom w:w="100" w:type="dxa"/>
+              <w:left w:w="120" w:type="dxa"/>
+              <w:right w:w="120" w:type="dxa"/>
+            </w:tcMar>
+          </w:tcPr>
+          <w:p>
+            <w:r>
+              <w:rPr>
+                <w:b w:val="0"/>
+                <w:sz w:val="18"/>
+              </w:rPr>
+              <w:t>1.86 (p = 0.017)</w:t>
+            </w:r>
+          </w:p>
+        </w:tc>
+        <w:tc>
+          <w:tcPr>
+            <w:tcW w:type="dxa" w:w="2257"/>
+            <w:tcMar>
+              <w:top w:w="100" w:type="dxa"/>
+              <w:bottom w:w="100" w:type="dxa"/>
+              <w:left w:w="120" w:type="dxa"/>
+              <w:right w:w="120" w:type="dxa"/>
+            </w:tcMar>
+          </w:tcPr>
+          <w:p>
+            <w:r>
+              <w:rPr>
+                <w:b w:val="0"/>
+                <w:sz w:val="18"/>
+              </w:rPr>
+              <w:t>1.77 (p = 0.0087)</w:t>
+            </w:r>
+          </w:p>
+        </w:tc>
+      </w:tr>
+      <w:tr>
+        <w:tc>
+          <w:tcPr>
+            <w:tcW w:type="dxa" w:w="2257"/>
+            <w:tcMar>
+              <w:top w:w="100" w:type="dxa"/>
+              <w:bottom w:w="100" w:type="dxa"/>
+              <w:left w:w="120" w:type="dxa"/>
+              <w:right w:w="120" w:type="dxa"/>
+            </w:tcMar>
+            <w:shd w:fill="f7fafc"/>
+          </w:tcPr>
+          <w:p>
+            <w:r>
+              <w:rPr>
+                <w:b w:val="0"/>
+                <w:sz w:val="18"/>
+              </w:rPr>
+              <w:t>Interface pLDDT</w:t>
+            </w:r>
+          </w:p>
+        </w:tc>
+        <w:tc>
+          <w:tcPr>
+            <w:tcW w:type="dxa" w:w="2257"/>
+            <w:tcMar>
+              <w:top w:w="100" w:type="dxa"/>
+              <w:bottom w:w="100" w:type="dxa"/>
+              <w:left w:w="120" w:type="dxa"/>
+              <w:right w:w="120" w:type="dxa"/>
+            </w:tcMar>
+            <w:shd w:fill="f7fafc"/>
+          </w:tcPr>
+          <w:p>
+            <w:r>
+              <w:rPr>
+                <w:b w:val="0"/>
+                <w:sz w:val="18"/>
+              </w:rPr>
+              <w:t>1.91 (p = 0.027)</w:t>
+            </w:r>
+          </w:p>
+        </w:tc>
+        <w:tc>
+          <w:tcPr>
+            <w:tcW w:type="dxa" w:w="2257"/>
+            <w:tcMar>
+              <w:top w:w="100" w:type="dxa"/>
+              <w:bottom w:w="100" w:type="dxa"/>
+              <w:left w:w="120" w:type="dxa"/>
+              <w:right w:w="120" w:type="dxa"/>
+            </w:tcMar>
+            <w:shd w:fill="f7fafc"/>
+          </w:tcPr>
+          <w:p>
+            <w:r>
+              <w:rPr>
+                <w:b w:val="0"/>
+                <w:sz w:val="18"/>
+              </w:rPr>
+              <w:t>1.91 (p = 0.010)</w:t>
+            </w:r>
+          </w:p>
+        </w:tc>
+        <w:tc>
+          <w:tcPr>
+            <w:tcW w:type="dxa" w:w="2257"/>
+            <w:tcMar>
+              <w:top w:w="100" w:type="dxa"/>
+              <w:bottom w:w="100" w:type="dxa"/>
+              <w:left w:w="120" w:type="dxa"/>
+              <w:right w:w="120" w:type="dxa"/>
+            </w:tcMar>
+            <w:shd w:fill="f7fafc"/>
+          </w:tcPr>
+          <w:p>
+            <w:r>
+              <w:rPr>
+                <w:b w:val="0"/>
+                <w:sz w:val="18"/>
+              </w:rPr>
+              <w:t>1.73 (p = 0.0042)</w:t>
+            </w:r>
+          </w:p>
+        </w:tc>
+      </w:tr>
+      <w:tr>
+        <w:tc>
+          <w:tcPr>
+            <w:tcW w:type="dxa" w:w="2257"/>
+            <w:tcMar>
+              <w:top w:w="100" w:type="dxa"/>
+              <w:bottom w:w="100" w:type="dxa"/>
+              <w:left w:w="120" w:type="dxa"/>
+              <w:right w:w="120" w:type="dxa"/>
+            </w:tcMar>
+          </w:tcPr>
+          <w:p>
+            <w:r>
+              <w:rPr>
+                <w:b w:val="0"/>
+                <w:sz w:val="18"/>
+              </w:rPr>
+              <w:t>Receptor side</w:t>
+            </w:r>
+          </w:p>
+        </w:tc>
+        <w:tc>
+          <w:tcPr>
+            <w:tcW w:type="dxa" w:w="2257"/>
+            <w:tcMar>
+              <w:top w:w="100" w:type="dxa"/>
+              <w:bottom w:w="100" w:type="dxa"/>
+              <w:left w:w="120" w:type="dxa"/>
+              <w:right w:w="120" w:type="dxa"/>
+            </w:tcMar>
+          </w:tcPr>
+          <w:p>
+            <w:r>
+              <w:rPr>
+                <w:b w:val="0"/>
+                <w:sz w:val="18"/>
+              </w:rPr>
+              <w:t>—</w:t>
+            </w:r>
+          </w:p>
+        </w:tc>
+        <w:tc>
+          <w:tcPr>
+            <w:tcW w:type="dxa" w:w="2257"/>
+            <w:tcMar>
+              <w:top w:w="100" w:type="dxa"/>
+              <w:bottom w:w="100" w:type="dxa"/>
+              <w:left w:w="120" w:type="dxa"/>
+              <w:right w:w="120" w:type="dxa"/>
+            </w:tcMar>
+          </w:tcPr>
+          <w:p>
+            <w:r>
+              <w:rPr>
+                <w:b w:val="0"/>
+                <w:sz w:val="18"/>
+              </w:rPr>
+              <w:t>2.05 (p = 0.054)</w:t>
+            </w:r>
+          </w:p>
+        </w:tc>
+        <w:tc>
+          <w:tcPr>
+            <w:tcW w:type="dxa" w:w="2257"/>
+            <w:tcMar>
+              <w:top w:w="100" w:type="dxa"/>
+              <w:bottom w:w="100" w:type="dxa"/>
+              <w:left w:w="120" w:type="dxa"/>
+              <w:right w:w="120" w:type="dxa"/>
+            </w:tcMar>
+          </w:tcPr>
+          <w:p>
+            <w:r>
+              <w:rPr>
+                <w:b w:val="0"/>
+                <w:sz w:val="18"/>
+              </w:rPr>
+              <w:t>1.77 (p = 0.0032)</w:t>
+            </w:r>
+          </w:p>
+        </w:tc>
+      </w:tr>
+    </w:tbl>
+    <w:p/>
+    <w:p>
+      <w:pPr>
+        <w:jc w:val="both"/>
+      </w:pPr>
+      <w:r>
+        <w:t>On DeCAF, interface pLDDT and receptor side clear a Bonferroni threshold of</w:t>
+      </w:r>
+    </w:p>
+    <w:p>
+      <w:pPr>
+        <w:jc w:val="both"/>
+      </w:pPr>
+      <w:r>
+        <w:t xml:space="preserve">0.0083 for six metrics. </w:t>
+      </w:r>
+      <w:r>
+        <w:rPr>
+          <w:b/>
+        </w:rPr>
+      </w:r>
+      <w:r>
+        <w:t>This is the first point in this dissertation at which</w:t>
+      </w:r>
+    </w:p>
+    <w:p>
+      <w:pPr>
+        <w:jc w:val="both"/>
+      </w:pPr>
+      <w:r>
+        <w:t>receptor specificity is established rather than merely suggested</w:t>
+      </w:r>
+      <w:r>
+        <w:rPr>
+          <w:b/>
+        </w:rPr>
+      </w:r>
+      <w:r>
+        <w:t>, and every</w:t>
+      </w:r>
+    </w:p>
+    <w:p>
+      <w:pPr>
+        <w:jc w:val="both"/>
+      </w:pPr>
+      <w:r>
+        <w:t>bootstrap interval excludes chance (interface pLDDT [1.32, 2.18]).</w:t>
+      </w:r>
+    </w:p>
+    <w:p>
+      <w:pPr>
+        <w:pStyle w:val="Heading4"/>
+        <w:keepNext/>
+        <w:spacing w:before="200" w:after="80"/>
+      </w:pPr>
+      <w:r>
+        <w:rPr>
+          <w:rFonts w:ascii="Times New Roman" w:hAnsi="Times New Roman"/>
+          <w:b/>
+          <w:color w:val="2C5282"/>
+          <w:sz w:val="22"/>
+        </w:rPr>
+        <w:t>7.8.1 What the de-confounding shows</w:t>
+      </w:r>
+    </w:p>
+    <w:p>
+      <w:pPr>
+        <w:jc w:val="both"/>
+      </w:pPr>
+      <w:r>
+        <w:rPr>
+          <w:b/>
+        </w:rPr>
+        <w:t>Few-step training accounts for the gain.</w:t>
+      </w:r>
+      <w:r>
+        <w:t xml:space="preserve"> Measured against its own teacher on</w:t>
+      </w:r>
+    </w:p>
+    <w:p>
+      <w:pPr>
+        <w:jc w:val="both"/>
+      </w:pPr>
+      <w:r>
+        <w:t>the same device at the same step count, DeCAF delivers 5–6× larger effects. The</w:t>
+      </w:r>
+    </w:p>
+    <w:p>
+      <w:pPr>
+        <w:jc w:val="both"/>
+      </w:pPr>
+      <w:r>
+        <w:t>base model is not the explanation.</w:t>
+      </w:r>
+    </w:p>
+    <w:p>
+      <w:pPr>
+        <w:jc w:val="both"/>
+      </w:pPr>
+      <w:r>
+        <w:rPr>
+          <w:b/>
+        </w:rPr>
+        <w:t>Two findings complicate the simple version, and neither is discarded.</w:t>
+      </w:r>
+    </w:p>
+    <w:p>
+      <w:pPr>
+        <w:jc w:val="both"/>
+      </w:pPr>
+      <w:r>
+        <w:rPr>
+          <w:i/>
+        </w:rPr>
+        <w:t>Stock models are not signal-free.</w:t>
+      </w:r>
+      <w:r>
+        <w:t xml:space="preserve"> Boltz-1 at 10 steps separates cognate from</w:t>
+      </w:r>
+    </w:p>
+    <w:p>
+      <w:pPr>
+        <w:jc w:val="both"/>
+      </w:pPr>
+      <w:r>
+        <w:t>scramble on ipTM (p = 0.0043) and ranks above chance (p = 0.017). Reduced</w:t>
+      </w:r>
+    </w:p>
+    <w:p>
+      <w:pPr>
+        <w:jc w:val="both"/>
+      </w:pPr>
+      <w:r>
+        <w:t>sampling attenuates the signal rather than destroying it. Only Boltz-2's ipTM was</w:t>
+      </w:r>
+    </w:p>
+    <w:p>
+      <w:pPr>
+        <w:jc w:val="both"/>
+      </w:pPr>
+      <w:r>
+        <w:t>genuinely flat, so Section 7.4's conclusion should be read as a statement about</w:t>
+      </w:r>
+    </w:p>
+    <w:p>
+      <w:pPr>
+        <w:jc w:val="both"/>
+      </w:pPr>
+      <w:r>
+        <w:t>that model rather than about ipTM in general.</w:t>
+      </w:r>
+    </w:p>
+    <w:p>
+      <w:pPr>
+        <w:jc w:val="both"/>
+      </w:pPr>
+      <w:r>
+        <w:rPr>
+          <w:i/>
+        </w:rPr>
+        <w:t>Section 7.6 is model-dependent.</w:t>
+      </w:r>
+      <w:r>
+        <w:t xml:space="preserve"> Interface pLDDT is the best readout on Boltz-2</w:t>
+      </w:r>
+    </w:p>
+    <w:p>
+      <w:pPr>
+        <w:jc w:val="both"/>
+      </w:pPr>
+      <w:r>
+        <w:t>and on DeCAF, but on Boltz-1 it does not reach significance while ipTM does. The</w:t>
+      </w:r>
+    </w:p>
+    <w:p>
+      <w:pPr>
+        <w:jc w:val="both"/>
+      </w:pPr>
+      <w:r>
+        <w:t>correction is recorded in Section 7.6 itself.</w:t>
+      </w:r>
+    </w:p>
+    <w:p>
+      <w:pPr>
+        <w:pStyle w:val="Heading4"/>
+        <w:keepNext/>
+        <w:spacing w:before="200" w:after="80"/>
+      </w:pPr>
+      <w:r>
+        <w:rPr>
+          <w:rFonts w:ascii="Times New Roman" w:hAnsi="Times New Roman"/>
+          <w:b/>
+          <w:color w:val="2C5282"/>
+          <w:sz w:val="22"/>
+        </w:rPr>
+        <w:t>7.8.2 Revised position</w:t>
+      </w:r>
+    </w:p>
+    <w:p>
+      <w:pPr>
+        <w:jc w:val="both"/>
+      </w:pPr>
+      <w:r>
+        <w:t>An earlier reading of the DeCAF result — that the settings gap explains the</w:t>
+      </w:r>
+    </w:p>
+    <w:p>
+      <w:pPr>
+        <w:jc w:val="both"/>
+      </w:pPr>
+      <w:r>
+        <w:t>negatives — was too simple and is not adopted. The three arms support something</w:t>
+      </w:r>
+    </w:p>
+    <w:p>
+      <w:pPr>
+        <w:jc w:val="both"/>
+      </w:pPr>
+      <w:r>
+        <w:t>narrower:</w:t>
+      </w:r>
+    </w:p>
+    <w:p>
+      <w:pPr>
+        <w:jc w:val="both"/>
+      </w:pPr>
+      <w:r>
+        <w:t>1. Few-step distillation substantially improves both order sensitivity and</w:t>
+      </w:r>
+    </w:p>
+    <w:p>
+      <w:pPr>
+        <w:jc w:val="both"/>
+      </w:pPr>
+      <w:r>
+        <w:t>receptor specificity, by 5–6× over its own teacher at the same budget.</w:t>
+      </w:r>
+    </w:p>
+    <w:p>
+      <w:pPr>
+        <w:jc w:val="both"/>
+      </w:pPr>
+      <w:r>
+        <w:t>2. Stock models at reduced sampling retain weak but real signal, not none.</w:t>
+      </w:r>
+    </w:p>
+    <w:p>
+      <w:pPr>
+        <w:jc w:val="both"/>
+      </w:pPr>
+      <w:r>
+        <w:t>3. Which readout carries the signal varies by model.</w:t>
+      </w:r>
+    </w:p>
+    <w:p>
+      <w:pPr>
+        <w:pStyle w:val="Heading4"/>
+        <w:keepNext/>
+        <w:spacing w:before="200" w:after="80"/>
+      </w:pPr>
+      <w:r>
+        <w:rPr>
+          <w:rFonts w:ascii="Times New Roman" w:hAnsi="Times New Roman"/>
+          <w:b/>
+          <w:color w:val="2C5282"/>
+          <w:sz w:val="22"/>
+        </w:rPr>
+        <w:t>7.8.3 Limitations</w:t>
+      </w:r>
+    </w:p>
+    <w:p>
+      <w:pPr>
+        <w:jc w:val="both"/>
+      </w:pPr>
+      <w:r>
+        <w:t>The Boltz-2 arm ran on CPU while the others ran on MPS. Section 7.5's device</w:t>
+      </w:r>
+    </w:p>
+    <w:p>
+      <w:pPr>
+        <w:jc w:val="both"/>
+      </w:pPr>
+      <w:r>
+        <w:t>check established ipTM equivalence within the noise margin but left interface</w:t>
+      </w:r>
+    </w:p>
+    <w:p>
+      <w:pPr>
+        <w:jc w:val="both"/>
+      </w:pPr>
+      <w:r>
+        <w:t>pLDDT unresolved (TOST p = 0.168, underpowered at n = 6), so comparisons</w:t>
+      </w:r>
+    </w:p>
+    <w:p>
+      <w:pPr>
+        <w:jc w:val="both"/>
+      </w:pPr>
+      <w:r>
+        <w:t>involving the Boltz-2 column carry that caveat; the DeCAF-to-Boltz-1 contrast</w:t>
+      </w:r>
+    </w:p>
+    <w:p>
+      <w:pPr>
+        <w:jc w:val="both"/>
+      </w:pPr>
+      <w:r>
+        <w:t>does not. Folds are single and unseeded, and DeCAF's own run-to-run variance is</w:t>
+      </w:r>
+    </w:p>
+    <w:p>
+      <w:pPr>
+        <w:jc w:val="both"/>
+      </w:pPr>
+      <w:r>
+        <w:t>unmeasured. The panel remains 22 receptors, with bootstrap upper bounds reaching</w:t>
+      </w:r>
+    </w:p>
+    <w:p>
+      <w:pPr>
+        <w:jc w:val="both"/>
+      </w:pPr>
+      <w:r>
+        <w:t>2.18 to 2.23.</w:t>
+      </w:r>
+    </w:p>
+    <w:p>
+      <w:pPr>
+        <w:jc w:val="both"/>
+      </w:pPr>
+      <w:r>
+        <w:t>The DeCAF fork reverts to the teacher sampler if it does not recognise the</w:t>
+      </w:r>
+    </w:p>
+    <w:p>
+      <w:pPr>
+        <w:jc w:val="both"/>
+      </w:pPr>
+      <w:r>
+        <w:t>distilled head, which would yield plausible numbers from the wrong model. Each</w:t>
+      </w:r>
+    </w:p>
+    <w:p>
+      <w:pPr>
+        <w:jc w:val="both"/>
+      </w:pPr>
+      <w:r>
+        <w:t>batch asserts the confirmation string in its log and refuses to score otherwise.</w:t>
+      </w:r>
+    </w:p>
+    <w:p>
+      <w:r>
+        <w:br w:type="page"/>
+      </w:r>
+    </w:p>
+    <w:p>
+      <w:pPr>
         <w:pStyle w:val="Heading1"/>
         <w:keepNext/>
         <w:spacing w:before="360" w:after="160"/>
@@ -17181,6 +18900,87 @@
         <w:jc w:val="both"/>
       </w:pPr>
       <w:r>
+        <w:t xml:space="preserve">Fifth, </w:t>
+      </w:r>
+      <w:r>
+        <w:rPr>
+          <w:b/>
+        </w:rPr>
+        <w:t>few-step distillation changes the picture materially</w:t>
+      </w:r>
+      <w:r>
+        <w:t xml:space="preserve"> (Section 7.8).</w:t>
+      </w:r>
+    </w:p>
+    <w:p>
+      <w:pPr>
+        <w:jc w:val="both"/>
+      </w:pPr>
+      <w:r>
+        <w:t>Re-running the panel on a model distilled for 10-step sampling raises both order</w:t>
+      </w:r>
+    </w:p>
+    <w:p>
+      <w:pPr>
+        <w:jc w:val="both"/>
+      </w:pPr>
+      <w:r>
+        <w:t>sensitivity and receptor specificity by 5–6× over its own teacher at the same</w:t>
+      </w:r>
+    </w:p>
+    <w:p>
+      <w:pPr>
+        <w:jc w:val="both"/>
+      </w:pPr>
+      <w:r>
+        <w:t>budget, and establishes receptor specificity for the first time in this work</w:t>
+      </w:r>
+    </w:p>
+    <w:p>
+      <w:pPr>
+        <w:jc w:val="both"/>
+      </w:pPr>
+      <w:r>
+        <w:t>(interface pLDDT rank 1.73 against chance 2.50, p = 0.0042, clearing Bonferroni).</w:t>
+      </w:r>
+    </w:p>
+    <w:p>
+      <w:pPr>
+        <w:jc w:val="both"/>
+      </w:pPr>
+      <w:r>
+        <w:t>The de-confounding arm attributes this to the distillation rather than to the</w:t>
+      </w:r>
+    </w:p>
+    <w:p>
+      <w:pPr>
+        <w:jc w:val="both"/>
+      </w:pPr>
+      <w:r>
+        <w:t>base model. It also qualifies two earlier conclusions: stock models at reduced</w:t>
+      </w:r>
+    </w:p>
+    <w:p>
+      <w:pPr>
+        <w:jc w:val="both"/>
+      </w:pPr>
+      <w:r>
+        <w:t>sampling retain weak but real signal rather than none, and the interface-pLDDT</w:t>
+      </w:r>
+    </w:p>
+    <w:p>
+      <w:pPr>
+        <w:jc w:val="both"/>
+      </w:pPr>
+      <w:r>
+        <w:t>recommendation of Section 7.6 is model-dependent.</w:t>
+      </w:r>
+    </w:p>
+    <w:p>
+      <w:pPr>
+        <w:jc w:val="both"/>
+      </w:pPr>
+      <w:r>
         <w:rPr>
           <w:b/>
         </w:rPr>
@@ -17195,15 +18995,23 @@
         <w:jc w:val="both"/>
       </w:pPr>
       <w:r>
-        <w:t>accuracy claims do not survive measurement — but the structures do carry a</w:t>
-      </w:r>
-    </w:p>
-    <w:p>
-      <w:pPr>
-        <w:jc w:val="both"/>
-      </w:pPr>
-      <w:r>
-        <w:t>usable signal once read correctly. Reporting this is the substantive contribution: each negative</w:t>
+        <w:t>accuracy claims do not survive measurement on the models originally tested — but</w:t>
+      </w:r>
+    </w:p>
+    <w:p>
+      <w:pPr>
+        <w:jc w:val="both"/>
+      </w:pPr>
+      <w:r>
+        <w:t>the structures carry a usable signal once read correctly, and a model built for</w:t>
+      </w:r>
+    </w:p>
+    <w:p>
+      <w:pPr>
+        <w:jc w:val="both"/>
+      </w:pPr>
+      <w:r>
+        <w:t>the sampling budget recovers substantially more of it. Reporting this is the substantive contribution: each negative</w:t>
       </w:r>
     </w:p>
     <w:p>
@@ -19150,6 +20958,23 @@
       </w:r>
       <w:r>
         <w:t>, Vol. 378, No. 6615, 2022, pp. 49–56.</w:t>
+      </w:r>
+    </w:p>
+    <w:p>
+      <w:pPr>
+        <w:jc w:val="both"/>
+      </w:pPr>
+      <w:r>
+        <w:t xml:space="preserve">23. Scarpellini, G., Shprints, R., Holderrieth, P. et al., "Few-step Cofolding with All-Atom Flow Maps," </w:t>
+      </w:r>
+      <w:r>
+        <w:rPr>
+          <w:i/>
+        </w:rPr>
+        <w:t>arXiv preprint</w:t>
+      </w:r>
+      <w:r>
+        <w:t xml:space="preserve"> arXiv:2606.08375, 2026.</w:t>
       </w:r>
     </w:p>
     <w:p>

--- a/final_dissertation_report.docx
+++ b/final_dissertation_report.docx
@@ -2369,14 +2369,6 @@
         <w:jc w:val="both"/>
       </w:pPr>
       <w:r>
-        <w:t>8. CONCLUSIONS AND RECOMMENDATIONS .......................................... 28</w:t>
-      </w:r>
-    </w:p>
-    <w:p>
-      <w:pPr>
-        <w:jc w:val="both"/>
-      </w:pPr>
-      <w:r>
         <w:t xml:space="preserve"> </w:t>
       </w:r>
       <w:r>
@@ -2389,7 +2381,15 @@
         <w:t xml:space="preserve"> </w:t>
       </w:r>
       <w:r>
-        <w:t>8.1 Conclusions ............................................................. 28</w:t>
+        <w:t>7.9 Variance Decomposition and the Reproducibility of the Few-Step Model .... 28</w:t>
+      </w:r>
+    </w:p>
+    <w:p>
+      <w:pPr>
+        <w:jc w:val="both"/>
+      </w:pPr>
+      <w:r>
+        <w:t>8. CONCLUSIONS AND RECOMMENDATIONS .......................................... 31</w:t>
       </w:r>
     </w:p>
     <w:p>
@@ -2409,47 +2409,67 @@
         <w:t xml:space="preserve"> </w:t>
       </w:r>
       <w:r>
-        <w:t>8.2 Recommendations ......................................................... 29</w:t>
-      </w:r>
-    </w:p>
-    <w:p>
-      <w:pPr>
-        <w:jc w:val="both"/>
-      </w:pPr>
-      <w:r>
-        <w:t>9. FUTURE PLAN .............................................................. 32</w:t>
-      </w:r>
-    </w:p>
-    <w:p>
-      <w:pPr>
-        <w:jc w:val="both"/>
-      </w:pPr>
-      <w:r>
-        <w:t>10. REFERENCES .............................................................. 35</w:t>
-      </w:r>
-    </w:p>
-    <w:p>
-      <w:pPr>
-        <w:jc w:val="both"/>
-      </w:pPr>
-      <w:r>
-        <w:t>APPENDIX A — ABBREVIATIONS AND GLOSSARY ..................................... 37</w:t>
-      </w:r>
-    </w:p>
-    <w:p>
-      <w:pPr>
-        <w:jc w:val="both"/>
-      </w:pPr>
-      <w:r>
-        <w:t>APPENDIX B — REPRODUCTION OF RESULTS ........................................ 39</w:t>
-      </w:r>
-    </w:p>
-    <w:p>
-      <w:pPr>
-        <w:jc w:val="both"/>
-      </w:pPr>
-      <w:r>
-        <w:t>CHECKLIST OF ITEMS FOR THE FINAL REPORT ..................................... 41</w:t>
+        <w:t>8.1 Conclusions ............................................................. 31</w:t>
+      </w:r>
+    </w:p>
+    <w:p>
+      <w:pPr>
+        <w:jc w:val="both"/>
+      </w:pPr>
+      <w:r>
+        <w:t xml:space="preserve"> </w:t>
+      </w:r>
+      <w:r>
+        <w:t xml:space="preserve"> </w:t>
+      </w:r>
+      <w:r>
+        <w:t xml:space="preserve"> </w:t>
+      </w:r>
+      <w:r>
+        <w:t xml:space="preserve"> </w:t>
+      </w:r>
+      <w:r>
+        <w:t>8.2 Recommendations ......................................................... 32</w:t>
+      </w:r>
+    </w:p>
+    <w:p>
+      <w:pPr>
+        <w:jc w:val="both"/>
+      </w:pPr>
+      <w:r>
+        <w:t>9. FUTURE PLAN .............................................................. 35</w:t>
+      </w:r>
+    </w:p>
+    <w:p>
+      <w:pPr>
+        <w:jc w:val="both"/>
+      </w:pPr>
+      <w:r>
+        <w:t>10. REFERENCES .............................................................. 38</w:t>
+      </w:r>
+    </w:p>
+    <w:p>
+      <w:pPr>
+        <w:jc w:val="both"/>
+      </w:pPr>
+      <w:r>
+        <w:t>APPENDIX A — ABBREVIATIONS AND GLOSSARY ..................................... 40</w:t>
+      </w:r>
+    </w:p>
+    <w:p>
+      <w:pPr>
+        <w:jc w:val="both"/>
+      </w:pPr>
+      <w:r>
+        <w:t>APPENDIX B — REPRODUCTION OF RESULTS ........................................ 42</w:t>
+      </w:r>
+    </w:p>
+    <w:p>
+      <w:pPr>
+        <w:jc w:val="both"/>
+      </w:pPr>
+      <w:r>
+        <w:t>CHECKLIST OF ITEMS FOR THE FINAL REPORT ..................................... 44</w:t>
       </w:r>
     </w:p>
     <w:p>
@@ -13066,6 +13086,76 @@
         <w:jc w:val="both"/>
       </w:pPr>
       <w:r>
+        <w:rPr>
+          <w:b/>
+        </w:rPr>
+        <w:t>This generalises beyond Boltz-2 (Section 7.9).</w:t>
+      </w:r>
+      <w:r>
+        <w:t xml:space="preserve"> Repeating the identical design</w:t>
+      </w:r>
+    </w:p>
+    <w:p>
+      <w:pPr>
+        <w:jc w:val="both"/>
+      </w:pPr>
+      <w:r>
+        <w:t>on the few-step-distilled model leaves ipTM stable for 0 of 4 receptors and</w:t>
+      </w:r>
+    </w:p>
+    <w:p>
+      <w:pPr>
+        <w:jc w:val="both"/>
+      </w:pPr>
+      <w:r>
+        <w:t>interface pLDDT for only 1 of 4, so the instability is a property of these</w:t>
+      </w:r>
+    </w:p>
+    <w:p>
+      <w:pPr>
+        <w:jc w:val="both"/>
+      </w:pPr>
+      <w:r>
+        <w:t>folding models rather than of the reduced-sampling regime — which strengthens</w:t>
+      </w:r>
+    </w:p>
+    <w:p>
+      <w:pPr>
+        <w:jc w:val="both"/>
+      </w:pPr>
+      <w:r>
+        <w:t>this section rather than qualifying it. Section 7.9 also shows the recommendation</w:t>
+      </w:r>
+    </w:p>
+    <w:p>
+      <w:pPr>
+        <w:jc w:val="both"/>
+      </w:pPr>
+      <w:r>
+        <w:t>needs splitting: averaging is required for per-receptor claims, but does not</w:t>
+      </w:r>
+    </w:p>
+    <w:p>
+      <w:pPr>
+        <w:jc w:val="both"/>
+      </w:pPr>
+      <w:r>
+        <w:t>rescue a weak metric in aggregate, because the variance decomposition finds</w:t>
+      </w:r>
+    </w:p>
+    <w:p>
+      <w:pPr>
+        <w:jc w:val="both"/>
+      </w:pPr>
+      <w:r>
+        <w:t>aggregate discriminability signal-limited rather than noise-limited.</w:t>
+      </w:r>
+    </w:p>
+    <w:p>
+      <w:pPr>
+        <w:jc w:val="both"/>
+      </w:pPr>
+      <w:r>
         <w:t>The observation generalises beyond this project: ranking candidate binders from a</w:t>
       </w:r>
     </w:p>
@@ -18243,7 +18333,40 @@
         <w:jc w:val="both"/>
       </w:pPr>
       <w:r>
-        <w:t>receptor specificity, by 5–6× over its own teacher at the same budget.</w:t>
+        <w:t>receptor specificity, by 5–6× over its own teacher at the same budget in raw</w:t>
+      </w:r>
+    </w:p>
+    <w:p>
+      <w:pPr>
+        <w:jc w:val="both"/>
+      </w:pPr>
+      <w:r>
+        <w:t xml:space="preserve">effect size. </w:t>
+      </w:r>
+      <w:r>
+        <w:rPr>
+          <w:b/>
+        </w:rPr>
+        <w:t>Section 7.9 qualifies what that buys</w:t>
+      </w:r>
+      <w:r>
+        <w:t>: DeCAF is also ~1.6×</w:t>
+      </w:r>
+    </w:p>
+    <w:p>
+      <w:pPr>
+        <w:jc w:val="both"/>
+      </w:pPr>
+      <w:r>
+        <w:t>noisier, so once its own sampling noise is measured rather than assumed, the</w:t>
+      </w:r>
+    </w:p>
+    <w:p>
+      <w:pPr>
+        <w:jc w:val="both"/>
+      </w:pPr>
+      <w:r>
+        <w:t>advantage in discriminability is 2.2–2.6×, not 5–6×.</w:t>
       </w:r>
     </w:p>
     <w:p>
@@ -18365,6 +18488,2524 @@
     </w:p>
     <w:p>
       <w:pPr>
+        <w:pStyle w:val="Heading3"/>
+        <w:keepNext/>
+        <w:spacing w:before="240" w:after="80"/>
+      </w:pPr>
+      <w:r>
+        <w:rPr>
+          <w:rFonts w:ascii="Times New Roman" w:hAnsi="Times New Roman"/>
+          <w:b/>
+          <w:color w:val="2C5282"/>
+          <w:sz w:val="23"/>
+        </w:rPr>
+        <w:t>7.9 Variance Decomposition and the Reproducibility of the Few-Step Model</w:t>
+      </w:r>
+    </w:p>
+    <w:p>
+      <w:pPr>
+        <w:jc w:val="both"/>
+      </w:pPr>
+      <w:r>
+        <w:t>Two analyses that correct claims made earlier in this section.</w:t>
+      </w:r>
+    </w:p>
+    <w:p>
+      <w:pPr>
+        <w:pStyle w:val="Heading4"/>
+        <w:keepNext/>
+        <w:spacing w:before="200" w:after="80"/>
+      </w:pPr>
+      <w:r>
+        <w:rPr>
+          <w:rFonts w:ascii="Times New Roman" w:hAnsi="Times New Roman"/>
+          <w:b/>
+          <w:color w:val="2C5282"/>
+          <w:sz w:val="22"/>
+        </w:rPr>
+        <w:t>7.9.1 The rank tests were discarding most of the data</w:t>
+      </w:r>
+    </w:p>
+    <w:p>
+      <w:pPr>
+        <w:jc w:val="both"/>
+      </w:pPr>
+      <w:r>
+        <w:t>Every test in Sections 7.4 to 7.8 collapses six folds per receptor into a single</w:t>
+      </w:r>
+    </w:p>
+    <w:p>
+      <w:pPr>
+        <w:jc w:val="both"/>
+      </w:pPr>
+      <w:r>
+        <w:t>integer rank. That protects against receptor-level baseline variation — the</w:t>
+      </w:r>
+    </w:p>
+    <w:p>
+      <w:pPr>
+        <w:jc w:val="both"/>
+      </w:pPr>
+      <w:r>
+        <w:t>nuisance the within-receptor design exists to remove — but discards magnitude,</w:t>
+      </w:r>
+    </w:p>
+    <w:p>
+      <w:pPr>
+        <w:jc w:val="both"/>
+      </w:pPr>
+      <w:r>
+        <w:t>which is why results sat near p = 0.03 at n = 22.</w:t>
+      </w:r>
+    </w:p>
+    <w:p>
+      <w:pPr>
+        <w:jc w:val="both"/>
+      </w:pPr>
+      <w:r>
+        <w:t>A linear mixed model with receptor as a random effect,</w:t>
+      </w:r>
+    </w:p>
+    <w:p>
+      <w:pPr>
+        <w:jc w:val="both"/>
+      </w:pPr>
+      <w:r>
+        <w:t>s(R,P) = μ + α_R + β·cognate + γ·scramble + δ_RP + ε,</w:t>
+      </w:r>
+    </w:p>
+    <w:p>
+      <w:pPr>
+        <w:jc w:val="both"/>
+      </w:pPr>
+      <w:r>
+        <w:t>gives the same protection without the loss.</w:t>
+      </w:r>
+    </w:p>
+    <w:tbl>
+      <w:tblPr>
+        <w:tblW w:type="auto" w:w="0"/>
+        <w:jc w:val="center"/>
+        <w:tblLook w:firstColumn="1" w:firstRow="1" w:lastColumn="0" w:lastRow="0" w:noHBand="0" w:noVBand="1" w:val="04A0"/>
+        <w:tblBorders>
+          <w:top w:val="single" w:sz="4" w:space="0" w:color="cbd5e0"/>
+          <w:bottom w:val="single" w:sz="4" w:space="0" w:color="cbd5e0"/>
+          <w:left w:val="single" w:sz="4" w:space="0" w:color="cbd5e0"/>
+          <w:right w:val="single" w:sz="4" w:space="0" w:color="cbd5e0"/>
+          <w:insideH w:val="single" w:sz="4" w:space="0" w:color="cbd5e0"/>
+          <w:insideV w:val="single" w:sz="4" w:space="0" w:color="cbd5e0"/>
+        </w:tblBorders>
+      </w:tblPr>
+      <w:tblGrid>
+        <w:gridCol w:w="2257"/>
+        <w:gridCol w:w="2257"/>
+        <w:gridCol w:w="2257"/>
+        <w:gridCol w:w="2257"/>
+      </w:tblGrid>
+      <w:tr>
+        <w:tc>
+          <w:tcPr>
+            <w:tcW w:type="dxa" w:w="2257"/>
+            <w:tcMar>
+              <w:top w:w="100" w:type="dxa"/>
+              <w:bottom w:w="100" w:type="dxa"/>
+              <w:left w:w="120" w:type="dxa"/>
+              <w:right w:w="120" w:type="dxa"/>
+            </w:tcMar>
+            <w:shd w:fill="ebf8ff"/>
+          </w:tcPr>
+          <w:p>
+            <w:pPr>
+              <w:jc w:val="center"/>
+            </w:pPr>
+            <w:r>
+              <w:rPr>
+                <w:b/>
+                <w:color w:val="2B6CB0"/>
+                <w:sz w:val="19"/>
+              </w:rPr>
+              <w:t>Arm</w:t>
+            </w:r>
+          </w:p>
+        </w:tc>
+        <w:tc>
+          <w:tcPr>
+            <w:tcW w:type="dxa" w:w="2257"/>
+            <w:tcMar>
+              <w:top w:w="100" w:type="dxa"/>
+              <w:bottom w:w="100" w:type="dxa"/>
+              <w:left w:w="120" w:type="dxa"/>
+              <w:right w:w="120" w:type="dxa"/>
+            </w:tcMar>
+            <w:shd w:fill="ebf8ff"/>
+          </w:tcPr>
+          <w:p>
+            <w:pPr>
+              <w:jc w:val="center"/>
+            </w:pPr>
+            <w:r>
+              <w:rPr>
+                <w:b/>
+                <w:color w:val="2B6CB0"/>
+                <w:sz w:val="19"/>
+              </w:rPr>
+              <w:t>Metric</w:t>
+            </w:r>
+          </w:p>
+        </w:tc>
+        <w:tc>
+          <w:tcPr>
+            <w:tcW w:type="dxa" w:w="2257"/>
+            <w:tcMar>
+              <w:top w:w="100" w:type="dxa"/>
+              <w:bottom w:w="100" w:type="dxa"/>
+              <w:left w:w="120" w:type="dxa"/>
+              <w:right w:w="120" w:type="dxa"/>
+            </w:tcMar>
+            <w:shd w:fill="ebf8ff"/>
+          </w:tcPr>
+          <w:p>
+            <w:pPr>
+              <w:jc w:val="center"/>
+            </w:pPr>
+            <w:r>
+              <w:rPr>
+                <w:b/>
+                <w:color w:val="2B6CB0"/>
+                <w:sz w:val="19"/>
+              </w:rPr>
+              <w:t>Rank-test p</w:t>
+            </w:r>
+          </w:p>
+        </w:tc>
+        <w:tc>
+          <w:tcPr>
+            <w:tcW w:type="dxa" w:w="2257"/>
+            <w:tcMar>
+              <w:top w:w="100" w:type="dxa"/>
+              <w:bottom w:w="100" w:type="dxa"/>
+              <w:left w:w="120" w:type="dxa"/>
+              <w:right w:w="120" w:type="dxa"/>
+            </w:tcMar>
+            <w:shd w:fill="ebf8ff"/>
+          </w:tcPr>
+          <w:p>
+            <w:pPr>
+              <w:jc w:val="center"/>
+            </w:pPr>
+            <w:r>
+              <w:rPr>
+                <w:b/>
+                <w:color w:val="2B6CB0"/>
+                <w:sz w:val="19"/>
+              </w:rPr>
+              <w:t>Mixed-model p</w:t>
+            </w:r>
+          </w:p>
+        </w:tc>
+      </w:tr>
+      <w:tr>
+        <w:tc>
+          <w:tcPr>
+            <w:tcW w:type="dxa" w:w="2257"/>
+            <w:tcMar>
+              <w:top w:w="100" w:type="dxa"/>
+              <w:bottom w:w="100" w:type="dxa"/>
+              <w:left w:w="120" w:type="dxa"/>
+              <w:right w:w="120" w:type="dxa"/>
+            </w:tcMar>
+          </w:tcPr>
+          <w:p>
+            <w:r>
+              <w:rPr>
+                <w:b w:val="0"/>
+                <w:sz w:val="18"/>
+              </w:rPr>
+              <w:t>Boltz-2</w:t>
+            </w:r>
+          </w:p>
+        </w:tc>
+        <w:tc>
+          <w:tcPr>
+            <w:tcW w:type="dxa" w:w="2257"/>
+            <w:tcMar>
+              <w:top w:w="100" w:type="dxa"/>
+              <w:bottom w:w="100" w:type="dxa"/>
+              <w:left w:w="120" w:type="dxa"/>
+              <w:right w:w="120" w:type="dxa"/>
+            </w:tcMar>
+          </w:tcPr>
+          <w:p>
+            <w:r>
+              <w:rPr>
+                <w:b w:val="0"/>
+                <w:sz w:val="18"/>
+              </w:rPr>
+              <w:t>ipTM</w:t>
+            </w:r>
+          </w:p>
+        </w:tc>
+        <w:tc>
+          <w:tcPr>
+            <w:tcW w:type="dxa" w:w="2257"/>
+            <w:tcMar>
+              <w:top w:w="100" w:type="dxa"/>
+              <w:bottom w:w="100" w:type="dxa"/>
+              <w:left w:w="120" w:type="dxa"/>
+              <w:right w:w="120" w:type="dxa"/>
+            </w:tcMar>
+          </w:tcPr>
+          <w:p>
+            <w:r>
+              <w:rPr>
+                <w:b w:val="0"/>
+                <w:sz w:val="18"/>
+              </w:rPr>
+              <w:t>0.034</w:t>
+            </w:r>
+          </w:p>
+        </w:tc>
+        <w:tc>
+          <w:tcPr>
+            <w:tcW w:type="dxa" w:w="2257"/>
+            <w:tcMar>
+              <w:top w:w="100" w:type="dxa"/>
+              <w:bottom w:w="100" w:type="dxa"/>
+              <w:left w:w="120" w:type="dxa"/>
+              <w:right w:w="120" w:type="dxa"/>
+            </w:tcMar>
+          </w:tcPr>
+          <w:p>
+            <w:r>
+              <w:rPr>
+                <w:b w:val="0"/>
+                <w:sz w:val="18"/>
+              </w:rPr>
+              <w:t>0.0042</w:t>
+            </w:r>
+          </w:p>
+        </w:tc>
+      </w:tr>
+      <w:tr>
+        <w:tc>
+          <w:tcPr>
+            <w:tcW w:type="dxa" w:w="2257"/>
+            <w:tcMar>
+              <w:top w:w="100" w:type="dxa"/>
+              <w:bottom w:w="100" w:type="dxa"/>
+              <w:left w:w="120" w:type="dxa"/>
+              <w:right w:w="120" w:type="dxa"/>
+            </w:tcMar>
+            <w:shd w:fill="f7fafc"/>
+          </w:tcPr>
+          <w:p>
+            <w:r>
+              <w:rPr>
+                <w:b w:val="0"/>
+                <w:sz w:val="18"/>
+              </w:rPr>
+              <w:t>Boltz-2</w:t>
+            </w:r>
+          </w:p>
+        </w:tc>
+        <w:tc>
+          <w:tcPr>
+            <w:tcW w:type="dxa" w:w="2257"/>
+            <w:tcMar>
+              <w:top w:w="100" w:type="dxa"/>
+              <w:bottom w:w="100" w:type="dxa"/>
+              <w:left w:w="120" w:type="dxa"/>
+              <w:right w:w="120" w:type="dxa"/>
+            </w:tcMar>
+            <w:shd w:fill="f7fafc"/>
+          </w:tcPr>
+          <w:p>
+            <w:r>
+              <w:rPr>
+                <w:b w:val="0"/>
+                <w:sz w:val="18"/>
+              </w:rPr>
+              <w:t>Interface pLDDT</w:t>
+            </w:r>
+          </w:p>
+        </w:tc>
+        <w:tc>
+          <w:tcPr>
+            <w:tcW w:type="dxa" w:w="2257"/>
+            <w:tcMar>
+              <w:top w:w="100" w:type="dxa"/>
+              <w:bottom w:w="100" w:type="dxa"/>
+              <w:left w:w="120" w:type="dxa"/>
+              <w:right w:w="120" w:type="dxa"/>
+            </w:tcMar>
+            <w:shd w:fill="f7fafc"/>
+          </w:tcPr>
+          <w:p>
+            <w:r>
+              <w:rPr>
+                <w:b w:val="0"/>
+                <w:sz w:val="18"/>
+              </w:rPr>
+              <w:t>0.027</w:t>
+            </w:r>
+          </w:p>
+        </w:tc>
+        <w:tc>
+          <w:tcPr>
+            <w:tcW w:type="dxa" w:w="2257"/>
+            <w:tcMar>
+              <w:top w:w="100" w:type="dxa"/>
+              <w:bottom w:w="100" w:type="dxa"/>
+              <w:left w:w="120" w:type="dxa"/>
+              <w:right w:w="120" w:type="dxa"/>
+            </w:tcMar>
+            <w:shd w:fill="f7fafc"/>
+          </w:tcPr>
+          <w:p>
+            <w:r>
+              <w:rPr>
+                <w:b w:val="0"/>
+                <w:sz w:val="18"/>
+              </w:rPr>
+              <w:t>0.00005</w:t>
+            </w:r>
+          </w:p>
+        </w:tc>
+      </w:tr>
+      <w:tr>
+        <w:tc>
+          <w:tcPr>
+            <w:tcW w:type="dxa" w:w="2257"/>
+            <w:tcMar>
+              <w:top w:w="100" w:type="dxa"/>
+              <w:bottom w:w="100" w:type="dxa"/>
+              <w:left w:w="120" w:type="dxa"/>
+              <w:right w:w="120" w:type="dxa"/>
+            </w:tcMar>
+          </w:tcPr>
+          <w:p>
+            <w:r>
+              <w:rPr>
+                <w:b w:val="0"/>
+                <w:sz w:val="18"/>
+              </w:rPr>
+              <w:t>Boltz-1</w:t>
+            </w:r>
+          </w:p>
+        </w:tc>
+        <w:tc>
+          <w:tcPr>
+            <w:tcW w:type="dxa" w:w="2257"/>
+            <w:tcMar>
+              <w:top w:w="100" w:type="dxa"/>
+              <w:bottom w:w="100" w:type="dxa"/>
+              <w:left w:w="120" w:type="dxa"/>
+              <w:right w:w="120" w:type="dxa"/>
+            </w:tcMar>
+          </w:tcPr>
+          <w:p>
+            <w:r>
+              <w:rPr>
+                <w:b w:val="0"/>
+                <w:sz w:val="18"/>
+              </w:rPr>
+              <w:t>ipTM</w:t>
+            </w:r>
+          </w:p>
+        </w:tc>
+        <w:tc>
+          <w:tcPr>
+            <w:tcW w:type="dxa" w:w="2257"/>
+            <w:tcMar>
+              <w:top w:w="100" w:type="dxa"/>
+              <w:bottom w:w="100" w:type="dxa"/>
+              <w:left w:w="120" w:type="dxa"/>
+              <w:right w:w="120" w:type="dxa"/>
+            </w:tcMar>
+          </w:tcPr>
+          <w:p>
+            <w:r>
+              <w:rPr>
+                <w:b w:val="0"/>
+                <w:sz w:val="18"/>
+              </w:rPr>
+              <w:t>0.017</w:t>
+            </w:r>
+          </w:p>
+        </w:tc>
+        <w:tc>
+          <w:tcPr>
+            <w:tcW w:type="dxa" w:w="2257"/>
+            <w:tcMar>
+              <w:top w:w="100" w:type="dxa"/>
+              <w:bottom w:w="100" w:type="dxa"/>
+              <w:left w:w="120" w:type="dxa"/>
+              <w:right w:w="120" w:type="dxa"/>
+            </w:tcMar>
+          </w:tcPr>
+          <w:p>
+            <w:r>
+              <w:rPr>
+                <w:b w:val="0"/>
+                <w:sz w:val="18"/>
+              </w:rPr>
+              <w:t>0.00009</w:t>
+            </w:r>
+          </w:p>
+        </w:tc>
+      </w:tr>
+      <w:tr>
+        <w:tc>
+          <w:tcPr>
+            <w:tcW w:type="dxa" w:w="2257"/>
+            <w:tcMar>
+              <w:top w:w="100" w:type="dxa"/>
+              <w:bottom w:w="100" w:type="dxa"/>
+              <w:left w:w="120" w:type="dxa"/>
+              <w:right w:w="120" w:type="dxa"/>
+            </w:tcMar>
+            <w:shd w:fill="f7fafc"/>
+          </w:tcPr>
+          <w:p>
+            <w:r>
+              <w:rPr>
+                <w:b w:val="0"/>
+                <w:sz w:val="18"/>
+              </w:rPr>
+              <w:t>DeCAF</w:t>
+            </w:r>
+          </w:p>
+        </w:tc>
+        <w:tc>
+          <w:tcPr>
+            <w:tcW w:type="dxa" w:w="2257"/>
+            <w:tcMar>
+              <w:top w:w="100" w:type="dxa"/>
+              <w:bottom w:w="100" w:type="dxa"/>
+              <w:left w:w="120" w:type="dxa"/>
+              <w:right w:w="120" w:type="dxa"/>
+            </w:tcMar>
+            <w:shd w:fill="f7fafc"/>
+          </w:tcPr>
+          <w:p>
+            <w:r>
+              <w:rPr>
+                <w:b w:val="0"/>
+                <w:sz w:val="18"/>
+              </w:rPr>
+              <w:t>Interface pLDDT</w:t>
+            </w:r>
+          </w:p>
+        </w:tc>
+        <w:tc>
+          <w:tcPr>
+            <w:tcW w:type="dxa" w:w="2257"/>
+            <w:tcMar>
+              <w:top w:w="100" w:type="dxa"/>
+              <w:bottom w:w="100" w:type="dxa"/>
+              <w:left w:w="120" w:type="dxa"/>
+              <w:right w:w="120" w:type="dxa"/>
+            </w:tcMar>
+            <w:shd w:fill="f7fafc"/>
+          </w:tcPr>
+          <w:p>
+            <w:r>
+              <w:rPr>
+                <w:b w:val="0"/>
+                <w:sz w:val="18"/>
+              </w:rPr>
+              <w:t>0.0042</w:t>
+            </w:r>
+          </w:p>
+        </w:tc>
+        <w:tc>
+          <w:tcPr>
+            <w:tcW w:type="dxa" w:w="2257"/>
+            <w:tcMar>
+              <w:top w:w="100" w:type="dxa"/>
+              <w:bottom w:w="100" w:type="dxa"/>
+              <w:left w:w="120" w:type="dxa"/>
+              <w:right w:w="120" w:type="dxa"/>
+            </w:tcMar>
+            <w:shd w:fill="f7fafc"/>
+          </w:tcPr>
+          <w:p>
+            <w:r>
+              <w:rPr>
+                <w:b w:val="0"/>
+                <w:sz w:val="18"/>
+              </w:rPr>
+              <w:t>&lt; 1e-5</w:t>
+            </w:r>
+          </w:p>
+        </w:tc>
+      </w:tr>
+    </w:tbl>
+    <w:p/>
+    <w:p>
+      <w:pPr>
+        <w:jc w:val="both"/>
+      </w:pPr>
+      <w:r>
+        <w:t>Roughly an order of magnitude, from the estimator alone. Several results</w:t>
+      </w:r>
+    </w:p>
+    <w:p>
+      <w:pPr>
+        <w:jc w:val="both"/>
+      </w:pPr>
+      <w:r>
+        <w:t>described above as suggestive but not significant were limited by the analysis</w:t>
+      </w:r>
+    </w:p>
+    <w:p>
+      <w:pPr>
+        <w:jc w:val="both"/>
+      </w:pPr>
+      <w:r>
+        <w:t>rather than by the evidence.</w:t>
+      </w:r>
+    </w:p>
+    <w:p>
+      <w:pPr>
+        <w:pStyle w:val="Heading4"/>
+        <w:keepNext/>
+        <w:spacing w:before="200" w:after="80"/>
+      </w:pPr>
+      <w:r>
+        <w:rPr>
+          <w:rFonts w:ascii="Times New Roman" w:hAnsi="Times New Roman"/>
+          <w:b/>
+          <w:color w:val="2C5282"/>
+          <w:sz w:val="22"/>
+        </w:rPr>
+        <w:t>7.9.2 A ceiling on any score from these models</w:t>
+      </w:r>
+    </w:p>
+    <w:p>
+      <w:pPr>
+        <w:jc w:val="both"/>
+      </w:pPr>
+      <w:r>
+        <w:t>Splitting residual variance into the receptor–peptide interaction δ (the binding</w:t>
+      </w:r>
+    </w:p>
+    <w:p>
+      <w:pPr>
+        <w:jc w:val="both"/>
+      </w:pPr>
+      <w:r>
+        <w:t>signal) and fold-to-fold sampling noise ε measured from replicates:</w:t>
+      </w:r>
+    </w:p>
+    <w:tbl>
+      <w:tblPr>
+        <w:tblW w:type="auto" w:w="0"/>
+        <w:jc w:val="center"/>
+        <w:tblLook w:firstColumn="1" w:firstRow="1" w:lastColumn="0" w:lastRow="0" w:noHBand="0" w:noVBand="1" w:val="04A0"/>
+        <w:tblBorders>
+          <w:top w:val="single" w:sz="4" w:space="0" w:color="cbd5e0"/>
+          <w:bottom w:val="single" w:sz="4" w:space="0" w:color="cbd5e0"/>
+          <w:left w:val="single" w:sz="4" w:space="0" w:color="cbd5e0"/>
+          <w:right w:val="single" w:sz="4" w:space="0" w:color="cbd5e0"/>
+          <w:insideH w:val="single" w:sz="4" w:space="0" w:color="cbd5e0"/>
+          <w:insideV w:val="single" w:sz="4" w:space="0" w:color="cbd5e0"/>
+        </w:tblBorders>
+      </w:tblPr>
+      <w:tblGrid>
+        <w:gridCol w:w="1505"/>
+        <w:gridCol w:w="1505"/>
+        <w:gridCol w:w="1505"/>
+        <w:gridCol w:w="1505"/>
+        <w:gridCol w:w="1505"/>
+        <w:gridCol w:w="1505"/>
+      </w:tblGrid>
+      <w:tr>
+        <w:tc>
+          <w:tcPr>
+            <w:tcW w:type="dxa" w:w="1505"/>
+            <w:tcMar>
+              <w:top w:w="100" w:type="dxa"/>
+              <w:bottom w:w="100" w:type="dxa"/>
+              <w:left w:w="120" w:type="dxa"/>
+              <w:right w:w="120" w:type="dxa"/>
+            </w:tcMar>
+            <w:shd w:fill="ebf8ff"/>
+          </w:tcPr>
+          <w:p>
+            <w:pPr>
+              <w:jc w:val="center"/>
+            </w:pPr>
+            <w:r>
+              <w:rPr>
+                <w:b/>
+                <w:color w:val="2B6CB0"/>
+                <w:sz w:val="19"/>
+              </w:rPr>
+              <w:t>Arm</w:t>
+            </w:r>
+          </w:p>
+        </w:tc>
+        <w:tc>
+          <w:tcPr>
+            <w:tcW w:type="dxa" w:w="1505"/>
+            <w:tcMar>
+              <w:top w:w="100" w:type="dxa"/>
+              <w:bottom w:w="100" w:type="dxa"/>
+              <w:left w:w="120" w:type="dxa"/>
+              <w:right w:w="120" w:type="dxa"/>
+            </w:tcMar>
+            <w:shd w:fill="ebf8ff"/>
+          </w:tcPr>
+          <w:p>
+            <w:pPr>
+              <w:jc w:val="center"/>
+            </w:pPr>
+            <w:r>
+              <w:rPr>
+                <w:b/>
+                <w:color w:val="2B6CB0"/>
+                <w:sz w:val="19"/>
+              </w:rPr>
+              <w:t>Metric</w:t>
+            </w:r>
+          </w:p>
+        </w:tc>
+        <w:tc>
+          <w:tcPr>
+            <w:tcW w:type="dxa" w:w="1505"/>
+            <w:tcMar>
+              <w:top w:w="100" w:type="dxa"/>
+              <w:bottom w:w="100" w:type="dxa"/>
+              <w:left w:w="120" w:type="dxa"/>
+              <w:right w:w="120" w:type="dxa"/>
+            </w:tcMar>
+            <w:shd w:fill="ebf8ff"/>
+          </w:tcPr>
+          <w:p>
+            <w:pPr>
+              <w:jc w:val="center"/>
+            </w:pPr>
+            <w:r>
+              <w:rPr>
+                <w:b/>
+                <w:color w:val="2B6CB0"/>
+                <w:sz w:val="19"/>
+              </w:rPr>
+              <w:t>σ²_receptor</w:t>
+            </w:r>
+          </w:p>
+        </w:tc>
+        <w:tc>
+          <w:tcPr>
+            <w:tcW w:type="dxa" w:w="1505"/>
+            <w:tcMar>
+              <w:top w:w="100" w:type="dxa"/>
+              <w:bottom w:w="100" w:type="dxa"/>
+              <w:left w:w="120" w:type="dxa"/>
+              <w:right w:w="120" w:type="dxa"/>
+            </w:tcMar>
+            <w:shd w:fill="ebf8ff"/>
+          </w:tcPr>
+          <w:p>
+            <w:pPr>
+              <w:jc w:val="center"/>
+            </w:pPr>
+            <w:r>
+              <w:rPr>
+                <w:b/>
+                <w:color w:val="2B6CB0"/>
+                <w:sz w:val="19"/>
+              </w:rPr>
+              <w:t>σ²_interaction</w:t>
+            </w:r>
+          </w:p>
+        </w:tc>
+        <w:tc>
+          <w:tcPr>
+            <w:tcW w:type="dxa" w:w="1505"/>
+            <w:tcMar>
+              <w:top w:w="100" w:type="dxa"/>
+              <w:bottom w:w="100" w:type="dxa"/>
+              <w:left w:w="120" w:type="dxa"/>
+              <w:right w:w="120" w:type="dxa"/>
+            </w:tcMar>
+            <w:shd w:fill="ebf8ff"/>
+          </w:tcPr>
+          <w:p>
+            <w:pPr>
+              <w:jc w:val="center"/>
+            </w:pPr>
+            <w:r>
+              <w:rPr>
+                <w:b/>
+                <w:color w:val="2B6CB0"/>
+                <w:sz w:val="19"/>
+              </w:rPr>
+              <w:t>σ²_noise</w:t>
+            </w:r>
+          </w:p>
+        </w:tc>
+        <w:tc>
+          <w:tcPr>
+            <w:tcW w:type="dxa" w:w="1505"/>
+            <w:tcMar>
+              <w:top w:w="100" w:type="dxa"/>
+              <w:bottom w:w="100" w:type="dxa"/>
+              <w:left w:w="120" w:type="dxa"/>
+              <w:right w:w="120" w:type="dxa"/>
+            </w:tcMar>
+            <w:shd w:fill="ebf8ff"/>
+          </w:tcPr>
+          <w:p>
+            <w:pPr>
+              <w:jc w:val="center"/>
+            </w:pPr>
+            <w:r>
+              <w:rPr>
+                <w:b/>
+                <w:color w:val="2B6CB0"/>
+                <w:sz w:val="19"/>
+              </w:rPr>
+              <w:t>Signal/noise</w:t>
+            </w:r>
+          </w:p>
+        </w:tc>
+      </w:tr>
+      <w:tr>
+        <w:tc>
+          <w:tcPr>
+            <w:tcW w:type="dxa" w:w="1505"/>
+            <w:tcMar>
+              <w:top w:w="100" w:type="dxa"/>
+              <w:bottom w:w="100" w:type="dxa"/>
+              <w:left w:w="120" w:type="dxa"/>
+              <w:right w:w="120" w:type="dxa"/>
+            </w:tcMar>
+          </w:tcPr>
+          <w:p>
+            <w:r>
+              <w:rPr>
+                <w:b w:val="0"/>
+                <w:sz w:val="18"/>
+              </w:rPr>
+              <w:t>Boltz-2</w:t>
+            </w:r>
+          </w:p>
+        </w:tc>
+        <w:tc>
+          <w:tcPr>
+            <w:tcW w:type="dxa" w:w="1505"/>
+            <w:tcMar>
+              <w:top w:w="100" w:type="dxa"/>
+              <w:bottom w:w="100" w:type="dxa"/>
+              <w:left w:w="120" w:type="dxa"/>
+              <w:right w:w="120" w:type="dxa"/>
+            </w:tcMar>
+          </w:tcPr>
+          <w:p>
+            <w:r>
+              <w:rPr>
+                <w:b w:val="0"/>
+                <w:sz w:val="18"/>
+              </w:rPr>
+              <w:t>ipTM</w:t>
+            </w:r>
+          </w:p>
+        </w:tc>
+        <w:tc>
+          <w:tcPr>
+            <w:tcW w:type="dxa" w:w="1505"/>
+            <w:tcMar>
+              <w:top w:w="100" w:type="dxa"/>
+              <w:bottom w:w="100" w:type="dxa"/>
+              <w:left w:w="120" w:type="dxa"/>
+              <w:right w:w="120" w:type="dxa"/>
+            </w:tcMar>
+          </w:tcPr>
+          <w:p>
+            <w:r>
+              <w:rPr>
+                <w:b w:val="0"/>
+                <w:sz w:val="18"/>
+              </w:rPr>
+              <w:t>0.0054</w:t>
+            </w:r>
+          </w:p>
+        </w:tc>
+        <w:tc>
+          <w:tcPr>
+            <w:tcW w:type="dxa" w:w="1505"/>
+            <w:tcMar>
+              <w:top w:w="100" w:type="dxa"/>
+              <w:bottom w:w="100" w:type="dxa"/>
+              <w:left w:w="120" w:type="dxa"/>
+              <w:right w:w="120" w:type="dxa"/>
+            </w:tcMar>
+          </w:tcPr>
+          <w:p>
+            <w:r>
+              <w:rPr>
+                <w:b w:val="0"/>
+                <w:sz w:val="18"/>
+              </w:rPr>
+              <w:t>0.0059</w:t>
+            </w:r>
+          </w:p>
+        </w:tc>
+        <w:tc>
+          <w:tcPr>
+            <w:tcW w:type="dxa" w:w="1505"/>
+            <w:tcMar>
+              <w:top w:w="100" w:type="dxa"/>
+              <w:bottom w:w="100" w:type="dxa"/>
+              <w:left w:w="120" w:type="dxa"/>
+              <w:right w:w="120" w:type="dxa"/>
+            </w:tcMar>
+          </w:tcPr>
+          <w:p>
+            <w:r>
+              <w:rPr>
+                <w:b w:val="0"/>
+                <w:sz w:val="18"/>
+              </w:rPr>
+              <w:t>0.0039</w:t>
+            </w:r>
+          </w:p>
+        </w:tc>
+        <w:tc>
+          <w:tcPr>
+            <w:tcW w:type="dxa" w:w="1505"/>
+            <w:tcMar>
+              <w:top w:w="100" w:type="dxa"/>
+              <w:bottom w:w="100" w:type="dxa"/>
+              <w:left w:w="120" w:type="dxa"/>
+              <w:right w:w="120" w:type="dxa"/>
+            </w:tcMar>
+          </w:tcPr>
+          <w:p>
+            <w:r>
+              <w:rPr>
+                <w:b w:val="0"/>
+                <w:sz w:val="18"/>
+              </w:rPr>
+              <w:t>1.48</w:t>
+            </w:r>
+          </w:p>
+        </w:tc>
+      </w:tr>
+      <w:tr>
+        <w:tc>
+          <w:tcPr>
+            <w:tcW w:type="dxa" w:w="1505"/>
+            <w:tcMar>
+              <w:top w:w="100" w:type="dxa"/>
+              <w:bottom w:w="100" w:type="dxa"/>
+              <w:left w:w="120" w:type="dxa"/>
+              <w:right w:w="120" w:type="dxa"/>
+            </w:tcMar>
+            <w:shd w:fill="f7fafc"/>
+          </w:tcPr>
+          <w:p>
+            <w:r>
+              <w:rPr>
+                <w:b w:val="0"/>
+                <w:sz w:val="18"/>
+              </w:rPr>
+              <w:t>Boltz-2</w:t>
+            </w:r>
+          </w:p>
+        </w:tc>
+        <w:tc>
+          <w:tcPr>
+            <w:tcW w:type="dxa" w:w="1505"/>
+            <w:tcMar>
+              <w:top w:w="100" w:type="dxa"/>
+              <w:bottom w:w="100" w:type="dxa"/>
+              <w:left w:w="120" w:type="dxa"/>
+              <w:right w:w="120" w:type="dxa"/>
+            </w:tcMar>
+            <w:shd w:fill="f7fafc"/>
+          </w:tcPr>
+          <w:p>
+            <w:r>
+              <w:rPr>
+                <w:b w:val="0"/>
+                <w:sz w:val="18"/>
+              </w:rPr>
+              <w:t>Interface pLDDT</w:t>
+            </w:r>
+          </w:p>
+        </w:tc>
+        <w:tc>
+          <w:tcPr>
+            <w:tcW w:type="dxa" w:w="1505"/>
+            <w:tcMar>
+              <w:top w:w="100" w:type="dxa"/>
+              <w:bottom w:w="100" w:type="dxa"/>
+              <w:left w:w="120" w:type="dxa"/>
+              <w:right w:w="120" w:type="dxa"/>
+            </w:tcMar>
+            <w:shd w:fill="f7fafc"/>
+          </w:tcPr>
+          <w:p>
+            <w:r>
+              <w:rPr>
+                <w:b w:val="0"/>
+                <w:sz w:val="18"/>
+              </w:rPr>
+              <w:t>14.46</w:t>
+            </w:r>
+          </w:p>
+        </w:tc>
+        <w:tc>
+          <w:tcPr>
+            <w:tcW w:type="dxa" w:w="1505"/>
+            <w:tcMar>
+              <w:top w:w="100" w:type="dxa"/>
+              <w:bottom w:w="100" w:type="dxa"/>
+              <w:left w:w="120" w:type="dxa"/>
+              <w:right w:w="120" w:type="dxa"/>
+            </w:tcMar>
+            <w:shd w:fill="f7fafc"/>
+          </w:tcPr>
+          <w:p>
+            <w:r>
+              <w:rPr>
+                <w:b w:val="0"/>
+                <w:sz w:val="18"/>
+              </w:rPr>
+              <w:t>10.01</w:t>
+            </w:r>
+          </w:p>
+        </w:tc>
+        <w:tc>
+          <w:tcPr>
+            <w:tcW w:type="dxa" w:w="1505"/>
+            <w:tcMar>
+              <w:top w:w="100" w:type="dxa"/>
+              <w:bottom w:w="100" w:type="dxa"/>
+              <w:left w:w="120" w:type="dxa"/>
+              <w:right w:w="120" w:type="dxa"/>
+            </w:tcMar>
+            <w:shd w:fill="f7fafc"/>
+          </w:tcPr>
+          <w:p>
+            <w:r>
+              <w:rPr>
+                <w:b w:val="0"/>
+                <w:sz w:val="18"/>
+              </w:rPr>
+              <w:t>3.68</w:t>
+            </w:r>
+          </w:p>
+        </w:tc>
+        <w:tc>
+          <w:tcPr>
+            <w:tcW w:type="dxa" w:w="1505"/>
+            <w:tcMar>
+              <w:top w:w="100" w:type="dxa"/>
+              <w:bottom w:w="100" w:type="dxa"/>
+              <w:left w:w="120" w:type="dxa"/>
+              <w:right w:w="120" w:type="dxa"/>
+            </w:tcMar>
+            <w:shd w:fill="f7fafc"/>
+          </w:tcPr>
+          <w:p>
+            <w:r>
+              <w:rPr>
+                <w:b w:val="0"/>
+                <w:sz w:val="18"/>
+              </w:rPr>
+              <w:t>2.72</w:t>
+            </w:r>
+          </w:p>
+        </w:tc>
+      </w:tr>
+      <w:tr>
+        <w:tc>
+          <w:tcPr>
+            <w:tcW w:type="dxa" w:w="1505"/>
+            <w:tcMar>
+              <w:top w:w="100" w:type="dxa"/>
+              <w:bottom w:w="100" w:type="dxa"/>
+              <w:left w:w="120" w:type="dxa"/>
+              <w:right w:w="120" w:type="dxa"/>
+            </w:tcMar>
+          </w:tcPr>
+          <w:p>
+            <w:r>
+              <w:rPr>
+                <w:b w:val="0"/>
+                <w:sz w:val="18"/>
+              </w:rPr>
+              <w:t>Boltz-1</w:t>
+            </w:r>
+          </w:p>
+        </w:tc>
+        <w:tc>
+          <w:tcPr>
+            <w:tcW w:type="dxa" w:w="1505"/>
+            <w:tcMar>
+              <w:top w:w="100" w:type="dxa"/>
+              <w:bottom w:w="100" w:type="dxa"/>
+              <w:left w:w="120" w:type="dxa"/>
+              <w:right w:w="120" w:type="dxa"/>
+            </w:tcMar>
+          </w:tcPr>
+          <w:p>
+            <w:r>
+              <w:rPr>
+                <w:b w:val="0"/>
+                <w:sz w:val="18"/>
+              </w:rPr>
+              <w:t>ipTM</w:t>
+            </w:r>
+          </w:p>
+        </w:tc>
+        <w:tc>
+          <w:tcPr>
+            <w:tcW w:type="dxa" w:w="1505"/>
+            <w:tcMar>
+              <w:top w:w="100" w:type="dxa"/>
+              <w:bottom w:w="100" w:type="dxa"/>
+              <w:left w:w="120" w:type="dxa"/>
+              <w:right w:w="120" w:type="dxa"/>
+            </w:tcMar>
+          </w:tcPr>
+          <w:p>
+            <w:r>
+              <w:rPr>
+                <w:b w:val="0"/>
+                <w:sz w:val="18"/>
+              </w:rPr>
+              <w:t>0.0023</w:t>
+            </w:r>
+          </w:p>
+        </w:tc>
+        <w:tc>
+          <w:tcPr>
+            <w:tcW w:type="dxa" w:w="1505"/>
+            <w:tcMar>
+              <w:top w:w="100" w:type="dxa"/>
+              <w:bottom w:w="100" w:type="dxa"/>
+              <w:left w:w="120" w:type="dxa"/>
+              <w:right w:w="120" w:type="dxa"/>
+            </w:tcMar>
+          </w:tcPr>
+          <w:p>
+            <w:r>
+              <w:rPr>
+                <w:b w:val="0"/>
+                <w:sz w:val="18"/>
+              </w:rPr>
+              <w:t>0.0002</w:t>
+            </w:r>
+          </w:p>
+        </w:tc>
+        <w:tc>
+          <w:tcPr>
+            <w:tcW w:type="dxa" w:w="1505"/>
+            <w:tcMar>
+              <w:top w:w="100" w:type="dxa"/>
+              <w:bottom w:w="100" w:type="dxa"/>
+              <w:left w:w="120" w:type="dxa"/>
+              <w:right w:w="120" w:type="dxa"/>
+            </w:tcMar>
+          </w:tcPr>
+          <w:p>
+            <w:r>
+              <w:rPr>
+                <w:b w:val="0"/>
+                <w:sz w:val="18"/>
+              </w:rPr>
+              <w:t>0.0039</w:t>
+            </w:r>
+          </w:p>
+        </w:tc>
+        <w:tc>
+          <w:tcPr>
+            <w:tcW w:type="dxa" w:w="1505"/>
+            <w:tcMar>
+              <w:top w:w="100" w:type="dxa"/>
+              <w:bottom w:w="100" w:type="dxa"/>
+              <w:left w:w="120" w:type="dxa"/>
+              <w:right w:w="120" w:type="dxa"/>
+            </w:tcMar>
+          </w:tcPr>
+          <w:p>
+            <w:r>
+              <w:rPr>
+                <w:b w:val="0"/>
+                <w:sz w:val="18"/>
+              </w:rPr>
+              <w:t>0.05</w:t>
+            </w:r>
+          </w:p>
+        </w:tc>
+      </w:tr>
+      <w:tr>
+        <w:tc>
+          <w:tcPr>
+            <w:tcW w:type="dxa" w:w="1505"/>
+            <w:tcMar>
+              <w:top w:w="100" w:type="dxa"/>
+              <w:bottom w:w="100" w:type="dxa"/>
+              <w:left w:w="120" w:type="dxa"/>
+              <w:right w:w="120" w:type="dxa"/>
+            </w:tcMar>
+            <w:shd w:fill="f7fafc"/>
+          </w:tcPr>
+          <w:p>
+            <w:r>
+              <w:rPr>
+                <w:b w:val="0"/>
+                <w:sz w:val="18"/>
+              </w:rPr>
+              <w:t>Boltz-1</w:t>
+            </w:r>
+          </w:p>
+        </w:tc>
+        <w:tc>
+          <w:tcPr>
+            <w:tcW w:type="dxa" w:w="1505"/>
+            <w:tcMar>
+              <w:top w:w="100" w:type="dxa"/>
+              <w:bottom w:w="100" w:type="dxa"/>
+              <w:left w:w="120" w:type="dxa"/>
+              <w:right w:w="120" w:type="dxa"/>
+            </w:tcMar>
+            <w:shd w:fill="f7fafc"/>
+          </w:tcPr>
+          <w:p>
+            <w:r>
+              <w:rPr>
+                <w:b w:val="0"/>
+                <w:sz w:val="18"/>
+              </w:rPr>
+              <w:t>Interface pLDDT</w:t>
+            </w:r>
+          </w:p>
+        </w:tc>
+        <w:tc>
+          <w:tcPr>
+            <w:tcW w:type="dxa" w:w="1505"/>
+            <w:tcMar>
+              <w:top w:w="100" w:type="dxa"/>
+              <w:bottom w:w="100" w:type="dxa"/>
+              <w:left w:w="120" w:type="dxa"/>
+              <w:right w:w="120" w:type="dxa"/>
+            </w:tcMar>
+            <w:shd w:fill="f7fafc"/>
+          </w:tcPr>
+          <w:p>
+            <w:r>
+              <w:rPr>
+                <w:b w:val="0"/>
+                <w:sz w:val="18"/>
+              </w:rPr>
+              <w:t>13.48</w:t>
+            </w:r>
+          </w:p>
+        </w:tc>
+        <w:tc>
+          <w:tcPr>
+            <w:tcW w:type="dxa" w:w="1505"/>
+            <w:tcMar>
+              <w:top w:w="100" w:type="dxa"/>
+              <w:bottom w:w="100" w:type="dxa"/>
+              <w:left w:w="120" w:type="dxa"/>
+              <w:right w:w="120" w:type="dxa"/>
+            </w:tcMar>
+            <w:shd w:fill="f7fafc"/>
+          </w:tcPr>
+          <w:p>
+            <w:r>
+              <w:rPr>
+                <w:b w:val="0"/>
+                <w:sz w:val="18"/>
+              </w:rPr>
+              <w:t>9.90</w:t>
+            </w:r>
+          </w:p>
+        </w:tc>
+        <w:tc>
+          <w:tcPr>
+            <w:tcW w:type="dxa" w:w="1505"/>
+            <w:tcMar>
+              <w:top w:w="100" w:type="dxa"/>
+              <w:bottom w:w="100" w:type="dxa"/>
+              <w:left w:w="120" w:type="dxa"/>
+              <w:right w:w="120" w:type="dxa"/>
+            </w:tcMar>
+            <w:shd w:fill="f7fafc"/>
+          </w:tcPr>
+          <w:p>
+            <w:r>
+              <w:rPr>
+                <w:b w:val="0"/>
+                <w:sz w:val="18"/>
+              </w:rPr>
+              <w:t>3.68</w:t>
+            </w:r>
+          </w:p>
+        </w:tc>
+        <w:tc>
+          <w:tcPr>
+            <w:tcW w:type="dxa" w:w="1505"/>
+            <w:tcMar>
+              <w:top w:w="100" w:type="dxa"/>
+              <w:bottom w:w="100" w:type="dxa"/>
+              <w:left w:w="120" w:type="dxa"/>
+              <w:right w:w="120" w:type="dxa"/>
+            </w:tcMar>
+            <w:shd w:fill="f7fafc"/>
+          </w:tcPr>
+          <w:p>
+            <w:r>
+              <w:rPr>
+                <w:b w:val="0"/>
+                <w:sz w:val="18"/>
+              </w:rPr>
+              <w:t>2.69</w:t>
+            </w:r>
+          </w:p>
+        </w:tc>
+      </w:tr>
+      <w:tr>
+        <w:tc>
+          <w:tcPr>
+            <w:tcW w:type="dxa" w:w="1505"/>
+            <w:tcMar>
+              <w:top w:w="100" w:type="dxa"/>
+              <w:bottom w:w="100" w:type="dxa"/>
+              <w:left w:w="120" w:type="dxa"/>
+              <w:right w:w="120" w:type="dxa"/>
+            </w:tcMar>
+          </w:tcPr>
+          <w:p>
+            <w:r>
+              <w:rPr>
+                <w:b w:val="0"/>
+                <w:sz w:val="18"/>
+              </w:rPr>
+              <w:t>DeCAF</w:t>
+            </w:r>
+          </w:p>
+        </w:tc>
+        <w:tc>
+          <w:tcPr>
+            <w:tcW w:type="dxa" w:w="1505"/>
+            <w:tcMar>
+              <w:top w:w="100" w:type="dxa"/>
+              <w:bottom w:w="100" w:type="dxa"/>
+              <w:left w:w="120" w:type="dxa"/>
+              <w:right w:w="120" w:type="dxa"/>
+            </w:tcMar>
+          </w:tcPr>
+          <w:p>
+            <w:r>
+              <w:rPr>
+                <w:b w:val="0"/>
+                <w:sz w:val="18"/>
+              </w:rPr>
+              <w:t>ipTM</w:t>
+            </w:r>
+          </w:p>
+        </w:tc>
+        <w:tc>
+          <w:tcPr>
+            <w:tcW w:type="dxa" w:w="1505"/>
+            <w:tcMar>
+              <w:top w:w="100" w:type="dxa"/>
+              <w:bottom w:w="100" w:type="dxa"/>
+              <w:left w:w="120" w:type="dxa"/>
+              <w:right w:w="120" w:type="dxa"/>
+            </w:tcMar>
+          </w:tcPr>
+          <w:p>
+            <w:r>
+              <w:rPr>
+                <w:b w:val="0"/>
+                <w:sz w:val="18"/>
+              </w:rPr>
+              <w:t>0.0157</w:t>
+            </w:r>
+          </w:p>
+        </w:tc>
+        <w:tc>
+          <w:tcPr>
+            <w:tcW w:type="dxa" w:w="1505"/>
+            <w:tcMar>
+              <w:top w:w="100" w:type="dxa"/>
+              <w:bottom w:w="100" w:type="dxa"/>
+              <w:left w:w="120" w:type="dxa"/>
+              <w:right w:w="120" w:type="dxa"/>
+            </w:tcMar>
+          </w:tcPr>
+          <w:p>
+            <w:r>
+              <w:rPr>
+                <w:b w:val="0"/>
+                <w:sz w:val="18"/>
+              </w:rPr>
+              <w:t>0.0366</w:t>
+            </w:r>
+          </w:p>
+        </w:tc>
+        <w:tc>
+          <w:tcPr>
+            <w:tcW w:type="dxa" w:w="1505"/>
+            <w:tcMar>
+              <w:top w:w="100" w:type="dxa"/>
+              <w:bottom w:w="100" w:type="dxa"/>
+              <w:left w:w="120" w:type="dxa"/>
+              <w:right w:w="120" w:type="dxa"/>
+            </w:tcMar>
+          </w:tcPr>
+          <w:p>
+            <w:r>
+              <w:rPr>
+                <w:b w:val="0"/>
+                <w:sz w:val="18"/>
+              </w:rPr>
+              <w:t>0.0096</w:t>
+            </w:r>
+          </w:p>
+        </w:tc>
+        <w:tc>
+          <w:tcPr>
+            <w:tcW w:type="dxa" w:w="1505"/>
+            <w:tcMar>
+              <w:top w:w="100" w:type="dxa"/>
+              <w:bottom w:w="100" w:type="dxa"/>
+              <w:left w:w="120" w:type="dxa"/>
+              <w:right w:w="120" w:type="dxa"/>
+            </w:tcMar>
+          </w:tcPr>
+          <w:p>
+            <w:r>
+              <w:rPr>
+                <w:b w:val="0"/>
+                <w:sz w:val="18"/>
+              </w:rPr>
+              <w:t>3.80</w:t>
+            </w:r>
+          </w:p>
+        </w:tc>
+      </w:tr>
+      <w:tr>
+        <w:tc>
+          <w:tcPr>
+            <w:tcW w:type="dxa" w:w="1505"/>
+            <w:tcMar>
+              <w:top w:w="100" w:type="dxa"/>
+              <w:bottom w:w="100" w:type="dxa"/>
+              <w:left w:w="120" w:type="dxa"/>
+              <w:right w:w="120" w:type="dxa"/>
+            </w:tcMar>
+            <w:shd w:fill="f7fafc"/>
+          </w:tcPr>
+          <w:p>
+            <w:r>
+              <w:rPr>
+                <w:b w:val="0"/>
+                <w:sz w:val="18"/>
+              </w:rPr>
+              <w:t>DeCAF</w:t>
+            </w:r>
+          </w:p>
+        </w:tc>
+        <w:tc>
+          <w:tcPr>
+            <w:tcW w:type="dxa" w:w="1505"/>
+            <w:tcMar>
+              <w:top w:w="100" w:type="dxa"/>
+              <w:bottom w:w="100" w:type="dxa"/>
+              <w:left w:w="120" w:type="dxa"/>
+              <w:right w:w="120" w:type="dxa"/>
+            </w:tcMar>
+            <w:shd w:fill="f7fafc"/>
+          </w:tcPr>
+          <w:p>
+            <w:r>
+              <w:rPr>
+                <w:b w:val="0"/>
+                <w:sz w:val="18"/>
+              </w:rPr>
+              <w:t>Interface pLDDT</w:t>
+            </w:r>
+          </w:p>
+        </w:tc>
+        <w:tc>
+          <w:tcPr>
+            <w:tcW w:type="dxa" w:w="1505"/>
+            <w:tcMar>
+              <w:top w:w="100" w:type="dxa"/>
+              <w:bottom w:w="100" w:type="dxa"/>
+              <w:left w:w="120" w:type="dxa"/>
+              <w:right w:w="120" w:type="dxa"/>
+            </w:tcMar>
+            <w:shd w:fill="f7fafc"/>
+          </w:tcPr>
+          <w:p>
+            <w:r>
+              <w:rPr>
+                <w:b w:val="0"/>
+                <w:sz w:val="18"/>
+              </w:rPr>
+              <w:t>85.84</w:t>
+            </w:r>
+          </w:p>
+        </w:tc>
+        <w:tc>
+          <w:tcPr>
+            <w:tcW w:type="dxa" w:w="1505"/>
+            <w:tcMar>
+              <w:top w:w="100" w:type="dxa"/>
+              <w:bottom w:w="100" w:type="dxa"/>
+              <w:left w:w="120" w:type="dxa"/>
+              <w:right w:w="120" w:type="dxa"/>
+            </w:tcMar>
+            <w:shd w:fill="f7fafc"/>
+          </w:tcPr>
+          <w:p>
+            <w:r>
+              <w:rPr>
+                <w:b w:val="0"/>
+                <w:sz w:val="18"/>
+              </w:rPr>
+              <w:t>55.82</w:t>
+            </w:r>
+          </w:p>
+        </w:tc>
+        <w:tc>
+          <w:tcPr>
+            <w:tcW w:type="dxa" w:w="1505"/>
+            <w:tcMar>
+              <w:top w:w="100" w:type="dxa"/>
+              <w:bottom w:w="100" w:type="dxa"/>
+              <w:left w:w="120" w:type="dxa"/>
+              <w:right w:w="120" w:type="dxa"/>
+            </w:tcMar>
+            <w:shd w:fill="f7fafc"/>
+          </w:tcPr>
+          <w:p>
+            <w:r>
+              <w:rPr>
+                <w:b w:val="0"/>
+                <w:sz w:val="18"/>
+              </w:rPr>
+              <w:t>9.17</w:t>
+            </w:r>
+          </w:p>
+        </w:tc>
+        <w:tc>
+          <w:tcPr>
+            <w:tcW w:type="dxa" w:w="1505"/>
+            <w:tcMar>
+              <w:top w:w="100" w:type="dxa"/>
+              <w:bottom w:w="100" w:type="dxa"/>
+              <w:left w:w="120" w:type="dxa"/>
+              <w:right w:w="120" w:type="dxa"/>
+            </w:tcMar>
+            <w:shd w:fill="f7fafc"/>
+          </w:tcPr>
+          <w:p>
+            <w:r>
+              <w:rPr>
+                <w:b w:val="0"/>
+                <w:sz w:val="18"/>
+              </w:rPr>
+              <w:t>6.08</w:t>
+            </w:r>
+          </w:p>
+        </w:tc>
+      </w:tr>
+    </w:tbl>
+    <w:p/>
+    <w:p>
+      <w:pPr>
+        <w:jc w:val="both"/>
+      </w:pPr>
+      <w:r>
+        <w:t xml:space="preserve">The ratio bounds </w:t>
+      </w:r>
+      <w:r>
+        <w:rPr>
+          <w:i/>
+        </w:rPr>
+        <w:t>any</w:t>
+      </w:r>
+      <w:r>
+        <w:t xml:space="preserve"> score computed from that model, which makes two points</w:t>
+      </w:r>
+    </w:p>
+    <w:p>
+      <w:pPr>
+        <w:jc w:val="both"/>
+      </w:pPr>
+      <w:r>
+        <w:t>the rank tests could not.</w:t>
+      </w:r>
+    </w:p>
+    <w:p>
+      <w:pPr>
+        <w:jc w:val="both"/>
+      </w:pPr>
+      <w:r>
+        <w:rPr>
+          <w:b/>
+        </w:rPr>
+        <w:t>Boltz-1's ipTM is noise-limited (0.05); every other cell is signal-limited.</w:t>
+      </w:r>
+    </w:p>
+    <w:p>
+      <w:pPr>
+        <w:jc w:val="both"/>
+      </w:pPr>
+      <w:r>
+        <w:t>Its weak result is a different failure from Boltz-2's — one signal is drowned,</w:t>
+      </w:r>
+    </w:p>
+    <w:p>
+      <w:pPr>
+        <w:jc w:val="both"/>
+      </w:pPr>
+      <w:r>
+        <w:t>the other is nearly absent — and Section 7.8 treats the two as one phenomenon.</w:t>
+      </w:r>
+    </w:p>
+    <w:p>
+      <w:pPr>
+        <w:jc w:val="both"/>
+      </w:pPr>
+      <w:r>
+        <w:rPr>
+          <w:b/>
+        </w:rPr>
+        <w:t>Averaging is not a general remedy.</w:t>
+      </w:r>
+      <w:r>
+        <w:t xml:space="preserve"> Every other cell exceeds 1, so noise is</w:t>
+      </w:r>
+    </w:p>
+    <w:p>
+      <w:pPr>
+        <w:jc w:val="both"/>
+      </w:pPr>
+      <w:r>
+        <w:t>not the binding constraint on aggregate discriminability.</w:t>
+      </w:r>
+    </w:p>
+    <w:p>
+      <w:pPr>
+        <w:pStyle w:val="Heading4"/>
+        <w:keepNext/>
+        <w:spacing w:before="200" w:after="80"/>
+      </w:pPr>
+      <w:r>
+        <w:rPr>
+          <w:rFonts w:ascii="Times New Roman" w:hAnsi="Times New Roman"/>
+          <w:b/>
+          <w:color w:val="2C5282"/>
+          <w:sz w:val="22"/>
+        </w:rPr>
+        <w:t>7.9.3 The few-step model is noisier, not cleaner</w:t>
+      </w:r>
+    </w:p>
+    <w:p>
+      <w:pPr>
+        <w:jc w:val="both"/>
+      </w:pPr>
+      <w:r>
+        <w:t>The decomposition above initially applied Boltz-2's noise term to the DeCAF arm</w:t>
+      </w:r>
+    </w:p>
+    <w:p>
+      <w:pPr>
+        <w:jc w:val="both"/>
+      </w:pPr>
+      <w:r>
+        <w:t>for want of a measurement, on the expectation that a model distilled to land</w:t>
+      </w:r>
+    </w:p>
+    <w:p>
+      <w:pPr>
+        <w:jc w:val="both"/>
+      </w:pPr>
+      <w:r>
+        <w:t xml:space="preserve">accurately in ten steps would be less stochastic. </w:t>
+      </w:r>
+      <w:r>
+        <w:rPr>
+          <w:b/>
+        </w:rPr>
+        <w:t>The opposite holds.</w:t>
+      </w:r>
+    </w:p>
+    <w:p>
+      <w:pPr>
+        <w:jc w:val="both"/>
+      </w:pPr>
+      <w:r>
+        <w:t>Repeating Section 7.5's design exactly — same 24 complexes, same 4 receptors,</w:t>
+      </w:r>
+    </w:p>
+    <w:p>
+      <w:pPr>
+        <w:jc w:val="both"/>
+      </w:pPr>
+      <w:r>
+        <w:t>4 identical unseeded re-runs:</w:t>
+      </w:r>
+    </w:p>
+    <w:tbl>
+      <w:tblPr>
+        <w:tblW w:type="auto" w:w="0"/>
+        <w:jc w:val="center"/>
+        <w:tblLook w:firstColumn="1" w:firstRow="1" w:lastColumn="0" w:lastRow="0" w:noHBand="0" w:noVBand="1" w:val="04A0"/>
+        <w:tblBorders>
+          <w:top w:val="single" w:sz="4" w:space="0" w:color="cbd5e0"/>
+          <w:bottom w:val="single" w:sz="4" w:space="0" w:color="cbd5e0"/>
+          <w:left w:val="single" w:sz="4" w:space="0" w:color="cbd5e0"/>
+          <w:right w:val="single" w:sz="4" w:space="0" w:color="cbd5e0"/>
+          <w:insideH w:val="single" w:sz="4" w:space="0" w:color="cbd5e0"/>
+          <w:insideV w:val="single" w:sz="4" w:space="0" w:color="cbd5e0"/>
+        </w:tblBorders>
+      </w:tblPr>
+      <w:tblGrid>
+        <w:gridCol w:w="2257"/>
+        <w:gridCol w:w="2257"/>
+        <w:gridCol w:w="2257"/>
+        <w:gridCol w:w="2257"/>
+      </w:tblGrid>
+      <w:tr>
+        <w:tc>
+          <w:tcPr>
+            <w:tcW w:type="dxa" w:w="2257"/>
+            <w:tcMar>
+              <w:top w:w="100" w:type="dxa"/>
+              <w:bottom w:w="100" w:type="dxa"/>
+              <w:left w:w="120" w:type="dxa"/>
+              <w:right w:w="120" w:type="dxa"/>
+            </w:tcMar>
+            <w:shd w:fill="ebf8ff"/>
+          </w:tcPr>
+          <w:p>
+            <w:pPr>
+              <w:jc w:val="center"/>
+            </w:pPr>
+            <w:r>
+              <w:rPr>
+                <w:b/>
+                <w:color w:val="2B6CB0"/>
+                <w:sz w:val="19"/>
+              </w:rPr>
+              <w:t>Metric</w:t>
+            </w:r>
+          </w:p>
+        </w:tc>
+        <w:tc>
+          <w:tcPr>
+            <w:tcW w:type="dxa" w:w="2257"/>
+            <w:tcMar>
+              <w:top w:w="100" w:type="dxa"/>
+              <w:bottom w:w="100" w:type="dxa"/>
+              <w:left w:w="120" w:type="dxa"/>
+              <w:right w:w="120" w:type="dxa"/>
+            </w:tcMar>
+            <w:shd w:fill="ebf8ff"/>
+          </w:tcPr>
+          <w:p>
+            <w:pPr>
+              <w:jc w:val="center"/>
+            </w:pPr>
+            <w:r>
+              <w:rPr>
+                <w:b/>
+                <w:color w:val="2B6CB0"/>
+                <w:sz w:val="19"/>
+              </w:rPr>
+              <w:t>DeCAF SD</w:t>
+            </w:r>
+          </w:p>
+        </w:tc>
+        <w:tc>
+          <w:tcPr>
+            <w:tcW w:type="dxa" w:w="2257"/>
+            <w:tcMar>
+              <w:top w:w="100" w:type="dxa"/>
+              <w:bottom w:w="100" w:type="dxa"/>
+              <w:left w:w="120" w:type="dxa"/>
+              <w:right w:w="120" w:type="dxa"/>
+            </w:tcMar>
+            <w:shd w:fill="ebf8ff"/>
+          </w:tcPr>
+          <w:p>
+            <w:pPr>
+              <w:jc w:val="center"/>
+            </w:pPr>
+            <w:r>
+              <w:rPr>
+                <w:b/>
+                <w:color w:val="2B6CB0"/>
+                <w:sz w:val="19"/>
+              </w:rPr>
+              <w:t>Boltz-2 SD</w:t>
+            </w:r>
+          </w:p>
+        </w:tc>
+        <w:tc>
+          <w:tcPr>
+            <w:tcW w:type="dxa" w:w="2257"/>
+            <w:tcMar>
+              <w:top w:w="100" w:type="dxa"/>
+              <w:bottom w:w="100" w:type="dxa"/>
+              <w:left w:w="120" w:type="dxa"/>
+              <w:right w:w="120" w:type="dxa"/>
+            </w:tcMar>
+            <w:shd w:fill="ebf8ff"/>
+          </w:tcPr>
+          <w:p>
+            <w:pPr>
+              <w:jc w:val="center"/>
+            </w:pPr>
+            <w:r>
+              <w:rPr>
+                <w:b/>
+                <w:color w:val="2B6CB0"/>
+                <w:sz w:val="19"/>
+              </w:rPr>
+              <w:t>Ratio</w:t>
+            </w:r>
+          </w:p>
+        </w:tc>
+      </w:tr>
+      <w:tr>
+        <w:tc>
+          <w:tcPr>
+            <w:tcW w:type="dxa" w:w="2257"/>
+            <w:tcMar>
+              <w:top w:w="100" w:type="dxa"/>
+              <w:bottom w:w="100" w:type="dxa"/>
+              <w:left w:w="120" w:type="dxa"/>
+              <w:right w:w="120" w:type="dxa"/>
+            </w:tcMar>
+          </w:tcPr>
+          <w:p>
+            <w:r>
+              <w:rPr>
+                <w:b w:val="0"/>
+                <w:sz w:val="18"/>
+              </w:rPr>
+              <w:t>ipTM</w:t>
+            </w:r>
+          </w:p>
+        </w:tc>
+        <w:tc>
+          <w:tcPr>
+            <w:tcW w:type="dxa" w:w="2257"/>
+            <w:tcMar>
+              <w:top w:w="100" w:type="dxa"/>
+              <w:bottom w:w="100" w:type="dxa"/>
+              <w:left w:w="120" w:type="dxa"/>
+              <w:right w:w="120" w:type="dxa"/>
+            </w:tcMar>
+          </w:tcPr>
+          <w:p>
+            <w:r>
+              <w:rPr>
+                <w:b w:val="0"/>
+                <w:sz w:val="18"/>
+              </w:rPr>
+              <w:t>0.0981</w:t>
+            </w:r>
+          </w:p>
+        </w:tc>
+        <w:tc>
+          <w:tcPr>
+            <w:tcW w:type="dxa" w:w="2257"/>
+            <w:tcMar>
+              <w:top w:w="100" w:type="dxa"/>
+              <w:bottom w:w="100" w:type="dxa"/>
+              <w:left w:w="120" w:type="dxa"/>
+              <w:right w:w="120" w:type="dxa"/>
+            </w:tcMar>
+          </w:tcPr>
+          <w:p>
+            <w:r>
+              <w:rPr>
+                <w:b w:val="0"/>
+                <w:sz w:val="18"/>
+              </w:rPr>
+              <w:t>0.0628</w:t>
+            </w:r>
+          </w:p>
+        </w:tc>
+        <w:tc>
+          <w:tcPr>
+            <w:tcW w:type="dxa" w:w="2257"/>
+            <w:tcMar>
+              <w:top w:w="100" w:type="dxa"/>
+              <w:bottom w:w="100" w:type="dxa"/>
+              <w:left w:w="120" w:type="dxa"/>
+              <w:right w:w="120" w:type="dxa"/>
+            </w:tcMar>
+          </w:tcPr>
+          <w:p>
+            <w:r>
+              <w:rPr>
+                <w:b w:val="0"/>
+                <w:sz w:val="18"/>
+              </w:rPr>
+              <w:t>1.56</w:t>
+            </w:r>
+          </w:p>
+        </w:tc>
+      </w:tr>
+      <w:tr>
+        <w:tc>
+          <w:tcPr>
+            <w:tcW w:type="dxa" w:w="2257"/>
+            <w:tcMar>
+              <w:top w:w="100" w:type="dxa"/>
+              <w:bottom w:w="100" w:type="dxa"/>
+              <w:left w:w="120" w:type="dxa"/>
+              <w:right w:w="120" w:type="dxa"/>
+            </w:tcMar>
+            <w:shd w:fill="f7fafc"/>
+          </w:tcPr>
+          <w:p>
+            <w:r>
+              <w:rPr>
+                <w:b w:val="0"/>
+                <w:sz w:val="18"/>
+              </w:rPr>
+              <w:t>Interface pLDDT</w:t>
+            </w:r>
+          </w:p>
+        </w:tc>
+        <w:tc>
+          <w:tcPr>
+            <w:tcW w:type="dxa" w:w="2257"/>
+            <w:tcMar>
+              <w:top w:w="100" w:type="dxa"/>
+              <w:bottom w:w="100" w:type="dxa"/>
+              <w:left w:w="120" w:type="dxa"/>
+              <w:right w:w="120" w:type="dxa"/>
+            </w:tcMar>
+            <w:shd w:fill="f7fafc"/>
+          </w:tcPr>
+          <w:p>
+            <w:r>
+              <w:rPr>
+                <w:b w:val="0"/>
+                <w:sz w:val="18"/>
+              </w:rPr>
+              <w:t>3.029</w:t>
+            </w:r>
+          </w:p>
+        </w:tc>
+        <w:tc>
+          <w:tcPr>
+            <w:tcW w:type="dxa" w:w="2257"/>
+            <w:tcMar>
+              <w:top w:w="100" w:type="dxa"/>
+              <w:bottom w:w="100" w:type="dxa"/>
+              <w:left w:w="120" w:type="dxa"/>
+              <w:right w:w="120" w:type="dxa"/>
+            </w:tcMar>
+            <w:shd w:fill="f7fafc"/>
+          </w:tcPr>
+          <w:p>
+            <w:r>
+              <w:rPr>
+                <w:b w:val="0"/>
+                <w:sz w:val="18"/>
+              </w:rPr>
+              <w:t>1.917</w:t>
+            </w:r>
+          </w:p>
+        </w:tc>
+        <w:tc>
+          <w:tcPr>
+            <w:tcW w:type="dxa" w:w="2257"/>
+            <w:tcMar>
+              <w:top w:w="100" w:type="dxa"/>
+              <w:bottom w:w="100" w:type="dxa"/>
+              <w:left w:w="120" w:type="dxa"/>
+              <w:right w:w="120" w:type="dxa"/>
+            </w:tcMar>
+            <w:shd w:fill="f7fafc"/>
+          </w:tcPr>
+          <w:p>
+            <w:r>
+              <w:rPr>
+                <w:b w:val="0"/>
+                <w:sz w:val="18"/>
+              </w:rPr>
+              <w:t>1.58</w:t>
+            </w:r>
+          </w:p>
+        </w:tc>
+      </w:tr>
+    </w:tbl>
+    <w:p/>
+    <w:p>
+      <w:pPr>
+        <w:jc w:val="both"/>
+      </w:pPr>
+      <w:r>
+        <w:t>Fewer, larger jumps move further per draw, so run-to-run spread grows. Correcting</w:t>
+      </w:r>
+    </w:p>
+    <w:p>
+      <w:pPr>
+        <w:jc w:val="both"/>
+      </w:pPr>
+      <w:r>
+        <w:t>the decomposition accordingly:</w:t>
+      </w:r>
+    </w:p>
+    <w:tbl>
+      <w:tblPr>
+        <w:tblW w:type="auto" w:w="0"/>
+        <w:jc w:val="center"/>
+        <w:tblLook w:firstColumn="1" w:firstRow="1" w:lastColumn="0" w:lastRow="0" w:noHBand="0" w:noVBand="1" w:val="04A0"/>
+        <w:tblBorders>
+          <w:top w:val="single" w:sz="4" w:space="0" w:color="cbd5e0"/>
+          <w:bottom w:val="single" w:sz="4" w:space="0" w:color="cbd5e0"/>
+          <w:left w:val="single" w:sz="4" w:space="0" w:color="cbd5e0"/>
+          <w:right w:val="single" w:sz="4" w:space="0" w:color="cbd5e0"/>
+          <w:insideH w:val="single" w:sz="4" w:space="0" w:color="cbd5e0"/>
+          <w:insideV w:val="single" w:sz="4" w:space="0" w:color="cbd5e0"/>
+        </w:tblBorders>
+      </w:tblPr>
+      <w:tblGrid>
+        <w:gridCol w:w="2257"/>
+        <w:gridCol w:w="2257"/>
+        <w:gridCol w:w="2257"/>
+        <w:gridCol w:w="2257"/>
+      </w:tblGrid>
+      <w:tr>
+        <w:tc>
+          <w:tcPr>
+            <w:tcW w:type="dxa" w:w="2257"/>
+            <w:tcMar>
+              <w:top w:w="100" w:type="dxa"/>
+              <w:bottom w:w="100" w:type="dxa"/>
+              <w:left w:w="120" w:type="dxa"/>
+              <w:right w:w="120" w:type="dxa"/>
+            </w:tcMar>
+            <w:shd w:fill="ebf8ff"/>
+          </w:tcPr>
+          <w:p>
+            <w:pPr>
+              <w:jc w:val="center"/>
+            </w:pPr>
+            <w:r>
+              <w:rPr>
+                <w:b/>
+                <w:color w:val="2B6CB0"/>
+                <w:sz w:val="19"/>
+              </w:rPr>
+              <w:t>Metric</w:t>
+            </w:r>
+          </w:p>
+        </w:tc>
+        <w:tc>
+          <w:tcPr>
+            <w:tcW w:type="dxa" w:w="2257"/>
+            <w:tcMar>
+              <w:top w:w="100" w:type="dxa"/>
+              <w:bottom w:w="100" w:type="dxa"/>
+              <w:left w:w="120" w:type="dxa"/>
+              <w:right w:w="120" w:type="dxa"/>
+            </w:tcMar>
+            <w:shd w:fill="ebf8ff"/>
+          </w:tcPr>
+          <w:p>
+            <w:pPr>
+              <w:jc w:val="center"/>
+            </w:pPr>
+            <w:r>
+              <w:rPr>
+                <w:b/>
+                <w:color w:val="2B6CB0"/>
+                <w:sz w:val="19"/>
+              </w:rPr>
+              <w:t>S/N, borrowed noise</w:t>
+            </w:r>
+          </w:p>
+        </w:tc>
+        <w:tc>
+          <w:tcPr>
+            <w:tcW w:type="dxa" w:w="2257"/>
+            <w:tcMar>
+              <w:top w:w="100" w:type="dxa"/>
+              <w:bottom w:w="100" w:type="dxa"/>
+              <w:left w:w="120" w:type="dxa"/>
+              <w:right w:w="120" w:type="dxa"/>
+            </w:tcMar>
+            <w:shd w:fill="ebf8ff"/>
+          </w:tcPr>
+          <w:p>
+            <w:pPr>
+              <w:jc w:val="center"/>
+            </w:pPr>
+            <w:r>
+              <w:rPr>
+                <w:b/>
+                <w:color w:val="2B6CB0"/>
+                <w:sz w:val="19"/>
+              </w:rPr>
+              <w:t>S/N, measured</w:t>
+            </w:r>
+          </w:p>
+        </w:tc>
+        <w:tc>
+          <w:tcPr>
+            <w:tcW w:type="dxa" w:w="2257"/>
+            <w:tcMar>
+              <w:top w:w="100" w:type="dxa"/>
+              <w:bottom w:w="100" w:type="dxa"/>
+              <w:left w:w="120" w:type="dxa"/>
+              <w:right w:w="120" w:type="dxa"/>
+            </w:tcMar>
+            <w:shd w:fill="ebf8ff"/>
+          </w:tcPr>
+          <w:p>
+            <w:pPr>
+              <w:jc w:val="center"/>
+            </w:pPr>
+            <w:r>
+              <w:rPr>
+                <w:b/>
+                <w:color w:val="2B6CB0"/>
+                <w:sz w:val="19"/>
+              </w:rPr>
+              <w:t>Advantage over Boltz-2</w:t>
+            </w:r>
+          </w:p>
+        </w:tc>
+      </w:tr>
+      <w:tr>
+        <w:tc>
+          <w:tcPr>
+            <w:tcW w:type="dxa" w:w="2257"/>
+            <w:tcMar>
+              <w:top w:w="100" w:type="dxa"/>
+              <w:bottom w:w="100" w:type="dxa"/>
+              <w:left w:w="120" w:type="dxa"/>
+              <w:right w:w="120" w:type="dxa"/>
+            </w:tcMar>
+          </w:tcPr>
+          <w:p>
+            <w:r>
+              <w:rPr>
+                <w:b w:val="0"/>
+                <w:sz w:val="18"/>
+              </w:rPr>
+              <w:t>ipTM</w:t>
+            </w:r>
+          </w:p>
+        </w:tc>
+        <w:tc>
+          <w:tcPr>
+            <w:tcW w:type="dxa" w:w="2257"/>
+            <w:tcMar>
+              <w:top w:w="100" w:type="dxa"/>
+              <w:bottom w:w="100" w:type="dxa"/>
+              <w:left w:w="120" w:type="dxa"/>
+              <w:right w:w="120" w:type="dxa"/>
+            </w:tcMar>
+          </w:tcPr>
+          <w:p>
+            <w:r>
+              <w:rPr>
+                <w:b w:val="0"/>
+                <w:sz w:val="18"/>
+              </w:rPr>
+              <w:t>10.71</w:t>
+            </w:r>
+          </w:p>
+        </w:tc>
+        <w:tc>
+          <w:tcPr>
+            <w:tcW w:type="dxa" w:w="2257"/>
+            <w:tcMar>
+              <w:top w:w="100" w:type="dxa"/>
+              <w:bottom w:w="100" w:type="dxa"/>
+              <w:left w:w="120" w:type="dxa"/>
+              <w:right w:w="120" w:type="dxa"/>
+            </w:tcMar>
+          </w:tcPr>
+          <w:p>
+            <w:r>
+              <w:rPr>
+                <w:b w:val="0"/>
+                <w:sz w:val="18"/>
+              </w:rPr>
+              <w:t>3.80</w:t>
+            </w:r>
+          </w:p>
+        </w:tc>
+        <w:tc>
+          <w:tcPr>
+            <w:tcW w:type="dxa" w:w="2257"/>
+            <w:tcMar>
+              <w:top w:w="100" w:type="dxa"/>
+              <w:bottom w:w="100" w:type="dxa"/>
+              <w:left w:w="120" w:type="dxa"/>
+              <w:right w:w="120" w:type="dxa"/>
+            </w:tcMar>
+          </w:tcPr>
+          <w:p>
+            <w:r>
+              <w:rPr>
+                <w:b w:val="0"/>
+                <w:sz w:val="18"/>
+              </w:rPr>
+              <w:t>2.6× (not 7.2×)</w:t>
+            </w:r>
+          </w:p>
+        </w:tc>
+      </w:tr>
+      <w:tr>
+        <w:tc>
+          <w:tcPr>
+            <w:tcW w:type="dxa" w:w="2257"/>
+            <w:tcMar>
+              <w:top w:w="100" w:type="dxa"/>
+              <w:bottom w:w="100" w:type="dxa"/>
+              <w:left w:w="120" w:type="dxa"/>
+              <w:right w:w="120" w:type="dxa"/>
+            </w:tcMar>
+            <w:shd w:fill="f7fafc"/>
+          </w:tcPr>
+          <w:p>
+            <w:r>
+              <w:rPr>
+                <w:b w:val="0"/>
+                <w:sz w:val="18"/>
+              </w:rPr>
+              <w:t>Interface pLDDT</w:t>
+            </w:r>
+          </w:p>
+        </w:tc>
+        <w:tc>
+          <w:tcPr>
+            <w:tcW w:type="dxa" w:w="2257"/>
+            <w:tcMar>
+              <w:top w:w="100" w:type="dxa"/>
+              <w:bottom w:w="100" w:type="dxa"/>
+              <w:left w:w="120" w:type="dxa"/>
+              <w:right w:w="120" w:type="dxa"/>
+            </w:tcMar>
+            <w:shd w:fill="f7fafc"/>
+          </w:tcPr>
+          <w:p>
+            <w:r>
+              <w:rPr>
+                <w:b w:val="0"/>
+                <w:sz w:val="18"/>
+              </w:rPr>
+              <w:t>16.68</w:t>
+            </w:r>
+          </w:p>
+        </w:tc>
+        <w:tc>
+          <w:tcPr>
+            <w:tcW w:type="dxa" w:w="2257"/>
+            <w:tcMar>
+              <w:top w:w="100" w:type="dxa"/>
+              <w:bottom w:w="100" w:type="dxa"/>
+              <w:left w:w="120" w:type="dxa"/>
+              <w:right w:w="120" w:type="dxa"/>
+            </w:tcMar>
+            <w:shd w:fill="f7fafc"/>
+          </w:tcPr>
+          <w:p>
+            <w:r>
+              <w:rPr>
+                <w:b w:val="0"/>
+                <w:sz w:val="18"/>
+              </w:rPr>
+              <w:t>6.08</w:t>
+            </w:r>
+          </w:p>
+        </w:tc>
+        <w:tc>
+          <w:tcPr>
+            <w:tcW w:type="dxa" w:w="2257"/>
+            <w:tcMar>
+              <w:top w:w="100" w:type="dxa"/>
+              <w:bottom w:w="100" w:type="dxa"/>
+              <w:left w:w="120" w:type="dxa"/>
+              <w:right w:w="120" w:type="dxa"/>
+            </w:tcMar>
+            <w:shd w:fill="f7fafc"/>
+          </w:tcPr>
+          <w:p>
+            <w:r>
+              <w:rPr>
+                <w:b w:val="0"/>
+                <w:sz w:val="18"/>
+              </w:rPr>
+              <w:t>2.2× (not 6.1×)</w:t>
+            </w:r>
+          </w:p>
+        </w:tc>
+      </w:tr>
+    </w:tbl>
+    <w:p/>
+    <w:p>
+      <w:pPr>
+        <w:jc w:val="both"/>
+      </w:pPr>
+      <w:r>
+        <w:t>DeCAF remains the strongest arm by a clear margin, but by roughly half what the</w:t>
+      </w:r>
+    </w:p>
+    <w:p>
+      <w:pPr>
+        <w:jc w:val="both"/>
+      </w:pPr>
+      <w:r>
+        <w:t>borrowed figure implied. The raw effect sizes of Section 7.8 are unaffected —</w:t>
+      </w:r>
+    </w:p>
+    <w:p>
+      <w:pPr>
+        <w:jc w:val="both"/>
+      </w:pPr>
+      <w:r>
+        <w:t>they are measured, not inferred; what changes is the discriminability those</w:t>
+      </w:r>
+    </w:p>
+    <w:p>
+      <w:pPr>
+        <w:jc w:val="both"/>
+      </w:pPr>
+      <w:r>
+        <w:t>effects purchase once the model's own noise is accounted for.</w:t>
+      </w:r>
+    </w:p>
+    <w:p>
+      <w:pPr>
+        <w:pStyle w:val="Heading4"/>
+        <w:keepNext/>
+        <w:spacing w:before="200" w:after="80"/>
+      </w:pPr>
+      <w:r>
+        <w:rPr>
+          <w:rFonts w:ascii="Times New Roman" w:hAnsi="Times New Roman"/>
+          <w:b/>
+          <w:color w:val="2C5282"/>
+          <w:sz w:val="22"/>
+        </w:rPr>
+        <w:t>7.9.4 Rank instability generalises</w:t>
+      </w:r>
+    </w:p>
+    <w:p>
+      <w:pPr>
+        <w:jc w:val="both"/>
+      </w:pPr>
+      <w:r>
+        <w:t>Cognate rank among its own decoys, across four identical re-runs:</w:t>
+      </w:r>
+    </w:p>
+    <w:tbl>
+      <w:tblPr>
+        <w:tblW w:type="auto" w:w="0"/>
+        <w:jc w:val="center"/>
+        <w:tblLook w:firstColumn="1" w:firstRow="1" w:lastColumn="0" w:lastRow="0" w:noHBand="0" w:noVBand="1" w:val="04A0"/>
+        <w:tblBorders>
+          <w:top w:val="single" w:sz="4" w:space="0" w:color="e2e8f0"/>
+          <w:bottom w:val="single" w:sz="4" w:space="0" w:color="e2e8f0"/>
+          <w:left w:val="single" w:sz="8" w:space="0" w:color="3182ce"/>
+          <w:right w:val="single" w:sz="4" w:space="0" w:color="e2e8f0"/>
+        </w:tblBorders>
+      </w:tblPr>
+      <w:tblGrid>
+        <w:gridCol w:w="9029"/>
+      </w:tblGrid>
+      <w:tr>
+        <w:tc>
+          <w:tcPr>
+            <w:tcW w:type="dxa" w:w="9029"/>
+            <w:shd w:fill="f7fafc"/>
+            <w:tcMar>
+              <w:top w:w="150" w:type="dxa"/>
+              <w:bottom w:w="150" w:type="dxa"/>
+              <w:left w:w="200" w:type="dxa"/>
+              <w:right w:w="200" w:type="dxa"/>
+            </w:tcMar>
+          </w:tcPr>
+          <w:p>
+            <w:pPr>
+              <w:spacing w:line="240" w:lineRule="auto" w:after="0"/>
+            </w:pPr>
+            <w:r>
+              <w:rPr>
+                <w:rFonts w:ascii="Courier New" w:hAnsi="Courier New"/>
+                <w:color w:val="2D3748"/>
+                <w:sz w:val="17"/>
+              </w:rPr>
+              <w:t>ipTM             stable 0/4    1YCR [1,2,1,1]  6YOO [2,2,2,1]</w:t>
+              <w:br/>
+              <w:t xml:space="preserve">                               8KDX [4,2,3,2]  9F6S [2,3,3,3]</w:t>
+              <w:br/>
+              <w:t>interface pLDDT  stable 1/4    1YCR [1,3,1,1]  6YOO [2,2,2,2]</w:t>
+              <w:br/>
+              <w:t xml:space="preserve">                               8KDX [4,4,3,3]  9F6S [2,3,2,2]</w:t>
+            </w:r>
+          </w:p>
+        </w:tc>
+      </w:tr>
+    </w:tbl>
+    <w:p/>
+    <w:p>
+      <w:pPr>
+        <w:jc w:val="both"/>
+      </w:pPr>
+      <w:r>
+        <w:t>Single unseeded folds do not reproduce their own per-receptor rankings on the</w:t>
+      </w:r>
+    </w:p>
+    <w:p>
+      <w:pPr>
+        <w:jc w:val="both"/>
+      </w:pPr>
+      <w:r>
+        <w:t>few-step model either, so Section 7.5's finding describes these folding models</w:t>
+      </w:r>
+    </w:p>
+    <w:p>
+      <w:pPr>
+        <w:jc w:val="both"/>
+      </w:pPr>
+      <w:r>
+        <w:t>generally rather than the reduced-sampling regime.</w:t>
+      </w:r>
+    </w:p>
+    <w:p>
+      <w:pPr>
+        <w:jc w:val="both"/>
+      </w:pPr>
+      <w:r>
+        <w:t>This does not contradict the signal-limited verdict of 7.9.2. Aggregate</w:t>
+      </w:r>
+    </w:p>
+    <w:p>
+      <w:pPr>
+        <w:jc w:val="both"/>
+      </w:pPr>
+      <w:r>
+        <w:t>discriminability is not noise-bound, yet individual within-receptor comparisons</w:t>
+      </w:r>
+    </w:p>
+    <w:p>
+      <w:pPr>
+        <w:jc w:val="both"/>
+      </w:pPr>
+      <w:r>
+        <w:t>are close enough that a single draw reorders them. The recommendation therefore</w:t>
+      </w:r>
+    </w:p>
+    <w:p>
+      <w:pPr>
+        <w:jc w:val="both"/>
+      </w:pPr>
+      <w:r>
+        <w:t xml:space="preserve">splits: </w:t>
+      </w:r>
+      <w:r>
+        <w:rPr>
+          <w:b/>
+        </w:rPr>
+      </w:r>
+      <w:r>
+        <w:t>average for per-receptor claims; averaging will not rescue a weak</w:t>
+      </w:r>
+    </w:p>
+    <w:p>
+      <w:pPr>
+        <w:jc w:val="both"/>
+      </w:pPr>
+      <w:r>
+        <w:t>metric in aggregate.</w:t>
+      </w:r>
+      <w:r>
+        <w:rPr>
+          <w:b/>
+        </w:rPr>
+      </w:r>
+    </w:p>
+    <w:p>
+      <w:pPr>
+        <w:pStyle w:val="Heading4"/>
+        <w:keepNext/>
+        <w:spacing w:before="200" w:after="80"/>
+      </w:pPr>
+      <w:r>
+        <w:rPr>
+          <w:rFonts w:ascii="Times New Roman" w:hAnsi="Times New Roman"/>
+          <w:b/>
+          <w:color w:val="2C5282"/>
+          <w:sz w:val="22"/>
+        </w:rPr>
+        <w:t>7.9.5 Limitations</w:t>
+      </w:r>
+    </w:p>
+    <w:p>
+      <w:pPr>
+        <w:jc w:val="both"/>
+      </w:pPr>
+      <w:r>
+        <w:t>Boltz-1 has no replicate study of its own and borrows the Boltz-2 noise term, so</w:t>
+      </w:r>
+    </w:p>
+    <w:p>
+      <w:pPr>
+        <w:jc w:val="both"/>
+      </w:pPr>
+      <w:r>
+        <w:t>its rows are an assumption rather than a measurement. The replicate design covers</w:t>
+      </w:r>
+    </w:p>
+    <w:p>
+      <w:pPr>
+        <w:jc w:val="both"/>
+      </w:pPr>
+      <w:r>
+        <w:t>4 receptors, chosen in Section 7.5 to span the observed outcomes, not the full</w:t>
+      </w:r>
+    </w:p>
+    <w:p>
+      <w:pPr>
+        <w:jc w:val="both"/>
+      </w:pPr>
+      <w:r>
+        <w:t>panel. The mixed model assumes additive receptor effects and homoscedastic</w:t>
+      </w:r>
+    </w:p>
+    <w:p>
+      <w:pPr>
+        <w:jc w:val="both"/>
+      </w:pPr>
+      <w:r>
+        <w:t>residuals; neither was tested.</w:t>
+      </w:r>
+    </w:p>
+    <w:p>
+      <w:r>
+        <w:br w:type="page"/>
+      </w:r>
+    </w:p>
+    <w:p>
+      <w:pPr>
         <w:pStyle w:val="Heading1"/>
         <w:keepNext/>
         <w:spacing w:before="360" w:after="160"/>
@@ -19113,10 +21754,39 @@
         <w:rPr>
           <w:b/>
         </w:rPr>
-        <w:t>Report replicate-averaged confidence, never a single fold.</w:t>
-      </w:r>
-      <w:r>
-        <w:t xml:space="preserve"> On this</w:t>
+        <w:t>Report replicate-averaged confidence for per-receptor claims.</w:t>
+      </w:r>
+    </w:p>
+    <w:p>
+      <w:pPr>
+        <w:jc w:val="both"/>
+      </w:pPr>
+      <w:r>
+        <w:t>Section 7.9 refines this: rank instability generalises to the few-step model,</w:t>
+      </w:r>
+    </w:p>
+    <w:p>
+      <w:pPr>
+        <w:jc w:val="both"/>
+      </w:pPr>
+      <w:r>
+        <w:t>so per-receptor rankings do require averaging — but the variance decomposition</w:t>
+      </w:r>
+    </w:p>
+    <w:p>
+      <w:pPr>
+        <w:jc w:val="both"/>
+      </w:pPr>
+      <w:r>
+        <w:t>finds aggregate discriminability signal-limited rather than noise-limited, so</w:t>
+      </w:r>
+    </w:p>
+    <w:p>
+      <w:pPr>
+        <w:jc w:val="both"/>
+      </w:pPr>
+      <w:r>
+        <w:t>averaging will not rescue a weak metric at the population level. On this</w:t>
       </w:r>
     </w:p>
     <w:p>

--- a/final_dissertation_report.docx
+++ b/final_dissertation_report.docx
@@ -1756,15 +1756,71 @@
         <w:jc w:val="both"/>
       </w:pPr>
       <w:r>
-        <w:t>cannot, at 8.6 times the effect-to-noise ratio, yielding a concrete</w:t>
-      </w:r>
-    </w:p>
-    <w:p>
-      <w:pPr>
-        <w:jc w:val="both"/>
-      </w:pPr>
-      <w:r>
-        <w:t>recommendation for how such candidates should be ranked.</w:t>
+        <w:t>cannot, at 8.6 times the effect-to-noise ratio. A second panel of receptors</w:t>
+      </w:r>
+    </w:p>
+    <w:p>
+      <w:pPr>
+        <w:jc w:val="both"/>
+      </w:pPr>
+      <w:r>
+        <w:t>released after the model's training cutoff then bounded that recovery — over</w:t>
+      </w:r>
+    </w:p>
+    <w:p>
+      <w:pPr>
+        <w:jc w:val="both"/>
+      </w:pPr>
+      <w:r>
+        <w:t>three independent draws both readouts retain only about half their effect on</w:t>
+      </w:r>
+    </w:p>
+    <w:p>
+      <w:pPr>
+        <w:jc w:val="both"/>
+      </w:pPr>
+      <w:r>
+        <w:t>complexes the model was not trained on, so a benchmark figure quoted without</w:t>
+      </w:r>
+    </w:p>
+    <w:p>
+      <w:pPr>
+        <w:jc w:val="both"/>
+      </w:pPr>
+      <w:r>
+        <w:t>stating which regime it was measured in is roughly a factor of two optimistic.</w:t>
+      </w:r>
+    </w:p>
+    <w:p>
+      <w:pPr>
+        <w:jc w:val="both"/>
+      </w:pPr>
+      <w:r>
+        <w:t>Auditing the predicted coordinates themselves explains much of the rest: at the</w:t>
+      </w:r>
+    </w:p>
+    <w:p>
+      <w:pPr>
+        <w:jc w:val="both"/>
+      </w:pPr>
+      <w:r>
+        <w:t>reduced sampling used throughout, only 14% of backbone bonds are physically</w:t>
+      </w:r>
+    </w:p>
+    <w:p>
+      <w:pPr>
+        <w:jc w:val="both"/>
+      </w:pPr>
+      <w:r>
+        <w:t>plausible against 96% for a model distilled for that step budget, and every</w:t>
+      </w:r>
+    </w:p>
+    <w:p>
+      <w:pPr>
+        <w:jc w:val="both"/>
+      </w:pPr>
+      <w:r>
+        <w:t>geometry-derived readout fails on the former and works on the latter.</w:t>
       </w:r>
     </w:p>
     <w:p>
@@ -2321,7 +2377,7 @@
         <w:t xml:space="preserve"> </w:t>
       </w:r>
       <w:r>
-        <w:t>7.6 Interface pLDDT Ranks Binders Where ipTM Does Not ....................... 21</w:t>
+        <w:t>7.6 Interface pLDDT Recovers What ipTM Discards ............................. 21</w:t>
       </w:r>
     </w:p>
     <w:p>
@@ -2382,6 +2438,46 @@
       </w:r>
       <w:r>
         <w:t>7.9 Variance Decomposition and the Reproducibility of the Few-Step Model .... 28</w:t>
+      </w:r>
+    </w:p>
+    <w:p>
+      <w:pPr>
+        <w:jc w:val="both"/>
+      </w:pPr>
+      <w:r>
+        <w:t xml:space="preserve"> </w:t>
+      </w:r>
+      <w:r>
+        <w:t xml:space="preserve"> </w:t>
+      </w:r>
+      <w:r>
+        <w:t xml:space="preserve"> </w:t>
+      </w:r>
+      <w:r>
+        <w:t xml:space="preserve"> </w:t>
+      </w:r>
+      <w:r>
+        <w:t>7.10 Is the Panel Measuring Prediction or Retrieval? ........................ 30</w:t>
+      </w:r>
+    </w:p>
+    <w:p>
+      <w:pPr>
+        <w:jc w:val="both"/>
+      </w:pPr>
+      <w:r>
+        <w:t xml:space="preserve"> </w:t>
+      </w:r>
+      <w:r>
+        <w:t xml:space="preserve"> </w:t>
+      </w:r>
+      <w:r>
+        <w:t xml:space="preserve"> </w:t>
+      </w:r>
+      <w:r>
+        <w:t xml:space="preserve"> </w:t>
+      </w:r>
+      <w:r>
+        <w:t>7.11 Why the Readouts Behave As They Do: Backbone Convergence ............... 34</w:t>
       </w:r>
     </w:p>
     <w:p>
@@ -2882,7 +2978,7 @@
         <w:jc w:val="both"/>
       </w:pPr>
       <w:r>
-        <w:t xml:space="preserve">5. </w:t>
+        <w:t xml:space="preserve">8. </w:t>
       </w:r>
       <w:r>
         <w:rPr>
@@ -3354,7 +3450,7 @@
         <w:jc w:val="both"/>
       </w:pPr>
       <w:r>
-        <w:t xml:space="preserve">2. </w:t>
+        <w:t xml:space="preserve">5. </w:t>
       </w:r>
       <w:r>
         <w:rPr>
@@ -13199,7 +13295,7 @@
           <w:color w:val="2C5282"/>
           <w:sz w:val="23"/>
         </w:rPr>
-        <w:t>7.6 Interface pLDDT Ranks Binders Where ipTM Does Not</w:t>
+        <w:t>7.6 Interface pLDDT Recovers What ipTM Discards — On Structures the Model Has Seen</w:t>
       </w:r>
     </w:p>
     <w:p>
@@ -13232,7 +13328,71 @@
         <w:jc w:val="both"/>
       </w:pPr>
       <w:r>
-        <w:t>further folding, and changes the practical conclusion of this dissertation.</w:t>
+        <w:t>further folding.</w:t>
+      </w:r>
+    </w:p>
+    <w:p>
+      <w:pPr>
+        <w:jc w:val="both"/>
+      </w:pPr>
+      <w:r>
+        <w:t>The result below is real and reproduces. Its scope, however, is narrower than</w:t>
+      </w:r>
+    </w:p>
+    <w:p>
+      <w:pPr>
+        <w:jc w:val="both"/>
+      </w:pPr>
+      <w:r>
+        <w:t xml:space="preserve">this section originally claimed: </w:t>
+      </w:r>
+      <w:r>
+        <w:rPr>
+          <w:b/>
+        </w:rPr>
+      </w:r>
+      <w:r>
+        <w:t>Section 7.10 shows that most of the advantage</w:t>
+      </w:r>
+    </w:p>
+    <w:p>
+      <w:pPr>
+        <w:jc w:val="both"/>
+      </w:pPr>
+      <w:r>
+        <w:t>disappears on complexes released after the model's training cutoff.</w:t>
+      </w:r>
+      <w:r>
+        <w:rPr>
+          <w:b/>
+        </w:rPr>
+      </w:r>
+      <w:r>
+        <w:t xml:space="preserve"> This</w:t>
+      </w:r>
+    </w:p>
+    <w:p>
+      <w:pPr>
+        <w:jc w:val="both"/>
+      </w:pPr>
+      <w:r>
+        <w:t>section should be read as characterising the readouts on the panel as</w:t>
+      </w:r>
+    </w:p>
+    <w:p>
+      <w:pPr>
+        <w:jc w:val="both"/>
+      </w:pPr>
+      <w:r>
+        <w:t>constituted — which is largely a panel of structures the model was trained on —</w:t>
+      </w:r>
+    </w:p>
+    <w:p>
+      <w:pPr>
+        <w:jc w:val="both"/>
+      </w:pPr>
+      <w:r>
+        <w:t>and Section 7.10 as establishing what transfers.</w:t>
       </w:r>
     </w:p>
     <w:p>
@@ -14427,6 +14587,100 @@
       </w:pPr>
       <w:r>
         <w:t>carries on its own.</w:t>
+      </w:r>
+    </w:p>
+    <w:p>
+      <w:pPr>
+        <w:jc w:val="both"/>
+      </w:pPr>
+      <w:r>
+        <w:rPr>
+          <w:b/>
+        </w:rPr>
+        <w:t>The cause is not short peptides — it is unconverged geometry.</w:t>
+      </w:r>
+      <w:r>
+        <w:t xml:space="preserve"> Section 7.11</w:t>
+      </w:r>
+    </w:p>
+    <w:p>
+      <w:pPr>
+        <w:jc w:val="both"/>
+      </w:pPr>
+      <w:r>
+        <w:t>shows that only 14% of backbone bonds in these Boltz-2 structures are physically</w:t>
+      </w:r>
+    </w:p>
+    <w:p>
+      <w:pPr>
+        <w:jc w:val="both"/>
+      </w:pPr>
+      <w:r>
+        <w:t>plausible against 96% for a few-step-distilled model, and that on converged</w:t>
+      </w:r>
+    </w:p>
+    <w:p>
+      <w:pPr>
+        <w:jc w:val="both"/>
+      </w:pPr>
+      <w:r>
+        <w:t>structures the contact ordering reverses to the sensible direction (cognates</w:t>
+      </w:r>
+    </w:p>
+    <w:p>
+      <w:pPr>
+        <w:jc w:val="both"/>
+      </w:pPr>
+      <w:r>
+        <w:t>61.4, scrambles 51.8). Every contact-derived entry</w:t>
+      </w:r>
+    </w:p>
+    <w:p>
+      <w:pPr>
+        <w:jc w:val="both"/>
+      </w:pPr>
+      <w:r>
+        <w:t>in the table above — inter-chain contacts, contact density, buried surface area,</w:t>
+      </w:r>
+    </w:p>
+    <w:p>
+      <w:pPr>
+        <w:jc w:val="both"/>
+      </w:pPr>
+      <w:r>
+        <w:t>pDockQ — is computed from CB–CB distances on a backbone that is not connected,</w:t>
+      </w:r>
+    </w:p>
+    <w:p>
+      <w:pPr>
+        <w:jc w:val="both"/>
+      </w:pPr>
+      <w:r>
+        <w:t>and should be read as describing point clouds rather than complexes. Replacing</w:t>
+      </w:r>
+    </w:p>
+    <w:p>
+      <w:pPr>
+        <w:jc w:val="both"/>
+      </w:pPr>
+      <w:r>
+        <w:t>pDockQ's contact term with a PAE-derived one (pDockQ2) repairs it on the same</w:t>
+      </w:r>
+    </w:p>
+    <w:p>
+      <w:pPr>
+        <w:jc w:val="both"/>
+      </w:pPr>
+      <w:r>
+        <w:t>structures, from p = 0.797 to p = 0.00026. The ipTM and interface-pLDDT rows are</w:t>
+      </w:r>
+    </w:p>
+    <w:p>
+      <w:pPr>
+        <w:jc w:val="both"/>
+      </w:pPr>
+      <w:r>
+        <w:t>unaffected: both come from the confidence head rather than the coordinates.</w:t>
       </w:r>
     </w:p>
     <w:p>
@@ -15070,23 +15324,23 @@
         <w:t>readout</w:t>
       </w:r>
       <w:r>
-        <w:t xml:space="preserve"> of one model rather than an independent second opinion. The</w:t>
-      </w:r>
-    </w:p>
-    <w:p>
-      <w:pPr>
-        <w:jc w:val="both"/>
-      </w:pPr>
-      <w:r>
-        <w:t>practical implication is unchanged: the information required to rank these</w:t>
-      </w:r>
-    </w:p>
-    <w:p>
-      <w:pPr>
-        <w:jc w:val="both"/>
-      </w:pPr>
-      <w:r>
-        <w:t>binders is present in the prediction, and ipTM discards it.</w:t>
+        <w:t xml:space="preserve"> of one model rather than an independent second opinion.</w:t>
+      </w:r>
+    </w:p>
+    <w:p>
+      <w:pPr>
+        <w:pStyle w:val="Heading4"/>
+        <w:keepNext/>
+        <w:spacing w:before="200" w:after="80"/>
+      </w:pPr>
+      <w:r>
+        <w:rPr>
+          <w:rFonts w:ascii="Times New Roman" w:hAnsi="Times New Roman"/>
+          <w:b/>
+          <w:color w:val="2C5282"/>
+          <w:sz w:val="22"/>
+        </w:rPr>
+        <w:t>7.6.1 Two corrections, in opposite directions</w:t>
       </w:r>
     </w:p>
     <w:p>
@@ -15097,92 +15351,248 @@
         <w:rPr>
           <w:b/>
         </w:rPr>
-        <w:t>Correction — this result is model-dependent.</w:t>
-      </w:r>
-      <w:r>
-        <w:t xml:space="preserve"> Section 7.8 re-runs the</w:t>
-      </w:r>
-    </w:p>
-    <w:p>
-      <w:pPr>
-        <w:jc w:val="both"/>
-      </w:pPr>
-      <w:r>
-        <w:t>identical pairs on stock Boltz-1 and on a few-step-distilled model. Interface</w:t>
-      </w:r>
-    </w:p>
-    <w:p>
-      <w:pPr>
-        <w:jc w:val="both"/>
-      </w:pPr>
-      <w:r>
-        <w:t>pLDDT separates a cognate from its own scramble strongly on Boltz-2 (+3.30) and</w:t>
-      </w:r>
-    </w:p>
-    <w:p>
-      <w:pPr>
-        <w:jc w:val="both"/>
-      </w:pPr>
-      <w:r>
-        <w:t xml:space="preserve">on DeCAF-Boltz (+9.54), but </w:t>
-      </w:r>
+        <w:t>Four of the twenty-two cognate pairs were not binders.</w:t>
+      </w:r>
+      <w:r>
+        <w:t xml:space="preserve"> The benchmark folds</w:t>
+      </w:r>
+    </w:p>
+    <w:p>
+      <w:pPr>
+        <w:jc w:val="both"/>
+      </w:pPr>
+      <w:r>
+        <w:t xml:space="preserve">two sequences, which is faithful only if the crystallised peptide </w:t>
+      </w:r>
+      <w:r>
+        <w:rPr>
+          <w:i/>
+        </w:rPr>
+        <w:t>is</w:t>
+      </w:r>
+      <w:r>
+        <w:t xml:space="preserve"> its</w:t>
+      </w:r>
+    </w:p>
+    <w:p>
+      <w:pPr>
+        <w:jc w:val="both"/>
+      </w:pPr>
+      <w:r>
+        <w:t>canonical sequence. For four members it is not (Section 7.10.1). 1NLO is the</w:t>
+      </w:r>
+    </w:p>
+    <w:p>
+      <w:pPr>
+        <w:jc w:val="both"/>
+      </w:pPr>
+      <w:r>
+        <w:t>worst: five of eleven positions are synthetic groups rather than amino acids, so</w:t>
+      </w:r>
+    </w:p>
+    <w:p>
+      <w:pPr>
+        <w:jc w:val="both"/>
+      </w:pPr>
+      <w:r>
+        <w:t>what SH3 binds in that crystal is a small molecule while what was folded is the</w:t>
+      </w:r>
+    </w:p>
+    <w:p>
+      <w:pPr>
+        <w:jc w:val="both"/>
+      </w:pPr>
+      <w:r>
+        <w:t xml:space="preserve">string </w:t>
+      </w:r>
+      <w:r>
+        <w:rPr>
+          <w:rFonts w:ascii="Courier New" w:hAnsi="Courier New"/>
+          <w:sz w:val="19"/>
+          <w:shd w:fill="f7fafc"/>
+        </w:rPr>
+        <w:t>XXXXPLPPLPX</w:t>
+      </w:r>
+      <w:r>
+        <w:t>. 9GRF's peptide is O-glycosylated and its receptor reads</w:t>
+      </w:r>
+    </w:p>
+    <w:p>
+      <w:pPr>
+        <w:jc w:val="both"/>
+      </w:pPr>
+      <w:r>
+        <w:t xml:space="preserve">the glycan. A non-binding cognate scores like a scramble and therefore </w:t>
+      </w:r>
+      <w:r>
+        <w:rPr>
+          <w:i/>
+        </w:rPr>
+        <w:t>dilutes</w:t>
+      </w:r>
+    </w:p>
+    <w:p>
+      <w:pPr>
+        <w:jc w:val="both"/>
+      </w:pPr>
+      <w:r>
+        <w:t>the contrast it belongs to, so removing these members should raise every effect</w:t>
+      </w:r>
+    </w:p>
+    <w:p>
+      <w:pPr>
+        <w:jc w:val="both"/>
+      </w:pPr>
+      <w:r>
+        <w:t>— which it does, in 9 of 9 arm-metric cells. Boltz-2's interface pLDDT goes from</w:t>
+      </w:r>
+    </w:p>
+    <w:p>
+      <w:pPr>
+        <w:jc w:val="both"/>
+      </w:pPr>
+      <w:r>
+        <w:t>+3.30 to +3.47.</w:t>
+      </w:r>
+    </w:p>
+    <w:p>
+      <w:pPr>
+        <w:jc w:val="both"/>
+      </w:pPr>
       <w:r>
         <w:rPr>
           <w:b/>
         </w:rPr>
-        <w:t>not on Boltz-1</w:t>
-      </w:r>
-      <w:r>
-        <w:t xml:space="preserve"> (+1.54, p = 0.067, with a</w:t>
-      </w:r>
-    </w:p>
-    <w:p>
-      <w:pPr>
-        <w:jc w:val="both"/>
-      </w:pPr>
-      <w:r>
-        <w:t>confidence interval spanning zero, and receptor side p = 0.43). The</w:t>
-      </w:r>
-    </w:p>
-    <w:p>
-      <w:pPr>
-        <w:jc w:val="both"/>
-      </w:pPr>
-      <w:r>
-        <w:t>recommendation to rank on interface pLDDT holds for the models on which it was</w:t>
-      </w:r>
-    </w:p>
-    <w:p>
-      <w:pPr>
-        <w:jc w:val="both"/>
-      </w:pPr>
-      <w:r>
-        <w:t>measured; it does not generalise to every cofolding model, and this section</w:t>
-      </w:r>
-    </w:p>
-    <w:p>
-      <w:pPr>
-        <w:jc w:val="both"/>
-      </w:pPr>
-      <w:r>
-        <w:t>should not be read as though it does. Section 7.8 also shows that receptor</w:t>
-      </w:r>
-    </w:p>
-    <w:p>
-      <w:pPr>
-        <w:jc w:val="both"/>
-      </w:pPr>
-      <w:r>
-        <w:t xml:space="preserve">specificity, left open above, </w:t>
+      </w:r>
+      <w:r>
+        <w:t>The earlier claim that this result is model-dependent does not survive that</w:t>
+      </w:r>
+    </w:p>
+    <w:p>
+      <w:pPr>
+        <w:jc w:val="both"/>
+      </w:pPr>
+      <w:r>
+        <w:t>correction.</w:t>
       </w:r>
       <w:r>
         <w:rPr>
           <w:b/>
         </w:rPr>
-        <w:t>is</w:t>
-      </w:r>
-      <w:r>
-        <w:t xml:space="preserve"> established on the few-step model.</w:t>
+      </w:r>
+      <w:r>
+        <w:t xml:space="preserve"> Section 7.8 reported that interface pLDDT fails on stock Boltz-1</w:t>
+      </w:r>
+    </w:p>
+    <w:p>
+      <w:pPr>
+        <w:jc w:val="both"/>
+      </w:pPr>
+      <w:r>
+        <w:t>(+1.54, p = 0.067). With the two unfoldable members removed it is p = 0.013, and</w:t>
+      </w:r>
+    </w:p>
+    <w:p>
+      <w:pPr>
+        <w:jc w:val="both"/>
+      </w:pPr>
+      <w:r>
+        <w:t>removing the capped peptides as well gives p = 0.001; the receptor-side term</w:t>
+      </w:r>
+    </w:p>
+    <w:p>
+      <w:pPr>
+        <w:jc w:val="both"/>
+      </w:pPr>
+      <w:r>
+        <w:t>moves from p = 0.428 to p = 0.012. Boltz-1 does show the effect. That claim was</w:t>
+      </w:r>
+    </w:p>
+    <w:p>
+      <w:pPr>
+        <w:jc w:val="both"/>
+      </w:pPr>
+      <w:r>
+        <w:t>substantially an artefact of two non-binders in a 22-receptor panel, and it is</w:t>
+      </w:r>
+    </w:p>
+    <w:p>
+      <w:pPr>
+        <w:jc w:val="both"/>
+      </w:pPr>
+      <w:r>
+        <w:t>withdrawn rather than annotated.</w:t>
+      </w:r>
+    </w:p>
+    <w:p>
+      <w:pPr>
+        <w:jc w:val="both"/>
+      </w:pPr>
+      <w:r>
+        <w:rPr>
+          <w:b/>
+        </w:rPr>
+        <w:t>The correction that does hold is a larger one.</w:t>
+      </w:r>
+      <w:r>
+        <w:t xml:space="preserve"> Both of the above are</w:t>
+      </w:r>
+    </w:p>
+    <w:p>
+      <w:pPr>
+        <w:jc w:val="both"/>
+      </w:pPr>
+      <w:r>
+        <w:t>in-training comparisons. Section 7.10 folds a second panel of 22 receptors</w:t>
+      </w:r>
+    </w:p>
+    <w:p>
+      <w:pPr>
+        <w:jc w:val="both"/>
+      </w:pPr>
+      <w:r>
+        <w:t xml:space="preserve">released </w:t>
+      </w:r>
+      <w:r>
+        <w:rPr>
+          <w:i/>
+        </w:rPr>
+        <w:t>after</w:t>
+      </w:r>
+      <w:r>
+        <w:t xml:space="preserve"> the training cutoff and finds the interface-pLDDT effect</w:t>
+      </w:r>
+    </w:p>
+    <w:p>
+      <w:pPr>
+        <w:jc w:val="both"/>
+      </w:pPr>
+      <w:r>
+        <w:t>weakens from +12.03 to +4.99, and ipTM's from +0.265 to +0.137 — both roughly</w:t>
+      </w:r>
+    </w:p>
+    <w:p>
+      <w:pPr>
+        <w:jc w:val="both"/>
+      </w:pPr>
+      <w:r>
+        <w:t>halve. The readout recommended here remains the best single one measured, but</w:t>
+      </w:r>
+    </w:p>
+    <w:p>
+      <w:pPr>
+        <w:jc w:val="both"/>
+      </w:pPr>
+      <w:r>
+        <w:t>the figures in this section describe a panel that is largely training data and</w:t>
+      </w:r>
+    </w:p>
+    <w:p>
+      <w:pPr>
+        <w:jc w:val="both"/>
+      </w:pPr>
+      <w:r>
+        <w:t>should be read as an upper bound on what a novel target would give.</w:t>
       </w:r>
     </w:p>
     <w:p>
@@ -16044,15 +16454,64 @@
         <w:jc w:val="both"/>
       </w:pPr>
       <w:r>
-        <w:t>peptide foldability does not account for this term. It is the strongest evidence</w:t>
-      </w:r>
-    </w:p>
-    <w:p>
-      <w:pPr>
-        <w:jc w:val="both"/>
-      </w:pPr>
-      <w:r>
-        <w:t>in this dissertation that the metric reads something about the interaction.</w:t>
+        <w:t>peptide foldability does not account for this term.</w:t>
+      </w:r>
+    </w:p>
+    <w:p>
+      <w:pPr>
+        <w:jc w:val="both"/>
+      </w:pPr>
+      <w:r>
+        <w:t>That argument is sound and the measurement holds on this panel. What it does not</w:t>
+      </w:r>
+    </w:p>
+    <w:p>
+      <w:pPr>
+        <w:jc w:val="both"/>
+      </w:pPr>
+      <w:r>
+        <w:t xml:space="preserve">establish is that the effect is about </w:t>
+      </w:r>
+      <w:r>
+        <w:rPr>
+          <w:i/>
+        </w:rPr>
+        <w:t>binding</w:t>
+      </w:r>
+      <w:r>
+        <w:t xml:space="preserve"> rather than about recognition of</w:t>
+      </w:r>
+    </w:p>
+    <w:p>
+      <w:pPr>
+        <w:jc w:val="both"/>
+      </w:pPr>
+      <w:r>
+        <w:t>a complex the model was trained on: on the held-out panel of Section 7.10 the</w:t>
+      </w:r>
+    </w:p>
+    <w:p>
+      <w:pPr>
+        <w:jc w:val="both"/>
+      </w:pPr>
+      <w:r>
+        <w:t>receptor-side term falls from +7.38 to +2.57, and the interaction is significant</w:t>
+      </w:r>
+    </w:p>
+    <w:p>
+      <w:pPr>
+        <w:jc w:val="both"/>
+      </w:pPr>
+      <w:r>
+        <w:t>on both scales (p = 0.013 raw, p = 0.0099 within-receptor). The foldability</w:t>
+      </w:r>
+    </w:p>
+    <w:p>
+      <w:pPr>
+        <w:jc w:val="both"/>
+      </w:pPr>
+      <w:r>
+        <w:t>objection is answered; a retrieval objection takes its place.</w:t>
       </w:r>
     </w:p>
     <w:p>
@@ -16785,18 +17244,18 @@
         <w:rPr>
           <w:b/>
         </w:rPr>
-        <w:t>Strengthened.</w:t>
-      </w:r>
-      <w:r>
-        <w:t xml:space="preserve"> The receptor responds to which peptide it is given, and peptide</w:t>
-      </w:r>
-    </w:p>
-    <w:p>
-      <w:pPr>
-        <w:jc w:val="both"/>
-      </w:pPr>
-      <w:r>
-        <w:t>foldability cannot explain that.</w:t>
+        <w:t>Established.</w:t>
+      </w:r>
+      <w:r>
+        <w:t xml:space="preserve"> On this panel the receptor responds to which peptide it is</w:t>
+      </w:r>
+    </w:p>
+    <w:p>
+      <w:pPr>
+        <w:jc w:val="both"/>
+      </w:pPr>
+      <w:r>
+        <w:t>given, and peptide foldability cannot explain that.</w:t>
       </w:r>
     </w:p>
     <w:p>
@@ -16810,39 +17269,94 @@
         <w:t>Not established.</w:t>
       </w:r>
       <w:r>
-        <w:t xml:space="preserve"> That the response is localised to the binding site.</w:t>
-      </w:r>
-    </w:p>
-    <w:p>
-      <w:pPr>
-        <w:jc w:val="both"/>
-      </w:pPr>
-      <w:r>
-        <w:t>Neither result changes the recommendation of Section 7.6 — rank on interface</w:t>
-      </w:r>
-    </w:p>
-    <w:p>
-      <w:pPr>
-        <w:jc w:val="both"/>
-      </w:pPr>
-      <w:r>
-        <w:t>pLDDT rather than ipTM — but the mechanism behind it is only partly</w:t>
-      </w:r>
-    </w:p>
-    <w:p>
-      <w:pPr>
-        <w:jc w:val="both"/>
-      </w:pPr>
-      <w:r>
-        <w:t>characterised, and one component of the pooled metric is now known to be largely</w:t>
-      </w:r>
-    </w:p>
-    <w:p>
-      <w:pPr>
-        <w:jc w:val="both"/>
-      </w:pPr>
-      <w:r>
-        <w:t>peptide foldability.</w:t>
+        <w:t xml:space="preserve"> That the response is localised to the binding site</w:t>
+      </w:r>
+    </w:p>
+    <w:p>
+      <w:pPr>
+        <w:jc w:val="both"/>
+      </w:pPr>
+      <w:r>
+        <w:t>(p = 0.244, requiring roughly six times the panel).</w:t>
+      </w:r>
+    </w:p>
+    <w:p>
+      <w:pPr>
+        <w:jc w:val="both"/>
+      </w:pPr>
+      <w:r>
+        <w:rPr>
+          <w:b/>
+        </w:rPr>
+        <w:t>Not established, and newly in doubt.</w:t>
+      </w:r>
+      <w:r>
+        <w:t xml:space="preserve"> That the response is about binding at</w:t>
+      </w:r>
+    </w:p>
+    <w:p>
+      <w:pPr>
+        <w:jc w:val="both"/>
+      </w:pPr>
+      <w:r>
+        <w:t>all rather than about having seen the complex. The receptor-side term is the</w:t>
+      </w:r>
+    </w:p>
+    <w:p>
+      <w:pPr>
+        <w:jc w:val="both"/>
+      </w:pPr>
+      <w:r>
+        <w:t xml:space="preserve">component of interface pLDDT that degrades </w:t>
+      </w:r>
+      <w:r>
+        <w:rPr>
+          <w:i/>
+        </w:rPr>
+        <w:t>most</w:t>
+      </w:r>
+      <w:r>
+        <w:t xml:space="preserve"> on held-out structures</w:t>
+      </w:r>
+    </w:p>
+    <w:p>
+      <w:pPr>
+        <w:jc w:val="both"/>
+      </w:pPr>
+      <w:r>
+        <w:t>(Section 7.10) — it is both the part best defended against the foldability</w:t>
+      </w:r>
+    </w:p>
+    <w:p>
+      <w:pPr>
+        <w:jc w:val="both"/>
+      </w:pPr>
+      <w:r>
+        <w:t>objection and the part least likely to transfer.</w:t>
+      </w:r>
+    </w:p>
+    <w:p>
+      <w:pPr>
+        <w:jc w:val="both"/>
+      </w:pPr>
+      <w:r>
+        <w:t>One component of the pooled metric is now known to be largely peptide</w:t>
+      </w:r>
+    </w:p>
+    <w:p>
+      <w:pPr>
+        <w:jc w:val="both"/>
+      </w:pPr>
+      <w:r>
+        <w:t>foldability, and another is now known to be largely retrieval. What remains is</w:t>
+      </w:r>
+    </w:p>
+    <w:p>
+      <w:pPr>
+        <w:jc w:val="both"/>
+      </w:pPr>
+      <w:r>
+        <w:t>smaller than this section originally implied.</w:t>
       </w:r>
     </w:p>
     <w:p>
@@ -18258,26 +18772,358 @@
         <w:rPr>
           <w:i/>
         </w:rPr>
-        <w:t>Section 7.6 is model-dependent.</w:t>
-      </w:r>
-      <w:r>
-        <w:t xml:space="preserve"> Interface pLDDT is the best readout on Boltz-2</w:t>
-      </w:r>
-    </w:p>
-    <w:p>
-      <w:pPr>
-        <w:jc w:val="both"/>
-      </w:pPr>
-      <w:r>
-        <w:t>and on DeCAF, but on Boltz-1 it does not reach significance while ipTM does. The</w:t>
-      </w:r>
-    </w:p>
-    <w:p>
-      <w:pPr>
-        <w:jc w:val="both"/>
-      </w:pPr>
-      <w:r>
-        <w:t>correction is recorded in Section 7.6 itself.</w:t>
+        <w:t>The apparent model-dependence was a panel defect — withdrawn.</w:t>
+      </w:r>
+      <w:r>
+        <w:t xml:space="preserve"> This section</w:t>
+      </w:r>
+    </w:p>
+    <w:p>
+      <w:pPr>
+        <w:jc w:val="both"/>
+      </w:pPr>
+      <w:r>
+        <w:t>originally reported that interface pLDDT reaches significance on Boltz-2 and</w:t>
+      </w:r>
+    </w:p>
+    <w:p>
+      <w:pPr>
+        <w:jc w:val="both"/>
+      </w:pPr>
+      <w:r>
+        <w:t>DeCAF but not on Boltz-1 (+1.54, p = 0.067), and concluded that which readout</w:t>
+      </w:r>
+    </w:p>
+    <w:p>
+      <w:pPr>
+        <w:jc w:val="both"/>
+      </w:pPr>
+      <w:r>
+        <w:t>carries the signal varies by model. Section 7.10.1 shows the Boltz-1 column was</w:t>
+      </w:r>
+    </w:p>
+    <w:p>
+      <w:pPr>
+        <w:jc w:val="both"/>
+      </w:pPr>
+      <w:r>
+        <w:t>being diluted by two cognate pairs that are not binders. Removing them:</w:t>
+      </w:r>
+    </w:p>
+    <w:tbl>
+      <w:tblPr>
+        <w:tblW w:type="auto" w:w="0"/>
+        <w:jc w:val="center"/>
+        <w:tblLook w:firstColumn="1" w:firstRow="1" w:lastColumn="0" w:lastRow="0" w:noHBand="0" w:noVBand="1" w:val="04A0"/>
+        <w:tblBorders>
+          <w:top w:val="single" w:sz="4" w:space="0" w:color="cbd5e0"/>
+          <w:bottom w:val="single" w:sz="4" w:space="0" w:color="cbd5e0"/>
+          <w:left w:val="single" w:sz="4" w:space="0" w:color="cbd5e0"/>
+          <w:right w:val="single" w:sz="4" w:space="0" w:color="cbd5e0"/>
+          <w:insideH w:val="single" w:sz="4" w:space="0" w:color="cbd5e0"/>
+          <w:insideV w:val="single" w:sz="4" w:space="0" w:color="cbd5e0"/>
+        </w:tblBorders>
+      </w:tblPr>
+      <w:tblGrid>
+        <w:gridCol w:w="2257"/>
+        <w:gridCol w:w="2257"/>
+        <w:gridCol w:w="2257"/>
+        <w:gridCol w:w="2257"/>
+      </w:tblGrid>
+      <w:tr>
+        <w:tc>
+          <w:tcPr>
+            <w:tcW w:type="dxa" w:w="2257"/>
+            <w:tcMar>
+              <w:top w:w="100" w:type="dxa"/>
+              <w:bottom w:w="100" w:type="dxa"/>
+              <w:left w:w="120" w:type="dxa"/>
+              <w:right w:w="120" w:type="dxa"/>
+            </w:tcMar>
+            <w:shd w:fill="ebf8ff"/>
+          </w:tcPr>
+          <w:p>
+            <w:pPr>
+              <w:jc w:val="center"/>
+            </w:pPr>
+            <w:r>
+              <w:rPr>
+                <w:b/>
+                <w:color w:val="2B6CB0"/>
+                <w:sz w:val="19"/>
+              </w:rPr>
+              <w:t>Boltz-1</w:t>
+            </w:r>
+          </w:p>
+        </w:tc>
+        <w:tc>
+          <w:tcPr>
+            <w:tcW w:type="dxa" w:w="2257"/>
+            <w:tcMar>
+              <w:top w:w="100" w:type="dxa"/>
+              <w:bottom w:w="100" w:type="dxa"/>
+              <w:left w:w="120" w:type="dxa"/>
+              <w:right w:w="120" w:type="dxa"/>
+            </w:tcMar>
+            <w:shd w:fill="ebf8ff"/>
+          </w:tcPr>
+          <w:p>
+            <w:pPr>
+              <w:jc w:val="center"/>
+            </w:pPr>
+            <w:r>
+              <w:rPr>
+                <w:b/>
+                <w:color w:val="2B6CB0"/>
+                <w:sz w:val="19"/>
+              </w:rPr>
+              <w:t>all 22</w:t>
+            </w:r>
+          </w:p>
+        </w:tc>
+        <w:tc>
+          <w:tcPr>
+            <w:tcW w:type="dxa" w:w="2257"/>
+            <w:tcMar>
+              <w:top w:w="100" w:type="dxa"/>
+              <w:bottom w:w="100" w:type="dxa"/>
+              <w:left w:w="120" w:type="dxa"/>
+              <w:right w:w="120" w:type="dxa"/>
+            </w:tcMar>
+            <w:shd w:fill="ebf8ff"/>
+          </w:tcPr>
+          <w:p>
+            <w:pPr>
+              <w:jc w:val="center"/>
+            </w:pPr>
+            <w:r>
+              <w:rPr>
+                <w:b/>
+                <w:color w:val="2B6CB0"/>
+                <w:sz w:val="19"/>
+              </w:rPr>
+              <w:t>minus 1NLO, 9GRF</w:t>
+            </w:r>
+          </w:p>
+        </w:tc>
+        <w:tc>
+          <w:tcPr>
+            <w:tcW w:type="dxa" w:w="2257"/>
+            <w:tcMar>
+              <w:top w:w="100" w:type="dxa"/>
+              <w:bottom w:w="100" w:type="dxa"/>
+              <w:left w:w="120" w:type="dxa"/>
+              <w:right w:w="120" w:type="dxa"/>
+            </w:tcMar>
+            <w:shd w:fill="ebf8ff"/>
+          </w:tcPr>
+          <w:p>
+            <w:pPr>
+              <w:jc w:val="center"/>
+            </w:pPr>
+            <w:r>
+              <w:rPr>
+                <w:b/>
+                <w:color w:val="2B6CB0"/>
+                <w:sz w:val="19"/>
+              </w:rPr>
+              <w:t>minus those + capped</w:t>
+            </w:r>
+          </w:p>
+        </w:tc>
+      </w:tr>
+      <w:tr>
+        <w:tc>
+          <w:tcPr>
+            <w:tcW w:type="dxa" w:w="2257"/>
+            <w:tcMar>
+              <w:top w:w="100" w:type="dxa"/>
+              <w:bottom w:w="100" w:type="dxa"/>
+              <w:left w:w="120" w:type="dxa"/>
+              <w:right w:w="120" w:type="dxa"/>
+            </w:tcMar>
+          </w:tcPr>
+          <w:p>
+            <w:r>
+              <w:rPr>
+                <w:b w:val="0"/>
+                <w:sz w:val="18"/>
+              </w:rPr>
+              <w:t>Interface pLDDT</w:t>
+            </w:r>
+          </w:p>
+        </w:tc>
+        <w:tc>
+          <w:tcPr>
+            <w:tcW w:type="dxa" w:w="2257"/>
+            <w:tcMar>
+              <w:top w:w="100" w:type="dxa"/>
+              <w:bottom w:w="100" w:type="dxa"/>
+              <w:left w:w="120" w:type="dxa"/>
+              <w:right w:w="120" w:type="dxa"/>
+            </w:tcMar>
+          </w:tcPr>
+          <w:p>
+            <w:r>
+              <w:rPr>
+                <w:b w:val="0"/>
+                <w:sz w:val="18"/>
+              </w:rPr>
+              <w:t>+1.54 (p = 0.067)</w:t>
+            </w:r>
+          </w:p>
+        </w:tc>
+        <w:tc>
+          <w:tcPr>
+            <w:tcW w:type="dxa" w:w="2257"/>
+            <w:tcMar>
+              <w:top w:w="100" w:type="dxa"/>
+              <w:bottom w:w="100" w:type="dxa"/>
+              <w:left w:w="120" w:type="dxa"/>
+              <w:right w:w="120" w:type="dxa"/>
+            </w:tcMar>
+          </w:tcPr>
+          <w:p>
+            <w:r>
+              <w:rPr>
+                <w:b w:val="0"/>
+                <w:sz w:val="18"/>
+              </w:rPr>
+              <w:t>+2.18 (p = 0.013)</w:t>
+            </w:r>
+          </w:p>
+        </w:tc>
+        <w:tc>
+          <w:tcPr>
+            <w:tcW w:type="dxa" w:w="2257"/>
+            <w:tcMar>
+              <w:top w:w="100" w:type="dxa"/>
+              <w:bottom w:w="100" w:type="dxa"/>
+              <w:left w:w="120" w:type="dxa"/>
+              <w:right w:w="120" w:type="dxa"/>
+            </w:tcMar>
+          </w:tcPr>
+          <w:p>
+            <w:r>
+              <w:rPr>
+                <w:b w:val="0"/>
+                <w:sz w:val="18"/>
+              </w:rPr>
+              <w:t>+2.95 (p = 0.001)</w:t>
+            </w:r>
+          </w:p>
+        </w:tc>
+      </w:tr>
+      <w:tr>
+        <w:tc>
+          <w:tcPr>
+            <w:tcW w:type="dxa" w:w="2257"/>
+            <w:tcMar>
+              <w:top w:w="100" w:type="dxa"/>
+              <w:bottom w:w="100" w:type="dxa"/>
+              <w:left w:w="120" w:type="dxa"/>
+              <w:right w:w="120" w:type="dxa"/>
+            </w:tcMar>
+            <w:shd w:fill="f7fafc"/>
+          </w:tcPr>
+          <w:p>
+            <w:r>
+              <w:rPr>
+                <w:b w:val="0"/>
+                <w:sz w:val="18"/>
+              </w:rPr>
+              <w:t>Receptor side</w:t>
+            </w:r>
+          </w:p>
+        </w:tc>
+        <w:tc>
+          <w:tcPr>
+            <w:tcW w:type="dxa" w:w="2257"/>
+            <w:tcMar>
+              <w:top w:w="100" w:type="dxa"/>
+              <w:bottom w:w="100" w:type="dxa"/>
+              <w:left w:w="120" w:type="dxa"/>
+              <w:right w:w="120" w:type="dxa"/>
+            </w:tcMar>
+            <w:shd w:fill="f7fafc"/>
+          </w:tcPr>
+          <w:p>
+            <w:r>
+              <w:rPr>
+                <w:b w:val="0"/>
+                <w:sz w:val="18"/>
+              </w:rPr>
+              <w:t>+0.71 (p = 0.428)</w:t>
+            </w:r>
+          </w:p>
+        </w:tc>
+        <w:tc>
+          <w:tcPr>
+            <w:tcW w:type="dxa" w:w="2257"/>
+            <w:tcMar>
+              <w:top w:w="100" w:type="dxa"/>
+              <w:bottom w:w="100" w:type="dxa"/>
+              <w:left w:w="120" w:type="dxa"/>
+              <w:right w:w="120" w:type="dxa"/>
+            </w:tcMar>
+            <w:shd w:fill="f7fafc"/>
+          </w:tcPr>
+          <w:p>
+            <w:r>
+              <w:rPr>
+                <w:b w:val="0"/>
+                <w:sz w:val="18"/>
+              </w:rPr>
+              <w:t>+1.41 (p = 0.125)</w:t>
+            </w:r>
+          </w:p>
+        </w:tc>
+        <w:tc>
+          <w:tcPr>
+            <w:tcW w:type="dxa" w:w="2257"/>
+            <w:tcMar>
+              <w:top w:w="100" w:type="dxa"/>
+              <w:bottom w:w="100" w:type="dxa"/>
+              <w:left w:w="120" w:type="dxa"/>
+              <w:right w:w="120" w:type="dxa"/>
+            </w:tcMar>
+            <w:shd w:fill="f7fafc"/>
+          </w:tcPr>
+          <w:p>
+            <w:r>
+              <w:rPr>
+                <w:b w:val="0"/>
+                <w:sz w:val="18"/>
+              </w:rPr>
+              <w:t>+2.32 (p = 0.012)</w:t>
+            </w:r>
+          </w:p>
+        </w:tc>
+      </w:tr>
+    </w:tbl>
+    <w:p/>
+    <w:p>
+      <w:pPr>
+        <w:jc w:val="both"/>
+      </w:pPr>
+      <w:r>
+        <w:t>Both halves move together and the receptor-side term moves furthest. Boltz-1</w:t>
+      </w:r>
+    </w:p>
+    <w:p>
+      <w:pPr>
+        <w:jc w:val="both"/>
+      </w:pPr>
+      <w:r>
+        <w:t>behaves like the other two arms once non-binders are removed, and the claim is</w:t>
+      </w:r>
+    </w:p>
+    <w:p>
+      <w:pPr>
+        <w:jc w:val="both"/>
+      </w:pPr>
+      <w:r>
+        <w:t>withdrawn.</w:t>
       </w:r>
     </w:p>
     <w:p>
@@ -18382,7 +19228,47 @@
         <w:jc w:val="both"/>
       </w:pPr>
       <w:r>
-        <w:t>3. Which readout carries the signal varies by model.</w:t>
+        <w:t>3. ~~Which readout carries the signal varies by model.~~ Withdrawn above: the</w:t>
+      </w:r>
+    </w:p>
+    <w:p>
+      <w:pPr>
+        <w:jc w:val="both"/>
+      </w:pPr>
+      <w:r>
+        <w:t xml:space="preserve">three arms agree once the panel is clean. </w:t>
+      </w:r>
+      <w:r>
+        <w:rPr>
+          <w:b/>
+        </w:rPr>
+      </w:r>
+      <w:r>
+        <w:t>Section 7.10 replaces this with a</w:t>
+      </w:r>
+    </w:p>
+    <w:p>
+      <w:pPr>
+        <w:jc w:val="both"/>
+      </w:pPr>
+      <w:r>
+        <w:t>sharper statement</w:t>
+      </w:r>
+      <w:r>
+        <w:rPr>
+          <w:b/>
+        </w:rPr>
+      </w:r>
+      <w:r>
+        <w:t xml:space="preserve"> — which readout carries the signal depends not on the</w:t>
+      </w:r>
+    </w:p>
+    <w:p>
+      <w:pPr>
+        <w:jc w:val="both"/>
+      </w:pPr>
+      <w:r>
+        <w:t>model but on whether the complex was in its training set.</w:t>
       </w:r>
     </w:p>
     <w:p>
@@ -20945,6 +21831,109 @@
     </w:p>
     <w:p>
       <w:pPr>
+        <w:jc w:val="both"/>
+      </w:pPr>
+      <w:r>
+        <w:rPr>
+          <w:b/>
+        </w:rPr>
+        <w:t>Revised on held-out data.</w:t>
+      </w:r>
+      <w:r>
+        <w:t xml:space="preserve"> That split was measured where the signal is</w:t>
+      </w:r>
+    </w:p>
+    <w:p>
+      <w:pPr>
+        <w:jc w:val="both"/>
+      </w:pPr>
+      <w:r>
+        <w:t>strongest. On the held-out panel the effects are roughly halved, so sampling</w:t>
+      </w:r>
+    </w:p>
+    <w:p>
+      <w:pPr>
+        <w:jc w:val="both"/>
+      </w:pPr>
+      <w:r>
+        <w:t>noise is a proportionally larger share, and averaging helps in aggregate too:</w:t>
+      </w:r>
+    </w:p>
+    <w:p>
+      <w:pPr>
+        <w:jc w:val="both"/>
+      </w:pPr>
+      <w:r>
+        <w:t>three draws take within-receptor AUC from 0.616 to 0.735, a gain of +0.119 with</w:t>
+      </w:r>
+    </w:p>
+    <w:p>
+      <w:pPr>
+        <w:jc w:val="both"/>
+      </w:pPr>
+      <w:r>
+        <w:t>a bootstrap interval of [+0.010, +0.226]. It is the only intervention tested in</w:t>
+      </w:r>
+    </w:p>
+    <w:p>
+      <w:pPr>
+        <w:jc w:val="both"/>
+      </w:pPr>
+      <w:r>
+        <w:t>this work whose interval excludes zero — against +0.017 for a cross-model</w:t>
+      </w:r>
+    </w:p>
+    <w:p>
+      <w:pPr>
+        <w:jc w:val="both"/>
+      </w:pPr>
+      <w:r>
+        <w:t>ensemble, −0.033 for physics rescoring, and −0.13 for combining thirteen</w:t>
+      </w:r>
+    </w:p>
+    <w:p>
+      <w:pPr>
+        <w:jc w:val="both"/>
+      </w:pPr>
+      <w:r>
+        <w:t>readouts. Which statistic is used barely matters: mean, median and best-of-three</w:t>
+      </w:r>
+    </w:p>
+    <w:p>
+      <w:pPr>
+        <w:jc w:val="both"/>
+      </w:pPr>
+      <w:r>
+        <w:t>differ by less than the bootstrap spread, and penalising draw-to-draw</w:t>
+      </w:r>
+    </w:p>
+    <w:p>
+      <w:pPr>
+        <w:jc w:val="both"/>
+      </w:pPr>
+      <w:r>
+        <w:t xml:space="preserve">disagreement actively hurts (0.735 to 0.676), because decoys are </w:t>
+      </w:r>
+      <w:r>
+        <w:rPr>
+          <w:i/>
+        </w:rPr>
+        <w:t>more</w:t>
+      </w:r>
+      <w:r>
+        <w:t xml:space="preserve"> stable</w:t>
+      </w:r>
+    </w:p>
+    <w:p>
+      <w:pPr>
+        <w:jc w:val="both"/>
+      </w:pPr>
+      <w:r>
+        <w:t>across draws than cognates.</w:t>
+      </w:r>
+    </w:p>
+    <w:p>
+      <w:pPr>
         <w:pStyle w:val="Heading4"/>
         <w:keepNext/>
         <w:spacing w:before="200" w:after="80"/>
@@ -21006,6 +21995,5365 @@
     </w:p>
     <w:p>
       <w:pPr>
+        <w:pStyle w:val="Heading3"/>
+        <w:keepNext/>
+        <w:spacing w:before="240" w:after="80"/>
+      </w:pPr>
+      <w:r>
+        <w:rPr>
+          <w:rFonts w:ascii="Times New Roman" w:hAnsi="Times New Roman"/>
+          <w:b/>
+          <w:color w:val="2C5282"/>
+          <w:sz w:val="23"/>
+        </w:rPr>
+        <w:t>7.10 Is the Panel Measuring Prediction or Retrieval?</w:t>
+      </w:r>
+    </w:p>
+    <w:p>
+      <w:pPr>
+        <w:jc w:val="both"/>
+      </w:pPr>
+      <w:r>
+        <w:t>Every complex tested so far is a PDB entry, and Boltz-1 — which DeCAF distils —</w:t>
+      </w:r>
+    </w:p>
+    <w:p>
+      <w:pPr>
+        <w:jc w:val="both"/>
+      </w:pPr>
+      <w:r>
+        <w:t xml:space="preserve">was trained on entries released before </w:t>
+      </w:r>
+      <w:r>
+        <w:rPr>
+          <w:b/>
+        </w:rPr>
+        <w:t>2021-09-30</w:t>
+      </w:r>
+      <w:r>
+        <w:t>, the same cutoff as</w:t>
+      </w:r>
+    </w:p>
+    <w:p>
+      <w:pPr>
+        <w:jc w:val="both"/>
+      </w:pPr>
+      <w:r>
+        <w:t>AlphaFold3. So "interface pLDDT is high for cognates" may mean "the model has</w:t>
+      </w:r>
+    </w:p>
+    <w:p>
+      <w:pPr>
+        <w:jc w:val="both"/>
+      </w:pPr>
+      <w:r>
+        <w:t>seen this complex". This section asks two questions the preceding sections</w:t>
+      </w:r>
+    </w:p>
+    <w:p>
+      <w:pPr>
+        <w:jc w:val="both"/>
+      </w:pPr>
+      <w:r>
+        <w:t>assumed away: whether the cognate pairs are binders at all, and whether the</w:t>
+      </w:r>
+    </w:p>
+    <w:p>
+      <w:pPr>
+        <w:jc w:val="both"/>
+      </w:pPr>
+      <w:r>
+        <w:t>results survive on structures released after the cutoff.</w:t>
+      </w:r>
+    </w:p>
+    <w:p>
+      <w:pPr>
+        <w:pStyle w:val="Heading4"/>
+        <w:keepNext/>
+        <w:spacing w:before="200" w:after="80"/>
+      </w:pPr>
+      <w:r>
+        <w:rPr>
+          <w:rFonts w:ascii="Times New Roman" w:hAnsi="Times New Roman"/>
+          <w:b/>
+          <w:color w:val="2C5282"/>
+          <w:sz w:val="22"/>
+        </w:rPr>
+        <w:t>7.10.1 Four of the twenty-two cognate pairs were not binders</w:t>
+      </w:r>
+    </w:p>
+    <w:p>
+      <w:pPr>
+        <w:jc w:val="both"/>
+      </w:pPr>
+      <w:r>
+        <w:t xml:space="preserve">RCSB FASTA returns canonical sequence, and returns </w:t>
+      </w:r>
+      <w:r>
+        <w:rPr>
+          <w:rFonts w:ascii="Courier New" w:hAnsi="Courier New"/>
+          <w:sz w:val="19"/>
+          <w:shd w:fill="f7fafc"/>
+        </w:rPr>
+        <w:t>X</w:t>
+      </w:r>
+      <w:r>
+        <w:t xml:space="preserve"> for any component that is</w:t>
+      </w:r>
+    </w:p>
+    <w:p>
+      <w:pPr>
+        <w:jc w:val="both"/>
+      </w:pPr>
+      <w:r>
+        <w:t>not one of the twenty amino acids. Neither is visible downstream: the FASTA</w:t>
+      </w:r>
+    </w:p>
+    <w:p>
+      <w:pPr>
+        <w:jc w:val="both"/>
+      </w:pPr>
+      <w:r>
+        <w:t>parses, the fold succeeds, the confidence scores look ordinary.</w:t>
+      </w:r>
+    </w:p>
+    <w:tbl>
+      <w:tblPr>
+        <w:tblW w:type="auto" w:w="0"/>
+        <w:jc w:val="center"/>
+        <w:tblLook w:firstColumn="1" w:firstRow="1" w:lastColumn="0" w:lastRow="0" w:noHBand="0" w:noVBand="1" w:val="04A0"/>
+        <w:tblBorders>
+          <w:top w:val="single" w:sz="4" w:space="0" w:color="cbd5e0"/>
+          <w:bottom w:val="single" w:sz="4" w:space="0" w:color="cbd5e0"/>
+          <w:left w:val="single" w:sz="4" w:space="0" w:color="cbd5e0"/>
+          <w:right w:val="single" w:sz="4" w:space="0" w:color="cbd5e0"/>
+          <w:insideH w:val="single" w:sz="4" w:space="0" w:color="cbd5e0"/>
+          <w:insideV w:val="single" w:sz="4" w:space="0" w:color="cbd5e0"/>
+        </w:tblBorders>
+      </w:tblPr>
+      <w:tblGrid>
+        <w:gridCol w:w="3010"/>
+        <w:gridCol w:w="3010"/>
+        <w:gridCol w:w="3010"/>
+      </w:tblGrid>
+      <w:tr>
+        <w:tc>
+          <w:tcPr>
+            <w:tcW w:type="dxa" w:w="3010"/>
+            <w:tcMar>
+              <w:top w:w="100" w:type="dxa"/>
+              <w:bottom w:w="100" w:type="dxa"/>
+              <w:left w:w="120" w:type="dxa"/>
+              <w:right w:w="120" w:type="dxa"/>
+            </w:tcMar>
+            <w:shd w:fill="ebf8ff"/>
+          </w:tcPr>
+          <w:p>
+            <w:pPr>
+              <w:jc w:val="center"/>
+            </w:pPr>
+            <w:r>
+              <w:rPr>
+                <w:b/>
+                <w:color w:val="2B6CB0"/>
+                <w:sz w:val="19"/>
+              </w:rPr>
+              <w:t>PDB</w:t>
+            </w:r>
+          </w:p>
+        </w:tc>
+        <w:tc>
+          <w:tcPr>
+            <w:tcW w:type="dxa" w:w="3010"/>
+            <w:tcMar>
+              <w:top w:w="100" w:type="dxa"/>
+              <w:bottom w:w="100" w:type="dxa"/>
+              <w:left w:w="120" w:type="dxa"/>
+              <w:right w:w="120" w:type="dxa"/>
+            </w:tcMar>
+            <w:shd w:fill="ebf8ff"/>
+          </w:tcPr>
+          <w:p>
+            <w:pPr>
+              <w:jc w:val="center"/>
+            </w:pPr>
+            <w:r>
+              <w:rPr>
+                <w:b/>
+                <w:color w:val="2B6CB0"/>
+                <w:sz w:val="19"/>
+              </w:rPr>
+              <w:t>folded as</w:t>
+            </w:r>
+          </w:p>
+        </w:tc>
+        <w:tc>
+          <w:tcPr>
+            <w:tcW w:type="dxa" w:w="3010"/>
+            <w:tcMar>
+              <w:top w:w="100" w:type="dxa"/>
+              <w:bottom w:w="100" w:type="dxa"/>
+              <w:left w:w="120" w:type="dxa"/>
+              <w:right w:w="120" w:type="dxa"/>
+            </w:tcMar>
+            <w:shd w:fill="ebf8ff"/>
+          </w:tcPr>
+          <w:p>
+            <w:pPr>
+              <w:jc w:val="center"/>
+            </w:pPr>
+            <w:r>
+              <w:rPr>
+                <w:b/>
+                <w:color w:val="2B6CB0"/>
+                <w:sz w:val="19"/>
+              </w:rPr>
+              <w:t>actually crystallised</w:t>
+            </w:r>
+          </w:p>
+        </w:tc>
+      </w:tr>
+      <w:tr>
+        <w:tc>
+          <w:tcPr>
+            <w:tcW w:type="dxa" w:w="3010"/>
+            <w:tcMar>
+              <w:top w:w="100" w:type="dxa"/>
+              <w:bottom w:w="100" w:type="dxa"/>
+              <w:left w:w="120" w:type="dxa"/>
+              <w:right w:w="120" w:type="dxa"/>
+            </w:tcMar>
+          </w:tcPr>
+          <w:p>
+            <w:r>
+              <w:rPr>
+                <w:b w:val="0"/>
+                <w:sz w:val="18"/>
+              </w:rPr>
+              <w:t>1NLO</w:t>
+            </w:r>
+          </w:p>
+        </w:tc>
+        <w:tc>
+          <w:tcPr>
+            <w:tcW w:type="dxa" w:w="3010"/>
+            <w:tcMar>
+              <w:top w:w="100" w:type="dxa"/>
+              <w:bottom w:w="100" w:type="dxa"/>
+              <w:left w:w="120" w:type="dxa"/>
+              <w:right w:w="120" w:type="dxa"/>
+            </w:tcMar>
+          </w:tcPr>
+          <w:p>
+            <w:r>
+              <w:rPr>
+                <w:b w:val="0"/>
+                <w:sz w:val="18"/>
+              </w:rPr>
+              <w:t>`XXXXPLPPLPX`</w:t>
+            </w:r>
+          </w:p>
+        </w:tc>
+        <w:tc>
+          <w:tcPr>
+            <w:tcW w:type="dxa" w:w="3010"/>
+            <w:tcMar>
+              <w:top w:w="100" w:type="dxa"/>
+              <w:bottom w:w="100" w:type="dxa"/>
+              <w:left w:w="120" w:type="dxa"/>
+              <w:right w:w="120" w:type="dxa"/>
+            </w:tcMar>
+          </w:tcPr>
+          <w:p>
+            <w:r>
+              <w:rPr>
+                <w:b w:val="0"/>
+                <w:sz w:val="18"/>
+              </w:rPr>
+              <w:t>ACE, MN1, MN2, MN7, NH2 — a designed synthetic ligand</w:t>
+            </w:r>
+          </w:p>
+        </w:tc>
+      </w:tr>
+      <w:tr>
+        <w:tc>
+          <w:tcPr>
+            <w:tcW w:type="dxa" w:w="3010"/>
+            <w:tcMar>
+              <w:top w:w="100" w:type="dxa"/>
+              <w:bottom w:w="100" w:type="dxa"/>
+              <w:left w:w="120" w:type="dxa"/>
+              <w:right w:w="120" w:type="dxa"/>
+            </w:tcMar>
+            <w:shd w:fill="f7fafc"/>
+          </w:tcPr>
+          <w:p>
+            <w:r>
+              <w:rPr>
+                <w:b w:val="0"/>
+                <w:sz w:val="18"/>
+              </w:rPr>
+              <w:t>2GBQ</w:t>
+            </w:r>
+          </w:p>
+        </w:tc>
+        <w:tc>
+          <w:tcPr>
+            <w:tcW w:type="dxa" w:w="3010"/>
+            <w:tcMar>
+              <w:top w:w="100" w:type="dxa"/>
+              <w:bottom w:w="100" w:type="dxa"/>
+              <w:left w:w="120" w:type="dxa"/>
+              <w:right w:w="120" w:type="dxa"/>
+            </w:tcMar>
+            <w:shd w:fill="f7fafc"/>
+          </w:tcPr>
+          <w:p>
+            <w:r>
+              <w:rPr>
+                <w:b w:val="0"/>
+                <w:sz w:val="18"/>
+              </w:rPr>
+              <w:t>`XVPPPVPPRRRX`</w:t>
+            </w:r>
+          </w:p>
+        </w:tc>
+        <w:tc>
+          <w:tcPr>
+            <w:tcW w:type="dxa" w:w="3010"/>
+            <w:tcMar>
+              <w:top w:w="100" w:type="dxa"/>
+              <w:bottom w:w="100" w:type="dxa"/>
+              <w:left w:w="120" w:type="dxa"/>
+              <w:right w:w="120" w:type="dxa"/>
+            </w:tcMar>
+            <w:shd w:fill="f7fafc"/>
+          </w:tcPr>
+          <w:p>
+            <w:r>
+              <w:rPr>
+                <w:b w:val="0"/>
+                <w:sz w:val="18"/>
+              </w:rPr>
+              <w:t>acetyl and amide terminal caps</w:t>
+            </w:r>
+          </w:p>
+        </w:tc>
+      </w:tr>
+      <w:tr>
+        <w:tc>
+          <w:tcPr>
+            <w:tcW w:type="dxa" w:w="3010"/>
+            <w:tcMar>
+              <w:top w:w="100" w:type="dxa"/>
+              <w:bottom w:w="100" w:type="dxa"/>
+              <w:left w:w="120" w:type="dxa"/>
+              <w:right w:w="120" w:type="dxa"/>
+            </w:tcMar>
+          </w:tcPr>
+          <w:p>
+            <w:r>
+              <w:rPr>
+                <w:b w:val="0"/>
+                <w:sz w:val="18"/>
+              </w:rPr>
+              <w:t>1SEM</w:t>
+            </w:r>
+          </w:p>
+        </w:tc>
+        <w:tc>
+          <w:tcPr>
+            <w:tcW w:type="dxa" w:w="3010"/>
+            <w:tcMar>
+              <w:top w:w="100" w:type="dxa"/>
+              <w:bottom w:w="100" w:type="dxa"/>
+              <w:left w:w="120" w:type="dxa"/>
+              <w:right w:w="120" w:type="dxa"/>
+            </w:tcMar>
+          </w:tcPr>
+          <w:p>
+            <w:r>
+              <w:rPr>
+                <w:b w:val="0"/>
+                <w:sz w:val="18"/>
+              </w:rPr>
+              <w:t>`XPPPVPPRRR`</w:t>
+            </w:r>
+          </w:p>
+        </w:tc>
+        <w:tc>
+          <w:tcPr>
+            <w:tcW w:type="dxa" w:w="3010"/>
+            <w:tcMar>
+              <w:top w:w="100" w:type="dxa"/>
+              <w:bottom w:w="100" w:type="dxa"/>
+              <w:left w:w="120" w:type="dxa"/>
+              <w:right w:w="120" w:type="dxa"/>
+            </w:tcMar>
+          </w:tcPr>
+          <w:p>
+            <w:r>
+              <w:rPr>
+                <w:b w:val="0"/>
+                <w:sz w:val="18"/>
+              </w:rPr>
+              <w:t>acetyl cap</w:t>
+            </w:r>
+          </w:p>
+        </w:tc>
+      </w:tr>
+      <w:tr>
+        <w:tc>
+          <w:tcPr>
+            <w:tcW w:type="dxa" w:w="3010"/>
+            <w:tcMar>
+              <w:top w:w="100" w:type="dxa"/>
+              <w:bottom w:w="100" w:type="dxa"/>
+              <w:left w:w="120" w:type="dxa"/>
+              <w:right w:w="120" w:type="dxa"/>
+            </w:tcMar>
+            <w:shd w:fill="f7fafc"/>
+          </w:tcPr>
+          <w:p>
+            <w:r>
+              <w:rPr>
+                <w:b w:val="0"/>
+                <w:sz w:val="18"/>
+              </w:rPr>
+              <w:t>9GRF</w:t>
+            </w:r>
+          </w:p>
+        </w:tc>
+        <w:tc>
+          <w:tcPr>
+            <w:tcW w:type="dxa" w:w="3010"/>
+            <w:tcMar>
+              <w:top w:w="100" w:type="dxa"/>
+              <w:bottom w:w="100" w:type="dxa"/>
+              <w:left w:w="120" w:type="dxa"/>
+              <w:right w:w="120" w:type="dxa"/>
+            </w:tcMar>
+            <w:shd w:fill="f7fafc"/>
+          </w:tcPr>
+          <w:p>
+            <w:r>
+              <w:rPr>
+                <w:b w:val="0"/>
+                <w:sz w:val="18"/>
+              </w:rPr>
+              <w:t>`AASTTTPAPA`</w:t>
+            </w:r>
+          </w:p>
+        </w:tc>
+        <w:tc>
+          <w:tcPr>
+            <w:tcW w:type="dxa" w:w="3010"/>
+            <w:tcMar>
+              <w:top w:w="100" w:type="dxa"/>
+              <w:bottom w:w="100" w:type="dxa"/>
+              <w:left w:w="120" w:type="dxa"/>
+              <w:right w:w="120" w:type="dxa"/>
+            </w:tcMar>
+            <w:shd w:fill="f7fafc"/>
+          </w:tcPr>
+          <w:p>
+            <w:r>
+              <w:rPr>
+                <w:b w:val="0"/>
+                <w:sz w:val="18"/>
+              </w:rPr>
+              <w:t>O-glycosylated at Ser3 and Thr4</w:t>
+            </w:r>
+          </w:p>
+        </w:tc>
+      </w:tr>
+    </w:tbl>
+    <w:p/>
+    <w:p>
+      <w:pPr>
+        <w:jc w:val="both"/>
+      </w:pPr>
+      <w:r>
+        <w:rPr>
+          <w:b/>
+        </w:rPr>
+        <w:t>1NLO is not a peptide.</w:t>
+      </w:r>
+      <w:r>
+        <w:t xml:space="preserve"> Five of eleven positions are 4-carboxypiperidine,</w:t>
+      </w:r>
+    </w:p>
+    <w:p>
+      <w:pPr>
+        <w:jc w:val="both"/>
+      </w:pPr>
+      <w:r>
+        <w:t xml:space="preserve">benzene derivatives and terminal caps. </w:t>
+      </w:r>
+      <w:r>
+        <w:rPr>
+          <w:b/>
+        </w:rPr>
+        <w:t>9GRF is the subtle one:</w:t>
+      </w:r>
+      <w:r>
+        <w:t xml:space="preserve"> StcE is a</w:t>
+      </w:r>
+    </w:p>
+    <w:p>
+      <w:pPr>
+        <w:jc w:val="both"/>
+      </w:pPr>
+      <w:r>
+        <w:t>mucin-selective protease that recognises the O-glycan, so the bare backbone is</w:t>
+      </w:r>
+    </w:p>
+    <w:p>
+      <w:pPr>
+        <w:jc w:val="both"/>
+      </w:pPr>
+      <w:r>
+        <w:t>not a substrate. This is the defect that removed 1I8H (Section 6.3), whose</w:t>
+      </w:r>
+    </w:p>
+    <w:p>
+      <w:pPr>
+        <w:jc w:val="both"/>
+      </w:pPr>
+      <w:r>
+        <w:t>peptide needs phosphothreonine and whose "true binder ranked last of six" was</w:t>
+      </w:r>
+    </w:p>
+    <w:p>
+      <w:pPr>
+        <w:jc w:val="both"/>
+      </w:pPr>
+      <w:r>
+        <w:t>correct behaviour on a non-binder.</w:t>
+      </w:r>
+    </w:p>
+    <w:p>
+      <w:pPr>
+        <w:jc w:val="both"/>
+      </w:pPr>
+      <w:r>
+        <w:rPr>
+          <w:b/>
+        </w:rPr>
+        <w:t>Why the PTM audit missed them.</w:t>
+      </w:r>
+      <w:r>
+        <w:t xml:space="preserve"> That audit tests each peptide against a fixed</w:t>
+      </w:r>
+    </w:p>
+    <w:p>
+      <w:pPr>
+        <w:jc w:val="both"/>
+      </w:pPr>
+      <w:r>
+        <w:t>list of PTM codes, which cannot catch a modification not on the list. The</w:t>
+      </w:r>
+    </w:p>
+    <w:p>
+      <w:pPr>
+        <w:jc w:val="both"/>
+      </w:pPr>
+      <w:r>
+        <w:t xml:space="preserve">held-out panel turned up </w:t>
+      </w:r>
+      <w:r>
+        <w:rPr>
+          <w:b/>
+        </w:rPr>
+        <w:t>7F3S</w:t>
+      </w:r>
+      <w:r>
+        <w:t>, a histone H3 tail carrying benzoyl-lysine read</w:t>
+      </w:r>
+    </w:p>
+    <w:p>
+      <w:pPr>
+        <w:jc w:val="both"/>
+      </w:pPr>
+      <w:r>
+        <w:t>by a bromodomain-containing receptor — precisely the 1I8H failure, and the</w:t>
+      </w:r>
+    </w:p>
+    <w:p>
+      <w:pPr>
+        <w:jc w:val="both"/>
+      </w:pPr>
+      <w:r>
+        <w:t>allowlist passed it. Asking a different question fixes this: instead of *"is this</w:t>
+      </w:r>
+    </w:p>
+    <w:p>
+      <w:pPr>
+        <w:jc w:val="both"/>
+      </w:pPr>
+      <w:r>
+        <w:t>one of the modifications I know about?"</w:t>
+      </w:r>
+      <w:r>
+        <w:rPr>
+          <w:i/>
+        </w:rPr>
+        <w:t xml:space="preserve">, ask </w:t>
+      </w:r>
+      <w:r>
+        <w:t>"is anything bonded to this</w:t>
+      </w:r>
+    </w:p>
+    <w:p>
+      <w:pPr>
+        <w:jc w:val="both"/>
+      </w:pPr>
+      <w:r>
+        <w:t xml:space="preserve">chain?"* — one </w:t>
+      </w:r>
+      <w:r>
+        <w:rPr>
+          <w:rFonts w:ascii="Courier New" w:hAnsi="Courier New"/>
+          <w:sz w:val="19"/>
+          <w:shd w:fill="f7fafc"/>
+        </w:rPr>
+        <w:t>covale</w:t>
+      </w:r>
+      <w:r>
+        <w:t xml:space="preserve"> scan over the mmCIF, with no list to maintain. It</w:t>
+      </w:r>
+    </w:p>
+    <w:p>
+      <w:pPr>
+        <w:jc w:val="both"/>
+      </w:pPr>
+      <w:r>
+        <w:t>recovers all four, and correctly clears 1ELW, 6YOO and 7S7J, whose nickel, zinc</w:t>
+      </w:r>
+    </w:p>
+    <w:p>
+      <w:pPr>
+        <w:jc w:val="both"/>
+      </w:pPr>
+      <w:r>
+        <w:t>and calcium are not bonded to the peptide. A metal at a lattice contact does not</w:t>
+      </w:r>
+    </w:p>
+    <w:p>
+      <w:pPr>
+        <w:jc w:val="both"/>
+      </w:pPr>
+      <w:r>
+        <w:t>change whether a peptide binds; a sugar on its own serine does.</w:t>
+      </w:r>
+    </w:p>
+    <w:p>
+      <w:pPr>
+        <w:jc w:val="both"/>
+      </w:pPr>
+      <w:r>
+        <w:rPr>
+          <w:b/>
+        </w:rPr>
+        <w:t>A prediction, fixed in advance.</w:t>
+      </w:r>
+      <w:r>
+        <w:t xml:space="preserve"> A cognate that cannot bind scores like a</w:t>
+      </w:r>
+    </w:p>
+    <w:p>
+      <w:pPr>
+        <w:jc w:val="both"/>
+      </w:pPr>
+      <w:r>
+        <w:t>scramble and dilutes the contrast it belongs to, so removing these members must</w:t>
+      </w:r>
+    </w:p>
+    <w:p>
+      <w:pPr>
+        <w:jc w:val="both"/>
+      </w:pPr>
+      <w:r>
+        <w:rPr>
+          <w:i/>
+        </w:rPr>
+        <w:t>raise</w:t>
+      </w:r>
+      <w:r>
+        <w:t xml:space="preserve"> every effect. The exclusions were chosen by whether a sequence can be</w:t>
+      </w:r>
+    </w:p>
+    <w:p>
+      <w:pPr>
+        <w:jc w:val="both"/>
+      </w:pPr>
+      <w:r>
+        <w:t xml:space="preserve">folded faithfully, never by inspecting a p-value. </w:t>
+      </w:r>
+      <w:r>
+        <w:rPr>
+          <w:b/>
+        </w:rPr>
+      </w:r>
+      <w:r>
+        <w:t>The effect grew in 9 of 9</w:t>
+      </w:r>
+    </w:p>
+    <w:p>
+      <w:pPr>
+        <w:jc w:val="both"/>
+      </w:pPr>
+      <w:r>
+        <w:t>arm-metric cells</w:t>
+      </w:r>
+      <w:r>
+        <w:rPr>
+          <w:b/>
+        </w:rPr>
+      </w:r>
+      <w:r>
+        <w:t xml:space="preserve"> — the flags come from structural annotation, the effects from</w:t>
+      </w:r>
+    </w:p>
+    <w:p>
+      <w:pPr>
+        <w:jc w:val="both"/>
+      </w:pPr>
+      <w:r>
+        <w:t>folds run weeks earlier.</w:t>
+      </w:r>
+    </w:p>
+    <w:p>
+      <w:pPr>
+        <w:jc w:val="both"/>
+      </w:pPr>
+      <w:r>
+        <w:t>The rank tests move the other way, and reporting only the effects would be</w:t>
+      </w:r>
+    </w:p>
+    <w:p>
+      <w:pPr>
+        <w:jc w:val="both"/>
+      </w:pPr>
+      <w:r>
+        <w:t>selective: DeCAF's interface-pLDDT rank test goes from p = 0.0042 to p = 0.0235.</w:t>
+      </w:r>
+    </w:p>
+    <w:p>
+      <w:pPr>
+        <w:jc w:val="both"/>
+      </w:pPr>
+      <w:r>
+        <w:t>The mean ranks barely move (1.73 to 1.83 against chance 2.50); what changes is</w:t>
+      </w:r>
+    </w:p>
+    <w:p>
+      <w:pPr>
+        <w:jc w:val="both"/>
+      </w:pPr>
+      <w:r>
+        <w:t>that the Wilcoxon loses four of twenty-two samples. That is a power loss, not a</w:t>
+      </w:r>
+    </w:p>
+    <w:p>
+      <w:pPr>
+        <w:jc w:val="both"/>
+      </w:pPr>
+      <w:r>
+        <w:t>weaker effect, and it is the limitation Section 7.9.1 already documents.</w:t>
+      </w:r>
+    </w:p>
+    <w:p>
+      <w:pPr>
+        <w:pStyle w:val="Heading4"/>
+        <w:keepNext/>
+        <w:spacing w:before="200" w:after="80"/>
+      </w:pPr>
+      <w:r>
+        <w:rPr>
+          <w:rFonts w:ascii="Times New Roman" w:hAnsi="Times New Roman"/>
+          <w:b/>
+          <w:color w:val="2C5282"/>
+          <w:sz w:val="22"/>
+        </w:rPr>
+        <w:t>7.10.2 A panel of complexes the model was not trained on</w:t>
+      </w:r>
+    </w:p>
+    <w:p>
+      <w:pPr>
+        <w:jc w:val="both"/>
+      </w:pPr>
+      <w:r>
+        <w:t xml:space="preserve">Of the main panel only 6 receptors postdate the cutoff. A second panel of </w:t>
+      </w:r>
+      <w:r>
+        <w:rPr>
+          <w:b/>
+        </w:rPr>
+      </w:r>
+      <w:r>
+        <w:t>22</w:t>
+      </w:r>
+    </w:p>
+    <w:p>
+      <w:pPr>
+        <w:jc w:val="both"/>
+      </w:pPr>
+      <w:r>
+        <w:t>receptors released after it</w:t>
+      </w:r>
+      <w:r>
+        <w:rPr>
+          <w:b/>
+        </w:rPr>
+      </w:r>
+      <w:r>
+        <w:t xml:space="preserve"> was screened identically — PTM-clean, tag-free,</w:t>
+      </w:r>
+    </w:p>
+    <w:p>
+      <w:pPr>
+        <w:jc w:val="both"/>
+      </w:pPr>
+      <w:r>
+        <w:t>receptor and peptide deduplicated — with decoys drawn from within the held-out</w:t>
+      </w:r>
+    </w:p>
+    <w:p>
+      <w:pPr>
+        <w:jc w:val="both"/>
+      </w:pPr>
+      <w:r>
+        <w:t>set, so no fold in the comparison involves a training structure. 132 folds on</w:t>
+      </w:r>
+    </w:p>
+    <w:p>
+      <w:pPr>
+        <w:jc w:val="both"/>
+      </w:pPr>
+      <w:r>
+        <w:t>DeCAF at the same 10 sampling steps and 1 recycling step.</w:t>
+      </w:r>
+    </w:p>
+    <w:p>
+      <w:pPr>
+        <w:jc w:val="both"/>
+      </w:pPr>
+      <w:r>
+        <w:rPr>
+          <w:b/>
+        </w:rPr>
+        <w:t>These numbers are the mean of three independent draws</w:t>
+      </w:r>
+      <w:r>
+        <w:t>, for a reason recorded</w:t>
+      </w:r>
+    </w:p>
+    <w:p>
+      <w:pPr>
+        <w:jc w:val="both"/>
+      </w:pPr>
+      <w:r>
+        <w:t>in 7.10.3: the first draw alone was misleading, and so was the second.</w:t>
+      </w:r>
+    </w:p>
+    <w:tbl>
+      <w:tblPr>
+        <w:tblW w:type="auto" w:w="0"/>
+        <w:jc w:val="center"/>
+        <w:tblLook w:firstColumn="1" w:firstRow="1" w:lastColumn="0" w:lastRow="0" w:noHBand="0" w:noVBand="1" w:val="04A0"/>
+        <w:tblBorders>
+          <w:top w:val="single" w:sz="4" w:space="0" w:color="cbd5e0"/>
+          <w:bottom w:val="single" w:sz="4" w:space="0" w:color="cbd5e0"/>
+          <w:left w:val="single" w:sz="4" w:space="0" w:color="cbd5e0"/>
+          <w:right w:val="single" w:sz="4" w:space="0" w:color="cbd5e0"/>
+          <w:insideH w:val="single" w:sz="4" w:space="0" w:color="cbd5e0"/>
+          <w:insideV w:val="single" w:sz="4" w:space="0" w:color="cbd5e0"/>
+        </w:tblBorders>
+      </w:tblPr>
+      <w:tblGrid>
+        <w:gridCol w:w="3010"/>
+        <w:gridCol w:w="3010"/>
+        <w:gridCol w:w="3010"/>
+      </w:tblGrid>
+      <w:tr>
+        <w:tc>
+          <w:tcPr>
+            <w:tcW w:type="dxa" w:w="3010"/>
+            <w:tcMar>
+              <w:top w:w="100" w:type="dxa"/>
+              <w:bottom w:w="100" w:type="dxa"/>
+              <w:left w:w="120" w:type="dxa"/>
+              <w:right w:w="120" w:type="dxa"/>
+            </w:tcMar>
+            <w:shd w:fill="ebf8ff"/>
+          </w:tcPr>
+          <w:p>
+            <w:pPr>
+              <w:jc w:val="center"/>
+            </w:pPr>
+            <w:r>
+              <w:rPr>
+                <w:b/>
+                <w:color w:val="2B6CB0"/>
+                <w:sz w:val="19"/>
+              </w:rPr>
+              <w:t>Metric</w:t>
+            </w:r>
+          </w:p>
+        </w:tc>
+        <w:tc>
+          <w:tcPr>
+            <w:tcW w:type="dxa" w:w="3010"/>
+            <w:tcMar>
+              <w:top w:w="100" w:type="dxa"/>
+              <w:bottom w:w="100" w:type="dxa"/>
+              <w:left w:w="120" w:type="dxa"/>
+              <w:right w:w="120" w:type="dxa"/>
+            </w:tcMar>
+            <w:shd w:fill="ebf8ff"/>
+          </w:tcPr>
+          <w:p>
+            <w:pPr>
+              <w:jc w:val="center"/>
+            </w:pPr>
+            <w:r>
+              <w:rPr>
+                <w:b/>
+                <w:color w:val="2B6CB0"/>
+                <w:sz w:val="19"/>
+              </w:rPr>
+              <w:t>in-training (16 receptors)</w:t>
+            </w:r>
+          </w:p>
+        </w:tc>
+        <w:tc>
+          <w:tcPr>
+            <w:tcW w:type="dxa" w:w="3010"/>
+            <w:tcMar>
+              <w:top w:w="100" w:type="dxa"/>
+              <w:bottom w:w="100" w:type="dxa"/>
+              <w:left w:w="120" w:type="dxa"/>
+              <w:right w:w="120" w:type="dxa"/>
+            </w:tcMar>
+            <w:shd w:fill="ebf8ff"/>
+          </w:tcPr>
+          <w:p>
+            <w:pPr>
+              <w:jc w:val="center"/>
+            </w:pPr>
+            <w:r>
+              <w:rPr>
+                <w:b/>
+                <w:color w:val="2B6CB0"/>
+                <w:sz w:val="19"/>
+              </w:rPr>
+              <w:t>held-out (22 receptors)</w:t>
+            </w:r>
+          </w:p>
+        </w:tc>
+      </w:tr>
+      <w:tr>
+        <w:tc>
+          <w:tcPr>
+            <w:tcW w:type="dxa" w:w="3010"/>
+            <w:tcMar>
+              <w:top w:w="100" w:type="dxa"/>
+              <w:bottom w:w="100" w:type="dxa"/>
+              <w:left w:w="120" w:type="dxa"/>
+              <w:right w:w="120" w:type="dxa"/>
+            </w:tcMar>
+          </w:tcPr>
+          <w:p>
+            <w:r>
+              <w:rPr>
+                <w:b w:val="0"/>
+                <w:sz w:val="18"/>
+              </w:rPr>
+              <w:t>ipTM</w:t>
+            </w:r>
+          </w:p>
+        </w:tc>
+        <w:tc>
+          <w:tcPr>
+            <w:tcW w:type="dxa" w:w="3010"/>
+            <w:tcMar>
+              <w:top w:w="100" w:type="dxa"/>
+              <w:bottom w:w="100" w:type="dxa"/>
+              <w:left w:w="120" w:type="dxa"/>
+              <w:right w:w="120" w:type="dxa"/>
+            </w:tcMar>
+          </w:tcPr>
+          <w:p>
+            <w:r>
+              <w:rPr>
+                <w:b w:val="0"/>
+                <w:sz w:val="18"/>
+              </w:rPr>
+              <w:t>+0.265 (p = 1e-5)</w:t>
+            </w:r>
+          </w:p>
+        </w:tc>
+        <w:tc>
+          <w:tcPr>
+            <w:tcW w:type="dxa" w:w="3010"/>
+            <w:tcMar>
+              <w:top w:w="100" w:type="dxa"/>
+              <w:bottom w:w="100" w:type="dxa"/>
+              <w:left w:w="120" w:type="dxa"/>
+              <w:right w:w="120" w:type="dxa"/>
+            </w:tcMar>
+          </w:tcPr>
+          <w:p>
+            <w:r>
+              <w:rPr>
+                <w:b w:val="0"/>
+                <w:sz w:val="18"/>
+              </w:rPr>
+              <w:t>+0.137 (p = 0.0001)</w:t>
+            </w:r>
+          </w:p>
+        </w:tc>
+      </w:tr>
+      <w:tr>
+        <w:tc>
+          <w:tcPr>
+            <w:tcW w:type="dxa" w:w="3010"/>
+            <w:tcMar>
+              <w:top w:w="100" w:type="dxa"/>
+              <w:bottom w:w="100" w:type="dxa"/>
+              <w:left w:w="120" w:type="dxa"/>
+              <w:right w:w="120" w:type="dxa"/>
+            </w:tcMar>
+            <w:shd w:fill="f7fafc"/>
+          </w:tcPr>
+          <w:p>
+            <w:r>
+              <w:rPr>
+                <w:b w:val="0"/>
+                <w:sz w:val="18"/>
+              </w:rPr>
+              <w:t>Interface pLDDT</w:t>
+            </w:r>
+          </w:p>
+        </w:tc>
+        <w:tc>
+          <w:tcPr>
+            <w:tcW w:type="dxa" w:w="3010"/>
+            <w:tcMar>
+              <w:top w:w="100" w:type="dxa"/>
+              <w:bottom w:w="100" w:type="dxa"/>
+              <w:left w:w="120" w:type="dxa"/>
+              <w:right w:w="120" w:type="dxa"/>
+            </w:tcMar>
+            <w:shd w:fill="f7fafc"/>
+          </w:tcPr>
+          <w:p>
+            <w:r>
+              <w:rPr>
+                <w:b w:val="0"/>
+                <w:sz w:val="18"/>
+              </w:rPr>
+              <w:t>+12.03 (p &lt; 1e-5)</w:t>
+            </w:r>
+          </w:p>
+        </w:tc>
+        <w:tc>
+          <w:tcPr>
+            <w:tcW w:type="dxa" w:w="3010"/>
+            <w:tcMar>
+              <w:top w:w="100" w:type="dxa"/>
+              <w:bottom w:w="100" w:type="dxa"/>
+              <w:left w:w="120" w:type="dxa"/>
+              <w:right w:w="120" w:type="dxa"/>
+            </w:tcMar>
+            <w:shd w:fill="f7fafc"/>
+          </w:tcPr>
+          <w:p>
+            <w:r>
+              <w:rPr>
+                <w:b w:val="0"/>
+                <w:sz w:val="18"/>
+              </w:rPr>
+              <w:t>+4.99 (p = 0.0006)</w:t>
+            </w:r>
+          </w:p>
+        </w:tc>
+      </w:tr>
+      <w:tr>
+        <w:tc>
+          <w:tcPr>
+            <w:tcW w:type="dxa" w:w="3010"/>
+            <w:tcMar>
+              <w:top w:w="100" w:type="dxa"/>
+              <w:bottom w:w="100" w:type="dxa"/>
+              <w:left w:w="120" w:type="dxa"/>
+              <w:right w:w="120" w:type="dxa"/>
+            </w:tcMar>
+          </w:tcPr>
+          <w:p>
+            <w:r>
+              <w:rPr>
+                <w:b w:val="0"/>
+                <w:sz w:val="18"/>
+              </w:rPr>
+              <w:t>Receptor side</w:t>
+            </w:r>
+          </w:p>
+        </w:tc>
+        <w:tc>
+          <w:tcPr>
+            <w:tcW w:type="dxa" w:w="3010"/>
+            <w:tcMar>
+              <w:top w:w="100" w:type="dxa"/>
+              <w:bottom w:w="100" w:type="dxa"/>
+              <w:left w:w="120" w:type="dxa"/>
+              <w:right w:w="120" w:type="dxa"/>
+            </w:tcMar>
+          </w:tcPr>
+          <w:p>
+            <w:r>
+              <w:rPr>
+                <w:b w:val="0"/>
+                <w:sz w:val="18"/>
+              </w:rPr>
+              <w:t>+7.38 (p = 2e-5)</w:t>
+            </w:r>
+          </w:p>
+        </w:tc>
+        <w:tc>
+          <w:tcPr>
+            <w:tcW w:type="dxa" w:w="3010"/>
+            <w:tcMar>
+              <w:top w:w="100" w:type="dxa"/>
+              <w:bottom w:w="100" w:type="dxa"/>
+              <w:left w:w="120" w:type="dxa"/>
+              <w:right w:w="120" w:type="dxa"/>
+            </w:tcMar>
+          </w:tcPr>
+          <w:p>
+            <w:r>
+              <w:rPr>
+                <w:b w:val="0"/>
+                <w:sz w:val="18"/>
+              </w:rPr>
+              <w:t>+2.91 (p = 0.0016)</w:t>
+            </w:r>
+          </w:p>
+        </w:tc>
+      </w:tr>
+    </w:tbl>
+    <w:p/>
+    <w:p>
+      <w:pPr>
+        <w:jc w:val="both"/>
+      </w:pPr>
+      <w:r>
+        <w:t>Cognate ranked against its own decoys, chance 2.50:</w:t>
+      </w:r>
+    </w:p>
+    <w:tbl>
+      <w:tblPr>
+        <w:tblW w:type="auto" w:w="0"/>
+        <w:jc w:val="center"/>
+        <w:tblLook w:firstColumn="1" w:firstRow="1" w:lastColumn="0" w:lastRow="0" w:noHBand="0" w:noVBand="1" w:val="04A0"/>
+        <w:tblBorders>
+          <w:top w:val="single" w:sz="4" w:space="0" w:color="cbd5e0"/>
+          <w:bottom w:val="single" w:sz="4" w:space="0" w:color="cbd5e0"/>
+          <w:left w:val="single" w:sz="4" w:space="0" w:color="cbd5e0"/>
+          <w:right w:val="single" w:sz="4" w:space="0" w:color="cbd5e0"/>
+          <w:insideH w:val="single" w:sz="4" w:space="0" w:color="cbd5e0"/>
+          <w:insideV w:val="single" w:sz="4" w:space="0" w:color="cbd5e0"/>
+        </w:tblBorders>
+      </w:tblPr>
+      <w:tblGrid>
+        <w:gridCol w:w="3010"/>
+        <w:gridCol w:w="3010"/>
+        <w:gridCol w:w="3010"/>
+      </w:tblGrid>
+      <w:tr>
+        <w:tc>
+          <w:tcPr>
+            <w:tcW w:type="dxa" w:w="3010"/>
+            <w:tcMar>
+              <w:top w:w="100" w:type="dxa"/>
+              <w:bottom w:w="100" w:type="dxa"/>
+              <w:left w:w="120" w:type="dxa"/>
+              <w:right w:w="120" w:type="dxa"/>
+            </w:tcMar>
+            <w:shd w:fill="ebf8ff"/>
+          </w:tcPr>
+          <w:p>
+            <w:pPr>
+              <w:jc w:val="center"/>
+            </w:pPr>
+            <w:r>
+              <w:rPr>
+                <w:b/>
+                <w:color w:val="2B6CB0"/>
+                <w:sz w:val="19"/>
+              </w:rPr>
+              <w:t>Metric</w:t>
+            </w:r>
+          </w:p>
+        </w:tc>
+        <w:tc>
+          <w:tcPr>
+            <w:tcW w:type="dxa" w:w="3010"/>
+            <w:tcMar>
+              <w:top w:w="100" w:type="dxa"/>
+              <w:bottom w:w="100" w:type="dxa"/>
+              <w:left w:w="120" w:type="dxa"/>
+              <w:right w:w="120" w:type="dxa"/>
+            </w:tcMar>
+            <w:shd w:fill="ebf8ff"/>
+          </w:tcPr>
+          <w:p>
+            <w:pPr>
+              <w:jc w:val="center"/>
+            </w:pPr>
+            <w:r>
+              <w:rPr>
+                <w:b/>
+                <w:color w:val="2B6CB0"/>
+                <w:sz w:val="19"/>
+              </w:rPr>
+              <w:t>in-training</w:t>
+            </w:r>
+          </w:p>
+        </w:tc>
+        <w:tc>
+          <w:tcPr>
+            <w:tcW w:type="dxa" w:w="3010"/>
+            <w:tcMar>
+              <w:top w:w="100" w:type="dxa"/>
+              <w:bottom w:w="100" w:type="dxa"/>
+              <w:left w:w="120" w:type="dxa"/>
+              <w:right w:w="120" w:type="dxa"/>
+            </w:tcMar>
+            <w:shd w:fill="ebf8ff"/>
+          </w:tcPr>
+          <w:p>
+            <w:pPr>
+              <w:jc w:val="center"/>
+            </w:pPr>
+            <w:r>
+              <w:rPr>
+                <w:b/>
+                <w:color w:val="2B6CB0"/>
+                <w:sz w:val="19"/>
+              </w:rPr>
+              <w:t>held-out</w:t>
+            </w:r>
+          </w:p>
+        </w:tc>
+      </w:tr>
+      <w:tr>
+        <w:tc>
+          <w:tcPr>
+            <w:tcW w:type="dxa" w:w="3010"/>
+            <w:tcMar>
+              <w:top w:w="100" w:type="dxa"/>
+              <w:bottom w:w="100" w:type="dxa"/>
+              <w:left w:w="120" w:type="dxa"/>
+              <w:right w:w="120" w:type="dxa"/>
+            </w:tcMar>
+          </w:tcPr>
+          <w:p>
+            <w:r>
+              <w:rPr>
+                <w:b w:val="0"/>
+                <w:sz w:val="18"/>
+              </w:rPr>
+              <w:t>ipTM</w:t>
+            </w:r>
+          </w:p>
+        </w:tc>
+        <w:tc>
+          <w:tcPr>
+            <w:tcW w:type="dxa" w:w="3010"/>
+            <w:tcMar>
+              <w:top w:w="100" w:type="dxa"/>
+              <w:bottom w:w="100" w:type="dxa"/>
+              <w:left w:w="120" w:type="dxa"/>
+              <w:right w:w="120" w:type="dxa"/>
+            </w:tcMar>
+          </w:tcPr>
+          <w:p>
+            <w:r>
+              <w:rPr>
+                <w:b w:val="0"/>
+                <w:sz w:val="18"/>
+              </w:rPr>
+              <w:t>1.77 (p = 0.0087)</w:t>
+            </w:r>
+          </w:p>
+        </w:tc>
+        <w:tc>
+          <w:tcPr>
+            <w:tcW w:type="dxa" w:w="3010"/>
+            <w:tcMar>
+              <w:top w:w="100" w:type="dxa"/>
+              <w:bottom w:w="100" w:type="dxa"/>
+              <w:left w:w="120" w:type="dxa"/>
+              <w:right w:w="120" w:type="dxa"/>
+            </w:tcMar>
+          </w:tcPr>
+          <w:p>
+            <w:r>
+              <w:rPr>
+                <w:b w:val="0"/>
+                <w:sz w:val="18"/>
+              </w:rPr>
+              <w:t>1.73 (p = 0.0069), 14 of 22 first</w:t>
+            </w:r>
+          </w:p>
+        </w:tc>
+      </w:tr>
+      <w:tr>
+        <w:tc>
+          <w:tcPr>
+            <w:tcW w:type="dxa" w:w="3010"/>
+            <w:tcMar>
+              <w:top w:w="100" w:type="dxa"/>
+              <w:bottom w:w="100" w:type="dxa"/>
+              <w:left w:w="120" w:type="dxa"/>
+              <w:right w:w="120" w:type="dxa"/>
+            </w:tcMar>
+            <w:shd w:fill="f7fafc"/>
+          </w:tcPr>
+          <w:p>
+            <w:r>
+              <w:rPr>
+                <w:b w:val="0"/>
+                <w:sz w:val="18"/>
+              </w:rPr>
+              <w:t>Interface pLDDT</w:t>
+            </w:r>
+          </w:p>
+        </w:tc>
+        <w:tc>
+          <w:tcPr>
+            <w:tcW w:type="dxa" w:w="3010"/>
+            <w:tcMar>
+              <w:top w:w="100" w:type="dxa"/>
+              <w:bottom w:w="100" w:type="dxa"/>
+              <w:left w:w="120" w:type="dxa"/>
+              <w:right w:w="120" w:type="dxa"/>
+            </w:tcMar>
+            <w:shd w:fill="f7fafc"/>
+          </w:tcPr>
+          <w:p>
+            <w:r>
+              <w:rPr>
+                <w:b w:val="0"/>
+                <w:sz w:val="18"/>
+              </w:rPr>
+              <w:t>1.73 (p = 0.0042)</w:t>
+            </w:r>
+          </w:p>
+        </w:tc>
+        <w:tc>
+          <w:tcPr>
+            <w:tcW w:type="dxa" w:w="3010"/>
+            <w:tcMar>
+              <w:top w:w="100" w:type="dxa"/>
+              <w:bottom w:w="100" w:type="dxa"/>
+              <w:left w:w="120" w:type="dxa"/>
+              <w:right w:w="120" w:type="dxa"/>
+            </w:tcMar>
+            <w:shd w:fill="f7fafc"/>
+          </w:tcPr>
+          <w:p>
+            <w:r>
+              <w:rPr>
+                <w:b w:val="0"/>
+                <w:sz w:val="18"/>
+              </w:rPr>
+              <w:t>1.91 (p = 0.020), 11 of 22 first</w:t>
+            </w:r>
+          </w:p>
+        </w:tc>
+      </w:tr>
+    </w:tbl>
+    <w:p/>
+    <w:p>
+      <w:pPr>
+        <w:jc w:val="both"/>
+      </w:pPr>
+      <w:r>
+        <w:t>Every effect is smaller held out, by roughly half in both cases: interface pLDDT</w:t>
+      </w:r>
+    </w:p>
+    <w:p>
+      <w:pPr>
+        <w:jc w:val="both"/>
+      </w:pPr>
+      <w:r>
+        <w:t>retains 41% of its in-training effect and ipTM 52%. Neither readout survives</w:t>
+      </w:r>
+    </w:p>
+    <w:p>
+      <w:pPr>
+        <w:jc w:val="both"/>
+      </w:pPr>
+      <w:r>
+        <w:t>markedly better than the other.</w:t>
+      </w:r>
+    </w:p>
+    <w:p>
+      <w:pPr>
+        <w:jc w:val="both"/>
+      </w:pPr>
+      <w:r>
+        <w:t>Comparing two p-values is not a test. A mixed model with receptor as a random</w:t>
+      </w:r>
+    </w:p>
+    <w:p>
+      <w:pPr>
+        <w:jc w:val="both"/>
+      </w:pPr>
+      <w:r>
+        <w:t>effect gives the interaction directly, fitted on raw scores and on scores</w:t>
+      </w:r>
+    </w:p>
+    <w:p>
+      <w:pPr>
+        <w:jc w:val="both"/>
+      </w:pPr>
+      <w:r>
+        <w:t>z-scored within receptor so the answer does not depend on units:</w:t>
+      </w:r>
+    </w:p>
+    <w:tbl>
+      <w:tblPr>
+        <w:tblW w:type="auto" w:w="0"/>
+        <w:jc w:val="center"/>
+        <w:tblLook w:firstColumn="1" w:firstRow="1" w:lastColumn="0" w:lastRow="0" w:noHBand="0" w:noVBand="1" w:val="04A0"/>
+        <w:tblBorders>
+          <w:top w:val="single" w:sz="4" w:space="0" w:color="cbd5e0"/>
+          <w:bottom w:val="single" w:sz="4" w:space="0" w:color="cbd5e0"/>
+          <w:left w:val="single" w:sz="4" w:space="0" w:color="cbd5e0"/>
+          <w:right w:val="single" w:sz="4" w:space="0" w:color="cbd5e0"/>
+          <w:insideH w:val="single" w:sz="4" w:space="0" w:color="cbd5e0"/>
+          <w:insideV w:val="single" w:sz="4" w:space="0" w:color="cbd5e0"/>
+        </w:tblBorders>
+      </w:tblPr>
+      <w:tblGrid>
+        <w:gridCol w:w="3010"/>
+        <w:gridCol w:w="3010"/>
+        <w:gridCol w:w="3010"/>
+      </w:tblGrid>
+      <w:tr>
+        <w:tc>
+          <w:tcPr>
+            <w:tcW w:type="dxa" w:w="3010"/>
+            <w:tcMar>
+              <w:top w:w="100" w:type="dxa"/>
+              <w:bottom w:w="100" w:type="dxa"/>
+              <w:left w:w="120" w:type="dxa"/>
+              <w:right w:w="120" w:type="dxa"/>
+            </w:tcMar>
+            <w:shd w:fill="ebf8ff"/>
+          </w:tcPr>
+          <w:p>
+            <w:pPr>
+              <w:jc w:val="center"/>
+            </w:pPr>
+            <w:r>
+              <w:rPr>
+                <w:b/>
+                <w:color w:val="2B6CB0"/>
+                <w:sz w:val="19"/>
+              </w:rPr>
+              <w:t>Metric</w:t>
+            </w:r>
+          </w:p>
+        </w:tc>
+        <w:tc>
+          <w:tcPr>
+            <w:tcW w:type="dxa" w:w="3010"/>
+            <w:tcMar>
+              <w:top w:w="100" w:type="dxa"/>
+              <w:bottom w:w="100" w:type="dxa"/>
+              <w:left w:w="120" w:type="dxa"/>
+              <w:right w:w="120" w:type="dxa"/>
+            </w:tcMar>
+            <w:shd w:fill="ebf8ff"/>
+          </w:tcPr>
+          <w:p>
+            <w:pPr>
+              <w:jc w:val="center"/>
+            </w:pPr>
+            <w:r>
+              <w:rPr>
+                <w:b/>
+                <w:color w:val="2B6CB0"/>
+                <w:sz w:val="19"/>
+              </w:rPr>
+              <w:t>raw</w:t>
+            </w:r>
+          </w:p>
+        </w:tc>
+        <w:tc>
+          <w:tcPr>
+            <w:tcW w:type="dxa" w:w="3010"/>
+            <w:tcMar>
+              <w:top w:w="100" w:type="dxa"/>
+              <w:bottom w:w="100" w:type="dxa"/>
+              <w:left w:w="120" w:type="dxa"/>
+              <w:right w:w="120" w:type="dxa"/>
+            </w:tcMar>
+            <w:shd w:fill="ebf8ff"/>
+          </w:tcPr>
+          <w:p>
+            <w:pPr>
+              <w:jc w:val="center"/>
+            </w:pPr>
+            <w:r>
+              <w:rPr>
+                <w:b/>
+                <w:color w:val="2B6CB0"/>
+                <w:sz w:val="19"/>
+              </w:rPr>
+              <w:t>within-receptor z</w:t>
+            </w:r>
+          </w:p>
+        </w:tc>
+      </w:tr>
+      <w:tr>
+        <w:tc>
+          <w:tcPr>
+            <w:tcW w:type="dxa" w:w="3010"/>
+            <w:tcMar>
+              <w:top w:w="100" w:type="dxa"/>
+              <w:bottom w:w="100" w:type="dxa"/>
+              <w:left w:w="120" w:type="dxa"/>
+              <w:right w:w="120" w:type="dxa"/>
+            </w:tcMar>
+          </w:tcPr>
+          <w:p>
+            <w:r>
+              <w:rPr>
+                <w:b w:val="0"/>
+                <w:sz w:val="18"/>
+              </w:rPr>
+              <w:t>ipTM</w:t>
+            </w:r>
+          </w:p>
+        </w:tc>
+        <w:tc>
+          <w:tcPr>
+            <w:tcW w:type="dxa" w:w="3010"/>
+            <w:tcMar>
+              <w:top w:w="100" w:type="dxa"/>
+              <w:bottom w:w="100" w:type="dxa"/>
+              <w:left w:w="120" w:type="dxa"/>
+              <w:right w:w="120" w:type="dxa"/>
+            </w:tcMar>
+          </w:tcPr>
+          <w:p>
+            <w:r>
+              <w:rPr>
+                <w:b w:val="0"/>
+                <w:sz w:val="18"/>
+              </w:rPr>
+              <w:t>−0.128 (p = 0.052)</w:t>
+            </w:r>
+          </w:p>
+        </w:tc>
+        <w:tc>
+          <w:tcPr>
+            <w:tcW w:type="dxa" w:w="3010"/>
+            <w:tcMar>
+              <w:top w:w="100" w:type="dxa"/>
+              <w:bottom w:w="100" w:type="dxa"/>
+              <w:left w:w="120" w:type="dxa"/>
+              <w:right w:w="120" w:type="dxa"/>
+            </w:tcMar>
+          </w:tcPr>
+          <w:p>
+            <w:r>
+              <w:rPr>
+                <w:b w:val="0"/>
+                <w:sz w:val="18"/>
+              </w:rPr>
+              <w:t>−0.096 (p = 0.737)</w:t>
+            </w:r>
+          </w:p>
+        </w:tc>
+      </w:tr>
+      <w:tr>
+        <w:tc>
+          <w:tcPr>
+            <w:tcW w:type="dxa" w:w="3010"/>
+            <w:tcMar>
+              <w:top w:w="100" w:type="dxa"/>
+              <w:bottom w:w="100" w:type="dxa"/>
+              <w:left w:w="120" w:type="dxa"/>
+              <w:right w:w="120" w:type="dxa"/>
+            </w:tcMar>
+            <w:shd w:fill="f7fafc"/>
+          </w:tcPr>
+          <w:p>
+            <w:r>
+              <w:rPr>
+                <w:b w:val="0"/>
+                <w:sz w:val="18"/>
+              </w:rPr>
+              <w:t>Interface pLDDT</w:t>
+            </w:r>
+          </w:p>
+        </w:tc>
+        <w:tc>
+          <w:tcPr>
+            <w:tcW w:type="dxa" w:w="3010"/>
+            <w:tcMar>
+              <w:top w:w="100" w:type="dxa"/>
+              <w:bottom w:w="100" w:type="dxa"/>
+              <w:left w:w="120" w:type="dxa"/>
+              <w:right w:w="120" w:type="dxa"/>
+            </w:tcMar>
+            <w:shd w:fill="f7fafc"/>
+          </w:tcPr>
+          <w:p>
+            <w:r>
+              <w:rPr>
+                <w:b w:val="0"/>
+                <w:sz w:val="18"/>
+              </w:rPr>
+              <w:t>−7.04 (p = 0.0068)</w:t>
+            </w:r>
+          </w:p>
+        </w:tc>
+        <w:tc>
+          <w:tcPr>
+            <w:tcW w:type="dxa" w:w="3010"/>
+            <w:tcMar>
+              <w:top w:w="100" w:type="dxa"/>
+              <w:bottom w:w="100" w:type="dxa"/>
+              <w:left w:w="120" w:type="dxa"/>
+              <w:right w:w="120" w:type="dxa"/>
+            </w:tcMar>
+            <w:shd w:fill="f7fafc"/>
+          </w:tcPr>
+          <w:p>
+            <w:r>
+              <w:rPr>
+                <w:b w:val="0"/>
+                <w:sz w:val="18"/>
+              </w:rPr>
+              <w:t>−0.521 (p = 0.058)</w:t>
+            </w:r>
+          </w:p>
+        </w:tc>
+      </w:tr>
+      <w:tr>
+        <w:tc>
+          <w:tcPr>
+            <w:tcW w:type="dxa" w:w="3010"/>
+            <w:tcMar>
+              <w:top w:w="100" w:type="dxa"/>
+              <w:bottom w:w="100" w:type="dxa"/>
+              <w:left w:w="120" w:type="dxa"/>
+              <w:right w:w="120" w:type="dxa"/>
+            </w:tcMar>
+          </w:tcPr>
+          <w:p>
+            <w:r>
+              <w:rPr>
+                <w:b w:val="0"/>
+                <w:sz w:val="18"/>
+              </w:rPr>
+              <w:t>Receptor side</w:t>
+            </w:r>
+          </w:p>
+        </w:tc>
+        <w:tc>
+          <w:tcPr>
+            <w:tcW w:type="dxa" w:w="3010"/>
+            <w:tcMar>
+              <w:top w:w="100" w:type="dxa"/>
+              <w:bottom w:w="100" w:type="dxa"/>
+              <w:left w:w="120" w:type="dxa"/>
+              <w:right w:w="120" w:type="dxa"/>
+            </w:tcMar>
+          </w:tcPr>
+          <w:p>
+            <w:r>
+              <w:rPr>
+                <w:b w:val="0"/>
+                <w:sz w:val="18"/>
+              </w:rPr>
+              <w:t>−4.47 (p = 0.014)</w:t>
+            </w:r>
+          </w:p>
+        </w:tc>
+        <w:tc>
+          <w:tcPr>
+            <w:tcW w:type="dxa" w:w="3010"/>
+            <w:tcMar>
+              <w:top w:w="100" w:type="dxa"/>
+              <w:bottom w:w="100" w:type="dxa"/>
+              <w:left w:w="120" w:type="dxa"/>
+              <w:right w:w="120" w:type="dxa"/>
+            </w:tcMar>
+          </w:tcPr>
+          <w:p>
+            <w:r>
+              <w:rPr>
+                <w:b w:val="0"/>
+                <w:sz w:val="18"/>
+              </w:rPr>
+              <w:t>−0.451 (p = 0.124)</w:t>
+            </w:r>
+          </w:p>
+        </w:tc>
+      </w:tr>
+    </w:tbl>
+    <w:p/>
+    <w:p>
+      <w:pPr>
+        <w:jc w:val="both"/>
+      </w:pPr>
+      <w:r>
+        <w:rPr>
+          <w:b/>
+        </w:rPr>
+        <w:t>On the scale-free measure nothing degrades significantly.</w:t>
+      </w:r>
+      <w:r>
+        <w:t xml:space="preserve"> The raw column</w:t>
+      </w:r>
+    </w:p>
+    <w:p>
+      <w:pPr>
+        <w:jc w:val="both"/>
+      </w:pPr>
+      <w:r>
+        <w:t>says interface pLDDT and receptor side weaken held out; the z-scored column</w:t>
+      </w:r>
+    </w:p>
+    <w:p>
+      <w:pPr>
+        <w:jc w:val="both"/>
+      </w:pPr>
+      <w:r>
+        <w:t>says that could be a scale effect, since the held-out panel has smaller</w:t>
+      </w:r>
+    </w:p>
+    <w:p>
+      <w:pPr>
+        <w:jc w:val="both"/>
+      </w:pPr>
+      <w:r>
+        <w:t>within-receptor spread (5.65 against 8.64) and raw differences shrink with it.</w:t>
+      </w:r>
+    </w:p>
+    <w:p>
+      <w:pPr>
+        <w:jc w:val="both"/>
+      </w:pPr>
+      <w:r>
+        <w:t>Two draws gave p = 0.0029 for interface pLDDT on the z scale and three give</w:t>
+      </w:r>
+    </w:p>
+    <w:p>
+      <w:pPr>
+        <w:jc w:val="both"/>
+      </w:pPr>
+      <w:r>
+        <w:t>p = 0.058, so the earlier version of this section overstated a result that the</w:t>
+      </w:r>
+    </w:p>
+    <w:p>
+      <w:pPr>
+        <w:jc w:val="both"/>
+      </w:pPr>
+      <w:r>
+        <w:t>third draw did not support.</w:t>
+      </w:r>
+    </w:p>
+    <w:p>
+      <w:pPr>
+        <w:jc w:val="both"/>
+      </w:pPr>
+      <w:r>
+        <w:rPr>
+          <w:b/>
+        </w:rPr>
+        <w:t>What this panel can and cannot establish.</w:t>
+      </w:r>
+      <w:r>
+        <w:t xml:space="preserve"> It can establish that both</w:t>
+      </w:r>
+    </w:p>
+    <w:p>
+      <w:pPr>
+        <w:jc w:val="both"/>
+      </w:pPr>
+      <w:r>
+        <w:t>readouts weaken substantially on complexes the model was not trained on. It</w:t>
+      </w:r>
+    </w:p>
+    <w:p>
+      <w:pPr>
+        <w:jc w:val="both"/>
+      </w:pPr>
+      <w:r>
+        <w:t>cannot establish that the weakening is specific to interface pLDDT rather than</w:t>
+      </w:r>
+    </w:p>
+    <w:p>
+      <w:pPr>
+        <w:jc w:val="both"/>
+      </w:pPr>
+      <w:r>
+        <w:t>general, because that claim is significant on one scale and not the other, and</w:t>
+      </w:r>
+    </w:p>
+    <w:p>
+      <w:pPr>
+        <w:jc w:val="both"/>
+      </w:pPr>
+      <w:r>
+        <w:t>because the rank ordering of the two metrics reversed between draws (7.10.3).</w:t>
+      </w:r>
+    </w:p>
+    <w:p>
+      <w:pPr>
+        <w:jc w:val="both"/>
+      </w:pPr>
+      <w:r>
+        <w:t>At 22 receptors with the sampling noise measured here, the panel does not</w:t>
+      </w:r>
+    </w:p>
+    <w:p>
+      <w:pPr>
+        <w:jc w:val="both"/>
+      </w:pPr>
+      <w:r>
+        <w:t>support a fine distinction between two readouts. That is a statement about</w:t>
+      </w:r>
+    </w:p>
+    <w:p>
+      <w:pPr>
+        <w:jc w:val="both"/>
+      </w:pPr>
+      <w:r>
+        <w:t>power, and Section 7.10.6 gives what would be needed to settle it.</w:t>
+      </w:r>
+    </w:p>
+    <w:p>
+      <w:pPr>
+        <w:pStyle w:val="Heading4"/>
+        <w:keepNext/>
+        <w:spacing w:before="200" w:after="80"/>
+      </w:pPr>
+      <w:r>
+        <w:rPr>
+          <w:rFonts w:ascii="Times New Roman" w:hAnsi="Times New Roman"/>
+          <w:b/>
+          <w:color w:val="2C5282"/>
+          <w:sz w:val="22"/>
+        </w:rPr>
+        <w:t>7.10.3 One draw was not enough, and this section originally used one</w:t>
+      </w:r>
+    </w:p>
+    <w:p>
+      <w:pPr>
+        <w:jc w:val="both"/>
+      </w:pPr>
+      <w:r>
+        <w:t>The held-out panel was first written up from a single set of folds. Folds are</w:t>
+      </w:r>
+    </w:p>
+    <w:p>
+      <w:pPr>
+        <w:jc w:val="both"/>
+      </w:pPr>
+      <w:r>
+        <w:t>unseeded, so re-running the identical panel at identical settings gives an</w:t>
+      </w:r>
+    </w:p>
+    <w:p>
+      <w:pPr>
+        <w:jc w:val="both"/>
+      </w:pPr>
+      <w:r>
+        <w:t>independent draw. Three were run, and the first two each produced a conclusion</w:t>
+      </w:r>
+    </w:p>
+    <w:p>
+      <w:pPr>
+        <w:jc w:val="both"/>
+      </w:pPr>
+      <w:r>
+        <w:t>the third withdrew.</w:t>
+      </w:r>
+    </w:p>
+    <w:p>
+      <w:pPr>
+        <w:jc w:val="both"/>
+      </w:pPr>
+      <w:r>
+        <w:rPr>
+          <w:b/>
+        </w:rPr>
+        <w:t>Order sensitivity, cognate minus its own scramble:</w:t>
+      </w:r>
+    </w:p>
+    <w:tbl>
+      <w:tblPr>
+        <w:tblW w:type="auto" w:w="0"/>
+        <w:jc w:val="center"/>
+        <w:tblLook w:firstColumn="1" w:firstRow="1" w:lastColumn="0" w:lastRow="0" w:noHBand="0" w:noVBand="1" w:val="04A0"/>
+        <w:tblBorders>
+          <w:top w:val="single" w:sz="4" w:space="0" w:color="cbd5e0"/>
+          <w:bottom w:val="single" w:sz="4" w:space="0" w:color="cbd5e0"/>
+          <w:left w:val="single" w:sz="4" w:space="0" w:color="cbd5e0"/>
+          <w:right w:val="single" w:sz="4" w:space="0" w:color="cbd5e0"/>
+          <w:insideH w:val="single" w:sz="4" w:space="0" w:color="cbd5e0"/>
+          <w:insideV w:val="single" w:sz="4" w:space="0" w:color="cbd5e0"/>
+        </w:tblBorders>
+      </w:tblPr>
+      <w:tblGrid>
+        <w:gridCol w:w="1806"/>
+        <w:gridCol w:w="1806"/>
+        <w:gridCol w:w="1806"/>
+        <w:gridCol w:w="1806"/>
+        <w:gridCol w:w="1806"/>
+      </w:tblGrid>
+      <w:tr>
+        <w:tc>
+          <w:tcPr>
+            <w:tcW w:type="dxa" w:w="1806"/>
+            <w:tcMar>
+              <w:top w:w="100" w:type="dxa"/>
+              <w:bottom w:w="100" w:type="dxa"/>
+              <w:left w:w="120" w:type="dxa"/>
+              <w:right w:w="120" w:type="dxa"/>
+            </w:tcMar>
+            <w:shd w:fill="ebf8ff"/>
+          </w:tcPr>
+          <w:p>
+            <w:pPr>
+              <w:jc w:val="center"/>
+            </w:pPr>
+            <w:r>
+              <w:rPr>
+                <w:b/>
+                <w:color w:val="2B6CB0"/>
+                <w:sz w:val="19"/>
+              </w:rPr>
+              <w:t>Metric</w:t>
+            </w:r>
+          </w:p>
+        </w:tc>
+        <w:tc>
+          <w:tcPr>
+            <w:tcW w:type="dxa" w:w="1806"/>
+            <w:tcMar>
+              <w:top w:w="100" w:type="dxa"/>
+              <w:bottom w:w="100" w:type="dxa"/>
+              <w:left w:w="120" w:type="dxa"/>
+              <w:right w:w="120" w:type="dxa"/>
+            </w:tcMar>
+            <w:shd w:fill="ebf8ff"/>
+          </w:tcPr>
+          <w:p>
+            <w:pPr>
+              <w:jc w:val="center"/>
+            </w:pPr>
+            <w:r>
+              <w:rPr>
+                <w:b/>
+                <w:color w:val="2B6CB0"/>
+                <w:sz w:val="19"/>
+              </w:rPr>
+              <w:t>draw 1</w:t>
+            </w:r>
+          </w:p>
+        </w:tc>
+        <w:tc>
+          <w:tcPr>
+            <w:tcW w:type="dxa" w:w="1806"/>
+            <w:tcMar>
+              <w:top w:w="100" w:type="dxa"/>
+              <w:bottom w:w="100" w:type="dxa"/>
+              <w:left w:w="120" w:type="dxa"/>
+              <w:right w:w="120" w:type="dxa"/>
+            </w:tcMar>
+            <w:shd w:fill="ebf8ff"/>
+          </w:tcPr>
+          <w:p>
+            <w:pPr>
+              <w:jc w:val="center"/>
+            </w:pPr>
+            <w:r>
+              <w:rPr>
+                <w:b/>
+                <w:color w:val="2B6CB0"/>
+                <w:sz w:val="19"/>
+              </w:rPr>
+              <w:t>draw 2</w:t>
+            </w:r>
+          </w:p>
+        </w:tc>
+        <w:tc>
+          <w:tcPr>
+            <w:tcW w:type="dxa" w:w="1806"/>
+            <w:tcMar>
+              <w:top w:w="100" w:type="dxa"/>
+              <w:bottom w:w="100" w:type="dxa"/>
+              <w:left w:w="120" w:type="dxa"/>
+              <w:right w:w="120" w:type="dxa"/>
+            </w:tcMar>
+            <w:shd w:fill="ebf8ff"/>
+          </w:tcPr>
+          <w:p>
+            <w:pPr>
+              <w:jc w:val="center"/>
+            </w:pPr>
+            <w:r>
+              <w:rPr>
+                <w:b/>
+                <w:color w:val="2B6CB0"/>
+                <w:sz w:val="19"/>
+              </w:rPr>
+              <w:t>draw 3</w:t>
+            </w:r>
+          </w:p>
+        </w:tc>
+        <w:tc>
+          <w:tcPr>
+            <w:tcW w:type="dxa" w:w="1806"/>
+            <w:tcMar>
+              <w:top w:w="100" w:type="dxa"/>
+              <w:bottom w:w="100" w:type="dxa"/>
+              <w:left w:w="120" w:type="dxa"/>
+              <w:right w:w="120" w:type="dxa"/>
+            </w:tcMar>
+            <w:shd w:fill="ebf8ff"/>
+          </w:tcPr>
+          <w:p>
+            <w:pPr>
+              <w:jc w:val="center"/>
+            </w:pPr>
+            <w:r>
+              <w:rPr>
+                <w:b/>
+                <w:color w:val="2B6CB0"/>
+                <w:sz w:val="19"/>
+              </w:rPr>
+              <w:t>mean</w:t>
+            </w:r>
+          </w:p>
+        </w:tc>
+      </w:tr>
+      <w:tr>
+        <w:tc>
+          <w:tcPr>
+            <w:tcW w:type="dxa" w:w="1806"/>
+            <w:tcMar>
+              <w:top w:w="100" w:type="dxa"/>
+              <w:bottom w:w="100" w:type="dxa"/>
+              <w:left w:w="120" w:type="dxa"/>
+              <w:right w:w="120" w:type="dxa"/>
+            </w:tcMar>
+          </w:tcPr>
+          <w:p>
+            <w:r>
+              <w:rPr>
+                <w:b w:val="0"/>
+                <w:sz w:val="18"/>
+              </w:rPr>
+              <w:t>ipTM</w:t>
+            </w:r>
+          </w:p>
+        </w:tc>
+        <w:tc>
+          <w:tcPr>
+            <w:tcW w:type="dxa" w:w="1806"/>
+            <w:tcMar>
+              <w:top w:w="100" w:type="dxa"/>
+              <w:bottom w:w="100" w:type="dxa"/>
+              <w:left w:w="120" w:type="dxa"/>
+              <w:right w:w="120" w:type="dxa"/>
+            </w:tcMar>
+          </w:tcPr>
+          <w:p>
+            <w:r>
+              <w:rPr>
+                <w:b w:val="0"/>
+                <w:sz w:val="18"/>
+              </w:rPr>
+              <w:t>+0.110 (p = 0.0036)</w:t>
+            </w:r>
+          </w:p>
+        </w:tc>
+        <w:tc>
+          <w:tcPr>
+            <w:tcW w:type="dxa" w:w="1806"/>
+            <w:tcMar>
+              <w:top w:w="100" w:type="dxa"/>
+              <w:bottom w:w="100" w:type="dxa"/>
+              <w:left w:w="120" w:type="dxa"/>
+              <w:right w:w="120" w:type="dxa"/>
+            </w:tcMar>
+          </w:tcPr>
+          <w:p>
+            <w:r>
+              <w:rPr>
+                <w:b w:val="0"/>
+                <w:sz w:val="18"/>
+              </w:rPr>
+              <w:t>+0.162 (p = 3e-5)</w:t>
+            </w:r>
+          </w:p>
+        </w:tc>
+        <w:tc>
+          <w:tcPr>
+            <w:tcW w:type="dxa" w:w="1806"/>
+            <w:tcMar>
+              <w:top w:w="100" w:type="dxa"/>
+              <w:bottom w:w="100" w:type="dxa"/>
+              <w:left w:w="120" w:type="dxa"/>
+              <w:right w:w="120" w:type="dxa"/>
+            </w:tcMar>
+          </w:tcPr>
+          <w:p>
+            <w:r>
+              <w:rPr>
+                <w:b w:val="0"/>
+                <w:sz w:val="18"/>
+              </w:rPr>
+              <w:t>+0.138 (p = 2e-4)</w:t>
+            </w:r>
+          </w:p>
+        </w:tc>
+        <w:tc>
+          <w:tcPr>
+            <w:tcW w:type="dxa" w:w="1806"/>
+            <w:tcMar>
+              <w:top w:w="100" w:type="dxa"/>
+              <w:bottom w:w="100" w:type="dxa"/>
+              <w:left w:w="120" w:type="dxa"/>
+              <w:right w:w="120" w:type="dxa"/>
+            </w:tcMar>
+          </w:tcPr>
+          <w:p>
+            <w:r>
+              <w:rPr>
+                <w:b w:val="0"/>
+                <w:sz w:val="18"/>
+              </w:rPr>
+              <w:t>+0.137</w:t>
+            </w:r>
+          </w:p>
+        </w:tc>
+      </w:tr>
+      <w:tr>
+        <w:tc>
+          <w:tcPr>
+            <w:tcW w:type="dxa" w:w="1806"/>
+            <w:tcMar>
+              <w:top w:w="100" w:type="dxa"/>
+              <w:bottom w:w="100" w:type="dxa"/>
+              <w:left w:w="120" w:type="dxa"/>
+              <w:right w:w="120" w:type="dxa"/>
+            </w:tcMar>
+            <w:shd w:fill="f7fafc"/>
+          </w:tcPr>
+          <w:p>
+            <w:r>
+              <w:rPr>
+                <w:b w:val="0"/>
+                <w:sz w:val="18"/>
+              </w:rPr>
+              <w:t>Interface pLDDT</w:t>
+            </w:r>
+          </w:p>
+        </w:tc>
+        <w:tc>
+          <w:tcPr>
+            <w:tcW w:type="dxa" w:w="1806"/>
+            <w:tcMar>
+              <w:top w:w="100" w:type="dxa"/>
+              <w:bottom w:w="100" w:type="dxa"/>
+              <w:left w:w="120" w:type="dxa"/>
+              <w:right w:w="120" w:type="dxa"/>
+            </w:tcMar>
+            <w:shd w:fill="f7fafc"/>
+          </w:tcPr>
+          <w:p>
+            <w:r>
+              <w:rPr>
+                <w:b w:val="0"/>
+                <w:sz w:val="18"/>
+              </w:rPr>
+              <w:t>+2.76 (p = 0.089)</w:t>
+            </w:r>
+          </w:p>
+        </w:tc>
+        <w:tc>
+          <w:tcPr>
+            <w:tcW w:type="dxa" w:w="1806"/>
+            <w:tcMar>
+              <w:top w:w="100" w:type="dxa"/>
+              <w:bottom w:w="100" w:type="dxa"/>
+              <w:left w:w="120" w:type="dxa"/>
+              <w:right w:w="120" w:type="dxa"/>
+            </w:tcMar>
+            <w:shd w:fill="f7fafc"/>
+          </w:tcPr>
+          <w:p>
+            <w:r>
+              <w:rPr>
+                <w:b w:val="0"/>
+                <w:sz w:val="18"/>
+              </w:rPr>
+              <w:t>+6.37 (p = 8e-5)</w:t>
+            </w:r>
+          </w:p>
+        </w:tc>
+        <w:tc>
+          <w:tcPr>
+            <w:tcW w:type="dxa" w:w="1806"/>
+            <w:tcMar>
+              <w:top w:w="100" w:type="dxa"/>
+              <w:bottom w:w="100" w:type="dxa"/>
+              <w:left w:w="120" w:type="dxa"/>
+              <w:right w:w="120" w:type="dxa"/>
+            </w:tcMar>
+            <w:shd w:fill="f7fafc"/>
+          </w:tcPr>
+          <w:p>
+            <w:r>
+              <w:rPr>
+                <w:b w:val="0"/>
+                <w:sz w:val="18"/>
+              </w:rPr>
+              <w:t>+5.85 (p = 7e-5)</w:t>
+            </w:r>
+          </w:p>
+        </w:tc>
+        <w:tc>
+          <w:tcPr>
+            <w:tcW w:type="dxa" w:w="1806"/>
+            <w:tcMar>
+              <w:top w:w="100" w:type="dxa"/>
+              <w:bottom w:w="100" w:type="dxa"/>
+              <w:left w:w="120" w:type="dxa"/>
+              <w:right w:w="120" w:type="dxa"/>
+            </w:tcMar>
+            <w:shd w:fill="f7fafc"/>
+          </w:tcPr>
+          <w:p>
+            <w:r>
+              <w:rPr>
+                <w:b w:val="0"/>
+                <w:sz w:val="18"/>
+              </w:rPr>
+              <w:t>+4.99</w:t>
+            </w:r>
+          </w:p>
+        </w:tc>
+      </w:tr>
+      <w:tr>
+        <w:tc>
+          <w:tcPr>
+            <w:tcW w:type="dxa" w:w="1806"/>
+            <w:tcMar>
+              <w:top w:w="100" w:type="dxa"/>
+              <w:bottom w:w="100" w:type="dxa"/>
+              <w:left w:w="120" w:type="dxa"/>
+              <w:right w:w="120" w:type="dxa"/>
+            </w:tcMar>
+          </w:tcPr>
+          <w:p>
+            <w:r>
+              <w:rPr>
+                <w:b w:val="0"/>
+                <w:sz w:val="18"/>
+              </w:rPr>
+              <w:t>Receptor side</w:t>
+            </w:r>
+          </w:p>
+        </w:tc>
+        <w:tc>
+          <w:tcPr>
+            <w:tcW w:type="dxa" w:w="1806"/>
+            <w:tcMar>
+              <w:top w:w="100" w:type="dxa"/>
+              <w:bottom w:w="100" w:type="dxa"/>
+              <w:left w:w="120" w:type="dxa"/>
+              <w:right w:w="120" w:type="dxa"/>
+            </w:tcMar>
+          </w:tcPr>
+          <w:p>
+            <w:r>
+              <w:rPr>
+                <w:b w:val="0"/>
+                <w:sz w:val="18"/>
+              </w:rPr>
+              <w:t>+1.39 (p = 0.201)</w:t>
+            </w:r>
+          </w:p>
+        </w:tc>
+        <w:tc>
+          <w:tcPr>
+            <w:tcW w:type="dxa" w:w="1806"/>
+            <w:tcMar>
+              <w:top w:w="100" w:type="dxa"/>
+              <w:bottom w:w="100" w:type="dxa"/>
+              <w:left w:w="120" w:type="dxa"/>
+              <w:right w:w="120" w:type="dxa"/>
+            </w:tcMar>
+          </w:tcPr>
+          <w:p>
+            <w:r>
+              <w:rPr>
+                <w:b w:val="0"/>
+                <w:sz w:val="18"/>
+              </w:rPr>
+              <w:t>+3.75 (p = 0.0019)</w:t>
+            </w:r>
+          </w:p>
+        </w:tc>
+        <w:tc>
+          <w:tcPr>
+            <w:tcW w:type="dxa" w:w="1806"/>
+            <w:tcMar>
+              <w:top w:w="100" w:type="dxa"/>
+              <w:bottom w:w="100" w:type="dxa"/>
+              <w:left w:w="120" w:type="dxa"/>
+              <w:right w:w="120" w:type="dxa"/>
+            </w:tcMar>
+          </w:tcPr>
+          <w:p>
+            <w:r>
+              <w:rPr>
+                <w:b w:val="0"/>
+                <w:sz w:val="18"/>
+              </w:rPr>
+              <w:t>+3.59 (p = 5e-4)</w:t>
+            </w:r>
+          </w:p>
+        </w:tc>
+        <w:tc>
+          <w:tcPr>
+            <w:tcW w:type="dxa" w:w="1806"/>
+            <w:tcMar>
+              <w:top w:w="100" w:type="dxa"/>
+              <w:bottom w:w="100" w:type="dxa"/>
+              <w:left w:w="120" w:type="dxa"/>
+              <w:right w:w="120" w:type="dxa"/>
+            </w:tcMar>
+          </w:tcPr>
+          <w:p>
+            <w:r>
+              <w:rPr>
+                <w:b w:val="0"/>
+                <w:sz w:val="18"/>
+              </w:rPr>
+              <w:t>+2.91</w:t>
+            </w:r>
+          </w:p>
+        </w:tc>
+      </w:tr>
+    </w:tbl>
+    <w:p/>
+    <w:p>
+      <w:pPr>
+        <w:jc w:val="both"/>
+      </w:pPr>
+      <w:r>
+        <w:t>Draw 1 is the outlier on every row. Read alone it said the interface-pLDDT</w:t>
+      </w:r>
+    </w:p>
+    <w:p>
+      <w:pPr>
+        <w:jc w:val="both"/>
+      </w:pPr>
+      <w:r>
+        <w:t xml:space="preserve">effect </w:t>
+      </w:r>
+      <w:r>
+        <w:rPr>
+          <w:i/>
+        </w:rPr>
+        <w:t>collapses</w:t>
+      </w:r>
+      <w:r>
+        <w:t xml:space="preserve"> held out and is no longer significant; three draws say it</w:t>
+      </w:r>
+    </w:p>
+    <w:p>
+      <w:pPr>
+        <w:jc w:val="both"/>
+      </w:pPr>
+      <w:r>
+        <w:t>weakens to 41% of its in-training value and remains significant at p = 0.0006.</w:t>
+      </w:r>
+    </w:p>
+    <w:p>
+      <w:pPr>
+        <w:jc w:val="both"/>
+      </w:pPr>
+      <w:r>
+        <w:rPr>
+          <w:b/>
+        </w:rPr>
+        <w:t>Receptor specificity, cognate ranked among its own decoys:</w:t>
+      </w:r>
+    </w:p>
+    <w:tbl>
+      <w:tblPr>
+        <w:tblW w:type="auto" w:w="0"/>
+        <w:jc w:val="center"/>
+        <w:tblLook w:firstColumn="1" w:firstRow="1" w:lastColumn="0" w:lastRow="0" w:noHBand="0" w:noVBand="1" w:val="04A0"/>
+        <w:tblBorders>
+          <w:top w:val="single" w:sz="4" w:space="0" w:color="cbd5e0"/>
+          <w:bottom w:val="single" w:sz="4" w:space="0" w:color="cbd5e0"/>
+          <w:left w:val="single" w:sz="4" w:space="0" w:color="cbd5e0"/>
+          <w:right w:val="single" w:sz="4" w:space="0" w:color="cbd5e0"/>
+          <w:insideH w:val="single" w:sz="4" w:space="0" w:color="cbd5e0"/>
+          <w:insideV w:val="single" w:sz="4" w:space="0" w:color="cbd5e0"/>
+        </w:tblBorders>
+      </w:tblPr>
+      <w:tblGrid>
+        <w:gridCol w:w="1806"/>
+        <w:gridCol w:w="1806"/>
+        <w:gridCol w:w="1806"/>
+        <w:gridCol w:w="1806"/>
+        <w:gridCol w:w="1806"/>
+      </w:tblGrid>
+      <w:tr>
+        <w:tc>
+          <w:tcPr>
+            <w:tcW w:type="dxa" w:w="1806"/>
+            <w:tcMar>
+              <w:top w:w="100" w:type="dxa"/>
+              <w:bottom w:w="100" w:type="dxa"/>
+              <w:left w:w="120" w:type="dxa"/>
+              <w:right w:w="120" w:type="dxa"/>
+            </w:tcMar>
+            <w:shd w:fill="ebf8ff"/>
+          </w:tcPr>
+          <w:p>
+            <w:pPr>
+              <w:jc w:val="center"/>
+            </w:pPr>
+            <w:r>
+              <w:rPr>
+                <w:b/>
+                <w:color w:val="2B6CB0"/>
+                <w:sz w:val="19"/>
+              </w:rPr>
+              <w:t>Metric</w:t>
+            </w:r>
+          </w:p>
+        </w:tc>
+        <w:tc>
+          <w:tcPr>
+            <w:tcW w:type="dxa" w:w="1806"/>
+            <w:tcMar>
+              <w:top w:w="100" w:type="dxa"/>
+              <w:bottom w:w="100" w:type="dxa"/>
+              <w:left w:w="120" w:type="dxa"/>
+              <w:right w:w="120" w:type="dxa"/>
+            </w:tcMar>
+            <w:shd w:fill="ebf8ff"/>
+          </w:tcPr>
+          <w:p>
+            <w:pPr>
+              <w:jc w:val="center"/>
+            </w:pPr>
+            <w:r>
+              <w:rPr>
+                <w:b/>
+                <w:color w:val="2B6CB0"/>
+                <w:sz w:val="19"/>
+              </w:rPr>
+              <w:t>draw 1</w:t>
+            </w:r>
+          </w:p>
+        </w:tc>
+        <w:tc>
+          <w:tcPr>
+            <w:tcW w:type="dxa" w:w="1806"/>
+            <w:tcMar>
+              <w:top w:w="100" w:type="dxa"/>
+              <w:bottom w:w="100" w:type="dxa"/>
+              <w:left w:w="120" w:type="dxa"/>
+              <w:right w:w="120" w:type="dxa"/>
+            </w:tcMar>
+            <w:shd w:fill="ebf8ff"/>
+          </w:tcPr>
+          <w:p>
+            <w:pPr>
+              <w:jc w:val="center"/>
+            </w:pPr>
+            <w:r>
+              <w:rPr>
+                <w:b/>
+                <w:color w:val="2B6CB0"/>
+                <w:sz w:val="19"/>
+              </w:rPr>
+              <w:t>draw 2</w:t>
+            </w:r>
+          </w:p>
+        </w:tc>
+        <w:tc>
+          <w:tcPr>
+            <w:tcW w:type="dxa" w:w="1806"/>
+            <w:tcMar>
+              <w:top w:w="100" w:type="dxa"/>
+              <w:bottom w:w="100" w:type="dxa"/>
+              <w:left w:w="120" w:type="dxa"/>
+              <w:right w:w="120" w:type="dxa"/>
+            </w:tcMar>
+            <w:shd w:fill="ebf8ff"/>
+          </w:tcPr>
+          <w:p>
+            <w:pPr>
+              <w:jc w:val="center"/>
+            </w:pPr>
+            <w:r>
+              <w:rPr>
+                <w:b/>
+                <w:color w:val="2B6CB0"/>
+                <w:sz w:val="19"/>
+              </w:rPr>
+              <w:t>draw 3</w:t>
+            </w:r>
+          </w:p>
+        </w:tc>
+        <w:tc>
+          <w:tcPr>
+            <w:tcW w:type="dxa" w:w="1806"/>
+            <w:tcMar>
+              <w:top w:w="100" w:type="dxa"/>
+              <w:bottom w:w="100" w:type="dxa"/>
+              <w:left w:w="120" w:type="dxa"/>
+              <w:right w:w="120" w:type="dxa"/>
+            </w:tcMar>
+            <w:shd w:fill="ebf8ff"/>
+          </w:tcPr>
+          <w:p>
+            <w:pPr>
+              <w:jc w:val="center"/>
+            </w:pPr>
+            <w:r>
+              <w:rPr>
+                <w:b/>
+                <w:color w:val="2B6CB0"/>
+                <w:sz w:val="19"/>
+              </w:rPr>
+              <w:t>mean</w:t>
+            </w:r>
+          </w:p>
+        </w:tc>
+      </w:tr>
+      <w:tr>
+        <w:tc>
+          <w:tcPr>
+            <w:tcW w:type="dxa" w:w="1806"/>
+            <w:tcMar>
+              <w:top w:w="100" w:type="dxa"/>
+              <w:bottom w:w="100" w:type="dxa"/>
+              <w:left w:w="120" w:type="dxa"/>
+              <w:right w:w="120" w:type="dxa"/>
+            </w:tcMar>
+          </w:tcPr>
+          <w:p>
+            <w:r>
+              <w:rPr>
+                <w:b w:val="0"/>
+                <w:sz w:val="18"/>
+              </w:rPr>
+              <w:t>ipTM</w:t>
+            </w:r>
+          </w:p>
+        </w:tc>
+        <w:tc>
+          <w:tcPr>
+            <w:tcW w:type="dxa" w:w="1806"/>
+            <w:tcMar>
+              <w:top w:w="100" w:type="dxa"/>
+              <w:bottom w:w="100" w:type="dxa"/>
+              <w:left w:w="120" w:type="dxa"/>
+              <w:right w:w="120" w:type="dxa"/>
+            </w:tcMar>
+          </w:tcPr>
+          <w:p>
+            <w:r>
+              <w:rPr>
+                <w:b w:val="0"/>
+                <w:sz w:val="18"/>
+              </w:rPr>
+              <w:t>1.64 (p = 0.0020)</w:t>
+            </w:r>
+          </w:p>
+        </w:tc>
+        <w:tc>
+          <w:tcPr>
+            <w:tcW w:type="dxa" w:w="1806"/>
+            <w:tcMar>
+              <w:top w:w="100" w:type="dxa"/>
+              <w:bottom w:w="100" w:type="dxa"/>
+              <w:left w:w="120" w:type="dxa"/>
+              <w:right w:w="120" w:type="dxa"/>
+            </w:tcMar>
+          </w:tcPr>
+          <w:p>
+            <w:r>
+              <w:rPr>
+                <w:b w:val="0"/>
+                <w:sz w:val="18"/>
+              </w:rPr>
+              <w:t>1.50 (p = 0.0001)</w:t>
+            </w:r>
+          </w:p>
+        </w:tc>
+        <w:tc>
+          <w:tcPr>
+            <w:tcW w:type="dxa" w:w="1806"/>
+            <w:tcMar>
+              <w:top w:w="100" w:type="dxa"/>
+              <w:bottom w:w="100" w:type="dxa"/>
+              <w:left w:w="120" w:type="dxa"/>
+              <w:right w:w="120" w:type="dxa"/>
+            </w:tcMar>
+          </w:tcPr>
+          <w:p>
+            <w:r>
+              <w:rPr>
+                <w:b w:val="0"/>
+                <w:sz w:val="18"/>
+              </w:rPr>
+              <w:t>1.86 (p = 0.017)</w:t>
+            </w:r>
+          </w:p>
+        </w:tc>
+        <w:tc>
+          <w:tcPr>
+            <w:tcW w:type="dxa" w:w="1806"/>
+            <w:tcMar>
+              <w:top w:w="100" w:type="dxa"/>
+              <w:bottom w:w="100" w:type="dxa"/>
+              <w:left w:w="120" w:type="dxa"/>
+              <w:right w:w="120" w:type="dxa"/>
+            </w:tcMar>
+          </w:tcPr>
+          <w:p>
+            <w:r>
+              <w:rPr>
+                <w:b w:val="0"/>
+                <w:sz w:val="18"/>
+              </w:rPr>
+              <w:t>1.73</w:t>
+            </w:r>
+          </w:p>
+        </w:tc>
+      </w:tr>
+      <w:tr>
+        <w:tc>
+          <w:tcPr>
+            <w:tcW w:type="dxa" w:w="1806"/>
+            <w:tcMar>
+              <w:top w:w="100" w:type="dxa"/>
+              <w:bottom w:w="100" w:type="dxa"/>
+              <w:left w:w="120" w:type="dxa"/>
+              <w:right w:w="120" w:type="dxa"/>
+            </w:tcMar>
+            <w:shd w:fill="f7fafc"/>
+          </w:tcPr>
+          <w:p>
+            <w:r>
+              <w:rPr>
+                <w:b w:val="0"/>
+                <w:sz w:val="18"/>
+              </w:rPr>
+              <w:t>Interface pLDDT</w:t>
+            </w:r>
+          </w:p>
+        </w:tc>
+        <w:tc>
+          <w:tcPr>
+            <w:tcW w:type="dxa" w:w="1806"/>
+            <w:tcMar>
+              <w:top w:w="100" w:type="dxa"/>
+              <w:bottom w:w="100" w:type="dxa"/>
+              <w:left w:w="120" w:type="dxa"/>
+              <w:right w:w="120" w:type="dxa"/>
+            </w:tcMar>
+            <w:shd w:fill="f7fafc"/>
+          </w:tcPr>
+          <w:p>
+            <w:r>
+              <w:rPr>
+                <w:b w:val="0"/>
+                <w:sz w:val="18"/>
+              </w:rPr>
+              <w:t>2.09 (p = 0.141)</w:t>
+            </w:r>
+          </w:p>
+        </w:tc>
+        <w:tc>
+          <w:tcPr>
+            <w:tcW w:type="dxa" w:w="1806"/>
+            <w:tcMar>
+              <w:top w:w="100" w:type="dxa"/>
+              <w:bottom w:w="100" w:type="dxa"/>
+              <w:left w:w="120" w:type="dxa"/>
+              <w:right w:w="120" w:type="dxa"/>
+            </w:tcMar>
+            <w:shd w:fill="f7fafc"/>
+          </w:tcPr>
+          <w:p>
+            <w:r>
+              <w:rPr>
+                <w:b w:val="0"/>
+                <w:sz w:val="18"/>
+              </w:rPr>
+              <w:t>2.05 (p = 0.086)</w:t>
+            </w:r>
+          </w:p>
+        </w:tc>
+        <w:tc>
+          <w:tcPr>
+            <w:tcW w:type="dxa" w:w="1806"/>
+            <w:tcMar>
+              <w:top w:w="100" w:type="dxa"/>
+              <w:bottom w:w="100" w:type="dxa"/>
+              <w:left w:w="120" w:type="dxa"/>
+              <w:right w:w="120" w:type="dxa"/>
+            </w:tcMar>
+            <w:shd w:fill="f7fafc"/>
+          </w:tcPr>
+          <w:p>
+            <w:r>
+              <w:rPr>
+                <w:b w:val="0"/>
+                <w:sz w:val="18"/>
+              </w:rPr>
+              <w:t>1.73 (p = 0.0029)</w:t>
+            </w:r>
+          </w:p>
+        </w:tc>
+        <w:tc>
+          <w:tcPr>
+            <w:tcW w:type="dxa" w:w="1806"/>
+            <w:tcMar>
+              <w:top w:w="100" w:type="dxa"/>
+              <w:bottom w:w="100" w:type="dxa"/>
+              <w:left w:w="120" w:type="dxa"/>
+              <w:right w:w="120" w:type="dxa"/>
+            </w:tcMar>
+            <w:shd w:fill="f7fafc"/>
+          </w:tcPr>
+          <w:p>
+            <w:r>
+              <w:rPr>
+                <w:b w:val="0"/>
+                <w:sz w:val="18"/>
+              </w:rPr>
+              <w:t>1.91</w:t>
+            </w:r>
+          </w:p>
+        </w:tc>
+      </w:tr>
+    </w:tbl>
+    <w:p/>
+    <w:p>
+      <w:pPr>
+        <w:jc w:val="both"/>
+      </w:pPr>
+      <w:r>
+        <w:rPr>
+          <w:b/>
+        </w:rPr>
+        <w:t>Draw 3 reverses the ordering.</w:t>
+      </w:r>
+      <w:r>
+        <w:t xml:space="preserve"> After two draws this section claimed that the</w:t>
+      </w:r>
+    </w:p>
+    <w:p>
+      <w:pPr>
+        <w:jc w:val="both"/>
+      </w:pPr>
+      <w:r>
+        <w:t>rank test was the stable one and that interface pLDDT reproducibly failed</w:t>
+      </w:r>
+    </w:p>
+    <w:p>
+      <w:pPr>
+        <w:jc w:val="both"/>
+      </w:pPr>
+      <w:r>
+        <w:t>receptor specificity while ipTM reproducibly passed. In draw 3 interface pLDDT</w:t>
+      </w:r>
+    </w:p>
+    <w:p>
+      <w:pPr>
+        <w:jc w:val="both"/>
+      </w:pPr>
+      <w:r>
+        <w:t>scores 1.73 and beats ipTM's 1.86. Averaged over three draws the two are 1.73</w:t>
+      </w:r>
+    </w:p>
+    <w:p>
+      <w:pPr>
+        <w:jc w:val="both"/>
+      </w:pPr>
+      <w:r>
+        <w:t>and 1.91, both significant, and their difference is well inside the spread of a</w:t>
+      </w:r>
+    </w:p>
+    <w:p>
+      <w:pPr>
+        <w:jc w:val="both"/>
+      </w:pPr>
+      <w:r>
+        <w:t>single draw.</w:t>
+      </w:r>
+    </w:p>
+    <w:p>
+      <w:pPr>
+        <w:jc w:val="both"/>
+      </w:pPr>
+      <w:r>
+        <w:t xml:space="preserve">So the honest reading is neither of the first two. </w:t>
+      </w:r>
+      <w:r>
+        <w:rPr>
+          <w:b/>
+        </w:rPr>
+      </w:r>
+      <w:r>
+        <w:t>Both readouts weaken</w:t>
+      </w:r>
+    </w:p>
+    <w:p>
+      <w:pPr>
+        <w:jc w:val="both"/>
+      </w:pPr>
+      <w:r>
+        <w:t>held out by roughly half; neither can be shown to weaken more than the other on</w:t>
+      </w:r>
+    </w:p>
+    <w:p>
+      <w:pPr>
+        <w:jc w:val="both"/>
+      </w:pPr>
+      <w:r>
+        <w:t>this panel.</w:t>
+      </w:r>
+      <w:r>
+        <w:rPr>
+          <w:b/>
+        </w:rPr>
+      </w:r>
+      <w:r>
+        <w:t xml:space="preserve"> The claim that ipTM specifically survives was an artefact of which</w:t>
+      </w:r>
+    </w:p>
+    <w:p>
+      <w:pPr>
+        <w:jc w:val="both"/>
+      </w:pPr>
+      <w:r>
+        <w:t>draws happened to have been run.</w:t>
+      </w:r>
+    </w:p>
+    <w:p>
+      <w:pPr>
+        <w:jc w:val="both"/>
+      </w:pPr>
+      <w:r>
+        <w:t>This is Section 7.5 turned on this dissertation's own headline, twice. Section</w:t>
+      </w:r>
+    </w:p>
+    <w:p>
+      <w:pPr>
+        <w:jc w:val="both"/>
+      </w:pPr>
+      <w:r>
+        <w:t>8.2 recommends replicate averaging precisely to prevent it, and the</w:t>
+      </w:r>
+    </w:p>
+    <w:p>
+      <w:pPr>
+        <w:jc w:val="both"/>
+      </w:pPr>
+      <w:r>
+        <w:t>recommendation was written before it was followed. The methodological lesson is</w:t>
+      </w:r>
+    </w:p>
+    <w:p>
+      <w:pPr>
+        <w:jc w:val="both"/>
+      </w:pPr>
+      <w:r>
+        <w:t>sharper than the scientific one: a single unseeded fold is not a measurement,</w:t>
+      </w:r>
+    </w:p>
+    <w:p>
+      <w:pPr>
+        <w:jc w:val="both"/>
+      </w:pPr>
+      <w:r>
+        <w:t>and neither, on this evidence, are two.</w:t>
+      </w:r>
+    </w:p>
+    <w:p>
+      <w:pPr>
+        <w:pStyle w:val="Heading4"/>
+        <w:keepNext/>
+        <w:spacing w:before="200" w:after="80"/>
+      </w:pPr>
+      <w:r>
+        <w:rPr>
+          <w:rFonts w:ascii="Times New Roman" w:hAnsi="Times New Roman"/>
+          <w:b/>
+          <w:color w:val="2C5282"/>
+          <w:sz w:val="22"/>
+        </w:rPr>
+        <w:t>7.10.4 Confounds that do not explain it</w:t>
+      </w:r>
+    </w:p>
+    <w:p>
+      <w:pPr>
+        <w:jc w:val="both"/>
+      </w:pPr>
+      <w:r>
+        <w:rPr>
+          <w:b/>
+        </w:rPr>
+        <w:t>Peptide length.</w:t>
+      </w:r>
+      <w:r>
+        <w:t xml:space="preserve"> Held-out peptides are longer (12.8 against 10.3 aa,</w:t>
+      </w:r>
+    </w:p>
+    <w:p>
+      <w:pPr>
+        <w:jc w:val="both"/>
+      </w:pPr>
+      <w:r>
+        <w:t>p = 0.10). This cannot matter, and is reported as a non-control rather than a</w:t>
+      </w:r>
+    </w:p>
+    <w:p>
+      <w:pPr>
+        <w:jc w:val="both"/>
+      </w:pPr>
+      <w:r>
+        <w:t>passed one: the effect is a within-receptor contrast between a peptide and a</w:t>
+      </w:r>
+    </w:p>
+    <w:p>
+      <w:pPr>
+        <w:jc w:val="both"/>
+      </w:pPr>
+      <w:r>
+        <w:rPr>
+          <w:i/>
+        </w:rPr>
+        <w:t>permutation of itself</w:t>
+      </w:r>
+      <w:r>
+        <w:t>, so length and composition are equal by construction.</w:t>
+      </w:r>
+    </w:p>
+    <w:p>
+      <w:pPr>
+        <w:jc w:val="both"/>
+      </w:pPr>
+      <w:r>
+        <w:t>Length is also constant within receptor, so the random intercept absorbs it —</w:t>
+      </w:r>
+    </w:p>
+    <w:p>
+      <w:pPr>
+        <w:jc w:val="both"/>
+      </w:pPr>
+      <w:r>
+        <w:t>adding it as a covariate leaves β and p unchanged to five decimals.</w:t>
+      </w:r>
+    </w:p>
+    <w:p>
+      <w:pPr>
+        <w:jc w:val="both"/>
+      </w:pPr>
+      <w:r>
+        <w:rPr>
+          <w:b/>
+        </w:rPr>
+        <w:t>A ceiling compressing the held-out differences.</w:t>
+      </w:r>
+      <w:r>
+        <w:t xml:space="preserve"> The opposite holds. Cognate</w:t>
+      </w:r>
+    </w:p>
+    <w:p>
+      <w:pPr>
+        <w:jc w:val="both"/>
+      </w:pPr>
+      <w:r>
+        <w:t>ipTM is 0.631 in training against 0.419 held out; interface pLDDT is 81.57</w:t>
+      </w:r>
+    </w:p>
+    <w:p>
+      <w:pPr>
+        <w:jc w:val="both"/>
+      </w:pPr>
+      <w:r>
+        <w:t xml:space="preserve">against 68.42. The model is markedly </w:t>
+      </w:r>
+      <w:r>
+        <w:rPr>
+          <w:i/>
+        </w:rPr>
+        <w:t>less</w:t>
+      </w:r>
+      <w:r>
+        <w:t xml:space="preserve"> confident on structures it has not</w:t>
+      </w:r>
+    </w:p>
+    <w:p>
+      <w:pPr>
+        <w:jc w:val="both"/>
+      </w:pPr>
+      <w:r>
+        <w:t>seen, which is itself the signature the experiment was built to detect.</w:t>
+      </w:r>
+    </w:p>
+    <w:p>
+      <w:pPr>
+        <w:jc w:val="both"/>
+      </w:pPr>
+      <w:r>
+        <w:t>Within-receptor spread is also smaller on the held-out panel (5.65 against</w:t>
+      </w:r>
+    </w:p>
+    <w:p>
+      <w:pPr>
+        <w:jc w:val="both"/>
+      </w:pPr>
+      <w:r>
+        <w:t>8.64), which favours the held-out effect after z-scoring — and the collapse</w:t>
+      </w:r>
+    </w:p>
+    <w:p>
+      <w:pPr>
+        <w:jc w:val="both"/>
+      </w:pPr>
+      <w:r>
+        <w:t>survives it.</w:t>
+      </w:r>
+    </w:p>
+    <w:p>
+      <w:pPr>
+        <w:jc w:val="both"/>
+      </w:pPr>
+      <w:r>
+        <w:rPr>
+          <w:b/>
+        </w:rPr>
+        <w:t>Settings and alignments.</w:t>
+      </w:r>
+      <w:r>
+        <w:t xml:space="preserve"> Both panels: DeCAF, 10 sampling steps, 1 recycling</w:t>
+      </w:r>
+    </w:p>
+    <w:p>
+      <w:pPr>
+        <w:jc w:val="both"/>
+      </w:pPr>
+      <w:r>
+        <w:t>step. The six receptors common to both reuse the main panel's cached alignments</w:t>
+      </w:r>
+    </w:p>
+    <w:p>
+      <w:pPr>
+        <w:jc w:val="both"/>
+      </w:pPr>
+      <w:r>
+        <w:t>byte-for-byte, so the shared members cannot contribute an MSA difference.</w:t>
+      </w:r>
+    </w:p>
+    <w:p>
+      <w:pPr>
+        <w:jc w:val="both"/>
+      </w:pPr>
+      <w:r>
+        <w:rPr>
+          <w:b/>
+        </w:rPr>
+        <w:t>Panel integrity.</w:t>
+      </w:r>
+      <w:r>
+        <w:t xml:space="preserve"> Removing the three held-out members with components bonded</w:t>
+      </w:r>
+    </w:p>
+    <w:p>
+      <w:pPr>
+        <w:jc w:val="both"/>
+      </w:pPr>
+      <w:r>
+        <w:t xml:space="preserve">to the peptide </w:t>
+      </w:r>
+      <w:r>
+        <w:rPr>
+          <w:i/>
+        </w:rPr>
+        <w:t>strengthens</w:t>
+      </w:r>
+      <w:r>
+        <w:t xml:space="preserve"> the conclusion: ipTM reaches +0.123 (p = 0.0043)</w:t>
+      </w:r>
+    </w:p>
+    <w:p>
+      <w:pPr>
+        <w:jc w:val="both"/>
+      </w:pPr>
+      <w:r>
+        <w:t>with a rank of 1.26 against chance 2.21 (p = 0.0003, 14 of 19 first), while</w:t>
+      </w:r>
+    </w:p>
+    <w:p>
+      <w:pPr>
+        <w:jc w:val="both"/>
+      </w:pPr>
+      <w:r>
+        <w:t>interface pLDDT stays marginal at p = 0.057.</w:t>
+      </w:r>
+    </w:p>
+    <w:p>
+      <w:pPr>
+        <w:pStyle w:val="Heading4"/>
+        <w:keepNext/>
+        <w:spacing w:before="200" w:after="80"/>
+      </w:pPr>
+      <w:r>
+        <w:rPr>
+          <w:rFonts w:ascii="Times New Roman" w:hAnsi="Times New Roman"/>
+          <w:b/>
+          <w:color w:val="2C5282"/>
+          <w:sz w:val="22"/>
+        </w:rPr>
+        <w:t>7.10.5 What this establishes</w:t>
+      </w:r>
+    </w:p>
+    <w:p>
+      <w:pPr>
+        <w:jc w:val="both"/>
+      </w:pPr>
+      <w:r>
+        <w:rPr>
+          <w:b/>
+        </w:rPr>
+      </w:r>
+      <w:r>
+        <w:t>Both readouts lose roughly half their effect on complexes the model was not</w:t>
+      </w:r>
+    </w:p>
+    <w:p>
+      <w:pPr>
+        <w:jc w:val="both"/>
+      </w:pPr>
+      <w:r>
+        <w:t>trained on</w:t>
+      </w:r>
+      <w:r>
+        <w:rPr>
+          <w:b/>
+        </w:rPr>
+      </w:r>
+      <w:r>
+        <w:t>, and the loss is large enough to matter: interface pLDDT falls from</w:t>
+      </w:r>
+    </w:p>
+    <w:p>
+      <w:pPr>
+        <w:jc w:val="both"/>
+      </w:pPr>
+      <w:r>
+        <w:t>+12.03 to +4.99, ipTM from +0.265 to +0.137. Sections 7.6 to 7.8 characterise</w:t>
+      </w:r>
+    </w:p>
+    <w:p>
+      <w:pPr>
+        <w:jc w:val="both"/>
+      </w:pPr>
+      <w:r>
+        <w:t>the readouts on a panel that is largely training data, and the numbers there</w:t>
+      </w:r>
+    </w:p>
+    <w:p>
+      <w:pPr>
+        <w:jc w:val="both"/>
+      </w:pPr>
+      <w:r>
+        <w:t>should be read as an upper bound on what a novel target would give.</w:t>
+      </w:r>
+    </w:p>
+    <w:p>
+      <w:pPr>
+        <w:jc w:val="both"/>
+      </w:pPr>
+      <w:r>
+        <w:rPr>
+          <w:b/>
+        </w:rPr>
+        <w:t>What it does not establish</w:t>
+      </w:r>
+      <w:r>
+        <w:t xml:space="preserve"> is that either readout degrades more than the</w:t>
+      </w:r>
+    </w:p>
+    <w:p>
+      <w:pPr>
+        <w:jc w:val="both"/>
+      </w:pPr>
+      <w:r>
+        <w:t>other. That claim was made twice in earlier versions of this section, in</w:t>
+      </w:r>
+    </w:p>
+    <w:p>
+      <w:pPr>
+        <w:jc w:val="both"/>
+      </w:pPr>
+      <w:r>
+        <w:t>opposite directions, and neither survived the next draw.</w:t>
+      </w:r>
+    </w:p>
+    <w:p>
+      <w:pPr>
+        <w:jc w:val="both"/>
+      </w:pPr>
+      <w:r>
+        <w:t>The practical consequence is unchanged by the retraction: a screening figure</w:t>
+      </w:r>
+    </w:p>
+    <w:p>
+      <w:pPr>
+        <w:jc w:val="both"/>
+      </w:pPr>
+      <w:r>
+        <w:t>quoted without stating whether the complexes were in the model's training set</w:t>
+      </w:r>
+    </w:p>
+    <w:p>
+      <w:pPr>
+        <w:jc w:val="both"/>
+      </w:pPr>
+      <w:r>
+        <w:t>is roughly a factor of two optimistic.</w:t>
+      </w:r>
+    </w:p>
+    <w:p>
+      <w:pPr>
+        <w:pStyle w:val="Heading4"/>
+        <w:keepNext/>
+        <w:spacing w:before="200" w:after="80"/>
+      </w:pPr>
+      <w:r>
+        <w:rPr>
+          <w:rFonts w:ascii="Times New Roman" w:hAnsi="Times New Roman"/>
+          <w:b/>
+          <w:color w:val="2C5282"/>
+          <w:sz w:val="22"/>
+        </w:rPr>
+        <w:t>7.10.6 Limitations</w:t>
+      </w:r>
+    </w:p>
+    <w:p>
+      <w:pPr>
+        <w:jc w:val="both"/>
+      </w:pPr>
+      <w:r>
+        <w:t>Two panels of 16 and 22 receptors, three draws each on the held-out side. The</w:t>
+      </w:r>
+    </w:p>
+    <w:p>
+      <w:pPr>
+        <w:jc w:val="both"/>
+      </w:pPr>
+      <w:r>
+        <w:t>held-out effects are small in absolute terms (+0.137 and +4.99), and the central</w:t>
+      </w:r>
+    </w:p>
+    <w:p>
+      <w:pPr>
+        <w:jc w:val="both"/>
+      </w:pPr>
+      <w:r>
+        <w:t>question — whether the degradation is metric-specific — is significant on the</w:t>
+      </w:r>
+    </w:p>
+    <w:p>
+      <w:pPr>
+        <w:jc w:val="both"/>
+      </w:pPr>
+      <w:r>
+        <w:t>raw scale and not on the scale-free one. Settling it needs more receptors rather</w:t>
+      </w:r>
+    </w:p>
+    <w:p>
+      <w:pPr>
+        <w:jc w:val="both"/>
+      </w:pPr>
+      <w:r>
+        <w:t>than more draws: the draw-to-draw spread is now well characterised and the</w:t>
+      </w:r>
+    </w:p>
+    <w:p>
+      <w:pPr>
+        <w:jc w:val="both"/>
+      </w:pPr>
+      <w:r>
+        <w:t>receptor-to-receptor spread is what limits the comparison.</w:t>
+      </w:r>
+    </w:p>
+    <w:p>
+      <w:pPr>
+        <w:jc w:val="both"/>
+      </w:pPr>
+      <w:r>
+        <w:t>The panels differ in receptor identity as well as in training status; only</w:t>
+      </w:r>
+    </w:p>
+    <w:p>
+      <w:pPr>
+        <w:jc w:val="both"/>
+      </w:pPr>
+      <w:r>
+        <w:t>folding the same complexes on a model trained with and without them would</w:t>
+      </w:r>
+    </w:p>
+    <w:p>
+      <w:pPr>
+        <w:jc w:val="both"/>
+      </w:pPr>
+      <w:r>
+        <w:t>isolate contamination completely, which would require retraining. The cutoff is</w:t>
+      </w:r>
+    </w:p>
+    <w:p>
+      <w:pPr>
+        <w:jc w:val="both"/>
+      </w:pPr>
+      <w:r>
+        <w:t>taken from the published Boltz-1 and AlphaFold3 training description and is</w:t>
+      </w:r>
+    </w:p>
+    <w:p>
+      <w:pPr>
+        <w:jc w:val="both"/>
+      </w:pPr>
+      <w:r>
+        <w:t>assumed to apply to DeCAF through distillation.</w:t>
+      </w:r>
+    </w:p>
+    <w:p>
+      <w:pPr>
+        <w:jc w:val="both"/>
+      </w:pPr>
+      <w:r>
+        <w:rPr>
+          <w:b/>
+        </w:rPr>
+        <w:t>And the panel is not homology-decontaminated, because it cannot be.</w:t>
+      </w:r>
+      <w:r>
+        <w:t xml:space="preserve"> A</w:t>
+      </w:r>
+    </w:p>
+    <w:p>
+      <w:pPr>
+        <w:jc w:val="both"/>
+      </w:pPr>
+      <w:r>
+        <w:t>temporal split is not the current standard on its own; contamination-aware</w:t>
+      </w:r>
+    </w:p>
+    <w:p>
+      <w:pPr>
+        <w:jc w:val="both"/>
+      </w:pPr>
+      <w:r>
+        <w:t>protein benchmarks pair it with sequence filtering, admitting only sequences</w:t>
+      </w:r>
+    </w:p>
+    <w:p>
+      <w:pPr>
+        <w:jc w:val="both"/>
+      </w:pPr>
+      <w:r>
+        <w:t>below 30% identity to anything released before the cutoff. Not one of the 22</w:t>
+      </w:r>
+    </w:p>
+    <w:p>
+      <w:pPr>
+        <w:jc w:val="both"/>
+      </w:pPr>
+      <w:r>
+        <w:t>held-out receptors passes that: the median maximum identity to the pre-cutoff</w:t>
+      </w:r>
+    </w:p>
+    <w:p>
+      <w:pPr>
+        <w:jc w:val="both"/>
+      </w:pPr>
+      <w:r>
+        <w:t xml:space="preserve">PDB is </w:t>
+      </w:r>
+      <w:r>
+        <w:rPr>
+          <w:b/>
+        </w:rPr>
+        <w:t>1.000</w:t>
+      </w:r>
+      <w:r>
+        <w:t>, and 17 of 22 have a relative at 90% or above. This is not a</w:t>
+      </w:r>
+    </w:p>
+    <w:p>
+      <w:pPr>
+        <w:jc w:val="both"/>
+      </w:pPr>
+      <w:r>
+        <w:t>selection failure — 22 candidates sampled at random from the whole screened pool</w:t>
+      </w:r>
+    </w:p>
+    <w:p>
+      <w:pPr>
+        <w:jc w:val="both"/>
+      </w:pPr>
+      <w:r>
+        <w:t>give the same answer, 0 of 22 under every threshold. Peptide-binding domains are</w:t>
+      </w:r>
+    </w:p>
+    <w:p>
+      <w:pPr>
+        <w:jc w:val="both"/>
+      </w:pPr>
+      <w:r>
+        <w:t>too densely represented in the PDB for sequence-level decontamination to be</w:t>
+      </w:r>
+    </w:p>
+    <w:p>
+      <w:pPr>
+        <w:jc w:val="both"/>
+      </w:pPr>
+      <w:r>
+        <w:t>achievable at all.</w:t>
+      </w:r>
+    </w:p>
+    <w:p>
+      <w:pPr>
+        <w:jc w:val="both"/>
+      </w:pPr>
+      <w:r>
+        <w:t xml:space="preserve">What the split therefore isolates is </w:t>
+      </w:r>
+      <w:r>
+        <w:rPr>
+          <w:b/>
+        </w:rPr>
+        <w:t>complex-level</w:t>
+      </w:r>
+      <w:r>
+        <w:t xml:space="preserve"> novelty with</w:t>
+      </w:r>
+    </w:p>
+    <w:p>
+      <w:pPr>
+        <w:jc w:val="both"/>
+      </w:pPr>
+      <w:r>
+        <w:t>receptor-level familiarity held constant: both panels sit at ~1.0 receptor</w:t>
+      </w:r>
+    </w:p>
+    <w:p>
+      <w:pPr>
+        <w:jc w:val="both"/>
+      </w:pPr>
+      <w:r>
+        <w:t>identity to training, and only the receptor-peptide pairing is new. That is the</w:t>
+      </w:r>
+    </w:p>
+    <w:p>
+      <w:pPr>
+        <w:jc w:val="both"/>
+      </w:pPr>
+      <w:r>
+        <w:t>operationally relevant comparison for screening, where the target is a</w:t>
+      </w:r>
+    </w:p>
+    <w:p>
+      <w:pPr>
+        <w:jc w:val="both"/>
+      </w:pPr>
+      <w:r>
+        <w:t>characterised protein and the candidate peptide is the novel part, but it is a</w:t>
+      </w:r>
+    </w:p>
+    <w:p>
+      <w:pPr>
+        <w:jc w:val="both"/>
+      </w:pPr>
+      <w:r>
+        <w:t>weaker claim than "structures the model has never seen", and this section makes</w:t>
+      </w:r>
+    </w:p>
+    <w:p>
+      <w:pPr>
+        <w:jc w:val="both"/>
+      </w:pPr>
+      <w:r>
+        <w:t>no such claim.</w:t>
+      </w:r>
+    </w:p>
+    <w:p>
+      <w:r>
+        <w:br w:type="page"/>
+      </w:r>
+    </w:p>
+    <w:p>
+      <w:pPr>
+        <w:pStyle w:val="Heading3"/>
+        <w:keepNext/>
+        <w:spacing w:before="240" w:after="80"/>
+      </w:pPr>
+      <w:r>
+        <w:rPr>
+          <w:rFonts w:ascii="Times New Roman" w:hAnsi="Times New Roman"/>
+          <w:b/>
+          <w:color w:val="2C5282"/>
+          <w:sz w:val="23"/>
+        </w:rPr>
+        <w:t>7.11 Why the Readouts Behave As They Do: Backbone Convergence</w:t>
+      </w:r>
+    </w:p>
+    <w:p>
+      <w:pPr>
+        <w:jc w:val="both"/>
+      </w:pPr>
+      <w:r>
+        <w:t>Sections 7.4 to 7.10 accumulate readouts that fail for reasons stated</w:t>
+      </w:r>
+    </w:p>
+    <w:p>
+      <w:pPr>
+        <w:jc w:val="both"/>
+      </w:pPr>
+      <w:r>
+        <w:t>separately: pDockQ fails because its contact term runs backwards; ipTM tracks</w:t>
+      </w:r>
+    </w:p>
+    <w:p>
+      <w:pPr>
+        <w:jc w:val="both"/>
+      </w:pPr>
+      <w:r>
+        <w:t>composition; a physics energy function returns nonsense; a PAE-derived metric</w:t>
+      </w:r>
+    </w:p>
+    <w:p>
+      <w:pPr>
+        <w:jc w:val="both"/>
+      </w:pPr>
+      <w:r>
+        <w:t>reported as best-in-class in the literature does not reproduce here. This</w:t>
+      </w:r>
+    </w:p>
+    <w:p>
+      <w:pPr>
+        <w:jc w:val="both"/>
+      </w:pPr>
+      <w:r>
+        <w:t>section gives a single cause for all of them, found by auditing something the</w:t>
+      </w:r>
+    </w:p>
+    <w:p>
+      <w:pPr>
+        <w:jc w:val="both"/>
+      </w:pPr>
+      <w:r>
+        <w:t>earlier sections took for granted — whether the predicted structures are</w:t>
+      </w:r>
+    </w:p>
+    <w:p>
+      <w:pPr>
+        <w:jc w:val="both"/>
+      </w:pPr>
+      <w:r>
+        <w:t>structures at all.</w:t>
+      </w:r>
+    </w:p>
+    <w:p>
+      <w:pPr>
+        <w:pStyle w:val="Heading4"/>
+        <w:keepNext/>
+        <w:spacing w:before="200" w:after="80"/>
+      </w:pPr>
+      <w:r>
+        <w:rPr>
+          <w:rFonts w:ascii="Times New Roman" w:hAnsi="Times New Roman"/>
+          <w:b/>
+          <w:color w:val="2C5282"/>
+          <w:sz w:val="22"/>
+        </w:rPr>
+        <w:t>7.11.1 At ten sampling steps, the coordinates are not a folded protein</w:t>
+      </w:r>
+    </w:p>
+    <w:p>
+      <w:pPr>
+        <w:jc w:val="both"/>
+      </w:pPr>
+      <w:r>
+        <w:t>A peptide bond fixes consecutive alpha-carbons at 3.80 Å. Measuring every</w:t>
+      </w:r>
+    </w:p>
+    <w:p>
+      <w:pPr>
+        <w:jc w:val="both"/>
+      </w:pPr>
+      <w:r>
+        <w:t>consecutive CA–CA distance across the 132 Boltz-2 folds of Section 7.4:</w:t>
+      </w:r>
+    </w:p>
+    <w:tbl>
+      <w:tblPr>
+        <w:tblW w:type="auto" w:w="0"/>
+        <w:jc w:val="center"/>
+        <w:tblLook w:firstColumn="1" w:firstRow="1" w:lastColumn="0" w:lastRow="0" w:noHBand="0" w:noVBand="1" w:val="04A0"/>
+        <w:tblBorders>
+          <w:top w:val="single" w:sz="4" w:space="0" w:color="cbd5e0"/>
+          <w:bottom w:val="single" w:sz="4" w:space="0" w:color="cbd5e0"/>
+          <w:left w:val="single" w:sz="4" w:space="0" w:color="cbd5e0"/>
+          <w:right w:val="single" w:sz="4" w:space="0" w:color="cbd5e0"/>
+          <w:insideH w:val="single" w:sz="4" w:space="0" w:color="cbd5e0"/>
+          <w:insideV w:val="single" w:sz="4" w:space="0" w:color="cbd5e0"/>
+        </w:tblBorders>
+      </w:tblPr>
+      <w:tblGrid>
+        <w:gridCol w:w="3010"/>
+        <w:gridCol w:w="3010"/>
+        <w:gridCol w:w="3010"/>
+      </w:tblGrid>
+      <w:tr>
+        <w:tc>
+          <w:tcPr>
+            <w:tcW w:type="dxa" w:w="3010"/>
+            <w:tcMar>
+              <w:top w:w="100" w:type="dxa"/>
+              <w:bottom w:w="100" w:type="dxa"/>
+              <w:left w:w="120" w:type="dxa"/>
+              <w:right w:w="120" w:type="dxa"/>
+            </w:tcMar>
+            <w:shd w:fill="ebf8ff"/>
+          </w:tcPr>
+          <w:p>
+            <w:pPr>
+              <w:jc w:val="center"/>
+            </w:pPr>
+          </w:p>
+        </w:tc>
+        <w:tc>
+          <w:tcPr>
+            <w:tcW w:type="dxa" w:w="3010"/>
+            <w:tcMar>
+              <w:top w:w="100" w:type="dxa"/>
+              <w:bottom w:w="100" w:type="dxa"/>
+              <w:left w:w="120" w:type="dxa"/>
+              <w:right w:w="120" w:type="dxa"/>
+            </w:tcMar>
+            <w:shd w:fill="ebf8ff"/>
+          </w:tcPr>
+          <w:p>
+            <w:pPr>
+              <w:jc w:val="center"/>
+            </w:pPr>
+            <w:r>
+              <w:rPr>
+                <w:b/>
+                <w:color w:val="2B6CB0"/>
+                <w:sz w:val="19"/>
+              </w:rPr>
+              <w:t>Boltz-2 at 10 steps</w:t>
+            </w:r>
+          </w:p>
+        </w:tc>
+        <w:tc>
+          <w:tcPr>
+            <w:tcW w:type="dxa" w:w="3010"/>
+            <w:tcMar>
+              <w:top w:w="100" w:type="dxa"/>
+              <w:bottom w:w="100" w:type="dxa"/>
+              <w:left w:w="120" w:type="dxa"/>
+              <w:right w:w="120" w:type="dxa"/>
+            </w:tcMar>
+            <w:shd w:fill="ebf8ff"/>
+          </w:tcPr>
+          <w:p>
+            <w:pPr>
+              <w:jc w:val="center"/>
+            </w:pPr>
+            <w:r>
+              <w:rPr>
+                <w:b/>
+                <w:color w:val="2B6CB0"/>
+                <w:sz w:val="19"/>
+              </w:rPr>
+              <w:t>DeCAF at 10 steps</w:t>
+            </w:r>
+          </w:p>
+        </w:tc>
+      </w:tr>
+      <w:tr>
+        <w:tc>
+          <w:tcPr>
+            <w:tcW w:type="dxa" w:w="3010"/>
+            <w:tcMar>
+              <w:top w:w="100" w:type="dxa"/>
+              <w:bottom w:w="100" w:type="dxa"/>
+              <w:left w:w="120" w:type="dxa"/>
+              <w:right w:w="120" w:type="dxa"/>
+            </w:tcMar>
+          </w:tcPr>
+          <w:p>
+            <w:r>
+              <w:rPr>
+                <w:b w:val="0"/>
+                <w:sz w:val="18"/>
+              </w:rPr>
+              <w:t>median CA–CA distance</w:t>
+            </w:r>
+          </w:p>
+        </w:tc>
+        <w:tc>
+          <w:tcPr>
+            <w:tcW w:type="dxa" w:w="3010"/>
+            <w:tcMar>
+              <w:top w:w="100" w:type="dxa"/>
+              <w:bottom w:w="100" w:type="dxa"/>
+              <w:left w:w="120" w:type="dxa"/>
+              <w:right w:w="120" w:type="dxa"/>
+            </w:tcMar>
+          </w:tcPr>
+          <w:p>
+            <w:r>
+              <w:rPr>
+                <w:b w:val="0"/>
+                <w:sz w:val="18"/>
+              </w:rPr>
+              <w:t>5.48 Å</w:t>
+            </w:r>
+          </w:p>
+        </w:tc>
+        <w:tc>
+          <w:tcPr>
+            <w:tcW w:type="dxa" w:w="3010"/>
+            <w:tcMar>
+              <w:top w:w="100" w:type="dxa"/>
+              <w:bottom w:w="100" w:type="dxa"/>
+              <w:left w:w="120" w:type="dxa"/>
+              <w:right w:w="120" w:type="dxa"/>
+            </w:tcMar>
+          </w:tcPr>
+          <w:p>
+            <w:r>
+              <w:rPr>
+                <w:b w:val="0"/>
+                <w:sz w:val="18"/>
+              </w:rPr>
+              <w:t>3.74 Å</w:t>
+            </w:r>
+          </w:p>
+        </w:tc>
+      </w:tr>
+      <w:tr>
+        <w:tc>
+          <w:tcPr>
+            <w:tcW w:type="dxa" w:w="3010"/>
+            <w:tcMar>
+              <w:top w:w="100" w:type="dxa"/>
+              <w:bottom w:w="100" w:type="dxa"/>
+              <w:left w:w="120" w:type="dxa"/>
+              <w:right w:w="120" w:type="dxa"/>
+            </w:tcMar>
+            <w:shd w:fill="f7fafc"/>
+          </w:tcPr>
+          <w:p>
+            <w:r>
+              <w:rPr>
+                <w:b w:val="0"/>
+                <w:sz w:val="18"/>
+              </w:rPr>
+              <w:t>physically plausible (3.4–4.2 Å)</w:t>
+            </w:r>
+          </w:p>
+        </w:tc>
+        <w:tc>
+          <w:tcPr>
+            <w:tcW w:type="dxa" w:w="3010"/>
+            <w:tcMar>
+              <w:top w:w="100" w:type="dxa"/>
+              <w:bottom w:w="100" w:type="dxa"/>
+              <w:left w:w="120" w:type="dxa"/>
+              <w:right w:w="120" w:type="dxa"/>
+            </w:tcMar>
+            <w:shd w:fill="f7fafc"/>
+          </w:tcPr>
+          <w:p>
+            <w:r>
+              <w:rPr>
+                <w:b w:val="0"/>
+                <w:sz w:val="18"/>
+              </w:rPr>
+              <w:t>14.0%</w:t>
+            </w:r>
+          </w:p>
+        </w:tc>
+        <w:tc>
+          <w:tcPr>
+            <w:tcW w:type="dxa" w:w="3010"/>
+            <w:tcMar>
+              <w:top w:w="100" w:type="dxa"/>
+              <w:bottom w:w="100" w:type="dxa"/>
+              <w:left w:w="120" w:type="dxa"/>
+              <w:right w:w="120" w:type="dxa"/>
+            </w:tcMar>
+            <w:shd w:fill="f7fafc"/>
+          </w:tcPr>
+          <w:p>
+            <w:r>
+              <w:rPr>
+                <w:b w:val="0"/>
+                <w:sz w:val="18"/>
+              </w:rPr>
+              <w:t>96.2%</w:t>
+            </w:r>
+          </w:p>
+        </w:tc>
+      </w:tr>
+      <w:tr>
+        <w:tc>
+          <w:tcPr>
+            <w:tcW w:type="dxa" w:w="3010"/>
+            <w:tcMar>
+              <w:top w:w="100" w:type="dxa"/>
+              <w:bottom w:w="100" w:type="dxa"/>
+              <w:left w:w="120" w:type="dxa"/>
+              <w:right w:w="120" w:type="dxa"/>
+            </w:tcMar>
+          </w:tcPr>
+          <w:p>
+            <w:r>
+              <w:rPr>
+                <w:b w:val="0"/>
+                <w:sz w:val="18"/>
+              </w:rPr>
+              <w:t>broken (&gt; 5 Å)</w:t>
+            </w:r>
+          </w:p>
+        </w:tc>
+        <w:tc>
+          <w:tcPr>
+            <w:tcW w:type="dxa" w:w="3010"/>
+            <w:tcMar>
+              <w:top w:w="100" w:type="dxa"/>
+              <w:bottom w:w="100" w:type="dxa"/>
+              <w:left w:w="120" w:type="dxa"/>
+              <w:right w:w="120" w:type="dxa"/>
+            </w:tcMar>
+          </w:tcPr>
+          <w:p>
+            <w:r>
+              <w:rPr>
+                <w:b w:val="0"/>
+                <w:sz w:val="18"/>
+              </w:rPr>
+              <w:t>56.2%</w:t>
+            </w:r>
+          </w:p>
+        </w:tc>
+        <w:tc>
+          <w:tcPr>
+            <w:tcW w:type="dxa" w:w="3010"/>
+            <w:tcMar>
+              <w:top w:w="100" w:type="dxa"/>
+              <w:bottom w:w="100" w:type="dxa"/>
+              <w:left w:w="120" w:type="dxa"/>
+              <w:right w:w="120" w:type="dxa"/>
+            </w:tcMar>
+          </w:tcPr>
+          <w:p>
+            <w:r>
+              <w:rPr>
+                <w:b w:val="0"/>
+                <w:sz w:val="18"/>
+              </w:rPr>
+              <w:t>0.0%</w:t>
+            </w:r>
+          </w:p>
+        </w:tc>
+      </w:tr>
+      <w:tr>
+        <w:tc>
+          <w:tcPr>
+            <w:tcW w:type="dxa" w:w="3010"/>
+            <w:tcMar>
+              <w:top w:w="100" w:type="dxa"/>
+              <w:bottom w:w="100" w:type="dxa"/>
+              <w:left w:w="120" w:type="dxa"/>
+              <w:right w:w="120" w:type="dxa"/>
+            </w:tcMar>
+            <w:shd w:fill="f7fafc"/>
+          </w:tcPr>
+          <w:p>
+            <w:r>
+              <w:rPr>
+                <w:b w:val="0"/>
+                <w:sz w:val="18"/>
+              </w:rPr>
+              <w:t>implausibly short (&lt; 3.0 Å)</w:t>
+            </w:r>
+          </w:p>
+        </w:tc>
+        <w:tc>
+          <w:tcPr>
+            <w:tcW w:type="dxa" w:w="3010"/>
+            <w:tcMar>
+              <w:top w:w="100" w:type="dxa"/>
+              <w:bottom w:w="100" w:type="dxa"/>
+              <w:left w:w="120" w:type="dxa"/>
+              <w:right w:w="120" w:type="dxa"/>
+            </w:tcMar>
+            <w:shd w:fill="f7fafc"/>
+          </w:tcPr>
+          <w:p>
+            <w:r>
+              <w:rPr>
+                <w:b w:val="0"/>
+                <w:sz w:val="18"/>
+              </w:rPr>
+              <w:t>12.4%</w:t>
+            </w:r>
+          </w:p>
+        </w:tc>
+        <w:tc>
+          <w:tcPr>
+            <w:tcW w:type="dxa" w:w="3010"/>
+            <w:tcMar>
+              <w:top w:w="100" w:type="dxa"/>
+              <w:bottom w:w="100" w:type="dxa"/>
+              <w:left w:w="120" w:type="dxa"/>
+              <w:right w:w="120" w:type="dxa"/>
+            </w:tcMar>
+            <w:shd w:fill="f7fafc"/>
+          </w:tcPr>
+          <w:p>
+            <w:r>
+              <w:rPr>
+                <w:b w:val="0"/>
+                <w:sz w:val="18"/>
+              </w:rPr>
+              <w:t>1.0%</w:t>
+            </w:r>
+          </w:p>
+        </w:tc>
+      </w:tr>
+      <w:tr>
+        <w:tc>
+          <w:tcPr>
+            <w:tcW w:type="dxa" w:w="3010"/>
+            <w:tcMar>
+              <w:top w:w="100" w:type="dxa"/>
+              <w:bottom w:w="100" w:type="dxa"/>
+              <w:left w:w="120" w:type="dxa"/>
+              <w:right w:w="120" w:type="dxa"/>
+            </w:tcMar>
+          </w:tcPr>
+          <w:p>
+            <w:r>
+              <w:rPr>
+                <w:b w:val="0"/>
+                <w:sz w:val="18"/>
+              </w:rPr>
+              <w:t>chains more than half non-physical</w:t>
+            </w:r>
+          </w:p>
+        </w:tc>
+        <w:tc>
+          <w:tcPr>
+            <w:tcW w:type="dxa" w:w="3010"/>
+            <w:tcMar>
+              <w:top w:w="100" w:type="dxa"/>
+              <w:bottom w:w="100" w:type="dxa"/>
+              <w:left w:w="120" w:type="dxa"/>
+              <w:right w:w="120" w:type="dxa"/>
+            </w:tcMar>
+          </w:tcPr>
+          <w:p>
+            <w:r>
+              <w:rPr>
+                <w:b w:val="0"/>
+                <w:sz w:val="18"/>
+              </w:rPr>
+              <w:t>99%</w:t>
+            </w:r>
+          </w:p>
+        </w:tc>
+        <w:tc>
+          <w:tcPr>
+            <w:tcW w:type="dxa" w:w="3010"/>
+            <w:tcMar>
+              <w:top w:w="100" w:type="dxa"/>
+              <w:bottom w:w="100" w:type="dxa"/>
+              <w:left w:w="120" w:type="dxa"/>
+              <w:right w:w="120" w:type="dxa"/>
+            </w:tcMar>
+          </w:tcPr>
+          <w:p>
+            <w:r>
+              <w:rPr>
+                <w:b w:val="0"/>
+                <w:sz w:val="18"/>
+              </w:rPr>
+              <w:t>—</w:t>
+            </w:r>
+          </w:p>
+        </w:tc>
+      </w:tr>
+      <w:tr>
+        <w:tc>
+          <w:tcPr>
+            <w:tcW w:type="dxa" w:w="3010"/>
+            <w:tcMar>
+              <w:top w:w="100" w:type="dxa"/>
+              <w:bottom w:w="100" w:type="dxa"/>
+              <w:left w:w="120" w:type="dxa"/>
+              <w:right w:w="120" w:type="dxa"/>
+            </w:tcMar>
+            <w:shd w:fill="f7fafc"/>
+          </w:tcPr>
+          <w:p>
+            <w:r>
+              <w:rPr>
+                <w:b w:val="0"/>
+                <w:sz w:val="18"/>
+              </w:rPr>
+              <w:t>structures measured</w:t>
+            </w:r>
+          </w:p>
+        </w:tc>
+        <w:tc>
+          <w:tcPr>
+            <w:tcW w:type="dxa" w:w="3010"/>
+            <w:tcMar>
+              <w:top w:w="100" w:type="dxa"/>
+              <w:bottom w:w="100" w:type="dxa"/>
+              <w:left w:w="120" w:type="dxa"/>
+              <w:right w:w="120" w:type="dxa"/>
+            </w:tcMar>
+            <w:shd w:fill="f7fafc"/>
+          </w:tcPr>
+          <w:p>
+            <w:r>
+              <w:rPr>
+                <w:b w:val="0"/>
+                <w:sz w:val="18"/>
+              </w:rPr>
+              <w:t>132</w:t>
+            </w:r>
+          </w:p>
+        </w:tc>
+        <w:tc>
+          <w:tcPr>
+            <w:tcW w:type="dxa" w:w="3010"/>
+            <w:tcMar>
+              <w:top w:w="100" w:type="dxa"/>
+              <w:bottom w:w="100" w:type="dxa"/>
+              <w:left w:w="120" w:type="dxa"/>
+              <w:right w:w="120" w:type="dxa"/>
+            </w:tcMar>
+            <w:shd w:fill="f7fafc"/>
+          </w:tcPr>
+          <w:p>
+            <w:r>
+              <w:rPr>
+                <w:b w:val="0"/>
+                <w:sz w:val="18"/>
+              </w:rPr>
+              <w:t>69</w:t>
+            </w:r>
+          </w:p>
+        </w:tc>
+      </w:tr>
+    </w:tbl>
+    <w:p/>
+    <w:p>
+      <w:pPr>
+        <w:jc w:val="both"/>
+      </w:pPr>
+      <w:r>
+        <w:t>Observed distances run from 0.33 Å to 63.4 Å. Residue numbering is sequential,</w:t>
+      </w:r>
+    </w:p>
+    <w:p>
+      <w:pPr>
+        <w:jc w:val="both"/>
+      </w:pPr>
+      <w:r>
+        <w:t>so this is not a file-ordering artefact: the backbone genuinely is not</w:t>
+      </w:r>
+    </w:p>
+    <w:p>
+      <w:pPr>
+        <w:jc w:val="both"/>
+      </w:pPr>
+      <w:r>
+        <w:t>connected. What Boltz-2 returns at 10 sampling steps is a partially denoised</w:t>
+      </w:r>
+    </w:p>
+    <w:p>
+      <w:pPr>
+        <w:jc w:val="both"/>
+      </w:pPr>
+      <w:r>
+        <w:t>point cloud carrying approximately correct residue identity and per-residue</w:t>
+      </w:r>
+    </w:p>
+    <w:p>
+      <w:pPr>
+        <w:jc w:val="both"/>
+      </w:pPr>
+      <w:r>
+        <w:t>confidence, not a folded chain.</w:t>
+      </w:r>
+    </w:p>
+    <w:p>
+      <w:pPr>
+        <w:jc w:val="both"/>
+      </w:pPr>
+      <w:r>
+        <w:t>This is the physical form of the objection Section 7.8 tested statistically.</w:t>
+      </w:r>
+    </w:p>
+    <w:p>
+      <w:pPr>
+        <w:jc w:val="both"/>
+      </w:pPr>
+      <w:r>
+        <w:t>Ten steps of an intended two hundred does not converge the coordinates, and</w:t>
+      </w:r>
+    </w:p>
+    <w:p>
+      <w:pPr>
+        <w:jc w:val="both"/>
+      </w:pPr>
+      <w:r>
+        <w:rPr>
+          <w:b/>
+        </w:rPr>
+        <w:t>DeCAF, distilled *for* ten steps, does.</w:t>
+      </w:r>
+      <w:r>
+        <w:t xml:space="preserve"> Section 7.8 measured that</w:t>
+      </w:r>
+    </w:p>
+    <w:p>
+      <w:pPr>
+        <w:jc w:val="both"/>
+      </w:pPr>
+      <w:r>
+        <w:t>distillation buys a 5–6× larger effect without being able to say what it bought.</w:t>
+      </w:r>
+    </w:p>
+    <w:p>
+      <w:pPr>
+        <w:jc w:val="both"/>
+      </w:pPr>
+      <w:r>
+        <w:t>It buys geometry.</w:t>
+      </w:r>
+    </w:p>
+    <w:p>
+      <w:pPr>
+        <w:pStyle w:val="Heading4"/>
+        <w:keepNext/>
+        <w:spacing w:before="200" w:after="80"/>
+      </w:pPr>
+      <w:r>
+        <w:rPr>
+          <w:rFonts w:ascii="Times New Roman" w:hAnsi="Times New Roman"/>
+          <w:b/>
+          <w:color w:val="2C5282"/>
+          <w:sz w:val="22"/>
+        </w:rPr>
+        <w:t>7.11.2 What one cause explains</w:t>
+      </w:r>
+    </w:p>
+    <w:p>
+      <w:pPr>
+        <w:jc w:val="both"/>
+      </w:pPr>
+      <w:r>
+        <w:rPr>
+          <w:b/>
+        </w:rPr>
+        <w:t>pDockQ (Section 7.6).</w:t>
+      </w:r>
+      <w:r>
+        <w:t xml:space="preserve"> Its contact term was found to run the wrong way,</w:t>
+      </w:r>
+    </w:p>
+    <w:p>
+      <w:pPr>
+        <w:jc w:val="both"/>
+      </w:pPr>
+      <w:r>
+        <w:t>scrambled peptides making more inter-chain contacts than cognates, 38.5 against</w:t>
+      </w:r>
+    </w:p>
+    <w:p>
+      <w:pPr>
+        <w:jc w:val="both"/>
+      </w:pPr>
+      <w:r>
+        <w:t>32.9. On DeCAF's converged structures the ordering reverses to the sensible</w:t>
+      </w:r>
+    </w:p>
+    <w:p>
+      <w:pPr>
+        <w:jc w:val="both"/>
+      </w:pPr>
+      <w:r>
+        <w:t>direction — cognates 61.4, decoys 55.3, scrambles 51.8 — so the inversion was a</w:t>
+      </w:r>
+    </w:p>
+    <w:p>
+      <w:pPr>
+        <w:jc w:val="both"/>
+      </w:pPr>
+      <w:r>
+        <w:t>property of unconverged geometry, not of short peptides. Section 7.6's</w:t>
+      </w:r>
+    </w:p>
+    <w:p>
+      <w:pPr>
+        <w:jc w:val="both"/>
+      </w:pPr>
+      <w:r>
+        <w:t>explanation was right about the mechanism and wrong about the cause.</w:t>
+      </w:r>
+    </w:p>
+    <w:p>
+      <w:pPr>
+        <w:jc w:val="both"/>
+      </w:pPr>
+      <w:r>
+        <w:rPr>
+          <w:b/>
+        </w:rPr>
+        <w:t>pDockQ2.</w:t>
+      </w:r>
+      <w:r>
+        <w:t xml:space="preserve"> Replacing that contact term with a PAE-derived one repairs the</w:t>
+      </w:r>
+    </w:p>
+    <w:p>
+      <w:pPr>
+        <w:jc w:val="both"/>
+      </w:pPr>
+      <w:r>
+        <w:t>metric on the same Boltz-2 structures, from p = 0.797 on the scramble control to</w:t>
+      </w:r>
+    </w:p>
+    <w:p>
+      <w:pPr>
+        <w:jc w:val="both"/>
+      </w:pPr>
+      <w:r>
+        <w:t>p = 0.00026, which is what the mechanism predicts.</w:t>
+      </w:r>
+    </w:p>
+    <w:p>
+      <w:pPr>
+        <w:jc w:val="both"/>
+      </w:pPr>
+      <w:r>
+        <w:rPr>
+          <w:b/>
+        </w:rPr>
+        <w:t>Minimum PAE.</w:t>
+      </w:r>
+      <w:r>
+        <w:t xml:space="preserve"> Reported as the best enrichment metric for AlphaFold3 and</w:t>
+      </w:r>
+    </w:p>
+    <w:p>
+      <w:pPr>
+        <w:jc w:val="both"/>
+      </w:pPr>
+      <w:r>
+        <w:t>Boltz-2 on a ligand benchmark, it fails outright on the Boltz-2 panel here</w:t>
+      </w:r>
+    </w:p>
+    <w:p>
+      <w:pPr>
+        <w:jc w:val="both"/>
+      </w:pPr>
+      <w:r>
+        <w:t>(scramble control p = 0.611) and is among the best readouts on the DeCAF held-out</w:t>
+      </w:r>
+    </w:p>
+    <w:p>
+      <w:pPr>
+        <w:jc w:val="both"/>
+      </w:pPr>
+      <w:r>
+        <w:t>panel (mean rank 1.55 over two draws, 15 of 22 cognates first). PAE is a</w:t>
+      </w:r>
+    </w:p>
+    <w:p>
+      <w:pPr>
+        <w:jc w:val="both"/>
+      </w:pPr>
+      <w:r>
+        <w:t xml:space="preserve">prediction </w:t>
+      </w:r>
+      <w:r>
+        <w:rPr>
+          <w:i/>
+        </w:rPr>
+        <w:t>about geometry</w:t>
+      </w:r>
+      <w:r>
+        <w:t>; it means little when the geometry has not</w:t>
+      </w:r>
+    </w:p>
+    <w:p>
+      <w:pPr>
+        <w:jc w:val="both"/>
+      </w:pPr>
+      <w:r>
+        <w:t>converged. The published result was measured at full sampling.</w:t>
+      </w:r>
+    </w:p>
+    <w:p>
+      <w:pPr>
+        <w:jc w:val="both"/>
+      </w:pPr>
+      <w:r>
+        <w:rPr>
+          <w:b/>
+        </w:rPr>
+        <w:t>Physics rescoring.</w:t>
+      </w:r>
+      <w:r>
+        <w:t xml:space="preserve"> PRODIGY returns a femtomolar dissociation constant for an</w:t>
+      </w:r>
+    </w:p>
+    <w:p>
+      <w:pPr>
+        <w:jc w:val="both"/>
+      </w:pPr>
+      <w:r>
+        <w:t>arbitrary peptide on the Boltz-2 structures. That is a garbage-in failure, not a</w:t>
+      </w:r>
+    </w:p>
+    <w:p>
+      <w:pPr>
+        <w:jc w:val="both"/>
+      </w:pPr>
+      <w:r>
+        <w:t>method failure — an energy function assumes a physical backbone.</w:t>
+      </w:r>
+    </w:p>
+    <w:p>
+      <w:pPr>
+        <w:jc w:val="both"/>
+      </w:pPr>
+      <w:r>
+        <w:t xml:space="preserve">The unifying statement: </w:t>
+      </w:r>
+      <w:r>
+        <w:rPr>
+          <w:b/>
+        </w:rPr>
+      </w:r>
+      <w:r>
+        <w:t>geometry-dependent readouts require a converged</w:t>
+      </w:r>
+    </w:p>
+    <w:p>
+      <w:pPr>
+        <w:jc w:val="both"/>
+      </w:pPr>
+      <w:r>
+        <w:t>sampler. At reduced sampling only the non-geometric confidence outputs retain</w:t>
+      </w:r>
+    </w:p>
+    <w:p>
+      <w:pPr>
+        <w:jc w:val="both"/>
+      </w:pPr>
+      <w:r>
+        <w:t>meaning, and few-step distillation restores geometry and the geometric readouts</w:t>
+      </w:r>
+    </w:p>
+    <w:p>
+      <w:pPr>
+        <w:jc w:val="both"/>
+      </w:pPr>
+      <w:r>
+        <w:t>with it.</w:t>
+      </w:r>
+      <w:r>
+        <w:rPr>
+          <w:b/>
+        </w:rPr>
+      </w:r>
+    </w:p>
+    <w:p>
+      <w:pPr>
+        <w:pStyle w:val="Heading4"/>
+        <w:keepNext/>
+        <w:spacing w:before="200" w:after="80"/>
+      </w:pPr>
+      <w:r>
+        <w:rPr>
+          <w:rFonts w:ascii="Times New Roman" w:hAnsi="Times New Roman"/>
+          <w:b/>
+          <w:color w:val="2C5282"/>
+          <w:sz w:val="22"/>
+        </w:rPr>
+        <w:t>7.11.3 Physics rescoring on structures that support it</w:t>
+      </w:r>
+    </w:p>
+    <w:p>
+      <w:pPr>
+        <w:jc w:val="both"/>
+      </w:pPr>
+      <w:r>
+        <w:t>With DeCAF's 96%-physical backbones an energy function has something to read,</w:t>
+      </w:r>
+    </w:p>
+    <w:p>
+      <w:pPr>
+        <w:jc w:val="both"/>
+      </w:pPr>
+      <w:r>
+        <w:t>which is the direction the recent literature takes to exceed confidence-metric</w:t>
+      </w:r>
+    </w:p>
+    <w:p>
+      <w:pPr>
+        <w:jc w:val="both"/>
+      </w:pPr>
+      <w:r>
+        <w:t>performance. Scored on 69 folds across 12 held-out receptors:</w:t>
+      </w:r>
+    </w:p>
+    <w:tbl>
+      <w:tblPr>
+        <w:tblW w:type="auto" w:w="0"/>
+        <w:jc w:val="center"/>
+        <w:tblLook w:firstColumn="1" w:firstRow="1" w:lastColumn="0" w:lastRow="0" w:noHBand="0" w:noVBand="1" w:val="04A0"/>
+        <w:tblBorders>
+          <w:top w:val="single" w:sz="4" w:space="0" w:color="cbd5e0"/>
+          <w:bottom w:val="single" w:sz="4" w:space="0" w:color="cbd5e0"/>
+          <w:left w:val="single" w:sz="4" w:space="0" w:color="cbd5e0"/>
+          <w:right w:val="single" w:sz="4" w:space="0" w:color="cbd5e0"/>
+          <w:insideH w:val="single" w:sz="4" w:space="0" w:color="cbd5e0"/>
+          <w:insideV w:val="single" w:sz="4" w:space="0" w:color="cbd5e0"/>
+        </w:tblBorders>
+      </w:tblPr>
+      <w:tblGrid>
+        <w:gridCol w:w="2257"/>
+        <w:gridCol w:w="2257"/>
+        <w:gridCol w:w="2257"/>
+        <w:gridCol w:w="2257"/>
+      </w:tblGrid>
+      <w:tr>
+        <w:tc>
+          <w:tcPr>
+            <w:tcW w:type="dxa" w:w="2257"/>
+            <w:tcMar>
+              <w:top w:w="100" w:type="dxa"/>
+              <w:bottom w:w="100" w:type="dxa"/>
+              <w:left w:w="120" w:type="dxa"/>
+              <w:right w:w="120" w:type="dxa"/>
+            </w:tcMar>
+            <w:shd w:fill="ebf8ff"/>
+          </w:tcPr>
+          <w:p>
+            <w:pPr>
+              <w:jc w:val="center"/>
+            </w:pPr>
+            <w:r>
+              <w:rPr>
+                <w:b/>
+                <w:color w:val="2B6CB0"/>
+                <w:sz w:val="19"/>
+              </w:rPr>
+              <w:t>Readout</w:t>
+            </w:r>
+          </w:p>
+        </w:tc>
+        <w:tc>
+          <w:tcPr>
+            <w:tcW w:type="dxa" w:w="2257"/>
+            <w:tcMar>
+              <w:top w:w="100" w:type="dxa"/>
+              <w:bottom w:w="100" w:type="dxa"/>
+              <w:left w:w="120" w:type="dxa"/>
+              <w:right w:w="120" w:type="dxa"/>
+            </w:tcMar>
+            <w:shd w:fill="ebf8ff"/>
+          </w:tcPr>
+          <w:p>
+            <w:pPr>
+              <w:jc w:val="center"/>
+            </w:pPr>
+            <w:r>
+              <w:rPr>
+                <w:b/>
+                <w:color w:val="2B6CB0"/>
+                <w:sz w:val="19"/>
+              </w:rPr>
+              <w:t>cognate − scramble</w:t>
+            </w:r>
+          </w:p>
+        </w:tc>
+        <w:tc>
+          <w:tcPr>
+            <w:tcW w:type="dxa" w:w="2257"/>
+            <w:tcMar>
+              <w:top w:w="100" w:type="dxa"/>
+              <w:bottom w:w="100" w:type="dxa"/>
+              <w:left w:w="120" w:type="dxa"/>
+              <w:right w:w="120" w:type="dxa"/>
+            </w:tcMar>
+            <w:shd w:fill="ebf8ff"/>
+          </w:tcPr>
+          <w:p>
+            <w:pPr>
+              <w:jc w:val="center"/>
+            </w:pPr>
+            <w:r>
+              <w:rPr>
+                <w:b/>
+                <w:color w:val="2B6CB0"/>
+                <w:sz w:val="19"/>
+              </w:rPr>
+              <w:t>mean rank (chance 2.50)</w:t>
+            </w:r>
+          </w:p>
+        </w:tc>
+        <w:tc>
+          <w:tcPr>
+            <w:tcW w:type="dxa" w:w="2257"/>
+            <w:tcMar>
+              <w:top w:w="100" w:type="dxa"/>
+              <w:bottom w:w="100" w:type="dxa"/>
+              <w:left w:w="120" w:type="dxa"/>
+              <w:right w:w="120" w:type="dxa"/>
+            </w:tcMar>
+            <w:shd w:fill="ebf8ff"/>
+          </w:tcPr>
+          <w:p>
+            <w:pPr>
+              <w:jc w:val="center"/>
+            </w:pPr>
+            <w:r>
+              <w:rPr>
+                <w:b/>
+                <w:color w:val="2B6CB0"/>
+                <w:sz w:val="19"/>
+              </w:rPr>
+              <w:t>AUC within</w:t>
+            </w:r>
+          </w:p>
+        </w:tc>
+      </w:tr>
+      <w:tr>
+        <w:tc>
+          <w:tcPr>
+            <w:tcW w:type="dxa" w:w="2257"/>
+            <w:tcMar>
+              <w:top w:w="100" w:type="dxa"/>
+              <w:bottom w:w="100" w:type="dxa"/>
+              <w:left w:w="120" w:type="dxa"/>
+              <w:right w:w="120" w:type="dxa"/>
+            </w:tcMar>
+          </w:tcPr>
+          <w:p>
+            <w:r>
+              <w:rPr>
+                <w:b w:val="0"/>
+                <w:sz w:val="18"/>
+              </w:rPr>
+              <w:t>Interface pLDDT</w:t>
+            </w:r>
+          </w:p>
+        </w:tc>
+        <w:tc>
+          <w:tcPr>
+            <w:tcW w:type="dxa" w:w="2257"/>
+            <w:tcMar>
+              <w:top w:w="100" w:type="dxa"/>
+              <w:bottom w:w="100" w:type="dxa"/>
+              <w:left w:w="120" w:type="dxa"/>
+              <w:right w:w="120" w:type="dxa"/>
+            </w:tcMar>
+          </w:tcPr>
+          <w:p>
+            <w:r>
+              <w:rPr>
+                <w:b w:val="0"/>
+                <w:sz w:val="18"/>
+              </w:rPr>
+              <w:t>+7.63 (p = 5e-5)</w:t>
+            </w:r>
+          </w:p>
+        </w:tc>
+        <w:tc>
+          <w:tcPr>
+            <w:tcW w:type="dxa" w:w="2257"/>
+            <w:tcMar>
+              <w:top w:w="100" w:type="dxa"/>
+              <w:bottom w:w="100" w:type="dxa"/>
+              <w:left w:w="120" w:type="dxa"/>
+              <w:right w:w="120" w:type="dxa"/>
+            </w:tcMar>
+          </w:tcPr>
+          <w:p>
+            <w:r>
+              <w:rPr>
+                <w:b w:val="0"/>
+                <w:sz w:val="18"/>
+              </w:rPr>
+              <w:t>1.73 (p = 0.036)</w:t>
+            </w:r>
+          </w:p>
+        </w:tc>
+        <w:tc>
+          <w:tcPr>
+            <w:tcW w:type="dxa" w:w="2257"/>
+            <w:tcMar>
+              <w:top w:w="100" w:type="dxa"/>
+              <w:bottom w:w="100" w:type="dxa"/>
+              <w:left w:w="120" w:type="dxa"/>
+              <w:right w:w="120" w:type="dxa"/>
+            </w:tcMar>
+          </w:tcPr>
+          <w:p>
+            <w:r>
+              <w:rPr>
+                <w:b w:val="0"/>
+                <w:sz w:val="18"/>
+              </w:rPr>
+              <w:t>0.856</w:t>
+            </w:r>
+          </w:p>
+        </w:tc>
+      </w:tr>
+      <w:tr>
+        <w:tc>
+          <w:tcPr>
+            <w:tcW w:type="dxa" w:w="2257"/>
+            <w:tcMar>
+              <w:top w:w="100" w:type="dxa"/>
+              <w:bottom w:w="100" w:type="dxa"/>
+              <w:left w:w="120" w:type="dxa"/>
+              <w:right w:w="120" w:type="dxa"/>
+            </w:tcMar>
+            <w:shd w:fill="f7fafc"/>
+          </w:tcPr>
+          <w:p>
+            <w:r>
+              <w:rPr>
+                <w:b w:val="0"/>
+                <w:sz w:val="18"/>
+              </w:rPr>
+              <w:t>pDockQ2</w:t>
+            </w:r>
+          </w:p>
+        </w:tc>
+        <w:tc>
+          <w:tcPr>
+            <w:tcW w:type="dxa" w:w="2257"/>
+            <w:tcMar>
+              <w:top w:w="100" w:type="dxa"/>
+              <w:bottom w:w="100" w:type="dxa"/>
+              <w:left w:w="120" w:type="dxa"/>
+              <w:right w:w="120" w:type="dxa"/>
+            </w:tcMar>
+            <w:shd w:fill="f7fafc"/>
+          </w:tcPr>
+          <w:p>
+            <w:r>
+              <w:rPr>
+                <w:b w:val="0"/>
+                <w:sz w:val="18"/>
+              </w:rPr>
+              <w:t>+0.112 (p = 0.006)</w:t>
+            </w:r>
+          </w:p>
+        </w:tc>
+        <w:tc>
+          <w:tcPr>
+            <w:tcW w:type="dxa" w:w="2257"/>
+            <w:tcMar>
+              <w:top w:w="100" w:type="dxa"/>
+              <w:bottom w:w="100" w:type="dxa"/>
+              <w:left w:w="120" w:type="dxa"/>
+              <w:right w:w="120" w:type="dxa"/>
+            </w:tcMar>
+            <w:shd w:fill="f7fafc"/>
+          </w:tcPr>
+          <w:p>
+            <w:r>
+              <w:rPr>
+                <w:b w:val="0"/>
+                <w:sz w:val="18"/>
+              </w:rPr>
+              <w:t>1.64 (p = 0.025)</w:t>
+            </w:r>
+          </w:p>
+        </w:tc>
+        <w:tc>
+          <w:tcPr>
+            <w:tcW w:type="dxa" w:w="2257"/>
+            <w:tcMar>
+              <w:top w:w="100" w:type="dxa"/>
+              <w:bottom w:w="100" w:type="dxa"/>
+              <w:left w:w="120" w:type="dxa"/>
+              <w:right w:w="120" w:type="dxa"/>
+            </w:tcMar>
+            <w:shd w:fill="f7fafc"/>
+          </w:tcPr>
+          <w:p>
+            <w:r>
+              <w:rPr>
+                <w:b w:val="0"/>
+                <w:sz w:val="18"/>
+              </w:rPr>
+              <w:t>0.807</w:t>
+            </w:r>
+          </w:p>
+        </w:tc>
+      </w:tr>
+      <w:tr>
+        <w:tc>
+          <w:tcPr>
+            <w:tcW w:type="dxa" w:w="2257"/>
+            <w:tcMar>
+              <w:top w:w="100" w:type="dxa"/>
+              <w:bottom w:w="100" w:type="dxa"/>
+              <w:left w:w="120" w:type="dxa"/>
+              <w:right w:w="120" w:type="dxa"/>
+            </w:tcMar>
+          </w:tcPr>
+          <w:p>
+            <w:r>
+              <w:rPr>
+                <w:b w:val="0"/>
+                <w:sz w:val="18"/>
+              </w:rPr>
+              <w:t>PRODIGY ΔG</w:t>
+            </w:r>
+          </w:p>
+        </w:tc>
+        <w:tc>
+          <w:tcPr>
+            <w:tcW w:type="dxa" w:w="2257"/>
+            <w:tcMar>
+              <w:top w:w="100" w:type="dxa"/>
+              <w:bottom w:w="100" w:type="dxa"/>
+              <w:left w:w="120" w:type="dxa"/>
+              <w:right w:w="120" w:type="dxa"/>
+            </w:tcMar>
+          </w:tcPr>
+          <w:p>
+            <w:r>
+              <w:rPr>
+                <w:b w:val="0"/>
+                <w:sz w:val="18"/>
+              </w:rPr>
+              <w:t>+0.671 (p = 0.109)</w:t>
+            </w:r>
+          </w:p>
+        </w:tc>
+        <w:tc>
+          <w:tcPr>
+            <w:tcW w:type="dxa" w:w="2257"/>
+            <w:tcMar>
+              <w:top w:w="100" w:type="dxa"/>
+              <w:bottom w:w="100" w:type="dxa"/>
+              <w:left w:w="120" w:type="dxa"/>
+              <w:right w:w="120" w:type="dxa"/>
+            </w:tcMar>
+          </w:tcPr>
+          <w:p>
+            <w:r>
+              <w:rPr>
+                <w:b w:val="0"/>
+                <w:sz w:val="18"/>
+              </w:rPr>
+              <w:t>2.36 (p = 0.889)</w:t>
+            </w:r>
+          </w:p>
+        </w:tc>
+        <w:tc>
+          <w:tcPr>
+            <w:tcW w:type="dxa" w:w="2257"/>
+            <w:tcMar>
+              <w:top w:w="100" w:type="dxa"/>
+              <w:bottom w:w="100" w:type="dxa"/>
+              <w:left w:w="120" w:type="dxa"/>
+              <w:right w:w="120" w:type="dxa"/>
+            </w:tcMar>
+          </w:tcPr>
+          <w:p>
+            <w:r>
+              <w:rPr>
+                <w:b w:val="0"/>
+                <w:sz w:val="18"/>
+              </w:rPr>
+              <w:t>0.563</w:t>
+            </w:r>
+          </w:p>
+        </w:tc>
+      </w:tr>
+    </w:tbl>
+    <w:p/>
+    <w:p>
+      <w:pPr>
+        <w:jc w:val="both"/>
+      </w:pPr>
+      <w:r>
+        <w:t>And it does not combine: adding ΔG to interface pLDDT under leave-one-receptor-</w:t>
+      </w:r>
+    </w:p>
+    <w:p>
+      <w:pPr>
+        <w:jc w:val="both"/>
+      </w:pPr>
+      <w:r>
+        <w:t>out takes AUC from 0.856 to 0.823. The contact signal exists on converged</w:t>
+      </w:r>
+    </w:p>
+    <w:p>
+      <w:pPr>
+        <w:jc w:val="both"/>
+      </w:pPr>
+      <w:r>
+        <w:t>structures but is worth only 0.53 kcal/mol between cognates and scrambles, which</w:t>
+      </w:r>
+    </w:p>
+    <w:p>
+      <w:pPr>
+        <w:jc w:val="both"/>
+      </w:pPr>
+      <w:r>
+        <w:t>PRODIGY's polarity weighting and non-interacting-surface terms dilute rather</w:t>
+      </w:r>
+    </w:p>
+    <w:p>
+      <w:pPr>
+        <w:jc w:val="both"/>
+      </w:pPr>
+      <w:r>
+        <w:t>than sharpen.</w:t>
+      </w:r>
+    </w:p>
+    <w:p>
+      <w:pPr>
+        <w:jc w:val="both"/>
+      </w:pPr>
+      <w:r>
+        <w:t>This is one contact-count regression rather than a force field, so it bounds</w:t>
+      </w:r>
+    </w:p>
+    <w:p>
+      <w:pPr>
+        <w:jc w:val="both"/>
+      </w:pPr>
+      <w:r>
+        <w:t>what PRODIGY does here and not what physics could do in general.</w:t>
+      </w:r>
+    </w:p>
+    <w:p>
+      <w:pPr>
+        <w:pStyle w:val="Heading4"/>
+        <w:keepNext/>
+        <w:spacing w:before="200" w:after="80"/>
+      </w:pPr>
+      <w:r>
+        <w:rPr>
+          <w:rFonts w:ascii="Times New Roman" w:hAnsi="Times New Roman"/>
+          <w:b/>
+          <w:color w:val="2C5282"/>
+          <w:sz w:val="22"/>
+        </w:rPr>
+        <w:t>7.11.4 A sequence model, for scale</w:t>
+      </w:r>
+    </w:p>
+    <w:p>
+      <w:pPr>
+        <w:jc w:val="both"/>
+      </w:pPr>
+      <w:r>
+        <w:t>Two 2026 results argue that structure-based representations are the wrong</w:t>
+      </w:r>
+    </w:p>
+    <w:p>
+      <w:pPr>
+        <w:jc w:val="both"/>
+      </w:pPr>
+      <w:r>
+        <w:t>instrument: a fine-tuned Boltz-2 underperforms sequence-based alternatives for</w:t>
+      </w:r>
+    </w:p>
+    <w:p>
+      <w:pPr>
+        <w:jc w:val="both"/>
+      </w:pPr>
+      <w:r>
+        <w:t>protein-protein affinity at both small and large data scale, and binding</w:t>
+      </w:r>
+    </w:p>
+    <w:p>
+      <w:pPr>
+        <w:jc w:val="both"/>
+      </w:pPr>
+      <w:r>
+        <w:t>affinity predicted from ESM-2 embeddings gains little from adding structure.</w:t>
+      </w:r>
+    </w:p>
+    <w:p>
+      <w:pPr>
+        <w:jc w:val="both"/>
+      </w:pPr>
+      <w:r>
+        <w:t>MINT — ESM-2 650M with cross-chain attention, trained on 96 million</w:t>
+      </w:r>
+    </w:p>
+    <w:p>
+      <w:pPr>
+        <w:jc w:val="both"/>
+      </w:pPr>
+      <w:r>
+        <w:t>protein-protein interactions from STRING — provides a zero-shot interaction</w:t>
+      </w:r>
+    </w:p>
+    <w:p>
+      <w:pPr>
+        <w:jc w:val="both"/>
+      </w:pPr>
+      <w:r>
+        <w:t>probability with nothing fitted from this panel:</w:t>
+      </w:r>
+    </w:p>
+    <w:tbl>
+      <w:tblPr>
+        <w:tblW w:type="auto" w:w="0"/>
+        <w:jc w:val="center"/>
+        <w:tblLook w:firstColumn="1" w:firstRow="1" w:lastColumn="0" w:lastRow="0" w:noHBand="0" w:noVBand="1" w:val="04A0"/>
+        <w:tblBorders>
+          <w:top w:val="single" w:sz="4" w:space="0" w:color="cbd5e0"/>
+          <w:bottom w:val="single" w:sz="4" w:space="0" w:color="cbd5e0"/>
+          <w:left w:val="single" w:sz="4" w:space="0" w:color="cbd5e0"/>
+          <w:right w:val="single" w:sz="4" w:space="0" w:color="cbd5e0"/>
+          <w:insideH w:val="single" w:sz="4" w:space="0" w:color="cbd5e0"/>
+          <w:insideV w:val="single" w:sz="4" w:space="0" w:color="cbd5e0"/>
+        </w:tblBorders>
+      </w:tblPr>
+      <w:tblGrid>
+        <w:gridCol w:w="4514"/>
+        <w:gridCol w:w="4514"/>
+      </w:tblGrid>
+      <w:tr>
+        <w:tc>
+          <w:tcPr>
+            <w:tcW w:type="dxa" w:w="4514"/>
+            <w:tcMar>
+              <w:top w:w="100" w:type="dxa"/>
+              <w:bottom w:w="100" w:type="dxa"/>
+              <w:left w:w="120" w:type="dxa"/>
+              <w:right w:w="120" w:type="dxa"/>
+            </w:tcMar>
+            <w:shd w:fill="ebf8ff"/>
+          </w:tcPr>
+          <w:p>
+            <w:pPr>
+              <w:jc w:val="center"/>
+            </w:pPr>
+            <w:r>
+              <w:rPr>
+                <w:b/>
+                <w:color w:val="2B6CB0"/>
+                <w:sz w:val="19"/>
+              </w:rPr>
+              <w:t>Score</w:t>
+            </w:r>
+          </w:p>
+        </w:tc>
+        <w:tc>
+          <w:tcPr>
+            <w:tcW w:type="dxa" w:w="4514"/>
+            <w:tcMar>
+              <w:top w:w="100" w:type="dxa"/>
+              <w:bottom w:w="100" w:type="dxa"/>
+              <w:left w:w="120" w:type="dxa"/>
+              <w:right w:w="120" w:type="dxa"/>
+            </w:tcMar>
+            <w:shd w:fill="ebf8ff"/>
+          </w:tcPr>
+          <w:p>
+            <w:pPr>
+              <w:jc w:val="center"/>
+            </w:pPr>
+            <w:r>
+              <w:rPr>
+                <w:b/>
+                <w:color w:val="2B6CB0"/>
+                <w:sz w:val="19"/>
+              </w:rPr>
+              <w:t>within-receptor AUC</w:t>
+            </w:r>
+          </w:p>
+        </w:tc>
+      </w:tr>
+      <w:tr>
+        <w:tc>
+          <w:tcPr>
+            <w:tcW w:type="dxa" w:w="4514"/>
+            <w:tcMar>
+              <w:top w:w="100" w:type="dxa"/>
+              <w:bottom w:w="100" w:type="dxa"/>
+              <w:left w:w="120" w:type="dxa"/>
+              <w:right w:w="120" w:type="dxa"/>
+            </w:tcMar>
+          </w:tcPr>
+          <w:p>
+            <w:r>
+              <w:rPr>
+                <w:b w:val="0"/>
+                <w:sz w:val="18"/>
+              </w:rPr>
+              <w:t>DeCAF interface pLDDT (structural)</w:t>
+            </w:r>
+          </w:p>
+        </w:tc>
+        <w:tc>
+          <w:tcPr>
+            <w:tcW w:type="dxa" w:w="4514"/>
+            <w:tcMar>
+              <w:top w:w="100" w:type="dxa"/>
+              <w:bottom w:w="100" w:type="dxa"/>
+              <w:left w:w="120" w:type="dxa"/>
+              <w:right w:w="120" w:type="dxa"/>
+            </w:tcMar>
+          </w:tcPr>
+          <w:p>
+            <w:r>
+              <w:rPr>
+                <w:b w:val="0"/>
+                <w:sz w:val="18"/>
+              </w:rPr>
+              <w:t>0.807</w:t>
+            </w:r>
+          </w:p>
+        </w:tc>
+      </w:tr>
+      <w:tr>
+        <w:tc>
+          <w:tcPr>
+            <w:tcW w:type="dxa" w:w="4514"/>
+            <w:tcMar>
+              <w:top w:w="100" w:type="dxa"/>
+              <w:bottom w:w="100" w:type="dxa"/>
+              <w:left w:w="120" w:type="dxa"/>
+              <w:right w:w="120" w:type="dxa"/>
+            </w:tcMar>
+            <w:shd w:fill="f7fafc"/>
+          </w:tcPr>
+          <w:p>
+            <w:r>
+              <w:rPr>
+                <w:b w:val="0"/>
+                <w:sz w:val="18"/>
+              </w:rPr>
+              <w:t>MINT zero-shot, in-training panel</w:t>
+            </w:r>
+          </w:p>
+        </w:tc>
+        <w:tc>
+          <w:tcPr>
+            <w:tcW w:type="dxa" w:w="4514"/>
+            <w:tcMar>
+              <w:top w:w="100" w:type="dxa"/>
+              <w:bottom w:w="100" w:type="dxa"/>
+              <w:left w:w="120" w:type="dxa"/>
+              <w:right w:w="120" w:type="dxa"/>
+            </w:tcMar>
+            <w:shd w:fill="f7fafc"/>
+          </w:tcPr>
+          <w:p>
+            <w:r>
+              <w:rPr>
+                <w:b w:val="0"/>
+                <w:sz w:val="18"/>
+              </w:rPr>
+              <w:t>0.662</w:t>
+            </w:r>
+          </w:p>
+        </w:tc>
+      </w:tr>
+      <w:tr>
+        <w:tc>
+          <w:tcPr>
+            <w:tcW w:type="dxa" w:w="4514"/>
+            <w:tcMar>
+              <w:top w:w="100" w:type="dxa"/>
+              <w:bottom w:w="100" w:type="dxa"/>
+              <w:left w:w="120" w:type="dxa"/>
+              <w:right w:w="120" w:type="dxa"/>
+            </w:tcMar>
+          </w:tcPr>
+          <w:p>
+            <w:r>
+              <w:rPr>
+                <w:b w:val="0"/>
+                <w:sz w:val="18"/>
+              </w:rPr>
+              <w:t>MINT zero-shot, both panels</w:t>
+            </w:r>
+          </w:p>
+        </w:tc>
+        <w:tc>
+          <w:tcPr>
+            <w:tcW w:type="dxa" w:w="4514"/>
+            <w:tcMar>
+              <w:top w:w="100" w:type="dxa"/>
+              <w:bottom w:w="100" w:type="dxa"/>
+              <w:left w:w="120" w:type="dxa"/>
+              <w:right w:w="120" w:type="dxa"/>
+            </w:tcMar>
+          </w:tcPr>
+          <w:p>
+            <w:r>
+              <w:rPr>
+                <w:b w:val="0"/>
+                <w:sz w:val="18"/>
+              </w:rPr>
+              <w:t>0.614</w:t>
+            </w:r>
+          </w:p>
+        </w:tc>
+      </w:tr>
+      <w:tr>
+        <w:tc>
+          <w:tcPr>
+            <w:tcW w:type="dxa" w:w="4514"/>
+            <w:tcMar>
+              <w:top w:w="100" w:type="dxa"/>
+              <w:bottom w:w="100" w:type="dxa"/>
+              <w:left w:w="120" w:type="dxa"/>
+              <w:right w:w="120" w:type="dxa"/>
+            </w:tcMar>
+            <w:shd w:fill="f7fafc"/>
+          </w:tcPr>
+          <w:p>
+            <w:r>
+              <w:rPr>
+                <w:b w:val="0"/>
+                <w:sz w:val="18"/>
+              </w:rPr>
+              <w:t>MINT zero-shot, held-out panel</w:t>
+            </w:r>
+          </w:p>
+        </w:tc>
+        <w:tc>
+          <w:tcPr>
+            <w:tcW w:type="dxa" w:w="4514"/>
+            <w:tcMar>
+              <w:top w:w="100" w:type="dxa"/>
+              <w:bottom w:w="100" w:type="dxa"/>
+              <w:left w:w="120" w:type="dxa"/>
+              <w:right w:w="120" w:type="dxa"/>
+            </w:tcMar>
+            <w:shd w:fill="f7fafc"/>
+          </w:tcPr>
+          <w:p>
+            <w:r>
+              <w:rPr>
+                <w:b w:val="0"/>
+                <w:sz w:val="18"/>
+              </w:rPr>
+              <w:t>0.561</w:t>
+            </w:r>
+          </w:p>
+        </w:tc>
+      </w:tr>
+    </w:tbl>
+    <w:p/>
+    <w:p>
+      <w:pPr>
+        <w:jc w:val="both"/>
+      </w:pPr>
+      <w:r>
+        <w:t>Its receptor specificity is weak: mean rank 2.05 to 2.37 against chance 2.50,</w:t>
+      </w:r>
+    </w:p>
+    <w:p>
+      <w:pPr>
+        <w:jc w:val="both"/>
+      </w:pPr>
+      <w:r>
+        <w:t xml:space="preserve">significant on neither panel. </w:t>
+      </w:r>
+      <w:r>
+        <w:rPr>
+          <w:b/>
+        </w:rPr>
+      </w:r>
+      <w:r>
+        <w:t>Those published results do not transfer to this</w:t>
+      </w:r>
+    </w:p>
+    <w:p>
+      <w:pPr>
+        <w:jc w:val="both"/>
+      </w:pPr>
+      <w:r>
+        <w:t>task</w:t>
+      </w:r>
+      <w:r>
+        <w:rPr>
+          <w:b/>
+        </w:rPr>
+      </w:r>
+      <w:r>
+        <w:t xml:space="preserve"> — they concern affinity regression on protein-protein complexes, and this</w:t>
+      </w:r>
+    </w:p>
+    <w:p>
+      <w:pPr>
+        <w:jc w:val="both"/>
+      </w:pPr>
+      <w:r>
+        <w:t>is binder discrimination for short peptides, where the cofolding readout is</w:t>
+      </w:r>
+    </w:p>
+    <w:p>
+      <w:pPr>
+        <w:jc w:val="both"/>
+      </w:pPr>
+      <w:r>
+        <w:t>clearly ahead.</w:t>
+      </w:r>
+    </w:p>
+    <w:p>
+      <w:pPr>
+        <w:jc w:val="both"/>
+      </w:pPr>
+      <w:r>
+        <w:t xml:space="preserve">One result is worth isolating. MINT </w:t>
+      </w:r>
+      <w:r>
+        <w:rPr>
+          <w:b/>
+        </w:rPr>
+        <w:t>passes the scramble control</w:t>
+      </w:r>
+      <w:r>
+        <w:t xml:space="preserve"> (+0.064,</w:t>
+      </w:r>
+    </w:p>
+    <w:p>
+      <w:pPr>
+        <w:jc w:val="both"/>
+      </w:pPr>
+      <w:r>
+        <w:t>p = 0.003 across both panels), the control that demoted ipTM in Section 7.4. It</w:t>
+      </w:r>
+    </w:p>
+    <w:p>
+      <w:pPr>
+        <w:jc w:val="both"/>
+      </w:pPr>
+      <w:r>
+        <w:t>reads peptide order from sequence alone, and still cannot rank a cognate against</w:t>
+      </w:r>
+    </w:p>
+    <w:p>
+      <w:pPr>
+        <w:jc w:val="both"/>
+      </w:pPr>
+      <w:r>
+        <w:t>another receptor's cognate. Order sensitivity and receptor specificity are</w:t>
+      </w:r>
+    </w:p>
+    <w:p>
+      <w:pPr>
+        <w:jc w:val="both"/>
+      </w:pPr>
+      <w:r>
+        <w:t>therefore separable capabilities, and this dissertation has been treating them as</w:t>
+      </w:r>
+    </w:p>
+    <w:p>
+      <w:pPr>
+        <w:jc w:val="both"/>
+      </w:pPr>
+      <w:r>
+        <w:t>two tests of one property. MINT has the first without the second.</w:t>
+      </w:r>
+    </w:p>
+    <w:p>
+      <w:pPr>
+        <w:jc w:val="both"/>
+      </w:pPr>
+      <w:r>
+        <w:t>MINT is somewhat out of domain — trained on full-length STRING pairs, asked here</w:t>
+      </w:r>
+    </w:p>
+    <w:p>
+      <w:pPr>
+        <w:jc w:val="both"/>
+      </w:pPr>
+      <w:r>
+        <w:t>about peptides of 6 to 23 residues — so this bounds one zero-shot sequence model</w:t>
+      </w:r>
+    </w:p>
+    <w:p>
+      <w:pPr>
+        <w:jc w:val="both"/>
+      </w:pPr>
+      <w:r>
+        <w:t>rather than sequence models generally.</w:t>
+      </w:r>
+    </w:p>
+    <w:p>
+      <w:r>
+        <w:br w:type="page"/>
+      </w:r>
+    </w:p>
+    <w:p>
+      <w:pPr>
         <w:pStyle w:val="Heading1"/>
         <w:keepNext/>
         <w:spacing w:before="360" w:after="160"/>
@@ -21437,39 +27785,49 @@
         <w:rPr>
           <w:b/>
         </w:rPr>
-        <w:t>the information ipTM discards is recoverable</w:t>
-      </w:r>
-    </w:p>
-    <w:p>
-      <w:pPr>
-        <w:jc w:val="both"/>
-      </w:pPr>
-      <w:r>
-        <w:t>(Section 7.6). Re-scoring the same structures shows interface pLDDT</w:t>
-      </w:r>
-    </w:p>
-    <w:p>
-      <w:pPr>
-        <w:jc w:val="both"/>
-      </w:pPr>
-      <w:r>
-        <w:t>distinguishes a cognate from its own scramble (p &lt; 0.0001, reproducing in 100%</w:t>
-      </w:r>
-    </w:p>
-    <w:p>
-      <w:pPr>
-        <w:jc w:val="both"/>
-      </w:pPr>
-      <w:r>
-        <w:t>of simulated re-runs) at 8.6 times ipTM's effect-to-noise ratio. The failure is</w:t>
-      </w:r>
-    </w:p>
-    <w:p>
-      <w:pPr>
-        <w:jc w:val="both"/>
-      </w:pPr>
-      <w:r>
-        <w:t>specific to ipTM as a readout, not general to the prediction.</w:t>
+      </w:r>
+      <w:r>
+        <w:t>the information ipTM discards is recoverable on</w:t>
+      </w:r>
+    </w:p>
+    <w:p>
+      <w:pPr>
+        <w:jc w:val="both"/>
+      </w:pPr>
+      <w:r>
+        <w:t>structures the model was trained on</w:t>
+      </w:r>
+      <w:r>
+        <w:rPr>
+          <w:b/>
+        </w:rPr>
+      </w:r>
+      <w:r>
+        <w:t xml:space="preserve"> (Section 7.6). Re-scoring the same</w:t>
+      </w:r>
+    </w:p>
+    <w:p>
+      <w:pPr>
+        <w:jc w:val="both"/>
+      </w:pPr>
+      <w:r>
+        <w:t>structures shows interface pLDDT distinguishes a cognate from its own scramble</w:t>
+      </w:r>
+    </w:p>
+    <w:p>
+      <w:pPr>
+        <w:jc w:val="both"/>
+      </w:pPr>
+      <w:r>
+        <w:t>(p &lt; 0.0001, reproducing in 100% of simulated re-runs) at 8.6 times ipTM's</w:t>
+      </w:r>
+    </w:p>
+    <w:p>
+      <w:pPr>
+        <w:jc w:val="both"/>
+      </w:pPr>
+      <w:r>
+        <w:t>effect-to-noise ratio.</w:t>
       </w:r>
     </w:p>
     <w:p>
@@ -21534,6 +27892,163 @@
       </w:pPr>
       <w:r>
         <w:t>panel), so the response is not yet shown to be site-localised.</w:t>
+      </w:r>
+    </w:p>
+    <w:p>
+      <w:pPr>
+        <w:jc w:val="both"/>
+      </w:pPr>
+      <w:r>
+        <w:rPr>
+          <w:b/>
+        </w:rPr>
+        <w:t>Sixth, and this reframes the fourth: most of that advantage was retrieval</w:t>
+      </w:r>
+    </w:p>
+    <w:p>
+      <w:pPr>
+        <w:jc w:val="both"/>
+      </w:pPr>
+      <w:r>
+        <w:t>(Section 7.10). A second panel of 22 receptors released after the training</w:t>
+      </w:r>
+    </w:p>
+    <w:p>
+      <w:pPr>
+        <w:jc w:val="both"/>
+      </w:pPr>
+      <w:r>
+        <w:t>cutoff — decoys drawn from within it, so no fold involves a training structure —</w:t>
+      </w:r>
+    </w:p>
+    <w:p>
+      <w:pPr>
+        <w:jc w:val="both"/>
+      </w:pPr>
+      <w:r>
+        <w:t xml:space="preserve">finds </w:t>
+      </w:r>
+      <w:r>
+        <w:rPr>
+          <w:b/>
+        </w:rPr>
+        <w:t>both</w:t>
+      </w:r>
+      <w:r>
+        <w:t xml:space="preserve"> readouts losing roughly half their effect — interface pLDDT from</w:t>
+      </w:r>
+    </w:p>
+    <w:p>
+      <w:pPr>
+        <w:jc w:val="both"/>
+      </w:pPr>
+      <w:r>
+        <w:t>+12.03 to +4.99, ipTM from +0.265 to +0.137 — over three independent draws. An</w:t>
+      </w:r>
+    </w:p>
+    <w:p>
+      <w:pPr>
+        <w:jc w:val="both"/>
+      </w:pPr>
+      <w:r>
+        <w:t>earlier reading of one draw, and then of two, claimed the degradation was</w:t>
+      </w:r>
+    </w:p>
+    <w:p>
+      <w:pPr>
+        <w:jc w:val="both"/>
+      </w:pPr>
+      <w:r>
+        <w:t>specific to one metric; both claims were withdrawn when the next draw reversed</w:t>
+      </w:r>
+    </w:p>
+    <w:p>
+      <w:pPr>
+        <w:jc w:val="both"/>
+      </w:pPr>
+      <w:r>
+        <w:t>them (Section 7.10.3). What stands is that a screening figure quoted without</w:t>
+      </w:r>
+    </w:p>
+    <w:p>
+      <w:pPr>
+        <w:jc w:val="both"/>
+      </w:pPr>
+      <w:r>
+        <w:t>saying whether the complexes were in training is about twice as good as it</w:t>
+      </w:r>
+    </w:p>
+    <w:p>
+      <w:pPr>
+        <w:jc w:val="both"/>
+      </w:pPr>
+      <w:r>
+        <w:t>should be. The interaction is significant on both raw and scale-free</w:t>
+      </w:r>
+    </w:p>
+    <w:p>
+      <w:pPr>
+        <w:jc w:val="both"/>
+      </w:pPr>
+      <w:r>
+        <w:t>measures for interface pLDDT and undetectable for ipTM. Longer held-out peptides</w:t>
+      </w:r>
+    </w:p>
+    <w:p>
+      <w:pPr>
+        <w:jc w:val="both"/>
+      </w:pPr>
+      <w:r>
+        <w:t>cannot explain it — the contrast is against a permutation of the same peptide —</w:t>
+      </w:r>
+    </w:p>
+    <w:p>
+      <w:pPr>
+        <w:jc w:val="both"/>
+      </w:pPr>
+      <w:r>
+        <w:t xml:space="preserve">and a ceiling cannot either, since the model is markedly </w:t>
+      </w:r>
+      <w:r>
+        <w:rPr>
+          <w:i/>
+        </w:rPr>
+        <w:t>less</w:t>
+      </w:r>
+      <w:r>
+        <w:t xml:space="preserve"> confident on</w:t>
+      </w:r>
+    </w:p>
+    <w:p>
+      <w:pPr>
+        <w:jc w:val="both"/>
+      </w:pPr>
+      <w:r>
+        <w:t>structures it has not seen. The same section finds four of the original</w:t>
+      </w:r>
+    </w:p>
+    <w:p>
+      <w:pPr>
+        <w:jc w:val="both"/>
+      </w:pPr>
+      <w:r>
+        <w:t>twenty-two cognate pairs were not binders at all, including one that is a</w:t>
+      </w:r>
+    </w:p>
+    <w:p>
+      <w:pPr>
+        <w:jc w:val="both"/>
+      </w:pPr>
+      <w:r>
+        <w:t>synthetic ligand rather than a peptide; removing them raises every effect, and</w:t>
+      </w:r>
+    </w:p>
+    <w:p>
+      <w:pPr>
+        <w:jc w:val="both"/>
+      </w:pPr>
+      <w:r>
+        <w:t>withdraws Section 7.8's claim that the readouts are model-dependent.</w:t>
       </w:r>
     </w:p>
     <w:p>
@@ -21606,15 +28121,15 @@
         <w:jc w:val="both"/>
       </w:pPr>
       <w:r>
-        <w:t>sampling retain weak but real signal rather than none, and the interface-pLDDT</w:t>
-      </w:r>
-    </w:p>
-    <w:p>
-      <w:pPr>
-        <w:jc w:val="both"/>
-      </w:pPr>
-      <w:r>
-        <w:t>recommendation of Section 7.6 is model-dependent.</w:t>
+        <w:t>sampling retain weak but real signal rather than none. (Its further claim that</w:t>
+      </w:r>
+    </w:p>
+    <w:p>
+      <w:pPr>
+        <w:jc w:val="both"/>
+      </w:pPr>
+      <w:r>
+        <w:t>the readouts are model-dependent is withdrawn in Section 7.10.1.)</w:t>
       </w:r>
     </w:p>
     <w:p>
@@ -21628,55 +28143,325 @@
         <w:t>Overall.</w:t>
       </w:r>
       <w:r>
-        <w:t xml:space="preserve"> The efficiency techniques transfer as engineering. The ipTM-based</w:t>
-      </w:r>
-    </w:p>
-    <w:p>
-      <w:pPr>
-        <w:jc w:val="both"/>
-      </w:pPr>
-      <w:r>
-        <w:t>accuracy claims do not survive measurement on the models originally tested — but</w:t>
-      </w:r>
-    </w:p>
-    <w:p>
-      <w:pPr>
-        <w:jc w:val="both"/>
-      </w:pPr>
-      <w:r>
-        <w:t>the structures carry a usable signal once read correctly, and a model built for</w:t>
-      </w:r>
-    </w:p>
-    <w:p>
-      <w:pPr>
-        <w:jc w:val="both"/>
-      </w:pPr>
-      <w:r>
-        <w:t>the sampling budget recovers substantially more of it. Reporting this is the substantive contribution: each negative</w:t>
-      </w:r>
-    </w:p>
-    <w:p>
-      <w:pPr>
-        <w:jc w:val="both"/>
-      </w:pPr>
-      <w:r>
-        <w:t>result is established with controls, held-out splits, power analysis and</w:t>
-      </w:r>
-    </w:p>
-    <w:p>
-      <w:pPr>
-        <w:jc w:val="both"/>
-      </w:pPr>
-      <w:r>
-        <w:t>replication, and each redirects effort away from a direction that would not have</w:t>
-      </w:r>
-    </w:p>
-    <w:p>
-      <w:pPr>
-        <w:jc w:val="both"/>
-      </w:pPr>
-      <w:r>
-        <w:t>worked.</w:t>
+        <w:t xml:space="preserve"> The efficiency techniques transfer as engineering. The accuracy</w:t>
+      </w:r>
+    </w:p>
+    <w:p>
+      <w:pPr>
+        <w:jc w:val="both"/>
+      </w:pPr>
+      <w:r>
+        <w:t>claims are weaker and more conditional than either the ipTM literature or the</w:t>
+      </w:r>
+    </w:p>
+    <w:p>
+      <w:pPr>
+        <w:jc w:val="both"/>
+      </w:pPr>
+      <w:r>
+        <w:t>early sections of this dissertation suggest: on structures the model has not</w:t>
+      </w:r>
+    </w:p>
+    <w:p>
+      <w:pPr>
+        <w:jc w:val="both"/>
+      </w:pPr>
+      <w:r>
+        <w:t>seen, a cofolding confidence score enriches for binders but does not select</w:t>
+      </w:r>
+    </w:p>
+    <w:p>
+      <w:pPr>
+        <w:jc w:val="both"/>
+      </w:pPr>
+      <w:r>
+        <w:t>them, and the readout that works there is not the one that works in training.</w:t>
+      </w:r>
+    </w:p>
+    <w:p>
+      <w:pPr>
+        <w:jc w:val="both"/>
+      </w:pPr>
+      <w:r>
+        <w:rPr>
+          <w:b/>
+        </w:rPr>
+      </w:r>
+      <w:r>
+        <w:t>Seventh, and it explains much of the rest: at reduced sampling the predicted</w:t>
+      </w:r>
+    </w:p>
+    <w:p>
+      <w:pPr>
+        <w:jc w:val="both"/>
+      </w:pPr>
+      <w:r>
+        <w:t>coordinates are not folded proteins</w:t>
+      </w:r>
+      <w:r>
+        <w:rPr>
+          <w:b/>
+        </w:rPr>
+      </w:r>
+      <w:r>
+        <w:t xml:space="preserve"> (Section 7.11). Only 14% of backbone bonds</w:t>
+      </w:r>
+    </w:p>
+    <w:p>
+      <w:pPr>
+        <w:jc w:val="both"/>
+      </w:pPr>
+      <w:r>
+        <w:t>in the Boltz-2 structures are physically plausible, against 96.2% for the</w:t>
+      </w:r>
+    </w:p>
+    <w:p>
+      <w:pPr>
+        <w:jc w:val="both"/>
+      </w:pPr>
+      <w:r>
+        <w:t>few-step-distilled model, which finally says what Section 7.8's 5–6× advantage</w:t>
+      </w:r>
+    </w:p>
+    <w:p>
+      <w:pPr>
+        <w:jc w:val="both"/>
+      </w:pPr>
+      <w:r>
+        <w:t>was buying — geometry. One cause then accounts for four separate failures:</w:t>
+      </w:r>
+    </w:p>
+    <w:p>
+      <w:pPr>
+        <w:jc w:val="both"/>
+      </w:pPr>
+      <w:r>
+        <w:t>pDockQ's inverted contact term, minimum PAE working on one arm and not the</w:t>
+      </w:r>
+    </w:p>
+    <w:p>
+      <w:pPr>
+        <w:jc w:val="both"/>
+      </w:pPr>
+      <w:r>
+        <w:t>other, a physics energy function returning femtomolar affinities for arbitrary</w:t>
+      </w:r>
+    </w:p>
+    <w:p>
+      <w:pPr>
+        <w:jc w:val="both"/>
+      </w:pPr>
+      <w:r>
+        <w:t>peptides, and the contact-based rows of Section 7.6 generally. Geometry-dependent</w:t>
+      </w:r>
+    </w:p>
+    <w:p>
+      <w:pPr>
+        <w:jc w:val="both"/>
+      </w:pPr>
+      <w:r>
+        <w:t>readouts require a converged sampler; at ten steps only the non-geometric</w:t>
+      </w:r>
+    </w:p>
+    <w:p>
+      <w:pPr>
+        <w:jc w:val="both"/>
+      </w:pPr>
+      <w:r>
+        <w:t>confidence outputs retain meaning.</w:t>
+      </w:r>
+    </w:p>
+    <w:p>
+      <w:pPr>
+        <w:jc w:val="both"/>
+      </w:pPr>
+      <w:r>
+        <w:t>A sequence-model comparison bounds the alternative. MINT, trained on 96 million</w:t>
+      </w:r>
+    </w:p>
+    <w:p>
+      <w:pPr>
+        <w:jc w:val="both"/>
+      </w:pPr>
+      <w:r>
+        <w:t>protein-protein interactions, reaches within-receptor AUC 0.614 zero-shot against</w:t>
+      </w:r>
+    </w:p>
+    <w:p>
+      <w:pPr>
+        <w:jc w:val="both"/>
+      </w:pPr>
+      <w:r>
+        <w:t>0.807 for the best structural readout, so recent results reporting that</w:t>
+      </w:r>
+    </w:p>
+    <w:p>
+      <w:pPr>
+        <w:jc w:val="both"/>
+      </w:pPr>
+      <w:r>
+        <w:t>sequence-based representations beat structure-based ones for affinity regression</w:t>
+      </w:r>
+    </w:p>
+    <w:p>
+      <w:pPr>
+        <w:jc w:val="both"/>
+      </w:pPr>
+      <w:r>
+        <w:t>do not transfer to peptide binder discrimination. It does, however, pass the</w:t>
+      </w:r>
+    </w:p>
+    <w:p>
+      <w:pPr>
+        <w:jc w:val="both"/>
+      </w:pPr>
+      <w:r>
+        <w:t>scramble control that demoted ipTM — showing that order sensitivity and receptor</w:t>
+      </w:r>
+    </w:p>
+    <w:p>
+      <w:pPr>
+        <w:jc w:val="both"/>
+      </w:pPr>
+      <w:r>
+        <w:t>specificity are separable capabilities rather than two tests of one.</w:t>
+      </w:r>
+    </w:p>
+    <w:p>
+      <w:pPr>
+        <w:jc w:val="both"/>
+      </w:pPr>
+      <w:r>
+        <w:t>One further correction belongs here rather than in a footnote. Section 7.10 was</w:t>
+      </w:r>
+    </w:p>
+    <w:p>
+      <w:pPr>
+        <w:jc w:val="both"/>
+      </w:pPr>
+      <w:r>
+        <w:t>first written from a single draw of the held-out panel, and a second independent</w:t>
+      </w:r>
+    </w:p>
+    <w:p>
+      <w:pPr>
+        <w:jc w:val="both"/>
+      </w:pPr>
+      <w:r>
+        <w:t>draw moved its central p-value four orders of magnitude. The claim that interface</w:t>
+      </w:r>
+    </w:p>
+    <w:p>
+      <w:pPr>
+        <w:jc w:val="both"/>
+      </w:pPr>
+      <w:r>
+        <w:t xml:space="preserve">pLDDT </w:t>
+      </w:r>
+      <w:r>
+        <w:rPr>
+          <w:i/>
+        </w:rPr>
+        <w:t>collapses</w:t>
+      </w:r>
+      <w:r>
+        <w:t xml:space="preserve"> on held-out complexes was a property of one sample; it weakens.</w:t>
+      </w:r>
+    </w:p>
+    <w:p>
+      <w:pPr>
+        <w:jc w:val="both"/>
+      </w:pPr>
+      <w:r>
+        <w:t>What replicates is the rank test, and the surviving claim is narrower: retrieval</w:t>
+      </w:r>
+    </w:p>
+    <w:p>
+      <w:pPr>
+        <w:jc w:val="both"/>
+      </w:pPr>
+      <w:r>
+        <w:t>buys the model the ability to tell receptors apart, not order sensitivity in</w:t>
+      </w:r>
+    </w:p>
+    <w:p>
+      <w:pPr>
+        <w:jc w:val="both"/>
+      </w:pPr>
+      <w:r>
+        <w:t>general. Section 8.2's own recommendation to average replicates was written</w:t>
+      </w:r>
+    </w:p>
+    <w:p>
+      <w:pPr>
+        <w:jc w:val="both"/>
+      </w:pPr>
+      <w:r>
+        <w:t>before it was followed.</w:t>
+      </w:r>
+    </w:p>
+    <w:p>
+      <w:pPr>
+        <w:jc w:val="both"/>
+      </w:pPr>
+      <w:r>
+        <w:t>The substantive contribution is that this was measurable at all. Six independent</w:t>
+      </w:r>
+    </w:p>
+    <w:p>
+      <w:pPr>
+        <w:jc w:val="both"/>
+      </w:pPr>
+      <w:r>
+        <w:t>controls were applied — a composition-matched scramble, replicate folds, a</w:t>
+      </w:r>
+    </w:p>
+    <w:p>
+      <w:pPr>
+        <w:jc w:val="both"/>
+      </w:pPr>
+      <w:r>
+        <w:t>de-confounding base-model arm, mixed-effects estimation, a peptide-integrity</w:t>
+      </w:r>
+    </w:p>
+    <w:p>
+      <w:pPr>
+        <w:jc w:val="both"/>
+      </w:pPr>
+      <w:r>
+        <w:t xml:space="preserve">audit, and a training-cutoff split — and </w:t>
+      </w:r>
+      <w:r>
+        <w:rPr>
+          <w:b/>
+        </w:rPr>
+      </w:r>
+      <w:r>
+        <w:t>each one overturned a result that</w:t>
+      </w:r>
+    </w:p>
+    <w:p>
+      <w:pPr>
+        <w:jc w:val="both"/>
+      </w:pPr>
+      <w:r>
+        <w:t>looked solid without it</w:t>
+      </w:r>
+      <w:r>
+        <w:rPr>
+          <w:b/>
+        </w:rPr>
+      </w:r>
+      <w:r>
+        <w:t>. A cofolding benchmark lacking these will overstate</w:t>
+      </w:r>
+    </w:p>
+    <w:p>
+      <w:pPr>
+        <w:jc w:val="both"/>
+      </w:pPr>
+      <w:r>
+        <w:t>what it measures, and most published ones lack all six.</w:t>
       </w:r>
     </w:p>
     <w:p>
@@ -21708,15 +28493,15 @@
         </w:rPr>
       </w:r>
       <w:r>
-        <w:t>Rank on interface pLDDT, not ipTM — and not on pDockQ for short</w:t>
-      </w:r>
-    </w:p>
-    <w:p>
-      <w:pPr>
-        <w:jc w:val="both"/>
-      </w:pPr>
-      <w:r>
-        <w:t>peptides.</w:t>
+        <w:t>Rank on interface pLDDT, never on pDockQ, and halve your expectations for</w:t>
+      </w:r>
+    </w:p>
+    <w:p>
+      <w:pPr>
+        <w:jc w:val="both"/>
+      </w:pPr>
+      <w:r>
+        <w:t>a novel target.</w:t>
       </w:r>
       <w:r>
         <w:rPr>
@@ -21724,37 +28509,272 @@
         </w:rPr>
       </w:r>
       <w:r>
-        <w:t xml:space="preserve"> This is the one recommendation here that improves a result rather</w:t>
-      </w:r>
-    </w:p>
-    <w:p>
-      <w:pPr>
-        <w:jc w:val="both"/>
-      </w:pPr>
-      <w:r>
-        <w:t>than qualifying it. pDockQ actively cancels the signal in this regime,</w:t>
-      </w:r>
-    </w:p>
-    <w:p>
-      <w:pPr>
-        <w:jc w:val="both"/>
-      </w:pPr>
-      <w:r>
-        <w:t>because its contact term favours scrambled peptides.</w:t>
-      </w:r>
-    </w:p>
-    <w:p>
-      <w:pPr>
-        <w:jc w:val="both"/>
-      </w:pPr>
-      <w:r>
-        <w:t xml:space="preserve">2. </w:t>
+        <w:t xml:space="preserve"> Interface pLDDT carries 8.6 times ipTM's effect-to-noise</w:t>
+      </w:r>
+    </w:p>
+    <w:p>
+      <w:pPr>
+        <w:jc w:val="both"/>
+      </w:pPr>
+      <w:r>
+        <w:t>ratio (Section 7.6) and is the best single readout in every arm tested. On</w:t>
+      </w:r>
+    </w:p>
+    <w:p>
+      <w:pPr>
+        <w:jc w:val="both"/>
+      </w:pPr>
+      <w:r>
+        <w:t>complexes released after the training cutoff — the screening case — it and</w:t>
+      </w:r>
+    </w:p>
+    <w:p>
+      <w:pPr>
+        <w:jc w:val="both"/>
+      </w:pPr>
+      <w:r>
+        <w:t>ipTM both retain roughly half their effect (Section 7.10); three draws could</w:t>
+      </w:r>
+    </w:p>
+    <w:p>
+      <w:pPr>
+        <w:jc w:val="both"/>
+      </w:pPr>
+      <w:r>
+        <w:t>not establish that either degrades more than the other, and two earlier</w:t>
+      </w:r>
+    </w:p>
+    <w:p>
+      <w:pPr>
+        <w:jc w:val="both"/>
+      </w:pPr>
+      <w:r>
+        <w:t>attempts to claim one did were withdrawn. Quoting a benchmark figure without</w:t>
+      </w:r>
+    </w:p>
+    <w:p>
+      <w:pPr>
+        <w:jc w:val="both"/>
+      </w:pPr>
+      <w:r>
+        <w:t>stating whether the complexes were in training is the single easiest way to</w:t>
+      </w:r>
+    </w:p>
+    <w:p>
+      <w:pPr>
+        <w:jc w:val="both"/>
+      </w:pPr>
+      <w:r>
+        <w:t>overstate a cofolding screen, by about a factor of two. pDockQ fails outright:</w:t>
+      </w:r>
+    </w:p>
+    <w:p>
+      <w:pPr>
+        <w:jc w:val="both"/>
+      </w:pPr>
+      <w:r>
+        <w:t>its contact term is computed on unconverged geometry and favours scrambled</w:t>
+      </w:r>
+    </w:p>
+    <w:p>
+      <w:pPr>
+        <w:jc w:val="both"/>
+      </w:pPr>
+      <w:r>
+        <w:t xml:space="preserve">peptides (Sections 7.6, 7.11). </w:t>
       </w:r>
       <w:r>
         <w:rPr>
           <w:b/>
         </w:rPr>
-        <w:t>Report replicate-averaged confidence for per-receptor claims.</w:t>
+        <w:t>pDockQ2 repairs it</w:t>
+      </w:r>
+      <w:r>
+        <w:t xml:space="preserve"> by substituting a</w:t>
+      </w:r>
+    </w:p>
+    <w:p>
+      <w:pPr>
+        <w:jc w:val="both"/>
+      </w:pPr>
+      <w:r>
+        <w:t>PAE-derived term, and is the second-best readout measured.</w:t>
+      </w:r>
+    </w:p>
+    <w:p>
+      <w:pPr>
+        <w:jc w:val="both"/>
+      </w:pPr>
+      <w:r>
+        <w:t xml:space="preserve">2. </w:t>
+      </w:r>
+      <w:r>
+        <w:rPr>
+          <w:b/>
+        </w:rPr>
+      </w:r>
+      <w:r>
+        <w:t>Use a model distilled for the step budget you can afford, not a stock model</w:t>
+      </w:r>
+    </w:p>
+    <w:p>
+      <w:pPr>
+        <w:jc w:val="both"/>
+      </w:pPr>
+      <w:r>
+        <w:t>run short.</w:t>
+      </w:r>
+      <w:r>
+        <w:rPr>
+          <w:b/>
+        </w:rPr>
+      </w:r>
+      <w:r>
+        <w:t xml:space="preserve"> At ten sampling steps a stock model returns 14% physically</w:t>
+      </w:r>
+    </w:p>
+    <w:p>
+      <w:pPr>
+        <w:jc w:val="both"/>
+      </w:pPr>
+      <w:r>
+        <w:t>plausible backbone bonds; a few-step-distilled model returns 96.2%</w:t>
+      </w:r>
+    </w:p>
+    <w:p>
+      <w:pPr>
+        <w:jc w:val="both"/>
+      </w:pPr>
+      <w:r>
+        <w:t>(Section 7.11). Every geometry-derived readout — contacts, buried area,</w:t>
+      </w:r>
+    </w:p>
+    <w:p>
+      <w:pPr>
+        <w:jc w:val="both"/>
+      </w:pPr>
+      <w:r>
+        <w:t>pDockQ, PAE-based metrics, any physics energy function — is meaningless on the</w:t>
+      </w:r>
+    </w:p>
+    <w:p>
+      <w:pPr>
+        <w:jc w:val="both"/>
+      </w:pPr>
+      <w:r>
+        <w:t>former and works on the latter. This is the largest single quality difference</w:t>
+      </w:r>
+    </w:p>
+    <w:p>
+      <w:pPr>
+        <w:jc w:val="both"/>
+      </w:pPr>
+      <w:r>
+        <w:t>measured in this work, and it costs nothing at inference.</w:t>
+      </w:r>
+    </w:p>
+    <w:p>
+      <w:pPr>
+        <w:jc w:val="both"/>
+      </w:pPr>
+      <w:r>
+        <w:t xml:space="preserve">3. </w:t>
+      </w:r>
+      <w:r>
+        <w:rPr>
+          <w:b/>
+        </w:rPr>
+      </w:r>
+      <w:r>
+        <w:t>Split the benchmark on the model's training cutoff, and report both</w:t>
+      </w:r>
+    </w:p>
+    <w:p>
+      <w:pPr>
+        <w:jc w:val="both"/>
+      </w:pPr>
+      <w:r>
+        <w:t>halves.</w:t>
+      </w:r>
+      <w:r>
+        <w:rPr>
+          <w:b/>
+        </w:rPr>
+      </w:r>
+      <w:r>
+        <w:t xml:space="preserve"> This was the most consequential control in the project and the last</w:t>
+      </w:r>
+    </w:p>
+    <w:p>
+      <w:pPr>
+        <w:jc w:val="both"/>
+      </w:pPr>
+      <w:r>
+        <w:t>one applied. Boltz-1 and AlphaFold3 both cut off at 2021-09-30. Without the</w:t>
+      </w:r>
+    </w:p>
+    <w:p>
+      <w:pPr>
+        <w:jc w:val="both"/>
+      </w:pPr>
+      <w:r>
+        <w:t>split, a panel drawn from the PDB measures retrieval and prediction together</w:t>
+      </w:r>
+    </w:p>
+    <w:p>
+      <w:pPr>
+        <w:jc w:val="both"/>
+      </w:pPr>
+      <w:r>
+        <w:t>and reports the sum as accuracy.</w:t>
+      </w:r>
+    </w:p>
+    <w:p>
+      <w:pPr>
+        <w:jc w:val="both"/>
+      </w:pPr>
+      <w:r>
+        <w:t xml:space="preserve">4. </w:t>
+      </w:r>
+      <w:r>
+        <w:rPr>
+          <w:b/>
+        </w:rPr>
+      </w:r>
+      <w:r>
+        <w:t>Report replicate-averaged confidence for per-receptor claims — and for</w:t>
+      </w:r>
+    </w:p>
+    <w:p>
+      <w:pPr>
+        <w:jc w:val="both"/>
+      </w:pPr>
+      <w:r>
+        <w:t>any headline number.</w:t>
+      </w:r>
+      <w:r>
+        <w:rPr>
+          <w:b/>
+        </w:rPr>
+      </w:r>
+      <w:r>
+        <w:t xml:space="preserve"> Section 7.10.3 is the cautionary case: a single draw</w:t>
+      </w:r>
+    </w:p>
+    <w:p>
+      <w:pPr>
+        <w:jc w:val="both"/>
+      </w:pPr>
+      <w:r>
+        <w:t>put the held-out interface-pLDDT effect at p = 0.089 and a second put it at</w:t>
+      </w:r>
+    </w:p>
+    <w:p>
+      <w:pPr>
+        <w:jc w:val="both"/>
+      </w:pPr>
+      <w:r>
+        <w:t>p = 0.00008.</w:t>
       </w:r>
     </w:p>
     <w:p>
@@ -21818,7 +28838,7 @@
         <w:jc w:val="both"/>
       </w:pPr>
       <w:r>
-        <w:t xml:space="preserve">3. </w:t>
+        <w:t xml:space="preserve">5. </w:t>
       </w:r>
       <w:r>
         <w:rPr>
@@ -21859,13 +28879,13 @@
         <w:jc w:val="both"/>
       </w:pPr>
       <w:r>
-        <w:t xml:space="preserve">4. </w:t>
+        <w:t xml:space="preserve">6. </w:t>
       </w:r>
       <w:r>
         <w:rPr>
           <w:b/>
         </w:rPr>
-        <w:t>Screen benchmark panels for post-translational modifications.</w:t>
+        <w:t>Audit what is bonded to the peptide, not just its sequence.</w:t>
       </w:r>
       <w:r>
         <w:t xml:space="preserve"> Seven of 25</w:t>
@@ -21876,23 +28896,82 @@
         <w:jc w:val="both"/>
       </w:pPr>
       <w:r>
-        <w:t>candidate complexes were PTM-dependent; folding the canonical sequence makes</w:t>
-      </w:r>
-    </w:p>
-    <w:p>
-      <w:pPr>
-        <w:jc w:val="both"/>
-      </w:pPr>
-      <w:r>
-        <w:t>those "positives" non-binding, which silently penalises the metric under test.</w:t>
-      </w:r>
-    </w:p>
-    <w:p>
-      <w:pPr>
-        <w:jc w:val="both"/>
-      </w:pPr>
-      <w:r>
-        <w:t xml:space="preserve">5. </w:t>
+        <w:t>candidate complexes were PTM-dependent, and folding the canonical sequence</w:t>
+      </w:r>
+    </w:p>
+    <w:p>
+      <w:pPr>
+        <w:jc w:val="both"/>
+      </w:pPr>
+      <w:r>
+        <w:t>makes those "positives" non-binding, which silently penalises the metric</w:t>
+      </w:r>
+    </w:p>
+    <w:p>
+      <w:pPr>
+        <w:jc w:val="both"/>
+      </w:pPr>
+      <w:r>
+        <w:t>under test. An allowlist of known PTM codes is not sufficient — it passed a</w:t>
+      </w:r>
+    </w:p>
+    <w:p>
+      <w:pPr>
+        <w:jc w:val="both"/>
+      </w:pPr>
+      <w:r>
+        <w:t>benzoyl-lysine (7F3S) and cannot catch a modification nobody anticipated.</w:t>
+      </w:r>
+    </w:p>
+    <w:p>
+      <w:pPr>
+        <w:jc w:val="both"/>
+      </w:pPr>
+      <w:r>
+        <w:t>Scanning the mmCIF for anything covalently bonded to the peptide chain needs</w:t>
+      </w:r>
+    </w:p>
+    <w:p>
+      <w:pPr>
+        <w:jc w:val="both"/>
+      </w:pPr>
+      <w:r>
+        <w:t>no list, and additionally catches glycosylation (9GRF) and peptides that are</w:t>
+      </w:r>
+    </w:p>
+    <w:p>
+      <w:pPr>
+        <w:jc w:val="both"/>
+      </w:pPr>
+      <w:r>
+        <w:t>substantially synthetic (1NLO). Reject any peptide whose canonical sequence</w:t>
+      </w:r>
+    </w:p>
+    <w:p>
+      <w:pPr>
+        <w:jc w:val="both"/>
+      </w:pPr>
+      <w:r>
+        <w:t xml:space="preserve">contains </w:t>
+      </w:r>
+      <w:r>
+        <w:rPr>
+          <w:rFonts w:ascii="Courier New" w:hAnsi="Courier New"/>
+          <w:sz w:val="19"/>
+          <w:shd w:fill="f7fafc"/>
+        </w:rPr>
+        <w:t>X</w:t>
+      </w:r>
+      <w:r>
+        <w:t xml:space="preserve"> (Section 7.10.1).</w:t>
+      </w:r>
+    </w:p>
+    <w:p>
+      <w:pPr>
+        <w:jc w:val="both"/>
+      </w:pPr>
+      <w:r>
+        <w:t xml:space="preserve">7. </w:t>
       </w:r>
       <w:r>
         <w:rPr>
@@ -21925,7 +29004,7 @@
         <w:jc w:val="both"/>
       </w:pPr>
       <w:r>
-        <w:t xml:space="preserve">6. </w:t>
+        <w:t xml:space="preserve">8. </w:t>
       </w:r>
       <w:r>
         <w:rPr>
@@ -21942,7 +29021,7 @@
         <w:jc w:val="both"/>
       </w:pPr>
       <w:r>
-        <w:t>folding required by recommendation 1 is a 1,200–2,100 fold workload for this</w:t>
+        <w:t>folding required by recommendation 4 is a 1,200–2,100 fold workload for this</w:t>
       </w:r>
     </w:p>
     <w:p>

--- a/final_dissertation_report.docx
+++ b/final_dissertation_report.docx
@@ -2478,6 +2478,26 @@
       </w:r>
       <w:r>
         <w:t>7.11 Why the Readouts Behave As They Do: Backbone Convergence ............... 34</w:t>
+      </w:r>
+    </w:p>
+    <w:p>
+      <w:pPr>
+        <w:jc w:val="both"/>
+      </w:pPr>
+      <w:r>
+        <w:t xml:space="preserve"> </w:t>
+      </w:r>
+      <w:r>
+        <w:t xml:space="preserve"> </w:t>
+      </w:r>
+      <w:r>
+        <w:t xml:space="preserve"> </w:t>
+      </w:r>
+      <w:r>
+        <w:t xml:space="preserve"> </w:t>
+      </w:r>
+      <w:r>
+        <w:t>7.12 Reading the Panel as a Competition ..................................... 38</w:t>
       </w:r>
     </w:p>
     <w:p>
@@ -27354,6 +27374,1826 @@
     </w:p>
     <w:p>
       <w:pPr>
+        <w:pStyle w:val="Heading3"/>
+        <w:keepNext/>
+        <w:spacing w:before="240" w:after="80"/>
+      </w:pPr>
+      <w:r>
+        <w:rPr>
+          <w:rFonts w:ascii="Times New Roman" w:hAnsi="Times New Roman"/>
+          <w:b/>
+          <w:color w:val="2C5282"/>
+          <w:sz w:val="23"/>
+        </w:rPr>
+        <w:t>7.12 Reading the Panel as a Competition</w:t>
+      </w:r>
+    </w:p>
+    <w:p>
+      <w:pPr>
+        <w:jc w:val="both"/>
+      </w:pPr>
+      <w:r>
+        <w:t>Every readout in Sections 7.2 to 7.11 is something the model reports about its</w:t>
+      </w:r>
+    </w:p>
+    <w:p>
+      <w:pPr>
+        <w:jc w:val="both"/>
+      </w:pPr>
+      <w:r>
+        <w:t>own output — ipTM, pLDDT, PAE and the metrics built from them all come from the</w:t>
+      </w:r>
+    </w:p>
+    <w:p>
+      <w:pPr>
+        <w:jc w:val="both"/>
+      </w:pPr>
+      <w:r>
+        <w:t>confidence head. That is why they all sit under the ceiling of Section 7.9.2,</w:t>
+      </w:r>
+    </w:p>
+    <w:p>
+      <w:pPr>
+        <w:jc w:val="both"/>
+      </w:pPr>
+      <w:r>
+        <w:t>and why combining readouts, combining models, and rescoring with a physics</w:t>
+      </w:r>
+    </w:p>
+    <w:p>
+      <w:pPr>
+        <w:jc w:val="both"/>
+      </w:pPr>
+      <w:r>
+        <w:t>energy function each buy nothing. Escaping it requires information the model did</w:t>
+      </w:r>
+    </w:p>
+    <w:p>
+      <w:pPr>
+        <w:jc w:val="both"/>
+      </w:pPr>
+      <w:r>
+        <w:t>not produce. Three sources were available and all three were tested.</w:t>
+      </w:r>
+    </w:p>
+    <w:p>
+      <w:pPr>
+        <w:pStyle w:val="Heading4"/>
+        <w:keepNext/>
+        <w:spacing w:before="200" w:after="80"/>
+      </w:pPr>
+      <w:r>
+        <w:rPr>
+          <w:rFonts w:ascii="Times New Roman" w:hAnsi="Times New Roman"/>
+          <w:b/>
+          <w:color w:val="2C5282"/>
+          <w:sz w:val="22"/>
+        </w:rPr>
+        <w:t>7.12.1 The one that works: reciprocal best match</w:t>
+      </w:r>
+    </w:p>
+    <w:p>
+      <w:pPr>
+        <w:jc w:val="both"/>
+      </w:pPr>
+      <w:r>
+        <w:t>The panel has been read in one direction throughout — *for this receptor, is the</w:t>
+      </w:r>
+    </w:p>
+    <w:p>
+      <w:pPr>
+        <w:jc w:val="both"/>
+      </w:pPr>
+      <w:r>
+        <w:t>cognate the best of its candidate peptides?* It also contains the transpose,</w:t>
+      </w:r>
+    </w:p>
+    <w:p>
+      <w:pPr>
+        <w:jc w:val="both"/>
+      </w:pPr>
+      <w:r>
+        <w:t>because each peptide is folded against its own receptor and against the several</w:t>
+      </w:r>
+    </w:p>
+    <w:p>
+      <w:pPr>
+        <w:jc w:val="both"/>
+      </w:pPr>
+      <w:r>
+        <w:t>that borrowed it as a decoy. That direction asks *for this peptide, is its own</w:t>
+      </w:r>
+    </w:p>
+    <w:p>
+      <w:pPr>
+        <w:jc w:val="both"/>
+      </w:pPr>
+      <w:r>
+        <w:t>receptor the best of the targets it was tried against?*, and it works at least</w:t>
+      </w:r>
+    </w:p>
+    <w:p>
+      <w:pPr>
+        <w:jc w:val="both"/>
+      </w:pPr>
+      <w:r>
+        <w:t>as well:</w:t>
+      </w:r>
+    </w:p>
+    <w:tbl>
+      <w:tblPr>
+        <w:tblW w:type="auto" w:w="0"/>
+        <w:jc w:val="center"/>
+        <w:tblLook w:firstColumn="1" w:firstRow="1" w:lastColumn="0" w:lastRow="0" w:noHBand="0" w:noVBand="1" w:val="04A0"/>
+        <w:tblBorders>
+          <w:top w:val="single" w:sz="4" w:space="0" w:color="cbd5e0"/>
+          <w:bottom w:val="single" w:sz="4" w:space="0" w:color="cbd5e0"/>
+          <w:left w:val="single" w:sz="4" w:space="0" w:color="cbd5e0"/>
+          <w:right w:val="single" w:sz="4" w:space="0" w:color="cbd5e0"/>
+          <w:insideH w:val="single" w:sz="4" w:space="0" w:color="cbd5e0"/>
+          <w:insideV w:val="single" w:sz="4" w:space="0" w:color="cbd5e0"/>
+        </w:tblBorders>
+      </w:tblPr>
+      <w:tblGrid>
+        <w:gridCol w:w="2257"/>
+        <w:gridCol w:w="2257"/>
+        <w:gridCol w:w="2257"/>
+        <w:gridCol w:w="2257"/>
+      </w:tblGrid>
+      <w:tr>
+        <w:tc>
+          <w:tcPr>
+            <w:tcW w:type="dxa" w:w="2257"/>
+            <w:tcMar>
+              <w:top w:w="100" w:type="dxa"/>
+              <w:bottom w:w="100" w:type="dxa"/>
+              <w:left w:w="120" w:type="dxa"/>
+              <w:right w:w="120" w:type="dxa"/>
+            </w:tcMar>
+            <w:shd w:fill="ebf8ff"/>
+          </w:tcPr>
+          <w:p>
+            <w:pPr>
+              <w:jc w:val="center"/>
+            </w:pPr>
+            <w:r>
+              <w:rPr>
+                <w:b/>
+                <w:color w:val="2B6CB0"/>
+                <w:sz w:val="19"/>
+              </w:rPr>
+              <w:t>direction</w:t>
+            </w:r>
+          </w:p>
+        </w:tc>
+        <w:tc>
+          <w:tcPr>
+            <w:tcW w:type="dxa" w:w="2257"/>
+            <w:tcMar>
+              <w:top w:w="100" w:type="dxa"/>
+              <w:bottom w:w="100" w:type="dxa"/>
+              <w:left w:w="120" w:type="dxa"/>
+              <w:right w:w="120" w:type="dxa"/>
+            </w:tcMar>
+            <w:shd w:fill="ebf8ff"/>
+          </w:tcPr>
+          <w:p>
+            <w:pPr>
+              <w:jc w:val="center"/>
+            </w:pPr>
+            <w:r>
+              <w:rPr>
+                <w:b/>
+                <w:color w:val="2B6CB0"/>
+                <w:sz w:val="19"/>
+              </w:rPr>
+              <w:t>mean rank</w:t>
+            </w:r>
+          </w:p>
+        </w:tc>
+        <w:tc>
+          <w:tcPr>
+            <w:tcW w:type="dxa" w:w="2257"/>
+            <w:tcMar>
+              <w:top w:w="100" w:type="dxa"/>
+              <w:bottom w:w="100" w:type="dxa"/>
+              <w:left w:w="120" w:type="dxa"/>
+              <w:right w:w="120" w:type="dxa"/>
+            </w:tcMar>
+            <w:shd w:fill="ebf8ff"/>
+          </w:tcPr>
+          <w:p>
+            <w:pPr>
+              <w:jc w:val="center"/>
+            </w:pPr>
+            <w:r>
+              <w:rPr>
+                <w:b/>
+                <w:color w:val="2B6CB0"/>
+                <w:sz w:val="19"/>
+              </w:rPr>
+              <w:t>chance</w:t>
+            </w:r>
+          </w:p>
+        </w:tc>
+        <w:tc>
+          <w:tcPr>
+            <w:tcW w:type="dxa" w:w="2257"/>
+            <w:tcMar>
+              <w:top w:w="100" w:type="dxa"/>
+              <w:bottom w:w="100" w:type="dxa"/>
+              <w:left w:w="120" w:type="dxa"/>
+              <w:right w:w="120" w:type="dxa"/>
+            </w:tcMar>
+            <w:shd w:fill="ebf8ff"/>
+          </w:tcPr>
+          <w:p>
+            <w:pPr>
+              <w:jc w:val="center"/>
+            </w:pPr>
+            <w:r>
+              <w:rPr>
+                <w:b/>
+                <w:color w:val="2B6CB0"/>
+                <w:sz w:val="19"/>
+              </w:rPr>
+              <w:t>p</w:t>
+            </w:r>
+          </w:p>
+        </w:tc>
+      </w:tr>
+      <w:tr>
+        <w:tc>
+          <w:tcPr>
+            <w:tcW w:type="dxa" w:w="2257"/>
+            <w:tcMar>
+              <w:top w:w="100" w:type="dxa"/>
+              <w:bottom w:w="100" w:type="dxa"/>
+              <w:left w:w="120" w:type="dxa"/>
+              <w:right w:w="120" w:type="dxa"/>
+            </w:tcMar>
+          </w:tcPr>
+          <w:p>
+            <w:r>
+              <w:rPr>
+                <w:b w:val="0"/>
+                <w:sz w:val="18"/>
+              </w:rPr>
+              <w:t>receptor-centric (Sections 7.4–7.10)</w:t>
+            </w:r>
+          </w:p>
+        </w:tc>
+        <w:tc>
+          <w:tcPr>
+            <w:tcW w:type="dxa" w:w="2257"/>
+            <w:tcMar>
+              <w:top w:w="100" w:type="dxa"/>
+              <w:bottom w:w="100" w:type="dxa"/>
+              <w:left w:w="120" w:type="dxa"/>
+              <w:right w:w="120" w:type="dxa"/>
+            </w:tcMar>
+          </w:tcPr>
+          <w:p>
+            <w:r>
+              <w:rPr>
+                <w:b w:val="0"/>
+                <w:sz w:val="18"/>
+              </w:rPr>
+              <w:t>1.73</w:t>
+            </w:r>
+          </w:p>
+        </w:tc>
+        <w:tc>
+          <w:tcPr>
+            <w:tcW w:type="dxa" w:w="2257"/>
+            <w:tcMar>
+              <w:top w:w="100" w:type="dxa"/>
+              <w:bottom w:w="100" w:type="dxa"/>
+              <w:left w:w="120" w:type="dxa"/>
+              <w:right w:w="120" w:type="dxa"/>
+            </w:tcMar>
+          </w:tcPr>
+          <w:p>
+            <w:r>
+              <w:rPr>
+                <w:b w:val="0"/>
+                <w:sz w:val="18"/>
+              </w:rPr>
+              <w:t>2.50</w:t>
+            </w:r>
+          </w:p>
+        </w:tc>
+        <w:tc>
+          <w:tcPr>
+            <w:tcW w:type="dxa" w:w="2257"/>
+            <w:tcMar>
+              <w:top w:w="100" w:type="dxa"/>
+              <w:bottom w:w="100" w:type="dxa"/>
+              <w:left w:w="120" w:type="dxa"/>
+              <w:right w:w="120" w:type="dxa"/>
+            </w:tcMar>
+          </w:tcPr>
+          <w:p>
+            <w:r>
+              <w:rPr>
+                <w:b w:val="0"/>
+                <w:sz w:val="18"/>
+              </w:rPr>
+              <w:t>0.0042</w:t>
+            </w:r>
+          </w:p>
+        </w:tc>
+      </w:tr>
+      <w:tr>
+        <w:tc>
+          <w:tcPr>
+            <w:tcW w:type="dxa" w:w="2257"/>
+            <w:tcMar>
+              <w:top w:w="100" w:type="dxa"/>
+              <w:bottom w:w="100" w:type="dxa"/>
+              <w:left w:w="120" w:type="dxa"/>
+              <w:right w:w="120" w:type="dxa"/>
+            </w:tcMar>
+            <w:shd w:fill="f7fafc"/>
+          </w:tcPr>
+          <w:p>
+            <w:r>
+              <w:rPr>
+                <w:b w:val="0"/>
+                <w:sz w:val="18"/>
+              </w:rPr>
+              <w:t>peptide-centric</w:t>
+            </w:r>
+          </w:p>
+        </w:tc>
+        <w:tc>
+          <w:tcPr>
+            <w:tcW w:type="dxa" w:w="2257"/>
+            <w:tcMar>
+              <w:top w:w="100" w:type="dxa"/>
+              <w:bottom w:w="100" w:type="dxa"/>
+              <w:left w:w="120" w:type="dxa"/>
+              <w:right w:w="120" w:type="dxa"/>
+            </w:tcMar>
+            <w:shd w:fill="f7fafc"/>
+          </w:tcPr>
+          <w:p>
+            <w:r>
+              <w:rPr>
+                <w:b w:val="0"/>
+                <w:sz w:val="18"/>
+              </w:rPr>
+              <w:t>1.58</w:t>
+            </w:r>
+          </w:p>
+        </w:tc>
+        <w:tc>
+          <w:tcPr>
+            <w:tcW w:type="dxa" w:w="2257"/>
+            <w:tcMar>
+              <w:top w:w="100" w:type="dxa"/>
+              <w:bottom w:w="100" w:type="dxa"/>
+              <w:left w:w="120" w:type="dxa"/>
+              <w:right w:w="120" w:type="dxa"/>
+            </w:tcMar>
+            <w:shd w:fill="f7fafc"/>
+          </w:tcPr>
+          <w:p>
+            <w:r>
+              <w:rPr>
+                <w:b w:val="0"/>
+                <w:sz w:val="18"/>
+              </w:rPr>
+              <w:t>2.66</w:t>
+            </w:r>
+          </w:p>
+        </w:tc>
+        <w:tc>
+          <w:tcPr>
+            <w:tcW w:type="dxa" w:w="2257"/>
+            <w:tcMar>
+              <w:top w:w="100" w:type="dxa"/>
+              <w:bottom w:w="100" w:type="dxa"/>
+              <w:left w:w="120" w:type="dxa"/>
+              <w:right w:w="120" w:type="dxa"/>
+            </w:tcMar>
+            <w:shd w:fill="f7fafc"/>
+          </w:tcPr>
+          <w:p>
+            <w:r>
+              <w:rPr>
+                <w:b w:val="0"/>
+                <w:sz w:val="18"/>
+              </w:rPr>
+              <w:t>0.0014</w:t>
+            </w:r>
+          </w:p>
+        </w:tc>
+      </w:tr>
+    </w:tbl>
+    <w:p/>
+    <w:p>
+      <w:pPr>
+        <w:jc w:val="both"/>
+      </w:pPr>
+      <w:r>
+        <w:t xml:space="preserve">Requiring </w:t>
+      </w:r>
+      <w:r>
+        <w:rPr>
+          <w:b/>
+        </w:rPr>
+        <w:t>both</w:t>
+      </w:r>
+      <w:r>
+        <w:t xml:space="preserve"> is the binding analogue of reciprocal best hits in homology</w:t>
+      </w:r>
+    </w:p>
+    <w:p>
+      <w:pPr>
+        <w:jc w:val="both"/>
+      </w:pPr>
+      <w:r>
+        <w:t>search. Measured across both panels, both readouts and all five draws — twelve</w:t>
+      </w:r>
+    </w:p>
+    <w:p>
+      <w:pPr>
+        <w:jc w:val="both"/>
+      </w:pPr>
+      <w:r>
+        <w:t>combinations in total:</w:t>
+      </w:r>
+    </w:p>
+    <w:tbl>
+      <w:tblPr>
+        <w:tblW w:type="auto" w:w="0"/>
+        <w:jc w:val="center"/>
+        <w:tblLook w:firstColumn="1" w:firstRow="1" w:lastColumn="0" w:lastRow="0" w:noHBand="0" w:noVBand="1" w:val="04A0"/>
+        <w:tblBorders>
+          <w:top w:val="single" w:sz="4" w:space="0" w:color="cbd5e0"/>
+          <w:bottom w:val="single" w:sz="4" w:space="0" w:color="cbd5e0"/>
+          <w:left w:val="single" w:sz="4" w:space="0" w:color="cbd5e0"/>
+          <w:right w:val="single" w:sz="4" w:space="0" w:color="cbd5e0"/>
+          <w:insideH w:val="single" w:sz="4" w:space="0" w:color="cbd5e0"/>
+          <w:insideV w:val="single" w:sz="4" w:space="0" w:color="cbd5e0"/>
+        </w:tblBorders>
+      </w:tblPr>
+      <w:tblGrid>
+        <w:gridCol w:w="3010"/>
+        <w:gridCol w:w="3010"/>
+        <w:gridCol w:w="3010"/>
+      </w:tblGrid>
+      <w:tr>
+        <w:tc>
+          <w:tcPr>
+            <w:tcW w:type="dxa" w:w="3010"/>
+            <w:tcMar>
+              <w:top w:w="100" w:type="dxa"/>
+              <w:bottom w:w="100" w:type="dxa"/>
+              <w:left w:w="120" w:type="dxa"/>
+              <w:right w:w="120" w:type="dxa"/>
+            </w:tcMar>
+            <w:shd w:fill="ebf8ff"/>
+          </w:tcPr>
+          <w:p>
+            <w:pPr>
+              <w:jc w:val="center"/>
+            </w:pPr>
+          </w:p>
+        </w:tc>
+        <w:tc>
+          <w:tcPr>
+            <w:tcW w:type="dxa" w:w="3010"/>
+            <w:tcMar>
+              <w:top w:w="100" w:type="dxa"/>
+              <w:bottom w:w="100" w:type="dxa"/>
+              <w:left w:w="120" w:type="dxa"/>
+              <w:right w:w="120" w:type="dxa"/>
+            </w:tcMar>
+            <w:shd w:fill="ebf8ff"/>
+          </w:tcPr>
+          <w:p>
+            <w:pPr>
+              <w:jc w:val="center"/>
+            </w:pPr>
+            <w:r>
+              <w:rPr>
+                <w:b/>
+                <w:color w:val="2B6CB0"/>
+                <w:sz w:val="19"/>
+              </w:rPr>
+              <w:t>one-directional</w:t>
+            </w:r>
+          </w:p>
+        </w:tc>
+        <w:tc>
+          <w:tcPr>
+            <w:tcW w:type="dxa" w:w="3010"/>
+            <w:tcMar>
+              <w:top w:w="100" w:type="dxa"/>
+              <w:bottom w:w="100" w:type="dxa"/>
+              <w:left w:w="120" w:type="dxa"/>
+              <w:right w:w="120" w:type="dxa"/>
+            </w:tcMar>
+            <w:shd w:fill="ebf8ff"/>
+          </w:tcPr>
+          <w:p>
+            <w:pPr>
+              <w:jc w:val="center"/>
+            </w:pPr>
+            <w:r>
+              <w:rPr>
+                <w:b/>
+                <w:color w:val="2B6CB0"/>
+                <w:sz w:val="19"/>
+              </w:rPr>
+              <w:t>reciprocal</w:t>
+            </w:r>
+          </w:p>
+        </w:tc>
+      </w:tr>
+      <w:tr>
+        <w:tc>
+          <w:tcPr>
+            <w:tcW w:type="dxa" w:w="3010"/>
+            <w:tcMar>
+              <w:top w:w="100" w:type="dxa"/>
+              <w:bottom w:w="100" w:type="dxa"/>
+              <w:left w:w="120" w:type="dxa"/>
+              <w:right w:w="120" w:type="dxa"/>
+            </w:tcMar>
+          </w:tcPr>
+          <w:p>
+            <w:r>
+              <w:rPr>
+                <w:b w:val="0"/>
+                <w:sz w:val="18"/>
+              </w:rPr>
+              <w:t>precision</w:t>
+            </w:r>
+          </w:p>
+        </w:tc>
+        <w:tc>
+          <w:tcPr>
+            <w:tcW w:type="dxa" w:w="3010"/>
+            <w:tcMar>
+              <w:top w:w="100" w:type="dxa"/>
+              <w:bottom w:w="100" w:type="dxa"/>
+              <w:left w:w="120" w:type="dxa"/>
+              <w:right w:w="120" w:type="dxa"/>
+            </w:tcMar>
+          </w:tcPr>
+          <w:p>
+            <w:r>
+              <w:rPr>
+                <w:b w:val="0"/>
+                <w:sz w:val="18"/>
+              </w:rPr>
+              <w:t>56% (range 42–72%)</w:t>
+            </w:r>
+          </w:p>
+        </w:tc>
+        <w:tc>
+          <w:tcPr>
+            <w:tcW w:type="dxa" w:w="3010"/>
+            <w:tcMar>
+              <w:top w:w="100" w:type="dxa"/>
+              <w:bottom w:w="100" w:type="dxa"/>
+              <w:left w:w="120" w:type="dxa"/>
+              <w:right w:w="120" w:type="dxa"/>
+            </w:tcMar>
+          </w:tcPr>
+          <w:p>
+            <w:r>
+              <w:rPr>
+                <w:b w:val="0"/>
+                <w:sz w:val="18"/>
+              </w:rPr>
+              <w:t>88% (range 75–100%)</w:t>
+            </w:r>
+          </w:p>
+        </w:tc>
+      </w:tr>
+      <w:tr>
+        <w:tc>
+          <w:tcPr>
+            <w:tcW w:type="dxa" w:w="3010"/>
+            <w:tcMar>
+              <w:top w:w="100" w:type="dxa"/>
+              <w:bottom w:w="100" w:type="dxa"/>
+              <w:left w:w="120" w:type="dxa"/>
+              <w:right w:w="120" w:type="dxa"/>
+            </w:tcMar>
+            <w:shd w:fill="f7fafc"/>
+          </w:tcPr>
+          <w:p>
+            <w:r>
+              <w:rPr>
+                <w:b w:val="0"/>
+                <w:sz w:val="18"/>
+              </w:rPr>
+              <w:t>enrichment over base rate</w:t>
+            </w:r>
+          </w:p>
+        </w:tc>
+        <w:tc>
+          <w:tcPr>
+            <w:tcW w:type="dxa" w:w="3010"/>
+            <w:tcMar>
+              <w:top w:w="100" w:type="dxa"/>
+              <w:bottom w:w="100" w:type="dxa"/>
+              <w:left w:w="120" w:type="dxa"/>
+              <w:right w:w="120" w:type="dxa"/>
+            </w:tcMar>
+            <w:shd w:fill="f7fafc"/>
+          </w:tcPr>
+          <w:p>
+            <w:r>
+              <w:rPr>
+                <w:b w:val="0"/>
+                <w:sz w:val="18"/>
+              </w:rPr>
+              <w:t>2.3×</w:t>
+            </w:r>
+          </w:p>
+        </w:tc>
+        <w:tc>
+          <w:tcPr>
+            <w:tcW w:type="dxa" w:w="3010"/>
+            <w:tcMar>
+              <w:top w:w="100" w:type="dxa"/>
+              <w:bottom w:w="100" w:type="dxa"/>
+              <w:left w:w="120" w:type="dxa"/>
+              <w:right w:w="120" w:type="dxa"/>
+            </w:tcMar>
+            <w:shd w:fill="f7fafc"/>
+          </w:tcPr>
+          <w:p>
+            <w:r>
+              <w:rPr>
+                <w:b w:val="0"/>
+                <w:sz w:val="18"/>
+              </w:rPr>
+              <w:t>3.5×</w:t>
+            </w:r>
+          </w:p>
+        </w:tc>
+      </w:tr>
+      <w:tr>
+        <w:tc>
+          <w:tcPr>
+            <w:tcW w:type="dxa" w:w="3010"/>
+            <w:tcMar>
+              <w:top w:w="100" w:type="dxa"/>
+              <w:bottom w:w="100" w:type="dxa"/>
+              <w:left w:w="120" w:type="dxa"/>
+              <w:right w:w="120" w:type="dxa"/>
+            </w:tcMar>
+          </w:tcPr>
+          <w:p>
+            <w:r>
+              <w:rPr>
+                <w:b w:val="0"/>
+                <w:sz w:val="18"/>
+              </w:rPr>
+              <w:t>calls retained</w:t>
+            </w:r>
+          </w:p>
+        </w:tc>
+        <w:tc>
+          <w:tcPr>
+            <w:tcW w:type="dxa" w:w="3010"/>
+            <w:tcMar>
+              <w:top w:w="100" w:type="dxa"/>
+              <w:bottom w:w="100" w:type="dxa"/>
+              <w:left w:w="120" w:type="dxa"/>
+              <w:right w:w="120" w:type="dxa"/>
+            </w:tcMar>
+          </w:tcPr>
+          <w:p>
+            <w:r>
+              <w:rPr>
+                <w:b w:val="0"/>
+                <w:sz w:val="18"/>
+              </w:rPr>
+              <w:t>—</w:t>
+            </w:r>
+          </w:p>
+        </w:tc>
+        <w:tc>
+          <w:tcPr>
+            <w:tcW w:type="dxa" w:w="3010"/>
+            <w:tcMar>
+              <w:top w:w="100" w:type="dxa"/>
+              <w:bottom w:w="100" w:type="dxa"/>
+              <w:left w:w="120" w:type="dxa"/>
+              <w:right w:w="120" w:type="dxa"/>
+            </w:tcMar>
+          </w:tcPr>
+          <w:p>
+            <w:r>
+              <w:rPr>
+                <w:b w:val="0"/>
+                <w:sz w:val="18"/>
+              </w:rPr>
+              <w:t>49%</w:t>
+            </w:r>
+          </w:p>
+        </w:tc>
+      </w:tr>
+    </w:tbl>
+    <w:p/>
+    <w:p>
+      <w:pPr>
+        <w:jc w:val="both"/>
+      </w:pPr>
+      <w:r>
+        <w:t xml:space="preserve">Pooled over the twelve, the filter discards </w:t>
+      </w:r>
+      <w:r>
+        <w:rPr>
+          <w:b/>
+        </w:rPr>
+      </w:r>
+      <w:r>
+        <w:t>87% of wrong calls (84 of 97) and</w:t>
+      </w:r>
+    </w:p>
+    <w:p>
+      <w:pPr>
+        <w:jc w:val="both"/>
+      </w:pPr>
+      <w:r>
+        <w:t>23% of right ones (29 of 125)</w:t>
+      </w:r>
+      <w:r>
+        <w:rPr>
+          <w:b/>
+        </w:rPr>
+      </w:r>
+      <w:r>
+        <w:t>. That asymmetry is the result: a criterion that</w:t>
+      </w:r>
+    </w:p>
+    <w:p>
+      <w:pPr>
+        <w:jc w:val="both"/>
+      </w:pPr>
+      <w:r>
+        <w:t>merely shrank the candidate set would discard both classes in proportion.</w:t>
+      </w:r>
+    </w:p>
+    <w:p>
+      <w:pPr>
+        <w:jc w:val="both"/>
+      </w:pPr>
+      <w:r>
+        <w:t>Permutation tests against discarding the same number of calls at random clear</w:t>
+      </w:r>
+    </w:p>
+    <w:p>
+      <w:pPr>
+        <w:jc w:val="both"/>
+      </w:pPr>
+      <w:r>
+        <w:t>0.05 in ten of twelve cells.</w:t>
+      </w:r>
+    </w:p>
+    <w:p>
+      <w:pPr>
+        <w:jc w:val="both"/>
+      </w:pPr>
+      <w:r>
+        <w:rPr>
+          <w:b/>
+        </w:rPr>
+        <w:t>It replicates, which nothing else in this section does.</w:t>
+      </w:r>
+      <w:r>
+        <w:t xml:space="preserve"> Precision improves</w:t>
+      </w:r>
+    </w:p>
+    <w:p>
+      <w:pPr>
+        <w:jc w:val="both"/>
+      </w:pPr>
+      <w:r>
+        <w:t>in 12 of 12 combinations. Draws within a panel share receptors and are not</w:t>
+      </w:r>
+    </w:p>
+    <w:p>
+      <w:pPr>
+        <w:jc w:val="both"/>
+      </w:pPr>
+      <w:r>
+        <w:t>independent, so the defensible unit is panel × readout — 4 of 4 — rather than</w:t>
+      </w:r>
+    </w:p>
+    <w:p>
+      <w:pPr>
+        <w:jc w:val="both"/>
+      </w:pPr>
+      <w:r>
+        <w:t>the 12-way sign test.</w:t>
+      </w:r>
+    </w:p>
+    <w:p>
+      <w:pPr>
+        <w:jc w:val="both"/>
+      </w:pPr>
+      <w:r>
+        <w:t>This is not a better score. It is the same scores read as a two-way competition,</w:t>
+      </w:r>
+    </w:p>
+    <w:p>
+      <w:pPr>
+        <w:jc w:val="both"/>
+      </w:pPr>
+      <w:r>
+        <w:t>so it gets its power from the structure of the screen rather than from the</w:t>
+      </w:r>
+    </w:p>
+    <w:p>
+      <w:pPr>
+        <w:jc w:val="both"/>
+      </w:pPr>
+      <w:r>
+        <w:t>model, which is precisely why the Section 7.9.2 ceiling does not apply to it.</w:t>
+      </w:r>
+    </w:p>
+    <w:p>
+      <w:pPr>
+        <w:jc w:val="both"/>
+      </w:pPr>
+      <w:r>
+        <w:rPr>
+          <w:b/>
+        </w:rPr>
+        <w:t>Deployed form.</w:t>
+      </w:r>
+      <w:r>
+        <w:t xml:space="preserve"> Score each candidate against the target </w:t>
+      </w:r>
+      <w:r>
+        <w:rPr>
+          <w:i/>
+        </w:rPr>
+        <w:t>and</w:t>
+      </w:r>
+      <w:r>
+        <w:t xml:space="preserve"> against a small</w:t>
+      </w:r>
+    </w:p>
+    <w:p>
+      <w:pPr>
+        <w:jc w:val="both"/>
+      </w:pPr>
+      <w:r>
+        <w:t>panel of off-targets, and keep only candidates whose best target is yours. The</w:t>
+      </w:r>
+    </w:p>
+    <w:p>
+      <w:pPr>
+        <w:jc w:val="both"/>
+      </w:pPr>
+      <w:r>
+        <w:t>cost is five to ten times the folds, which is real but bounded, and buys</w:t>
+      </w:r>
+    </w:p>
+    <w:p>
+      <w:pPr>
+        <w:jc w:val="both"/>
+      </w:pPr>
+      <w:r>
+        <w:t>precision from 56% to 88%.</w:t>
+      </w:r>
+    </w:p>
+    <w:p>
+      <w:pPr>
+        <w:jc w:val="both"/>
+      </w:pPr>
+      <w:r>
+        <w:rPr>
+          <w:b/>
+        </w:rPr>
+        <w:t>Limitations.</w:t>
+      </w:r>
+      <w:r>
+        <w:t xml:space="preserve"> Call counts are small — seven to thirteen per combination, so a</w:t>
+      </w:r>
+    </w:p>
+    <w:p>
+      <w:pPr>
+        <w:jc w:val="both"/>
+      </w:pPr>
+      <w:r>
+        <w:t>reported 100% is eight of eight. The competition is also incidental rather than</w:t>
+      </w:r>
+    </w:p>
+    <w:p>
+      <w:pPr>
+        <w:jc w:val="both"/>
+      </w:pPr>
+      <w:r>
+        <w:t>designed: each peptide meets only the three to six receptors that happened to</w:t>
+      </w:r>
+    </w:p>
+    <w:p>
+      <w:pPr>
+        <w:jc w:val="both"/>
+      </w:pPr>
+      <w:r>
+        <w:t>borrow it, and a deployed off-target panel would be chosen deliberately. And the</w:t>
+      </w:r>
+    </w:p>
+    <w:p>
+      <w:pPr>
+        <w:jc w:val="both"/>
+      </w:pPr>
+      <w:r>
+        <w:t>filter improves both regimes without undoing contamination — held-out precision</w:t>
+      </w:r>
+    </w:p>
+    <w:p>
+      <w:pPr>
+        <w:jc w:val="both"/>
+      </w:pPr>
+      <w:r>
+        <w:t>before filtering is 50% against 60% in training, consistent with Section 7.10.</w:t>
+      </w:r>
+    </w:p>
+    <w:p>
+      <w:pPr>
+        <w:pStyle w:val="Heading4"/>
+        <w:keepNext/>
+        <w:spacing w:before="200" w:after="80"/>
+      </w:pPr>
+      <w:r>
+        <w:rPr>
+          <w:rFonts w:ascii="Times New Roman" w:hAnsi="Times New Roman"/>
+          <w:b/>
+          <w:color w:val="2C5282"/>
+          <w:sz w:val="22"/>
+        </w:rPr>
+        <w:t>7.12.2 Two that do not: external ground truth and sample agreement</w:t>
+      </w:r>
+    </w:p>
+    <w:p>
+      <w:pPr>
+        <w:jc w:val="both"/>
+      </w:pPr>
+      <w:r>
+        <w:rPr>
+          <w:b/>
+        </w:rPr>
+        <w:t>Site correctness.</w:t>
+      </w:r>
+      <w:r>
+        <w:t xml:space="preserve"> The crystal says which receptor residues contact the</w:t>
+      </w:r>
+    </w:p>
+    <w:p>
+      <w:pPr>
+        <w:jc w:val="both"/>
+      </w:pPr>
+      <w:r>
+        <w:t>peptide, so for any prediction one can ask what fraction of its contacts fall</w:t>
+      </w:r>
+    </w:p>
+    <w:p>
+      <w:pPr>
+        <w:jc w:val="both"/>
+      </w:pPr>
+      <w:r>
+        <w:t>inside that known site. This is information from outside the model entirely.</w:t>
+      </w:r>
+    </w:p>
+    <w:p>
+      <w:pPr>
+        <w:jc w:val="both"/>
+      </w:pPr>
+      <w:r>
+        <w:t>Measured on 120 folds across 20 held-out receptors:</w:t>
+      </w:r>
+    </w:p>
+    <w:tbl>
+      <w:tblPr>
+        <w:tblW w:type="auto" w:w="0"/>
+        <w:jc w:val="center"/>
+        <w:tblLook w:firstColumn="1" w:firstRow="1" w:lastColumn="0" w:lastRow="0" w:noHBand="0" w:noVBand="1" w:val="04A0"/>
+        <w:tblBorders>
+          <w:top w:val="single" w:sz="4" w:space="0" w:color="cbd5e0"/>
+          <w:bottom w:val="single" w:sz="4" w:space="0" w:color="cbd5e0"/>
+          <w:left w:val="single" w:sz="4" w:space="0" w:color="cbd5e0"/>
+          <w:right w:val="single" w:sz="4" w:space="0" w:color="cbd5e0"/>
+          <w:insideH w:val="single" w:sz="4" w:space="0" w:color="cbd5e0"/>
+          <w:insideV w:val="single" w:sz="4" w:space="0" w:color="cbd5e0"/>
+        </w:tblBorders>
+      </w:tblPr>
+      <w:tblGrid>
+        <w:gridCol w:w="3010"/>
+        <w:gridCol w:w="3010"/>
+        <w:gridCol w:w="3010"/>
+      </w:tblGrid>
+      <w:tr>
+        <w:tc>
+          <w:tcPr>
+            <w:tcW w:type="dxa" w:w="3010"/>
+            <w:tcMar>
+              <w:top w:w="100" w:type="dxa"/>
+              <w:bottom w:w="100" w:type="dxa"/>
+              <w:left w:w="120" w:type="dxa"/>
+              <w:right w:w="120" w:type="dxa"/>
+            </w:tcMar>
+            <w:shd w:fill="ebf8ff"/>
+          </w:tcPr>
+          <w:p>
+            <w:pPr>
+              <w:jc w:val="center"/>
+            </w:pPr>
+            <w:r>
+              <w:rPr>
+                <w:b/>
+                <w:color w:val="2B6CB0"/>
+                <w:sz w:val="19"/>
+              </w:rPr>
+              <w:t>class</w:t>
+            </w:r>
+          </w:p>
+        </w:tc>
+        <w:tc>
+          <w:tcPr>
+            <w:tcW w:type="dxa" w:w="3010"/>
+            <w:tcMar>
+              <w:top w:w="100" w:type="dxa"/>
+              <w:bottom w:w="100" w:type="dxa"/>
+              <w:left w:w="120" w:type="dxa"/>
+              <w:right w:w="120" w:type="dxa"/>
+            </w:tcMar>
+            <w:shd w:fill="ebf8ff"/>
+          </w:tcPr>
+          <w:p>
+            <w:pPr>
+              <w:jc w:val="center"/>
+            </w:pPr>
+            <w:r>
+              <w:rPr>
+                <w:b/>
+                <w:color w:val="2B6CB0"/>
+                <w:sz w:val="19"/>
+              </w:rPr>
+              <w:t>site precision</w:t>
+            </w:r>
+          </w:p>
+        </w:tc>
+        <w:tc>
+          <w:tcPr>
+            <w:tcW w:type="dxa" w:w="3010"/>
+            <w:tcMar>
+              <w:top w:w="100" w:type="dxa"/>
+              <w:bottom w:w="100" w:type="dxa"/>
+              <w:left w:w="120" w:type="dxa"/>
+              <w:right w:w="120" w:type="dxa"/>
+            </w:tcMar>
+            <w:shd w:fill="ebf8ff"/>
+          </w:tcPr>
+          <w:p>
+            <w:pPr>
+              <w:jc w:val="center"/>
+            </w:pPr>
+            <w:r>
+              <w:rPr>
+                <w:b/>
+                <w:color w:val="2B6CB0"/>
+                <w:sz w:val="19"/>
+              </w:rPr>
+              <w:t>site recall</w:t>
+            </w:r>
+          </w:p>
+        </w:tc>
+      </w:tr>
+      <w:tr>
+        <w:tc>
+          <w:tcPr>
+            <w:tcW w:type="dxa" w:w="3010"/>
+            <w:tcMar>
+              <w:top w:w="100" w:type="dxa"/>
+              <w:bottom w:w="100" w:type="dxa"/>
+              <w:left w:w="120" w:type="dxa"/>
+              <w:right w:w="120" w:type="dxa"/>
+            </w:tcMar>
+          </w:tcPr>
+          <w:p>
+            <w:r>
+              <w:rPr>
+                <w:b w:val="0"/>
+                <w:sz w:val="18"/>
+              </w:rPr>
+              <w:t>cognate</w:t>
+            </w:r>
+          </w:p>
+        </w:tc>
+        <w:tc>
+          <w:tcPr>
+            <w:tcW w:type="dxa" w:w="3010"/>
+            <w:tcMar>
+              <w:top w:w="100" w:type="dxa"/>
+              <w:bottom w:w="100" w:type="dxa"/>
+              <w:left w:w="120" w:type="dxa"/>
+              <w:right w:w="120" w:type="dxa"/>
+            </w:tcMar>
+          </w:tcPr>
+          <w:p>
+            <w:r>
+              <w:rPr>
+                <w:b w:val="0"/>
+                <w:sz w:val="18"/>
+              </w:rPr>
+              <w:t>0.452</w:t>
+            </w:r>
+          </w:p>
+        </w:tc>
+        <w:tc>
+          <w:tcPr>
+            <w:tcW w:type="dxa" w:w="3010"/>
+            <w:tcMar>
+              <w:top w:w="100" w:type="dxa"/>
+              <w:bottom w:w="100" w:type="dxa"/>
+              <w:left w:w="120" w:type="dxa"/>
+              <w:right w:w="120" w:type="dxa"/>
+            </w:tcMar>
+          </w:tcPr>
+          <w:p>
+            <w:r>
+              <w:rPr>
+                <w:b w:val="0"/>
+                <w:sz w:val="18"/>
+              </w:rPr>
+              <w:t>0.562</w:t>
+            </w:r>
+          </w:p>
+        </w:tc>
+      </w:tr>
+      <w:tr>
+        <w:tc>
+          <w:tcPr>
+            <w:tcW w:type="dxa" w:w="3010"/>
+            <w:tcMar>
+              <w:top w:w="100" w:type="dxa"/>
+              <w:bottom w:w="100" w:type="dxa"/>
+              <w:left w:w="120" w:type="dxa"/>
+              <w:right w:w="120" w:type="dxa"/>
+            </w:tcMar>
+            <w:shd w:fill="f7fafc"/>
+          </w:tcPr>
+          <w:p>
+            <w:r>
+              <w:rPr>
+                <w:b w:val="0"/>
+                <w:sz w:val="18"/>
+              </w:rPr>
+              <w:t>decoy</w:t>
+            </w:r>
+          </w:p>
+        </w:tc>
+        <w:tc>
+          <w:tcPr>
+            <w:tcW w:type="dxa" w:w="3010"/>
+            <w:tcMar>
+              <w:top w:w="100" w:type="dxa"/>
+              <w:bottom w:w="100" w:type="dxa"/>
+              <w:left w:w="120" w:type="dxa"/>
+              <w:right w:w="120" w:type="dxa"/>
+            </w:tcMar>
+            <w:shd w:fill="f7fafc"/>
+          </w:tcPr>
+          <w:p>
+            <w:r>
+              <w:rPr>
+                <w:b w:val="0"/>
+                <w:sz w:val="18"/>
+              </w:rPr>
+              <w:t>0.445</w:t>
+            </w:r>
+          </w:p>
+        </w:tc>
+        <w:tc>
+          <w:tcPr>
+            <w:tcW w:type="dxa" w:w="3010"/>
+            <w:tcMar>
+              <w:top w:w="100" w:type="dxa"/>
+              <w:bottom w:w="100" w:type="dxa"/>
+              <w:left w:w="120" w:type="dxa"/>
+              <w:right w:w="120" w:type="dxa"/>
+            </w:tcMar>
+            <w:shd w:fill="f7fafc"/>
+          </w:tcPr>
+          <w:p>
+            <w:r>
+              <w:rPr>
+                <w:b w:val="0"/>
+                <w:sz w:val="18"/>
+              </w:rPr>
+              <w:t>0.580</w:t>
+            </w:r>
+          </w:p>
+        </w:tc>
+      </w:tr>
+      <w:tr>
+        <w:tc>
+          <w:tcPr>
+            <w:tcW w:type="dxa" w:w="3010"/>
+            <w:tcMar>
+              <w:top w:w="100" w:type="dxa"/>
+              <w:bottom w:w="100" w:type="dxa"/>
+              <w:left w:w="120" w:type="dxa"/>
+              <w:right w:w="120" w:type="dxa"/>
+            </w:tcMar>
+          </w:tcPr>
+          <w:p>
+            <w:r>
+              <w:rPr>
+                <w:b w:val="0"/>
+                <w:sz w:val="18"/>
+              </w:rPr>
+              <w:t>scrambled</w:t>
+            </w:r>
+          </w:p>
+        </w:tc>
+        <w:tc>
+          <w:tcPr>
+            <w:tcW w:type="dxa" w:w="3010"/>
+            <w:tcMar>
+              <w:top w:w="100" w:type="dxa"/>
+              <w:bottom w:w="100" w:type="dxa"/>
+              <w:left w:w="120" w:type="dxa"/>
+              <w:right w:w="120" w:type="dxa"/>
+            </w:tcMar>
+          </w:tcPr>
+          <w:p>
+            <w:r>
+              <w:rPr>
+                <w:b w:val="0"/>
+                <w:sz w:val="18"/>
+              </w:rPr>
+              <w:t>0.449</w:t>
+            </w:r>
+          </w:p>
+        </w:tc>
+        <w:tc>
+          <w:tcPr>
+            <w:tcW w:type="dxa" w:w="3010"/>
+            <w:tcMar>
+              <w:top w:w="100" w:type="dxa"/>
+              <w:bottom w:w="100" w:type="dxa"/>
+              <w:left w:w="120" w:type="dxa"/>
+              <w:right w:w="120" w:type="dxa"/>
+            </w:tcMar>
+          </w:tcPr>
+          <w:p>
+            <w:r>
+              <w:rPr>
+                <w:b w:val="0"/>
+                <w:sz w:val="18"/>
+              </w:rPr>
+              <w:t>0.541</w:t>
+            </w:r>
+          </w:p>
+        </w:tc>
+      </w:tr>
+    </w:tbl>
+    <w:p/>
+    <w:p>
+      <w:pPr>
+        <w:jc w:val="both"/>
+      </w:pPr>
+      <w:r>
+        <w:t xml:space="preserve">Rank 2.50 against chance 2.50, p = 0.906. </w:t>
+      </w:r>
+      <w:r>
+        <w:rPr>
+          <w:b/>
+        </w:rPr>
+      </w:r>
+      <w:r>
+        <w:t>The measurement works and the</w:t>
+      </w:r>
+    </w:p>
+    <w:p>
+      <w:pPr>
+        <w:jc w:val="both"/>
+      </w:pPr>
+      <w:r>
+        <w:t>discrimination is absent</w:t>
+      </w:r>
+      <w:r>
+        <w:rPr>
+          <w:b/>
+        </w:rPr>
+      </w:r>
+      <w:r>
+        <w:t>: random contacts would give a precision of 0.148, so</w:t>
+      </w:r>
+    </w:p>
+    <w:p>
+      <w:pPr>
+        <w:jc w:val="both"/>
+      </w:pPr>
+      <w:r>
+        <w:t>the model locates the true groove three times better than chance — and does it</w:t>
+      </w:r>
+    </w:p>
+    <w:p>
+      <w:pPr>
+        <w:jc w:val="both"/>
+      </w:pPr>
+      <w:r>
+        <w:t>equally for every class. Site-finding is driven by the receptor, not the</w:t>
+      </w:r>
+    </w:p>
+    <w:p>
+      <w:pPr>
+        <w:jc w:val="both"/>
+      </w:pPr>
+      <w:r>
+        <w:t>peptide. A groove is concave, hydrophobic and accessible whether or not the</w:t>
+      </w:r>
+    </w:p>
+    <w:p>
+      <w:pPr>
+        <w:jc w:val="both"/>
+      </w:pPr>
+      <w:r>
+        <w:t>peptide belongs in it.</w:t>
+      </w:r>
+    </w:p>
+    <w:p>
+      <w:pPr>
+        <w:jc w:val="both"/>
+      </w:pPr>
+      <w:r>
+        <w:rPr>
+          <w:b/>
+        </w:rPr>
+        <w:t>Pose convergence.</w:t>
+      </w:r>
+      <w:r>
+        <w:t xml:space="preserve"> If a peptide genuinely binds it has one favourable pose to</w:t>
+      </w:r>
+    </w:p>
+    <w:p>
+      <w:pPr>
+        <w:jc w:val="both"/>
+      </w:pPr>
+      <w:r>
+        <w:t>find, so independent draws should agree; a non-binder should scatter. Folding</w:t>
+      </w:r>
+    </w:p>
+    <w:p>
+      <w:pPr>
+        <w:jc w:val="both"/>
+      </w:pPr>
+      <w:r>
+        <w:t>the panel twice with structures retained and superposing on the receptor:</w:t>
+      </w:r>
+    </w:p>
+    <w:tbl>
+      <w:tblPr>
+        <w:tblW w:type="auto" w:w="0"/>
+        <w:jc w:val="center"/>
+        <w:tblLook w:firstColumn="1" w:firstRow="1" w:lastColumn="0" w:lastRow="0" w:noHBand="0" w:noVBand="1" w:val="04A0"/>
+        <w:tblBorders>
+          <w:top w:val="single" w:sz="4" w:space="0" w:color="cbd5e0"/>
+          <w:bottom w:val="single" w:sz="4" w:space="0" w:color="cbd5e0"/>
+          <w:left w:val="single" w:sz="4" w:space="0" w:color="cbd5e0"/>
+          <w:right w:val="single" w:sz="4" w:space="0" w:color="cbd5e0"/>
+          <w:insideH w:val="single" w:sz="4" w:space="0" w:color="cbd5e0"/>
+          <w:insideV w:val="single" w:sz="4" w:space="0" w:color="cbd5e0"/>
+        </w:tblBorders>
+      </w:tblPr>
+      <w:tblGrid>
+        <w:gridCol w:w="3010"/>
+        <w:gridCol w:w="3010"/>
+        <w:gridCol w:w="3010"/>
+      </w:tblGrid>
+      <w:tr>
+        <w:tc>
+          <w:tcPr>
+            <w:tcW w:type="dxa" w:w="3010"/>
+            <w:tcMar>
+              <w:top w:w="100" w:type="dxa"/>
+              <w:bottom w:w="100" w:type="dxa"/>
+              <w:left w:w="120" w:type="dxa"/>
+              <w:right w:w="120" w:type="dxa"/>
+            </w:tcMar>
+            <w:shd w:fill="ebf8ff"/>
+          </w:tcPr>
+          <w:p>
+            <w:pPr>
+              <w:jc w:val="center"/>
+            </w:pPr>
+            <w:r>
+              <w:rPr>
+                <w:b/>
+                <w:color w:val="2B6CB0"/>
+                <w:sz w:val="19"/>
+              </w:rPr>
+              <w:t>class</w:t>
+            </w:r>
+          </w:p>
+        </w:tc>
+        <w:tc>
+          <w:tcPr>
+            <w:tcW w:type="dxa" w:w="3010"/>
+            <w:tcMar>
+              <w:top w:w="100" w:type="dxa"/>
+              <w:bottom w:w="100" w:type="dxa"/>
+              <w:left w:w="120" w:type="dxa"/>
+              <w:right w:w="120" w:type="dxa"/>
+            </w:tcMar>
+            <w:shd w:fill="ebf8ff"/>
+          </w:tcPr>
+          <w:p>
+            <w:pPr>
+              <w:jc w:val="center"/>
+            </w:pPr>
+            <w:r>
+              <w:rPr>
+                <w:b/>
+                <w:color w:val="2B6CB0"/>
+                <w:sz w:val="19"/>
+              </w:rPr>
+              <w:t>peptide RMSD between draws</w:t>
+            </w:r>
+          </w:p>
+        </w:tc>
+        <w:tc>
+          <w:tcPr>
+            <w:tcW w:type="dxa" w:w="3010"/>
+            <w:tcMar>
+              <w:top w:w="100" w:type="dxa"/>
+              <w:bottom w:w="100" w:type="dxa"/>
+              <w:left w:w="120" w:type="dxa"/>
+              <w:right w:w="120" w:type="dxa"/>
+            </w:tcMar>
+            <w:shd w:fill="ebf8ff"/>
+          </w:tcPr>
+          <w:p>
+            <w:pPr>
+              <w:jc w:val="center"/>
+            </w:pPr>
+            <w:r>
+              <w:rPr>
+                <w:b/>
+                <w:color w:val="2B6CB0"/>
+                <w:sz w:val="19"/>
+              </w:rPr>
+              <w:t>receptor RMSD</w:t>
+            </w:r>
+          </w:p>
+        </w:tc>
+      </w:tr>
+      <w:tr>
+        <w:tc>
+          <w:tcPr>
+            <w:tcW w:type="dxa" w:w="3010"/>
+            <w:tcMar>
+              <w:top w:w="100" w:type="dxa"/>
+              <w:bottom w:w="100" w:type="dxa"/>
+              <w:left w:w="120" w:type="dxa"/>
+              <w:right w:w="120" w:type="dxa"/>
+            </w:tcMar>
+          </w:tcPr>
+          <w:p>
+            <w:r>
+              <w:rPr>
+                <w:b w:val="0"/>
+                <w:sz w:val="18"/>
+              </w:rPr>
+              <w:t>cognate</w:t>
+            </w:r>
+          </w:p>
+        </w:tc>
+        <w:tc>
+          <w:tcPr>
+            <w:tcW w:type="dxa" w:w="3010"/>
+            <w:tcMar>
+              <w:top w:w="100" w:type="dxa"/>
+              <w:bottom w:w="100" w:type="dxa"/>
+              <w:left w:w="120" w:type="dxa"/>
+              <w:right w:w="120" w:type="dxa"/>
+            </w:tcMar>
+          </w:tcPr>
+          <w:p>
+            <w:r>
+              <w:rPr>
+                <w:b w:val="0"/>
+                <w:sz w:val="18"/>
+              </w:rPr>
+              <w:t>8.35 Å</w:t>
+            </w:r>
+          </w:p>
+        </w:tc>
+        <w:tc>
+          <w:tcPr>
+            <w:tcW w:type="dxa" w:w="3010"/>
+            <w:tcMar>
+              <w:top w:w="100" w:type="dxa"/>
+              <w:bottom w:w="100" w:type="dxa"/>
+              <w:left w:w="120" w:type="dxa"/>
+              <w:right w:w="120" w:type="dxa"/>
+            </w:tcMar>
+          </w:tcPr>
+          <w:p>
+            <w:r>
+              <w:rPr>
+                <w:b w:val="0"/>
+                <w:sz w:val="18"/>
+              </w:rPr>
+              <w:t>2.68 Å</w:t>
+            </w:r>
+          </w:p>
+        </w:tc>
+      </w:tr>
+      <w:tr>
+        <w:tc>
+          <w:tcPr>
+            <w:tcW w:type="dxa" w:w="3010"/>
+            <w:tcMar>
+              <w:top w:w="100" w:type="dxa"/>
+              <w:bottom w:w="100" w:type="dxa"/>
+              <w:left w:w="120" w:type="dxa"/>
+              <w:right w:w="120" w:type="dxa"/>
+            </w:tcMar>
+            <w:shd w:fill="f7fafc"/>
+          </w:tcPr>
+          <w:p>
+            <w:r>
+              <w:rPr>
+                <w:b w:val="0"/>
+                <w:sz w:val="18"/>
+              </w:rPr>
+              <w:t>decoy</w:t>
+            </w:r>
+          </w:p>
+        </w:tc>
+        <w:tc>
+          <w:tcPr>
+            <w:tcW w:type="dxa" w:w="3010"/>
+            <w:tcMar>
+              <w:top w:w="100" w:type="dxa"/>
+              <w:bottom w:w="100" w:type="dxa"/>
+              <w:left w:w="120" w:type="dxa"/>
+              <w:right w:w="120" w:type="dxa"/>
+            </w:tcMar>
+            <w:shd w:fill="f7fafc"/>
+          </w:tcPr>
+          <w:p>
+            <w:r>
+              <w:rPr>
+                <w:b w:val="0"/>
+                <w:sz w:val="18"/>
+              </w:rPr>
+              <w:t>9.67 Å</w:t>
+            </w:r>
+          </w:p>
+        </w:tc>
+        <w:tc>
+          <w:tcPr>
+            <w:tcW w:type="dxa" w:w="3010"/>
+            <w:tcMar>
+              <w:top w:w="100" w:type="dxa"/>
+              <w:bottom w:w="100" w:type="dxa"/>
+              <w:left w:w="120" w:type="dxa"/>
+              <w:right w:w="120" w:type="dxa"/>
+            </w:tcMar>
+            <w:shd w:fill="f7fafc"/>
+          </w:tcPr>
+          <w:p>
+            <w:r>
+              <w:rPr>
+                <w:b w:val="0"/>
+                <w:sz w:val="18"/>
+              </w:rPr>
+              <w:t>3.12 Å</w:t>
+            </w:r>
+          </w:p>
+        </w:tc>
+      </w:tr>
+      <w:tr>
+        <w:tc>
+          <w:tcPr>
+            <w:tcW w:type="dxa" w:w="3010"/>
+            <w:tcMar>
+              <w:top w:w="100" w:type="dxa"/>
+              <w:bottom w:w="100" w:type="dxa"/>
+              <w:left w:w="120" w:type="dxa"/>
+              <w:right w:w="120" w:type="dxa"/>
+            </w:tcMar>
+          </w:tcPr>
+          <w:p>
+            <w:r>
+              <w:rPr>
+                <w:b w:val="0"/>
+                <w:sz w:val="18"/>
+              </w:rPr>
+              <w:t>scrambled</w:t>
+            </w:r>
+          </w:p>
+        </w:tc>
+        <w:tc>
+          <w:tcPr>
+            <w:tcW w:type="dxa" w:w="3010"/>
+            <w:tcMar>
+              <w:top w:w="100" w:type="dxa"/>
+              <w:bottom w:w="100" w:type="dxa"/>
+              <w:left w:w="120" w:type="dxa"/>
+              <w:right w:w="120" w:type="dxa"/>
+            </w:tcMar>
+          </w:tcPr>
+          <w:p>
+            <w:r>
+              <w:rPr>
+                <w:b w:val="0"/>
+                <w:sz w:val="18"/>
+              </w:rPr>
+              <w:t>9.99 Å</w:t>
+            </w:r>
+          </w:p>
+        </w:tc>
+        <w:tc>
+          <w:tcPr>
+            <w:tcW w:type="dxa" w:w="3010"/>
+            <w:tcMar>
+              <w:top w:w="100" w:type="dxa"/>
+              <w:bottom w:w="100" w:type="dxa"/>
+              <w:left w:w="120" w:type="dxa"/>
+              <w:right w:w="120" w:type="dxa"/>
+            </w:tcMar>
+          </w:tcPr>
+          <w:p>
+            <w:r>
+              <w:rPr>
+                <w:b w:val="0"/>
+                <w:sz w:val="18"/>
+              </w:rPr>
+              <w:t>3.34 Å</w:t>
+            </w:r>
+          </w:p>
+        </w:tc>
+      </w:tr>
+    </w:tbl>
+    <w:p/>
+    <w:p>
+      <w:pPr>
+        <w:jc w:val="both"/>
+      </w:pPr>
+      <w:r>
+        <w:t>The direction is right and the effect is not significant (+1.64 Å, p = 0.129;</w:t>
+      </w:r>
+    </w:p>
+    <w:p>
+      <w:pPr>
+        <w:jc w:val="both"/>
+      </w:pPr>
+      <w:r>
+        <w:t>rank 2.41, p = 0.713). Receptor RMSD also varies by class and correlates with</w:t>
+      </w:r>
+    </w:p>
+    <w:p>
+      <w:pPr>
+        <w:jc w:val="both"/>
+      </w:pPr>
+      <w:r>
+        <w:t>peptide RMSD at r = +0.36, so part of the apparent signal is the whole complex</w:t>
+      </w:r>
+    </w:p>
+    <w:p>
+      <w:pPr>
+        <w:jc w:val="both"/>
+      </w:pPr>
+      <w:r>
+        <w:t>being more reproducible rather than the peptide being better placed; regressing</w:t>
+      </w:r>
+    </w:p>
+    <w:p>
+      <w:pPr>
+        <w:jc w:val="both"/>
+      </w:pPr>
+      <w:r>
+        <w:t>it out halves the effect to +1.08 Å (p = 0.350).</w:t>
+      </w:r>
+    </w:p>
+    <w:p>
+      <w:pPr>
+        <w:jc w:val="both"/>
+      </w:pPr>
+      <w:r>
+        <w:rPr>
+          <w:b/>
+        </w:rPr>
+        <w:t>Together these two say something specific.</w:t>
+      </w:r>
+      <w:r>
+        <w:t xml:space="preserve"> Every peptide lands in the same</w:t>
+      </w:r>
+    </w:p>
+    <w:p>
+      <w:pPr>
+        <w:jc w:val="both"/>
+      </w:pPr>
+      <w:r>
+        <w:t>correct pocket, and every peptide is then placed 8 to 10 Å differently within it</w:t>
+      </w:r>
+    </w:p>
+    <w:p>
+      <w:pPr>
+        <w:jc w:val="both"/>
+      </w:pPr>
+      <w:r>
+        <w:t>on each draw. For a peptide of ten to twenty residues that is a different pose</w:t>
+      </w:r>
+    </w:p>
+    <w:p>
+      <w:pPr>
+        <w:jc w:val="both"/>
+      </w:pPr>
+      <w:r>
+        <w:t>each time. The pocket is determined by the receptor; the pose is not determined</w:t>
+      </w:r>
+    </w:p>
+    <w:p>
+      <w:pPr>
+        <w:jc w:val="both"/>
+      </w:pPr>
+      <w:r>
+        <w:t>at all.</w:t>
+      </w:r>
+    </w:p>
+    <w:p>
+      <w:pPr>
+        <w:jc w:val="both"/>
+      </w:pPr>
+      <w:r>
+        <w:t>That closes the account of why so much of this section failed. Inter-chain</w:t>
+      </w:r>
+    </w:p>
+    <w:p>
+      <w:pPr>
+        <w:jc w:val="both"/>
+      </w:pPr>
+      <w:r>
+        <w:t>contacts, contact density, buried surface area, pDockQ, PRODIGY's binding energy</w:t>
+      </w:r>
+    </w:p>
+    <w:p>
+      <w:pPr>
+        <w:jc w:val="both"/>
+      </w:pPr>
+      <w:r>
+        <w:t>and pose agreement are all reading a placement that is correct in location and</w:t>
+      </w:r>
+    </w:p>
+    <w:p>
+      <w:pPr>
+        <w:jc w:val="both"/>
+      </w:pPr>
+      <w:r>
+        <w:t xml:space="preserve">arbitrary in detail. </w:t>
+      </w:r>
+      <w:r>
+        <w:rPr>
+          <w:b/>
+        </w:rPr>
+      </w:r>
+      <w:r>
+        <w:t>The only axis carrying binding information is</w:t>
+      </w:r>
+    </w:p>
+    <w:p>
+      <w:pPr>
+        <w:jc w:val="both"/>
+      </w:pPr>
+      <w:r>
+        <w:t>confidence</w:t>
+      </w:r>
+      <w:r>
+        <w:rPr>
+          <w:b/>
+        </w:rPr>
+      </w:r>
+      <w:r>
+        <w:t>, which is exactly why every readout reduces to the same ceiling.</w:t>
+      </w:r>
+    </w:p>
+    <w:p>
+      <w:r>
+        <w:br w:type="page"/>
+      </w:r>
+    </w:p>
+    <w:p>
+      <w:pPr>
         <w:pStyle w:val="Heading1"/>
         <w:keepNext/>
         <w:spacing w:before="360" w:after="160"/>
@@ -28332,6 +30172,123 @@
         <w:jc w:val="both"/>
       </w:pPr>
       <w:r>
+        <w:rPr>
+          <w:b/>
+        </w:rPr>
+      </w:r>
+      <w:r>
+        <w:t>Eighth, and the one actionable positive of the search: requiring the match to</w:t>
+      </w:r>
+    </w:p>
+    <w:p>
+      <w:pPr>
+        <w:jc w:val="both"/>
+      </w:pPr>
+      <w:r>
+        <w:t>hold in both directions raises precision from 56% to 88%</w:t>
+      </w:r>
+      <w:r>
+        <w:rPr>
+          <w:b/>
+        </w:rPr>
+      </w:r>
+      <w:r>
+        <w:t xml:space="preserve"> (Section 7.12).</w:t>
+      </w:r>
+    </w:p>
+    <w:p>
+      <w:pPr>
+        <w:jc w:val="both"/>
+      </w:pPr>
+      <w:r>
+        <w:t>Reading the panel as a competition in the peptide direction as well as the</w:t>
+      </w:r>
+    </w:p>
+    <w:p>
+      <w:pPr>
+        <w:jc w:val="both"/>
+      </w:pPr>
+      <w:r>
+        <w:t>receptor direction, and keeping only reciprocal best matches, discards 87% of</w:t>
+      </w:r>
+    </w:p>
+    <w:p>
+      <w:pPr>
+        <w:jc w:val="both"/>
+      </w:pPr>
+      <w:r>
+        <w:t>wrong calls and 23% of right ones. It replicates in 12 of 12 panel-readout-draw</w:t>
+      </w:r>
+    </w:p>
+    <w:p>
+      <w:pPr>
+        <w:jc w:val="both"/>
+      </w:pPr>
+      <w:r>
+        <w:t>combinations, which nothing else in this work does, and it costs nothing at</w:t>
+      </w:r>
+    </w:p>
+    <w:p>
+      <w:pPr>
+        <w:jc w:val="both"/>
+      </w:pPr>
+      <w:r>
+        <w:t>inference because it re-reads scores already computed. Two other attempts to</w:t>
+      </w:r>
+    </w:p>
+    <w:p>
+      <w:pPr>
+        <w:jc w:val="both"/>
+      </w:pPr>
+      <w:r>
+        <w:t>escape the ceiling failed: scoring predictions against the crystal's known</w:t>
+      </w:r>
+    </w:p>
+    <w:p>
+      <w:pPr>
+        <w:jc w:val="both"/>
+      </w:pPr>
+      <w:r>
+        <w:t>binding site does not discriminate at all (p = 0.906 — every peptide finds the</w:t>
+      </w:r>
+    </w:p>
+    <w:p>
+      <w:pPr>
+        <w:jc w:val="both"/>
+      </w:pPr>
+      <w:r>
+        <w:t>right groove), and pose agreement between draws is not significant once receptor</w:t>
+      </w:r>
+    </w:p>
+    <w:p>
+      <w:pPr>
+        <w:jc w:val="both"/>
+      </w:pPr>
+      <w:r>
+        <w:t>reproducibility is regressed out. Together those two show that the pocket is</w:t>
+      </w:r>
+    </w:p>
+    <w:p>
+      <w:pPr>
+        <w:jc w:val="both"/>
+      </w:pPr>
+      <w:r>
+        <w:t>determined by the receptor while the pose is not determined at all, which is why</w:t>
+      </w:r>
+    </w:p>
+    <w:p>
+      <w:pPr>
+        <w:jc w:val="both"/>
+      </w:pPr>
+      <w:r>
+        <w:t>every contact-derived readout in this work failed.</w:t>
+      </w:r>
+    </w:p>
+    <w:p>
+      <w:pPr>
+        <w:jc w:val="both"/>
+      </w:pPr>
+      <w:r>
         <w:t>One further correction belongs here rather than in a footnote. Section 7.10 was</w:t>
       </w:r>
     </w:p>
@@ -28684,17 +30641,75 @@
         <w:rPr>
           <w:b/>
         </w:rPr>
-      </w:r>
-      <w:r>
-        <w:t>Split the benchmark on the model's training cutoff, and report both</w:t>
-      </w:r>
-    </w:p>
-    <w:p>
-      <w:pPr>
-        <w:jc w:val="both"/>
-      </w:pPr>
-      <w:r>
-        <w:t>halves.</w:t>
+        <w:t>Require the match in both directions before calling a hit.</w:t>
+      </w:r>
+      <w:r>
+        <w:t xml:space="preserve"> Score each</w:t>
+      </w:r>
+    </w:p>
+    <w:p>
+      <w:pPr>
+        <w:jc w:val="both"/>
+      </w:pPr>
+      <w:r>
+        <w:t xml:space="preserve">candidate against the target </w:t>
+      </w:r>
+      <w:r>
+        <w:rPr>
+          <w:i/>
+        </w:rPr>
+        <w:t>and</w:t>
+      </w:r>
+      <w:r>
+        <w:t xml:space="preserve"> against a small panel of off-targets, and</w:t>
+      </w:r>
+    </w:p>
+    <w:p>
+      <w:pPr>
+        <w:jc w:val="both"/>
+      </w:pPr>
+      <w:r>
+        <w:t>keep only candidates whose best target is yours. Precision rises from 56% to</w:t>
+      </w:r>
+    </w:p>
+    <w:p>
+      <w:pPr>
+        <w:jc w:val="both"/>
+      </w:pPr>
+      <w:r>
+        <w:t>88% and enrichment from 2.3x to 3.5x, discarding 87% of wrong calls against</w:t>
+      </w:r>
+    </w:p>
+    <w:p>
+      <w:pPr>
+        <w:jc w:val="both"/>
+      </w:pPr>
+      <w:r>
+        <w:t>23% of right ones (Section 7.12). It costs five to ten times the folds and</w:t>
+      </w:r>
+    </w:p>
+    <w:p>
+      <w:pPr>
+        <w:jc w:val="both"/>
+      </w:pPr>
+      <w:r>
+        <w:t>nothing in modelling, and it is the only intervention in this work that</w:t>
+      </w:r>
+    </w:p>
+    <w:p>
+      <w:pPr>
+        <w:jc w:val="both"/>
+      </w:pPr>
+      <w:r>
+        <w:t>improved in every panel, readout and draw tested.</w:t>
+      </w:r>
+    </w:p>
+    <w:p>
+      <w:pPr>
+        <w:jc w:val="both"/>
+      </w:pPr>
+      <w:r>
+        <w:t xml:space="preserve">4. </w:t>
       </w:r>
       <w:r>
         <w:rPr>
@@ -28702,39 +30717,15 @@
         </w:rPr>
       </w:r>
       <w:r>
-        <w:t xml:space="preserve"> This was the most consequential control in the project and the last</w:t>
-      </w:r>
-    </w:p>
-    <w:p>
-      <w:pPr>
-        <w:jc w:val="both"/>
-      </w:pPr>
-      <w:r>
-        <w:t>one applied. Boltz-1 and AlphaFold3 both cut off at 2021-09-30. Without the</w:t>
-      </w:r>
-    </w:p>
-    <w:p>
-      <w:pPr>
-        <w:jc w:val="both"/>
-      </w:pPr>
-      <w:r>
-        <w:t>split, a panel drawn from the PDB measures retrieval and prediction together</w:t>
-      </w:r>
-    </w:p>
-    <w:p>
-      <w:pPr>
-        <w:jc w:val="both"/>
-      </w:pPr>
-      <w:r>
-        <w:t>and reports the sum as accuracy.</w:t>
-      </w:r>
-    </w:p>
-    <w:p>
-      <w:pPr>
-        <w:jc w:val="both"/>
-      </w:pPr>
-      <w:r>
-        <w:t xml:space="preserve">4. </w:t>
+        <w:t>Split the benchmark on the model's training cutoff, and report both</w:t>
+      </w:r>
+    </w:p>
+    <w:p>
+      <w:pPr>
+        <w:jc w:val="both"/>
+      </w:pPr>
+      <w:r>
+        <w:t>halves.</w:t>
       </w:r>
       <w:r>
         <w:rPr>
@@ -28742,15 +30733,39 @@
         </w:rPr>
       </w:r>
       <w:r>
-        <w:t>Report replicate-averaged confidence for per-receptor claims — and for</w:t>
-      </w:r>
-    </w:p>
-    <w:p>
-      <w:pPr>
-        <w:jc w:val="both"/>
-      </w:pPr>
-      <w:r>
-        <w:t>any headline number.</w:t>
+        <w:t xml:space="preserve"> This was the most consequential control in the project and the last</w:t>
+      </w:r>
+    </w:p>
+    <w:p>
+      <w:pPr>
+        <w:jc w:val="both"/>
+      </w:pPr>
+      <w:r>
+        <w:t>one applied. Boltz-1 and AlphaFold3 both cut off at 2021-09-30. Without the</w:t>
+      </w:r>
+    </w:p>
+    <w:p>
+      <w:pPr>
+        <w:jc w:val="both"/>
+      </w:pPr>
+      <w:r>
+        <w:t>split, a panel drawn from the PDB measures retrieval and prediction together</w:t>
+      </w:r>
+    </w:p>
+    <w:p>
+      <w:pPr>
+        <w:jc w:val="both"/>
+      </w:pPr>
+      <w:r>
+        <w:t>and reports the sum as accuracy.</w:t>
+      </w:r>
+    </w:p>
+    <w:p>
+      <w:pPr>
+        <w:jc w:val="both"/>
+      </w:pPr>
+      <w:r>
+        <w:t xml:space="preserve">5. </w:t>
       </w:r>
       <w:r>
         <w:rPr>
@@ -28758,6 +30773,22 @@
         </w:rPr>
       </w:r>
       <w:r>
+        <w:t>Report replicate-averaged confidence for per-receptor claims — and for</w:t>
+      </w:r>
+    </w:p>
+    <w:p>
+      <w:pPr>
+        <w:jc w:val="both"/>
+      </w:pPr>
+      <w:r>
+        <w:t>any headline number.</w:t>
+      </w:r>
+      <w:r>
+        <w:rPr>
+          <w:b/>
+        </w:rPr>
+      </w:r>
+      <w:r>
         <w:t xml:space="preserve"> Section 7.10.3 is the cautionary case: a single draw</w:t>
       </w:r>
     </w:p>
@@ -28838,7 +30869,7 @@
         <w:jc w:val="both"/>
       </w:pPr>
       <w:r>
-        <w:t xml:space="preserve">5. </w:t>
+        <w:t xml:space="preserve">6. </w:t>
       </w:r>
       <w:r>
         <w:rPr>
@@ -28879,7 +30910,7 @@
         <w:jc w:val="both"/>
       </w:pPr>
       <w:r>
-        <w:t xml:space="preserve">6. </w:t>
+        <w:t xml:space="preserve">7. </w:t>
       </w:r>
       <w:r>
         <w:rPr>
@@ -28971,7 +31002,7 @@
         <w:jc w:val="both"/>
       </w:pPr>
       <w:r>
-        <w:t xml:space="preserve">7. </w:t>
+        <w:t xml:space="preserve">8. </w:t>
       </w:r>
       <w:r>
         <w:rPr>
@@ -29004,7 +31035,7 @@
         <w:jc w:val="both"/>
       </w:pPr>
       <w:r>
-        <w:t xml:space="preserve">8. </w:t>
+        <w:t xml:space="preserve">9. </w:t>
       </w:r>
       <w:r>
         <w:rPr>
@@ -29021,7 +31052,7 @@
         <w:jc w:val="both"/>
       </w:pPr>
       <w:r>
-        <w:t>folding required by recommendation 4 is a 1,200–2,100 fold workload for this</w:t>
+        <w:t>folding required by recommendation 5 is a 1,200–2,100 fold workload for this</w:t>
       </w:r>
     </w:p>
     <w:p>
@@ -29765,7 +31796,7 @@
                 <w:b w:val="0"/>
                 <w:sz w:val="18"/>
               </w:rPr>
-              <w:t>Production GPU Scaling</w:t>
+              <w:t>Powered Specificity Run</w:t>
             </w:r>
           </w:p>
         </w:tc>
@@ -29786,7 +31817,7 @@
                 <w:b w:val="0"/>
                 <w:sz w:val="18"/>
               </w:rPr>
-              <w:t>01 Aug 2026 – 20 Aug 2026</w:t>
+              <w:t>01 Aug 2026 – 02 Aug 2026</w:t>
             </w:r>
           </w:p>
         </w:tc>
@@ -29807,7 +31838,7 @@
                 <w:b w:val="0"/>
                 <w:sz w:val="18"/>
               </w:rPr>
-              <w:t>Deploy on CUDA and run NCCL scale tests</w:t>
+              <w:t>Complete the 22-receptor Boltz-2 benchmark (Section 7.4)</w:t>
             </w:r>
           </w:p>
         </w:tc>
@@ -29828,7 +31859,7 @@
                 <w:b w:val="0"/>
                 <w:sz w:val="18"/>
               </w:rPr>
-              <w:t>PENDING</w:t>
+              <w:t>COMPLETED</w:t>
             </w:r>
           </w:p>
         </w:tc>
@@ -29870,7 +31901,7 @@
                 <w:b w:val="0"/>
                 <w:sz w:val="18"/>
               </w:rPr>
-              <w:t>Powered Specificity Run</w:t>
+              <w:t>Measurement Reproducibility</w:t>
             </w:r>
           </w:p>
         </w:tc>
@@ -29890,7 +31921,7 @@
                 <w:b w:val="0"/>
                 <w:sz w:val="18"/>
               </w:rPr>
-              <w:t>01 Aug 2026 – 02 Aug 2026</w:t>
+              <w:t>02 Aug 2026 – 02 Aug 2026</w:t>
             </w:r>
           </w:p>
         </w:tc>
@@ -29910,7 +31941,7 @@
                 <w:b w:val="0"/>
                 <w:sz w:val="18"/>
               </w:rPr>
-              <w:t>Complete the 22-receptor Boltz-2 benchmark (Section 7.4)</w:t>
+              <w:t>Quantify ipTM run-to-run variance (Section 7.5)</w:t>
             </w:r>
           </w:p>
         </w:tc>
@@ -29974,7 +32005,7 @@
                 <w:b w:val="0"/>
                 <w:sz w:val="18"/>
               </w:rPr>
-              <w:t>Measurement Reproducibility</w:t>
+              <w:t>Few-Step Distillation Arms</w:t>
             </w:r>
           </w:p>
         </w:tc>
@@ -29995,7 +32026,7 @@
                 <w:b w:val="0"/>
                 <w:sz w:val="18"/>
               </w:rPr>
-              <w:t>02 Aug 2026 – 02 Aug 2026</w:t>
+              <w:t>05 Aug 2026 – 06 Aug 2026</w:t>
             </w:r>
           </w:p>
         </w:tc>
@@ -30016,7 +32047,7 @@
                 <w:b w:val="0"/>
                 <w:sz w:val="18"/>
               </w:rPr>
-              <w:t>Quantify ipTM run-to-run variance (Section 7.5)</w:t>
+              <w:t>Run the panel on Boltz-1 and DeCAF to de-confound model from step count (Sections 7.8, 7.9)</w:t>
             </w:r>
           </w:p>
         </w:tc>
@@ -30079,7 +32110,7 @@
                 <w:b w:val="0"/>
                 <w:sz w:val="18"/>
               </w:rPr>
-              <w:t>Replicate-Averaged Rerun (GPU)</w:t>
+              <w:t>Held-Out Panel &amp; Panel Integrity</w:t>
             </w:r>
           </w:p>
         </w:tc>
@@ -30099,7 +32130,7 @@
                 <w:b w:val="0"/>
                 <w:sz w:val="18"/>
               </w:rPr>
-              <w:t>03 Aug 2026 – 20 Aug 2026</w:t>
+              <w:t>08 Aug 2026 – 09 Aug 2026</w:t>
             </w:r>
           </w:p>
         </w:tc>
@@ -30119,7 +32150,7 @@
                 <w:b w:val="0"/>
                 <w:sz w:val="18"/>
               </w:rPr>
-              <w:t>9-16 replicate folds per complex; requires CUDA deployment</w:t>
+              <w:t>Build a 22-receptor post-cutoff panel, fold it three times, audit the original panel for non-binders (Sections 7.10, 7.10.1)</w:t>
             </w:r>
           </w:p>
         </w:tc>
@@ -30139,7 +32170,7 @@
                 <w:b w:val="0"/>
                 <w:sz w:val="18"/>
               </w:rPr>
-              <w:t>PENDING</w:t>
+              <w:t>COMPLETED</w:t>
             </w:r>
           </w:p>
         </w:tc>
@@ -30183,6 +32214,215 @@
                 <w:b w:val="0"/>
                 <w:sz w:val="18"/>
               </w:rPr>
+              <w:t>Backbone Convergence &amp; Search for a Better Readout</w:t>
+            </w:r>
+          </w:p>
+        </w:tc>
+        <w:tc>
+          <w:tcPr>
+            <w:tcW w:type="dxa" w:w="1806"/>
+            <w:tcMar>
+              <w:top w:w="100" w:type="dxa"/>
+              <w:bottom w:w="100" w:type="dxa"/>
+              <w:left w:w="120" w:type="dxa"/>
+              <w:right w:w="120" w:type="dxa"/>
+            </w:tcMar>
+            <w:shd w:fill="f7fafc"/>
+          </w:tcPr>
+          <w:p>
+            <w:r>
+              <w:rPr>
+                <w:b w:val="0"/>
+                <w:sz w:val="18"/>
+              </w:rPr>
+              <w:t>09 Aug 2026 – 10 Aug 2026</w:t>
+            </w:r>
+          </w:p>
+        </w:tc>
+        <w:tc>
+          <w:tcPr>
+            <w:tcW w:type="dxa" w:w="1806"/>
+            <w:tcMar>
+              <w:top w:w="100" w:type="dxa"/>
+              <w:bottom w:w="100" w:type="dxa"/>
+              <w:left w:w="120" w:type="dxa"/>
+              <w:right w:w="120" w:type="dxa"/>
+            </w:tcMar>
+            <w:shd w:fill="f7fafc"/>
+          </w:tcPr>
+          <w:p>
+            <w:r>
+              <w:rPr>
+                <w:b w:val="0"/>
+                <w:sz w:val="18"/>
+              </w:rPr>
+              <w:t>Audit predicted geometry; test physics rescoring, cross-model ensembling, a sequence model, site correctness, pose convergence and reciprocal matching (Sections 7.11, 7.12)</w:t>
+            </w:r>
+          </w:p>
+        </w:tc>
+        <w:tc>
+          <w:tcPr>
+            <w:tcW w:type="dxa" w:w="1806"/>
+            <w:tcMar>
+              <w:top w:w="100" w:type="dxa"/>
+              <w:bottom w:w="100" w:type="dxa"/>
+              <w:left w:w="120" w:type="dxa"/>
+              <w:right w:w="120" w:type="dxa"/>
+            </w:tcMar>
+            <w:shd w:fill="f7fafc"/>
+          </w:tcPr>
+          <w:p>
+            <w:r>
+              <w:rPr>
+                <w:b w:val="0"/>
+                <w:sz w:val="18"/>
+              </w:rPr>
+              <w:t>COMPLETED</w:t>
+            </w:r>
+          </w:p>
+        </w:tc>
+      </w:tr>
+      <w:tr>
+        <w:tc>
+          <w:tcPr>
+            <w:tcW w:type="dxa" w:w="1806"/>
+            <w:tcMar>
+              <w:top w:w="100" w:type="dxa"/>
+              <w:bottom w:w="100" w:type="dxa"/>
+              <w:left w:w="120" w:type="dxa"/>
+              <w:right w:w="120" w:type="dxa"/>
+            </w:tcMar>
+          </w:tcPr>
+          <w:p>
+            <w:r>
+              <w:rPr>
+                <w:b w:val="0"/>
+                <w:sz w:val="18"/>
+              </w:rPr>
+              <w:t>11</w:t>
+            </w:r>
+          </w:p>
+        </w:tc>
+        <w:tc>
+          <w:tcPr>
+            <w:tcW w:type="dxa" w:w="1806"/>
+            <w:tcMar>
+              <w:top w:w="100" w:type="dxa"/>
+              <w:bottom w:w="100" w:type="dxa"/>
+              <w:left w:w="120" w:type="dxa"/>
+              <w:right w:w="120" w:type="dxa"/>
+            </w:tcMar>
+          </w:tcPr>
+          <w:p>
+            <w:r>
+              <w:rPr>
+                <w:b w:val="0"/>
+                <w:sz w:val="18"/>
+              </w:rPr>
+              <w:t>Production GPU Scaling</w:t>
+            </w:r>
+          </w:p>
+        </w:tc>
+        <w:tc>
+          <w:tcPr>
+            <w:tcW w:type="dxa" w:w="1806"/>
+            <w:tcMar>
+              <w:top w:w="100" w:type="dxa"/>
+              <w:bottom w:w="100" w:type="dxa"/>
+              <w:left w:w="120" w:type="dxa"/>
+              <w:right w:w="120" w:type="dxa"/>
+            </w:tcMar>
+          </w:tcPr>
+          <w:p>
+            <w:r>
+              <w:rPr>
+                <w:b w:val="0"/>
+                <w:sz w:val="18"/>
+              </w:rPr>
+              <w:t>12 Aug 2026 – 20 Aug 2026</w:t>
+            </w:r>
+          </w:p>
+        </w:tc>
+        <w:tc>
+          <w:tcPr>
+            <w:tcW w:type="dxa" w:w="1806"/>
+            <w:tcMar>
+              <w:top w:w="100" w:type="dxa"/>
+              <w:bottom w:w="100" w:type="dxa"/>
+              <w:left w:w="120" w:type="dxa"/>
+              <w:right w:w="120" w:type="dxa"/>
+            </w:tcMar>
+          </w:tcPr>
+          <w:p>
+            <w:r>
+              <w:rPr>
+                <w:b w:val="0"/>
+                <w:sz w:val="18"/>
+              </w:rPr>
+              <w:t>Deploy on CUDA and run NCCL scale tests</w:t>
+            </w:r>
+          </w:p>
+        </w:tc>
+        <w:tc>
+          <w:tcPr>
+            <w:tcW w:type="dxa" w:w="1806"/>
+            <w:tcMar>
+              <w:top w:w="100" w:type="dxa"/>
+              <w:bottom w:w="100" w:type="dxa"/>
+              <w:left w:w="120" w:type="dxa"/>
+              <w:right w:w="120" w:type="dxa"/>
+            </w:tcMar>
+          </w:tcPr>
+          <w:p>
+            <w:r>
+              <w:rPr>
+                <w:b w:val="0"/>
+                <w:sz w:val="18"/>
+              </w:rPr>
+              <w:t>PENDING</w:t>
+            </w:r>
+          </w:p>
+        </w:tc>
+      </w:tr>
+      <w:tr>
+        <w:tc>
+          <w:tcPr>
+            <w:tcW w:type="dxa" w:w="1806"/>
+            <w:tcMar>
+              <w:top w:w="100" w:type="dxa"/>
+              <w:bottom w:w="100" w:type="dxa"/>
+              <w:left w:w="120" w:type="dxa"/>
+              <w:right w:w="120" w:type="dxa"/>
+            </w:tcMar>
+            <w:shd w:fill="f7fafc"/>
+          </w:tcPr>
+          <w:p>
+            <w:r>
+              <w:rPr>
+                <w:b w:val="0"/>
+                <w:sz w:val="18"/>
+              </w:rPr>
+              <w:t>12</w:t>
+            </w:r>
+          </w:p>
+        </w:tc>
+        <w:tc>
+          <w:tcPr>
+            <w:tcW w:type="dxa" w:w="1806"/>
+            <w:tcMar>
+              <w:top w:w="100" w:type="dxa"/>
+              <w:bottom w:w="100" w:type="dxa"/>
+              <w:left w:w="120" w:type="dxa"/>
+              <w:right w:w="120" w:type="dxa"/>
+            </w:tcMar>
+            <w:shd w:fill="f7fafc"/>
+          </w:tcPr>
+          <w:p>
+            <w:r>
+              <w:rPr>
+                <w:b w:val="0"/>
+                <w:sz w:val="18"/>
+              </w:rPr>
               <w:t>Final Thesis</w:t>
             </w:r>
           </w:p>
@@ -30204,7 +32444,7 @@
                 <w:b w:val="0"/>
                 <w:sz w:val="18"/>
               </w:rPr>
-              <w:t>03 Aug 2026 – 28 Aug 2026</w:t>
+              <w:t>10 Aug 2026 – 28 Aug 2026</w:t>
             </w:r>
           </w:p>
         </w:tc>
@@ -30304,23 +32544,188 @@
         <w:jc w:val="both"/>
       </w:pPr>
       <w:r>
-        <w:t>hold, which is why the remaining plan prioritises the powered specificity run</w:t>
-      </w:r>
-    </w:p>
-    <w:p>
-      <w:pPr>
-        <w:jc w:val="both"/>
-      </w:pPr>
-      <w:r>
-        <w:t>over the TNF-alpha screen. Scaling work remains valuable for throughput but no</w:t>
-      </w:r>
-    </w:p>
-    <w:p>
-      <w:pPr>
-        <w:jc w:val="both"/>
-      </w:pPr>
-      <w:r>
-        <w:t>longer sits on the critical path to a defensible result.</w:t>
+        <w:t>hold, which is why the plan prioritised measurement over throughput.</w:t>
+      </w:r>
+    </w:p>
+    <w:p>
+      <w:pPr>
+        <w:jc w:val="both"/>
+      </w:pPr>
+      <w:r>
+        <w:rPr>
+          <w:b/>
+        </w:rPr>
+        <w:t>A second change, and the reason GPU scaling has moved to the end.</w:t>
+      </w:r>
+      <w:r>
+        <w:t xml:space="preserve"> An earlier</w:t>
+      </w:r>
+    </w:p>
+    <w:p>
+      <w:pPr>
+        <w:jc w:val="both"/>
+      </w:pPr>
+      <w:r>
+        <w:t>version of this plan listed a replicate-averaged rerun as *pending on CUDA</w:t>
+      </w:r>
+    </w:p>
+    <w:p>
+      <w:pPr>
+        <w:jc w:val="both"/>
+      </w:pPr>
+      <w:r>
+        <w:t>deployment*, on the assumption that 9 to 16 folds per complex was not a</w:t>
+      </w:r>
+    </w:p>
+    <w:p>
+      <w:pPr>
+        <w:jc w:val="both"/>
+      </w:pPr>
+      <w:r>
+        <w:t>CPU-scale workload. Two developments removed the dependency. MPS acceleration</w:t>
+      </w:r>
+    </w:p>
+    <w:p>
+      <w:pPr>
+        <w:jc w:val="both"/>
+      </w:pPr>
+      <w:r>
+        <w:t>gives roughly 3x over CPU (Section 5), and few-step distillation folds the whole</w:t>
+      </w:r>
+    </w:p>
+    <w:p>
+      <w:pPr>
+        <w:jc w:val="both"/>
+      </w:pPr>
+      <w:r>
+        <w:t>132-complex panel in about twenty minutes (Section 7.8). The held-out panel was</w:t>
+      </w:r>
+    </w:p>
+    <w:p>
+      <w:pPr>
+        <w:jc w:val="both"/>
+      </w:pPr>
+      <w:r>
+        <w:t xml:space="preserve">consequently folded </w:t>
+      </w:r>
+      <w:r>
+        <w:rPr>
+          <w:b/>
+        </w:rPr>
+        <w:t>five times</w:t>
+      </w:r>
+      <w:r>
+        <w:t xml:space="preserve"> on this laptop rather than once on a cluster,</w:t>
+      </w:r>
+    </w:p>
+    <w:p>
+      <w:pPr>
+        <w:jc w:val="both"/>
+      </w:pPr>
+      <w:r>
+        <w:t>and it was the third of those draws that overturned the conclusion the first two</w:t>
+      </w:r>
+    </w:p>
+    <w:p>
+      <w:pPr>
+        <w:jc w:val="both"/>
+      </w:pPr>
+      <w:r>
+        <w:t>supported (Section 7.10.3). Replicate averaging is now measured rather than</w:t>
+      </w:r>
+    </w:p>
+    <w:p>
+      <w:pPr>
+        <w:jc w:val="both"/>
+      </w:pPr>
+      <w:r>
+        <w:t>deferred, and it is the intervention with the largest effect on held-out</w:t>
+      </w:r>
+    </w:p>
+    <w:p>
+      <w:pPr>
+        <w:jc w:val="both"/>
+      </w:pPr>
+      <w:r>
+        <w:t>discriminability (+0.119 AUC, Section 7.9.4).</w:t>
+      </w:r>
+    </w:p>
+    <w:p>
+      <w:pPr>
+        <w:jc w:val="both"/>
+      </w:pPr>
+      <w:r>
+        <w:t>Scaling remains valuable for throughput and for extending the panel past 22</w:t>
+      </w:r>
+    </w:p>
+    <w:p>
+      <w:pPr>
+        <w:jc w:val="both"/>
+      </w:pPr>
+      <w:r>
+        <w:t>receptors, which Section 7.10.6 identifies as the binding constraint on the</w:t>
+      </w:r>
+    </w:p>
+    <w:p>
+      <w:pPr>
+        <w:jc w:val="both"/>
+      </w:pPr>
+      <w:r>
+        <w:t>central open question. It no longer sits on the critical path to a defensible</w:t>
+      </w:r>
+    </w:p>
+    <w:p>
+      <w:pPr>
+        <w:jc w:val="both"/>
+      </w:pPr>
+      <w:r>
+        <w:t>result, and it is scheduled after the analysis rather than before it.</w:t>
+      </w:r>
+    </w:p>
+    <w:p>
+      <w:pPr>
+        <w:jc w:val="both"/>
+      </w:pPr>
+      <w:r>
+        <w:rPr>
+          <w:b/>
+        </w:rPr>
+        <w:t>What the remaining time is for.</w:t>
+      </w:r>
+      <w:r>
+        <w:t xml:space="preserve"> Section 7.10.6 shows the panel cannot settle</w:t>
+      </w:r>
+    </w:p>
+    <w:p>
+      <w:pPr>
+        <w:jc w:val="both"/>
+      </w:pPr>
+      <w:r>
+        <w:t>whether held-out degradation is metric-specific, and Section 7.12 shows the</w:t>
+      </w:r>
+    </w:p>
+    <w:p>
+      <w:pPr>
+        <w:jc w:val="both"/>
+      </w:pPr>
+      <w:r>
+        <w:t>reciprocal-match result rests on seven to thirteen calls per combination. Both</w:t>
+      </w:r>
+    </w:p>
+    <w:p>
+      <w:pPr>
+        <w:jc w:val="both"/>
+      </w:pPr>
+      <w:r>
+        <w:t>want more receptors rather than more analysis, and both are throughput problems</w:t>
+      </w:r>
+    </w:p>
+    <w:p>
+      <w:pPr>
+        <w:jc w:val="both"/>
+      </w:pPr>
+      <w:r>
+        <w:t>— which is what phase 11 addresses.</w:t>
       </w:r>
     </w:p>
     <w:p>

--- a/final_dissertation_report.docx
+++ b/final_dissertation_report.docx
@@ -1772,7 +1772,7 @@
         <w:jc w:val="both"/>
       </w:pPr>
       <w:r>
-        <w:t>three independent draws both readouts retain only about half their effect on</w:t>
+        <w:t>five independent draws both readouts retain only about half their effect on</w:t>
       </w:r>
     </w:p>
     <w:p>
@@ -15588,7 +15588,7 @@
         <w:jc w:val="both"/>
       </w:pPr>
       <w:r>
-        <w:t>weakens from +12.03 to +4.99, and ipTM's from +0.265 to +0.137 — both roughly</w:t>
+        <w:t>weakens from +12.03 to +5.24, and ipTM's from +0.265 to +0.137 — both roughly</w:t>
       </w:r>
     </w:p>
     <w:p>
@@ -22863,7 +22863,7 @@
         <w:rPr>
           <w:b/>
         </w:rPr>
-        <w:t>These numbers are the mean of three independent draws</w:t>
+        <w:t>These numbers are the mean of five independent draws</w:t>
       </w:r>
       <w:r>
         <w:t>, for a reason recorded</w:t>
@@ -23030,7 +23030,7 @@
                 <w:b w:val="0"/>
                 <w:sz w:val="18"/>
               </w:rPr>
-              <w:t>+0.137 (p = 0.0001)</w:t>
+              <w:t>+0.137 (p = 5e-5)</w:t>
             </w:r>
           </w:p>
         </w:tc>
@@ -23095,7 +23095,7 @@
                 <w:b w:val="0"/>
                 <w:sz w:val="18"/>
               </w:rPr>
-              <w:t>+4.99 (p = 0.0006)</w:t>
+              <w:t>+5.24 (p = 0.0001)</w:t>
             </w:r>
           </w:p>
         </w:tc>
@@ -23157,7 +23157,7 @@
                 <w:b w:val="0"/>
                 <w:sz w:val="18"/>
               </w:rPr>
-              <w:t>+2.91 (p = 0.0016)</w:t>
+              <w:t>+3.16 (p = 0.0002)</w:t>
             </w:r>
           </w:p>
         </w:tc>
@@ -23325,7 +23325,7 @@
                 <w:b w:val="0"/>
                 <w:sz w:val="18"/>
               </w:rPr>
-              <w:t>1.73 (p = 0.0069), 14 of 22 first</w:t>
+              <w:t>1.59 (p = 0.0004), 13 of 22 first</w:t>
             </w:r>
           </w:p>
         </w:tc>
@@ -23390,7 +23390,7 @@
                 <w:b w:val="0"/>
                 <w:sz w:val="18"/>
               </w:rPr>
-              <w:t>1.91 (p = 0.020), 11 of 22 first</w:t>
+              <w:t>1.82 (p = 0.0090), 12 of 22 first</w:t>
             </w:r>
           </w:p>
         </w:tc>
@@ -23402,23 +23402,23 @@
         <w:jc w:val="both"/>
       </w:pPr>
       <w:r>
-        <w:t>Every effect is smaller held out, by roughly half in both cases: interface pLDDT</w:t>
-      </w:r>
-    </w:p>
-    <w:p>
-      <w:pPr>
-        <w:jc w:val="both"/>
-      </w:pPr>
-      <w:r>
-        <w:t>retains 41% of its in-training effect and ipTM 52%. Neither readout survives</w:t>
-      </w:r>
-    </w:p>
-    <w:p>
-      <w:pPr>
-        <w:jc w:val="both"/>
-      </w:pPr>
-      <w:r>
-        <w:t>markedly better than the other.</w:t>
+        <w:t>Every effect is smaller held out, by roughly half in every case: interface pLDDT</w:t>
+      </w:r>
+    </w:p>
+    <w:p>
+      <w:pPr>
+        <w:jc w:val="both"/>
+      </w:pPr>
+      <w:r>
+        <w:t>retains 44% of its in-training effect, ipTM 52% and the receptor side 43%.</w:t>
+      </w:r>
+    </w:p>
+    <w:p>
+      <w:pPr>
+        <w:jc w:val="both"/>
+      </w:pPr>
+      <w:r>
+        <w:t>Neither readout survives markedly better than the other.</w:t>
       </w:r>
     </w:p>
     <w:p>
@@ -23578,7 +23578,7 @@
                 <w:b w:val="0"/>
                 <w:sz w:val="18"/>
               </w:rPr>
-              <w:t>−0.128 (p = 0.052)</w:t>
+              <w:t>−0.128 (p = 0.048)</w:t>
             </w:r>
           </w:p>
         </w:tc>
@@ -23598,7 +23598,7 @@
                 <w:b w:val="0"/>
                 <w:sz w:val="18"/>
               </w:rPr>
-              <w:t>−0.096 (p = 0.737)</w:t>
+              <w:t>+0.021 (p = 0.941)</w:t>
             </w:r>
           </w:p>
         </w:tc>
@@ -23642,7 +23642,7 @@
                 <w:b w:val="0"/>
                 <w:sz w:val="18"/>
               </w:rPr>
-              <w:t>−7.04 (p = 0.0068)</w:t>
+              <w:t>−6.79 (p = 0.0070)</w:t>
             </w:r>
           </w:p>
         </w:tc>
@@ -23663,7 +23663,7 @@
                 <w:b w:val="0"/>
                 <w:sz w:val="18"/>
               </w:rPr>
-              <w:t>−0.521 (p = 0.058)</w:t>
+              <w:t>−0.503 (p = 0.066)</w:t>
             </w:r>
           </w:p>
         </w:tc>
@@ -23705,7 +23705,7 @@
                 <w:b w:val="0"/>
                 <w:sz w:val="18"/>
               </w:rPr>
-              <w:t>−4.47 (p = 0.014)</w:t>
+              <w:t>−4.22 (p = 0.016)</w:t>
             </w:r>
           </w:p>
         </w:tc>
@@ -23725,7 +23725,7 @@
                 <w:b w:val="0"/>
                 <w:sz w:val="18"/>
               </w:rPr>
-              <w:t>−0.451 (p = 0.124)</w:t>
+              <w:t>−0.438 (p = 0.134)</w:t>
             </w:r>
           </w:p>
         </w:tc>
@@ -23751,47 +23751,63 @@
         <w:jc w:val="both"/>
       </w:pPr>
       <w:r>
-        <w:t>says interface pLDDT and receptor side weaken held out; the z-scored column</w:t>
-      </w:r>
-    </w:p>
-    <w:p>
-      <w:pPr>
-        <w:jc w:val="both"/>
-      </w:pPr>
-      <w:r>
-        <w:t>says that could be a scale effect, since the held-out panel has smaller</w:t>
-      </w:r>
-    </w:p>
-    <w:p>
-      <w:pPr>
-        <w:jc w:val="both"/>
-      </w:pPr>
-      <w:r>
-        <w:t>within-receptor spread (5.65 against 8.64) and raw differences shrink with it.</w:t>
-      </w:r>
-    </w:p>
-    <w:p>
-      <w:pPr>
-        <w:jc w:val="both"/>
-      </w:pPr>
-      <w:r>
-        <w:t>Two draws gave p = 0.0029 for interface pLDDT on the z scale and three give</w:t>
-      </w:r>
-    </w:p>
-    <w:p>
-      <w:pPr>
-        <w:jc w:val="both"/>
-      </w:pPr>
-      <w:r>
-        <w:t>p = 0.058, so the earlier version of this section overstated a result that the</w:t>
-      </w:r>
-    </w:p>
-    <w:p>
-      <w:pPr>
-        <w:jc w:val="both"/>
-      </w:pPr>
-      <w:r>
-        <w:t>third draw did not support.</w:t>
+        <w:t>says all three weaken held out; the z-scored column says that could be a scale</w:t>
+      </w:r>
+    </w:p>
+    <w:p>
+      <w:pPr>
+        <w:jc w:val="both"/>
+      </w:pPr>
+      <w:r>
+        <w:t>effect, since the held-out panel has smaller within-receptor spread (5.65</w:t>
+      </w:r>
+    </w:p>
+    <w:p>
+      <w:pPr>
+        <w:jc w:val="both"/>
+      </w:pPr>
+      <w:r>
+        <w:t>against 8.64) and raw differences shrink with it. ipTM's raw value sits on the</w:t>
+      </w:r>
+    </w:p>
+    <w:p>
+      <w:pPr>
+        <w:jc w:val="both"/>
+      </w:pPr>
+      <w:r>
+        <w:t>threshold at p = 0.048 and should not be read as a category change from the</w:t>
+      </w:r>
+    </w:p>
+    <w:p>
+      <w:pPr>
+        <w:jc w:val="both"/>
+      </w:pPr>
+      <w:r>
+        <w:t>p = 0.052 that three draws gave.</w:t>
+      </w:r>
+    </w:p>
+    <w:p>
+      <w:pPr>
+        <w:jc w:val="both"/>
+      </w:pPr>
+      <w:r>
+        <w:t>Two draws gave p = 0.0029 for interface pLDDT on the z scale, three gave</w:t>
+      </w:r>
+    </w:p>
+    <w:p>
+      <w:pPr>
+        <w:jc w:val="both"/>
+      </w:pPr>
+      <w:r>
+        <w:t>p = 0.058 and five give p = 0.066 — the earlier version of this section</w:t>
+      </w:r>
+    </w:p>
+    <w:p>
+      <w:pPr>
+        <w:jc w:val="both"/>
+      </w:pPr>
+      <w:r>
+        <w:t>overstated a result that every subsequent draw declined to support.</w:t>
       </w:r>
     </w:p>
     <w:p>
@@ -23901,15 +23917,15 @@
         <w:jc w:val="both"/>
       </w:pPr>
       <w:r>
-        <w:t>independent draw. Three were run, and the first two each produced a conclusion</w:t>
-      </w:r>
-    </w:p>
-    <w:p>
-      <w:pPr>
-        <w:jc w:val="both"/>
-      </w:pPr>
-      <w:r>
-        <w:t>the third withdrew.</w:t>
+        <w:t>independent draw. Five were run, and the first two each produced a conclusion</w:t>
+      </w:r>
+    </w:p>
+    <w:p>
+      <w:pPr>
+        <w:jc w:val="both"/>
+      </w:pPr>
+      <w:r>
+        <w:t>that a later draw withdrew.</w:t>
       </w:r>
     </w:p>
     <w:p>
@@ -23938,16 +23954,18 @@
         </w:tblBorders>
       </w:tblPr>
       <w:tblGrid>
-        <w:gridCol w:w="1806"/>
-        <w:gridCol w:w="1806"/>
-        <w:gridCol w:w="1806"/>
-        <w:gridCol w:w="1806"/>
-        <w:gridCol w:w="1806"/>
+        <w:gridCol w:w="1290"/>
+        <w:gridCol w:w="1290"/>
+        <w:gridCol w:w="1290"/>
+        <w:gridCol w:w="1290"/>
+        <w:gridCol w:w="1290"/>
+        <w:gridCol w:w="1290"/>
+        <w:gridCol w:w="1290"/>
       </w:tblGrid>
       <w:tr>
         <w:tc>
           <w:tcPr>
-            <w:tcW w:type="dxa" w:w="1806"/>
+            <w:tcW w:type="dxa" w:w="1290"/>
             <w:tcMar>
               <w:top w:w="100" w:type="dxa"/>
               <w:bottom w:w="100" w:type="dxa"/>
@@ -23972,7 +23990,7 @@
         </w:tc>
         <w:tc>
           <w:tcPr>
-            <w:tcW w:type="dxa" w:w="1806"/>
+            <w:tcW w:type="dxa" w:w="1290"/>
             <w:tcMar>
               <w:top w:w="100" w:type="dxa"/>
               <w:bottom w:w="100" w:type="dxa"/>
@@ -23997,7 +24015,7 @@
         </w:tc>
         <w:tc>
           <w:tcPr>
-            <w:tcW w:type="dxa" w:w="1806"/>
+            <w:tcW w:type="dxa" w:w="1290"/>
             <w:tcMar>
               <w:top w:w="100" w:type="dxa"/>
               <w:bottom w:w="100" w:type="dxa"/>
@@ -24022,7 +24040,7 @@
         </w:tc>
         <w:tc>
           <w:tcPr>
-            <w:tcW w:type="dxa" w:w="1806"/>
+            <w:tcW w:type="dxa" w:w="1290"/>
             <w:tcMar>
               <w:top w:w="100" w:type="dxa"/>
               <w:bottom w:w="100" w:type="dxa"/>
@@ -24047,7 +24065,7 @@
         </w:tc>
         <w:tc>
           <w:tcPr>
-            <w:tcW w:type="dxa" w:w="1806"/>
+            <w:tcW w:type="dxa" w:w="1290"/>
             <w:tcMar>
               <w:top w:w="100" w:type="dxa"/>
               <w:bottom w:w="100" w:type="dxa"/>
@@ -24066,6 +24084,56 @@
                 <w:color w:val="2B6CB0"/>
                 <w:sz w:val="19"/>
               </w:rPr>
+              <w:t>draw 4</w:t>
+            </w:r>
+          </w:p>
+        </w:tc>
+        <w:tc>
+          <w:tcPr>
+            <w:tcW w:type="dxa" w:w="1290"/>
+            <w:tcMar>
+              <w:top w:w="100" w:type="dxa"/>
+              <w:bottom w:w="100" w:type="dxa"/>
+              <w:left w:w="120" w:type="dxa"/>
+              <w:right w:w="120" w:type="dxa"/>
+            </w:tcMar>
+            <w:shd w:fill="ebf8ff"/>
+          </w:tcPr>
+          <w:p>
+            <w:pPr>
+              <w:jc w:val="center"/>
+            </w:pPr>
+            <w:r>
+              <w:rPr>
+                <w:b/>
+                <w:color w:val="2B6CB0"/>
+                <w:sz w:val="19"/>
+              </w:rPr>
+              <w:t>draw 5</w:t>
+            </w:r>
+          </w:p>
+        </w:tc>
+        <w:tc>
+          <w:tcPr>
+            <w:tcW w:type="dxa" w:w="1290"/>
+            <w:tcMar>
+              <w:top w:w="100" w:type="dxa"/>
+              <w:bottom w:w="100" w:type="dxa"/>
+              <w:left w:w="120" w:type="dxa"/>
+              <w:right w:w="120" w:type="dxa"/>
+            </w:tcMar>
+            <w:shd w:fill="ebf8ff"/>
+          </w:tcPr>
+          <w:p>
+            <w:pPr>
+              <w:jc w:val="center"/>
+            </w:pPr>
+            <w:r>
+              <w:rPr>
+                <w:b/>
+                <w:color w:val="2B6CB0"/>
+                <w:sz w:val="19"/>
+              </w:rPr>
               <w:t>mean</w:t>
             </w:r>
           </w:p>
@@ -24074,7 +24142,7 @@
       <w:tr>
         <w:tc>
           <w:tcPr>
-            <w:tcW w:type="dxa" w:w="1806"/>
+            <w:tcW w:type="dxa" w:w="1290"/>
             <w:tcMar>
               <w:top w:w="100" w:type="dxa"/>
               <w:bottom w:w="100" w:type="dxa"/>
@@ -24094,67 +24162,107 @@
         </w:tc>
         <w:tc>
           <w:tcPr>
-            <w:tcW w:type="dxa" w:w="1806"/>
-            <w:tcMar>
-              <w:top w:w="100" w:type="dxa"/>
-              <w:bottom w:w="100" w:type="dxa"/>
-              <w:left w:w="120" w:type="dxa"/>
-              <w:right w:w="120" w:type="dxa"/>
-            </w:tcMar>
-          </w:tcPr>
-          <w:p>
-            <w:r>
-              <w:rPr>
-                <w:b w:val="0"/>
-                <w:sz w:val="18"/>
-              </w:rPr>
-              <w:t>+0.110 (p = 0.0036)</w:t>
-            </w:r>
-          </w:p>
-        </w:tc>
-        <w:tc>
-          <w:tcPr>
-            <w:tcW w:type="dxa" w:w="1806"/>
-            <w:tcMar>
-              <w:top w:w="100" w:type="dxa"/>
-              <w:bottom w:w="100" w:type="dxa"/>
-              <w:left w:w="120" w:type="dxa"/>
-              <w:right w:w="120" w:type="dxa"/>
-            </w:tcMar>
-          </w:tcPr>
-          <w:p>
-            <w:r>
-              <w:rPr>
-                <w:b w:val="0"/>
-                <w:sz w:val="18"/>
-              </w:rPr>
-              <w:t>+0.162 (p = 3e-5)</w:t>
-            </w:r>
-          </w:p>
-        </w:tc>
-        <w:tc>
-          <w:tcPr>
-            <w:tcW w:type="dxa" w:w="1806"/>
-            <w:tcMar>
-              <w:top w:w="100" w:type="dxa"/>
-              <w:bottom w:w="100" w:type="dxa"/>
-              <w:left w:w="120" w:type="dxa"/>
-              <w:right w:w="120" w:type="dxa"/>
-            </w:tcMar>
-          </w:tcPr>
-          <w:p>
-            <w:r>
-              <w:rPr>
-                <w:b w:val="0"/>
-                <w:sz w:val="18"/>
-              </w:rPr>
-              <w:t>+0.138 (p = 2e-4)</w:t>
-            </w:r>
-          </w:p>
-        </w:tc>
-        <w:tc>
-          <w:tcPr>
-            <w:tcW w:type="dxa" w:w="1806"/>
+            <w:tcW w:type="dxa" w:w="1290"/>
+            <w:tcMar>
+              <w:top w:w="100" w:type="dxa"/>
+              <w:bottom w:w="100" w:type="dxa"/>
+              <w:left w:w="120" w:type="dxa"/>
+              <w:right w:w="120" w:type="dxa"/>
+            </w:tcMar>
+          </w:tcPr>
+          <w:p>
+            <w:r>
+              <w:rPr>
+                <w:b w:val="0"/>
+                <w:sz w:val="18"/>
+              </w:rPr>
+              <w:t>+0.110</w:t>
+            </w:r>
+          </w:p>
+        </w:tc>
+        <w:tc>
+          <w:tcPr>
+            <w:tcW w:type="dxa" w:w="1290"/>
+            <w:tcMar>
+              <w:top w:w="100" w:type="dxa"/>
+              <w:bottom w:w="100" w:type="dxa"/>
+              <w:left w:w="120" w:type="dxa"/>
+              <w:right w:w="120" w:type="dxa"/>
+            </w:tcMar>
+          </w:tcPr>
+          <w:p>
+            <w:r>
+              <w:rPr>
+                <w:b w:val="0"/>
+                <w:sz w:val="18"/>
+              </w:rPr>
+              <w:t>+0.162</w:t>
+            </w:r>
+          </w:p>
+        </w:tc>
+        <w:tc>
+          <w:tcPr>
+            <w:tcW w:type="dxa" w:w="1290"/>
+            <w:tcMar>
+              <w:top w:w="100" w:type="dxa"/>
+              <w:bottom w:w="100" w:type="dxa"/>
+              <w:left w:w="120" w:type="dxa"/>
+              <w:right w:w="120" w:type="dxa"/>
+            </w:tcMar>
+          </w:tcPr>
+          <w:p>
+            <w:r>
+              <w:rPr>
+                <w:b w:val="0"/>
+                <w:sz w:val="18"/>
+              </w:rPr>
+              <w:t>+0.138</w:t>
+            </w:r>
+          </w:p>
+        </w:tc>
+        <w:tc>
+          <w:tcPr>
+            <w:tcW w:type="dxa" w:w="1290"/>
+            <w:tcMar>
+              <w:top w:w="100" w:type="dxa"/>
+              <w:bottom w:w="100" w:type="dxa"/>
+              <w:left w:w="120" w:type="dxa"/>
+              <w:right w:w="120" w:type="dxa"/>
+            </w:tcMar>
+          </w:tcPr>
+          <w:p>
+            <w:r>
+              <w:rPr>
+                <w:b w:val="0"/>
+                <w:sz w:val="18"/>
+              </w:rPr>
+              <w:t>+0.152</w:t>
+            </w:r>
+          </w:p>
+        </w:tc>
+        <w:tc>
+          <w:tcPr>
+            <w:tcW w:type="dxa" w:w="1290"/>
+            <w:tcMar>
+              <w:top w:w="100" w:type="dxa"/>
+              <w:bottom w:w="100" w:type="dxa"/>
+              <w:left w:w="120" w:type="dxa"/>
+              <w:right w:w="120" w:type="dxa"/>
+            </w:tcMar>
+          </w:tcPr>
+          <w:p>
+            <w:r>
+              <w:rPr>
+                <w:b w:val="0"/>
+                <w:sz w:val="18"/>
+              </w:rPr>
+              <w:t>+0.120</w:t>
+            </w:r>
+          </w:p>
+        </w:tc>
+        <w:tc>
+          <w:tcPr>
+            <w:tcW w:type="dxa" w:w="1290"/>
             <w:tcMar>
               <w:top w:w="100" w:type="dxa"/>
               <w:bottom w:w="100" w:type="dxa"/>
@@ -24176,7 +24284,7 @@
       <w:tr>
         <w:tc>
           <w:tcPr>
-            <w:tcW w:type="dxa" w:w="1806"/>
+            <w:tcW w:type="dxa" w:w="1290"/>
             <w:tcMar>
               <w:top w:w="100" w:type="dxa"/>
               <w:bottom w:w="100" w:type="dxa"/>
@@ -24197,7 +24305,7 @@
         </w:tc>
         <w:tc>
           <w:tcPr>
-            <w:tcW w:type="dxa" w:w="1806"/>
+            <w:tcW w:type="dxa" w:w="1290"/>
             <w:tcMar>
               <w:top w:w="100" w:type="dxa"/>
               <w:bottom w:w="100" w:type="dxa"/>
@@ -24212,13 +24320,13 @@
                 <w:b w:val="0"/>
                 <w:sz w:val="18"/>
               </w:rPr>
-              <w:t>+2.76 (p = 0.089)</w:t>
-            </w:r>
-          </w:p>
-        </w:tc>
-        <w:tc>
-          <w:tcPr>
-            <w:tcW w:type="dxa" w:w="1806"/>
+              <w:t>+2.76</w:t>
+            </w:r>
+          </w:p>
+        </w:tc>
+        <w:tc>
+          <w:tcPr>
+            <w:tcW w:type="dxa" w:w="1290"/>
             <w:tcMar>
               <w:top w:w="100" w:type="dxa"/>
               <w:bottom w:w="100" w:type="dxa"/>
@@ -24233,13 +24341,13 @@
                 <w:b w:val="0"/>
                 <w:sz w:val="18"/>
               </w:rPr>
-              <w:t>+6.37 (p = 8e-5)</w:t>
-            </w:r>
-          </w:p>
-        </w:tc>
-        <w:tc>
-          <w:tcPr>
-            <w:tcW w:type="dxa" w:w="1806"/>
+              <w:t>+6.37</w:t>
+            </w:r>
+          </w:p>
+        </w:tc>
+        <w:tc>
+          <w:tcPr>
+            <w:tcW w:type="dxa" w:w="1290"/>
             <w:tcMar>
               <w:top w:w="100" w:type="dxa"/>
               <w:bottom w:w="100" w:type="dxa"/>
@@ -24254,13 +24362,13 @@
                 <w:b w:val="0"/>
                 <w:sz w:val="18"/>
               </w:rPr>
-              <w:t>+5.85 (p = 7e-5)</w:t>
-            </w:r>
-          </w:p>
-        </w:tc>
-        <w:tc>
-          <w:tcPr>
-            <w:tcW w:type="dxa" w:w="1806"/>
+              <w:t>+5.85</w:t>
+            </w:r>
+          </w:p>
+        </w:tc>
+        <w:tc>
+          <w:tcPr>
+            <w:tcW w:type="dxa" w:w="1290"/>
             <w:tcMar>
               <w:top w:w="100" w:type="dxa"/>
               <w:bottom w:w="100" w:type="dxa"/>
@@ -24275,7 +24383,49 @@
                 <w:b w:val="0"/>
                 <w:sz w:val="18"/>
               </w:rPr>
-              <w:t>+4.99</w:t>
+              <w:t>+6.46</w:t>
+            </w:r>
+          </w:p>
+        </w:tc>
+        <w:tc>
+          <w:tcPr>
+            <w:tcW w:type="dxa" w:w="1290"/>
+            <w:tcMar>
+              <w:top w:w="100" w:type="dxa"/>
+              <w:bottom w:w="100" w:type="dxa"/>
+              <w:left w:w="120" w:type="dxa"/>
+              <w:right w:w="120" w:type="dxa"/>
+            </w:tcMar>
+            <w:shd w:fill="f7fafc"/>
+          </w:tcPr>
+          <w:p>
+            <w:r>
+              <w:rPr>
+                <w:b w:val="0"/>
+                <w:sz w:val="18"/>
+              </w:rPr>
+              <w:t>+4.76</w:t>
+            </w:r>
+          </w:p>
+        </w:tc>
+        <w:tc>
+          <w:tcPr>
+            <w:tcW w:type="dxa" w:w="1290"/>
+            <w:tcMar>
+              <w:top w:w="100" w:type="dxa"/>
+              <w:bottom w:w="100" w:type="dxa"/>
+              <w:left w:w="120" w:type="dxa"/>
+              <w:right w:w="120" w:type="dxa"/>
+            </w:tcMar>
+            <w:shd w:fill="f7fafc"/>
+          </w:tcPr>
+          <w:p>
+            <w:r>
+              <w:rPr>
+                <w:b w:val="0"/>
+                <w:sz w:val="18"/>
+              </w:rPr>
+              <w:t>+5.24</w:t>
             </w:r>
           </w:p>
         </w:tc>
@@ -24283,7 +24433,7 @@
       <w:tr>
         <w:tc>
           <w:tcPr>
-            <w:tcW w:type="dxa" w:w="1806"/>
+            <w:tcW w:type="dxa" w:w="1290"/>
             <w:tcMar>
               <w:top w:w="100" w:type="dxa"/>
               <w:bottom w:w="100" w:type="dxa"/>
@@ -24303,81 +24453,121 @@
         </w:tc>
         <w:tc>
           <w:tcPr>
-            <w:tcW w:type="dxa" w:w="1806"/>
-            <w:tcMar>
-              <w:top w:w="100" w:type="dxa"/>
-              <w:bottom w:w="100" w:type="dxa"/>
-              <w:left w:w="120" w:type="dxa"/>
-              <w:right w:w="120" w:type="dxa"/>
-            </w:tcMar>
-          </w:tcPr>
-          <w:p>
-            <w:r>
-              <w:rPr>
-                <w:b w:val="0"/>
-                <w:sz w:val="18"/>
-              </w:rPr>
-              <w:t>+1.39 (p = 0.201)</w:t>
-            </w:r>
-          </w:p>
-        </w:tc>
-        <w:tc>
-          <w:tcPr>
-            <w:tcW w:type="dxa" w:w="1806"/>
-            <w:tcMar>
-              <w:top w:w="100" w:type="dxa"/>
-              <w:bottom w:w="100" w:type="dxa"/>
-              <w:left w:w="120" w:type="dxa"/>
-              <w:right w:w="120" w:type="dxa"/>
-            </w:tcMar>
-          </w:tcPr>
-          <w:p>
-            <w:r>
-              <w:rPr>
-                <w:b w:val="0"/>
-                <w:sz w:val="18"/>
-              </w:rPr>
-              <w:t>+3.75 (p = 0.0019)</w:t>
-            </w:r>
-          </w:p>
-        </w:tc>
-        <w:tc>
-          <w:tcPr>
-            <w:tcW w:type="dxa" w:w="1806"/>
-            <w:tcMar>
-              <w:top w:w="100" w:type="dxa"/>
-              <w:bottom w:w="100" w:type="dxa"/>
-              <w:left w:w="120" w:type="dxa"/>
-              <w:right w:w="120" w:type="dxa"/>
-            </w:tcMar>
-          </w:tcPr>
-          <w:p>
-            <w:r>
-              <w:rPr>
-                <w:b w:val="0"/>
-                <w:sz w:val="18"/>
-              </w:rPr>
-              <w:t>+3.59 (p = 5e-4)</w:t>
-            </w:r>
-          </w:p>
-        </w:tc>
-        <w:tc>
-          <w:tcPr>
-            <w:tcW w:type="dxa" w:w="1806"/>
-            <w:tcMar>
-              <w:top w:w="100" w:type="dxa"/>
-              <w:bottom w:w="100" w:type="dxa"/>
-              <w:left w:w="120" w:type="dxa"/>
-              <w:right w:w="120" w:type="dxa"/>
-            </w:tcMar>
-          </w:tcPr>
-          <w:p>
-            <w:r>
-              <w:rPr>
-                <w:b w:val="0"/>
-                <w:sz w:val="18"/>
-              </w:rPr>
-              <w:t>+2.91</w:t>
+            <w:tcW w:type="dxa" w:w="1290"/>
+            <w:tcMar>
+              <w:top w:w="100" w:type="dxa"/>
+              <w:bottom w:w="100" w:type="dxa"/>
+              <w:left w:w="120" w:type="dxa"/>
+              <w:right w:w="120" w:type="dxa"/>
+            </w:tcMar>
+          </w:tcPr>
+          <w:p>
+            <w:r>
+              <w:rPr>
+                <w:b w:val="0"/>
+                <w:sz w:val="18"/>
+              </w:rPr>
+              <w:t>+1.39</w:t>
+            </w:r>
+          </w:p>
+        </w:tc>
+        <w:tc>
+          <w:tcPr>
+            <w:tcW w:type="dxa" w:w="1290"/>
+            <w:tcMar>
+              <w:top w:w="100" w:type="dxa"/>
+              <w:bottom w:w="100" w:type="dxa"/>
+              <w:left w:w="120" w:type="dxa"/>
+              <w:right w:w="120" w:type="dxa"/>
+            </w:tcMar>
+          </w:tcPr>
+          <w:p>
+            <w:r>
+              <w:rPr>
+                <w:b w:val="0"/>
+                <w:sz w:val="18"/>
+              </w:rPr>
+              <w:t>+3.75</w:t>
+            </w:r>
+          </w:p>
+        </w:tc>
+        <w:tc>
+          <w:tcPr>
+            <w:tcW w:type="dxa" w:w="1290"/>
+            <w:tcMar>
+              <w:top w:w="100" w:type="dxa"/>
+              <w:bottom w:w="100" w:type="dxa"/>
+              <w:left w:w="120" w:type="dxa"/>
+              <w:right w:w="120" w:type="dxa"/>
+            </w:tcMar>
+          </w:tcPr>
+          <w:p>
+            <w:r>
+              <w:rPr>
+                <w:b w:val="0"/>
+                <w:sz w:val="18"/>
+              </w:rPr>
+              <w:t>+3.59</w:t>
+            </w:r>
+          </w:p>
+        </w:tc>
+        <w:tc>
+          <w:tcPr>
+            <w:tcW w:type="dxa" w:w="1290"/>
+            <w:tcMar>
+              <w:top w:w="100" w:type="dxa"/>
+              <w:bottom w:w="100" w:type="dxa"/>
+              <w:left w:w="120" w:type="dxa"/>
+              <w:right w:w="120" w:type="dxa"/>
+            </w:tcMar>
+          </w:tcPr>
+          <w:p>
+            <w:r>
+              <w:rPr>
+                <w:b w:val="0"/>
+                <w:sz w:val="18"/>
+              </w:rPr>
+              <w:t>+4.21</w:t>
+            </w:r>
+          </w:p>
+        </w:tc>
+        <w:tc>
+          <w:tcPr>
+            <w:tcW w:type="dxa" w:w="1290"/>
+            <w:tcMar>
+              <w:top w:w="100" w:type="dxa"/>
+              <w:bottom w:w="100" w:type="dxa"/>
+              <w:left w:w="120" w:type="dxa"/>
+              <w:right w:w="120" w:type="dxa"/>
+            </w:tcMar>
+          </w:tcPr>
+          <w:p>
+            <w:r>
+              <w:rPr>
+                <w:b w:val="0"/>
+                <w:sz w:val="18"/>
+              </w:rPr>
+              <w:t>+2.89</w:t>
+            </w:r>
+          </w:p>
+        </w:tc>
+        <w:tc>
+          <w:tcPr>
+            <w:tcW w:type="dxa" w:w="1290"/>
+            <w:tcMar>
+              <w:top w:w="100" w:type="dxa"/>
+              <w:bottom w:w="100" w:type="dxa"/>
+              <w:left w:w="120" w:type="dxa"/>
+              <w:right w:w="120" w:type="dxa"/>
+            </w:tcMar>
+          </w:tcPr>
+          <w:p>
+            <w:r>
+              <w:rPr>
+                <w:b w:val="0"/>
+                <w:sz w:val="18"/>
+              </w:rPr>
+              <w:t>+3.16</w:t>
             </w:r>
           </w:p>
         </w:tc>
@@ -24389,15 +24579,23 @@
         <w:jc w:val="both"/>
       </w:pPr>
       <w:r>
-        <w:t>Draw 1 is the outlier on every row. Read alone it said the interface-pLDDT</w:t>
-      </w:r>
-    </w:p>
-    <w:p>
-      <w:pPr>
-        <w:jc w:val="both"/>
-      </w:pPr>
-      <w:r>
-        <w:t xml:space="preserve">effect </w:t>
+        <w:t>Draw 1 is the outlier on every row — the only one where interface pLDDT fails to</w:t>
+      </w:r>
+    </w:p>
+    <w:p>
+      <w:pPr>
+        <w:jc w:val="both"/>
+      </w:pPr>
+      <w:r>
+        <w:t>reach significance (p = 0.089 against 6e-4 to 8e-5 for the other four). Read</w:t>
+      </w:r>
+    </w:p>
+    <w:p>
+      <w:pPr>
+        <w:jc w:val="both"/>
+      </w:pPr>
+      <w:r>
+        <w:t xml:space="preserve">alone it said the effect </w:t>
       </w:r>
       <w:r>
         <w:rPr>
@@ -24406,15 +24604,15 @@
         <w:t>collapses</w:t>
       </w:r>
       <w:r>
-        <w:t xml:space="preserve"> held out and is no longer significant; three draws say it</w:t>
-      </w:r>
-    </w:p>
-    <w:p>
-      <w:pPr>
-        <w:jc w:val="both"/>
-      </w:pPr>
-      <w:r>
-        <w:t>weakens to 41% of its in-training value and remains significant at p = 0.0006.</w:t>
+        <w:t xml:space="preserve"> held out; five draws say it weakens to 44%</w:t>
+      </w:r>
+    </w:p>
+    <w:p>
+      <w:pPr>
+        <w:jc w:val="both"/>
+      </w:pPr>
+      <w:r>
+        <w:t>of its in-training value and remains significant at p = 0.0001.</w:t>
       </w:r>
     </w:p>
     <w:p>
@@ -24425,7 +24623,7 @@
         <w:rPr>
           <w:b/>
         </w:rPr>
-        <w:t>Receptor specificity, cognate ranked among its own decoys:</w:t>
+        <w:t>Receptor specificity, cognate ranked among its own decoys (chance 2.50):</w:t>
       </w:r>
     </w:p>
     <w:tbl>
@@ -24443,16 +24641,18 @@
         </w:tblBorders>
       </w:tblPr>
       <w:tblGrid>
-        <w:gridCol w:w="1806"/>
-        <w:gridCol w:w="1806"/>
-        <w:gridCol w:w="1806"/>
-        <w:gridCol w:w="1806"/>
-        <w:gridCol w:w="1806"/>
+        <w:gridCol w:w="1290"/>
+        <w:gridCol w:w="1290"/>
+        <w:gridCol w:w="1290"/>
+        <w:gridCol w:w="1290"/>
+        <w:gridCol w:w="1290"/>
+        <w:gridCol w:w="1290"/>
+        <w:gridCol w:w="1290"/>
       </w:tblGrid>
       <w:tr>
         <w:tc>
           <w:tcPr>
-            <w:tcW w:type="dxa" w:w="1806"/>
+            <w:tcW w:type="dxa" w:w="1290"/>
             <w:tcMar>
               <w:top w:w="100" w:type="dxa"/>
               <w:bottom w:w="100" w:type="dxa"/>
@@ -24477,7 +24677,7 @@
         </w:tc>
         <w:tc>
           <w:tcPr>
-            <w:tcW w:type="dxa" w:w="1806"/>
+            <w:tcW w:type="dxa" w:w="1290"/>
             <w:tcMar>
               <w:top w:w="100" w:type="dxa"/>
               <w:bottom w:w="100" w:type="dxa"/>
@@ -24502,7 +24702,7 @@
         </w:tc>
         <w:tc>
           <w:tcPr>
-            <w:tcW w:type="dxa" w:w="1806"/>
+            <w:tcW w:type="dxa" w:w="1290"/>
             <w:tcMar>
               <w:top w:w="100" w:type="dxa"/>
               <w:bottom w:w="100" w:type="dxa"/>
@@ -24527,7 +24727,7 @@
         </w:tc>
         <w:tc>
           <w:tcPr>
-            <w:tcW w:type="dxa" w:w="1806"/>
+            <w:tcW w:type="dxa" w:w="1290"/>
             <w:tcMar>
               <w:top w:w="100" w:type="dxa"/>
               <w:bottom w:w="100" w:type="dxa"/>
@@ -24552,7 +24752,7 @@
         </w:tc>
         <w:tc>
           <w:tcPr>
-            <w:tcW w:type="dxa" w:w="1806"/>
+            <w:tcW w:type="dxa" w:w="1290"/>
             <w:tcMar>
               <w:top w:w="100" w:type="dxa"/>
               <w:bottom w:w="100" w:type="dxa"/>
@@ -24571,6 +24771,56 @@
                 <w:color w:val="2B6CB0"/>
                 <w:sz w:val="19"/>
               </w:rPr>
+              <w:t>draw 4</w:t>
+            </w:r>
+          </w:p>
+        </w:tc>
+        <w:tc>
+          <w:tcPr>
+            <w:tcW w:type="dxa" w:w="1290"/>
+            <w:tcMar>
+              <w:top w:w="100" w:type="dxa"/>
+              <w:bottom w:w="100" w:type="dxa"/>
+              <w:left w:w="120" w:type="dxa"/>
+              <w:right w:w="120" w:type="dxa"/>
+            </w:tcMar>
+            <w:shd w:fill="ebf8ff"/>
+          </w:tcPr>
+          <w:p>
+            <w:pPr>
+              <w:jc w:val="center"/>
+            </w:pPr>
+            <w:r>
+              <w:rPr>
+                <w:b/>
+                <w:color w:val="2B6CB0"/>
+                <w:sz w:val="19"/>
+              </w:rPr>
+              <w:t>draw 5</w:t>
+            </w:r>
+          </w:p>
+        </w:tc>
+        <w:tc>
+          <w:tcPr>
+            <w:tcW w:type="dxa" w:w="1290"/>
+            <w:tcMar>
+              <w:top w:w="100" w:type="dxa"/>
+              <w:bottom w:w="100" w:type="dxa"/>
+              <w:left w:w="120" w:type="dxa"/>
+              <w:right w:w="120" w:type="dxa"/>
+            </w:tcMar>
+            <w:shd w:fill="ebf8ff"/>
+          </w:tcPr>
+          <w:p>
+            <w:pPr>
+              <w:jc w:val="center"/>
+            </w:pPr>
+            <w:r>
+              <w:rPr>
+                <w:b/>
+                <w:color w:val="2B6CB0"/>
+                <w:sz w:val="19"/>
+              </w:rPr>
               <w:t>mean</w:t>
             </w:r>
           </w:p>
@@ -24579,7 +24829,7 @@
       <w:tr>
         <w:tc>
           <w:tcPr>
-            <w:tcW w:type="dxa" w:w="1806"/>
+            <w:tcW w:type="dxa" w:w="1290"/>
             <w:tcMar>
               <w:top w:w="100" w:type="dxa"/>
               <w:bottom w:w="100" w:type="dxa"/>
@@ -24599,81 +24849,121 @@
         </w:tc>
         <w:tc>
           <w:tcPr>
-            <w:tcW w:type="dxa" w:w="1806"/>
-            <w:tcMar>
-              <w:top w:w="100" w:type="dxa"/>
-              <w:bottom w:w="100" w:type="dxa"/>
-              <w:left w:w="120" w:type="dxa"/>
-              <w:right w:w="120" w:type="dxa"/>
-            </w:tcMar>
-          </w:tcPr>
-          <w:p>
-            <w:r>
-              <w:rPr>
-                <w:b w:val="0"/>
-                <w:sz w:val="18"/>
-              </w:rPr>
-              <w:t>1.64 (p = 0.0020)</w:t>
-            </w:r>
-          </w:p>
-        </w:tc>
-        <w:tc>
-          <w:tcPr>
-            <w:tcW w:type="dxa" w:w="1806"/>
-            <w:tcMar>
-              <w:top w:w="100" w:type="dxa"/>
-              <w:bottom w:w="100" w:type="dxa"/>
-              <w:left w:w="120" w:type="dxa"/>
-              <w:right w:w="120" w:type="dxa"/>
-            </w:tcMar>
-          </w:tcPr>
-          <w:p>
-            <w:r>
-              <w:rPr>
-                <w:b w:val="0"/>
-                <w:sz w:val="18"/>
-              </w:rPr>
-              <w:t>1.50 (p = 0.0001)</w:t>
-            </w:r>
-          </w:p>
-        </w:tc>
-        <w:tc>
-          <w:tcPr>
-            <w:tcW w:type="dxa" w:w="1806"/>
-            <w:tcMar>
-              <w:top w:w="100" w:type="dxa"/>
-              <w:bottom w:w="100" w:type="dxa"/>
-              <w:left w:w="120" w:type="dxa"/>
-              <w:right w:w="120" w:type="dxa"/>
-            </w:tcMar>
-          </w:tcPr>
-          <w:p>
-            <w:r>
-              <w:rPr>
-                <w:b w:val="0"/>
-                <w:sz w:val="18"/>
-              </w:rPr>
-              <w:t>1.86 (p = 0.017)</w:t>
-            </w:r>
-          </w:p>
-        </w:tc>
-        <w:tc>
-          <w:tcPr>
-            <w:tcW w:type="dxa" w:w="1806"/>
-            <w:tcMar>
-              <w:top w:w="100" w:type="dxa"/>
-              <w:bottom w:w="100" w:type="dxa"/>
-              <w:left w:w="120" w:type="dxa"/>
-              <w:right w:w="120" w:type="dxa"/>
-            </w:tcMar>
-          </w:tcPr>
-          <w:p>
-            <w:r>
-              <w:rPr>
-                <w:b w:val="0"/>
-                <w:sz w:val="18"/>
-              </w:rPr>
-              <w:t>1.73</w:t>
+            <w:tcW w:type="dxa" w:w="1290"/>
+            <w:tcMar>
+              <w:top w:w="100" w:type="dxa"/>
+              <w:bottom w:w="100" w:type="dxa"/>
+              <w:left w:w="120" w:type="dxa"/>
+              <w:right w:w="120" w:type="dxa"/>
+            </w:tcMar>
+          </w:tcPr>
+          <w:p>
+            <w:r>
+              <w:rPr>
+                <w:b w:val="0"/>
+                <w:sz w:val="18"/>
+              </w:rPr>
+              <w:t>1.64</w:t>
+            </w:r>
+          </w:p>
+        </w:tc>
+        <w:tc>
+          <w:tcPr>
+            <w:tcW w:type="dxa" w:w="1290"/>
+            <w:tcMar>
+              <w:top w:w="100" w:type="dxa"/>
+              <w:bottom w:w="100" w:type="dxa"/>
+              <w:left w:w="120" w:type="dxa"/>
+              <w:right w:w="120" w:type="dxa"/>
+            </w:tcMar>
+          </w:tcPr>
+          <w:p>
+            <w:r>
+              <w:rPr>
+                <w:b w:val="0"/>
+                <w:sz w:val="18"/>
+              </w:rPr>
+              <w:t>1.50</w:t>
+            </w:r>
+          </w:p>
+        </w:tc>
+        <w:tc>
+          <w:tcPr>
+            <w:tcW w:type="dxa" w:w="1290"/>
+            <w:tcMar>
+              <w:top w:w="100" w:type="dxa"/>
+              <w:bottom w:w="100" w:type="dxa"/>
+              <w:left w:w="120" w:type="dxa"/>
+              <w:right w:w="120" w:type="dxa"/>
+            </w:tcMar>
+          </w:tcPr>
+          <w:p>
+            <w:r>
+              <w:rPr>
+                <w:b w:val="0"/>
+                <w:sz w:val="18"/>
+              </w:rPr>
+              <w:t>1.86</w:t>
+            </w:r>
+          </w:p>
+        </w:tc>
+        <w:tc>
+          <w:tcPr>
+            <w:tcW w:type="dxa" w:w="1290"/>
+            <w:tcMar>
+              <w:top w:w="100" w:type="dxa"/>
+              <w:bottom w:w="100" w:type="dxa"/>
+              <w:left w:w="120" w:type="dxa"/>
+              <w:right w:w="120" w:type="dxa"/>
+            </w:tcMar>
+          </w:tcPr>
+          <w:p>
+            <w:r>
+              <w:rPr>
+                <w:b w:val="0"/>
+                <w:sz w:val="18"/>
+              </w:rPr>
+              <w:t>1.64</w:t>
+            </w:r>
+          </w:p>
+        </w:tc>
+        <w:tc>
+          <w:tcPr>
+            <w:tcW w:type="dxa" w:w="1290"/>
+            <w:tcMar>
+              <w:top w:w="100" w:type="dxa"/>
+              <w:bottom w:w="100" w:type="dxa"/>
+              <w:left w:w="120" w:type="dxa"/>
+              <w:right w:w="120" w:type="dxa"/>
+            </w:tcMar>
+          </w:tcPr>
+          <w:p>
+            <w:r>
+              <w:rPr>
+                <w:b w:val="0"/>
+                <w:sz w:val="18"/>
+              </w:rPr>
+              <w:t>1.45</w:t>
+            </w:r>
+          </w:p>
+        </w:tc>
+        <w:tc>
+          <w:tcPr>
+            <w:tcW w:type="dxa" w:w="1290"/>
+            <w:tcMar>
+              <w:top w:w="100" w:type="dxa"/>
+              <w:bottom w:w="100" w:type="dxa"/>
+              <w:left w:w="120" w:type="dxa"/>
+              <w:right w:w="120" w:type="dxa"/>
+            </w:tcMar>
+          </w:tcPr>
+          <w:p>
+            <w:r>
+              <w:rPr>
+                <w:b w:val="0"/>
+                <w:sz w:val="18"/>
+              </w:rPr>
+              <w:t>1.59</w:t>
             </w:r>
           </w:p>
         </w:tc>
@@ -24681,7 +24971,7 @@
       <w:tr>
         <w:tc>
           <w:tcPr>
-            <w:tcW w:type="dxa" w:w="1806"/>
+            <w:tcW w:type="dxa" w:w="1290"/>
             <w:tcMar>
               <w:top w:w="100" w:type="dxa"/>
               <w:bottom w:w="100" w:type="dxa"/>
@@ -24702,7 +24992,7 @@
         </w:tc>
         <w:tc>
           <w:tcPr>
-            <w:tcW w:type="dxa" w:w="1806"/>
+            <w:tcW w:type="dxa" w:w="1290"/>
             <w:tcMar>
               <w:top w:w="100" w:type="dxa"/>
               <w:bottom w:w="100" w:type="dxa"/>
@@ -24717,13 +25007,13 @@
                 <w:b w:val="0"/>
                 <w:sz w:val="18"/>
               </w:rPr>
-              <w:t>2.09 (p = 0.141)</w:t>
-            </w:r>
-          </w:p>
-        </w:tc>
-        <w:tc>
-          <w:tcPr>
-            <w:tcW w:type="dxa" w:w="1806"/>
+              <w:t>2.09</w:t>
+            </w:r>
+          </w:p>
+        </w:tc>
+        <w:tc>
+          <w:tcPr>
+            <w:tcW w:type="dxa" w:w="1290"/>
             <w:tcMar>
               <w:top w:w="100" w:type="dxa"/>
               <w:bottom w:w="100" w:type="dxa"/>
@@ -24738,13 +25028,13 @@
                 <w:b w:val="0"/>
                 <w:sz w:val="18"/>
               </w:rPr>
-              <w:t>2.05 (p = 0.086)</w:t>
-            </w:r>
-          </w:p>
-        </w:tc>
-        <w:tc>
-          <w:tcPr>
-            <w:tcW w:type="dxa" w:w="1806"/>
+              <w:t>2.05</w:t>
+            </w:r>
+          </w:p>
+        </w:tc>
+        <w:tc>
+          <w:tcPr>
+            <w:tcW w:type="dxa" w:w="1290"/>
             <w:tcMar>
               <w:top w:w="100" w:type="dxa"/>
               <w:bottom w:w="100" w:type="dxa"/>
@@ -24759,13 +25049,13 @@
                 <w:b w:val="0"/>
                 <w:sz w:val="18"/>
               </w:rPr>
-              <w:t>1.73 (p = 0.0029)</w:t>
-            </w:r>
-          </w:p>
-        </w:tc>
-        <w:tc>
-          <w:tcPr>
-            <w:tcW w:type="dxa" w:w="1806"/>
+              <w:t>1.73</w:t>
+            </w:r>
+          </w:p>
+        </w:tc>
+        <w:tc>
+          <w:tcPr>
+            <w:tcW w:type="dxa" w:w="1290"/>
             <w:tcMar>
               <w:top w:w="100" w:type="dxa"/>
               <w:bottom w:w="100" w:type="dxa"/>
@@ -24780,7 +25070,49 @@
                 <w:b w:val="0"/>
                 <w:sz w:val="18"/>
               </w:rPr>
+              <w:t>1.73</w:t>
+            </w:r>
+          </w:p>
+        </w:tc>
+        <w:tc>
+          <w:tcPr>
+            <w:tcW w:type="dxa" w:w="1290"/>
+            <w:tcMar>
+              <w:top w:w="100" w:type="dxa"/>
+              <w:bottom w:w="100" w:type="dxa"/>
+              <w:left w:w="120" w:type="dxa"/>
+              <w:right w:w="120" w:type="dxa"/>
+            </w:tcMar>
+            <w:shd w:fill="f7fafc"/>
+          </w:tcPr>
+          <w:p>
+            <w:r>
+              <w:rPr>
+                <w:b w:val="0"/>
+                <w:sz w:val="18"/>
+              </w:rPr>
               <w:t>1.91</w:t>
+            </w:r>
+          </w:p>
+        </w:tc>
+        <w:tc>
+          <w:tcPr>
+            <w:tcW w:type="dxa" w:w="1290"/>
+            <w:tcMar>
+              <w:top w:w="100" w:type="dxa"/>
+              <w:bottom w:w="100" w:type="dxa"/>
+              <w:left w:w="120" w:type="dxa"/>
+              <w:right w:w="120" w:type="dxa"/>
+            </w:tcMar>
+            <w:shd w:fill="f7fafc"/>
+          </w:tcPr>
+          <w:p>
+            <w:r>
+              <w:rPr>
+                <w:b w:val="0"/>
+                <w:sz w:val="18"/>
+              </w:rPr>
+              <w:t>1.82</w:t>
             </w:r>
           </w:p>
         </w:tc>
@@ -24798,47 +25130,63 @@
         <w:t>Draw 3 reverses the ordering.</w:t>
       </w:r>
       <w:r>
-        <w:t xml:space="preserve"> After two draws this section claimed that the</w:t>
-      </w:r>
-    </w:p>
-    <w:p>
-      <w:pPr>
-        <w:jc w:val="both"/>
-      </w:pPr>
-      <w:r>
-        <w:t>rank test was the stable one and that interface pLDDT reproducibly failed</w:t>
-      </w:r>
-    </w:p>
-    <w:p>
-      <w:pPr>
-        <w:jc w:val="both"/>
-      </w:pPr>
-      <w:r>
-        <w:t>receptor specificity while ipTM reproducibly passed. In draw 3 interface pLDDT</w:t>
-      </w:r>
-    </w:p>
-    <w:p>
-      <w:pPr>
-        <w:jc w:val="both"/>
-      </w:pPr>
-      <w:r>
-        <w:t>scores 1.73 and beats ipTM's 1.86. Averaged over three draws the two are 1.73</w:t>
-      </w:r>
-    </w:p>
-    <w:p>
-      <w:pPr>
-        <w:jc w:val="both"/>
-      </w:pPr>
-      <w:r>
-        <w:t>and 1.91, both significant, and their difference is well inside the spread of a</w:t>
-      </w:r>
-    </w:p>
-    <w:p>
-      <w:pPr>
-        <w:jc w:val="both"/>
-      </w:pPr>
-      <w:r>
-        <w:t>single draw.</w:t>
+        <w:t xml:space="preserve"> After two draws this section claimed the rank</w:t>
+      </w:r>
+    </w:p>
+    <w:p>
+      <w:pPr>
+        <w:jc w:val="both"/>
+      </w:pPr>
+      <w:r>
+        <w:t>test was the stable one and that interface pLDDT reproducibly failed receptor</w:t>
+      </w:r>
+    </w:p>
+    <w:p>
+      <w:pPr>
+        <w:jc w:val="both"/>
+      </w:pPr>
+      <w:r>
+        <w:t>specificity while ipTM reproducibly passed. In draw 3 interface pLDDT scores</w:t>
+      </w:r>
+    </w:p>
+    <w:p>
+      <w:pPr>
+        <w:jc w:val="both"/>
+      </w:pPr>
+      <w:r>
+        <w:t>1.73 and beats ipTM's 1.86 — the one draw in five where that happens.</w:t>
+      </w:r>
+    </w:p>
+    <w:p>
+      <w:pPr>
+        <w:jc w:val="both"/>
+      </w:pPr>
+      <w:r>
+        <w:t>Averaged over five draws the two are 1.59 and 1.82, both significant, and their</w:t>
+      </w:r>
+    </w:p>
+    <w:p>
+      <w:pPr>
+        <w:jc w:val="both"/>
+      </w:pPr>
+      <w:r>
+        <w:t>difference is smaller than the range either metric covers across draws (ipTM</w:t>
+      </w:r>
+    </w:p>
+    <w:p>
+      <w:pPr>
+        <w:jc w:val="both"/>
+      </w:pPr>
+      <w:r>
+        <w:t>1.45–1.86; interface pLDDT 1.73–2.09). ipTM is ahead on average and the panel</w:t>
+      </w:r>
+    </w:p>
+    <w:p>
+      <w:pPr>
+        <w:jc w:val="both"/>
+      </w:pPr>
+      <w:r>
+        <w:t>cannot resolve whether that is real.</w:t>
       </w:r>
     </w:p>
     <w:p>
@@ -24854,23 +25202,23 @@
         </w:rPr>
       </w:r>
       <w:r>
-        <w:t>Both readouts weaken</w:t>
-      </w:r>
-    </w:p>
-    <w:p>
-      <w:pPr>
-        <w:jc w:val="both"/>
-      </w:pPr>
-      <w:r>
-        <w:t>held out by roughly half; neither can be shown to weaken more than the other on</w:t>
-      </w:r>
-    </w:p>
-    <w:p>
-      <w:pPr>
-        <w:jc w:val="both"/>
-      </w:pPr>
-      <w:r>
-        <w:t>this panel.</w:t>
+        <w:t>Both readouts weaken held</w:t>
+      </w:r>
+    </w:p>
+    <w:p>
+      <w:pPr>
+        <w:jc w:val="both"/>
+      </w:pPr>
+      <w:r>
+        <w:t>out by roughly half; neither can be shown to weaken more than the other on this</w:t>
+      </w:r>
+    </w:p>
+    <w:p>
+      <w:pPr>
+        <w:jc w:val="both"/>
+      </w:pPr>
+      <w:r>
+        <w:t>panel.</w:t>
       </w:r>
       <w:r>
         <w:rPr>
@@ -24878,15 +25226,15 @@
         </w:rPr>
       </w:r>
       <w:r>
-        <w:t xml:space="preserve"> The claim that ipTM specifically survives was an artefact of which</w:t>
-      </w:r>
-    </w:p>
-    <w:p>
-      <w:pPr>
-        <w:jc w:val="both"/>
-      </w:pPr>
-      <w:r>
-        <w:t>draws happened to have been run.</w:t>
+        <w:t xml:space="preserve"> The claim that ipTM specifically survives was made on a rank difference</w:t>
+      </w:r>
+    </w:p>
+    <w:p>
+      <w:pPr>
+        <w:jc w:val="both"/>
+      </w:pPr>
+      <w:r>
+        <w:t>this panel is not powered to resolve.</w:t>
       </w:r>
     </w:p>
     <w:p>
@@ -25203,7 +25551,7 @@
         <w:jc w:val="both"/>
       </w:pPr>
       <w:r>
-        <w:t>+12.03 to +4.99, ipTM from +0.265 to +0.137. Sections 7.6 to 7.8 characterise</w:t>
+        <w:t>+12.03 to +5.24, ipTM from +0.265 to +0.137. Sections 7.6 to 7.8 characterise</w:t>
       </w:r>
     </w:p>
     <w:p>
@@ -25297,15 +25645,15 @@
         <w:jc w:val="both"/>
       </w:pPr>
       <w:r>
-        <w:t>Two panels of 16 and 22 receptors, three draws each on the held-out side. The</w:t>
-      </w:r>
-    </w:p>
-    <w:p>
-      <w:pPr>
-        <w:jc w:val="both"/>
-      </w:pPr>
-      <w:r>
-        <w:t>held-out effects are small in absolute terms (+0.137 and +4.99), and the central</w:t>
+        <w:t>Two panels of 16 and 22 receptors, five draws on the held-out side. The</w:t>
+      </w:r>
+    </w:p>
+    <w:p>
+      <w:pPr>
+        <w:jc w:val="both"/>
+      </w:pPr>
+      <w:r>
+        <w:t>held-out effects are small in absolute terms (+0.137 and +5.24), and the central</w:t>
       </w:r>
     </w:p>
     <w:p>
@@ -29783,7 +30131,7 @@
         <w:jc w:val="both"/>
       </w:pPr>
       <w:r>
-        <w:t>+12.03 to +4.99, ipTM from +0.265 to +0.137 — over three independent draws. An</w:t>
+        <w:t>+12.03 to +5.24, ipTM from +0.265 to +0.137 — over five independent draws. An</w:t>
       </w:r>
     </w:p>
     <w:p>
@@ -30490,7 +30838,7 @@
         <w:jc w:val="both"/>
       </w:pPr>
       <w:r>
-        <w:t>ipTM both retain roughly half their effect (Section 7.10); three draws could</w:t>
+        <w:t>ipTM both retain roughly half their effect (Section 7.10); five draws could</w:t>
       </w:r>
     </w:p>
     <w:p>

--- a/final_dissertation_report.docx
+++ b/final_dissertation_report.docx
@@ -2505,6 +2505,26 @@
         <w:jc w:val="both"/>
       </w:pPr>
       <w:r>
+        <w:t xml:space="preserve"> </w:t>
+      </w:r>
+      <w:r>
+        <w:t xml:space="preserve"> </w:t>
+      </w:r>
+      <w:r>
+        <w:t xml:space="preserve"> </w:t>
+      </w:r>
+      <w:r>
+        <w:t xml:space="preserve"> </w:t>
+      </w:r>
+      <w:r>
+        <w:t>7.13 The Settings Confound, Resolved — and It Was Real ..................... 41</w:t>
+      </w:r>
+    </w:p>
+    <w:p>
+      <w:pPr>
+        <w:jc w:val="both"/>
+      </w:pPr>
+      <w:r>
         <w:t>8. CONCLUSIONS AND RECOMMENDATIONS .......................................... 31</w:t>
       </w:r>
     </w:p>
@@ -3454,23 +3474,86 @@
         <w:jc w:val="both"/>
       </w:pPr>
       <w:r>
-        <w:t>(default 8192). These were forced by CPU-only execution on a laptop. The</w:t>
-      </w:r>
-    </w:p>
-    <w:p>
-      <w:pPr>
-        <w:jc w:val="both"/>
-      </w:pPr>
-      <w:r>
-        <w:t>settings confound is stated, not resolved.</w:t>
-      </w:r>
-    </w:p>
-    <w:p>
-      <w:pPr>
-        <w:jc w:val="both"/>
-      </w:pPr>
-      <w:r>
-        <w:t xml:space="preserve">5. </w:t>
+        <w:t>(default 8192). These were forced by CPU-only execution on a laptop.</w:t>
+      </w:r>
+    </w:p>
+    <w:p>
+      <w:pPr>
+        <w:jc w:val="both"/>
+      </w:pPr>
+      <w:r>
+        <w:rPr>
+          <w:b/>
+        </w:rPr>
+        <w:t>Section 7.13 resolves this confound and finds it was real</w:t>
+      </w:r>
+      <w:r>
+        <w:t>: at the</w:t>
+      </w:r>
+    </w:p>
+    <w:p>
+      <w:pPr>
+        <w:jc w:val="both"/>
+      </w:pPr>
+      <w:r>
+        <w:t>intended settings the cognate-versus-scramble effect is three to seven times</w:t>
+      </w:r>
+    </w:p>
+    <w:p>
+      <w:pPr>
+        <w:jc w:val="both"/>
+      </w:pPr>
+      <w:r>
+        <w:t xml:space="preserve">larger in standardised terms, and Cohen's </w:t>
+      </w:r>
+      <w:r>
+        <w:rPr>
+          <w:i/>
+        </w:rPr>
+        <w:t>d</w:t>
+      </w:r>
+      <w:r>
+        <w:t xml:space="preserve"> moves from 0.12–0.45 to</w:t>
+      </w:r>
+    </w:p>
+    <w:p>
+      <w:pPr>
+        <w:jc w:val="both"/>
+      </w:pPr>
+      <w:r>
+        <w:t>1.25–1.52. Every effect size measured in Sections 7.2 to 7.12 should be read</w:t>
+      </w:r>
+    </w:p>
+    <w:p>
+      <w:pPr>
+        <w:jc w:val="both"/>
+      </w:pPr>
+      <w:r>
+        <w:t>as a lower bound. The constraint that forced the reduced regime was also</w:t>
+      </w:r>
+    </w:p>
+    <w:p>
+      <w:pPr>
+        <w:jc w:val="both"/>
+      </w:pPr>
+      <w:r>
+        <w:t>removed part-way through: on MPS a full-settings fold takes 106 seconds and</w:t>
+      </w:r>
+    </w:p>
+    <w:p>
+      <w:pPr>
+        <w:jc w:val="both"/>
+      </w:pPr>
+      <w:r>
+        <w:t>is no slower at full alignment depth than at depth 32.</w:t>
+      </w:r>
+    </w:p>
+    <w:p>
+      <w:pPr>
+        <w:jc w:val="both"/>
+      </w:pPr>
+      <w:r>
+        <w:t xml:space="preserve">2. </w:t>
       </w:r>
       <w:r>
         <w:rPr>
@@ -29542,6 +29625,2042 @@
     </w:p>
     <w:p>
       <w:pPr>
+        <w:pStyle w:val="Heading3"/>
+        <w:keepNext/>
+        <w:spacing w:before="240" w:after="80"/>
+      </w:pPr>
+      <w:r>
+        <w:rPr>
+          <w:rFonts w:ascii="Times New Roman" w:hAnsi="Times New Roman"/>
+          <w:b/>
+          <w:color w:val="2C5282"/>
+          <w:sz w:val="23"/>
+        </w:rPr>
+        <w:t>7.13 The Settings Confound, Resolved — and It Was Real</w:t>
+      </w:r>
+    </w:p>
+    <w:p>
+      <w:pPr>
+        <w:jc w:val="both"/>
+      </w:pPr>
+      <w:r>
+        <w:t>Every fold in Sections 7.2 to 7.12 was taken far below the model's defaults: 10</w:t>
+      </w:r>
+    </w:p>
+    <w:p>
+      <w:pPr>
+        <w:jc w:val="both"/>
+      </w:pPr>
+      <w:r>
+        <w:t>sampling steps against 200, 1 recycling pass against 3, and an alignment</w:t>
+      </w:r>
+    </w:p>
+    <w:p>
+      <w:pPr>
+        <w:jc w:val="both"/>
+      </w:pPr>
+      <w:r>
+        <w:t>subsampled to 32 rows. Section 1.5 states this and Section 7.8 partly addresses</w:t>
+      </w:r>
+    </w:p>
+    <w:p>
+      <w:pPr>
+        <w:jc w:val="both"/>
+      </w:pPr>
+      <w:r>
+        <w:t xml:space="preserve">it by running a model </w:t>
+      </w:r>
+      <w:r>
+        <w:rPr>
+          <w:i/>
+        </w:rPr>
+        <w:t>trained</w:t>
+      </w:r>
+      <w:r>
+        <w:t xml:space="preserve"> for ten steps, but nothing had been folded at</w:t>
+      </w:r>
+    </w:p>
+    <w:p>
+      <w:pPr>
+        <w:jc w:val="both"/>
+      </w:pPr>
+      <w:r>
+        <w:t>the intended settings. "The settings confound is stated, not resolved" therefore</w:t>
+      </w:r>
+    </w:p>
+    <w:p>
+      <w:pPr>
+        <w:jc w:val="both"/>
+      </w:pPr>
+      <w:r>
+        <w:t>stood as the strongest available criticism of every negative result in this</w:t>
+      </w:r>
+    </w:p>
+    <w:p>
+      <w:pPr>
+        <w:jc w:val="both"/>
+      </w:pPr>
+      <w:r>
+        <w:t>work.</w:t>
+      </w:r>
+    </w:p>
+    <w:p>
+      <w:pPr>
+        <w:jc w:val="both"/>
+      </w:pPr>
+      <w:r>
+        <w:t xml:space="preserve">It is now resolved, and </w:t>
+      </w:r>
+      <w:r>
+        <w:rPr>
+          <w:b/>
+        </w:rPr>
+        <w:t>the criticism was correct</w:t>
+      </w:r>
+      <w:r>
+        <w:t>.</w:t>
+      </w:r>
+    </w:p>
+    <w:p>
+      <w:pPr>
+        <w:pStyle w:val="Heading4"/>
+        <w:keepNext/>
+        <w:spacing w:before="200" w:after="80"/>
+      </w:pPr>
+      <w:r>
+        <w:rPr>
+          <w:rFonts w:ascii="Times New Roman" w:hAnsi="Times New Roman"/>
+          <w:b/>
+          <w:color w:val="2C5282"/>
+          <w:sz w:val="22"/>
+        </w:rPr>
+        <w:t>7.13.1 The comparison</w:t>
+      </w:r>
+    </w:p>
+    <w:p>
+      <w:pPr>
+        <w:jc w:val="both"/>
+      </w:pPr>
+      <w:r>
+        <w:t>The same panel, the same model (stock Boltz-1), the same device (MPS), with only</w:t>
+      </w:r>
+    </w:p>
+    <w:p>
+      <w:pPr>
+        <w:jc w:val="both"/>
+      </w:pPr>
+      <w:r>
+        <w:t>the settings changed. The reduced arm already existed from Section 7.8, so model</w:t>
+      </w:r>
+    </w:p>
+    <w:p>
+      <w:pPr>
+        <w:jc w:val="both"/>
+      </w:pPr>
+      <w:r>
+        <w:t>and device are held constant by construction:</w:t>
+      </w:r>
+    </w:p>
+    <w:tbl>
+      <w:tblPr>
+        <w:tblW w:type="auto" w:w="0"/>
+        <w:jc w:val="center"/>
+        <w:tblLook w:firstColumn="1" w:firstRow="1" w:lastColumn="0" w:lastRow="0" w:noHBand="0" w:noVBand="1" w:val="04A0"/>
+        <w:tblBorders>
+          <w:top w:val="single" w:sz="4" w:space="0" w:color="cbd5e0"/>
+          <w:bottom w:val="single" w:sz="4" w:space="0" w:color="cbd5e0"/>
+          <w:left w:val="single" w:sz="4" w:space="0" w:color="cbd5e0"/>
+          <w:right w:val="single" w:sz="4" w:space="0" w:color="cbd5e0"/>
+          <w:insideH w:val="single" w:sz="4" w:space="0" w:color="cbd5e0"/>
+          <w:insideV w:val="single" w:sz="4" w:space="0" w:color="cbd5e0"/>
+        </w:tblBorders>
+      </w:tblPr>
+      <w:tblGrid>
+        <w:gridCol w:w="2257"/>
+        <w:gridCol w:w="2257"/>
+        <w:gridCol w:w="2257"/>
+        <w:gridCol w:w="2257"/>
+      </w:tblGrid>
+      <w:tr>
+        <w:tc>
+          <w:tcPr>
+            <w:tcW w:type="dxa" w:w="2257"/>
+            <w:tcMar>
+              <w:top w:w="100" w:type="dxa"/>
+              <w:bottom w:w="100" w:type="dxa"/>
+              <w:left w:w="120" w:type="dxa"/>
+              <w:right w:w="120" w:type="dxa"/>
+            </w:tcMar>
+            <w:shd w:fill="ebf8ff"/>
+          </w:tcPr>
+          <w:p>
+            <w:pPr>
+              <w:jc w:val="center"/>
+            </w:pPr>
+          </w:p>
+        </w:tc>
+        <w:tc>
+          <w:tcPr>
+            <w:tcW w:type="dxa" w:w="2257"/>
+            <w:tcMar>
+              <w:top w:w="100" w:type="dxa"/>
+              <w:bottom w:w="100" w:type="dxa"/>
+              <w:left w:w="120" w:type="dxa"/>
+              <w:right w:w="120" w:type="dxa"/>
+            </w:tcMar>
+            <w:shd w:fill="ebf8ff"/>
+          </w:tcPr>
+          <w:p>
+            <w:pPr>
+              <w:jc w:val="center"/>
+            </w:pPr>
+            <w:r>
+              <w:rPr>
+                <w:b/>
+                <w:color w:val="2B6CB0"/>
+                <w:sz w:val="19"/>
+              </w:rPr>
+              <w:t>sampling steps</w:t>
+            </w:r>
+          </w:p>
+        </w:tc>
+        <w:tc>
+          <w:tcPr>
+            <w:tcW w:type="dxa" w:w="2257"/>
+            <w:tcMar>
+              <w:top w:w="100" w:type="dxa"/>
+              <w:bottom w:w="100" w:type="dxa"/>
+              <w:left w:w="120" w:type="dxa"/>
+              <w:right w:w="120" w:type="dxa"/>
+            </w:tcMar>
+            <w:shd w:fill="ebf8ff"/>
+          </w:tcPr>
+          <w:p>
+            <w:pPr>
+              <w:jc w:val="center"/>
+            </w:pPr>
+            <w:r>
+              <w:rPr>
+                <w:b/>
+                <w:color w:val="2B6CB0"/>
+                <w:sz w:val="19"/>
+              </w:rPr>
+              <w:t>recycling</w:t>
+            </w:r>
+          </w:p>
+        </w:tc>
+        <w:tc>
+          <w:tcPr>
+            <w:tcW w:type="dxa" w:w="2257"/>
+            <w:tcMar>
+              <w:top w:w="100" w:type="dxa"/>
+              <w:bottom w:w="100" w:type="dxa"/>
+              <w:left w:w="120" w:type="dxa"/>
+              <w:right w:w="120" w:type="dxa"/>
+            </w:tcMar>
+            <w:shd w:fill="ebf8ff"/>
+          </w:tcPr>
+          <w:p>
+            <w:pPr>
+              <w:jc w:val="center"/>
+            </w:pPr>
+            <w:r>
+              <w:rPr>
+                <w:b/>
+                <w:color w:val="2B6CB0"/>
+                <w:sz w:val="19"/>
+              </w:rPr>
+              <w:t>MSA depth</w:t>
+            </w:r>
+          </w:p>
+        </w:tc>
+      </w:tr>
+      <w:tr>
+        <w:tc>
+          <w:tcPr>
+            <w:tcW w:type="dxa" w:w="2257"/>
+            <w:tcMar>
+              <w:top w:w="100" w:type="dxa"/>
+              <w:bottom w:w="100" w:type="dxa"/>
+              <w:left w:w="120" w:type="dxa"/>
+              <w:right w:w="120" w:type="dxa"/>
+            </w:tcMar>
+          </w:tcPr>
+          <w:p>
+            <w:r>
+              <w:rPr>
+                <w:b w:val="0"/>
+                <w:sz w:val="18"/>
+              </w:rPr>
+              <w:t>reduced (Sections 7.2–7.12)</w:t>
+            </w:r>
+          </w:p>
+        </w:tc>
+        <w:tc>
+          <w:tcPr>
+            <w:tcW w:type="dxa" w:w="2257"/>
+            <w:tcMar>
+              <w:top w:w="100" w:type="dxa"/>
+              <w:bottom w:w="100" w:type="dxa"/>
+              <w:left w:w="120" w:type="dxa"/>
+              <w:right w:w="120" w:type="dxa"/>
+            </w:tcMar>
+          </w:tcPr>
+          <w:p>
+            <w:r>
+              <w:rPr>
+                <w:b w:val="0"/>
+                <w:sz w:val="18"/>
+              </w:rPr>
+              <w:t>10</w:t>
+            </w:r>
+          </w:p>
+        </w:tc>
+        <w:tc>
+          <w:tcPr>
+            <w:tcW w:type="dxa" w:w="2257"/>
+            <w:tcMar>
+              <w:top w:w="100" w:type="dxa"/>
+              <w:bottom w:w="100" w:type="dxa"/>
+              <w:left w:w="120" w:type="dxa"/>
+              <w:right w:w="120" w:type="dxa"/>
+            </w:tcMar>
+          </w:tcPr>
+          <w:p>
+            <w:r>
+              <w:rPr>
+                <w:b w:val="0"/>
+                <w:sz w:val="18"/>
+              </w:rPr>
+              <w:t>1</w:t>
+            </w:r>
+          </w:p>
+        </w:tc>
+        <w:tc>
+          <w:tcPr>
+            <w:tcW w:type="dxa" w:w="2257"/>
+            <w:tcMar>
+              <w:top w:w="100" w:type="dxa"/>
+              <w:bottom w:w="100" w:type="dxa"/>
+              <w:left w:w="120" w:type="dxa"/>
+              <w:right w:w="120" w:type="dxa"/>
+            </w:tcMar>
+          </w:tcPr>
+          <w:p>
+            <w:r>
+              <w:rPr>
+                <w:b w:val="0"/>
+                <w:sz w:val="18"/>
+              </w:rPr>
+              <w:t>32</w:t>
+            </w:r>
+          </w:p>
+        </w:tc>
+      </w:tr>
+      <w:tr>
+        <w:tc>
+          <w:tcPr>
+            <w:tcW w:type="dxa" w:w="2257"/>
+            <w:tcMar>
+              <w:top w:w="100" w:type="dxa"/>
+              <w:bottom w:w="100" w:type="dxa"/>
+              <w:left w:w="120" w:type="dxa"/>
+              <w:right w:w="120" w:type="dxa"/>
+            </w:tcMar>
+            <w:shd w:fill="f7fafc"/>
+          </w:tcPr>
+          <w:p>
+            <w:r>
+              <w:rPr>
+                <w:b w:val="0"/>
+                <w:sz w:val="18"/>
+              </w:rPr>
+              <w:t>full</w:t>
+            </w:r>
+          </w:p>
+        </w:tc>
+        <w:tc>
+          <w:tcPr>
+            <w:tcW w:type="dxa" w:w="2257"/>
+            <w:tcMar>
+              <w:top w:w="100" w:type="dxa"/>
+              <w:bottom w:w="100" w:type="dxa"/>
+              <w:left w:w="120" w:type="dxa"/>
+              <w:right w:w="120" w:type="dxa"/>
+            </w:tcMar>
+            <w:shd w:fill="f7fafc"/>
+          </w:tcPr>
+          <w:p>
+            <w:r>
+              <w:rPr>
+                <w:b w:val="0"/>
+                <w:sz w:val="18"/>
+              </w:rPr>
+              <w:t>200</w:t>
+            </w:r>
+          </w:p>
+        </w:tc>
+        <w:tc>
+          <w:tcPr>
+            <w:tcW w:type="dxa" w:w="2257"/>
+            <w:tcMar>
+              <w:top w:w="100" w:type="dxa"/>
+              <w:bottom w:w="100" w:type="dxa"/>
+              <w:left w:w="120" w:type="dxa"/>
+              <w:right w:w="120" w:type="dxa"/>
+            </w:tcMar>
+            <w:shd w:fill="f7fafc"/>
+          </w:tcPr>
+          <w:p>
+            <w:r>
+              <w:rPr>
+                <w:b w:val="0"/>
+                <w:sz w:val="18"/>
+              </w:rPr>
+              <w:t>3</w:t>
+            </w:r>
+          </w:p>
+        </w:tc>
+        <w:tc>
+          <w:tcPr>
+            <w:tcW w:type="dxa" w:w="2257"/>
+            <w:tcMar>
+              <w:top w:w="100" w:type="dxa"/>
+              <w:bottom w:w="100" w:type="dxa"/>
+              <w:left w:w="120" w:type="dxa"/>
+              <w:right w:w="120" w:type="dxa"/>
+            </w:tcMar>
+            <w:shd w:fill="f7fafc"/>
+          </w:tcPr>
+          <w:p>
+            <w:r>
+              <w:rPr>
+                <w:b w:val="0"/>
+                <w:sz w:val="18"/>
+              </w:rPr>
+              <w:t>full (up to 12,882 rows)</w:t>
+            </w:r>
+          </w:p>
+        </w:tc>
+      </w:tr>
+    </w:tbl>
+    <w:p/>
+    <w:p>
+      <w:pPr>
+        <w:jc w:val="both"/>
+      </w:pPr>
+      <w:r>
+        <w:t>72 folds at full settings — every cognate and every scramble, which is what the</w:t>
+      </w:r>
+    </w:p>
+    <w:p>
+      <w:pPr>
+        <w:jc w:val="both"/>
+      </w:pPr>
+      <w:r>
+        <w:t>decisive test needs. The scramble control is the one that matters here: a</w:t>
+      </w:r>
+    </w:p>
+    <w:p>
+      <w:pPr>
+        <w:jc w:val="both"/>
+      </w:pPr>
+      <w:r>
+        <w:t>cognate against a permutation of itself, composition and length held equal.</w:t>
+      </w:r>
+    </w:p>
+    <w:p>
+      <w:pPr>
+        <w:pStyle w:val="Heading4"/>
+        <w:keepNext/>
+        <w:spacing w:before="200" w:after="80"/>
+      </w:pPr>
+      <w:r>
+        <w:rPr>
+          <w:rFonts w:ascii="Times New Roman" w:hAnsi="Times New Roman"/>
+          <w:b/>
+          <w:color w:val="2C5282"/>
+          <w:sz w:val="22"/>
+        </w:rPr>
+        <w:t>7.13.2 The signal was suppressed by a factor of three to seven</w:t>
+      </w:r>
+    </w:p>
+    <w:tbl>
+      <w:tblPr>
+        <w:tblW w:type="auto" w:w="0"/>
+        <w:jc w:val="center"/>
+        <w:tblLook w:firstColumn="1" w:firstRow="1" w:lastColumn="0" w:lastRow="0" w:noHBand="0" w:noVBand="1" w:val="04A0"/>
+        <w:tblBorders>
+          <w:top w:val="single" w:sz="4" w:space="0" w:color="cbd5e0"/>
+          <w:bottom w:val="single" w:sz="4" w:space="0" w:color="cbd5e0"/>
+          <w:left w:val="single" w:sz="4" w:space="0" w:color="cbd5e0"/>
+          <w:right w:val="single" w:sz="4" w:space="0" w:color="cbd5e0"/>
+          <w:insideH w:val="single" w:sz="4" w:space="0" w:color="cbd5e0"/>
+          <w:insideV w:val="single" w:sz="4" w:space="0" w:color="cbd5e0"/>
+        </w:tblBorders>
+      </w:tblPr>
+      <w:tblGrid>
+        <w:gridCol w:w="1806"/>
+        <w:gridCol w:w="1806"/>
+        <w:gridCol w:w="1806"/>
+        <w:gridCol w:w="1806"/>
+        <w:gridCol w:w="1806"/>
+      </w:tblGrid>
+      <w:tr>
+        <w:tc>
+          <w:tcPr>
+            <w:tcW w:type="dxa" w:w="1806"/>
+            <w:tcMar>
+              <w:top w:w="100" w:type="dxa"/>
+              <w:bottom w:w="100" w:type="dxa"/>
+              <w:left w:w="120" w:type="dxa"/>
+              <w:right w:w="120" w:type="dxa"/>
+            </w:tcMar>
+            <w:shd w:fill="ebf8ff"/>
+          </w:tcPr>
+          <w:p>
+            <w:pPr>
+              <w:jc w:val="center"/>
+            </w:pPr>
+            <w:r>
+              <w:rPr>
+                <w:b/>
+                <w:color w:val="2B6CB0"/>
+                <w:sz w:val="19"/>
+              </w:rPr>
+              <w:t>Metric</w:t>
+            </w:r>
+          </w:p>
+        </w:tc>
+        <w:tc>
+          <w:tcPr>
+            <w:tcW w:type="dxa" w:w="1806"/>
+            <w:tcMar>
+              <w:top w:w="100" w:type="dxa"/>
+              <w:bottom w:w="100" w:type="dxa"/>
+              <w:left w:w="120" w:type="dxa"/>
+              <w:right w:w="120" w:type="dxa"/>
+            </w:tcMar>
+            <w:shd w:fill="ebf8ff"/>
+          </w:tcPr>
+          <w:p>
+            <w:pPr>
+              <w:jc w:val="center"/>
+            </w:pPr>
+            <w:r>
+              <w:rPr>
+                <w:b/>
+                <w:color w:val="2B6CB0"/>
+                <w:sz w:val="19"/>
+              </w:rPr>
+              <w:t>reduced</w:t>
+            </w:r>
+          </w:p>
+        </w:tc>
+        <w:tc>
+          <w:tcPr>
+            <w:tcW w:type="dxa" w:w="1806"/>
+            <w:tcMar>
+              <w:top w:w="100" w:type="dxa"/>
+              <w:bottom w:w="100" w:type="dxa"/>
+              <w:left w:w="120" w:type="dxa"/>
+              <w:right w:w="120" w:type="dxa"/>
+            </w:tcMar>
+            <w:shd w:fill="ebf8ff"/>
+          </w:tcPr>
+          <w:p>
+            <w:pPr>
+              <w:jc w:val="center"/>
+            </w:pPr>
+            <w:r>
+              <w:rPr>
+                <w:b/>
+                <w:color w:val="2B6CB0"/>
+                <w:sz w:val="19"/>
+              </w:rPr>
+              <w:t>full</w:t>
+            </w:r>
+          </w:p>
+        </w:tc>
+        <w:tc>
+          <w:tcPr>
+            <w:tcW w:type="dxa" w:w="1806"/>
+            <w:tcMar>
+              <w:top w:w="100" w:type="dxa"/>
+              <w:bottom w:w="100" w:type="dxa"/>
+              <w:left w:w="120" w:type="dxa"/>
+              <w:right w:w="120" w:type="dxa"/>
+            </w:tcMar>
+            <w:shd w:fill="ebf8ff"/>
+          </w:tcPr>
+          <w:p>
+            <w:pPr>
+              <w:jc w:val="center"/>
+            </w:pPr>
+            <w:r>
+              <w:rPr>
+                <w:b/>
+                <w:color w:val="2B6CB0"/>
+                <w:sz w:val="19"/>
+              </w:rPr>
+              <w:t>Cohen's d</w:t>
+            </w:r>
+          </w:p>
+        </w:tc>
+        <w:tc>
+          <w:tcPr>
+            <w:tcW w:type="dxa" w:w="1806"/>
+            <w:tcMar>
+              <w:top w:w="100" w:type="dxa"/>
+              <w:bottom w:w="100" w:type="dxa"/>
+              <w:left w:w="120" w:type="dxa"/>
+              <w:right w:w="120" w:type="dxa"/>
+            </w:tcMar>
+            <w:shd w:fill="ebf8ff"/>
+          </w:tcPr>
+          <w:p>
+            <w:pPr>
+              <w:jc w:val="center"/>
+            </w:pPr>
+            <w:r>
+              <w:rPr>
+                <w:b/>
+                <w:color w:val="2B6CB0"/>
+                <w:sz w:val="19"/>
+              </w:rPr>
+              <w:t>within-receptor z</w:t>
+            </w:r>
+          </w:p>
+        </w:tc>
+      </w:tr>
+      <w:tr>
+        <w:tc>
+          <w:tcPr>
+            <w:tcW w:type="dxa" w:w="1806"/>
+            <w:tcMar>
+              <w:top w:w="100" w:type="dxa"/>
+              <w:bottom w:w="100" w:type="dxa"/>
+              <w:left w:w="120" w:type="dxa"/>
+              <w:right w:w="120" w:type="dxa"/>
+            </w:tcMar>
+          </w:tcPr>
+          <w:p>
+            <w:r>
+              <w:rPr>
+                <w:b w:val="0"/>
+                <w:sz w:val="18"/>
+              </w:rPr>
+              <w:t>ipTM</w:t>
+            </w:r>
+          </w:p>
+        </w:tc>
+        <w:tc>
+          <w:tcPr>
+            <w:tcW w:type="dxa" w:w="1806"/>
+            <w:tcMar>
+              <w:top w:w="100" w:type="dxa"/>
+              <w:bottom w:w="100" w:type="dxa"/>
+              <w:left w:w="120" w:type="dxa"/>
+              <w:right w:w="120" w:type="dxa"/>
+            </w:tcMar>
+          </w:tcPr>
+          <w:p>
+            <w:r>
+              <w:rPr>
+                <w:b w:val="0"/>
+                <w:sz w:val="18"/>
+              </w:rPr>
+              <w:t>+0.039 (p = 0.004)</w:t>
+            </w:r>
+          </w:p>
+        </w:tc>
+        <w:tc>
+          <w:tcPr>
+            <w:tcW w:type="dxa" w:w="1806"/>
+            <w:tcMar>
+              <w:top w:w="100" w:type="dxa"/>
+              <w:bottom w:w="100" w:type="dxa"/>
+              <w:left w:w="120" w:type="dxa"/>
+              <w:right w:w="120" w:type="dxa"/>
+            </w:tcMar>
+          </w:tcPr>
+          <w:p>
+            <w:r>
+              <w:rPr>
+                <w:b w:val="0"/>
+                <w:sz w:val="18"/>
+              </w:rPr>
+              <w:t>+0.287 (p &lt; 1e-5)</w:t>
+            </w:r>
+          </w:p>
+        </w:tc>
+        <w:tc>
+          <w:tcPr>
+            <w:tcW w:type="dxa" w:w="1806"/>
+            <w:tcMar>
+              <w:top w:w="100" w:type="dxa"/>
+              <w:bottom w:w="100" w:type="dxa"/>
+              <w:left w:w="120" w:type="dxa"/>
+              <w:right w:w="120" w:type="dxa"/>
+            </w:tcMar>
+          </w:tcPr>
+          <w:p>
+            <w:r>
+              <w:rPr>
+                <w:b w:val="0"/>
+                <w:sz w:val="18"/>
+              </w:rPr>
+              <w:t>0.45 → 1.25</w:t>
+            </w:r>
+          </w:p>
+        </w:tc>
+        <w:tc>
+          <w:tcPr>
+            <w:tcW w:type="dxa" w:w="1806"/>
+            <w:tcMar>
+              <w:top w:w="100" w:type="dxa"/>
+              <w:bottom w:w="100" w:type="dxa"/>
+              <w:left w:w="120" w:type="dxa"/>
+              <w:right w:w="120" w:type="dxa"/>
+            </w:tcMar>
+          </w:tcPr>
+          <w:p>
+            <w:r>
+              <w:rPr>
+                <w:b w:val="0"/>
+                <w:sz w:val="18"/>
+              </w:rPr>
+              <w:t>4.0×</w:t>
+            </w:r>
+          </w:p>
+        </w:tc>
+      </w:tr>
+      <w:tr>
+        <w:tc>
+          <w:tcPr>
+            <w:tcW w:type="dxa" w:w="1806"/>
+            <w:tcMar>
+              <w:top w:w="100" w:type="dxa"/>
+              <w:bottom w:w="100" w:type="dxa"/>
+              <w:left w:w="120" w:type="dxa"/>
+              <w:right w:w="120" w:type="dxa"/>
+            </w:tcMar>
+            <w:shd w:fill="f7fafc"/>
+          </w:tcPr>
+          <w:p>
+            <w:r>
+              <w:rPr>
+                <w:b w:val="0"/>
+                <w:sz w:val="18"/>
+              </w:rPr>
+              <w:t>Interface pLDDT</w:t>
+            </w:r>
+          </w:p>
+        </w:tc>
+        <w:tc>
+          <w:tcPr>
+            <w:tcW w:type="dxa" w:w="1806"/>
+            <w:tcMar>
+              <w:top w:w="100" w:type="dxa"/>
+              <w:bottom w:w="100" w:type="dxa"/>
+              <w:left w:w="120" w:type="dxa"/>
+              <w:right w:w="120" w:type="dxa"/>
+            </w:tcMar>
+            <w:shd w:fill="f7fafc"/>
+          </w:tcPr>
+          <w:p>
+            <w:r>
+              <w:rPr>
+                <w:b w:val="0"/>
+                <w:sz w:val="18"/>
+              </w:rPr>
+              <w:t>+1.54 (p = 0.067)</w:t>
+            </w:r>
+          </w:p>
+        </w:tc>
+        <w:tc>
+          <w:tcPr>
+            <w:tcW w:type="dxa" w:w="1806"/>
+            <w:tcMar>
+              <w:top w:w="100" w:type="dxa"/>
+              <w:bottom w:w="100" w:type="dxa"/>
+              <w:left w:w="120" w:type="dxa"/>
+              <w:right w:w="120" w:type="dxa"/>
+            </w:tcMar>
+            <w:shd w:fill="f7fafc"/>
+          </w:tcPr>
+          <w:p>
+            <w:r>
+              <w:rPr>
+                <w:b w:val="0"/>
+                <w:sz w:val="18"/>
+              </w:rPr>
+              <w:t>+11.85 (p &lt; 1e-5)</w:t>
+            </w:r>
+          </w:p>
+        </w:tc>
+        <w:tc>
+          <w:tcPr>
+            <w:tcW w:type="dxa" w:w="1806"/>
+            <w:tcMar>
+              <w:top w:w="100" w:type="dxa"/>
+              <w:bottom w:w="100" w:type="dxa"/>
+              <w:left w:w="120" w:type="dxa"/>
+              <w:right w:w="120" w:type="dxa"/>
+            </w:tcMar>
+            <w:shd w:fill="f7fafc"/>
+          </w:tcPr>
+          <w:p>
+            <w:r>
+              <w:rPr>
+                <w:b w:val="0"/>
+                <w:sz w:val="18"/>
+              </w:rPr>
+              <w:t>0.28 → 1.52</w:t>
+            </w:r>
+          </w:p>
+        </w:tc>
+        <w:tc>
+          <w:tcPr>
+            <w:tcW w:type="dxa" w:w="1806"/>
+            <w:tcMar>
+              <w:top w:w="100" w:type="dxa"/>
+              <w:bottom w:w="100" w:type="dxa"/>
+              <w:left w:w="120" w:type="dxa"/>
+              <w:right w:w="120" w:type="dxa"/>
+            </w:tcMar>
+            <w:shd w:fill="f7fafc"/>
+          </w:tcPr>
+          <w:p>
+            <w:r>
+              <w:rPr>
+                <w:b w:val="0"/>
+                <w:sz w:val="18"/>
+              </w:rPr>
+              <w:t>4.7×</w:t>
+            </w:r>
+          </w:p>
+        </w:tc>
+      </w:tr>
+      <w:tr>
+        <w:tc>
+          <w:tcPr>
+            <w:tcW w:type="dxa" w:w="1806"/>
+            <w:tcMar>
+              <w:top w:w="100" w:type="dxa"/>
+              <w:bottom w:w="100" w:type="dxa"/>
+              <w:left w:w="120" w:type="dxa"/>
+              <w:right w:w="120" w:type="dxa"/>
+            </w:tcMar>
+          </w:tcPr>
+          <w:p>
+            <w:r>
+              <w:rPr>
+                <w:b w:val="0"/>
+                <w:sz w:val="18"/>
+              </w:rPr>
+              <w:t>Receptor side</w:t>
+            </w:r>
+          </w:p>
+        </w:tc>
+        <w:tc>
+          <w:tcPr>
+            <w:tcW w:type="dxa" w:w="1806"/>
+            <w:tcMar>
+              <w:top w:w="100" w:type="dxa"/>
+              <w:bottom w:w="100" w:type="dxa"/>
+              <w:left w:w="120" w:type="dxa"/>
+              <w:right w:w="120" w:type="dxa"/>
+            </w:tcMar>
+          </w:tcPr>
+          <w:p>
+            <w:r>
+              <w:rPr>
+                <w:b w:val="0"/>
+                <w:sz w:val="18"/>
+              </w:rPr>
+              <w:t>+0.71 (p = 0.428)</w:t>
+            </w:r>
+          </w:p>
+        </w:tc>
+        <w:tc>
+          <w:tcPr>
+            <w:tcW w:type="dxa" w:w="1806"/>
+            <w:tcMar>
+              <w:top w:w="100" w:type="dxa"/>
+              <w:bottom w:w="100" w:type="dxa"/>
+              <w:left w:w="120" w:type="dxa"/>
+              <w:right w:w="120" w:type="dxa"/>
+            </w:tcMar>
+          </w:tcPr>
+          <w:p>
+            <w:r>
+              <w:rPr>
+                <w:b w:val="0"/>
+                <w:sz w:val="18"/>
+              </w:rPr>
+              <w:t>+5.13 (p &lt; 1e-5)</w:t>
+            </w:r>
+          </w:p>
+        </w:tc>
+        <w:tc>
+          <w:tcPr>
+            <w:tcW w:type="dxa" w:w="1806"/>
+            <w:tcMar>
+              <w:top w:w="100" w:type="dxa"/>
+              <w:bottom w:w="100" w:type="dxa"/>
+              <w:left w:w="120" w:type="dxa"/>
+              <w:right w:w="120" w:type="dxa"/>
+            </w:tcMar>
+          </w:tcPr>
+          <w:p>
+            <w:r>
+              <w:rPr>
+                <w:b w:val="0"/>
+                <w:sz w:val="18"/>
+              </w:rPr>
+              <w:t>0.12 → 1.45</w:t>
+            </w:r>
+          </w:p>
+        </w:tc>
+        <w:tc>
+          <w:tcPr>
+            <w:tcW w:type="dxa" w:w="1806"/>
+            <w:tcMar>
+              <w:top w:w="100" w:type="dxa"/>
+              <w:bottom w:w="100" w:type="dxa"/>
+              <w:left w:w="120" w:type="dxa"/>
+              <w:right w:w="120" w:type="dxa"/>
+            </w:tcMar>
+          </w:tcPr>
+          <w:p>
+            <w:r>
+              <w:rPr>
+                <w:b w:val="0"/>
+                <w:sz w:val="18"/>
+              </w:rPr>
+              <w:t>7.3×</w:t>
+            </w:r>
+          </w:p>
+        </w:tc>
+      </w:tr>
+    </w:tbl>
+    <w:p/>
+    <w:p>
+      <w:pPr>
+        <w:jc w:val="both"/>
+      </w:pPr>
+      <w:r>
+        <w:t>The raw effects are 7.2 to 7.7 times larger. That is partly scale — the model is</w:t>
+      </w:r>
+    </w:p>
+    <w:p>
+      <w:pPr>
+        <w:jc w:val="both"/>
+      </w:pPr>
+      <w:r>
+        <w:t>far more confident overall at full settings — so the standardised columns are</w:t>
+      </w:r>
+    </w:p>
+    <w:p>
+      <w:pPr>
+        <w:jc w:val="both"/>
+      </w:pPr>
+      <w:r>
+        <w:t xml:space="preserve">the honest ones, and they still show </w:t>
+      </w:r>
+      <w:r>
+        <w:rPr>
+          <w:b/>
+        </w:rPr>
+        <w:t>2.7 to 12 times</w:t>
+      </w:r>
+      <w:r>
+        <w:t xml:space="preserve">. Cohen's </w:t>
+      </w:r>
+      <w:r>
+        <w:rPr>
+          <w:i/>
+        </w:rPr>
+        <w:t>d</w:t>
+      </w:r>
+      <w:r>
+        <w:t xml:space="preserve"> moves from</w:t>
+      </w:r>
+    </w:p>
+    <w:p>
+      <w:pPr>
+        <w:jc w:val="both"/>
+      </w:pPr>
+      <w:r>
+        <w:t>negligible-to-small (0.12–0.45) to large (1.25–1.52) on all three readouts.</w:t>
+      </w:r>
+    </w:p>
+    <w:p>
+      <w:pPr>
+        <w:jc w:val="both"/>
+      </w:pPr>
+      <w:r>
+        <w:t xml:space="preserve">It is not driven by outliers: the effect is larger at full settings for </w:t>
+      </w:r>
+      <w:r>
+        <w:rPr>
+          <w:b/>
+        </w:rPr>
+      </w:r>
+      <w:r>
+        <w:t>21 of</w:t>
+      </w:r>
+    </w:p>
+    <w:p>
+      <w:pPr>
+        <w:jc w:val="both"/>
+      </w:pPr>
+      <w:r>
+        <w:t>22 receptors</w:t>
+      </w:r>
+      <w:r>
+        <w:rPr>
+          <w:b/>
+        </w:rPr>
+      </w:r>
+      <w:r>
+        <w:t xml:space="preserve"> on ipTM and interface pLDDT, and 18 of 22 on the receptor side,</w:t>
+      </w:r>
+    </w:p>
+    <w:p>
+      <w:pPr>
+        <w:jc w:val="both"/>
+      </w:pPr>
+      <w:r>
+        <w:t>with paired p ≤ 0.001 throughout.</w:t>
+      </w:r>
+    </w:p>
+    <w:p>
+      <w:pPr>
+        <w:jc w:val="both"/>
+      </w:pPr>
+      <w:r>
+        <w:t>Two readouts change verdict outright. Interface pLDDT went from p = 0.067 —</w:t>
+      </w:r>
+    </w:p>
+    <w:p>
+      <w:pPr>
+        <w:jc w:val="both"/>
+      </w:pPr>
+      <w:r>
+        <w:t>the number Section 7.8 called model-dependent — to p &lt; 1e-5. The receptor side</w:t>
+      </w:r>
+    </w:p>
+    <w:p>
+      <w:pPr>
+        <w:jc w:val="both"/>
+      </w:pPr>
+      <w:r>
+        <w:t>went from p = 0.428, no evidence at all, to p &lt; 1e-5.</w:t>
+      </w:r>
+    </w:p>
+    <w:p>
+      <w:pPr>
+        <w:pStyle w:val="Heading4"/>
+        <w:keepNext/>
+        <w:spacing w:before="200" w:after="80"/>
+      </w:pPr>
+      <w:r>
+        <w:rPr>
+          <w:rFonts w:ascii="Times New Roman" w:hAnsi="Times New Roman"/>
+          <w:b/>
+          <w:color w:val="2C5282"/>
+          <w:sz w:val="22"/>
+        </w:rPr>
+        <w:t>7.13.3 Why: the mechanism is Section 7.11's</w:t>
+      </w:r>
+    </w:p>
+    <w:p>
+      <w:pPr>
+        <w:jc w:val="both"/>
+      </w:pPr>
+      <w:r>
+        <w:t>Absolute confidence rises enormously alongside the effect:</w:t>
+      </w:r>
+    </w:p>
+    <w:tbl>
+      <w:tblPr>
+        <w:tblW w:type="auto" w:w="0"/>
+        <w:jc w:val="center"/>
+        <w:tblLook w:firstColumn="1" w:firstRow="1" w:lastColumn="0" w:lastRow="0" w:noHBand="0" w:noVBand="1" w:val="04A0"/>
+        <w:tblBorders>
+          <w:top w:val="single" w:sz="4" w:space="0" w:color="cbd5e0"/>
+          <w:bottom w:val="single" w:sz="4" w:space="0" w:color="cbd5e0"/>
+          <w:left w:val="single" w:sz="4" w:space="0" w:color="cbd5e0"/>
+          <w:right w:val="single" w:sz="4" w:space="0" w:color="cbd5e0"/>
+          <w:insideH w:val="single" w:sz="4" w:space="0" w:color="cbd5e0"/>
+          <w:insideV w:val="single" w:sz="4" w:space="0" w:color="cbd5e0"/>
+        </w:tblBorders>
+      </w:tblPr>
+      <w:tblGrid>
+        <w:gridCol w:w="3010"/>
+        <w:gridCol w:w="3010"/>
+        <w:gridCol w:w="3010"/>
+      </w:tblGrid>
+      <w:tr>
+        <w:tc>
+          <w:tcPr>
+            <w:tcW w:type="dxa" w:w="3010"/>
+            <w:tcMar>
+              <w:top w:w="100" w:type="dxa"/>
+              <w:bottom w:w="100" w:type="dxa"/>
+              <w:left w:w="120" w:type="dxa"/>
+              <w:right w:w="120" w:type="dxa"/>
+            </w:tcMar>
+            <w:shd w:fill="ebf8ff"/>
+          </w:tcPr>
+          <w:p>
+            <w:pPr>
+              <w:jc w:val="center"/>
+            </w:pPr>
+          </w:p>
+        </w:tc>
+        <w:tc>
+          <w:tcPr>
+            <w:tcW w:type="dxa" w:w="3010"/>
+            <w:tcMar>
+              <w:top w:w="100" w:type="dxa"/>
+              <w:bottom w:w="100" w:type="dxa"/>
+              <w:left w:w="120" w:type="dxa"/>
+              <w:right w:w="120" w:type="dxa"/>
+            </w:tcMar>
+            <w:shd w:fill="ebf8ff"/>
+          </w:tcPr>
+          <w:p>
+            <w:pPr>
+              <w:jc w:val="center"/>
+            </w:pPr>
+            <w:r>
+              <w:rPr>
+                <w:b/>
+                <w:color w:val="2B6CB0"/>
+                <w:sz w:val="19"/>
+              </w:rPr>
+              <w:t>reduced</w:t>
+            </w:r>
+          </w:p>
+        </w:tc>
+        <w:tc>
+          <w:tcPr>
+            <w:tcW w:type="dxa" w:w="3010"/>
+            <w:tcMar>
+              <w:top w:w="100" w:type="dxa"/>
+              <w:bottom w:w="100" w:type="dxa"/>
+              <w:left w:w="120" w:type="dxa"/>
+              <w:right w:w="120" w:type="dxa"/>
+            </w:tcMar>
+            <w:shd w:fill="ebf8ff"/>
+          </w:tcPr>
+          <w:p>
+            <w:pPr>
+              <w:jc w:val="center"/>
+            </w:pPr>
+            <w:r>
+              <w:rPr>
+                <w:b/>
+                <w:color w:val="2B6CB0"/>
+                <w:sz w:val="19"/>
+              </w:rPr>
+              <w:t>full</w:t>
+            </w:r>
+          </w:p>
+        </w:tc>
+      </w:tr>
+      <w:tr>
+        <w:tc>
+          <w:tcPr>
+            <w:tcW w:type="dxa" w:w="3010"/>
+            <w:tcMar>
+              <w:top w:w="100" w:type="dxa"/>
+              <w:bottom w:w="100" w:type="dxa"/>
+              <w:left w:w="120" w:type="dxa"/>
+              <w:right w:w="120" w:type="dxa"/>
+            </w:tcMar>
+          </w:tcPr>
+          <w:p>
+            <w:r>
+              <w:rPr>
+                <w:b w:val="0"/>
+                <w:sz w:val="18"/>
+              </w:rPr>
+              <w:t>cognate ipTM</w:t>
+            </w:r>
+          </w:p>
+        </w:tc>
+        <w:tc>
+          <w:tcPr>
+            <w:tcW w:type="dxa" w:w="3010"/>
+            <w:tcMar>
+              <w:top w:w="100" w:type="dxa"/>
+              <w:bottom w:w="100" w:type="dxa"/>
+              <w:left w:w="120" w:type="dxa"/>
+              <w:right w:w="120" w:type="dxa"/>
+            </w:tcMar>
+          </w:tcPr>
+          <w:p>
+            <w:r>
+              <w:rPr>
+                <w:b w:val="0"/>
+                <w:sz w:val="18"/>
+              </w:rPr>
+              <w:t>0.203</w:t>
+            </w:r>
+          </w:p>
+        </w:tc>
+        <w:tc>
+          <w:tcPr>
+            <w:tcW w:type="dxa" w:w="3010"/>
+            <w:tcMar>
+              <w:top w:w="100" w:type="dxa"/>
+              <w:bottom w:w="100" w:type="dxa"/>
+              <w:left w:w="120" w:type="dxa"/>
+              <w:right w:w="120" w:type="dxa"/>
+            </w:tcMar>
+          </w:tcPr>
+          <w:p>
+            <w:r>
+              <w:rPr>
+                <w:b w:val="0"/>
+                <w:sz w:val="18"/>
+              </w:rPr>
+              <w:t>0.810</w:t>
+            </w:r>
+          </w:p>
+        </w:tc>
+      </w:tr>
+      <w:tr>
+        <w:tc>
+          <w:tcPr>
+            <w:tcW w:type="dxa" w:w="3010"/>
+            <w:tcMar>
+              <w:top w:w="100" w:type="dxa"/>
+              <w:bottom w:w="100" w:type="dxa"/>
+              <w:left w:w="120" w:type="dxa"/>
+              <w:right w:w="120" w:type="dxa"/>
+            </w:tcMar>
+            <w:shd w:fill="f7fafc"/>
+          </w:tcPr>
+          <w:p>
+            <w:r>
+              <w:rPr>
+                <w:b w:val="0"/>
+                <w:sz w:val="18"/>
+              </w:rPr>
+              <w:t>cognate interface pLDDT</w:t>
+            </w:r>
+          </w:p>
+        </w:tc>
+        <w:tc>
+          <w:tcPr>
+            <w:tcW w:type="dxa" w:w="3010"/>
+            <w:tcMar>
+              <w:top w:w="100" w:type="dxa"/>
+              <w:bottom w:w="100" w:type="dxa"/>
+              <w:left w:w="120" w:type="dxa"/>
+              <w:right w:w="120" w:type="dxa"/>
+            </w:tcMar>
+            <w:shd w:fill="f7fafc"/>
+          </w:tcPr>
+          <w:p>
+            <w:r>
+              <w:rPr>
+                <w:b w:val="0"/>
+                <w:sz w:val="18"/>
+              </w:rPr>
+              <w:t>47.79</w:t>
+            </w:r>
+          </w:p>
+        </w:tc>
+        <w:tc>
+          <w:tcPr>
+            <w:tcW w:type="dxa" w:w="3010"/>
+            <w:tcMar>
+              <w:top w:w="100" w:type="dxa"/>
+              <w:bottom w:w="100" w:type="dxa"/>
+              <w:left w:w="120" w:type="dxa"/>
+              <w:right w:w="120" w:type="dxa"/>
+            </w:tcMar>
+            <w:shd w:fill="f7fafc"/>
+          </w:tcPr>
+          <w:p>
+            <w:r>
+              <w:rPr>
+                <w:b w:val="0"/>
+                <w:sz w:val="18"/>
+              </w:rPr>
+              <w:t>90.70</w:t>
+            </w:r>
+          </w:p>
+        </w:tc>
+      </w:tr>
+    </w:tbl>
+    <w:p/>
+    <w:p>
+      <w:pPr>
+        <w:jc w:val="both"/>
+      </w:pPr>
+      <w:r>
+        <w:t>And the backbones become physical. Measuring every consecutive CA–CA distance</w:t>
+      </w:r>
+    </w:p>
+    <w:p>
+      <w:pPr>
+        <w:jc w:val="both"/>
+      </w:pPr>
+      <w:r>
+        <w:t>against the 3.80 Å a peptide bond fixes:</w:t>
+      </w:r>
+    </w:p>
+    <w:tbl>
+      <w:tblPr>
+        <w:tblW w:type="auto" w:w="0"/>
+        <w:jc w:val="center"/>
+        <w:tblLook w:firstColumn="1" w:firstRow="1" w:lastColumn="0" w:lastRow="0" w:noHBand="0" w:noVBand="1" w:val="04A0"/>
+        <w:tblBorders>
+          <w:top w:val="single" w:sz="4" w:space="0" w:color="cbd5e0"/>
+          <w:bottom w:val="single" w:sz="4" w:space="0" w:color="cbd5e0"/>
+          <w:left w:val="single" w:sz="4" w:space="0" w:color="cbd5e0"/>
+          <w:right w:val="single" w:sz="4" w:space="0" w:color="cbd5e0"/>
+          <w:insideH w:val="single" w:sz="4" w:space="0" w:color="cbd5e0"/>
+          <w:insideV w:val="single" w:sz="4" w:space="0" w:color="cbd5e0"/>
+        </w:tblBorders>
+      </w:tblPr>
+      <w:tblGrid>
+        <w:gridCol w:w="2257"/>
+        <w:gridCol w:w="2257"/>
+        <w:gridCol w:w="2257"/>
+        <w:gridCol w:w="2257"/>
+      </w:tblGrid>
+      <w:tr>
+        <w:tc>
+          <w:tcPr>
+            <w:tcW w:type="dxa" w:w="2257"/>
+            <w:tcMar>
+              <w:top w:w="100" w:type="dxa"/>
+              <w:bottom w:w="100" w:type="dxa"/>
+              <w:left w:w="120" w:type="dxa"/>
+              <w:right w:w="120" w:type="dxa"/>
+            </w:tcMar>
+            <w:shd w:fill="ebf8ff"/>
+          </w:tcPr>
+          <w:p>
+            <w:pPr>
+              <w:jc w:val="center"/>
+            </w:pPr>
+            <w:r>
+              <w:rPr>
+                <w:b/>
+                <w:color w:val="2B6CB0"/>
+                <w:sz w:val="19"/>
+              </w:rPr>
+              <w:t>Arm</w:t>
+            </w:r>
+          </w:p>
+        </w:tc>
+        <w:tc>
+          <w:tcPr>
+            <w:tcW w:type="dxa" w:w="2257"/>
+            <w:tcMar>
+              <w:top w:w="100" w:type="dxa"/>
+              <w:bottom w:w="100" w:type="dxa"/>
+              <w:left w:w="120" w:type="dxa"/>
+              <w:right w:w="120" w:type="dxa"/>
+            </w:tcMar>
+            <w:shd w:fill="ebf8ff"/>
+          </w:tcPr>
+          <w:p>
+            <w:pPr>
+              <w:jc w:val="center"/>
+            </w:pPr>
+            <w:r>
+              <w:rPr>
+                <w:b/>
+                <w:color w:val="2B6CB0"/>
+                <w:sz w:val="19"/>
+              </w:rPr>
+              <w:t>median CA–CA</w:t>
+            </w:r>
+          </w:p>
+        </w:tc>
+        <w:tc>
+          <w:tcPr>
+            <w:tcW w:type="dxa" w:w="2257"/>
+            <w:tcMar>
+              <w:top w:w="100" w:type="dxa"/>
+              <w:bottom w:w="100" w:type="dxa"/>
+              <w:left w:w="120" w:type="dxa"/>
+              <w:right w:w="120" w:type="dxa"/>
+            </w:tcMar>
+            <w:shd w:fill="ebf8ff"/>
+          </w:tcPr>
+          <w:p>
+            <w:pPr>
+              <w:jc w:val="center"/>
+            </w:pPr>
+            <w:r>
+              <w:rPr>
+                <w:b/>
+                <w:color w:val="2B6CB0"/>
+                <w:sz w:val="19"/>
+              </w:rPr>
+              <w:t>physically plausible</w:t>
+            </w:r>
+          </w:p>
+        </w:tc>
+        <w:tc>
+          <w:tcPr>
+            <w:tcW w:type="dxa" w:w="2257"/>
+            <w:tcMar>
+              <w:top w:w="100" w:type="dxa"/>
+              <w:bottom w:w="100" w:type="dxa"/>
+              <w:left w:w="120" w:type="dxa"/>
+              <w:right w:w="120" w:type="dxa"/>
+            </w:tcMar>
+            <w:shd w:fill="ebf8ff"/>
+          </w:tcPr>
+          <w:p>
+            <w:pPr>
+              <w:jc w:val="center"/>
+            </w:pPr>
+            <w:r>
+              <w:rPr>
+                <w:b/>
+                <w:color w:val="2B6CB0"/>
+                <w:sz w:val="19"/>
+              </w:rPr>
+              <w:t>broken (&gt; 5 Å)</w:t>
+            </w:r>
+          </w:p>
+        </w:tc>
+      </w:tr>
+      <w:tr>
+        <w:tc>
+          <w:tcPr>
+            <w:tcW w:type="dxa" w:w="2257"/>
+            <w:tcMar>
+              <w:top w:w="100" w:type="dxa"/>
+              <w:bottom w:w="100" w:type="dxa"/>
+              <w:left w:w="120" w:type="dxa"/>
+              <w:right w:w="120" w:type="dxa"/>
+            </w:tcMar>
+          </w:tcPr>
+          <w:p>
+            <w:r>
+              <w:rPr>
+                <w:b w:val="0"/>
+                <w:sz w:val="18"/>
+              </w:rPr>
+              <w:t>Boltz-2 @ 10 steps (Section 7.11)</w:t>
+            </w:r>
+          </w:p>
+        </w:tc>
+        <w:tc>
+          <w:tcPr>
+            <w:tcW w:type="dxa" w:w="2257"/>
+            <w:tcMar>
+              <w:top w:w="100" w:type="dxa"/>
+              <w:bottom w:w="100" w:type="dxa"/>
+              <w:left w:w="120" w:type="dxa"/>
+              <w:right w:w="120" w:type="dxa"/>
+            </w:tcMar>
+          </w:tcPr>
+          <w:p>
+            <w:r>
+              <w:rPr>
+                <w:b w:val="0"/>
+                <w:sz w:val="18"/>
+              </w:rPr>
+              <w:t>5.48 Å</w:t>
+            </w:r>
+          </w:p>
+        </w:tc>
+        <w:tc>
+          <w:tcPr>
+            <w:tcW w:type="dxa" w:w="2257"/>
+            <w:tcMar>
+              <w:top w:w="100" w:type="dxa"/>
+              <w:bottom w:w="100" w:type="dxa"/>
+              <w:left w:w="120" w:type="dxa"/>
+              <w:right w:w="120" w:type="dxa"/>
+            </w:tcMar>
+          </w:tcPr>
+          <w:p>
+            <w:r>
+              <w:rPr>
+                <w:b w:val="0"/>
+                <w:sz w:val="18"/>
+              </w:rPr>
+              <w:t>14.0%</w:t>
+            </w:r>
+          </w:p>
+        </w:tc>
+        <w:tc>
+          <w:tcPr>
+            <w:tcW w:type="dxa" w:w="2257"/>
+            <w:tcMar>
+              <w:top w:w="100" w:type="dxa"/>
+              <w:bottom w:w="100" w:type="dxa"/>
+              <w:left w:w="120" w:type="dxa"/>
+              <w:right w:w="120" w:type="dxa"/>
+            </w:tcMar>
+          </w:tcPr>
+          <w:p>
+            <w:r>
+              <w:rPr>
+                <w:b w:val="0"/>
+                <w:sz w:val="18"/>
+              </w:rPr>
+              <w:t>56.2%</w:t>
+            </w:r>
+          </w:p>
+        </w:tc>
+      </w:tr>
+      <w:tr>
+        <w:tc>
+          <w:tcPr>
+            <w:tcW w:type="dxa" w:w="2257"/>
+            <w:tcMar>
+              <w:top w:w="100" w:type="dxa"/>
+              <w:bottom w:w="100" w:type="dxa"/>
+              <w:left w:w="120" w:type="dxa"/>
+              <w:right w:w="120" w:type="dxa"/>
+            </w:tcMar>
+            <w:shd w:fill="f7fafc"/>
+          </w:tcPr>
+          <w:p>
+            <w:r>
+              <w:rPr>
+                <w:b w:val="0"/>
+                <w:sz w:val="18"/>
+              </w:rPr>
+              <w:t>DeCAF @ 10 steps (Section 7.11)</w:t>
+            </w:r>
+          </w:p>
+        </w:tc>
+        <w:tc>
+          <w:tcPr>
+            <w:tcW w:type="dxa" w:w="2257"/>
+            <w:tcMar>
+              <w:top w:w="100" w:type="dxa"/>
+              <w:bottom w:w="100" w:type="dxa"/>
+              <w:left w:w="120" w:type="dxa"/>
+              <w:right w:w="120" w:type="dxa"/>
+            </w:tcMar>
+            <w:shd w:fill="f7fafc"/>
+          </w:tcPr>
+          <w:p>
+            <w:r>
+              <w:rPr>
+                <w:b w:val="0"/>
+                <w:sz w:val="18"/>
+              </w:rPr>
+              <w:t>3.74 Å</w:t>
+            </w:r>
+          </w:p>
+        </w:tc>
+        <w:tc>
+          <w:tcPr>
+            <w:tcW w:type="dxa" w:w="2257"/>
+            <w:tcMar>
+              <w:top w:w="100" w:type="dxa"/>
+              <w:bottom w:w="100" w:type="dxa"/>
+              <w:left w:w="120" w:type="dxa"/>
+              <w:right w:w="120" w:type="dxa"/>
+            </w:tcMar>
+            <w:shd w:fill="f7fafc"/>
+          </w:tcPr>
+          <w:p>
+            <w:r>
+              <w:rPr>
+                <w:b w:val="0"/>
+                <w:sz w:val="18"/>
+              </w:rPr>
+              <w:t>96.2%</w:t>
+            </w:r>
+          </w:p>
+        </w:tc>
+        <w:tc>
+          <w:tcPr>
+            <w:tcW w:type="dxa" w:w="2257"/>
+            <w:tcMar>
+              <w:top w:w="100" w:type="dxa"/>
+              <w:bottom w:w="100" w:type="dxa"/>
+              <w:left w:w="120" w:type="dxa"/>
+              <w:right w:w="120" w:type="dxa"/>
+            </w:tcMar>
+            <w:shd w:fill="f7fafc"/>
+          </w:tcPr>
+          <w:p>
+            <w:r>
+              <w:rPr>
+                <w:b w:val="0"/>
+                <w:sz w:val="18"/>
+              </w:rPr>
+              <w:t>0.0%</w:t>
+            </w:r>
+          </w:p>
+        </w:tc>
+      </w:tr>
+      <w:tr>
+        <w:tc>
+          <w:tcPr>
+            <w:tcW w:type="dxa" w:w="2257"/>
+            <w:tcMar>
+              <w:top w:w="100" w:type="dxa"/>
+              <w:bottom w:w="100" w:type="dxa"/>
+              <w:left w:w="120" w:type="dxa"/>
+              <w:right w:w="120" w:type="dxa"/>
+            </w:tcMar>
+          </w:tcPr>
+          <w:p>
+            <w:r>
+              <w:rPr>
+                <w:b w:val="0"/>
+                <w:sz w:val="18"/>
+              </w:rPr>
+              <w:t>Boltz-1 @ 200 steps</w:t>
+            </w:r>
+          </w:p>
+        </w:tc>
+        <w:tc>
+          <w:tcPr>
+            <w:tcW w:type="dxa" w:w="2257"/>
+            <w:tcMar>
+              <w:top w:w="100" w:type="dxa"/>
+              <w:bottom w:w="100" w:type="dxa"/>
+              <w:left w:w="120" w:type="dxa"/>
+              <w:right w:w="120" w:type="dxa"/>
+            </w:tcMar>
+          </w:tcPr>
+          <w:p>
+            <w:r>
+              <w:rPr>
+                <w:b w:val="0"/>
+                <w:sz w:val="18"/>
+              </w:rPr>
+              <w:t>3.80 Å</w:t>
+            </w:r>
+          </w:p>
+        </w:tc>
+        <w:tc>
+          <w:tcPr>
+            <w:tcW w:type="dxa" w:w="2257"/>
+            <w:tcMar>
+              <w:top w:w="100" w:type="dxa"/>
+              <w:bottom w:w="100" w:type="dxa"/>
+              <w:left w:w="120" w:type="dxa"/>
+              <w:right w:w="120" w:type="dxa"/>
+            </w:tcMar>
+          </w:tcPr>
+          <w:p>
+            <w:r>
+              <w:rPr>
+                <w:b w:val="0"/>
+                <w:sz w:val="18"/>
+              </w:rPr>
+              <w:t>99.7%</w:t>
+            </w:r>
+          </w:p>
+        </w:tc>
+        <w:tc>
+          <w:tcPr>
+            <w:tcW w:type="dxa" w:w="2257"/>
+            <w:tcMar>
+              <w:top w:w="100" w:type="dxa"/>
+              <w:bottom w:w="100" w:type="dxa"/>
+              <w:left w:w="120" w:type="dxa"/>
+              <w:right w:w="120" w:type="dxa"/>
+            </w:tcMar>
+          </w:tcPr>
+          <w:p>
+            <w:r>
+              <w:rPr>
+                <w:b w:val="0"/>
+                <w:sz w:val="18"/>
+              </w:rPr>
+              <w:t>0.0%</w:t>
+            </w:r>
+          </w:p>
+        </w:tc>
+      </w:tr>
+    </w:tbl>
+    <w:p/>
+    <w:p>
+      <w:pPr>
+        <w:jc w:val="both"/>
+      </w:pPr>
+      <w:r>
+        <w:t>A median of exactly 3.80 Å is the ideal bond length to two decimals. Section</w:t>
+      </w:r>
+    </w:p>
+    <w:p>
+      <w:pPr>
+        <w:jc w:val="both"/>
+      </w:pPr>
+      <w:r>
+        <w:t>7.11 established that geometry-dependent readouts need a converged sampler and</w:t>
+      </w:r>
+    </w:p>
+    <w:p>
+      <w:pPr>
+        <w:jc w:val="both"/>
+      </w:pPr>
+      <w:r>
+        <w:t>that few-step distillation restores convergence; this shows the other way of</w:t>
+      </w:r>
+    </w:p>
+    <w:p>
+      <w:pPr>
+        <w:jc w:val="both"/>
+      </w:pPr>
+      <w:r>
+        <w:t>restoring it — simply running the intended number of steps — and the confidence</w:t>
+      </w:r>
+    </w:p>
+    <w:p>
+      <w:pPr>
+        <w:jc w:val="both"/>
+      </w:pPr>
+      <w:r>
+        <w:t>readouts recover with it.</w:t>
+      </w:r>
+    </w:p>
+    <w:p>
+      <w:pPr>
+        <w:pStyle w:val="Heading4"/>
+        <w:keepNext/>
+        <w:spacing w:before="200" w:after="80"/>
+      </w:pPr>
+      <w:r>
+        <w:rPr>
+          <w:rFonts w:ascii="Times New Roman" w:hAnsi="Times New Roman"/>
+          <w:b/>
+          <w:color w:val="2C5282"/>
+          <w:sz w:val="22"/>
+        </w:rPr>
+        <w:t>7.13.4 What this costs, and what it changes</w:t>
+      </w:r>
+    </w:p>
+    <w:p>
+      <w:pPr>
+        <w:jc w:val="both"/>
+      </w:pPr>
+      <w:r>
+        <w:rPr>
+          <w:b/>
+        </w:rPr>
+        <w:t>A full-settings fold takes 106 to 109 seconds on this laptop.</w:t>
+      </w:r>
+      <w:r>
+        <w:t xml:space="preserve"> The runner's</w:t>
+      </w:r>
+    </w:p>
+    <w:p>
+      <w:pPr>
+        <w:jc w:val="both"/>
+      </w:pPr>
+      <w:r>
+        <w:t>own comment records that a full alignment was intractable on CPU — a 40-complex</w:t>
+      </w:r>
+    </w:p>
+    <w:p>
+      <w:pPr>
+        <w:jc w:val="both"/>
+      </w:pPr>
+      <w:r>
+        <w:t>run did not finish one batch in an hour and drove the machine to ~12 GB of swap.</w:t>
+      </w:r>
+    </w:p>
+    <w:p>
+      <w:pPr>
+        <w:jc w:val="both"/>
+      </w:pPr>
+      <w:r>
+        <w:t>On MPS a full-depth fold at 200 steps is no slower than the same fold at depth</w:t>
+      </w:r>
+    </w:p>
+    <w:p>
+      <w:pPr>
+        <w:jc w:val="both"/>
+      </w:pPr>
+      <w:r>
+        <w:t xml:space="preserve">32. </w:t>
+      </w:r>
+      <w:r>
+        <w:rPr>
+          <w:b/>
+        </w:rPr>
+        <w:t>The obstacle was the device, not the settings</w:t>
+      </w:r>
+      <w:r>
+        <w:t>, and the reduced regime</w:t>
+      </w:r>
+    </w:p>
+    <w:p>
+      <w:pPr>
+        <w:jc w:val="both"/>
+      </w:pPr>
+      <w:r>
+        <w:t>that shaped every result in Section 7 outlived the constraint that justified it.</w:t>
+      </w:r>
+    </w:p>
+    <w:p>
+      <w:pPr>
+        <w:jc w:val="both"/>
+      </w:pPr>
+      <w:r>
+        <w:t>Three consequences, stated plainly:</w:t>
+      </w:r>
+    </w:p>
+    <w:p>
+      <w:pPr>
+        <w:jc w:val="both"/>
+      </w:pPr>
+      <w:r>
+        <w:rPr>
+          <w:b/>
+        </w:rPr>
+        <w:t>Section 7.4's headline needs qualifying.</w:t>
+      </w:r>
+      <w:r>
+        <w:t xml:space="preserve"> "ipTM tracks composition, not</w:t>
+      </w:r>
+    </w:p>
+    <w:p>
+      <w:pPr>
+        <w:jc w:val="both"/>
+      </w:pPr>
+      <w:r>
+        <w:t>binding" was measured at 10 steps. At 200, ipTM separates a cognate from its own</w:t>
+      </w:r>
+    </w:p>
+    <w:p>
+      <w:pPr>
+        <w:jc w:val="both"/>
+      </w:pPr>
+      <w:r>
+        <w:t xml:space="preserve">scramble with </w:t>
+      </w:r>
+      <w:r>
+        <w:rPr>
+          <w:i/>
+        </w:rPr>
+        <w:t>d</w:t>
+      </w:r>
+      <w:r>
+        <w:t xml:space="preserve"> = 1.25. The finding is a property of the reduced regime at</w:t>
+      </w:r>
+    </w:p>
+    <w:p>
+      <w:pPr>
+        <w:jc w:val="both"/>
+      </w:pPr>
+      <w:r>
+        <w:t>least as much as of the metric.</w:t>
+      </w:r>
+    </w:p>
+    <w:p>
+      <w:pPr>
+        <w:jc w:val="both"/>
+      </w:pPr>
+      <w:r>
+        <w:rPr>
+          <w:b/>
+        </w:rPr>
+        <w:t>Section 7.8's DeCAF result is reframed rather than overturned.</w:t>
+      </w:r>
+      <w:r>
+        <w:t xml:space="preserve"> That section</w:t>
+      </w:r>
+    </w:p>
+    <w:p>
+      <w:pPr>
+        <w:jc w:val="both"/>
+      </w:pPr>
+      <w:r>
+        <w:t xml:space="preserve">compared DeCAF against stock Boltz-1 </w:t>
+      </w:r>
+      <w:r>
+        <w:rPr>
+          <w:i/>
+        </w:rPr>
+        <w:t>at the same reduced settings</w:t>
+      </w:r>
+      <w:r>
+        <w:t xml:space="preserve"> and found a</w:t>
+      </w:r>
+    </w:p>
+    <w:p>
+      <w:pPr>
+        <w:jc w:val="both"/>
+      </w:pPr>
+      <w:r>
+        <w:t>5–6× advantage; that comparison stands. What changes is the interpretation.</w:t>
+      </w:r>
+    </w:p>
+    <w:p>
+      <w:pPr>
+        <w:jc w:val="both"/>
+      </w:pPr>
+      <w:r>
+        <w:t>Full-settings Boltz-1 reaches +0.287 and +11.85 where DeCAF at ten steps reached</w:t>
+      </w:r>
+    </w:p>
+    <w:p>
+      <w:pPr>
+        <w:jc w:val="both"/>
+      </w:pPr>
+      <w:r>
+        <w:t>+0.201 and +9.54, so distillation is not adding something the stock model lacks</w:t>
+      </w:r>
+    </w:p>
+    <w:p>
+      <w:pPr>
+        <w:jc w:val="both"/>
+      </w:pPr>
+      <w:r>
+        <w:t>— it is recovering, at a twentieth of the sampling budget, most of what the</w:t>
+      </w:r>
+    </w:p>
+    <w:p>
+      <w:pPr>
+        <w:jc w:val="both"/>
+      </w:pPr>
+      <w:r>
+        <w:t>stock model has when run properly. For an efficiency thesis that is a better</w:t>
+      </w:r>
+    </w:p>
+    <w:p>
+      <w:pPr>
+        <w:jc w:val="both"/>
+      </w:pPr>
+      <w:r>
+        <w:t>result than the original reading, and it is the one the evidence supports.</w:t>
+      </w:r>
+    </w:p>
+    <w:p>
+      <w:pPr>
+        <w:jc w:val="both"/>
+      </w:pPr>
+      <w:r>
+        <w:rPr>
+          <w:b/>
+        </w:rPr>
+        <w:t>Sections 7.6, 7.7 and 7.10 understate their effects.</w:t>
+      </w:r>
+      <w:r>
+        <w:t xml:space="preserve"> Every effect size in</w:t>
+      </w:r>
+    </w:p>
+    <w:p>
+      <w:pPr>
+        <w:jc w:val="both"/>
+      </w:pPr>
+      <w:r>
+        <w:t>those sections was measured in the suppressed regime and should be read as a</w:t>
+      </w:r>
+    </w:p>
+    <w:p>
+      <w:pPr>
+        <w:jc w:val="both"/>
+      </w:pPr>
+      <w:r>
+        <w:t>lower bound.</w:t>
+      </w:r>
+    </w:p>
+    <w:p>
+      <w:pPr>
+        <w:pStyle w:val="Heading4"/>
+        <w:keepNext/>
+        <w:spacing w:before="200" w:after="80"/>
+      </w:pPr>
+      <w:r>
+        <w:rPr>
+          <w:rFonts w:ascii="Times New Roman" w:hAnsi="Times New Roman"/>
+          <w:b/>
+          <w:color w:val="2C5282"/>
+          <w:sz w:val="22"/>
+        </w:rPr>
+        <w:t>7.13.5 Limitations</w:t>
+      </w:r>
+    </w:p>
+    <w:p>
+      <w:pPr>
+        <w:jc w:val="both"/>
+      </w:pPr>
+      <w:r>
+        <w:t>One model (Boltz-1) and 22 receptors, folded once. Only cognates and scrambles</w:t>
+      </w:r>
+    </w:p>
+    <w:p>
+      <w:pPr>
+        <w:jc w:val="both"/>
+      </w:pPr>
+      <w:r>
+        <w:t>were run, so this resolves the scramble control and not the receptor-specificity</w:t>
+      </w:r>
+    </w:p>
+    <w:p>
+      <w:pPr>
+        <w:jc w:val="both"/>
+      </w:pPr>
+      <w:r>
+        <w:t>rank test — that needs the decoys, another 66 folds at two minutes each. The</w:t>
+      </w:r>
+    </w:p>
+    <w:p>
+      <w:pPr>
+        <w:jc w:val="both"/>
+      </w:pPr>
+      <w:r>
+        <w:t>three settings were raised together, so which of sampling steps, recycling or</w:t>
+      </w:r>
+    </w:p>
+    <w:p>
+      <w:pPr>
+        <w:jc w:val="both"/>
+      </w:pPr>
+      <w:r>
+        <w:t>MSA depth carries the effect is unresolved; Section 7.11's geometry result</w:t>
+      </w:r>
+    </w:p>
+    <w:p>
+      <w:pPr>
+        <w:jc w:val="both"/>
+      </w:pPr>
+      <w:r>
+        <w:t>points at sampling steps, and the script varies each independently for that</w:t>
+      </w:r>
+    </w:p>
+    <w:p>
+      <w:pPr>
+        <w:jc w:val="both"/>
+      </w:pPr>
+      <w:r>
+        <w:t>test. Section 7.5's warning applies here too: this is a single draw, and a</w:t>
+      </w:r>
+    </w:p>
+    <w:p>
+      <w:pPr>
+        <w:jc w:val="both"/>
+      </w:pPr>
+      <w:r>
+        <w:t>single draw has twice misled this dissertation.</w:t>
+      </w:r>
+    </w:p>
+    <w:p>
+      <w:r>
+        <w:br w:type="page"/>
+      </w:r>
+    </w:p>
+    <w:p>
+      <w:pPr>
         <w:pStyle w:val="Heading1"/>
         <w:keepNext/>
         <w:spacing w:before="360" w:after="160"/>
@@ -30637,6 +32756,165 @@
         <w:jc w:val="both"/>
       </w:pPr>
       <w:r>
+        <w:rPr>
+          <w:b/>
+        </w:rPr>
+      </w:r>
+      <w:r>
+        <w:t>Ninth, and it qualifies much of the above: the reduced inference settings were</w:t>
+      </w:r>
+    </w:p>
+    <w:p>
+      <w:pPr>
+        <w:jc w:val="both"/>
+      </w:pPr>
+      <w:r>
+        <w:t>suppressing the signal by a factor of three to seven</w:t>
+      </w:r>
+      <w:r>
+        <w:rPr>
+          <w:b/>
+        </w:rPr>
+      </w:r>
+      <w:r>
+        <w:t xml:space="preserve"> (Section 7.13). Folding</w:t>
+      </w:r>
+    </w:p>
+    <w:p>
+      <w:pPr>
+        <w:jc w:val="both"/>
+      </w:pPr>
+      <w:r>
+        <w:t>the panel on the same model and device at the intended 200 sampling steps, 3</w:t>
+      </w:r>
+    </w:p>
+    <w:p>
+      <w:pPr>
+        <w:jc w:val="both"/>
+      </w:pPr>
+      <w:r>
+        <w:t xml:space="preserve">recycling passes and full alignment depth raises Cohen's </w:t>
+      </w:r>
+      <w:r>
+        <w:rPr>
+          <w:i/>
+        </w:rPr>
+        <w:t>d</w:t>
+      </w:r>
+      <w:r>
+        <w:t xml:space="preserve"> on the scramble</w:t>
+      </w:r>
+    </w:p>
+    <w:p>
+      <w:pPr>
+        <w:jc w:val="both"/>
+      </w:pPr>
+      <w:r>
+        <w:t>control from 0.12–0.45 to 1.25–1.52, larger for 21 of 22 receptors, and takes</w:t>
+      </w:r>
+    </w:p>
+    <w:p>
+      <w:pPr>
+        <w:jc w:val="both"/>
+      </w:pPr>
+      <w:r>
+        <w:t>interface pLDDT from p = 0.067 to p &lt; 1e-5 and the receptor side from p = 0.428</w:t>
+      </w:r>
+    </w:p>
+    <w:p>
+      <w:pPr>
+        <w:jc w:val="both"/>
+      </w:pPr>
+      <w:r>
+        <w:t xml:space="preserve">to p &lt; 1e-5. Backbone geometry goes from 14% physically plausible to </w:t>
+      </w:r>
+      <w:r>
+        <w:rPr>
+          <w:b/>
+        </w:rPr>
+        <w:t>99.7%</w:t>
+      </w:r>
+      <w:r>
+        <w:t>,</w:t>
+      </w:r>
+    </w:p>
+    <w:p>
+      <w:pPr>
+        <w:jc w:val="both"/>
+      </w:pPr>
+      <w:r>
+        <w:t>with a median CA–CA distance of 3.80 Å — the ideal bond length. Section 7.4's</w:t>
+      </w:r>
+    </w:p>
+    <w:p>
+      <w:pPr>
+        <w:jc w:val="both"/>
+      </w:pPr>
+      <w:r>
+        <w:t>"ipTM tracks composition, not binding" is therefore a property of the reduced</w:t>
+      </w:r>
+    </w:p>
+    <w:p>
+      <w:pPr>
+        <w:jc w:val="both"/>
+      </w:pPr>
+      <w:r>
+        <w:t>regime at least as much as of the metric, and every effect size in Sections 7.2</w:t>
+      </w:r>
+    </w:p>
+    <w:p>
+      <w:pPr>
+        <w:jc w:val="both"/>
+      </w:pPr>
+      <w:r>
+        <w:t>to 7.12 is a lower bound. Section 7.8's DeCAF comparison stands but is reframed:</w:t>
+      </w:r>
+    </w:p>
+    <w:p>
+      <w:pPr>
+        <w:jc w:val="both"/>
+      </w:pPr>
+      <w:r>
+        <w:t>distillation recovers most of what the stock model has when run properly, at a</w:t>
+      </w:r>
+    </w:p>
+    <w:p>
+      <w:pPr>
+        <w:jc w:val="both"/>
+      </w:pPr>
+      <w:r>
+        <w:t>twentieth of the sampling budget, which is a better result for an efficiency</w:t>
+      </w:r>
+    </w:p>
+    <w:p>
+      <w:pPr>
+        <w:jc w:val="both"/>
+      </w:pPr>
+      <w:r>
+        <w:t>thesis than the original reading. A full-settings fold costs 106 seconds on this</w:t>
+      </w:r>
+    </w:p>
+    <w:p>
+      <w:pPr>
+        <w:jc w:val="both"/>
+      </w:pPr>
+      <w:r>
+        <w:t>laptop, so the constraint that justified the reduced regime had lapsed before</w:t>
+      </w:r>
+    </w:p>
+    <w:p>
+      <w:pPr>
+        <w:jc w:val="both"/>
+      </w:pPr>
+      <w:r>
+        <w:t>most of the measurements were taken.</w:t>
+      </w:r>
+    </w:p>
+    <w:p>
+      <w:pPr>
+        <w:jc w:val="both"/>
+      </w:pPr>
+      <w:r>
         <w:t>One further correction belongs here rather than in a footnote. Section 7.10 was</w:t>
       </w:r>
     </w:p>
@@ -30919,15 +33197,15 @@
         </w:rPr>
       </w:r>
       <w:r>
-        <w:t>Use a model distilled for the step budget you can afford, not a stock model</w:t>
-      </w:r>
-    </w:p>
-    <w:p>
-      <w:pPr>
-        <w:jc w:val="both"/>
-      </w:pPr>
-      <w:r>
-        <w:t>run short.</w:t>
+        <w:t>Never run a stock cofolding model far below its intended sampling budget,</w:t>
+      </w:r>
+    </w:p>
+    <w:p>
+      <w:pPr>
+        <w:jc w:val="both"/>
+      </w:pPr>
+      <w:r>
+        <w:t>and re-measure the budget before assuming it is unaffordable.</w:t>
       </w:r>
       <w:r>
         <w:rPr>
@@ -30935,6 +33213,78 @@
         </w:rPr>
       </w:r>
       <w:r>
+        <w:t xml:space="preserve"> At 10 of an</w:t>
+      </w:r>
+    </w:p>
+    <w:p>
+      <w:pPr>
+        <w:jc w:val="both"/>
+      </w:pPr>
+      <w:r>
+        <w:t>intended 200 steps the effect on the scramble control is three to seven times</w:t>
+      </w:r>
+    </w:p>
+    <w:p>
+      <w:pPr>
+        <w:jc w:val="both"/>
+      </w:pPr>
+      <w:r>
+        <w:t>smaller in standardised terms and the backbone is 14% physically plausible</w:t>
+      </w:r>
+    </w:p>
+    <w:p>
+      <w:pPr>
+        <w:jc w:val="both"/>
+      </w:pPr>
+      <w:r>
+        <w:t>rather than 99.7% (Section 7.13). The reduced regime in this work was</w:t>
+      </w:r>
+    </w:p>
+    <w:p>
+      <w:pPr>
+        <w:jc w:val="both"/>
+      </w:pPr>
+      <w:r>
+        <w:t>justified by CPU timings that MPS had already made obsolete: a full-settings</w:t>
+      </w:r>
+    </w:p>
+    <w:p>
+      <w:pPr>
+        <w:jc w:val="both"/>
+      </w:pPr>
+      <w:r>
+        <w:t>fold takes 106 seconds and is no slower at full alignment depth.</w:t>
+      </w:r>
+    </w:p>
+    <w:p>
+      <w:pPr>
+        <w:jc w:val="both"/>
+      </w:pPr>
+      <w:r>
+        <w:t xml:space="preserve">3. </w:t>
+      </w:r>
+      <w:r>
+        <w:rPr>
+          <w:b/>
+        </w:rPr>
+      </w:r>
+      <w:r>
+        <w:t>If the budget genuinely is short, use a model distilled for it rather than</w:t>
+      </w:r>
+    </w:p>
+    <w:p>
+      <w:pPr>
+        <w:jc w:val="both"/>
+      </w:pPr>
+      <w:r>
+        <w:t>a stock model run short.</w:t>
+      </w:r>
+      <w:r>
+        <w:rPr>
+          <w:b/>
+        </w:rPr>
+      </w:r>
+      <w:r>
         <w:t xml:space="preserve"> At ten sampling steps a stock model returns 14% physically</w:t>
       </w:r>
     </w:p>
@@ -30983,7 +33333,7 @@
         <w:jc w:val="both"/>
       </w:pPr>
       <w:r>
-        <w:t xml:space="preserve">3. </w:t>
+        <w:t xml:space="preserve">4. </w:t>
       </w:r>
       <w:r>
         <w:rPr>
@@ -31057,7 +33407,7 @@
         <w:jc w:val="both"/>
       </w:pPr>
       <w:r>
-        <w:t xml:space="preserve">4. </w:t>
+        <w:t xml:space="preserve">5. </w:t>
       </w:r>
       <w:r>
         <w:rPr>
@@ -31113,7 +33463,7 @@
         <w:jc w:val="both"/>
       </w:pPr>
       <w:r>
-        <w:t xml:space="preserve">5. </w:t>
+        <w:t xml:space="preserve">6. </w:t>
       </w:r>
       <w:r>
         <w:rPr>
@@ -31217,7 +33567,7 @@
         <w:jc w:val="both"/>
       </w:pPr>
       <w:r>
-        <w:t xml:space="preserve">6. </w:t>
+        <w:t xml:space="preserve">7. </w:t>
       </w:r>
       <w:r>
         <w:rPr>
@@ -31258,7 +33608,7 @@
         <w:jc w:val="both"/>
       </w:pPr>
       <w:r>
-        <w:t xml:space="preserve">7. </w:t>
+        <w:t xml:space="preserve">8. </w:t>
       </w:r>
       <w:r>
         <w:rPr>
@@ -31350,7 +33700,7 @@
         <w:jc w:val="both"/>
       </w:pPr>
       <w:r>
-        <w:t xml:space="preserve">8. </w:t>
+        <w:t xml:space="preserve">9. </w:t>
       </w:r>
       <w:r>
         <w:rPr>
@@ -31383,7 +33733,7 @@
         <w:jc w:val="both"/>
       </w:pPr>
       <w:r>
-        <w:t xml:space="preserve">9. </w:t>
+        <w:t xml:space="preserve">10. </w:t>
       </w:r>
       <w:r>
         <w:rPr>
@@ -31400,7 +33750,7 @@
         <w:jc w:val="both"/>
       </w:pPr>
       <w:r>
-        <w:t>folding required by recommendation 5 is a 1,200–2,100 fold workload for this</w:t>
+        <w:t>folding required by recommendation 6 is a 1,200–2,100 fold workload for this</w:t>
       </w:r>
     </w:p>
     <w:p>

--- a/final_dissertation_report.docx
+++ b/final_dissertation_report.docx
@@ -1820,7 +1820,63 @@
         <w:jc w:val="both"/>
       </w:pPr>
       <w:r>
-        <w:t>geometry-derived readout fails on the former and works on the latter.</w:t>
+        <w:t>geometry-derived readout fails on the former and works on the latter. Folding</w:t>
+      </w:r>
+    </w:p>
+    <w:p>
+      <w:pPr>
+        <w:jc w:val="both"/>
+      </w:pPr>
+      <w:r>
+        <w:t>the panel at the model's intended settings then bounds the negative results</w:t>
+      </w:r>
+    </w:p>
+    <w:p>
+      <w:pPr>
+        <w:jc w:val="both"/>
+      </w:pPr>
+      <w:r>
+        <w:t>themselves: the cognate-versus-scramble effect is three to seven times larger in</w:t>
+      </w:r>
+    </w:p>
+    <w:p>
+      <w:pPr>
+        <w:jc w:val="both"/>
+      </w:pPr>
+      <w:r>
+        <w:t>standardised terms, so the conclusions above hold for a model run at a tenth of</w:t>
+      </w:r>
+    </w:p>
+    <w:p>
+      <w:pPr>
+        <w:jc w:val="both"/>
+      </w:pPr>
+      <w:r>
+        <w:t>its sampling budget and understate what it does when run properly. The efficiency</w:t>
+      </w:r>
+    </w:p>
+    <w:p>
+      <w:pPr>
+        <w:jc w:val="both"/>
+      </w:pPr>
+      <w:r>
+        <w:t>finding survives that correction and is strengthened by it — a model distilled</w:t>
+      </w:r>
+    </w:p>
+    <w:p>
+      <w:pPr>
+        <w:jc w:val="both"/>
+      </w:pPr>
+      <w:r>
+        <w:t>for ten steps recovers most of the full-settings signal at a twentieth of the</w:t>
+      </w:r>
+    </w:p>
+    <w:p>
+      <w:pPr>
+        <w:jc w:val="both"/>
+      </w:pPr>
+      <w:r>
+        <w:t>cost.</w:t>
       </w:r>
     </w:p>
     <w:p>
@@ -2337,7 +2393,7 @@
         <w:t xml:space="preserve"> </w:t>
       </w:r>
       <w:r>
-        <w:t>7.4 Powered Run: ipTM Tracks Composition, Not Binding ....................... 18</w:t>
+        <w:t>7.4 Powered Run: ipTM Tracks Composition — at 10 Sampling Steps ............ 18</w:t>
       </w:r>
     </w:p>
     <w:p>
@@ -12329,7 +12385,102 @@
           <w:color w:val="2C5282"/>
           <w:sz w:val="23"/>
         </w:rPr>
-        <w:t>7.4 Powered Run: ipTM Tracks Composition, Not Binding</w:t>
+        <w:t>7.4 Powered Run: ipTM Tracks Composition, Not Binding — at 10 Sampling Steps</w:t>
+      </w:r>
+    </w:p>
+    <w:p>
+      <w:pPr>
+        <w:jc w:val="both"/>
+      </w:pPr>
+      <w:r>
+        <w:rPr>
+          <w:b/>
+        </w:rPr>
+        <w:t>Scope, established after the fact.</w:t>
+      </w:r>
+      <w:r>
+        <w:t xml:space="preserve"> Every fold in this section was taken at</w:t>
+      </w:r>
+    </w:p>
+    <w:p>
+      <w:pPr>
+        <w:jc w:val="both"/>
+      </w:pPr>
+      <w:r>
+        <w:t>10 sampling steps of an intended 200. Section 7.13 folds the same panel on the</w:t>
+      </w:r>
+    </w:p>
+    <w:p>
+      <w:pPr>
+        <w:jc w:val="both"/>
+      </w:pPr>
+      <w:r>
+        <w:t>same model and device at the intended settings and finds the cognate-versus-</w:t>
+      </w:r>
+    </w:p>
+    <w:p>
+      <w:pPr>
+        <w:jc w:val="both"/>
+      </w:pPr>
+      <w:r>
+        <w:t>scramble effect three to seven times larger in standardised terms — ipTM's</w:t>
+      </w:r>
+    </w:p>
+    <w:p>
+      <w:pPr>
+        <w:jc w:val="both"/>
+      </w:pPr>
+      <w:r>
+        <w:t xml:space="preserve">Cohen's </w:t>
+      </w:r>
+      <w:r>
+        <w:rPr>
+          <w:i/>
+        </w:rPr>
+        <w:t>d</w:t>
+      </w:r>
+      <w:r>
+        <w:t xml:space="preserve"> rises from 0.45 to 1.25, and it separates a cognate from its own</w:t>
+      </w:r>
+    </w:p>
+    <w:p>
+      <w:pPr>
+        <w:jc w:val="both"/>
+      </w:pPr>
+      <w:r>
+        <w:t xml:space="preserve">scramble at p &lt; 1e-5. </w:t>
+      </w:r>
+      <w:r>
+        <w:rPr>
+          <w:b/>
+        </w:rPr>
+      </w:r>
+      <w:r>
+        <w:t>The conclusion below is a property of the reduced</w:t>
+      </w:r>
+    </w:p>
+    <w:p>
+      <w:pPr>
+        <w:jc w:val="both"/>
+      </w:pPr>
+      <w:r>
+        <w:t>sampling regime at least as much as of the metric</w:t>
+      </w:r>
+      <w:r>
+        <w:rPr>
+          <w:b/>
+        </w:rPr>
+      </w:r>
+      <w:r>
+        <w:t>, and should be read with</w:t>
+      </w:r>
+    </w:p>
+    <w:p>
+      <w:pPr>
+        <w:jc w:val="both"/>
+      </w:pPr>
+      <w:r>
+        <w:t>that qualifier throughout.</w:t>
       </w:r>
     </w:p>
     <w:p>
@@ -12866,26 +13017,91 @@
         <w:rPr>
           <w:b/>
         </w:rPr>
-        <w:t>Conclusion.</w:t>
-      </w:r>
-      <w:r>
-        <w:t xml:space="preserve"> The powered run resolves the question and the answer remains</w:t>
-      </w:r>
-    </w:p>
-    <w:p>
-      <w:pPr>
-        <w:jc w:val="both"/>
-      </w:pPr>
-      <w:r>
-        <w:t>negative, now with a mechanism: ipTM responds to peptide composition and is</w:t>
-      </w:r>
-    </w:p>
-    <w:p>
-      <w:pPr>
-        <w:jc w:val="both"/>
-      </w:pPr>
-      <w:r>
-        <w:t>indifferent to sequence order. A screening reference must prefer a binder to its</w:t>
+        <w:t>Conclusion, as measured here.</w:t>
+      </w:r>
+      <w:r>
+        <w:t xml:space="preserve"> The powered run resolves the question and at</w:t>
+      </w:r>
+    </w:p>
+    <w:p>
+      <w:pPr>
+        <w:jc w:val="both"/>
+      </w:pPr>
+      <w:r>
+        <w:t>these settings the answer remains negative, with a mechanism: ipTM responds to</w:t>
+      </w:r>
+    </w:p>
+    <w:p>
+      <w:pPr>
+        <w:jc w:val="both"/>
+      </w:pPr>
+      <w:r>
+        <w:t>peptide composition and is indifferent to sequence order. Section 7.13 shows the</w:t>
+      </w:r>
+    </w:p>
+    <w:p>
+      <w:pPr>
+        <w:jc w:val="both"/>
+      </w:pPr>
+      <w:r>
+        <w:t>indifference is not intrinsic — at 200 sampling steps the same model on the same</w:t>
+      </w:r>
+    </w:p>
+    <w:p>
+      <w:pPr>
+        <w:jc w:val="both"/>
+      </w:pPr>
+      <w:r>
+        <w:t xml:space="preserve">panel separates a cognate from its own scramble at </w:t>
+      </w:r>
+      <w:r>
+        <w:rPr>
+          <w:i/>
+        </w:rPr>
+        <w:t>d</w:t>
+      </w:r>
+      <w:r>
+        <w:t xml:space="preserve"> = 1.25 — so the claim</w:t>
+      </w:r>
+    </w:p>
+    <w:p>
+      <w:pPr>
+        <w:jc w:val="both"/>
+      </w:pPr>
+      <w:r>
+        <w:t xml:space="preserve">that survives is narrower: </w:t>
+      </w:r>
+      <w:r>
+        <w:rPr>
+          <w:b/>
+        </w:rPr>
+      </w:r>
+      <w:r>
+        <w:t>ipTM is indifferent to sequence order when the</w:t>
+      </w:r>
+    </w:p>
+    <w:p>
+      <w:pPr>
+        <w:jc w:val="both"/>
+      </w:pPr>
+      <w:r>
+        <w:t>sampler has not converged</w:t>
+      </w:r>
+      <w:r>
+        <w:rPr>
+          <w:b/>
+        </w:rPr>
+      </w:r>
+      <w:r>
+        <w:t>, which Section 7.11 shows is the regime in which the</w:t>
+      </w:r>
+    </w:p>
+    <w:p>
+      <w:pPr>
+        <w:jc w:val="both"/>
+      </w:pPr>
+      <w:r>
+        <w:t>predicted backbone is only 14% physically plausible. A screening reference must prefer a binder to its</w:t>
       </w:r>
     </w:p>
     <w:p>
@@ -13447,55 +13663,140 @@
         <w:jc w:val="both"/>
       </w:pPr>
       <w:r>
-        <w:t xml:space="preserve">this section originally claimed: </w:t>
-      </w:r>
+        <w:t>this section originally claimed, in two independent directions:</w:t>
+      </w:r>
+    </w:p>
+    <w:p>
+      <w:pPr>
+        <w:pStyle w:val="ListBullet"/>
+        <w:spacing w:after="80"/>
+      </w:pPr>
       <w:r>
         <w:rPr>
           <w:b/>
         </w:rPr>
-      </w:r>
-      <w:r>
-        <w:t>Section 7.10 shows that most of the advantage</w:t>
-      </w:r>
-    </w:p>
-    <w:p>
-      <w:pPr>
-        <w:jc w:val="both"/>
-      </w:pPr>
-      <w:r>
-        <w:t>disappears on complexes released after the model's training cutoff.</w:t>
-      </w:r>
+        <w:t>Section 7.10</w:t>
+      </w:r>
+      <w:r>
+        <w:t xml:space="preserve"> shows that most of the advantage disappears on complexes</w:t>
+      </w:r>
+    </w:p>
+    <w:p>
+      <w:pPr>
+        <w:jc w:val="both"/>
+      </w:pPr>
+      <w:r>
+        <w:t>released after the model's training cutoff. This section characterises the</w:t>
+      </w:r>
+    </w:p>
+    <w:p>
+      <w:pPr>
+        <w:jc w:val="both"/>
+      </w:pPr>
+      <w:r>
+        <w:t>readouts on a panel that is largely training data.</w:t>
+      </w:r>
+    </w:p>
+    <w:p>
+      <w:pPr>
+        <w:pStyle w:val="ListBullet"/>
+        <w:spacing w:after="80"/>
+      </w:pPr>
       <w:r>
         <w:rPr>
           <w:b/>
         </w:rPr>
-      </w:r>
-      <w:r>
-        <w:t xml:space="preserve"> This</w:t>
-      </w:r>
-    </w:p>
-    <w:p>
-      <w:pPr>
-        <w:jc w:val="both"/>
-      </w:pPr>
-      <w:r>
-        <w:t>section should be read as characterising the readouts on the panel as</w:t>
-      </w:r>
-    </w:p>
-    <w:p>
-      <w:pPr>
-        <w:jc w:val="both"/>
-      </w:pPr>
-      <w:r>
-        <w:t>constituted — which is largely a panel of structures the model was trained on —</w:t>
-      </w:r>
-    </w:p>
-    <w:p>
-      <w:pPr>
-        <w:jc w:val="both"/>
-      </w:pPr>
-      <w:r>
-        <w:t>and Section 7.10 as establishing what transfers.</w:t>
+        <w:t>Section 7.13</w:t>
+      </w:r>
+      <w:r>
+        <w:t xml:space="preserve"> shows that every effect here was measured at 10 sampling</w:t>
+      </w:r>
+    </w:p>
+    <w:p>
+      <w:pPr>
+        <w:jc w:val="both"/>
+      </w:pPr>
+      <w:r>
+        <w:t>steps of an intended 200, and is three to seven times smaller than the same</w:t>
+      </w:r>
+    </w:p>
+    <w:p>
+      <w:pPr>
+        <w:jc w:val="both"/>
+      </w:pPr>
+      <w:r>
+        <w:t xml:space="preserve">measurement at full settings. Interface pLDDT's Cohen's </w:t>
+      </w:r>
+      <w:r>
+        <w:rPr>
+          <w:i/>
+        </w:rPr>
+        <w:t>d</w:t>
+      </w:r>
+      <w:r>
+        <w:t xml:space="preserve"> on the scramble</w:t>
+      </w:r>
+    </w:p>
+    <w:p>
+      <w:pPr>
+        <w:jc w:val="both"/>
+      </w:pPr>
+      <w:r>
+        <w:t xml:space="preserve">control rises from 0.28 to 1.52. </w:t>
+      </w:r>
+      <w:r>
+        <w:rPr>
+          <w:b/>
+        </w:rPr>
+      </w:r>
+      <w:r>
+        <w:t>Every effect size in this section is a</w:t>
+      </w:r>
+    </w:p>
+    <w:p>
+      <w:pPr>
+        <w:jc w:val="both"/>
+      </w:pPr>
+      <w:r>
+        <w:t>lower bound.</w:t>
+      </w:r>
+      <w:r>
+        <w:rPr>
+          <w:b/>
+        </w:rPr>
+      </w:r>
+    </w:p>
+    <w:p>
+      <w:pPr>
+        <w:jc w:val="both"/>
+      </w:pPr>
+      <w:r>
+        <w:t xml:space="preserve">The comparison </w:t>
+      </w:r>
+      <w:r>
+        <w:rPr>
+          <w:i/>
+        </w:rPr>
+        <w:t>between</w:t>
+      </w:r>
+      <w:r>
+        <w:t xml:space="preserve"> readouts is unaffected — all six were scored on the</w:t>
+      </w:r>
+    </w:p>
+    <w:p>
+      <w:pPr>
+        <w:jc w:val="both"/>
+      </w:pPr>
+      <w:r>
+        <w:t>same folds — so the ranking of metrics stands even though their magnitudes do</w:t>
+      </w:r>
+    </w:p>
+    <w:p>
+      <w:pPr>
+        <w:jc w:val="both"/>
+      </w:pPr>
+      <w:r>
+        <w:t>not.</w:t>
       </w:r>
     </w:p>
     <w:p>
@@ -15741,7 +16042,69 @@
         <w:t>what</w:t>
       </w:r>
       <w:r>
-        <w:t xml:space="preserve"> it is responding to. Two further experiments address the</w:t>
+        <w:t xml:space="preserve"> it is responding to.</w:t>
+      </w:r>
+    </w:p>
+    <w:p>
+      <w:pPr>
+        <w:jc w:val="both"/>
+      </w:pPr>
+      <w:r>
+        <w:t>Two scope notes carry into everything below. These folds are at 10 sampling</w:t>
+      </w:r>
+    </w:p>
+    <w:p>
+      <w:pPr>
+        <w:jc w:val="both"/>
+      </w:pPr>
+      <w:r>
+        <w:t>steps, so the magnitudes are lower bounds (Section 7.13), and the panel is</w:t>
+      </w:r>
+    </w:p>
+    <w:p>
+      <w:pPr>
+        <w:jc w:val="both"/>
+      </w:pPr>
+      <w:r>
+        <w:t>largely training data, so the receptor-side result in particular does not</w:t>
+      </w:r>
+    </w:p>
+    <w:p>
+      <w:pPr>
+        <w:jc w:val="both"/>
+      </w:pPr>
+      <w:r>
+        <w:t>transfer (Section 7.10). The receptor side is the component that degrades most</w:t>
+      </w:r>
+    </w:p>
+    <w:p>
+      <w:pPr>
+        <w:jc w:val="both"/>
+      </w:pPr>
+      <w:r>
+        <w:t>on held-out complexes and gains most at full settings — 0.12 to 1.45 in Cohen's</w:t>
+      </w:r>
+    </w:p>
+    <w:p>
+      <w:pPr>
+        <w:jc w:val="both"/>
+      </w:pPr>
+      <w:r>
+        <w:rPr>
+          <w:i/>
+        </w:rPr>
+        <w:t>d</w:t>
+      </w:r>
+      <w:r>
+        <w:t xml:space="preserve"> — which is a warning that it is the most regime-sensitive quantity measured</w:t>
+      </w:r>
+    </w:p>
+    <w:p>
+      <w:pPr>
+        <w:jc w:val="both"/>
+      </w:pPr>
+      <w:r>
+        <w:t>in this work. Two further experiments address the</w:t>
       </w:r>
     </w:p>
     <w:p>
@@ -17954,6 +18317,108 @@
         <w:rPr>
           <w:b/>
         </w:rPr>
+        <w:t>What Section 7.13 adds.</w:t>
+      </w:r>
+      <w:r>
+        <w:t xml:space="preserve"> That isolation is sound and the 5–6× figure stands,</w:t>
+      </w:r>
+    </w:p>
+    <w:p>
+      <w:pPr>
+        <w:jc w:val="both"/>
+      </w:pPr>
+      <w:r>
+        <w:t>because both arms are folded at the same reduced settings. What changes is the</w:t>
+      </w:r>
+    </w:p>
+    <w:p>
+      <w:pPr>
+        <w:jc w:val="both"/>
+      </w:pPr>
+      <w:r>
+        <w:t>interpretation. Folding stock Boltz-1 at its intended 200 sampling steps reaches</w:t>
+      </w:r>
+    </w:p>
+    <w:p>
+      <w:pPr>
+        <w:jc w:val="both"/>
+      </w:pPr>
+      <w:r>
+        <w:t>+0.287 on ipTM and +11.85 on interface pLDDT, against DeCAF's +0.201 and +9.54</w:t>
+      </w:r>
+    </w:p>
+    <w:p>
+      <w:pPr>
+        <w:jc w:val="both"/>
+      </w:pPr>
+      <w:r>
+        <w:t xml:space="preserve">at ten steps. Distillation is therefore </w:t>
+      </w:r>
+      <w:r>
+        <w:rPr>
+          <w:b/>
+        </w:rPr>
+      </w:r>
+      <w:r>
+        <w:t>not supplying something the stock</w:t>
+      </w:r>
+    </w:p>
+    <w:p>
+      <w:pPr>
+        <w:jc w:val="both"/>
+      </w:pPr>
+      <w:r>
+        <w:t>model lacks — it recovers most of what the stock model already has when run</w:t>
+      </w:r>
+    </w:p>
+    <w:p>
+      <w:pPr>
+        <w:jc w:val="both"/>
+      </w:pPr>
+      <w:r>
+        <w:t>properly, at a twentieth of the sampling budget.</w:t>
+      </w:r>
+      <w:r>
+        <w:rPr>
+          <w:b/>
+        </w:rPr>
+      </w:r>
+      <w:r>
+        <w:t xml:space="preserve"> For a dissertation about</w:t>
+      </w:r>
+    </w:p>
+    <w:p>
+      <w:pPr>
+        <w:jc w:val="both"/>
+      </w:pPr>
+      <w:r>
+        <w:t>efficiency that is the stronger claim, and it is the one the evidence supports:</w:t>
+      </w:r>
+    </w:p>
+    <w:p>
+      <w:pPr>
+        <w:jc w:val="both"/>
+      </w:pPr>
+      <w:r>
+        <w:t>the comparison below measures how much of full-settings behaviour survives a</w:t>
+      </w:r>
+    </w:p>
+    <w:p>
+      <w:pPr>
+        <w:jc w:val="both"/>
+      </w:pPr>
+      <w:r>
+        <w:t>20× cut in sampling, not a new capability.</w:t>
+      </w:r>
+    </w:p>
+    <w:p>
+      <w:pPr>
+        <w:jc w:val="both"/>
+      </w:pPr>
+      <w:r>
+        <w:rPr>
+          <w:b/>
+        </w:rPr>
         <w:t>Order sensitivity — cognate minus its own scramble:</w:t>
       </w:r>
     </w:p>
@@ -22110,6 +22575,58 @@
           <w:sz w:val="23"/>
         </w:rPr>
         <w:t>7.10 Is the Panel Measuring Prediction or Retrieval?</w:t>
+      </w:r>
+    </w:p>
+    <w:p>
+      <w:pPr>
+        <w:jc w:val="both"/>
+      </w:pPr>
+      <w:r>
+        <w:rPr>
+          <w:b/>
+        </w:rPr>
+        <w:t>Both panels in this section were folded at 10 sampling steps.</w:t>
+      </w:r>
+      <w:r>
+        <w:t xml:space="preserve"> Section 7.13</w:t>
+      </w:r>
+    </w:p>
+    <w:p>
+      <w:pPr>
+        <w:jc w:val="both"/>
+      </w:pPr>
+      <w:r>
+        <w:t>shows that regime suppresses the effect three- to sevenfold, so the absolute</w:t>
+      </w:r>
+    </w:p>
+    <w:p>
+      <w:pPr>
+        <w:jc w:val="both"/>
+      </w:pPr>
+      <w:r>
+        <w:t xml:space="preserve">numbers below are lower bounds on both sides of the comparison. The </w:t>
+      </w:r>
+      <w:r>
+        <w:rPr>
+          <w:i/>
+        </w:rPr>
+        <w:t>contrast</w:t>
+      </w:r>
+    </w:p>
+    <w:p>
+      <w:pPr>
+        <w:jc w:val="both"/>
+      </w:pPr>
+      <w:r>
+        <w:t>between in-training and held-out is unaffected — settings are identical across</w:t>
+      </w:r>
+    </w:p>
+    <w:p>
+      <w:pPr>
+        <w:jc w:val="both"/>
+      </w:pPr>
+      <w:r>
+        <w:t>it — which is what this section measures.</w:t>
       </w:r>
     </w:p>
     <w:p>
@@ -27865,6 +28382,38 @@
       </w:pPr>
       <w:r>
         <w:t>not produce. Three sources were available and all three were tested.</w:t>
+      </w:r>
+    </w:p>
+    <w:p>
+      <w:pPr>
+        <w:jc w:val="both"/>
+      </w:pPr>
+      <w:r>
+        <w:t>All folds in this section are at 10 sampling steps, so the precision figures</w:t>
+      </w:r>
+    </w:p>
+    <w:p>
+      <w:pPr>
+        <w:jc w:val="both"/>
+      </w:pPr>
+      <w:r>
+        <w:t>below are lower bounds in the same way as Sections 7.4 to 7.10 (Section 7.13).</w:t>
+      </w:r>
+    </w:p>
+    <w:p>
+      <w:pPr>
+        <w:jc w:val="both"/>
+      </w:pPr>
+      <w:r>
+        <w:t>The filter is a re-reading of scores rather than a new measurement, so a larger</w:t>
+      </w:r>
+    </w:p>
+    <w:p>
+      <w:pPr>
+        <w:jc w:val="both"/>
+      </w:pPr>
+      <w:r>
+        <w:t>underlying effect should if anything sharpen it.</w:t>
       </w:r>
     </w:p>
     <w:p>

--- a/final_dissertation_report.docx
+++ b/final_dissertation_report.docx
@@ -31222,6 +31222,828 @@
           <w:color w:val="2C5282"/>
           <w:sz w:val="22"/>
         </w:rPr>
+        <w:t>7.13.2b Receptor specificity: the practical result changes entirely</w:t>
+      </w:r>
+    </w:p>
+    <w:p>
+      <w:pPr>
+        <w:jc w:val="both"/>
+      </w:pPr>
+      <w:r>
+        <w:t>The scramble control asks whether a readout notices sequence order. Ranking a</w:t>
+      </w:r>
+    </w:p>
+    <w:p>
+      <w:pPr>
+        <w:jc w:val="both"/>
+      </w:pPr>
+      <w:r>
+        <w:t>cognate against its own decoys asks the question a screen actually asks, and it</w:t>
+      </w:r>
+    </w:p>
+    <w:p>
+      <w:pPr>
+        <w:jc w:val="both"/>
+      </w:pPr>
+      <w:r>
+        <w:t>moves further:</w:t>
+      </w:r>
+    </w:p>
+    <w:tbl>
+      <w:tblPr>
+        <w:tblW w:type="auto" w:w="0"/>
+        <w:jc w:val="center"/>
+        <w:tblLook w:firstColumn="1" w:firstRow="1" w:lastColumn="0" w:lastRow="0" w:noHBand="0" w:noVBand="1" w:val="04A0"/>
+        <w:tblBorders>
+          <w:top w:val="single" w:sz="4" w:space="0" w:color="cbd5e0"/>
+          <w:bottom w:val="single" w:sz="4" w:space="0" w:color="cbd5e0"/>
+          <w:left w:val="single" w:sz="4" w:space="0" w:color="cbd5e0"/>
+          <w:right w:val="single" w:sz="4" w:space="0" w:color="cbd5e0"/>
+          <w:insideH w:val="single" w:sz="4" w:space="0" w:color="cbd5e0"/>
+          <w:insideV w:val="single" w:sz="4" w:space="0" w:color="cbd5e0"/>
+        </w:tblBorders>
+      </w:tblPr>
+      <w:tblGrid>
+        <w:gridCol w:w="1290"/>
+        <w:gridCol w:w="1290"/>
+        <w:gridCol w:w="1290"/>
+        <w:gridCol w:w="1290"/>
+        <w:gridCol w:w="1290"/>
+        <w:gridCol w:w="1290"/>
+        <w:gridCol w:w="1290"/>
+      </w:tblGrid>
+      <w:tr>
+        <w:tc>
+          <w:tcPr>
+            <w:tcW w:type="dxa" w:w="1290"/>
+            <w:tcMar>
+              <w:top w:w="100" w:type="dxa"/>
+              <w:bottom w:w="100" w:type="dxa"/>
+              <w:left w:w="120" w:type="dxa"/>
+              <w:right w:w="120" w:type="dxa"/>
+            </w:tcMar>
+            <w:shd w:fill="ebf8ff"/>
+          </w:tcPr>
+          <w:p>
+            <w:pPr>
+              <w:jc w:val="center"/>
+            </w:pPr>
+            <w:r>
+              <w:rPr>
+                <w:b/>
+                <w:color w:val="2B6CB0"/>
+                <w:sz w:val="19"/>
+              </w:rPr>
+              <w:t>Metric</w:t>
+            </w:r>
+          </w:p>
+        </w:tc>
+        <w:tc>
+          <w:tcPr>
+            <w:tcW w:type="dxa" w:w="1290"/>
+            <w:tcMar>
+              <w:top w:w="100" w:type="dxa"/>
+              <w:bottom w:w="100" w:type="dxa"/>
+              <w:left w:w="120" w:type="dxa"/>
+              <w:right w:w="120" w:type="dxa"/>
+            </w:tcMar>
+            <w:shd w:fill="ebf8ff"/>
+          </w:tcPr>
+          <w:p>
+            <w:pPr>
+              <w:jc w:val="center"/>
+            </w:pPr>
+            <w:r>
+              <w:rPr>
+                <w:b/>
+                <w:color w:val="2B6CB0"/>
+                <w:sz w:val="19"/>
+              </w:rPr>
+              <w:t>reduced rank</w:t>
+            </w:r>
+          </w:p>
+        </w:tc>
+        <w:tc>
+          <w:tcPr>
+            <w:tcW w:type="dxa" w:w="1290"/>
+            <w:tcMar>
+              <w:top w:w="100" w:type="dxa"/>
+              <w:bottom w:w="100" w:type="dxa"/>
+              <w:left w:w="120" w:type="dxa"/>
+              <w:right w:w="120" w:type="dxa"/>
+            </w:tcMar>
+            <w:shd w:fill="ebf8ff"/>
+          </w:tcPr>
+          <w:p>
+            <w:pPr>
+              <w:jc w:val="center"/>
+            </w:pPr>
+            <w:r>
+              <w:rPr>
+                <w:b/>
+                <w:color w:val="2B6CB0"/>
+                <w:sz w:val="19"/>
+              </w:rPr>
+              <w:t>full rank</w:t>
+            </w:r>
+          </w:p>
+        </w:tc>
+        <w:tc>
+          <w:tcPr>
+            <w:tcW w:type="dxa" w:w="1290"/>
+            <w:tcMar>
+              <w:top w:w="100" w:type="dxa"/>
+              <w:bottom w:w="100" w:type="dxa"/>
+              <w:left w:w="120" w:type="dxa"/>
+              <w:right w:w="120" w:type="dxa"/>
+            </w:tcMar>
+            <w:shd w:fill="ebf8ff"/>
+          </w:tcPr>
+          <w:p>
+            <w:pPr>
+              <w:jc w:val="center"/>
+            </w:pPr>
+            <w:r>
+              <w:rPr>
+                <w:b/>
+                <w:color w:val="2B6CB0"/>
+                <w:sz w:val="19"/>
+              </w:rPr>
+              <w:t>reduced first</w:t>
+            </w:r>
+          </w:p>
+        </w:tc>
+        <w:tc>
+          <w:tcPr>
+            <w:tcW w:type="dxa" w:w="1290"/>
+            <w:tcMar>
+              <w:top w:w="100" w:type="dxa"/>
+              <w:bottom w:w="100" w:type="dxa"/>
+              <w:left w:w="120" w:type="dxa"/>
+              <w:right w:w="120" w:type="dxa"/>
+            </w:tcMar>
+            <w:shd w:fill="ebf8ff"/>
+          </w:tcPr>
+          <w:p>
+            <w:pPr>
+              <w:jc w:val="center"/>
+            </w:pPr>
+            <w:r>
+              <w:rPr>
+                <w:b/>
+                <w:color w:val="2B6CB0"/>
+                <w:sz w:val="19"/>
+              </w:rPr>
+              <w:t>full first</w:t>
+            </w:r>
+          </w:p>
+        </w:tc>
+        <w:tc>
+          <w:tcPr>
+            <w:tcW w:type="dxa" w:w="1290"/>
+            <w:tcMar>
+              <w:top w:w="100" w:type="dxa"/>
+              <w:bottom w:w="100" w:type="dxa"/>
+              <w:left w:w="120" w:type="dxa"/>
+              <w:right w:w="120" w:type="dxa"/>
+            </w:tcMar>
+            <w:shd w:fill="ebf8ff"/>
+          </w:tcPr>
+          <w:p>
+            <w:pPr>
+              <w:jc w:val="center"/>
+            </w:pPr>
+            <w:r>
+              <w:rPr>
+                <w:b/>
+                <w:color w:val="2B6CB0"/>
+                <w:sz w:val="19"/>
+              </w:rPr>
+              <w:t>reduced AUC</w:t>
+            </w:r>
+          </w:p>
+        </w:tc>
+        <w:tc>
+          <w:tcPr>
+            <w:tcW w:type="dxa" w:w="1290"/>
+            <w:tcMar>
+              <w:top w:w="100" w:type="dxa"/>
+              <w:bottom w:w="100" w:type="dxa"/>
+              <w:left w:w="120" w:type="dxa"/>
+              <w:right w:w="120" w:type="dxa"/>
+            </w:tcMar>
+            <w:shd w:fill="ebf8ff"/>
+          </w:tcPr>
+          <w:p>
+            <w:pPr>
+              <w:jc w:val="center"/>
+            </w:pPr>
+            <w:r>
+              <w:rPr>
+                <w:b/>
+                <w:color w:val="2B6CB0"/>
+                <w:sz w:val="19"/>
+              </w:rPr>
+              <w:t>full AUC</w:t>
+            </w:r>
+          </w:p>
+        </w:tc>
+      </w:tr>
+      <w:tr>
+        <w:tc>
+          <w:tcPr>
+            <w:tcW w:type="dxa" w:w="1290"/>
+            <w:tcMar>
+              <w:top w:w="100" w:type="dxa"/>
+              <w:bottom w:w="100" w:type="dxa"/>
+              <w:left w:w="120" w:type="dxa"/>
+              <w:right w:w="120" w:type="dxa"/>
+            </w:tcMar>
+          </w:tcPr>
+          <w:p>
+            <w:r>
+              <w:rPr>
+                <w:b w:val="0"/>
+                <w:sz w:val="18"/>
+              </w:rPr>
+              <w:t>ipTM</w:t>
+            </w:r>
+          </w:p>
+        </w:tc>
+        <w:tc>
+          <w:tcPr>
+            <w:tcW w:type="dxa" w:w="1290"/>
+            <w:tcMar>
+              <w:top w:w="100" w:type="dxa"/>
+              <w:bottom w:w="100" w:type="dxa"/>
+              <w:left w:w="120" w:type="dxa"/>
+              <w:right w:w="120" w:type="dxa"/>
+            </w:tcMar>
+          </w:tcPr>
+          <w:p>
+            <w:r>
+              <w:rPr>
+                <w:b w:val="0"/>
+                <w:sz w:val="18"/>
+              </w:rPr>
+              <w:t>1.86</w:t>
+            </w:r>
+          </w:p>
+        </w:tc>
+        <w:tc>
+          <w:tcPr>
+            <w:tcW w:type="dxa" w:w="1290"/>
+            <w:tcMar>
+              <w:top w:w="100" w:type="dxa"/>
+              <w:bottom w:w="100" w:type="dxa"/>
+              <w:left w:w="120" w:type="dxa"/>
+              <w:right w:w="120" w:type="dxa"/>
+            </w:tcMar>
+          </w:tcPr>
+          <w:p>
+            <w:r>
+              <w:rPr>
+                <w:b w:val="0"/>
+                <w:sz w:val="18"/>
+              </w:rPr>
+              <w:t>1.41</w:t>
+            </w:r>
+          </w:p>
+        </w:tc>
+        <w:tc>
+          <w:tcPr>
+            <w:tcW w:type="dxa" w:w="1290"/>
+            <w:tcMar>
+              <w:top w:w="100" w:type="dxa"/>
+              <w:bottom w:w="100" w:type="dxa"/>
+              <w:left w:w="120" w:type="dxa"/>
+              <w:right w:w="120" w:type="dxa"/>
+            </w:tcMar>
+          </w:tcPr>
+          <w:p>
+            <w:r>
+              <w:rPr>
+                <w:b w:val="0"/>
+                <w:sz w:val="18"/>
+              </w:rPr>
+              <w:t>11/22</w:t>
+            </w:r>
+          </w:p>
+        </w:tc>
+        <w:tc>
+          <w:tcPr>
+            <w:tcW w:type="dxa" w:w="1290"/>
+            <w:tcMar>
+              <w:top w:w="100" w:type="dxa"/>
+              <w:bottom w:w="100" w:type="dxa"/>
+              <w:left w:w="120" w:type="dxa"/>
+              <w:right w:w="120" w:type="dxa"/>
+            </w:tcMar>
+          </w:tcPr>
+          <w:p>
+            <w:r>
+              <w:rPr>
+                <w:b w:val="0"/>
+                <w:sz w:val="18"/>
+              </w:rPr>
+              <w:t>15/22</w:t>
+            </w:r>
+          </w:p>
+        </w:tc>
+        <w:tc>
+          <w:tcPr>
+            <w:tcW w:type="dxa" w:w="1290"/>
+            <w:tcMar>
+              <w:top w:w="100" w:type="dxa"/>
+              <w:bottom w:w="100" w:type="dxa"/>
+              <w:left w:w="120" w:type="dxa"/>
+              <w:right w:w="120" w:type="dxa"/>
+            </w:tcMar>
+          </w:tcPr>
+          <w:p>
+            <w:r>
+              <w:rPr>
+                <w:b w:val="0"/>
+                <w:sz w:val="18"/>
+              </w:rPr>
+              <w:t>0.684</w:t>
+            </w:r>
+          </w:p>
+        </w:tc>
+        <w:tc>
+          <w:tcPr>
+            <w:tcW w:type="dxa" w:w="1290"/>
+            <w:tcMar>
+              <w:top w:w="100" w:type="dxa"/>
+              <w:bottom w:w="100" w:type="dxa"/>
+              <w:left w:w="120" w:type="dxa"/>
+              <w:right w:w="120" w:type="dxa"/>
+            </w:tcMar>
+          </w:tcPr>
+          <w:p>
+            <w:r>
+              <w:rPr>
+                <w:b w:val="0"/>
+                <w:sz w:val="18"/>
+              </w:rPr>
+              <w:t>0.908</w:t>
+            </w:r>
+          </w:p>
+        </w:tc>
+      </w:tr>
+      <w:tr>
+        <w:tc>
+          <w:tcPr>
+            <w:tcW w:type="dxa" w:w="1290"/>
+            <w:tcMar>
+              <w:top w:w="100" w:type="dxa"/>
+              <w:bottom w:w="100" w:type="dxa"/>
+              <w:left w:w="120" w:type="dxa"/>
+              <w:right w:w="120" w:type="dxa"/>
+            </w:tcMar>
+            <w:shd w:fill="f7fafc"/>
+          </w:tcPr>
+          <w:p>
+            <w:r>
+              <w:rPr>
+                <w:b w:val="0"/>
+                <w:sz w:val="18"/>
+              </w:rPr>
+              <w:t>Interface pLDDT</w:t>
+            </w:r>
+          </w:p>
+        </w:tc>
+        <w:tc>
+          <w:tcPr>
+            <w:tcW w:type="dxa" w:w="1290"/>
+            <w:tcMar>
+              <w:top w:w="100" w:type="dxa"/>
+              <w:bottom w:w="100" w:type="dxa"/>
+              <w:left w:w="120" w:type="dxa"/>
+              <w:right w:w="120" w:type="dxa"/>
+            </w:tcMar>
+            <w:shd w:fill="f7fafc"/>
+          </w:tcPr>
+          <w:p>
+            <w:r>
+              <w:rPr>
+                <w:b w:val="0"/>
+                <w:sz w:val="18"/>
+              </w:rPr>
+              <w:t>1.91</w:t>
+            </w:r>
+          </w:p>
+        </w:tc>
+        <w:tc>
+          <w:tcPr>
+            <w:tcW w:type="dxa" w:w="1290"/>
+            <w:tcMar>
+              <w:top w:w="100" w:type="dxa"/>
+              <w:bottom w:w="100" w:type="dxa"/>
+              <w:left w:w="120" w:type="dxa"/>
+              <w:right w:w="120" w:type="dxa"/>
+            </w:tcMar>
+            <w:shd w:fill="f7fafc"/>
+          </w:tcPr>
+          <w:p>
+            <w:r>
+              <w:rPr>
+                <w:b w:val="0"/>
+                <w:sz w:val="18"/>
+              </w:rPr>
+              <w:t>1.27</w:t>
+            </w:r>
+          </w:p>
+        </w:tc>
+        <w:tc>
+          <w:tcPr>
+            <w:tcW w:type="dxa" w:w="1290"/>
+            <w:tcMar>
+              <w:top w:w="100" w:type="dxa"/>
+              <w:bottom w:w="100" w:type="dxa"/>
+              <w:left w:w="120" w:type="dxa"/>
+              <w:right w:w="120" w:type="dxa"/>
+            </w:tcMar>
+            <w:shd w:fill="f7fafc"/>
+          </w:tcPr>
+          <w:p>
+            <w:r>
+              <w:rPr>
+                <w:b w:val="0"/>
+                <w:sz w:val="18"/>
+              </w:rPr>
+              <w:t>9/22</w:t>
+            </w:r>
+          </w:p>
+        </w:tc>
+        <w:tc>
+          <w:tcPr>
+            <w:tcW w:type="dxa" w:w="1290"/>
+            <w:tcMar>
+              <w:top w:w="100" w:type="dxa"/>
+              <w:bottom w:w="100" w:type="dxa"/>
+              <w:left w:w="120" w:type="dxa"/>
+              <w:right w:w="120" w:type="dxa"/>
+            </w:tcMar>
+            <w:shd w:fill="f7fafc"/>
+          </w:tcPr>
+          <w:p>
+            <w:r>
+              <w:rPr>
+                <w:b w:val="0"/>
+                <w:sz w:val="18"/>
+              </w:rPr>
+              <w:t>17/22</w:t>
+            </w:r>
+          </w:p>
+        </w:tc>
+        <w:tc>
+          <w:tcPr>
+            <w:tcW w:type="dxa" w:w="1290"/>
+            <w:tcMar>
+              <w:top w:w="100" w:type="dxa"/>
+              <w:bottom w:w="100" w:type="dxa"/>
+              <w:left w:w="120" w:type="dxa"/>
+              <w:right w:w="120" w:type="dxa"/>
+            </w:tcMar>
+            <w:shd w:fill="f7fafc"/>
+          </w:tcPr>
+          <w:p>
+            <w:r>
+              <w:rPr>
+                <w:b w:val="0"/>
+                <w:sz w:val="18"/>
+              </w:rPr>
+              <w:t>0.640</w:t>
+            </w:r>
+          </w:p>
+        </w:tc>
+        <w:tc>
+          <w:tcPr>
+            <w:tcW w:type="dxa" w:w="1290"/>
+            <w:tcMar>
+              <w:top w:w="100" w:type="dxa"/>
+              <w:bottom w:w="100" w:type="dxa"/>
+              <w:left w:w="120" w:type="dxa"/>
+              <w:right w:w="120" w:type="dxa"/>
+            </w:tcMar>
+            <w:shd w:fill="f7fafc"/>
+          </w:tcPr>
+          <w:p>
+            <w:r>
+              <w:rPr>
+                <w:b w:val="0"/>
+                <w:sz w:val="18"/>
+              </w:rPr>
+              <w:t>0.943</w:t>
+            </w:r>
+          </w:p>
+        </w:tc>
+      </w:tr>
+      <w:tr>
+        <w:tc>
+          <w:tcPr>
+            <w:tcW w:type="dxa" w:w="1290"/>
+            <w:tcMar>
+              <w:top w:w="100" w:type="dxa"/>
+              <w:bottom w:w="100" w:type="dxa"/>
+              <w:left w:w="120" w:type="dxa"/>
+              <w:right w:w="120" w:type="dxa"/>
+            </w:tcMar>
+          </w:tcPr>
+          <w:p>
+            <w:r>
+              <w:rPr>
+                <w:b w:val="0"/>
+                <w:sz w:val="18"/>
+              </w:rPr>
+              <w:t>Receptor side</w:t>
+            </w:r>
+          </w:p>
+        </w:tc>
+        <w:tc>
+          <w:tcPr>
+            <w:tcW w:type="dxa" w:w="1290"/>
+            <w:tcMar>
+              <w:top w:w="100" w:type="dxa"/>
+              <w:bottom w:w="100" w:type="dxa"/>
+              <w:left w:w="120" w:type="dxa"/>
+              <w:right w:w="120" w:type="dxa"/>
+            </w:tcMar>
+          </w:tcPr>
+          <w:p>
+            <w:r>
+              <w:rPr>
+                <w:b w:val="0"/>
+                <w:sz w:val="18"/>
+              </w:rPr>
+              <w:t>2.05</w:t>
+            </w:r>
+          </w:p>
+        </w:tc>
+        <w:tc>
+          <w:tcPr>
+            <w:tcW w:type="dxa" w:w="1290"/>
+            <w:tcMar>
+              <w:top w:w="100" w:type="dxa"/>
+              <w:bottom w:w="100" w:type="dxa"/>
+              <w:left w:w="120" w:type="dxa"/>
+              <w:right w:w="120" w:type="dxa"/>
+            </w:tcMar>
+          </w:tcPr>
+          <w:p>
+            <w:r>
+              <w:rPr>
+                <w:b w:val="0"/>
+                <w:sz w:val="18"/>
+              </w:rPr>
+              <w:t>1.27</w:t>
+            </w:r>
+          </w:p>
+        </w:tc>
+        <w:tc>
+          <w:tcPr>
+            <w:tcW w:type="dxa" w:w="1290"/>
+            <w:tcMar>
+              <w:top w:w="100" w:type="dxa"/>
+              <w:bottom w:w="100" w:type="dxa"/>
+              <w:left w:w="120" w:type="dxa"/>
+              <w:right w:w="120" w:type="dxa"/>
+            </w:tcMar>
+          </w:tcPr>
+          <w:p>
+            <w:r>
+              <w:rPr>
+                <w:b w:val="0"/>
+                <w:sz w:val="18"/>
+              </w:rPr>
+              <w:t>8/22</w:t>
+            </w:r>
+          </w:p>
+        </w:tc>
+        <w:tc>
+          <w:tcPr>
+            <w:tcW w:type="dxa" w:w="1290"/>
+            <w:tcMar>
+              <w:top w:w="100" w:type="dxa"/>
+              <w:bottom w:w="100" w:type="dxa"/>
+              <w:left w:w="120" w:type="dxa"/>
+              <w:right w:w="120" w:type="dxa"/>
+            </w:tcMar>
+          </w:tcPr>
+          <w:p>
+            <w:r>
+              <w:rPr>
+                <w:b w:val="0"/>
+                <w:sz w:val="18"/>
+              </w:rPr>
+              <w:t>17/22</w:t>
+            </w:r>
+          </w:p>
+        </w:tc>
+        <w:tc>
+          <w:tcPr>
+            <w:tcW w:type="dxa" w:w="1290"/>
+            <w:tcMar>
+              <w:top w:w="100" w:type="dxa"/>
+              <w:bottom w:w="100" w:type="dxa"/>
+              <w:left w:w="120" w:type="dxa"/>
+              <w:right w:w="120" w:type="dxa"/>
+            </w:tcMar>
+          </w:tcPr>
+          <w:p>
+            <w:r>
+              <w:rPr>
+                <w:b w:val="0"/>
+                <w:sz w:val="18"/>
+              </w:rPr>
+              <w:t>0.600</w:t>
+            </w:r>
+          </w:p>
+        </w:tc>
+        <w:tc>
+          <w:tcPr>
+            <w:tcW w:type="dxa" w:w="1290"/>
+            <w:tcMar>
+              <w:top w:w="100" w:type="dxa"/>
+              <w:bottom w:w="100" w:type="dxa"/>
+              <w:left w:w="120" w:type="dxa"/>
+              <w:right w:w="120" w:type="dxa"/>
+            </w:tcMar>
+          </w:tcPr>
+          <w:p>
+            <w:r>
+              <w:rPr>
+                <w:b w:val="0"/>
+                <w:sz w:val="18"/>
+              </w:rPr>
+              <w:t>0.943</w:t>
+            </w:r>
+          </w:p>
+        </w:tc>
+      </w:tr>
+    </w:tbl>
+    <w:p/>
+    <w:p>
+      <w:pPr>
+        <w:jc w:val="both"/>
+      </w:pPr>
+      <w:r>
+        <w:t xml:space="preserve">Chance is a rank of 2.50. At the intended settings </w:t>
+      </w:r>
+      <w:r>
+        <w:rPr>
+          <w:b/>
+        </w:rPr>
+      </w:r>
+      <w:r>
+        <w:t>interface pLDDT places the</w:t>
+      </w:r>
+    </w:p>
+    <w:p>
+      <w:pPr>
+        <w:jc w:val="both"/>
+      </w:pPr>
+      <w:r>
+        <w:t>true binder first for 17 of 22 receptors — 77% top-1 accuracy — at a</w:t>
+      </w:r>
+    </w:p>
+    <w:p>
+      <w:pPr>
+        <w:jc w:val="both"/>
+      </w:pPr>
+      <w:r>
+        <w:t>within-receptor AUC of 0.943</w:t>
+      </w:r>
+      <w:r>
+        <w:rPr>
+          <w:b/>
+        </w:rPr>
+      </w:r>
+      <w:r>
+        <w:t>, with p &lt; 1e-4 on every row.</w:t>
+      </w:r>
+    </w:p>
+    <w:p>
+      <w:pPr>
+        <w:jc w:val="both"/>
+      </w:pPr>
+      <w:r>
+        <w:t>For comparison, the best figure anywhere else in this dissertation is DeCAF at</w:t>
+      </w:r>
+    </w:p>
+    <w:p>
+      <w:pPr>
+        <w:jc w:val="both"/>
+      </w:pPr>
+      <w:r>
+        <w:t>ten steps on the in-training panel: rank 1.73, 13 of 22 first, AUC 0.807</w:t>
+      </w:r>
+    </w:p>
+    <w:p>
+      <w:pPr>
+        <w:jc w:val="both"/>
+      </w:pPr>
+      <w:r>
+        <w:t>(Sections 7.8, 7.12). Full-settings stock Boltz-1 exceeds it on every measure.</w:t>
+      </w:r>
+    </w:p>
+    <w:p>
+      <w:pPr>
+        <w:jc w:val="both"/>
+      </w:pPr>
+      <w:r>
+        <w:t>It also exceeds the AUC 0.90 that a recent nanobody benchmark reaches with a</w:t>
+      </w:r>
+    </w:p>
+    <w:p>
+      <w:pPr>
+        <w:jc w:val="both"/>
+      </w:pPr>
+      <w:r>
+        <w:t>model ensemble plus physics-based rescoring — the direction Section 7.12</w:t>
+      </w:r>
+    </w:p>
+    <w:p>
+      <w:pPr>
+        <w:jc w:val="both"/>
+      </w:pPr>
+      <w:r>
+        <w:t>identified as the only credible route past this work's numbers, and which turned</w:t>
+      </w:r>
+    </w:p>
+    <w:p>
+      <w:pPr>
+        <w:jc w:val="both"/>
+      </w:pPr>
+      <w:r>
+        <w:t>out to be unnecessary.</w:t>
+      </w:r>
+    </w:p>
+    <w:p>
+      <w:pPr>
+        <w:jc w:val="both"/>
+      </w:pPr>
+      <w:r>
+        <w:rPr>
+          <w:b/>
+        </w:rPr>
+        <w:t>This is the practical conclusion of the dissertation, and it is positive.</w:t>
+      </w:r>
+    </w:p>
+    <w:p>
+      <w:pPr>
+        <w:jc w:val="both"/>
+      </w:pPr>
+      <w:r>
+        <w:t>Sections 7.2 to 7.12 measure a model run at a twentieth of its sampling budget</w:t>
+      </w:r>
+    </w:p>
+    <w:p>
+      <w:pPr>
+        <w:jc w:val="both"/>
+      </w:pPr>
+      <w:r>
+        <w:t>and conclude that cofolding confidence is a weak screening signal. Run at its</w:t>
+      </w:r>
+    </w:p>
+    <w:p>
+      <w:pPr>
+        <w:jc w:val="both"/>
+      </w:pPr>
+      <w:r>
+        <w:t>intended settings on the same panel, the same readout ranks the true binder</w:t>
+      </w:r>
+    </w:p>
+    <w:p>
+      <w:pPr>
+        <w:jc w:val="both"/>
+      </w:pPr>
+      <w:r>
+        <w:t>first three times in four. The negative results are properties of the regime,</w:t>
+      </w:r>
+    </w:p>
+    <w:p>
+      <w:pPr>
+        <w:jc w:val="both"/>
+      </w:pPr>
+      <w:r>
+        <w:t>not of the method.</w:t>
+      </w:r>
+    </w:p>
+    <w:p>
+      <w:pPr>
+        <w:pStyle w:val="Heading4"/>
+        <w:keepNext/>
+        <w:spacing w:before="200" w:after="80"/>
+      </w:pPr>
+      <w:r>
+        <w:rPr>
+          <w:rFonts w:ascii="Times New Roman" w:hAnsi="Times New Roman"/>
+          <w:b/>
+          <w:color w:val="2C5282"/>
+          <w:sz w:val="22"/>
+        </w:rPr>
         <w:t>7.13.3 Why: the mechanism is Section 7.11's</w:t>
       </w:r>
     </w:p>
@@ -32144,63 +32966,128 @@
         <w:jc w:val="both"/>
       </w:pPr>
       <w:r>
-        <w:t>One model (Boltz-1) and 22 receptors, folded once. Only cognates and scrambles</w:t>
-      </w:r>
-    </w:p>
-    <w:p>
-      <w:pPr>
-        <w:jc w:val="both"/>
-      </w:pPr>
-      <w:r>
-        <w:t>were run, so this resolves the scramble control and not the receptor-specificity</w:t>
-      </w:r>
-    </w:p>
-    <w:p>
-      <w:pPr>
-        <w:jc w:val="both"/>
-      </w:pPr>
-      <w:r>
-        <w:t>rank test — that needs the decoys, another 66 folds at two minutes each. The</w:t>
-      </w:r>
-    </w:p>
-    <w:p>
-      <w:pPr>
-        <w:jc w:val="both"/>
-      </w:pPr>
-      <w:r>
-        <w:t>three settings were raised together, so which of sampling steps, recycling or</w:t>
-      </w:r>
-    </w:p>
-    <w:p>
-      <w:pPr>
-        <w:jc w:val="both"/>
-      </w:pPr>
-      <w:r>
-        <w:t>MSA depth carries the effect is unresolved; Section 7.11's geometry result</w:t>
-      </w:r>
-    </w:p>
-    <w:p>
-      <w:pPr>
-        <w:jc w:val="both"/>
-      </w:pPr>
-      <w:r>
-        <w:t>points at sampling steps, and the script varies each independently for that</w:t>
-      </w:r>
-    </w:p>
-    <w:p>
-      <w:pPr>
-        <w:jc w:val="both"/>
-      </w:pPr>
-      <w:r>
-        <w:t>test. Section 7.5's warning applies here too: this is a single draw, and a</w:t>
-      </w:r>
-    </w:p>
-    <w:p>
-      <w:pPr>
-        <w:jc w:val="both"/>
-      </w:pPr>
-      <w:r>
-        <w:t>single draw has twice misled this dissertation.</w:t>
+        <w:t>One model (Boltz-1) and 22 receptors, folded once — all 132 pairs, so both the</w:t>
+      </w:r>
+    </w:p>
+    <w:p>
+      <w:pPr>
+        <w:jc w:val="both"/>
+      </w:pPr>
+      <w:r>
+        <w:t>scramble control and the rank test are resolved. The three settings were raised</w:t>
+      </w:r>
+    </w:p>
+    <w:p>
+      <w:pPr>
+        <w:jc w:val="both"/>
+      </w:pPr>
+      <w:r>
+        <w:t>together, so which of sampling steps, recycling or MSA depth carries the effect</w:t>
+      </w:r>
+    </w:p>
+    <w:p>
+      <w:pPr>
+        <w:jc w:val="both"/>
+      </w:pPr>
+      <w:r>
+        <w:t>is unresolved; Section 7.11's geometry result points at sampling steps, and the</w:t>
+      </w:r>
+    </w:p>
+    <w:p>
+      <w:pPr>
+        <w:jc w:val="both"/>
+      </w:pPr>
+      <w:r>
+        <w:t>script varies each independently for that test.</w:t>
+      </w:r>
+    </w:p>
+    <w:p>
+      <w:pPr>
+        <w:jc w:val="both"/>
+      </w:pPr>
+      <w:r>
+        <w:t>Section 7.5's warning applies with force: this is a single draw, and a single</w:t>
+      </w:r>
+    </w:p>
+    <w:p>
+      <w:pPr>
+        <w:jc w:val="both"/>
+      </w:pPr>
+      <w:r>
+        <w:t>draw has twice misled this dissertation. The effects here are large enough</w:t>
+      </w:r>
+    </w:p>
+    <w:p>
+      <w:pPr>
+        <w:jc w:val="both"/>
+      </w:pPr>
+      <w:r>
+        <w:t>(</w:t>
+      </w:r>
+      <w:r>
+        <w:rPr>
+          <w:i/>
+        </w:rPr>
+        <w:t>d</w:t>
+      </w:r>
+      <w:r>
+        <w:t xml:space="preserve"> = 1.25–1.52, AUC 0.943) that draw noise is unlikely to reverse them, but</w:t>
+      </w:r>
+    </w:p>
+    <w:p>
+      <w:pPr>
+        <w:jc w:val="both"/>
+      </w:pPr>
+      <w:r>
+        <w:t>the specific figures should be replicated before being quoted as exact values.</w:t>
+      </w:r>
+    </w:p>
+    <w:p>
+      <w:pPr>
+        <w:jc w:val="both"/>
+      </w:pPr>
+      <w:r>
+        <w:t>Two consequences for earlier sections are untested rather than resolved. The</w:t>
+      </w:r>
+    </w:p>
+    <w:p>
+      <w:pPr>
+        <w:jc w:val="both"/>
+      </w:pPr>
+      <w:r>
+        <w:t>held-out comparison of Section 7.10 was run entirely at reduced settings, so</w:t>
+      </w:r>
+    </w:p>
+    <w:p>
+      <w:pPr>
+        <w:jc w:val="both"/>
+      </w:pPr>
+      <w:r>
+        <w:t>whether contamination costs a factor of two at full settings is unknown.</w:t>
+      </w:r>
+    </w:p>
+    <w:p>
+      <w:pPr>
+        <w:jc w:val="both"/>
+      </w:pPr>
+      <w:r>
+        <w:t>And Section 7.12's reciprocal matching lifted precision from 56% to 88% in the</w:t>
+      </w:r>
+    </w:p>
+    <w:p>
+      <w:pPr>
+        <w:jc w:val="both"/>
+      </w:pPr>
+      <w:r>
+        <w:t>suppressed regime; at full settings plain top-1 is already 77%, so the headroom</w:t>
+      </w:r>
+    </w:p>
+    <w:p>
+      <w:pPr>
+        <w:jc w:val="both"/>
+      </w:pPr>
+      <w:r>
+        <w:t>that filter exploits is smaller and its value there is untested.</w:t>
       </w:r>
     </w:p>
     <w:p>
@@ -33464,6 +34351,116 @@
         <w:jc w:val="both"/>
       </w:pPr>
       <w:r>
+        <w:rPr>
+          <w:b/>
+        </w:rPr>
+        <w:t>And the practical conclusion inverts.</w:t>
+      </w:r>
+      <w:r>
+        <w:t xml:space="preserve"> On the receptor-specificity test —</w:t>
+      </w:r>
+    </w:p>
+    <w:p>
+      <w:pPr>
+        <w:jc w:val="both"/>
+      </w:pPr>
+      <w:r>
+        <w:t>ranking a cognate against its own decoys, which is what a screen does —</w:t>
+      </w:r>
+    </w:p>
+    <w:p>
+      <w:pPr>
+        <w:jc w:val="both"/>
+      </w:pPr>
+      <w:r>
+        <w:t xml:space="preserve">interface pLDDT at full settings places the true binder </w:t>
+      </w:r>
+      <w:r>
+        <w:rPr>
+          <w:b/>
+        </w:rPr>
+      </w:r>
+      <w:r>
+        <w:t>first for 17 of 22</w:t>
+      </w:r>
+    </w:p>
+    <w:p>
+      <w:pPr>
+        <w:jc w:val="both"/>
+      </w:pPr>
+      <w:r>
+        <w:t>receptors, 77% top-1, at a within-receptor AUC of 0.943</w:t>
+      </w:r>
+      <w:r>
+        <w:rPr>
+          <w:b/>
+        </w:rPr>
+      </w:r>
+      <w:r>
+        <w:t>, against 0.640 at</w:t>
+      </w:r>
+    </w:p>
+    <w:p>
+      <w:pPr>
+        <w:jc w:val="both"/>
+      </w:pPr>
+      <w:r>
+        <w:t>reduced settings. That exceeds every figure elsewhere in this work, including</w:t>
+      </w:r>
+    </w:p>
+    <w:p>
+      <w:pPr>
+        <w:jc w:val="both"/>
+      </w:pPr>
+      <w:r>
+        <w:t>DeCAF's 0.807, and exceeds the AUC 0.90 a recent nanobody benchmark reaches with</w:t>
+      </w:r>
+    </w:p>
+    <w:p>
+      <w:pPr>
+        <w:jc w:val="both"/>
+      </w:pPr>
+      <w:r>
+        <w:t>model ensembling plus physics rescoring — the direction Section 7.12 identified</w:t>
+      </w:r>
+    </w:p>
+    <w:p>
+      <w:pPr>
+        <w:jc w:val="both"/>
+      </w:pPr>
+      <w:r>
+        <w:t>as the only credible route past these numbers, and which proves unnecessary.</w:t>
+      </w:r>
+    </w:p>
+    <w:p>
+      <w:pPr>
+        <w:jc w:val="both"/>
+      </w:pPr>
+      <w:r>
+        <w:t>Sections 7.2 to 7.12 conclude that cofolding confidence is a weak screening</w:t>
+      </w:r>
+    </w:p>
+    <w:p>
+      <w:pPr>
+        <w:jc w:val="both"/>
+      </w:pPr>
+      <w:r>
+        <w:t>signal; at the model's intended settings, on the same panel, it ranks the true</w:t>
+      </w:r>
+    </w:p>
+    <w:p>
+      <w:pPr>
+        <w:jc w:val="both"/>
+      </w:pPr>
+      <w:r>
+        <w:t>binder first three times in four.</w:t>
+      </w:r>
+    </w:p>
+    <w:p>
+      <w:pPr>
+        <w:jc w:val="both"/>
+      </w:pPr>
+      <w:r>
         <w:t>One further correction belongs here rather than in a footnote. Section 7.10 was</w:t>
       </w:r>
     </w:p>
@@ -33802,7 +34799,49 @@
         <w:jc w:val="both"/>
       </w:pPr>
       <w:r>
-        <w:t>fold takes 106 seconds and is no slower at full alignment depth.</w:t>
+        <w:t>fold takes 106 seconds and is no slower at full alignment depth. The</w:t>
+      </w:r>
+    </w:p>
+    <w:p>
+      <w:pPr>
+        <w:jc w:val="both"/>
+      </w:pPr>
+      <w:r>
+        <w:t>practical difference is not marginal: interface pLDDT ranks the true binder</w:t>
+      </w:r>
+    </w:p>
+    <w:p>
+      <w:pPr>
+        <w:jc w:val="both"/>
+      </w:pPr>
+      <w:r>
+        <w:t xml:space="preserve">first for 9 of 22 receptors at reduced settings and </w:t>
+      </w:r>
+      <w:r>
+        <w:rPr>
+          <w:b/>
+        </w:rPr>
+        <w:t>17 of 22</w:t>
+      </w:r>
+      <w:r>
+        <w:t xml:space="preserve"> at full,</w:t>
+      </w:r>
+    </w:p>
+    <w:p>
+      <w:pPr>
+        <w:jc w:val="both"/>
+      </w:pPr>
+      <w:r>
+        <w:t xml:space="preserve">with within-receptor AUC rising from 0.640 to </w:t>
+      </w:r>
+      <w:r>
+        <w:rPr>
+          <w:b/>
+        </w:rPr>
+        <w:t>0.943</w:t>
+      </w:r>
+      <w:r>
+        <w:t>.</w:t>
       </w:r>
     </w:p>
     <w:p>
